--- a/2. Airport Database System/40841063_HLUM HTET AUNG Part 2 - Database/40841063_Part 2 Database Report.docx
+++ b/2. Airport Database System/40841063_HLUM HTET AUNG Part 2 - Database/40841063_Part 2 Database Report.docx
@@ -137,14 +137,13 @@
           <w:r>
             <w:fldChar w:fldCharType="separate"/>
           </w:r>
-          <w:hyperlink w:anchor="_Toc236649197" w:history="1">
+          <w:hyperlink w:anchor="_Toc237113727" w:history="1">
             <w:r>
               <w:rPr>
                 <w:rStyle w:val="Hyperlink"/>
                 <w:noProof/>
-                <w:lang w:val="en-GB"/>
               </w:rPr>
-              <w:t>Assessment Cover Sheet</w:t>
+              <w:t>Task C</w:t>
             </w:r>
             <w:r>
               <w:rPr>
@@ -165,7 +164,7 @@
                 <w:noProof/>
                 <w:webHidden/>
               </w:rPr>
-              <w:instrText xml:space="preserve"> PAGEREF _Toc236649197 \h </w:instrText>
+              <w:instrText xml:space="preserve"> PAGEREF _Toc237113727 \h </w:instrText>
             </w:r>
             <w:r>
               <w:rPr>
@@ -186,75 +185,6 @@
                 <w:webHidden/>
               </w:rPr>
               <w:t>3</w:t>
-            </w:r>
-            <w:r>
-              <w:rPr>
-                <w:noProof/>
-                <w:webHidden/>
-              </w:rPr>
-              <w:fldChar w:fldCharType="end"/>
-            </w:r>
-          </w:hyperlink>
-        </w:p>
-        <w:p>
-          <w:pPr>
-            <w:pStyle w:val="TOC1"/>
-            <w:tabs>
-              <w:tab w:val="right" w:leader="dot" w:pos="9350"/>
-            </w:tabs>
-            <w:rPr>
-              <w:rFonts w:asciiTheme="minorHAnsi" w:eastAsiaTheme="minorEastAsia" w:hAnsiTheme="minorHAnsi"/>
-              <w:noProof/>
-            </w:rPr>
-          </w:pPr>
-          <w:hyperlink w:anchor="_Toc236649198" w:history="1">
-            <w:r>
-              <w:rPr>
-                <w:rStyle w:val="Hyperlink"/>
-                <w:noProof/>
-              </w:rPr>
-              <w:t>Task C</w:t>
-            </w:r>
-            <w:r>
-              <w:rPr>
-                <w:noProof/>
-                <w:webHidden/>
-              </w:rPr>
-              <w:tab/>
-            </w:r>
-            <w:r>
-              <w:rPr>
-                <w:noProof/>
-                <w:webHidden/>
-              </w:rPr>
-              <w:fldChar w:fldCharType="begin"/>
-            </w:r>
-            <w:r>
-              <w:rPr>
-                <w:noProof/>
-                <w:webHidden/>
-              </w:rPr>
-              <w:instrText xml:space="preserve"> PAGEREF _Toc236649198 \h </w:instrText>
-            </w:r>
-            <w:r>
-              <w:rPr>
-                <w:noProof/>
-                <w:webHidden/>
-              </w:rPr>
-            </w:r>
-            <w:r>
-              <w:rPr>
-                <w:noProof/>
-                <w:webHidden/>
-              </w:rPr>
-              <w:fldChar w:fldCharType="separate"/>
-            </w:r>
-            <w:r>
-              <w:rPr>
-                <w:noProof/>
-                <w:webHidden/>
-              </w:rPr>
-              <w:t>4</w:t>
             </w:r>
             <w:r>
               <w:rPr>
@@ -276,7 +206,7 @@
               <w:noProof/>
             </w:rPr>
           </w:pPr>
-          <w:hyperlink w:anchor="_Toc236649199" w:history="1">
+          <w:hyperlink w:anchor="_Toc237113728" w:history="1">
             <w:r>
               <w:rPr>
                 <w:rStyle w:val="Hyperlink"/>
@@ -303,7 +233,7 @@
                 <w:noProof/>
                 <w:webHidden/>
               </w:rPr>
-              <w:instrText xml:space="preserve"> PAGEREF _Toc236649199 \h </w:instrText>
+              <w:instrText xml:space="preserve"> PAGEREF _Toc237113728 \h </w:instrText>
             </w:r>
             <w:r>
               <w:rPr>
@@ -323,214 +253,7 @@
                 <w:noProof/>
                 <w:webHidden/>
               </w:rPr>
-              <w:t>4</w:t>
-            </w:r>
-            <w:r>
-              <w:rPr>
-                <w:noProof/>
-                <w:webHidden/>
-              </w:rPr>
-              <w:fldChar w:fldCharType="end"/>
-            </w:r>
-          </w:hyperlink>
-        </w:p>
-        <w:p>
-          <w:pPr>
-            <w:pStyle w:val="TOC2"/>
-            <w:tabs>
-              <w:tab w:val="right" w:leader="dot" w:pos="9350"/>
-            </w:tabs>
-            <w:rPr>
-              <w:rFonts w:asciiTheme="minorHAnsi" w:eastAsiaTheme="minorEastAsia" w:hAnsiTheme="minorHAnsi"/>
-              <w:noProof/>
-            </w:rPr>
-          </w:pPr>
-          <w:hyperlink w:anchor="_Toc236649200" w:history="1">
-            <w:r>
-              <w:rPr>
-                <w:rStyle w:val="Hyperlink"/>
-                <w:noProof/>
-              </w:rPr>
-              <w:t>Normalization</w:t>
-            </w:r>
-            <w:r>
-              <w:rPr>
-                <w:noProof/>
-                <w:webHidden/>
-              </w:rPr>
-              <w:tab/>
-            </w:r>
-            <w:r>
-              <w:rPr>
-                <w:noProof/>
-                <w:webHidden/>
-              </w:rPr>
-              <w:fldChar w:fldCharType="begin"/>
-            </w:r>
-            <w:r>
-              <w:rPr>
-                <w:noProof/>
-                <w:webHidden/>
-              </w:rPr>
-              <w:instrText xml:space="preserve"> PAGEREF _Toc236649200 \h </w:instrText>
-            </w:r>
-            <w:r>
-              <w:rPr>
-                <w:noProof/>
-                <w:webHidden/>
-              </w:rPr>
-            </w:r>
-            <w:r>
-              <w:rPr>
-                <w:noProof/>
-                <w:webHidden/>
-              </w:rPr>
-              <w:fldChar w:fldCharType="separate"/>
-            </w:r>
-            <w:r>
-              <w:rPr>
-                <w:noProof/>
-                <w:webHidden/>
-              </w:rPr>
-              <w:t>5</w:t>
-            </w:r>
-            <w:r>
-              <w:rPr>
-                <w:noProof/>
-                <w:webHidden/>
-              </w:rPr>
-              <w:fldChar w:fldCharType="end"/>
-            </w:r>
-          </w:hyperlink>
-        </w:p>
-        <w:p>
-          <w:pPr>
-            <w:pStyle w:val="TOC3"/>
-            <w:tabs>
-              <w:tab w:val="right" w:leader="dot" w:pos="9350"/>
-            </w:tabs>
-            <w:rPr>
-              <w:rFonts w:asciiTheme="minorHAnsi" w:eastAsiaTheme="minorEastAsia" w:hAnsiTheme="minorHAnsi"/>
-              <w:noProof/>
-            </w:rPr>
-          </w:pPr>
-          <w:hyperlink w:anchor="_Toc236649201" w:history="1">
-            <w:r>
-              <w:rPr>
-                <w:rStyle w:val="Hyperlink"/>
-                <w:noProof/>
-              </w:rPr>
-              <w:t>First Normalization</w:t>
-            </w:r>
-            <w:r>
-              <w:rPr>
-                <w:noProof/>
-                <w:webHidden/>
-              </w:rPr>
-              <w:tab/>
-            </w:r>
-            <w:r>
-              <w:rPr>
-                <w:noProof/>
-                <w:webHidden/>
-              </w:rPr>
-              <w:fldChar w:fldCharType="begin"/>
-            </w:r>
-            <w:r>
-              <w:rPr>
-                <w:noProof/>
-                <w:webHidden/>
-              </w:rPr>
-              <w:instrText xml:space="preserve"> PAGEREF _Toc236649201 \h </w:instrText>
-            </w:r>
-            <w:r>
-              <w:rPr>
-                <w:noProof/>
-                <w:webHidden/>
-              </w:rPr>
-            </w:r>
-            <w:r>
-              <w:rPr>
-                <w:noProof/>
-                <w:webHidden/>
-              </w:rPr>
-              <w:fldChar w:fldCharType="separate"/>
-            </w:r>
-            <w:r>
-              <w:rPr>
-                <w:noProof/>
-                <w:webHidden/>
-              </w:rPr>
-              <w:t>5</w:t>
-            </w:r>
-            <w:r>
-              <w:rPr>
-                <w:noProof/>
-                <w:webHidden/>
-              </w:rPr>
-              <w:fldChar w:fldCharType="end"/>
-            </w:r>
-          </w:hyperlink>
-        </w:p>
-        <w:p>
-          <w:pPr>
-            <w:pStyle w:val="TOC3"/>
-            <w:tabs>
-              <w:tab w:val="right" w:leader="dot" w:pos="9350"/>
-            </w:tabs>
-            <w:rPr>
-              <w:rFonts w:asciiTheme="minorHAnsi" w:eastAsiaTheme="minorEastAsia" w:hAnsiTheme="minorHAnsi"/>
-              <w:noProof/>
-            </w:rPr>
-          </w:pPr>
-          <w:hyperlink w:anchor="_Toc236649202" w:history="1">
-            <w:r>
-              <w:rPr>
-                <w:rStyle w:val="Hyperlink"/>
-                <w:noProof/>
-              </w:rPr>
-              <w:t>Second Normalization</w:t>
-            </w:r>
-            <w:r>
-              <w:rPr>
-                <w:noProof/>
-                <w:webHidden/>
-              </w:rPr>
-              <w:tab/>
-            </w:r>
-            <w:r>
-              <w:rPr>
-                <w:noProof/>
-                <w:webHidden/>
-              </w:rPr>
-              <w:fldChar w:fldCharType="begin"/>
-            </w:r>
-            <w:r>
-              <w:rPr>
-                <w:noProof/>
-                <w:webHidden/>
-              </w:rPr>
-              <w:instrText xml:space="preserve"> PAGEREF _Toc236649202 \h </w:instrText>
-            </w:r>
-            <w:r>
-              <w:rPr>
-                <w:noProof/>
-                <w:webHidden/>
-              </w:rPr>
-            </w:r>
-            <w:r>
-              <w:rPr>
-                <w:noProof/>
-                <w:webHidden/>
-              </w:rPr>
-              <w:fldChar w:fldCharType="separate"/>
-            </w:r>
-            <w:r>
-              <w:rPr>
-                <w:noProof/>
-                <w:webHidden/>
-              </w:rPr>
-              <w:t>5</w:t>
+              <w:t>3</w:t>
             </w:r>
             <w:r>
               <w:rPr>
@@ -554,6 +277,9 @@
       </w:sdtContent>
     </w:sdt>
     <w:p>
+      <w:pPr>
+        <w:pStyle w:val="Heading1"/>
+      </w:pPr>
       <w:r>
         <w:br w:type="page"/>
       </w:r>
@@ -561,520 +287,733 @@
     <w:p>
       <w:pPr>
         <w:pStyle w:val="Heading1"/>
-        <w:rPr>
-          <w:lang w:val="en-GB"/>
-        </w:rPr>
-      </w:pPr>
-      <w:bookmarkStart w:id="0" w:name="_Toc236649197"/>
-      <w:r>
-        <w:rPr>
-          <w:lang w:val="en-GB"/>
-        </w:rPr>
+      </w:pPr>
+      <w:bookmarkStart w:id="0" w:name="_Toc237113727"/>
+      <w:r>
         <w:lastRenderedPageBreak/>
-        <w:t>Assessment Cover Sheet</w:t>
+        <w:t>Task C</w:t>
       </w:r>
       <w:bookmarkEnd w:id="0"/>
     </w:p>
     <w:p>
       <w:pPr>
-        <w:spacing w:line="278" w:lineRule="auto"/>
-        <w:jc w:val="left"/>
-        <w:rPr>
-          <w:b/>
-          <w:bCs/>
-        </w:rPr>
-      </w:pPr>
-      <w:r>
-        <w:rPr>
-          <w:b/>
-          <w:bCs/>
-          <w:lang w:val="en-GB"/>
-        </w:rPr>
-        <w:t xml:space="preserve">MODULE NUMBER: </w:t>
-      </w:r>
-      <w:r>
-        <w:rPr>
-          <w:b/>
-          <w:bCs/>
-        </w:rPr>
-        <w:t>XL003332_2025-6_TR3_001 - Database Systems (SET09801/SET11801) TR3</w:t>
-      </w:r>
-    </w:p>
-    <w:p>
-      <w:pPr>
-        <w:spacing w:line="278" w:lineRule="auto"/>
-        <w:jc w:val="left"/>
-        <w:rPr>
-          <w:b/>
-          <w:bCs/>
-          <w:lang w:val="en-GB"/>
-        </w:rPr>
-      </w:pPr>
-      <w:r>
-        <w:rPr>
-          <w:b/>
-          <w:bCs/>
-          <w:lang w:val="en-GB"/>
-        </w:rPr>
-        <w:t>TRIMESTER AND ACADEMIC YEAR:</w:t>
-      </w:r>
-      <w:r>
-        <w:rPr>
-          <w:b/>
-          <w:bCs/>
-          <w:lang w:val="en-GB"/>
-        </w:rPr>
-        <w:t xml:space="preserve"> 2025-2026</w:t>
-      </w:r>
-    </w:p>
-    <w:p>
-      <w:pPr>
-        <w:spacing w:line="278" w:lineRule="auto"/>
-        <w:jc w:val="left"/>
-        <w:rPr>
-          <w:i/>
-          <w:iCs/>
-          <w:lang w:val="en-GB"/>
-        </w:rPr>
-      </w:pPr>
-      <w:r>
-        <w:rPr>
-          <w:i/>
-          <w:iCs/>
-          <w:lang w:val="en-GB"/>
-        </w:rPr>
-        <w:t xml:space="preserve">I declare that, except where explicit reference is made to the contribution of others*, that this assignment is the result of my own work and has not been submitted for any module or programme degree at the Edinburgh Napier University or any other institution. This is in accordance with </w:t>
-      </w:r>
-      <w:hyperlink r:id="rId8" w:history="1">
-        <w:r>
-          <w:rPr>
-            <w:rStyle w:val="Hyperlink"/>
-            <w:i/>
-            <w:iCs/>
-            <w:lang w:val="en-GB"/>
-          </w:rPr>
-          <w:t>Edinburgh Napier University’s Academic Integrity Regulations</w:t>
-        </w:r>
-      </w:hyperlink>
-      <w:r>
-        <w:rPr>
-          <w:i/>
-          <w:iCs/>
-          <w:lang w:val="en-GB"/>
-        </w:rPr>
-        <w:t>.</w:t>
-      </w:r>
-    </w:p>
-    <w:p>
-      <w:pPr>
-        <w:spacing w:line="278" w:lineRule="auto"/>
-        <w:jc w:val="left"/>
-        <w:rPr>
-          <w:b/>
-          <w:bCs/>
-          <w:i/>
-          <w:iCs/>
-          <w:lang w:val="en-GB"/>
-        </w:rPr>
-      </w:pPr>
-    </w:p>
-    <w:p>
-      <w:pPr>
-        <w:spacing w:line="278" w:lineRule="auto"/>
-        <w:jc w:val="left"/>
-        <w:rPr>
-          <w:lang w:val="en-GB"/>
-        </w:rPr>
-      </w:pPr>
-      <w:r>
-        <w:rPr>
-          <w:b/>
-          <w:bCs/>
-          <w:i/>
-          <w:iCs/>
-          <w:lang w:val="en-GB"/>
-        </w:rPr>
-        <w:t>*IMPORTANT:</w:t>
-      </w:r>
-      <w:r>
-        <w:rPr>
-          <w:i/>
-          <w:iCs/>
-          <w:lang w:val="en-GB"/>
-        </w:rPr>
-        <w:t xml:space="preserve"> Please declare here whether you have used </w:t>
-      </w:r>
-      <w:r>
-        <w:rPr>
-          <w:b/>
-          <w:bCs/>
-          <w:i/>
-          <w:iCs/>
-          <w:lang w:val="en-GB"/>
-        </w:rPr>
-        <w:t>Artificial Intelligence (AI) tools</w:t>
-      </w:r>
-      <w:r>
-        <w:rPr>
-          <w:i/>
-          <w:iCs/>
-          <w:lang w:val="en-GB"/>
-        </w:rPr>
-        <w:t>, and to what extent</w:t>
-      </w:r>
-      <w:r>
-        <w:rPr>
-          <w:lang w:val="en-GB"/>
-        </w:rPr>
-        <w:t>:</w:t>
-      </w:r>
-    </w:p>
-    <w:p>
-      <w:pPr>
-        <w:spacing w:line="278" w:lineRule="auto"/>
-        <w:jc w:val="left"/>
-        <w:rPr>
-          <w:lang w:val="en-GB"/>
-        </w:rPr>
-      </w:pPr>
-      <w:r>
-        <w:rPr>
-          <w:rFonts w:ascii="Segoe UI Symbol" w:hAnsi="Segoe UI Symbol" w:cs="Segoe UI Symbol"/>
-          <w:lang w:val="en-GB"/>
-        </w:rPr>
-        <w:t>☐</w:t>
-      </w:r>
-      <w:r>
-        <w:rPr>
-          <w:lang w:val="en-GB"/>
-        </w:rPr>
-        <w:t xml:space="preserve"> No, I have not used such tools</w:t>
-      </w:r>
-    </w:p>
-    <w:p>
-      <w:pPr>
-        <w:spacing w:line="278" w:lineRule="auto"/>
-        <w:jc w:val="left"/>
-        <w:rPr>
-          <w:rFonts w:ascii="Segoe UI Symbol" w:hAnsi="Segoe UI Symbol" w:cs="Segoe UI Symbol"/>
-        </w:rPr>
-      </w:pPr>
-      <w:r>
-        <w:rPr>
-          <w:rFonts w:ascii="Segoe UI Symbol" w:hAnsi="Segoe UI Symbol" w:cs="Segoe UI Symbol"/>
-        </w:rPr>
-        <w:t>☒</w:t>
-      </w:r>
-      <w:r>
-        <w:rPr>
-          <w:rFonts w:ascii="Segoe UI Symbol" w:hAnsi="Segoe UI Symbol" w:cs="Segoe UI Symbol"/>
-        </w:rPr>
-        <w:t xml:space="preserve"> </w:t>
-      </w:r>
-      <w:r>
-        <w:rPr>
-          <w:lang w:val="en-GB"/>
-        </w:rPr>
-        <w:t>Yes, I have used such tools</w:t>
-      </w:r>
-    </w:p>
-    <w:p>
-      <w:pPr>
-        <w:spacing w:line="278" w:lineRule="auto"/>
-        <w:jc w:val="left"/>
-        <w:rPr>
-          <w:lang w:val="en-GB"/>
-        </w:rPr>
-      </w:pPr>
-      <w:r>
-        <w:rPr>
-          <w:lang w:val="en-GB"/>
-        </w:rPr>
-        <w:t>If you answered YES here, please, in around 150 words, describe how (and at which points) you have used such tools to support your completion of this assessment:</w:t>
-      </w:r>
-    </w:p>
-    <w:p>
-      <w:pPr>
-        <w:spacing w:line="278" w:lineRule="auto"/>
-        <w:jc w:val="left"/>
-        <w:rPr>
-          <w:lang w:val="en-GB"/>
-        </w:rPr>
-      </w:pPr>
-      <w:r>
-        <w:rPr>
-          <w:noProof/>
-          <w:lang w:val="en-GB"/>
-        </w:rPr>
-        <mc:AlternateContent>
-          <mc:Choice Requires="wps">
-            <w:drawing>
-              <wp:anchor distT="0" distB="0" distL="114300" distR="114300" simplePos="0" relativeHeight="251659264" behindDoc="0" locked="0" layoutInCell="1" allowOverlap="1" wp14:anchorId="213CE1B4" wp14:editId="5FDA62EB">
-                <wp:simplePos x="0" y="0"/>
-                <wp:positionH relativeFrom="column">
-                  <wp:posOffset>-7620</wp:posOffset>
-                </wp:positionH>
-                <wp:positionV relativeFrom="paragraph">
-                  <wp:posOffset>89535</wp:posOffset>
-                </wp:positionV>
-                <wp:extent cx="5989320" cy="2644140"/>
-                <wp:effectExtent l="0" t="0" r="11430" b="22860"/>
-                <wp:wrapNone/>
-                <wp:docPr id="501203176" name="Text Box 4"/>
-                <wp:cNvGraphicFramePr>
-                  <a:graphicFrameLocks xmlns:a="http://schemas.openxmlformats.org/drawingml/2006/main"/>
-                </wp:cNvGraphicFramePr>
-                <a:graphic xmlns:a="http://schemas.openxmlformats.org/drawingml/2006/main">
-                  <a:graphicData uri="http://schemas.microsoft.com/office/word/2010/wordprocessingShape">
-                    <wps:wsp>
-                      <wps:cNvSpPr txBox="1">
-                        <a:spLocks/>
-                      </wps:cNvSpPr>
-                      <wps:spPr>
-                        <a:xfrm>
-                          <a:off x="0" y="0"/>
-                          <a:ext cx="5989320" cy="2644140"/>
-                        </a:xfrm>
-                        <a:prstGeom prst="rect">
-                          <a:avLst/>
-                        </a:prstGeom>
-                        <a:solidFill>
-                          <a:schemeClr val="lt1"/>
-                        </a:solidFill>
-                        <a:ln w="6350">
-                          <a:solidFill>
-                            <a:prstClr val="black"/>
-                          </a:solidFill>
-                        </a:ln>
-                      </wps:spPr>
-                      <wps:txbx>
-                        <w:txbxContent>
-                          <w:p>
-                            <w:r>
-                              <w:t xml:space="preserve">I have used AI tools to check grammar for my paragraphs, with careful practices not to change any original meaning or context of my text. As English is not my first language, there are some minor grammar mistakes in my report. To fix these, AI tools Grammarly and Quill bot are used in order to improve my writing </w:t>
-                            </w:r>
-                            <w:r>
-                              <w:t>and make it more academic.</w:t>
-                            </w:r>
-                          </w:p>
-                          <w:p/>
-                          <w:p/>
-                          <w:p/>
-                          <w:p/>
-                          <w:p/>
-                          <w:p/>
-                        </w:txbxContent>
-                      </wps:txbx>
-                      <wps:bodyPr rot="0" spcFirstLastPara="0" vertOverflow="clip" horzOverflow="clip" vert="horz" wrap="square" lIns="91440" tIns="45720" rIns="91440" bIns="45720" numCol="1" spcCol="0" rtlCol="0" fromWordArt="0" anchor="t" anchorCtr="0" forceAA="0" compatLnSpc="1">
-                        <a:prstTxWarp prst="textNoShape">
-                          <a:avLst/>
-                        </a:prstTxWarp>
-                        <a:noAutofit/>
-                      </wps:bodyPr>
-                    </wps:wsp>
-                  </a:graphicData>
-                </a:graphic>
-                <wp14:sizeRelH relativeFrom="page">
-                  <wp14:pctWidth>0</wp14:pctWidth>
-                </wp14:sizeRelH>
-                <wp14:sizeRelV relativeFrom="margin">
-                  <wp14:pctHeight>0</wp14:pctHeight>
-                </wp14:sizeRelV>
-              </wp:anchor>
-            </w:drawing>
-          </mc:Choice>
-          <mc:Fallback>
-            <w:pict>
-              <v:shapetype w14:anchorId="213CE1B4" id="_x0000_t202" coordsize="21600,21600" o:spt="202" path="m,l,21600r21600,l21600,xe">
-                <v:stroke joinstyle="miter"/>
-                <v:path gradientshapeok="t" o:connecttype="rect"/>
-              </v:shapetype>
-              <v:shape id="Text Box 4" o:spid="_x0000_s1026" type="#_x0000_t202" style="position:absolute;margin-left:-.6pt;margin-top:7.05pt;width:471.6pt;height:208.2pt;z-index:251659264;visibility:visible;mso-wrap-style:square;mso-width-percent:0;mso-height-percent:0;mso-wrap-distance-left:9pt;mso-wrap-distance-top:0;mso-wrap-distance-right:9pt;mso-wrap-distance-bottom:0;mso-position-horizontal:absolute;mso-position-horizontal-relative:text;mso-position-vertical:absolute;mso-position-vertical-relative:text;mso-width-percent:0;mso-height-percent:0;mso-width-relative:page;mso-height-relative:margin;v-text-anchor:top" o:gfxdata="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" fillcolor="white [3201]" strokeweight=".5pt">
-                <v:path arrowok="t"/>
-                <v:textbox>
-                  <w:txbxContent>
-                    <w:p>
-                      <w:r>
-                        <w:t xml:space="preserve">I have used AI tools to check grammar for my paragraphs, with careful practices not to change any original meaning or context of my text. As English is not my first language, there are some minor grammar mistakes in my report. To fix these, AI tools Grammarly and Quill bot are used in order to improve my writing </w:t>
-                      </w:r>
-                      <w:r>
-                        <w:t>and make it more academic.</w:t>
-                      </w:r>
-                    </w:p>
-                    <w:p/>
-                    <w:p/>
-                    <w:p/>
-                    <w:p/>
-                    <w:p/>
-                    <w:p/>
-                  </w:txbxContent>
-                </v:textbox>
-              </v:shape>
-            </w:pict>
-          </mc:Fallback>
-        </mc:AlternateContent>
-      </w:r>
-    </w:p>
-    <w:p>
-      <w:pPr>
-        <w:spacing w:line="278" w:lineRule="auto"/>
-        <w:jc w:val="left"/>
-        <w:rPr>
-          <w:lang w:val="en-GB"/>
-        </w:rPr>
-      </w:pPr>
-    </w:p>
-    <w:p>
-      <w:pPr>
-        <w:spacing w:line="278" w:lineRule="auto"/>
-        <w:jc w:val="left"/>
-        <w:rPr>
-          <w:lang w:val="en-GB"/>
-        </w:rPr>
-      </w:pPr>
-    </w:p>
-    <w:p>
-      <w:pPr>
-        <w:spacing w:line="278" w:lineRule="auto"/>
-        <w:jc w:val="left"/>
-        <w:rPr>
-          <w:lang w:val="en-GB"/>
-        </w:rPr>
-      </w:pPr>
-    </w:p>
-    <w:p>
-      <w:pPr>
-        <w:spacing w:line="278" w:lineRule="auto"/>
-        <w:jc w:val="left"/>
-        <w:rPr>
-          <w:lang w:val="en-GB"/>
-        </w:rPr>
-      </w:pPr>
-    </w:p>
-    <w:p>
-      <w:pPr>
-        <w:spacing w:line="278" w:lineRule="auto"/>
-        <w:jc w:val="left"/>
-        <w:rPr>
-          <w:lang w:val="en-GB"/>
-        </w:rPr>
-      </w:pPr>
-    </w:p>
-    <w:p>
-      <w:pPr>
-        <w:spacing w:line="278" w:lineRule="auto"/>
-        <w:jc w:val="left"/>
-        <w:rPr>
-          <w:lang w:val="en-GB"/>
-        </w:rPr>
-      </w:pPr>
-    </w:p>
-    <w:p>
-      <w:pPr>
-        <w:spacing w:line="278" w:lineRule="auto"/>
-        <w:jc w:val="left"/>
-        <w:rPr>
-          <w:lang w:val="en-GB"/>
-        </w:rPr>
-      </w:pPr>
-    </w:p>
-    <w:p>
-      <w:pPr>
-        <w:spacing w:line="278" w:lineRule="auto"/>
-        <w:jc w:val="left"/>
-        <w:rPr>
-          <w:lang w:val="en-GB"/>
-        </w:rPr>
-      </w:pPr>
-    </w:p>
-    <w:p>
-      <w:pPr>
-        <w:spacing w:line="278" w:lineRule="auto"/>
-        <w:jc w:val="left"/>
-        <w:rPr>
-          <w:lang w:val="en-GB"/>
-        </w:rPr>
-      </w:pPr>
-    </w:p>
-    <w:p>
-      <w:pPr>
-        <w:spacing w:line="278" w:lineRule="auto"/>
-        <w:jc w:val="left"/>
-        <w:rPr>
-          <w:lang w:val="en-GB"/>
-        </w:rPr>
-      </w:pPr>
-      <w:r>
-        <w:rPr>
-          <w:lang w:val="en-GB"/>
-        </w:rPr>
-        <w:t>NAME:</w:t>
-      </w:r>
-      <w:r>
-        <w:rPr>
-          <w:lang w:val="en-GB"/>
-        </w:rPr>
-        <w:t xml:space="preserve"> HLUM HTET AUNG</w:t>
-      </w:r>
-    </w:p>
-    <w:p>
-      <w:pPr>
-        <w:spacing w:line="278" w:lineRule="auto"/>
-        <w:jc w:val="left"/>
-        <w:rPr>
-          <w:lang w:val="en-GB"/>
-        </w:rPr>
-      </w:pPr>
-      <w:r>
-        <w:rPr>
-          <w:lang w:val="en-GB"/>
-        </w:rPr>
-        <w:t xml:space="preserve">STUDENT NUMBER: </w:t>
-      </w:r>
-      <w:r>
-        <w:rPr>
-          <w:lang w:val="en-GB"/>
-        </w:rPr>
-        <w:t>40841063</w:t>
-      </w:r>
-    </w:p>
-    <w:p>
-      <w:pPr>
-        <w:spacing w:line="278" w:lineRule="auto"/>
-        <w:jc w:val="left"/>
-        <w:rPr>
-          <w:lang w:val="en-GB"/>
-        </w:rPr>
-      </w:pPr>
-      <w:r>
-        <w:rPr>
-          <w:lang w:val="en-GB"/>
-        </w:rPr>
-        <w:br w:type="page"/>
-      </w:r>
-    </w:p>
-    <w:p>
-      <w:pPr>
-        <w:pStyle w:val="Heading1"/>
-      </w:pPr>
-      <w:bookmarkStart w:id="1" w:name="_Toc236649198"/>
-      <w:r>
-        <w:lastRenderedPageBreak/>
-        <w:t>Task C</w:t>
+        <w:pStyle w:val="Heading2"/>
+      </w:pPr>
+      <w:bookmarkStart w:id="1" w:name="_Toc237113728"/>
+      <w:r>
+        <w:t>Relational Schema</w:t>
       </w:r>
       <w:bookmarkEnd w:id="1"/>
     </w:p>
     <w:p>
-      <w:pPr>
-        <w:pStyle w:val="Heading2"/>
-      </w:pPr>
-      <w:bookmarkStart w:id="2" w:name="_Toc236649199"/>
-      <w:r>
-        <w:t>Relational Schema</w:t>
-      </w:r>
-      <w:bookmarkEnd w:id="2"/>
+      <w:r>
+        <w:tab/>
+      </w:r>
+      <w:r>
+        <w:t>The entity relation diagram of the airport database system include</w:t>
+      </w:r>
+      <w:r>
+        <w:t xml:space="preserve">s 3 main tables – Employee, Airplane, and Test Events. These tables have sub-tables, lookup tables, and composite tables that </w:t>
+      </w:r>
+      <w:r>
+        <w:t>join</w:t>
+      </w:r>
+      <w:r>
+        <w:t xml:space="preserve"> them together.</w:t>
+      </w:r>
+      <w:r>
+        <w:t xml:space="preserve"> The relational schema of the database system is –</w:t>
+      </w:r>
     </w:p>
     <w:p>
+      <w:r>
+        <w:rPr>
+          <w:b/>
+          <w:bCs/>
+        </w:rPr>
+        <w:t>Employee</w:t>
+      </w:r>
+      <w:r>
+        <w:t xml:space="preserve"> (</w:t>
+      </w:r>
+      <w:r>
+        <w:rPr>
+          <w:u w:val="single"/>
+        </w:rPr>
+        <w:t>social security number</w:t>
+      </w:r>
+      <w:r>
+        <w:t xml:space="preserve">, name, address, phone number, salary, </w:t>
+      </w:r>
+      <w:r>
+        <w:rPr>
+          <w:i/>
+          <w:iCs/>
+        </w:rPr>
+        <w:t>union id</w:t>
+      </w:r>
+      <w:r>
+        <w:t>)</w:t>
+      </w:r>
+    </w:p>
+    <w:p>
+      <w:r>
+        <w:rPr>
+          <w:b/>
+          <w:bCs/>
+        </w:rPr>
+        <w:t>Union</w:t>
+      </w:r>
+      <w:r>
+        <w:t xml:space="preserve"> (</w:t>
+      </w:r>
+      <w:r>
+        <w:rPr>
+          <w:u w:val="single"/>
+        </w:rPr>
+        <w:t>union id</w:t>
+      </w:r>
+      <w:r>
+        <w:t>, union name</w:t>
+      </w:r>
+      <w:r>
+        <w:t>, membership status</w:t>
+      </w:r>
+      <w:r>
+        <w:t>)</w:t>
+      </w:r>
+    </w:p>
+    <w:p>
+      <w:r>
+        <w:rPr>
+          <w:b/>
+          <w:bCs/>
+        </w:rPr>
+        <w:t>Airplane</w:t>
+      </w:r>
+      <w:r>
+        <w:t xml:space="preserve"> (</w:t>
+      </w:r>
+      <w:r>
+        <w:rPr>
+          <w:u w:val="single"/>
+        </w:rPr>
+        <w:t>registration number</w:t>
+      </w:r>
+      <w:r>
+        <w:t xml:space="preserve">, </w:t>
+      </w:r>
+      <w:r>
+        <w:rPr>
+          <w:i/>
+          <w:iCs/>
+        </w:rPr>
+        <w:t>model number</w:t>
+      </w:r>
+      <w:r>
+        <w:t>)</w:t>
+      </w:r>
+    </w:p>
+    <w:p>
+      <w:pPr>
+        <w:pStyle w:val="ListParagraph"/>
+        <w:numPr>
+          <w:ilvl w:val="0"/>
+          <w:numId w:val="12"/>
+        </w:numPr>
+      </w:pPr>
+      <w:r>
+        <w:rPr>
+          <w:i/>
+          <w:iCs/>
+        </w:rPr>
+        <w:t xml:space="preserve">Model number </w:t>
+      </w:r>
+      <w:r>
+        <w:rPr>
+          <w:i/>
+          <w:iCs/>
+        </w:rPr>
+        <w:t>→</w:t>
+      </w:r>
+      <w:r>
+        <w:rPr>
+          <w:i/>
+          <w:iCs/>
+        </w:rPr>
+        <w:t xml:space="preserve"> </w:t>
+      </w:r>
+      <w:r>
+        <w:rPr>
+          <w:b/>
+          <w:bCs/>
+        </w:rPr>
+        <w:t xml:space="preserve">Airplane models </w:t>
+      </w:r>
+      <w:r>
+        <w:t>(</w:t>
+      </w:r>
+      <w:r>
+        <w:rPr>
+          <w:u w:val="single"/>
+        </w:rPr>
+        <w:t>model number</w:t>
+      </w:r>
+      <w:r>
+        <w:t>)</w:t>
+      </w:r>
+    </w:p>
+    <w:p>
+      <w:r>
+        <w:rPr>
+          <w:b/>
+          <w:bCs/>
+        </w:rPr>
+        <w:t>Test Events</w:t>
+      </w:r>
+      <w:r>
+        <w:t xml:space="preserve"> (</w:t>
+      </w:r>
+      <w:r>
+        <w:rPr>
+          <w:u w:val="single"/>
+        </w:rPr>
+        <w:t>test event number</w:t>
+      </w:r>
+      <w:r>
+        <w:t xml:space="preserve">, </w:t>
+      </w:r>
+      <w:r>
+        <w:rPr>
+          <w:i/>
+          <w:iCs/>
+        </w:rPr>
+        <w:t>test number</w:t>
+      </w:r>
+      <w:r>
+        <w:t xml:space="preserve">, </w:t>
+      </w:r>
+      <w:r>
+        <w:rPr>
+          <w:i/>
+          <w:iCs/>
+        </w:rPr>
+        <w:t>registration number</w:t>
+      </w:r>
+      <w:r>
+        <w:t xml:space="preserve">, </w:t>
+      </w:r>
+      <w:r>
+        <w:rPr>
+          <w:i/>
+          <w:iCs/>
+        </w:rPr>
+        <w:t>social security number</w:t>
+      </w:r>
+      <w:r>
+        <w:t>, date, hours spent, score)</w:t>
+      </w:r>
+    </w:p>
+    <w:p>
+      <w:pPr>
+        <w:pStyle w:val="ListParagraph"/>
+        <w:numPr>
+          <w:ilvl w:val="0"/>
+          <w:numId w:val="12"/>
+        </w:numPr>
+      </w:pPr>
+      <w:r>
+        <w:rPr>
+          <w:i/>
+          <w:iCs/>
+        </w:rPr>
+        <w:t xml:space="preserve">Test number </w:t>
+      </w:r>
+      <w:r>
+        <w:rPr>
+          <w:i/>
+          <w:iCs/>
+        </w:rPr>
+        <w:t>→</w:t>
+      </w:r>
+      <w:r>
+        <w:rPr>
+          <w:i/>
+          <w:iCs/>
+        </w:rPr>
+        <w:t xml:space="preserve"> </w:t>
+      </w:r>
+      <w:r>
+        <w:rPr>
+          <w:b/>
+          <w:bCs/>
+        </w:rPr>
+        <w:t xml:space="preserve">Airworthy test model </w:t>
+      </w:r>
+      <w:r>
+        <w:t>(</w:t>
+      </w:r>
+      <w:r>
+        <w:rPr>
+          <w:u w:val="single"/>
+        </w:rPr>
+        <w:t>test number</w:t>
+      </w:r>
+      <w:r>
+        <w:t>)</w:t>
+      </w:r>
+    </w:p>
+    <w:p>
+      <w:pPr>
+        <w:pStyle w:val="ListParagraph"/>
+        <w:numPr>
+          <w:ilvl w:val="0"/>
+          <w:numId w:val="12"/>
+        </w:numPr>
+      </w:pPr>
+      <w:r>
+        <w:rPr>
+          <w:i/>
+          <w:iCs/>
+        </w:rPr>
+        <w:t xml:space="preserve">Registration number </w:t>
+      </w:r>
+      <w:r>
+        <w:rPr>
+          <w:i/>
+          <w:iCs/>
+        </w:rPr>
+        <w:t>→</w:t>
+      </w:r>
+      <w:r>
+        <w:rPr>
+          <w:i/>
+          <w:iCs/>
+        </w:rPr>
+        <w:t xml:space="preserve"> </w:t>
+      </w:r>
+      <w:r>
+        <w:rPr>
+          <w:b/>
+          <w:bCs/>
+        </w:rPr>
+        <w:t xml:space="preserve">Airplane </w:t>
+      </w:r>
+      <w:r>
+        <w:t>(</w:t>
+      </w:r>
+      <w:r>
+        <w:rPr>
+          <w:u w:val="single"/>
+        </w:rPr>
+        <w:t>Registration number</w:t>
+      </w:r>
+      <w:r>
+        <w:t>)</w:t>
+      </w:r>
+    </w:p>
+    <w:p>
+      <w:pPr>
+        <w:pStyle w:val="ListParagraph"/>
+        <w:numPr>
+          <w:ilvl w:val="0"/>
+          <w:numId w:val="12"/>
+        </w:numPr>
+      </w:pPr>
+      <w:r>
+        <w:rPr>
+          <w:i/>
+          <w:iCs/>
+        </w:rPr>
+        <w:t xml:space="preserve">Social security number </w:t>
+      </w:r>
+      <w:r>
+        <w:rPr>
+          <w:i/>
+          <w:iCs/>
+        </w:rPr>
+        <w:t>→</w:t>
+      </w:r>
+      <w:r>
+        <w:rPr>
+          <w:i/>
+          <w:iCs/>
+        </w:rPr>
+        <w:t xml:space="preserve"> </w:t>
+      </w:r>
+      <w:r>
+        <w:rPr>
+          <w:b/>
+          <w:bCs/>
+        </w:rPr>
+        <w:t xml:space="preserve">Technicians </w:t>
+      </w:r>
+      <w:r>
+        <w:t>(</w:t>
+      </w:r>
+      <w:r>
+        <w:rPr>
+          <w:u w:val="single"/>
+        </w:rPr>
+        <w:t>social security number</w:t>
+      </w:r>
+      <w:r>
+        <w:t>)</w:t>
+      </w:r>
+    </w:p>
+    <w:p>
+      <w:r>
+        <w:rPr>
+          <w:b/>
+          <w:bCs/>
+        </w:rPr>
+        <w:t>Technicians</w:t>
+      </w:r>
+      <w:r>
+        <w:t xml:space="preserve"> (</w:t>
+      </w:r>
+      <w:r>
+        <w:rPr>
+          <w:i/>
+          <w:iCs/>
+          <w:u w:val="single"/>
+        </w:rPr>
+        <w:t>social security number</w:t>
+      </w:r>
+      <w:r>
+        <w:t>, hourly rate, specialization area</w:t>
+      </w:r>
+      <w:r>
+        <w:t>)</w:t>
+      </w:r>
+    </w:p>
+    <w:p>
+      <w:pPr>
+        <w:pStyle w:val="ListParagraph"/>
+        <w:numPr>
+          <w:ilvl w:val="0"/>
+          <w:numId w:val="12"/>
+        </w:numPr>
+      </w:pPr>
+      <w:r>
+        <w:rPr>
+          <w:i/>
+          <w:iCs/>
+        </w:rPr>
+        <w:t xml:space="preserve">Social security number </w:t>
+      </w:r>
+      <w:r>
+        <w:rPr>
+          <w:i/>
+          <w:iCs/>
+        </w:rPr>
+        <w:t>→</w:t>
+      </w:r>
+      <w:r>
+        <w:rPr>
+          <w:i/>
+          <w:iCs/>
+        </w:rPr>
+        <w:t xml:space="preserve"> </w:t>
+      </w:r>
+      <w:r>
+        <w:rPr>
+          <w:b/>
+          <w:bCs/>
+        </w:rPr>
+        <w:t xml:space="preserve">Employee </w:t>
+      </w:r>
+      <w:r>
+        <w:t>(</w:t>
+      </w:r>
+      <w:r>
+        <w:rPr>
+          <w:u w:val="single"/>
+        </w:rPr>
+        <w:t>social security number</w:t>
+      </w:r>
+      <w:r>
+        <w:t>)</w:t>
+      </w:r>
+    </w:p>
+    <w:p>
+      <w:r>
+        <w:rPr>
+          <w:b/>
+          <w:bCs/>
+        </w:rPr>
+        <w:t>Traffic controllers</w:t>
+      </w:r>
+      <w:r>
+        <w:rPr>
+          <w:b/>
+          <w:bCs/>
+        </w:rPr>
+        <w:t xml:space="preserve"> </w:t>
+      </w:r>
+      <w:r>
+        <w:t>(</w:t>
+      </w:r>
+      <w:r>
+        <w:rPr>
+          <w:i/>
+          <w:iCs/>
+          <w:u w:val="single"/>
+        </w:rPr>
+        <w:t>social security number</w:t>
+      </w:r>
+      <w:r>
+        <w:t xml:space="preserve">, </w:t>
+      </w:r>
+      <w:r>
+        <w:t xml:space="preserve">hourly rate, </w:t>
+      </w:r>
+      <w:r>
+        <w:t>last examination date)</w:t>
+      </w:r>
+    </w:p>
+    <w:p>
+      <w:pPr>
+        <w:pStyle w:val="ListParagraph"/>
+        <w:numPr>
+          <w:ilvl w:val="0"/>
+          <w:numId w:val="12"/>
+        </w:numPr>
+      </w:pPr>
+      <w:r>
+        <w:rPr>
+          <w:i/>
+          <w:iCs/>
+        </w:rPr>
+        <w:t xml:space="preserve">Social security number </w:t>
+      </w:r>
+      <w:r>
+        <w:rPr>
+          <w:i/>
+          <w:iCs/>
+        </w:rPr>
+        <w:t>→</w:t>
+      </w:r>
+      <w:r>
+        <w:rPr>
+          <w:i/>
+          <w:iCs/>
+        </w:rPr>
+        <w:t xml:space="preserve"> </w:t>
+      </w:r>
+      <w:r>
+        <w:rPr>
+          <w:b/>
+          <w:bCs/>
+        </w:rPr>
+        <w:t xml:space="preserve">Employee </w:t>
+      </w:r>
+      <w:r>
+        <w:t>(</w:t>
+      </w:r>
+      <w:r>
+        <w:rPr>
+          <w:u w:val="single"/>
+        </w:rPr>
+        <w:t>social security number</w:t>
+      </w:r>
+      <w:r>
+        <w:t>)</w:t>
+      </w:r>
+    </w:p>
+    <w:p>
+      <w:r>
+        <w:rPr>
+          <w:b/>
+          <w:bCs/>
+        </w:rPr>
+        <w:t>Airworthy test</w:t>
+      </w:r>
+      <w:r>
+        <w:rPr>
+          <w:b/>
+          <w:bCs/>
+        </w:rPr>
+        <w:t xml:space="preserve"> model</w:t>
+      </w:r>
+      <w:r>
+        <w:t xml:space="preserve"> (</w:t>
+      </w:r>
+      <w:r>
+        <w:rPr>
+          <w:u w:val="single"/>
+        </w:rPr>
+        <w:t>test number</w:t>
+      </w:r>
+      <w:r>
+        <w:t>, name, max score)</w:t>
+      </w:r>
+    </w:p>
+    <w:p>
+      <w:r>
+        <w:rPr>
+          <w:b/>
+          <w:bCs/>
+        </w:rPr>
+        <w:t>Airplane models</w:t>
+      </w:r>
+      <w:r>
+        <w:t xml:space="preserve"> (</w:t>
+      </w:r>
+      <w:r>
+        <w:rPr>
+          <w:u w:val="single"/>
+        </w:rPr>
+        <w:t>model number</w:t>
+      </w:r>
+      <w:r>
+        <w:t>, capacity, weight</w:t>
+      </w:r>
+      <w:r>
+        <w:t>, seats, max speed</w:t>
+      </w:r>
+      <w:r>
+        <w:t>)</w:t>
+      </w:r>
+    </w:p>
+    <w:p>
+      <w:r>
+        <w:rPr>
+          <w:b/>
+          <w:bCs/>
+        </w:rPr>
+        <w:t>Technicians’ expertise</w:t>
+      </w:r>
+      <w:r>
+        <w:t xml:space="preserve"> (</w:t>
+      </w:r>
+      <w:r>
+        <w:rPr>
+          <w:i/>
+          <w:iCs/>
+          <w:u w:val="single"/>
+        </w:rPr>
+        <w:t>model number</w:t>
+      </w:r>
+      <w:r>
+        <w:t xml:space="preserve">, </w:t>
+      </w:r>
+      <w:r>
+        <w:rPr>
+          <w:i/>
+          <w:iCs/>
+          <w:u w:val="single"/>
+        </w:rPr>
+        <w:t>social security number</w:t>
+      </w:r>
+      <w:r>
+        <w:t>)</w:t>
+      </w:r>
+    </w:p>
+    <w:p>
+      <w:pPr>
+        <w:pStyle w:val="ListParagraph"/>
+        <w:numPr>
+          <w:ilvl w:val="0"/>
+          <w:numId w:val="12"/>
+        </w:numPr>
+      </w:pPr>
+      <w:r>
+        <w:rPr>
+          <w:i/>
+          <w:iCs/>
+        </w:rPr>
+        <w:t xml:space="preserve">Model number </w:t>
+      </w:r>
+      <w:r>
+        <w:rPr>
+          <w:i/>
+          <w:iCs/>
+        </w:rPr>
+        <w:t>→</w:t>
+      </w:r>
+      <w:r>
+        <w:rPr>
+          <w:i/>
+          <w:iCs/>
+        </w:rPr>
+        <w:t xml:space="preserve"> </w:t>
+      </w:r>
+      <w:r>
+        <w:rPr>
+          <w:b/>
+          <w:bCs/>
+        </w:rPr>
+        <w:t xml:space="preserve">Airplane models </w:t>
+      </w:r>
+      <w:r>
+        <w:t>(</w:t>
+      </w:r>
+      <w:r>
+        <w:rPr>
+          <w:u w:val="single"/>
+        </w:rPr>
+        <w:t>model number</w:t>
+      </w:r>
+      <w:r>
+        <w:t>)</w:t>
+      </w:r>
+    </w:p>
+    <w:p>
+      <w:pPr>
+        <w:pStyle w:val="ListParagraph"/>
+        <w:numPr>
+          <w:ilvl w:val="0"/>
+          <w:numId w:val="12"/>
+        </w:numPr>
+      </w:pPr>
+      <w:r>
+        <w:rPr>
+          <w:i/>
+          <w:iCs/>
+        </w:rPr>
+        <w:t xml:space="preserve">Social security number </w:t>
+      </w:r>
+      <w:r>
+        <w:rPr>
+          <w:i/>
+          <w:iCs/>
+        </w:rPr>
+        <w:t>→</w:t>
+      </w:r>
+      <w:r>
+        <w:rPr>
+          <w:i/>
+          <w:iCs/>
+        </w:rPr>
+        <w:t xml:space="preserve"> </w:t>
+      </w:r>
+      <w:r>
+        <w:rPr>
+          <w:b/>
+          <w:bCs/>
+        </w:rPr>
+        <w:t xml:space="preserve">Technicians </w:t>
+      </w:r>
+      <w:r>
+        <w:t>(</w:t>
+      </w:r>
+      <w:r>
+        <w:rPr>
+          <w:u w:val="single"/>
+        </w:rPr>
+        <w:t>social security number</w:t>
+      </w:r>
+      <w:r>
+        <w:t>)</w:t>
+      </w:r>
+    </w:p>
+    <w:p>
+      <w:r>
+        <w:t>*Note: The underlined attributes are primary key, and the italic attributes are foreign key.</w:t>
+      </w:r>
+    </w:p>
+    <w:p>
       <w:pPr>
         <w:keepNext/>
         <w:jc w:val="center"/>
@@ -1083,11 +1022,12 @@
         <w:rPr>
           <w:noProof/>
         </w:rPr>
+        <w:lastRenderedPageBreak/>
         <w:drawing>
-          <wp:inline distT="0" distB="0" distL="0" distR="0" wp14:anchorId="41271F81" wp14:editId="3D6396B5">
-            <wp:extent cx="5284470" cy="2265660"/>
-            <wp:effectExtent l="19050" t="19050" r="11430" b="20955"/>
-            <wp:docPr id="922370564" name="Picture 2"/>
+          <wp:inline distT="0" distB="0" distL="0" distR="0" wp14:anchorId="4B49F65C" wp14:editId="76963B6F">
+            <wp:extent cx="5943600" cy="2566670"/>
+            <wp:effectExtent l="19050" t="19050" r="19050" b="24130"/>
+            <wp:docPr id="1009114155" name="Picture 1"/>
             <wp:cNvGraphicFramePr>
               <a:graphicFrameLocks xmlns:a="http://schemas.openxmlformats.org/drawingml/2006/main" noChangeAspect="1"/>
             </wp:cNvGraphicFramePr>
@@ -1101,7 +1041,7 @@
                     </pic:cNvPicPr>
                   </pic:nvPicPr>
                   <pic:blipFill>
-                    <a:blip r:embed="rId9">
+                    <a:blip r:embed="rId8">
                       <a:extLst>
                         <a:ext uri="{28A0092B-C50C-407E-A947-70E740481C1C}">
                           <a14:useLocalDpi xmlns:a14="http://schemas.microsoft.com/office/drawing/2010/main" val="0"/>
@@ -1116,7 +1056,7 @@
                   <pic:spPr bwMode="auto">
                     <a:xfrm>
                       <a:off x="0" y="0"/>
-                      <a:ext cx="5293018" cy="2269325"/>
+                      <a:ext cx="5943600" cy="2566670"/>
                     </a:xfrm>
                     <a:prstGeom prst="rect">
                       <a:avLst/>
@@ -1151,1080 +1091,522 @@
         </w:r>
       </w:fldSimple>
       <w:r>
-        <w:t xml:space="preserve"> </w:t>
-      </w:r>
-      <w:r>
-        <w:t xml:space="preserve">old </w:t>
-      </w:r>
-      <w:r>
-        <w:t>ERD of Airport database</w:t>
+        <w:t xml:space="preserve"> Updated Airport Database ERD</w:t>
       </w:r>
     </w:p>
     <w:p>
       <w:pPr>
-        <w:keepNext/>
+        <w:pStyle w:val="Heading3"/>
+      </w:pPr>
+      <w:r>
+        <w:t>Relational Schema Table</w:t>
+      </w:r>
+    </w:p>
+    <w:tbl>
+      <w:tblPr>
+        <w:tblStyle w:val="TableGrid"/>
+        <w:tblW w:w="0" w:type="auto"/>
+        <w:tblLook w:val="04A0" w:firstRow="1" w:lastRow="0" w:firstColumn="1" w:lastColumn="0" w:noHBand="0" w:noVBand="1"/>
+      </w:tblPr>
+      <w:tblGrid>
+        <w:gridCol w:w="2337"/>
+        <w:gridCol w:w="2337"/>
+        <w:gridCol w:w="2338"/>
+        <w:gridCol w:w="2338"/>
+      </w:tblGrid>
+      <w:tr>
+        <w:tc>
+          <w:tcPr>
+            <w:tcW w:w="2337" w:type="dxa"/>
+          </w:tcPr>
+          <w:p>
+            <w:r>
+              <w:t>Table Name</w:t>
+            </w:r>
+          </w:p>
+        </w:tc>
+        <w:tc>
+          <w:tcPr>
+            <w:tcW w:w="2337" w:type="dxa"/>
+          </w:tcPr>
+          <w:p>
+            <w:r>
+              <w:t>Attributes</w:t>
+            </w:r>
+          </w:p>
+        </w:tc>
+        <w:tc>
+          <w:tcPr>
+            <w:tcW w:w="2338" w:type="dxa"/>
+          </w:tcPr>
+          <w:p>
+            <w:r>
+              <w:t>Primary Key</w:t>
+            </w:r>
+          </w:p>
+        </w:tc>
+        <w:tc>
+          <w:tcPr>
+            <w:tcW w:w="2338" w:type="dxa"/>
+          </w:tcPr>
+          <w:p>
+            <w:r>
+              <w:t>Foreign Key</w:t>
+            </w:r>
+          </w:p>
+        </w:tc>
+      </w:tr>
+      <w:tr>
+        <w:tc>
+          <w:tcPr>
+            <w:tcW w:w="2337" w:type="dxa"/>
+          </w:tcPr>
+          <w:p>
+            <w:r>
+              <w:t>Union</w:t>
+            </w:r>
+          </w:p>
+        </w:tc>
+        <w:tc>
+          <w:tcPr>
+            <w:tcW w:w="2337" w:type="dxa"/>
+          </w:tcPr>
+          <w:p>
+            <w:r>
+              <w:t>U</w:t>
+            </w:r>
+            <w:r>
+              <w:t>nion</w:t>
+            </w:r>
+            <w:r>
+              <w:t xml:space="preserve"> </w:t>
+            </w:r>
+            <w:r>
+              <w:t>id, union</w:t>
+            </w:r>
+            <w:r>
+              <w:t xml:space="preserve"> </w:t>
+            </w:r>
+            <w:r>
+              <w:t>name, membership</w:t>
+            </w:r>
+            <w:r>
+              <w:t xml:space="preserve"> </w:t>
+            </w:r>
+            <w:r>
+              <w:t>status</w:t>
+            </w:r>
+          </w:p>
+        </w:tc>
+        <w:tc>
+          <w:tcPr>
+            <w:tcW w:w="2338" w:type="dxa"/>
+          </w:tcPr>
+          <w:p>
+            <w:r>
+              <w:t>U</w:t>
+            </w:r>
+            <w:r>
+              <w:t>nion</w:t>
+            </w:r>
+            <w:r>
+              <w:t xml:space="preserve"> </w:t>
+            </w:r>
+            <w:r>
+              <w:t>id</w:t>
+            </w:r>
+          </w:p>
+        </w:tc>
+        <w:tc>
+          <w:tcPr>
+            <w:tcW w:w="2338" w:type="dxa"/>
+          </w:tcPr>
+          <w:p>
+            <w:r>
+              <w:t>None</w:t>
+            </w:r>
+          </w:p>
+        </w:tc>
+      </w:tr>
+      <w:tr>
+        <w:tc>
+          <w:tcPr>
+            <w:tcW w:w="2337" w:type="dxa"/>
+          </w:tcPr>
+          <w:p>
+            <w:r>
+              <w:t>Employee</w:t>
+            </w:r>
+          </w:p>
+        </w:tc>
+        <w:tc>
+          <w:tcPr>
+            <w:tcW w:w="2337" w:type="dxa"/>
+          </w:tcPr>
+          <w:p>
+            <w:r>
+              <w:t>Social security number, name, address, phone number, salary, union id</w:t>
+            </w:r>
+          </w:p>
+        </w:tc>
+        <w:tc>
+          <w:tcPr>
+            <w:tcW w:w="2338" w:type="dxa"/>
+          </w:tcPr>
+          <w:p>
+            <w:r>
+              <w:t>Social security number</w:t>
+            </w:r>
+          </w:p>
+        </w:tc>
+        <w:tc>
+          <w:tcPr>
+            <w:tcW w:w="2338" w:type="dxa"/>
+          </w:tcPr>
+          <w:p>
+            <w:r>
+              <w:t>Union id</w:t>
+            </w:r>
+          </w:p>
+        </w:tc>
+      </w:tr>
+      <w:tr>
+        <w:tc>
+          <w:tcPr>
+            <w:tcW w:w="2337" w:type="dxa"/>
+          </w:tcPr>
+          <w:p>
+            <w:r>
+              <w:t>Technicians</w:t>
+            </w:r>
+          </w:p>
+        </w:tc>
+        <w:tc>
+          <w:tcPr>
+            <w:tcW w:w="2337" w:type="dxa"/>
+          </w:tcPr>
+          <w:p>
+            <w:r>
+              <w:t xml:space="preserve">Social security number, </w:t>
+            </w:r>
+            <w:r>
+              <w:t>hourly rate, specialization area</w:t>
+            </w:r>
+          </w:p>
+        </w:tc>
+        <w:tc>
+          <w:tcPr>
+            <w:tcW w:w="2338" w:type="dxa"/>
+          </w:tcPr>
+          <w:p>
+            <w:r>
+              <w:t>Social security number</w:t>
+            </w:r>
+          </w:p>
+        </w:tc>
+        <w:tc>
+          <w:tcPr>
+            <w:tcW w:w="2338" w:type="dxa"/>
+          </w:tcPr>
+          <w:p>
+            <w:r>
+              <w:t>Social security number</w:t>
+            </w:r>
+          </w:p>
+        </w:tc>
+      </w:tr>
+      <w:tr>
+        <w:tc>
+          <w:tcPr>
+            <w:tcW w:w="2337" w:type="dxa"/>
+          </w:tcPr>
+          <w:p>
+            <w:r>
+              <w:t>Traffic controllers</w:t>
+            </w:r>
+          </w:p>
+        </w:tc>
+        <w:tc>
+          <w:tcPr>
+            <w:tcW w:w="2337" w:type="dxa"/>
+          </w:tcPr>
+          <w:p>
+            <w:r>
+              <w:t>Social security number, hourly rate, last examination date</w:t>
+            </w:r>
+          </w:p>
+        </w:tc>
+        <w:tc>
+          <w:tcPr>
+            <w:tcW w:w="2338" w:type="dxa"/>
+          </w:tcPr>
+          <w:p>
+            <w:r>
+              <w:t>Social security number</w:t>
+            </w:r>
+          </w:p>
+        </w:tc>
+        <w:tc>
+          <w:tcPr>
+            <w:tcW w:w="2338" w:type="dxa"/>
+          </w:tcPr>
+          <w:p>
+            <w:r>
+              <w:t>Social security number</w:t>
+            </w:r>
+          </w:p>
+        </w:tc>
+      </w:tr>
+      <w:tr>
+        <w:tc>
+          <w:tcPr>
+            <w:tcW w:w="2337" w:type="dxa"/>
+          </w:tcPr>
+          <w:p>
+            <w:r>
+              <w:t>Airplane models</w:t>
+            </w:r>
+          </w:p>
+        </w:tc>
+        <w:tc>
+          <w:tcPr>
+            <w:tcW w:w="2337" w:type="dxa"/>
+          </w:tcPr>
+          <w:p>
+            <w:r>
+              <w:t>Model number, capacity, weight, seats, max speed</w:t>
+            </w:r>
+          </w:p>
+        </w:tc>
+        <w:tc>
+          <w:tcPr>
+            <w:tcW w:w="2338" w:type="dxa"/>
+          </w:tcPr>
+          <w:p>
+            <w:r>
+              <w:t>Model number</w:t>
+            </w:r>
+          </w:p>
+        </w:tc>
+        <w:tc>
+          <w:tcPr>
+            <w:tcW w:w="2338" w:type="dxa"/>
+          </w:tcPr>
+          <w:p>
+            <w:r>
+              <w:t>None</w:t>
+            </w:r>
+          </w:p>
+        </w:tc>
+      </w:tr>
+      <w:tr>
+        <w:tc>
+          <w:tcPr>
+            <w:tcW w:w="2337" w:type="dxa"/>
+          </w:tcPr>
+          <w:p>
+            <w:r>
+              <w:lastRenderedPageBreak/>
+              <w:t>Airplane</w:t>
+            </w:r>
+          </w:p>
+        </w:tc>
+        <w:tc>
+          <w:tcPr>
+            <w:tcW w:w="2337" w:type="dxa"/>
+          </w:tcPr>
+          <w:p>
+            <w:r>
+              <w:t>Registration number, model number</w:t>
+            </w:r>
+          </w:p>
+        </w:tc>
+        <w:tc>
+          <w:tcPr>
+            <w:tcW w:w="2338" w:type="dxa"/>
+          </w:tcPr>
+          <w:p>
+            <w:r>
+              <w:t>Registration number</w:t>
+            </w:r>
+          </w:p>
+        </w:tc>
+        <w:tc>
+          <w:tcPr>
+            <w:tcW w:w="2338" w:type="dxa"/>
+          </w:tcPr>
+          <w:p>
+            <w:r>
+              <w:t>Model number</w:t>
+            </w:r>
+          </w:p>
+        </w:tc>
+      </w:tr>
+      <w:tr>
+        <w:tc>
+          <w:tcPr>
+            <w:tcW w:w="2337" w:type="dxa"/>
+          </w:tcPr>
+          <w:p>
+            <w:r>
+              <w:t>Airworthy test model</w:t>
+            </w:r>
+          </w:p>
+        </w:tc>
+        <w:tc>
+          <w:tcPr>
+            <w:tcW w:w="2337" w:type="dxa"/>
+          </w:tcPr>
+          <w:p>
+            <w:r>
+              <w:t>Test number, name, max score</w:t>
+            </w:r>
+          </w:p>
+        </w:tc>
+        <w:tc>
+          <w:tcPr>
+            <w:tcW w:w="2338" w:type="dxa"/>
+          </w:tcPr>
+          <w:p>
+            <w:r>
+              <w:t>Test number</w:t>
+            </w:r>
+          </w:p>
+        </w:tc>
+        <w:tc>
+          <w:tcPr>
+            <w:tcW w:w="2338" w:type="dxa"/>
+          </w:tcPr>
+          <w:p>
+            <w:r>
+              <w:t>None</w:t>
+            </w:r>
+          </w:p>
+        </w:tc>
+      </w:tr>
+      <w:tr>
+        <w:tc>
+          <w:tcPr>
+            <w:tcW w:w="2337" w:type="dxa"/>
+          </w:tcPr>
+          <w:p>
+            <w:r>
+              <w:t>Test event</w:t>
+            </w:r>
+          </w:p>
+        </w:tc>
+        <w:tc>
+          <w:tcPr>
+            <w:tcW w:w="2337" w:type="dxa"/>
+          </w:tcPr>
+          <w:p>
+            <w:r>
+              <w:t>Test event number, test number, registration number, social security number, date, hours spent, score</w:t>
+            </w:r>
+          </w:p>
+        </w:tc>
+        <w:tc>
+          <w:tcPr>
+            <w:tcW w:w="2338" w:type="dxa"/>
+          </w:tcPr>
+          <w:p>
+            <w:r>
+              <w:t>Test event number</w:t>
+            </w:r>
+          </w:p>
+        </w:tc>
+        <w:tc>
+          <w:tcPr>
+            <w:tcW w:w="2338" w:type="dxa"/>
+          </w:tcPr>
+          <w:p>
+            <w:r>
+              <w:t>Test number, registration number, social security number</w:t>
+            </w:r>
+          </w:p>
+        </w:tc>
+      </w:tr>
+      <w:tr>
+        <w:tc>
+          <w:tcPr>
+            <w:tcW w:w="2337" w:type="dxa"/>
+          </w:tcPr>
+          <w:p>
+            <w:r>
+              <w:t>Technicians’ expertise</w:t>
+            </w:r>
+          </w:p>
+        </w:tc>
+        <w:tc>
+          <w:tcPr>
+            <w:tcW w:w="2337" w:type="dxa"/>
+          </w:tcPr>
+          <w:p>
+            <w:r>
+              <w:t xml:space="preserve">Model number, </w:t>
+            </w:r>
+            <w:r>
+              <w:t>social security number</w:t>
+            </w:r>
+          </w:p>
+        </w:tc>
+        <w:tc>
+          <w:tcPr>
+            <w:tcW w:w="2338" w:type="dxa"/>
+          </w:tcPr>
+          <w:p>
+            <w:r>
+              <w:t>Model number, social security number</w:t>
+            </w:r>
+          </w:p>
+        </w:tc>
+        <w:tc>
+          <w:tcPr>
+            <w:tcW w:w="2338" w:type="dxa"/>
+          </w:tcPr>
+          <w:p>
+            <w:pPr>
+              <w:keepNext/>
+            </w:pPr>
+            <w:r>
+              <w:t>Model number, social security number</w:t>
+            </w:r>
+          </w:p>
+        </w:tc>
+      </w:tr>
+    </w:tbl>
+    <w:p>
+      <w:pPr>
         <w:jc w:val="center"/>
       </w:pPr>
       <w:r>
-        <w:rPr>
-          <w:noProof/>
-        </w:rPr>
-        <w:drawing>
-          <wp:inline distT="0" distB="0" distL="0" distR="0" wp14:anchorId="5219F64A" wp14:editId="258A645B">
-            <wp:extent cx="5276216" cy="2239010"/>
-            <wp:effectExtent l="19050" t="19050" r="19685" b="27940"/>
-            <wp:docPr id="211493148" name="Picture 2"/>
-            <wp:cNvGraphicFramePr>
-              <a:graphicFrameLocks xmlns:a="http://schemas.openxmlformats.org/drawingml/2006/main" noChangeAspect="1"/>
-            </wp:cNvGraphicFramePr>
-            <a:graphic xmlns:a="http://schemas.openxmlformats.org/drawingml/2006/main">
-              <a:graphicData uri="http://schemas.openxmlformats.org/drawingml/2006/picture">
-                <pic:pic xmlns:pic="http://schemas.openxmlformats.org/drawingml/2006/picture">
-                  <pic:nvPicPr>
-                    <pic:cNvPr id="0" name="Picture 1"/>
-                    <pic:cNvPicPr>
-                      <a:picLocks noChangeAspect="1" noChangeArrowheads="1"/>
-                    </pic:cNvPicPr>
-                  </pic:nvPicPr>
-                  <pic:blipFill>
-                    <a:blip r:embed="rId10">
-                      <a:extLst>
-                        <a:ext uri="{28A0092B-C50C-407E-A947-70E740481C1C}">
-                          <a14:useLocalDpi xmlns:a14="http://schemas.microsoft.com/office/drawing/2010/main" val="0"/>
-                        </a:ext>
-                      </a:extLst>
-                    </a:blip>
-                    <a:srcRect/>
-                    <a:stretch>
-                      <a:fillRect/>
-                    </a:stretch>
-                  </pic:blipFill>
-                  <pic:spPr bwMode="auto">
-                    <a:xfrm>
-                      <a:off x="0" y="0"/>
-                      <a:ext cx="5297292" cy="2247954"/>
-                    </a:xfrm>
-                    <a:prstGeom prst="rect">
-                      <a:avLst/>
-                    </a:prstGeom>
-                    <a:noFill/>
-                    <a:ln>
-                      <a:solidFill>
-                        <a:schemeClr val="tx1"/>
-                      </a:solidFill>
-                    </a:ln>
-                  </pic:spPr>
-                </pic:pic>
-              </a:graphicData>
-            </a:graphic>
-          </wp:inline>
-        </w:drawing>
-      </w:r>
-    </w:p>
-    <w:p>
-      <w:pPr>
-        <w:jc w:val="center"/>
-      </w:pPr>
-      <w:r>
-        <w:t xml:space="preserve">Figure </w:t>
-      </w:r>
-      <w:fldSimple w:instr=" SEQ Figure \* ARABIC ">
+        <w:t xml:space="preserve">Table </w:t>
+      </w:r>
+      <w:fldSimple w:instr=" SEQ Table \* ARABIC ">
         <w:r>
           <w:rPr>
             <w:noProof/>
           </w:rPr>
-          <w:t>2</w:t>
+          <w:t>1</w:t>
         </w:r>
       </w:fldSimple>
       <w:r>
-        <w:t xml:space="preserve"> </w:t>
-      </w:r>
-      <w:r>
-        <w:t>normalized ERD</w:t>
+        <w:t xml:space="preserve"> Relational Schema Table</w:t>
       </w:r>
     </w:p>
     <w:p>
-      <w:r>
-        <w:tab/>
-      </w:r>
-      <w:r>
-        <w:t>The entity relation diagram of the airport database system include</w:t>
-      </w:r>
-      <w:r>
-        <w:t xml:space="preserve">s 3 main tables – Employee, Airplane, and Test Events. These tables have sub-tables, lookup tables, and composite tables that </w:t>
-      </w:r>
-      <w:r>
-        <w:t>join</w:t>
-      </w:r>
-      <w:r>
-        <w:t xml:space="preserve"> them together.</w:t>
-      </w:r>
-      <w:r>
-        <w:t xml:space="preserve"> The relational schema of the database system is –</w:t>
+      <w:pPr>
+        <w:pStyle w:val="Heading2"/>
+      </w:pPr>
+      <w:r>
+        <w:t>Normalization</w:t>
       </w:r>
     </w:p>
     <w:p>
       <w:r>
-        <w:rPr>
-          <w:b/>
-          <w:bCs/>
-        </w:rPr>
-        <w:t>Employee</w:t>
-      </w:r>
-      <w:r>
-        <w:t xml:space="preserve"> (</w:t>
-      </w:r>
-      <w:r>
-        <w:rPr>
-          <w:u w:val="single"/>
-        </w:rPr>
-        <w:t>social security number</w:t>
-      </w:r>
-      <w:r>
-        <w:t xml:space="preserve">, name, address, phone number, salary, </w:t>
-      </w:r>
-      <w:r>
-        <w:t>union id</w:t>
-      </w:r>
-      <w:r>
-        <w:t xml:space="preserve"> (unique key)</w:t>
-      </w:r>
-      <w:r>
-        <w:t>)</w:t>
+        <w:tab/>
       </w:r>
     </w:p>
-    <w:p/>
-    <w:p>
-      <w:r>
-        <w:rPr>
-          <w:b/>
-          <w:bCs/>
-        </w:rPr>
-        <w:lastRenderedPageBreak/>
-        <w:t>Airplane</w:t>
-      </w:r>
-      <w:r>
-        <w:t xml:space="preserve"> (</w:t>
-      </w:r>
-      <w:r>
-        <w:rPr>
-          <w:u w:val="single"/>
-        </w:rPr>
-        <w:t>registration number</w:t>
-      </w:r>
-      <w:r>
-        <w:t xml:space="preserve">, </w:t>
-      </w:r>
-      <w:r>
-        <w:rPr>
-          <w:i/>
-          <w:iCs/>
-        </w:rPr>
-        <w:t>model number</w:t>
-      </w:r>
-      <w:r>
-        <w:t>)</w:t>
-      </w:r>
-    </w:p>
-    <w:p>
-      <w:pPr>
-        <w:pStyle w:val="ListParagraph"/>
-        <w:numPr>
-          <w:ilvl w:val="0"/>
-          <w:numId w:val="12"/>
-        </w:numPr>
-      </w:pPr>
-      <w:r>
-        <w:rPr>
-          <w:i/>
-          <w:iCs/>
-        </w:rPr>
-        <w:t xml:space="preserve">Model number </w:t>
-      </w:r>
-      <w:r>
-        <w:rPr>
-          <w:i/>
-          <w:iCs/>
-        </w:rPr>
-        <w:t>→</w:t>
-      </w:r>
-      <w:r>
-        <w:rPr>
-          <w:i/>
-          <w:iCs/>
-        </w:rPr>
-        <w:t xml:space="preserve"> </w:t>
-      </w:r>
-      <w:r>
-        <w:rPr>
-          <w:b/>
-          <w:bCs/>
-        </w:rPr>
-        <w:t xml:space="preserve">Airplane models </w:t>
-      </w:r>
-      <w:r>
-        <w:t>(</w:t>
-      </w:r>
-      <w:r>
-        <w:rPr>
-          <w:u w:val="single"/>
-        </w:rPr>
-        <w:t>model number</w:t>
-      </w:r>
-      <w:r>
-        <w:t>)</w:t>
-      </w:r>
-    </w:p>
-    <w:p>
-      <w:r>
-        <w:rPr>
-          <w:b/>
-          <w:bCs/>
-        </w:rPr>
-        <w:t>Test Events</w:t>
-      </w:r>
-      <w:r>
-        <w:t xml:space="preserve"> (</w:t>
-      </w:r>
-      <w:r>
-        <w:rPr>
-          <w:u w:val="single"/>
-        </w:rPr>
-        <w:t>test event number</w:t>
-      </w:r>
-      <w:r>
-        <w:t xml:space="preserve">, </w:t>
-      </w:r>
-      <w:r>
-        <w:rPr>
-          <w:i/>
-          <w:iCs/>
-        </w:rPr>
-        <w:t>test number</w:t>
-      </w:r>
-      <w:r>
-        <w:t xml:space="preserve">, </w:t>
-      </w:r>
-      <w:r>
-        <w:rPr>
-          <w:i/>
-          <w:iCs/>
-        </w:rPr>
-        <w:t>registration number</w:t>
-      </w:r>
-      <w:r>
-        <w:t xml:space="preserve">, </w:t>
-      </w:r>
-      <w:r>
-        <w:rPr>
-          <w:i/>
-          <w:iCs/>
-        </w:rPr>
-        <w:t>social security number</w:t>
-      </w:r>
-      <w:r>
-        <w:t>, date, hours spent, score)</w:t>
-      </w:r>
-    </w:p>
-    <w:p>
-      <w:pPr>
-        <w:pStyle w:val="ListParagraph"/>
-        <w:numPr>
-          <w:ilvl w:val="0"/>
-          <w:numId w:val="12"/>
-        </w:numPr>
-      </w:pPr>
-      <w:r>
-        <w:rPr>
-          <w:i/>
-          <w:iCs/>
-        </w:rPr>
-        <w:t>Test number</w:t>
-      </w:r>
-      <w:r>
-        <w:rPr>
-          <w:i/>
-          <w:iCs/>
-        </w:rPr>
-        <w:t xml:space="preserve"> </w:t>
-      </w:r>
-      <w:r>
-        <w:rPr>
-          <w:i/>
-          <w:iCs/>
-        </w:rPr>
-        <w:t>→</w:t>
-      </w:r>
-      <w:r>
-        <w:rPr>
-          <w:i/>
-          <w:iCs/>
-        </w:rPr>
-        <w:t xml:space="preserve"> </w:t>
-      </w:r>
-      <w:r>
-        <w:rPr>
-          <w:b/>
-          <w:bCs/>
-        </w:rPr>
-        <w:t>Airworthy test model</w:t>
-      </w:r>
-      <w:r>
-        <w:rPr>
-          <w:b/>
-          <w:bCs/>
-        </w:rPr>
-        <w:t xml:space="preserve"> </w:t>
-      </w:r>
-      <w:r>
-        <w:t>(</w:t>
-      </w:r>
-      <w:r>
-        <w:rPr>
-          <w:u w:val="single"/>
-        </w:rPr>
-        <w:t>test number</w:t>
-      </w:r>
-      <w:r>
-        <w:t>)</w:t>
-      </w:r>
-    </w:p>
-    <w:p>
-      <w:pPr>
-        <w:pStyle w:val="ListParagraph"/>
-        <w:numPr>
-          <w:ilvl w:val="0"/>
-          <w:numId w:val="12"/>
-        </w:numPr>
-      </w:pPr>
-      <w:r>
-        <w:rPr>
-          <w:i/>
-          <w:iCs/>
-        </w:rPr>
-        <w:t>Registration number</w:t>
-      </w:r>
-      <w:r>
-        <w:rPr>
-          <w:i/>
-          <w:iCs/>
-        </w:rPr>
-        <w:t xml:space="preserve"> </w:t>
-      </w:r>
-      <w:r>
-        <w:rPr>
-          <w:i/>
-          <w:iCs/>
-        </w:rPr>
-        <w:t>→</w:t>
-      </w:r>
-      <w:r>
-        <w:rPr>
-          <w:i/>
-          <w:iCs/>
-        </w:rPr>
-        <w:t xml:space="preserve"> </w:t>
-      </w:r>
-      <w:r>
-        <w:rPr>
-          <w:b/>
-          <w:bCs/>
-        </w:rPr>
-        <w:t>Airplane</w:t>
-      </w:r>
-      <w:r>
-        <w:rPr>
-          <w:b/>
-          <w:bCs/>
-        </w:rPr>
-        <w:t xml:space="preserve"> </w:t>
-      </w:r>
-      <w:r>
-        <w:t>(</w:t>
-      </w:r>
-      <w:r>
-        <w:rPr>
-          <w:u w:val="single"/>
-        </w:rPr>
-        <w:t>Registration number</w:t>
-      </w:r>
-      <w:r>
-        <w:t>)</w:t>
-      </w:r>
-    </w:p>
-    <w:p>
-      <w:pPr>
-        <w:pStyle w:val="ListParagraph"/>
-        <w:numPr>
-          <w:ilvl w:val="0"/>
-          <w:numId w:val="12"/>
-        </w:numPr>
-      </w:pPr>
-      <w:r>
-        <w:rPr>
-          <w:i/>
-          <w:iCs/>
-        </w:rPr>
-        <w:t>Social security number</w:t>
-      </w:r>
-      <w:r>
-        <w:rPr>
-          <w:i/>
-          <w:iCs/>
-        </w:rPr>
-        <w:t xml:space="preserve"> </w:t>
-      </w:r>
-      <w:r>
-        <w:rPr>
-          <w:i/>
-          <w:iCs/>
-        </w:rPr>
-        <w:t>→</w:t>
-      </w:r>
-      <w:r>
-        <w:rPr>
-          <w:i/>
-          <w:iCs/>
-        </w:rPr>
-        <w:t xml:space="preserve"> </w:t>
-      </w:r>
-      <w:r>
-        <w:rPr>
-          <w:b/>
-          <w:bCs/>
-        </w:rPr>
-        <w:t>Technicians</w:t>
-      </w:r>
-      <w:r>
-        <w:rPr>
-          <w:b/>
-          <w:bCs/>
-        </w:rPr>
-        <w:t xml:space="preserve"> </w:t>
-      </w:r>
-      <w:r>
-        <w:t>(</w:t>
-      </w:r>
-      <w:r>
-        <w:rPr>
-          <w:u w:val="single"/>
-        </w:rPr>
-        <w:t>social security number</w:t>
-      </w:r>
-      <w:r>
-        <w:t>)</w:t>
-      </w:r>
-    </w:p>
-    <w:p>
-      <w:r>
-        <w:rPr>
-          <w:b/>
-          <w:bCs/>
-        </w:rPr>
-        <w:t>Technicians</w:t>
-      </w:r>
-      <w:r>
-        <w:t xml:space="preserve"> (</w:t>
-      </w:r>
-      <w:r>
-        <w:rPr>
-          <w:i/>
-          <w:iCs/>
-          <w:u w:val="single"/>
-        </w:rPr>
-        <w:t>social security number</w:t>
-      </w:r>
-      <w:r>
-        <w:t>)</w:t>
-      </w:r>
-    </w:p>
-    <w:p>
-      <w:pPr>
-        <w:pStyle w:val="ListParagraph"/>
-        <w:numPr>
-          <w:ilvl w:val="0"/>
-          <w:numId w:val="12"/>
-        </w:numPr>
-      </w:pPr>
-      <w:r>
-        <w:rPr>
-          <w:i/>
-          <w:iCs/>
-        </w:rPr>
-        <w:t xml:space="preserve">Social security number </w:t>
-      </w:r>
-      <w:r>
-        <w:rPr>
-          <w:i/>
-          <w:iCs/>
-        </w:rPr>
-        <w:t>→</w:t>
-      </w:r>
-      <w:r>
-        <w:rPr>
-          <w:i/>
-          <w:iCs/>
-        </w:rPr>
-        <w:t xml:space="preserve"> </w:t>
-      </w:r>
-      <w:r>
-        <w:rPr>
-          <w:b/>
-          <w:bCs/>
-        </w:rPr>
-        <w:t>Employee</w:t>
-      </w:r>
-      <w:r>
-        <w:rPr>
-          <w:b/>
-          <w:bCs/>
-        </w:rPr>
-        <w:t xml:space="preserve"> </w:t>
-      </w:r>
-      <w:r>
-        <w:t>(</w:t>
-      </w:r>
-      <w:r>
-        <w:rPr>
-          <w:u w:val="single"/>
-        </w:rPr>
-        <w:t>social security number</w:t>
-      </w:r>
-      <w:r>
-        <w:t>)</w:t>
-      </w:r>
-    </w:p>
-    <w:p>
-      <w:r>
-        <w:rPr>
-          <w:b/>
-          <w:bCs/>
-        </w:rPr>
-        <w:t>Traffic controllers</w:t>
-      </w:r>
-      <w:r>
-        <w:rPr>
-          <w:b/>
-          <w:bCs/>
-        </w:rPr>
-        <w:t xml:space="preserve"> </w:t>
-      </w:r>
-      <w:r>
-        <w:t>(</w:t>
-      </w:r>
-      <w:r>
-        <w:rPr>
-          <w:i/>
-          <w:iCs/>
-          <w:u w:val="single"/>
-        </w:rPr>
-        <w:t>social security number</w:t>
-      </w:r>
-      <w:r>
-        <w:t>, last examination date)</w:t>
-      </w:r>
-    </w:p>
-    <w:p>
-      <w:pPr>
-        <w:pStyle w:val="ListParagraph"/>
-        <w:numPr>
-          <w:ilvl w:val="0"/>
-          <w:numId w:val="12"/>
-        </w:numPr>
-      </w:pPr>
-      <w:r>
-        <w:rPr>
-          <w:i/>
-          <w:iCs/>
-        </w:rPr>
-        <w:t xml:space="preserve">Social security number </w:t>
-      </w:r>
-      <w:r>
-        <w:rPr>
-          <w:i/>
-          <w:iCs/>
-        </w:rPr>
-        <w:t>→</w:t>
-      </w:r>
-      <w:r>
-        <w:rPr>
-          <w:i/>
-          <w:iCs/>
-        </w:rPr>
-        <w:t xml:space="preserve"> </w:t>
-      </w:r>
-      <w:r>
-        <w:rPr>
-          <w:b/>
-          <w:bCs/>
-        </w:rPr>
-        <w:t xml:space="preserve">Employee </w:t>
-      </w:r>
-      <w:r>
-        <w:t>(</w:t>
-      </w:r>
-      <w:r>
-        <w:rPr>
-          <w:u w:val="single"/>
-        </w:rPr>
-        <w:t>social security number</w:t>
-      </w:r>
-      <w:r>
-        <w:t>)</w:t>
-      </w:r>
-    </w:p>
-    <w:p>
-      <w:r>
-        <w:rPr>
-          <w:b/>
-          <w:bCs/>
-        </w:rPr>
-        <w:t>Airworthy test</w:t>
-      </w:r>
-      <w:r>
-        <w:t xml:space="preserve"> (</w:t>
-      </w:r>
-      <w:r>
-        <w:rPr>
-          <w:u w:val="single"/>
-        </w:rPr>
-        <w:t>test number</w:t>
-      </w:r>
-      <w:r>
-        <w:t>, name, max score)</w:t>
-      </w:r>
-    </w:p>
-    <w:p>
-      <w:r>
-        <w:rPr>
-          <w:b/>
-          <w:bCs/>
-        </w:rPr>
-        <w:t>Airplane models</w:t>
-      </w:r>
-      <w:r>
-        <w:t xml:space="preserve"> (</w:t>
-      </w:r>
-      <w:r>
-        <w:rPr>
-          <w:u w:val="single"/>
-        </w:rPr>
-        <w:t>model number</w:t>
-      </w:r>
-      <w:r>
-        <w:t>, capacity, weight</w:t>
-      </w:r>
-      <w:r>
-        <w:t>, seats, max speed</w:t>
-      </w:r>
-      <w:r>
-        <w:t>)</w:t>
-      </w:r>
-    </w:p>
-    <w:p>
-      <w:r>
-        <w:rPr>
-          <w:b/>
-          <w:bCs/>
-        </w:rPr>
-        <w:t>Technicians’ expertise</w:t>
-      </w:r>
-      <w:r>
-        <w:t xml:space="preserve"> (</w:t>
-      </w:r>
-      <w:r>
-        <w:rPr>
-          <w:i/>
-          <w:iCs/>
-          <w:u w:val="single"/>
-        </w:rPr>
-        <w:t>model number</w:t>
-      </w:r>
-      <w:r>
-        <w:t xml:space="preserve">, </w:t>
-      </w:r>
-      <w:r>
-        <w:rPr>
-          <w:i/>
-          <w:iCs/>
-          <w:u w:val="single"/>
-        </w:rPr>
-        <w:t>social security number</w:t>
-      </w:r>
-      <w:r>
-        <w:t>)</w:t>
-      </w:r>
-    </w:p>
-    <w:p>
-      <w:pPr>
-        <w:pStyle w:val="ListParagraph"/>
-        <w:numPr>
-          <w:ilvl w:val="0"/>
-          <w:numId w:val="12"/>
-        </w:numPr>
-      </w:pPr>
-      <w:r>
-        <w:rPr>
-          <w:i/>
-          <w:iCs/>
-        </w:rPr>
-        <w:t xml:space="preserve">Model number </w:t>
-      </w:r>
-      <w:r>
-        <w:rPr>
-          <w:i/>
-          <w:iCs/>
-        </w:rPr>
-        <w:t>→</w:t>
-      </w:r>
-      <w:r>
-        <w:rPr>
-          <w:i/>
-          <w:iCs/>
-        </w:rPr>
-        <w:t xml:space="preserve"> </w:t>
-      </w:r>
-      <w:r>
-        <w:rPr>
-          <w:b/>
-          <w:bCs/>
-        </w:rPr>
-        <w:t xml:space="preserve">Airplane models </w:t>
-      </w:r>
-      <w:r>
-        <w:t>(</w:t>
-      </w:r>
-      <w:r>
-        <w:rPr>
-          <w:u w:val="single"/>
-        </w:rPr>
-        <w:t>model number</w:t>
-      </w:r>
-      <w:r>
-        <w:t>)</w:t>
-      </w:r>
-    </w:p>
-    <w:p>
-      <w:pPr>
-        <w:pStyle w:val="ListParagraph"/>
-        <w:numPr>
-          <w:ilvl w:val="0"/>
-          <w:numId w:val="12"/>
-        </w:numPr>
-      </w:pPr>
-      <w:r>
-        <w:rPr>
-          <w:i/>
-          <w:iCs/>
-        </w:rPr>
-        <w:t xml:space="preserve">Social security number </w:t>
-      </w:r>
-      <w:r>
-        <w:rPr>
-          <w:i/>
-          <w:iCs/>
-        </w:rPr>
-        <w:t>→</w:t>
-      </w:r>
-      <w:r>
-        <w:rPr>
-          <w:i/>
-          <w:iCs/>
-        </w:rPr>
-        <w:t xml:space="preserve"> </w:t>
-      </w:r>
-      <w:r>
-        <w:rPr>
-          <w:b/>
-          <w:bCs/>
-        </w:rPr>
-        <w:t xml:space="preserve">Technicians </w:t>
-      </w:r>
-      <w:r>
-        <w:t>(</w:t>
-      </w:r>
-      <w:r>
-        <w:rPr>
-          <w:u w:val="single"/>
-        </w:rPr>
-        <w:t>social security number</w:t>
-      </w:r>
-      <w:r>
-        <w:t>)</w:t>
-      </w:r>
-    </w:p>
-    <w:p>
-      <w:r>
-        <w:t>*Note: The underlined attributes are primary key, and the italic attributes are foreign key.</w:t>
-      </w:r>
-    </w:p>
-    <w:p/>
-    <w:p/>
-    <w:p/>
-    <w:p/>
-    <w:p>
-      <w:pPr>
-        <w:pStyle w:val="Heading2"/>
-      </w:pPr>
-      <w:bookmarkStart w:id="3" w:name="_Toc236649200"/>
-      <w:r>
-        <w:lastRenderedPageBreak/>
-        <w:t>Normalization</w:t>
-      </w:r>
-      <w:bookmarkEnd w:id="3"/>
-    </w:p>
-    <w:p>
-      <w:r>
-        <w:tab/>
-      </w:r>
-      <w:r>
-        <w:t xml:space="preserve">The relational </w:t>
-      </w:r>
-      <w:r>
-        <w:t>schem</w:t>
-      </w:r>
-      <w:r>
-        <w:t>a</w:t>
-      </w:r>
-      <w:r>
-        <w:t xml:space="preserve"> of the </w:t>
-      </w:r>
-      <w:r>
-        <w:t>airport database system already meets the 3NF</w:t>
-      </w:r>
-      <w:r>
-        <w:t xml:space="preserve">, since the ERD of the database. Although there were no values included, it will be ensured that attributes in every </w:t>
-      </w:r>
-      <w:r>
-        <w:t>cell</w:t>
-      </w:r>
-      <w:r>
-        <w:t xml:space="preserve"> only contain one single value.</w:t>
-      </w:r>
-    </w:p>
-    <w:p>
-      <w:pPr>
-        <w:pStyle w:val="Heading3"/>
-      </w:pPr>
-      <w:bookmarkStart w:id="4" w:name="_Toc236649201"/>
-      <w:r>
-        <w:t>First Normalization</w:t>
-      </w:r>
-      <w:bookmarkEnd w:id="4"/>
-    </w:p>
-    <w:p>
-      <w:r>
-        <w:tab/>
-      </w:r>
-      <w:r>
-        <w:t xml:space="preserve">Every cell in the airport database entities will have only one single value. </w:t>
-      </w:r>
-      <w:r>
-        <w:t>The entities in the airport database don’t have repeating groups, such as duplicated column names as well as no multi-values in each cell. Due to these, the ERD fulfills the 1NF form of the three normalization steps.</w:t>
-      </w:r>
-    </w:p>
-    <w:p>
-      <w:pPr>
-        <w:pStyle w:val="Heading3"/>
-      </w:pPr>
-      <w:bookmarkStart w:id="5" w:name="_Toc236649202"/>
-      <w:r>
-        <w:t>Second Normalization</w:t>
-      </w:r>
-      <w:bookmarkEnd w:id="5"/>
-    </w:p>
-    <w:p>
-      <w:r>
-        <w:tab/>
-      </w:r>
-      <w:r>
-        <w:t>The entities of airport database satisfy 2NF</w:t>
-      </w:r>
-      <w:r>
-        <w:t>. The ERD already satisfy first normalization form, and as there are only one primary keys for each table, the entities also satisfy second normalization form. For example, in an employee table, the social security number of an employee is the only primary key. Thus, all other non-key</w:t>
-      </w:r>
-      <w:r>
-        <w:t xml:space="preserve"> and key</w:t>
-      </w:r>
-      <w:r>
-        <w:t xml:space="preserve"> columns depend solely on one key</w:t>
-      </w:r>
-      <w:r>
-        <w:t>,</w:t>
-      </w:r>
-      <w:r>
-        <w:t xml:space="preserve"> which is a primary key. Additionally,</w:t>
-      </w:r>
-      <w:r>
-        <w:t xml:space="preserve"> there are no composite primary keys in every table except for the composite table.</w:t>
-      </w:r>
-    </w:p>
-    <w:p>
-      <w:pPr>
-        <w:pStyle w:val="Heading3"/>
-      </w:pPr>
-      <w:r>
-        <w:t>Third Normalization</w:t>
-      </w:r>
-    </w:p>
-    <w:p>
-      <w:r>
-        <w:tab/>
-      </w:r>
-      <w:r>
-        <w:t xml:space="preserve">As the system is already in second normalization form, the next step is to put them in third normalization form 3NF. </w:t>
-      </w:r>
-      <w:r>
-        <w:t>Every</w:t>
-      </w:r>
-      <w:r>
-        <w:t xml:space="preserve"> entity in the airplane table already follows 3NF as </w:t>
-      </w:r>
-      <w:r>
-        <w:t>none</w:t>
-      </w:r>
-      <w:r>
-        <w:t xml:space="preserve"> of the non-key </w:t>
-      </w:r>
-      <w:r>
-        <w:t>attributes</w:t>
-      </w:r>
-      <w:r>
-        <w:t xml:space="preserve"> determines another non-key attribute. There </w:t>
-      </w:r>
-      <w:r>
-        <w:t>are</w:t>
-      </w:r>
-      <w:r>
-        <w:t xml:space="preserve"> no transitive dependencies within every table. </w:t>
-      </w:r>
-      <w:r>
-        <w:t>However, the airplane entity has transitive dependency, where the plane’s seats and max speed can depend on airplane’s</w:t>
-      </w:r>
-      <w:r>
-        <w:t xml:space="preserve"> model number, which is a foreign key. </w:t>
-      </w:r>
-      <w:r>
-        <w:t>To fix this, the seats and max speed attributes will be moved to the airplane models table to eliminate transitive dependency.</w:t>
-      </w:r>
-    </w:p>
-    <w:p>
-      <w:pPr>
-        <w:keepNext/>
-        <w:jc w:val="center"/>
-      </w:pPr>
-      <w:r>
-        <w:rPr>
-          <w:noProof/>
-        </w:rPr>
-        <w:lastRenderedPageBreak/>
-        <w:drawing>
-          <wp:inline distT="0" distB="0" distL="0" distR="0" wp14:anchorId="51195B49" wp14:editId="58EA9E51">
-            <wp:extent cx="5943600" cy="2522220"/>
-            <wp:effectExtent l="19050" t="19050" r="19050" b="11430"/>
-            <wp:docPr id="719003747" name="Picture 2"/>
-            <wp:cNvGraphicFramePr>
-              <a:graphicFrameLocks xmlns:a="http://schemas.openxmlformats.org/drawingml/2006/main" noChangeAspect="1"/>
-            </wp:cNvGraphicFramePr>
-            <a:graphic xmlns:a="http://schemas.openxmlformats.org/drawingml/2006/main">
-              <a:graphicData uri="http://schemas.openxmlformats.org/drawingml/2006/picture">
-                <pic:pic xmlns:pic="http://schemas.openxmlformats.org/drawingml/2006/picture">
-                  <pic:nvPicPr>
-                    <pic:cNvPr id="0" name="Picture 1"/>
-                    <pic:cNvPicPr>
-                      <a:picLocks noChangeAspect="1" noChangeArrowheads="1"/>
-                    </pic:cNvPicPr>
-                  </pic:nvPicPr>
-                  <pic:blipFill>
-                    <a:blip r:embed="rId10">
-                      <a:extLst>
-                        <a:ext uri="{28A0092B-C50C-407E-A947-70E740481C1C}">
-                          <a14:useLocalDpi xmlns:a14="http://schemas.microsoft.com/office/drawing/2010/main" val="0"/>
-                        </a:ext>
-                      </a:extLst>
-                    </a:blip>
-                    <a:srcRect/>
-                    <a:stretch>
-                      <a:fillRect/>
-                    </a:stretch>
-                  </pic:blipFill>
-                  <pic:spPr bwMode="auto">
-                    <a:xfrm>
-                      <a:off x="0" y="0"/>
-                      <a:ext cx="5943600" cy="2522220"/>
-                    </a:xfrm>
-                    <a:prstGeom prst="rect">
-                      <a:avLst/>
-                    </a:prstGeom>
-                    <a:noFill/>
-                    <a:ln>
-                      <a:solidFill>
-                        <a:schemeClr val="tx1"/>
-                      </a:solidFill>
-                    </a:ln>
-                  </pic:spPr>
-                </pic:pic>
-              </a:graphicData>
-            </a:graphic>
-          </wp:inline>
-        </w:drawing>
-      </w:r>
-    </w:p>
-    <w:p>
-      <w:pPr>
-        <w:jc w:val="center"/>
-      </w:pPr>
-      <w:r>
-        <w:t xml:space="preserve">Figure </w:t>
-      </w:r>
-      <w:fldSimple w:instr=" SEQ Figure \* ARABIC ">
-        <w:r>
-          <w:rPr>
-            <w:noProof/>
-          </w:rPr>
-          <w:t>3</w:t>
-        </w:r>
-      </w:fldSimple>
-      <w:r>
-        <w:t xml:space="preserve"> Amended ERD</w:t>
-      </w:r>
-    </w:p>
-    <w:p>
-      <w:r>
-        <w:tab/>
-      </w:r>
-      <w:r>
-        <w:t>The ERD above has amended entity for airplane and airplane models. The attributes in each entity</w:t>
-      </w:r>
-      <w:r>
-        <w:t xml:space="preserve"> are now only dependent on primary </w:t>
-      </w:r>
-      <w:r>
-        <w:t>key,</w:t>
-      </w:r>
-      <w:r>
-        <w:t xml:space="preserve"> and they are no longer dependent on the other non-key attributes.</w:t>
-      </w:r>
-    </w:p>
-    <w:p>
-      <w:pPr>
-        <w:spacing w:line="278" w:lineRule="auto"/>
-        <w:jc w:val="left"/>
-      </w:pPr>
-      <w:r>
-        <w:br w:type="page"/>
-      </w:r>
-    </w:p>
-    <w:p>
-      <w:pPr>
-        <w:pStyle w:val="Heading1"/>
-      </w:pPr>
-      <w:r>
-        <w:lastRenderedPageBreak/>
-        <w:t>Task D</w:t>
-      </w:r>
-    </w:p>
-    <w:p/>
     <w:sectPr>
       <w:pgSz w:w="12240" w:h="15840"/>
       <w:pgMar w:top="1440" w:right="1440" w:bottom="1440" w:left="1440" w:header="720" w:footer="720" w:gutter="0"/>
@@ -4240,7 +3622,6 @@
   <w:style w:type="character" w:default="1" w:styleId="DefaultParagraphFont">
     <w:name w:val="Default Paragraph Font"/>
     <w:uiPriority w:val="1"/>
-    <w:semiHidden/>
     <w:unhideWhenUsed/>
   </w:style>
   <w:style w:type="table" w:default="1" w:styleId="TableNormal">

--- a/2. Airport Database System/40841063_HLUM HTET AUNG Part 2 - Database/40841063_Part 2 Database Report.docx
+++ b/2. Airport Database System/40841063_HLUM HTET AUNG Part 2 - Database/40841063_Part 2 Database Report.docx
@@ -1173,10 +1173,7 @@
           </w:tcPr>
           <w:p>
             <w:r>
-              <w:t>U</w:t>
-            </w:r>
-            <w:r>
-              <w:t>nion</w:t>
+              <w:t>Union</w:t>
             </w:r>
             <w:r>
               <w:t xml:space="preserve"> </w:t>
@@ -1204,10 +1201,7 @@
           </w:tcPr>
           <w:p>
             <w:r>
-              <w:t>U</w:t>
-            </w:r>
-            <w:r>
-              <w:t>nion</w:t>
+              <w:t>Union</w:t>
             </w:r>
             <w:r>
               <w:t xml:space="preserve"> </w:t>
@@ -1605,6 +1599,160 @@
     <w:p>
       <w:r>
         <w:tab/>
+      </w:r>
+      <w:r>
+        <w:t>The database tables are normalized into 3NF. The normalization was done since the implementation of entity relation diagram, with minor changes in the part 2.</w:t>
+      </w:r>
+    </w:p>
+    <w:p>
+      <w:pPr>
+        <w:pStyle w:val="Heading3"/>
+      </w:pPr>
+      <w:r>
+        <w:t>First Normal Form (1NF)</w:t>
+      </w:r>
+    </w:p>
+    <w:p>
+      <w:r>
+        <w:tab/>
+      </w:r>
+      <w:r>
+        <w:t>The tables in the database are in first normal form because –</w:t>
+      </w:r>
+    </w:p>
+    <w:p>
+      <w:pPr>
+        <w:pStyle w:val="ListParagraph"/>
+        <w:numPr>
+          <w:ilvl w:val="0"/>
+          <w:numId w:val="13"/>
+        </w:numPr>
+      </w:pPr>
+      <w:r>
+        <w:t>Singular values – All attributes store single value in each cell. For example, phone number column stores a single string, score stores a single numerical value.</w:t>
+      </w:r>
+    </w:p>
+    <w:p>
+      <w:pPr>
+        <w:pStyle w:val="ListParagraph"/>
+        <w:numPr>
+          <w:ilvl w:val="0"/>
+          <w:numId w:val="13"/>
+        </w:numPr>
+      </w:pPr>
+      <w:r>
+        <w:t xml:space="preserve">No Repeating Groups – </w:t>
+      </w:r>
+      <w:r>
+        <w:t>The database uses Technicians’ expertise composite table to capture expertise relationships as individual rows, instead of storing multiple certifications inside Technicians table.</w:t>
+      </w:r>
+    </w:p>
+    <w:p>
+      <w:pPr>
+        <w:pStyle w:val="ListParagraph"/>
+        <w:numPr>
+          <w:ilvl w:val="0"/>
+          <w:numId w:val="13"/>
+        </w:numPr>
+      </w:pPr>
+      <w:r>
+        <w:t>Primary Keys – Every relation in the schema has a defined Primary Key.</w:t>
+      </w:r>
+    </w:p>
+    <w:p/>
+    <w:p/>
+    <w:p>
+      <w:pPr>
+        <w:pStyle w:val="Heading3"/>
+      </w:pPr>
+      <w:r>
+        <w:lastRenderedPageBreak/>
+        <w:t>Second Normal Form (2NF)</w:t>
+      </w:r>
+    </w:p>
+    <w:p>
+      <w:r>
+        <w:tab/>
+        <w:t>As the table already satisfy first normalization, it also satisfies second normal form as the attributes have –</w:t>
+      </w:r>
+    </w:p>
+    <w:p>
+      <w:pPr>
+        <w:pStyle w:val="ListParagraph"/>
+        <w:numPr>
+          <w:ilvl w:val="0"/>
+          <w:numId w:val="14"/>
+        </w:numPr>
+      </w:pPr>
+      <w:r>
+        <w:t>Single-Column Primary Key – For every table except for bridge tables, the primary key consists of a single attribute. For this reason, every attribute in the table depends solely on their primary key and partial dependency is impossible.</w:t>
+      </w:r>
+    </w:p>
+    <w:p>
+      <w:pPr>
+        <w:pStyle w:val="ListParagraph"/>
+        <w:numPr>
+          <w:ilvl w:val="0"/>
+          <w:numId w:val="14"/>
+        </w:numPr>
+      </w:pPr>
+      <w:r>
+        <w:t xml:space="preserve">Composite Primary Key – For the composite tables the composite keys model number and social security number are the only attributes and there are no non-key attributes in the table. Thus, there </w:t>
+      </w:r>
+      <w:r>
+        <w:t>is</w:t>
+      </w:r>
+      <w:r>
+        <w:t xml:space="preserve"> no partial key dependency in this table.</w:t>
+      </w:r>
+    </w:p>
+    <w:p>
+      <w:pPr>
+        <w:pStyle w:val="Heading3"/>
+      </w:pPr>
+      <w:r>
+        <w:t>Third Normal Form (3NF)</w:t>
+      </w:r>
+    </w:p>
+    <w:p>
+      <w:r>
+        <w:tab/>
+      </w:r>
+      <w:r>
+        <w:t>The tables from the database are also in 3NF because –</w:t>
+      </w:r>
+    </w:p>
+    <w:p>
+      <w:pPr>
+        <w:pStyle w:val="ListParagraph"/>
+        <w:numPr>
+          <w:ilvl w:val="0"/>
+          <w:numId w:val="15"/>
+        </w:numPr>
+      </w:pPr>
+      <w:r>
+        <w:t>They satisfy both 1NF and 2NF.</w:t>
+      </w:r>
+    </w:p>
+    <w:p>
+      <w:pPr>
+        <w:pStyle w:val="ListParagraph"/>
+        <w:numPr>
+          <w:ilvl w:val="0"/>
+          <w:numId w:val="15"/>
+        </w:numPr>
+      </w:pPr>
+      <w:r>
+        <w:t xml:space="preserve">Separation of Union Data </w:t>
+      </w:r>
+      <w:r>
+        <w:t>–</w:t>
+      </w:r>
+      <w:r>
+        <w:t xml:space="preserve"> </w:t>
+      </w:r>
+      <w:r>
+        <w:t xml:space="preserve">After separating union table and the employee table, </w:t>
       </w:r>
     </w:p>
     <w:sectPr>
@@ -1670,6 +1818,119 @@
 <file path=word/numbering.xml><?xml version="1.0" encoding="utf-8"?>
 <w:numbering xmlns:wpc="http://schemas.microsoft.com/office/word/2010/wordprocessingCanvas" xmlns:cx="http://schemas.microsoft.com/office/drawing/2014/chartex" xmlns:cx1="http://schemas.microsoft.com/office/drawing/2015/9/8/chartex" xmlns:cx2="http://schemas.microsoft.com/office/drawing/2015/10/21/chartex" xmlns:cx3="http://schemas.microsoft.com/office/drawing/2016/5/9/chartex" xmlns:cx4="http://schemas.microsoft.com/office/drawing/2016/5/10/chartex" xmlns:cx5="http://schemas.microsoft.com/office/drawing/2016/5/11/chartex" xmlns:cx6="http://schemas.microsoft.com/office/drawing/2016/5/12/chartex" xmlns:cx7="http://schemas.microsoft.com/office/drawing/2016/5/13/chartex" xmlns:cx8="http://schemas.microsoft.com/office/drawing/2016/5/14/chartex" xmlns:mc="http://schemas.openxmlformats.org/markup-compatibility/2006" xmlns:aink="http://schemas.microsoft.com/office/drawing/2016/ink" xmlns:am3d="http://schemas.microsoft.com/office/drawing/2017/model3d" xmlns:o="urn:schemas-microsoft-com:office:office" xmlns:oel="http://schemas.microsoft.com/office/2019/extlst" xmlns:r="http://schemas.openxmlformats.org/officeDocument/2006/relationships" xmlns:m="http://schemas.openxmlformats.org/officeDocument/2006/math" xmlns:v="urn:schemas-microsoft-com:vml" xmlns:wp14="http://schemas.microsoft.com/office/word/2010/wordprocessingDrawing" xmlns:wp="http://schemas.openxmlformats.org/drawingml/2006/wordprocessingDrawing" xmlns:w10="urn:schemas-microsoft-com:office:word" xmlns:w="http://schemas.openxmlformats.org/wordprocessingml/2006/main" xmlns:w14="http://schemas.microsoft.com/office/word/2010/wordml" xmlns:w15="http://schemas.microsoft.com/office/word/2012/wordml" xmlns:w16cei="http://schemas.microsoft.com/office/word/2026/wordml/cei" xmlns:w16cex="http://schemas.microsoft.com/office/word/2018/wordml/cex" xmlns:w16cid="http://schemas.microsoft.com/office/word/2016/wordml/cid" xmlns:w16="http://schemas.microsoft.com/office/word/2018/wordml" xmlns:w16du="http://schemas.microsoft.com/office/word/2023/wordml/word16du" xmlns:w16sdtdh="http://schemas.microsoft.com/office/word/2020/wordml/sdtdatahash" xmlns:w16sdtfl="http://schemas.microsoft.com/office/word/2024/wordml/sdtformatlock" xmlns:w16se="http://schemas.microsoft.com/office/word/2015/wordml/symex" xmlns:wpg="http://schemas.microsoft.com/office/word/2010/wordprocessingGroup" xmlns:wpi="http://schemas.microsoft.com/office/word/2010/wordprocessingInk" xmlns:wne="http://schemas.microsoft.com/office/word/2006/wordml" xmlns:wps="http://schemas.microsoft.com/office/word/2010/wordprocessingShape" mc:Ignorable="w14 w15 w16se w16cid w16 w16cex w16sdtdh w16sdtfl w16du wp14">
   <w:abstractNum w:abstractNumId="0" w15:restartNumberingAfterBreak="0">
+    <w:nsid w:val="07CE0C2F"/>
+    <w:multiLevelType w:val="hybridMultilevel"/>
+    <w:tmpl w:val="34203290"/>
+    <w:lvl w:ilvl="0" w:tplc="04090001">
+      <w:start w:val="1"/>
+      <w:numFmt w:val="bullet"/>
+      <w:lvlText w:val=""/>
+      <w:lvlJc w:val="left"/>
+      <w:pPr>
+        <w:ind w:left="720" w:hanging="360"/>
+      </w:pPr>
+      <w:rPr>
+        <w:rFonts w:ascii="Symbol" w:hAnsi="Symbol" w:hint="default"/>
+      </w:rPr>
+    </w:lvl>
+    <w:lvl w:ilvl="1" w:tplc="04090003" w:tentative="1">
+      <w:start w:val="1"/>
+      <w:numFmt w:val="bullet"/>
+      <w:lvlText w:val="o"/>
+      <w:lvlJc w:val="left"/>
+      <w:pPr>
+        <w:ind w:left="1440" w:hanging="360"/>
+      </w:pPr>
+      <w:rPr>
+        <w:rFonts w:ascii="Courier New" w:hAnsi="Courier New" w:cs="Courier New" w:hint="default"/>
+      </w:rPr>
+    </w:lvl>
+    <w:lvl w:ilvl="2" w:tplc="04090005" w:tentative="1">
+      <w:start w:val="1"/>
+      <w:numFmt w:val="bullet"/>
+      <w:lvlText w:val=""/>
+      <w:lvlJc w:val="left"/>
+      <w:pPr>
+        <w:ind w:left="2160" w:hanging="360"/>
+      </w:pPr>
+      <w:rPr>
+        <w:rFonts w:ascii="Wingdings" w:hAnsi="Wingdings" w:hint="default"/>
+      </w:rPr>
+    </w:lvl>
+    <w:lvl w:ilvl="3" w:tplc="04090001" w:tentative="1">
+      <w:start w:val="1"/>
+      <w:numFmt w:val="bullet"/>
+      <w:lvlText w:val=""/>
+      <w:lvlJc w:val="left"/>
+      <w:pPr>
+        <w:ind w:left="2880" w:hanging="360"/>
+      </w:pPr>
+      <w:rPr>
+        <w:rFonts w:ascii="Symbol" w:hAnsi="Symbol" w:hint="default"/>
+      </w:rPr>
+    </w:lvl>
+    <w:lvl w:ilvl="4" w:tplc="04090003" w:tentative="1">
+      <w:start w:val="1"/>
+      <w:numFmt w:val="bullet"/>
+      <w:lvlText w:val="o"/>
+      <w:lvlJc w:val="left"/>
+      <w:pPr>
+        <w:ind w:left="3600" w:hanging="360"/>
+      </w:pPr>
+      <w:rPr>
+        <w:rFonts w:ascii="Courier New" w:hAnsi="Courier New" w:cs="Courier New" w:hint="default"/>
+      </w:rPr>
+    </w:lvl>
+    <w:lvl w:ilvl="5" w:tplc="04090005" w:tentative="1">
+      <w:start w:val="1"/>
+      <w:numFmt w:val="bullet"/>
+      <w:lvlText w:val=""/>
+      <w:lvlJc w:val="left"/>
+      <w:pPr>
+        <w:ind w:left="4320" w:hanging="360"/>
+      </w:pPr>
+      <w:rPr>
+        <w:rFonts w:ascii="Wingdings" w:hAnsi="Wingdings" w:hint="default"/>
+      </w:rPr>
+    </w:lvl>
+    <w:lvl w:ilvl="6" w:tplc="04090001" w:tentative="1">
+      <w:start w:val="1"/>
+      <w:numFmt w:val="bullet"/>
+      <w:lvlText w:val=""/>
+      <w:lvlJc w:val="left"/>
+      <w:pPr>
+        <w:ind w:left="5040" w:hanging="360"/>
+      </w:pPr>
+      <w:rPr>
+        <w:rFonts w:ascii="Symbol" w:hAnsi="Symbol" w:hint="default"/>
+      </w:rPr>
+    </w:lvl>
+    <w:lvl w:ilvl="7" w:tplc="04090003" w:tentative="1">
+      <w:start w:val="1"/>
+      <w:numFmt w:val="bullet"/>
+      <w:lvlText w:val="o"/>
+      <w:lvlJc w:val="left"/>
+      <w:pPr>
+        <w:ind w:left="5760" w:hanging="360"/>
+      </w:pPr>
+      <w:rPr>
+        <w:rFonts w:ascii="Courier New" w:hAnsi="Courier New" w:cs="Courier New" w:hint="default"/>
+      </w:rPr>
+    </w:lvl>
+    <w:lvl w:ilvl="8" w:tplc="04090005" w:tentative="1">
+      <w:start w:val="1"/>
+      <w:numFmt w:val="bullet"/>
+      <w:lvlText w:val=""/>
+      <w:lvlJc w:val="left"/>
+      <w:pPr>
+        <w:ind w:left="6480" w:hanging="360"/>
+      </w:pPr>
+      <w:rPr>
+        <w:rFonts w:ascii="Wingdings" w:hAnsi="Wingdings" w:hint="default"/>
+      </w:rPr>
+    </w:lvl>
+  </w:abstractNum>
+  <w:abstractNum w:abstractNumId="1" w15:restartNumberingAfterBreak="0">
     <w:nsid w:val="0ED655DA"/>
     <w:multiLevelType w:val="hybridMultilevel"/>
     <w:tmpl w:val="A8927B9A"/>
@@ -1755,7 +2016,7 @@
       </w:pPr>
     </w:lvl>
   </w:abstractNum>
-  <w:abstractNum w:abstractNumId="1" w15:restartNumberingAfterBreak="0">
+  <w:abstractNum w:abstractNumId="2" w15:restartNumberingAfterBreak="0">
     <w:nsid w:val="2C3A7855"/>
     <w:multiLevelType w:val="hybridMultilevel"/>
     <w:tmpl w:val="493AB090"/>
@@ -1868,7 +2129,7 @@
       </w:rPr>
     </w:lvl>
   </w:abstractNum>
-  <w:abstractNum w:abstractNumId="2" w15:restartNumberingAfterBreak="0">
+  <w:abstractNum w:abstractNumId="3" w15:restartNumberingAfterBreak="0">
     <w:nsid w:val="2C947571"/>
     <w:multiLevelType w:val="hybridMultilevel"/>
     <w:tmpl w:val="031A5B5C"/>
@@ -1957,7 +2218,120 @@
       </w:pPr>
     </w:lvl>
   </w:abstractNum>
-  <w:abstractNum w:abstractNumId="3" w15:restartNumberingAfterBreak="0">
+  <w:abstractNum w:abstractNumId="4" w15:restartNumberingAfterBreak="0">
+    <w:nsid w:val="2E5C4D3E"/>
+    <w:multiLevelType w:val="hybridMultilevel"/>
+    <w:tmpl w:val="08B0B016"/>
+    <w:lvl w:ilvl="0" w:tplc="04090001">
+      <w:start w:val="1"/>
+      <w:numFmt w:val="bullet"/>
+      <w:lvlText w:val=""/>
+      <w:lvlJc w:val="left"/>
+      <w:pPr>
+        <w:ind w:left="720" w:hanging="360"/>
+      </w:pPr>
+      <w:rPr>
+        <w:rFonts w:ascii="Symbol" w:hAnsi="Symbol" w:hint="default"/>
+      </w:rPr>
+    </w:lvl>
+    <w:lvl w:ilvl="1" w:tplc="04090003" w:tentative="1">
+      <w:start w:val="1"/>
+      <w:numFmt w:val="bullet"/>
+      <w:lvlText w:val="o"/>
+      <w:lvlJc w:val="left"/>
+      <w:pPr>
+        <w:ind w:left="1440" w:hanging="360"/>
+      </w:pPr>
+      <w:rPr>
+        <w:rFonts w:ascii="Courier New" w:hAnsi="Courier New" w:cs="Courier New" w:hint="default"/>
+      </w:rPr>
+    </w:lvl>
+    <w:lvl w:ilvl="2" w:tplc="04090005" w:tentative="1">
+      <w:start w:val="1"/>
+      <w:numFmt w:val="bullet"/>
+      <w:lvlText w:val=""/>
+      <w:lvlJc w:val="left"/>
+      <w:pPr>
+        <w:ind w:left="2160" w:hanging="360"/>
+      </w:pPr>
+      <w:rPr>
+        <w:rFonts w:ascii="Wingdings" w:hAnsi="Wingdings" w:hint="default"/>
+      </w:rPr>
+    </w:lvl>
+    <w:lvl w:ilvl="3" w:tplc="04090001" w:tentative="1">
+      <w:start w:val="1"/>
+      <w:numFmt w:val="bullet"/>
+      <w:lvlText w:val=""/>
+      <w:lvlJc w:val="left"/>
+      <w:pPr>
+        <w:ind w:left="2880" w:hanging="360"/>
+      </w:pPr>
+      <w:rPr>
+        <w:rFonts w:ascii="Symbol" w:hAnsi="Symbol" w:hint="default"/>
+      </w:rPr>
+    </w:lvl>
+    <w:lvl w:ilvl="4" w:tplc="04090003" w:tentative="1">
+      <w:start w:val="1"/>
+      <w:numFmt w:val="bullet"/>
+      <w:lvlText w:val="o"/>
+      <w:lvlJc w:val="left"/>
+      <w:pPr>
+        <w:ind w:left="3600" w:hanging="360"/>
+      </w:pPr>
+      <w:rPr>
+        <w:rFonts w:ascii="Courier New" w:hAnsi="Courier New" w:cs="Courier New" w:hint="default"/>
+      </w:rPr>
+    </w:lvl>
+    <w:lvl w:ilvl="5" w:tplc="04090005" w:tentative="1">
+      <w:start w:val="1"/>
+      <w:numFmt w:val="bullet"/>
+      <w:lvlText w:val=""/>
+      <w:lvlJc w:val="left"/>
+      <w:pPr>
+        <w:ind w:left="4320" w:hanging="360"/>
+      </w:pPr>
+      <w:rPr>
+        <w:rFonts w:ascii="Wingdings" w:hAnsi="Wingdings" w:hint="default"/>
+      </w:rPr>
+    </w:lvl>
+    <w:lvl w:ilvl="6" w:tplc="04090001" w:tentative="1">
+      <w:start w:val="1"/>
+      <w:numFmt w:val="bullet"/>
+      <w:lvlText w:val=""/>
+      <w:lvlJc w:val="left"/>
+      <w:pPr>
+        <w:ind w:left="5040" w:hanging="360"/>
+      </w:pPr>
+      <w:rPr>
+        <w:rFonts w:ascii="Symbol" w:hAnsi="Symbol" w:hint="default"/>
+      </w:rPr>
+    </w:lvl>
+    <w:lvl w:ilvl="7" w:tplc="04090003" w:tentative="1">
+      <w:start w:val="1"/>
+      <w:numFmt w:val="bullet"/>
+      <w:lvlText w:val="o"/>
+      <w:lvlJc w:val="left"/>
+      <w:pPr>
+        <w:ind w:left="5760" w:hanging="360"/>
+      </w:pPr>
+      <w:rPr>
+        <w:rFonts w:ascii="Courier New" w:hAnsi="Courier New" w:cs="Courier New" w:hint="default"/>
+      </w:rPr>
+    </w:lvl>
+    <w:lvl w:ilvl="8" w:tplc="04090005" w:tentative="1">
+      <w:start w:val="1"/>
+      <w:numFmt w:val="bullet"/>
+      <w:lvlText w:val=""/>
+      <w:lvlJc w:val="left"/>
+      <w:pPr>
+        <w:ind w:left="6480" w:hanging="360"/>
+      </w:pPr>
+      <w:rPr>
+        <w:rFonts w:ascii="Wingdings" w:hAnsi="Wingdings" w:hint="default"/>
+      </w:rPr>
+    </w:lvl>
+  </w:abstractNum>
+  <w:abstractNum w:abstractNumId="5" w15:restartNumberingAfterBreak="0">
     <w:nsid w:val="4498470E"/>
     <w:multiLevelType w:val="hybridMultilevel"/>
     <w:tmpl w:val="3E965056"/>
@@ -2070,7 +2444,120 @@
       </w:rPr>
     </w:lvl>
   </w:abstractNum>
-  <w:abstractNum w:abstractNumId="4" w15:restartNumberingAfterBreak="0">
+  <w:abstractNum w:abstractNumId="6" w15:restartNumberingAfterBreak="0">
+    <w:nsid w:val="455B0386"/>
+    <w:multiLevelType w:val="hybridMultilevel"/>
+    <w:tmpl w:val="9B8A7794"/>
+    <w:lvl w:ilvl="0" w:tplc="04090001">
+      <w:start w:val="1"/>
+      <w:numFmt w:val="bullet"/>
+      <w:lvlText w:val=""/>
+      <w:lvlJc w:val="left"/>
+      <w:pPr>
+        <w:ind w:left="720" w:hanging="360"/>
+      </w:pPr>
+      <w:rPr>
+        <w:rFonts w:ascii="Symbol" w:hAnsi="Symbol" w:hint="default"/>
+      </w:rPr>
+    </w:lvl>
+    <w:lvl w:ilvl="1" w:tplc="04090003" w:tentative="1">
+      <w:start w:val="1"/>
+      <w:numFmt w:val="bullet"/>
+      <w:lvlText w:val="o"/>
+      <w:lvlJc w:val="left"/>
+      <w:pPr>
+        <w:ind w:left="1440" w:hanging="360"/>
+      </w:pPr>
+      <w:rPr>
+        <w:rFonts w:ascii="Courier New" w:hAnsi="Courier New" w:cs="Courier New" w:hint="default"/>
+      </w:rPr>
+    </w:lvl>
+    <w:lvl w:ilvl="2" w:tplc="04090005" w:tentative="1">
+      <w:start w:val="1"/>
+      <w:numFmt w:val="bullet"/>
+      <w:lvlText w:val=""/>
+      <w:lvlJc w:val="left"/>
+      <w:pPr>
+        <w:ind w:left="2160" w:hanging="360"/>
+      </w:pPr>
+      <w:rPr>
+        <w:rFonts w:ascii="Wingdings" w:hAnsi="Wingdings" w:hint="default"/>
+      </w:rPr>
+    </w:lvl>
+    <w:lvl w:ilvl="3" w:tplc="04090001" w:tentative="1">
+      <w:start w:val="1"/>
+      <w:numFmt w:val="bullet"/>
+      <w:lvlText w:val=""/>
+      <w:lvlJc w:val="left"/>
+      <w:pPr>
+        <w:ind w:left="2880" w:hanging="360"/>
+      </w:pPr>
+      <w:rPr>
+        <w:rFonts w:ascii="Symbol" w:hAnsi="Symbol" w:hint="default"/>
+      </w:rPr>
+    </w:lvl>
+    <w:lvl w:ilvl="4" w:tplc="04090003" w:tentative="1">
+      <w:start w:val="1"/>
+      <w:numFmt w:val="bullet"/>
+      <w:lvlText w:val="o"/>
+      <w:lvlJc w:val="left"/>
+      <w:pPr>
+        <w:ind w:left="3600" w:hanging="360"/>
+      </w:pPr>
+      <w:rPr>
+        <w:rFonts w:ascii="Courier New" w:hAnsi="Courier New" w:cs="Courier New" w:hint="default"/>
+      </w:rPr>
+    </w:lvl>
+    <w:lvl w:ilvl="5" w:tplc="04090005" w:tentative="1">
+      <w:start w:val="1"/>
+      <w:numFmt w:val="bullet"/>
+      <w:lvlText w:val=""/>
+      <w:lvlJc w:val="left"/>
+      <w:pPr>
+        <w:ind w:left="4320" w:hanging="360"/>
+      </w:pPr>
+      <w:rPr>
+        <w:rFonts w:ascii="Wingdings" w:hAnsi="Wingdings" w:hint="default"/>
+      </w:rPr>
+    </w:lvl>
+    <w:lvl w:ilvl="6" w:tplc="04090001" w:tentative="1">
+      <w:start w:val="1"/>
+      <w:numFmt w:val="bullet"/>
+      <w:lvlText w:val=""/>
+      <w:lvlJc w:val="left"/>
+      <w:pPr>
+        <w:ind w:left="5040" w:hanging="360"/>
+      </w:pPr>
+      <w:rPr>
+        <w:rFonts w:ascii="Symbol" w:hAnsi="Symbol" w:hint="default"/>
+      </w:rPr>
+    </w:lvl>
+    <w:lvl w:ilvl="7" w:tplc="04090003" w:tentative="1">
+      <w:start w:val="1"/>
+      <w:numFmt w:val="bullet"/>
+      <w:lvlText w:val="o"/>
+      <w:lvlJc w:val="left"/>
+      <w:pPr>
+        <w:ind w:left="5760" w:hanging="360"/>
+      </w:pPr>
+      <w:rPr>
+        <w:rFonts w:ascii="Courier New" w:hAnsi="Courier New" w:cs="Courier New" w:hint="default"/>
+      </w:rPr>
+    </w:lvl>
+    <w:lvl w:ilvl="8" w:tplc="04090005" w:tentative="1">
+      <w:start w:val="1"/>
+      <w:numFmt w:val="bullet"/>
+      <w:lvlText w:val=""/>
+      <w:lvlJc w:val="left"/>
+      <w:pPr>
+        <w:ind w:left="6480" w:hanging="360"/>
+      </w:pPr>
+      <w:rPr>
+        <w:rFonts w:ascii="Wingdings" w:hAnsi="Wingdings" w:hint="default"/>
+      </w:rPr>
+    </w:lvl>
+  </w:abstractNum>
+  <w:abstractNum w:abstractNumId="7" w15:restartNumberingAfterBreak="0">
     <w:nsid w:val="4B7C2AC1"/>
     <w:multiLevelType w:val="hybridMultilevel"/>
     <w:tmpl w:val="B86EFB9C"/>
@@ -2183,7 +2670,7 @@
       </w:rPr>
     </w:lvl>
   </w:abstractNum>
-  <w:abstractNum w:abstractNumId="5" w15:restartNumberingAfterBreak="0">
+  <w:abstractNum w:abstractNumId="8" w15:restartNumberingAfterBreak="0">
     <w:nsid w:val="52C47A78"/>
     <w:multiLevelType w:val="hybridMultilevel"/>
     <w:tmpl w:val="350C7F46"/>
@@ -2296,7 +2783,7 @@
       </w:rPr>
     </w:lvl>
   </w:abstractNum>
-  <w:abstractNum w:abstractNumId="6" w15:restartNumberingAfterBreak="0">
+  <w:abstractNum w:abstractNumId="9" w15:restartNumberingAfterBreak="0">
     <w:nsid w:val="559200CF"/>
     <w:multiLevelType w:val="hybridMultilevel"/>
     <w:tmpl w:val="B5ECAA72"/>
@@ -2409,7 +2896,7 @@
       </w:rPr>
     </w:lvl>
   </w:abstractNum>
-  <w:abstractNum w:abstractNumId="7" w15:restartNumberingAfterBreak="0">
+  <w:abstractNum w:abstractNumId="10" w15:restartNumberingAfterBreak="0">
     <w:nsid w:val="5759351F"/>
     <w:multiLevelType w:val="hybridMultilevel"/>
     <w:tmpl w:val="60A8AA1C"/>
@@ -2522,7 +3009,7 @@
       </w:rPr>
     </w:lvl>
   </w:abstractNum>
-  <w:abstractNum w:abstractNumId="8" w15:restartNumberingAfterBreak="0">
+  <w:abstractNum w:abstractNumId="11" w15:restartNumberingAfterBreak="0">
     <w:nsid w:val="58FF00D2"/>
     <w:multiLevelType w:val="hybridMultilevel"/>
     <w:tmpl w:val="FC9C743C"/>
@@ -2635,7 +3122,7 @@
       </w:rPr>
     </w:lvl>
   </w:abstractNum>
-  <w:abstractNum w:abstractNumId="9" w15:restartNumberingAfterBreak="0">
+  <w:abstractNum w:abstractNumId="12" w15:restartNumberingAfterBreak="0">
     <w:nsid w:val="68BE0B0D"/>
     <w:multiLevelType w:val="hybridMultilevel"/>
     <w:tmpl w:val="3C9EDFC4"/>
@@ -2748,7 +3235,7 @@
       </w:rPr>
     </w:lvl>
   </w:abstractNum>
-  <w:abstractNum w:abstractNumId="10" w15:restartNumberingAfterBreak="0">
+  <w:abstractNum w:abstractNumId="13" w15:restartNumberingAfterBreak="0">
     <w:nsid w:val="6BA444E0"/>
     <w:multiLevelType w:val="hybridMultilevel"/>
     <w:tmpl w:val="8C3696B2"/>
@@ -2861,7 +3348,7 @@
       </w:rPr>
     </w:lvl>
   </w:abstractNum>
-  <w:abstractNum w:abstractNumId="11" w15:restartNumberingAfterBreak="0">
+  <w:abstractNum w:abstractNumId="14" w15:restartNumberingAfterBreak="0">
     <w:nsid w:val="7ADD4547"/>
     <w:multiLevelType w:val="hybridMultilevel"/>
     <w:tmpl w:val="AA9C9600"/>
@@ -2975,40 +3462,49 @@
     </w:lvl>
   </w:abstractNum>
   <w:num w:numId="1" w16cid:durableId="959801862">
+    <w:abstractNumId w:val="5"/>
+  </w:num>
+  <w:num w:numId="2" w16cid:durableId="627665801">
+    <w:abstractNumId w:val="14"/>
+  </w:num>
+  <w:num w:numId="3" w16cid:durableId="282733127">
+    <w:abstractNumId w:val="2"/>
+  </w:num>
+  <w:num w:numId="4" w16cid:durableId="630013145">
+    <w:abstractNumId w:val="1"/>
+  </w:num>
+  <w:num w:numId="5" w16cid:durableId="89203349">
+    <w:abstractNumId w:val="12"/>
+  </w:num>
+  <w:num w:numId="6" w16cid:durableId="1247418754">
+    <w:abstractNumId w:val="10"/>
+  </w:num>
+  <w:num w:numId="7" w16cid:durableId="1971352018">
+    <w:abstractNumId w:val="8"/>
+  </w:num>
+  <w:num w:numId="8" w16cid:durableId="630132941">
+    <w:abstractNumId w:val="7"/>
+  </w:num>
+  <w:num w:numId="9" w16cid:durableId="1253660754">
     <w:abstractNumId w:val="3"/>
   </w:num>
-  <w:num w:numId="2" w16cid:durableId="627665801">
+  <w:num w:numId="10" w16cid:durableId="352729536">
     <w:abstractNumId w:val="11"/>
   </w:num>
-  <w:num w:numId="3" w16cid:durableId="282733127">
-    <w:abstractNumId w:val="1"/>
+  <w:num w:numId="11" w16cid:durableId="1776175500">
+    <w:abstractNumId w:val="9"/>
   </w:num>
-  <w:num w:numId="4" w16cid:durableId="630013145">
+  <w:num w:numId="12" w16cid:durableId="1472091994">
+    <w:abstractNumId w:val="13"/>
+  </w:num>
+  <w:num w:numId="13" w16cid:durableId="2062358642">
     <w:abstractNumId w:val="0"/>
   </w:num>
-  <w:num w:numId="5" w16cid:durableId="89203349">
-    <w:abstractNumId w:val="9"/>
-  </w:num>
-  <w:num w:numId="6" w16cid:durableId="1247418754">
-    <w:abstractNumId w:val="7"/>
-  </w:num>
-  <w:num w:numId="7" w16cid:durableId="1971352018">
-    <w:abstractNumId w:val="5"/>
-  </w:num>
-  <w:num w:numId="8" w16cid:durableId="630132941">
+  <w:num w:numId="14" w16cid:durableId="629823691">
     <w:abstractNumId w:val="4"/>
   </w:num>
-  <w:num w:numId="9" w16cid:durableId="1253660754">
-    <w:abstractNumId w:val="2"/>
-  </w:num>
-  <w:num w:numId="10" w16cid:durableId="352729536">
-    <w:abstractNumId w:val="8"/>
-  </w:num>
-  <w:num w:numId="11" w16cid:durableId="1776175500">
+  <w:num w:numId="15" w16cid:durableId="1283805297">
     <w:abstractNumId w:val="6"/>
-  </w:num>
-  <w:num w:numId="12" w16cid:durableId="1472091994">
-    <w:abstractNumId w:val="10"/>
   </w:num>
 </w:numbering>
 </file>
@@ -3622,6 +4118,7 @@
   <w:style w:type="character" w:default="1" w:styleId="DefaultParagraphFont">
     <w:name w:val="Default Paragraph Font"/>
     <w:uiPriority w:val="1"/>
+    <w:semiHidden/>
     <w:unhideWhenUsed/>
   </w:style>
   <w:style w:type="table" w:default="1" w:styleId="TableNormal">

--- a/2. Airport Database System/40841063_HLUM HTET AUNG Part 2 - Database/40841063_Part 2 Database Report.docx
+++ b/2. Airport Database System/40841063_HLUM HTET AUNG Part 2 - Database/40841063_Part 2 Database Report.docx
@@ -137,7 +137,7 @@
           <w:r>
             <w:fldChar w:fldCharType="separate"/>
           </w:r>
-          <w:hyperlink w:anchor="_Toc237113727" w:history="1">
+          <w:hyperlink w:anchor="_Toc237195862" w:history="1">
             <w:r>
               <w:rPr>
                 <w:rStyle w:val="Hyperlink"/>
@@ -164,7 +164,7 @@
                 <w:noProof/>
                 <w:webHidden/>
               </w:rPr>
-              <w:instrText xml:space="preserve"> PAGEREF _Toc237113727 \h </w:instrText>
+              <w:instrText xml:space="preserve"> PAGEREF _Toc237195862 \h </w:instrText>
             </w:r>
             <w:r>
               <w:rPr>
@@ -206,7 +206,7 @@
               <w:noProof/>
             </w:rPr>
           </w:pPr>
-          <w:hyperlink w:anchor="_Toc237113728" w:history="1">
+          <w:hyperlink w:anchor="_Toc237195863" w:history="1">
             <w:r>
               <w:rPr>
                 <w:rStyle w:val="Hyperlink"/>
@@ -233,7 +233,7 @@
                 <w:noProof/>
                 <w:webHidden/>
               </w:rPr>
-              <w:instrText xml:space="preserve"> PAGEREF _Toc237113728 \h </w:instrText>
+              <w:instrText xml:space="preserve"> PAGEREF _Toc237195863 \h </w:instrText>
             </w:r>
             <w:r>
               <w:rPr>
@@ -254,6 +254,351 @@
                 <w:webHidden/>
               </w:rPr>
               <w:t>3</w:t>
+            </w:r>
+            <w:r>
+              <w:rPr>
+                <w:noProof/>
+                <w:webHidden/>
+              </w:rPr>
+              <w:fldChar w:fldCharType="end"/>
+            </w:r>
+          </w:hyperlink>
+        </w:p>
+        <w:p>
+          <w:pPr>
+            <w:pStyle w:val="TOC3"/>
+            <w:tabs>
+              <w:tab w:val="right" w:leader="dot" w:pos="9350"/>
+            </w:tabs>
+            <w:rPr>
+              <w:rFonts w:asciiTheme="minorHAnsi" w:eastAsiaTheme="minorEastAsia" w:hAnsiTheme="minorHAnsi"/>
+              <w:noProof/>
+            </w:rPr>
+          </w:pPr>
+          <w:hyperlink w:anchor="_Toc237195864" w:history="1">
+            <w:r>
+              <w:rPr>
+                <w:rStyle w:val="Hyperlink"/>
+                <w:noProof/>
+              </w:rPr>
+              <w:t>Relational Schema Table</w:t>
+            </w:r>
+            <w:r>
+              <w:rPr>
+                <w:noProof/>
+                <w:webHidden/>
+              </w:rPr>
+              <w:tab/>
+            </w:r>
+            <w:r>
+              <w:rPr>
+                <w:noProof/>
+                <w:webHidden/>
+              </w:rPr>
+              <w:fldChar w:fldCharType="begin"/>
+            </w:r>
+            <w:r>
+              <w:rPr>
+                <w:noProof/>
+                <w:webHidden/>
+              </w:rPr>
+              <w:instrText xml:space="preserve"> PAGEREF _Toc237195864 \h </w:instrText>
+            </w:r>
+            <w:r>
+              <w:rPr>
+                <w:noProof/>
+                <w:webHidden/>
+              </w:rPr>
+            </w:r>
+            <w:r>
+              <w:rPr>
+                <w:noProof/>
+                <w:webHidden/>
+              </w:rPr>
+              <w:fldChar w:fldCharType="separate"/>
+            </w:r>
+            <w:r>
+              <w:rPr>
+                <w:noProof/>
+                <w:webHidden/>
+              </w:rPr>
+              <w:t>4</w:t>
+            </w:r>
+            <w:r>
+              <w:rPr>
+                <w:noProof/>
+                <w:webHidden/>
+              </w:rPr>
+              <w:fldChar w:fldCharType="end"/>
+            </w:r>
+          </w:hyperlink>
+        </w:p>
+        <w:p>
+          <w:pPr>
+            <w:pStyle w:val="TOC2"/>
+            <w:tabs>
+              <w:tab w:val="right" w:leader="dot" w:pos="9350"/>
+            </w:tabs>
+            <w:rPr>
+              <w:rFonts w:asciiTheme="minorHAnsi" w:eastAsiaTheme="minorEastAsia" w:hAnsiTheme="minorHAnsi"/>
+              <w:noProof/>
+            </w:rPr>
+          </w:pPr>
+          <w:hyperlink w:anchor="_Toc237195865" w:history="1">
+            <w:r>
+              <w:rPr>
+                <w:rStyle w:val="Hyperlink"/>
+                <w:noProof/>
+              </w:rPr>
+              <w:t>Normalization</w:t>
+            </w:r>
+            <w:r>
+              <w:rPr>
+                <w:noProof/>
+                <w:webHidden/>
+              </w:rPr>
+              <w:tab/>
+            </w:r>
+            <w:r>
+              <w:rPr>
+                <w:noProof/>
+                <w:webHidden/>
+              </w:rPr>
+              <w:fldChar w:fldCharType="begin"/>
+            </w:r>
+            <w:r>
+              <w:rPr>
+                <w:noProof/>
+                <w:webHidden/>
+              </w:rPr>
+              <w:instrText xml:space="preserve"> PAGEREF _Toc237195865 \h </w:instrText>
+            </w:r>
+            <w:r>
+              <w:rPr>
+                <w:noProof/>
+                <w:webHidden/>
+              </w:rPr>
+            </w:r>
+            <w:r>
+              <w:rPr>
+                <w:noProof/>
+                <w:webHidden/>
+              </w:rPr>
+              <w:fldChar w:fldCharType="separate"/>
+            </w:r>
+            <w:r>
+              <w:rPr>
+                <w:noProof/>
+                <w:webHidden/>
+              </w:rPr>
+              <w:t>5</w:t>
+            </w:r>
+            <w:r>
+              <w:rPr>
+                <w:noProof/>
+                <w:webHidden/>
+              </w:rPr>
+              <w:fldChar w:fldCharType="end"/>
+            </w:r>
+          </w:hyperlink>
+        </w:p>
+        <w:p>
+          <w:pPr>
+            <w:pStyle w:val="TOC3"/>
+            <w:tabs>
+              <w:tab w:val="right" w:leader="dot" w:pos="9350"/>
+            </w:tabs>
+            <w:rPr>
+              <w:rFonts w:asciiTheme="minorHAnsi" w:eastAsiaTheme="minorEastAsia" w:hAnsiTheme="minorHAnsi"/>
+              <w:noProof/>
+            </w:rPr>
+          </w:pPr>
+          <w:hyperlink w:anchor="_Toc237195866" w:history="1">
+            <w:r>
+              <w:rPr>
+                <w:rStyle w:val="Hyperlink"/>
+                <w:noProof/>
+              </w:rPr>
+              <w:t>First Normal Form (1NF)</w:t>
+            </w:r>
+            <w:r>
+              <w:rPr>
+                <w:noProof/>
+                <w:webHidden/>
+              </w:rPr>
+              <w:tab/>
+            </w:r>
+            <w:r>
+              <w:rPr>
+                <w:noProof/>
+                <w:webHidden/>
+              </w:rPr>
+              <w:fldChar w:fldCharType="begin"/>
+            </w:r>
+            <w:r>
+              <w:rPr>
+                <w:noProof/>
+                <w:webHidden/>
+              </w:rPr>
+              <w:instrText xml:space="preserve"> PAGEREF _Toc237195866 \h </w:instrText>
+            </w:r>
+            <w:r>
+              <w:rPr>
+                <w:noProof/>
+                <w:webHidden/>
+              </w:rPr>
+            </w:r>
+            <w:r>
+              <w:rPr>
+                <w:noProof/>
+                <w:webHidden/>
+              </w:rPr>
+              <w:fldChar w:fldCharType="separate"/>
+            </w:r>
+            <w:r>
+              <w:rPr>
+                <w:noProof/>
+                <w:webHidden/>
+              </w:rPr>
+              <w:t>5</w:t>
+            </w:r>
+            <w:r>
+              <w:rPr>
+                <w:noProof/>
+                <w:webHidden/>
+              </w:rPr>
+              <w:fldChar w:fldCharType="end"/>
+            </w:r>
+          </w:hyperlink>
+        </w:p>
+        <w:p>
+          <w:pPr>
+            <w:pStyle w:val="TOC3"/>
+            <w:tabs>
+              <w:tab w:val="right" w:leader="dot" w:pos="9350"/>
+            </w:tabs>
+            <w:rPr>
+              <w:rFonts w:asciiTheme="minorHAnsi" w:eastAsiaTheme="minorEastAsia" w:hAnsiTheme="minorHAnsi"/>
+              <w:noProof/>
+            </w:rPr>
+          </w:pPr>
+          <w:hyperlink w:anchor="_Toc237195867" w:history="1">
+            <w:r>
+              <w:rPr>
+                <w:rStyle w:val="Hyperlink"/>
+                <w:noProof/>
+              </w:rPr>
+              <w:t>Second Normal Form (2NF)</w:t>
+            </w:r>
+            <w:r>
+              <w:rPr>
+                <w:noProof/>
+                <w:webHidden/>
+              </w:rPr>
+              <w:tab/>
+            </w:r>
+            <w:r>
+              <w:rPr>
+                <w:noProof/>
+                <w:webHidden/>
+              </w:rPr>
+              <w:fldChar w:fldCharType="begin"/>
+            </w:r>
+            <w:r>
+              <w:rPr>
+                <w:noProof/>
+                <w:webHidden/>
+              </w:rPr>
+              <w:instrText xml:space="preserve"> PAGEREF _Toc237195867 \h </w:instrText>
+            </w:r>
+            <w:r>
+              <w:rPr>
+                <w:noProof/>
+                <w:webHidden/>
+              </w:rPr>
+            </w:r>
+            <w:r>
+              <w:rPr>
+                <w:noProof/>
+                <w:webHidden/>
+              </w:rPr>
+              <w:fldChar w:fldCharType="separate"/>
+            </w:r>
+            <w:r>
+              <w:rPr>
+                <w:noProof/>
+                <w:webHidden/>
+              </w:rPr>
+              <w:t>6</w:t>
+            </w:r>
+            <w:r>
+              <w:rPr>
+                <w:noProof/>
+                <w:webHidden/>
+              </w:rPr>
+              <w:fldChar w:fldCharType="end"/>
+            </w:r>
+          </w:hyperlink>
+        </w:p>
+        <w:p>
+          <w:pPr>
+            <w:pStyle w:val="TOC3"/>
+            <w:tabs>
+              <w:tab w:val="right" w:leader="dot" w:pos="9350"/>
+            </w:tabs>
+            <w:rPr>
+              <w:rFonts w:asciiTheme="minorHAnsi" w:eastAsiaTheme="minorEastAsia" w:hAnsiTheme="minorHAnsi"/>
+              <w:noProof/>
+            </w:rPr>
+          </w:pPr>
+          <w:hyperlink w:anchor="_Toc237195868" w:history="1">
+            <w:r>
+              <w:rPr>
+                <w:rStyle w:val="Hyperlink"/>
+                <w:noProof/>
+              </w:rPr>
+              <w:t>Third Normal Form (3NF)</w:t>
+            </w:r>
+            <w:r>
+              <w:rPr>
+                <w:noProof/>
+                <w:webHidden/>
+              </w:rPr>
+              <w:tab/>
+            </w:r>
+            <w:r>
+              <w:rPr>
+                <w:noProof/>
+                <w:webHidden/>
+              </w:rPr>
+              <w:fldChar w:fldCharType="begin"/>
+            </w:r>
+            <w:r>
+              <w:rPr>
+                <w:noProof/>
+                <w:webHidden/>
+              </w:rPr>
+              <w:instrText xml:space="preserve"> PAGEREF _Toc237195868 \h </w:instrText>
+            </w:r>
+            <w:r>
+              <w:rPr>
+                <w:noProof/>
+                <w:webHidden/>
+              </w:rPr>
+            </w:r>
+            <w:r>
+              <w:rPr>
+                <w:noProof/>
+                <w:webHidden/>
+              </w:rPr>
+              <w:fldChar w:fldCharType="separate"/>
+            </w:r>
+            <w:r>
+              <w:rPr>
+                <w:noProof/>
+                <w:webHidden/>
+              </w:rPr>
+              <w:t>6</w:t>
             </w:r>
             <w:r>
               <w:rPr>
@@ -288,7 +633,7 @@
       <w:pPr>
         <w:pStyle w:val="Heading1"/>
       </w:pPr>
-      <w:bookmarkStart w:id="0" w:name="_Toc237113727"/>
+      <w:bookmarkStart w:id="0" w:name="_Toc237195862"/>
       <w:r>
         <w:lastRenderedPageBreak/>
         <w:t>Task C</w:t>
@@ -299,7 +644,7 @@
       <w:pPr>
         <w:pStyle w:val="Heading2"/>
       </w:pPr>
-      <w:bookmarkStart w:id="1" w:name="_Toc237113728"/>
+      <w:bookmarkStart w:id="1" w:name="_Toc237195863"/>
       <w:r>
         <w:t>Relational Schema</w:t>
       </w:r>
@@ -1098,9 +1443,11 @@
       <w:pPr>
         <w:pStyle w:val="Heading3"/>
       </w:pPr>
+      <w:bookmarkStart w:id="2" w:name="_Toc237195864"/>
       <w:r>
         <w:t>Relational Schema Table</w:t>
       </w:r>
+      <w:bookmarkEnd w:id="2"/>
     </w:p>
     <w:tbl>
       <w:tblPr>
@@ -1592,25 +1939,37 @@
       <w:pPr>
         <w:pStyle w:val="Heading2"/>
       </w:pPr>
+      <w:bookmarkStart w:id="3" w:name="_Toc237195865"/>
       <w:r>
         <w:t>Normalization</w:t>
       </w:r>
+      <w:bookmarkEnd w:id="3"/>
     </w:p>
     <w:p>
       <w:r>
         <w:tab/>
       </w:r>
       <w:r>
-        <w:t>The database tables are normalized into 3NF. The normalization was done since the implementation of entity relation diagram, with minor changes in the part 2.</w:t>
+        <w:t xml:space="preserve">The database tables are normalized into 3NF. The normalization was done since the implementation of entity relation diagram, with minor changes in </w:t>
+      </w:r>
+      <w:proofErr w:type="gramStart"/>
+      <w:r>
+        <w:t>the part</w:t>
+      </w:r>
+      <w:proofErr w:type="gramEnd"/>
+      <w:r>
+        <w:t xml:space="preserve"> 2.</w:t>
       </w:r>
     </w:p>
     <w:p>
       <w:pPr>
         <w:pStyle w:val="Heading3"/>
       </w:pPr>
+      <w:bookmarkStart w:id="4" w:name="_Toc237195866"/>
       <w:r>
         <w:t>First Normal Form (1NF)</w:t>
       </w:r>
+      <w:bookmarkEnd w:id="4"/>
     </w:p>
     <w:p>
       <w:r>
@@ -1665,10 +2024,12 @@
       <w:pPr>
         <w:pStyle w:val="Heading3"/>
       </w:pPr>
+      <w:bookmarkStart w:id="5" w:name="_Toc237195867"/>
       <w:r>
         <w:lastRenderedPageBreak/>
         <w:t>Second Normal Form (2NF)</w:t>
       </w:r>
+      <w:bookmarkEnd w:id="5"/>
     </w:p>
     <w:p>
       <w:r>
@@ -1710,9 +2071,11 @@
       <w:pPr>
         <w:pStyle w:val="Heading3"/>
       </w:pPr>
+      <w:bookmarkStart w:id="6" w:name="_Toc237195868"/>
       <w:r>
         <w:t>Third Normal Form (3NF)</w:t>
       </w:r>
+      <w:bookmarkEnd w:id="6"/>
     </w:p>
     <w:p>
       <w:r>
@@ -1753,6 +2116,92 @@
       </w:r>
       <w:r>
         <w:t xml:space="preserve">After separating union table and the employee table, </w:t>
+      </w:r>
+      <w:r>
+        <w:t>the transitive attributes in the employee tables, where a non-key attribute depending on another non-key attribute is eliminated.</w:t>
+      </w:r>
+    </w:p>
+    <w:p>
+      <w:pPr>
+        <w:pStyle w:val="ListParagraph"/>
+        <w:numPr>
+          <w:ilvl w:val="0"/>
+          <w:numId w:val="15"/>
+        </w:numPr>
+      </w:pPr>
+      <w:r>
+        <w:t>Separation of Model Specifications – Storing model specifications (capacity, weight, seats, max speed) directly in Airplane table like in part 1 diagram creates transitive dependency.</w:t>
+      </w:r>
+      <w:r>
+        <w:t xml:space="preserve"> To </w:t>
+      </w:r>
+      <w:r>
+        <w:t>fix</w:t>
+      </w:r>
+      <w:r>
+        <w:t xml:space="preserve"> this, these dependencies are relocated into Airplane Model table to </w:t>
+      </w:r>
+      <w:r>
+        <w:t>ensure</w:t>
+      </w:r>
+      <w:r>
+        <w:t xml:space="preserve"> non-key attributes in Airplane table depend directly on its primary key (registration number).</w:t>
+      </w:r>
+    </w:p>
+    <w:p>
+      <w:pPr>
+        <w:pStyle w:val="ListParagraph"/>
+        <w:numPr>
+          <w:ilvl w:val="0"/>
+          <w:numId w:val="15"/>
+        </w:numPr>
+      </w:pPr>
+      <w:r>
+        <w:t xml:space="preserve">Subtype Tables (Technicians and Traffic controllers) </w:t>
+      </w:r>
+      <w:r>
+        <w:t>–</w:t>
+      </w:r>
+      <w:r>
+        <w:t xml:space="preserve"> </w:t>
+      </w:r>
+      <w:r>
+        <w:t xml:space="preserve">While attributes that are common for both technicians and traffic controllers are stored in Employee table, they also have their specific values (specialization area, </w:t>
+      </w:r>
+      <w:r>
+        <w:t xml:space="preserve">hourly rate, and last examination dates) that depend directly on their primary key social security number within Technicians and Traffic </w:t>
+      </w:r>
+      <w:r>
+        <w:t>controllers’</w:t>
+      </w:r>
+      <w:r>
+        <w:t xml:space="preserve"> tables.</w:t>
+      </w:r>
+    </w:p>
+    <w:p>
+      <w:r>
+        <w:rPr>
+          <w:b/>
+          <w:bCs/>
+          <w:i/>
+          <w:iCs/>
+        </w:rPr>
+        <w:t xml:space="preserve">Note: </w:t>
+      </w:r>
+      <w:r>
+        <w:t xml:space="preserve">The hourly rate in subtype tables, although common, is </w:t>
+      </w:r>
+      <w:r>
+        <w:t>put on</w:t>
+      </w:r>
+      <w:r>
+        <w:t xml:space="preserve"> respective tables and not employee table is to avoid null values. In </w:t>
+      </w:r>
+      <w:r>
+        <w:t>employee table</w:t>
+      </w:r>
+      <w:r>
+        <w:t>, every employee already has a salary amount but not everyone can have an hourly rate where they are paid for overtime or if an employee is non-hourly employee, who has a set amount of salary.</w:t>
       </w:r>
     </w:p>
     <w:sectPr>

--- a/2. Airport Database System/40841063_HLUM HTET AUNG Part 2 - Database/40841063_Part 2 Database Report.docx
+++ b/2. Airport Database System/40841063_HLUM HTET AUNG Part 2 - Database/40841063_Part 2 Database Report.docx
@@ -137,13 +137,13 @@
           <w:r>
             <w:fldChar w:fldCharType="separate"/>
           </w:r>
-          <w:hyperlink w:anchor="_Toc237195862" w:history="1">
+          <w:hyperlink w:anchor="_Toc237254948" w:history="1">
             <w:r>
               <w:rPr>
                 <w:rStyle w:val="Hyperlink"/>
                 <w:noProof/>
               </w:rPr>
-              <w:t>Task C</w:t>
+              <w:t>Feedback Updates</w:t>
             </w:r>
             <w:r>
               <w:rPr>
@@ -164,7 +164,7 @@
                 <w:noProof/>
                 <w:webHidden/>
               </w:rPr>
-              <w:instrText xml:space="preserve"> PAGEREF _Toc237195862 \h </w:instrText>
+              <w:instrText xml:space="preserve"> PAGEREF _Toc237254948 \h </w:instrText>
             </w:r>
             <w:r>
               <w:rPr>
@@ -206,12 +206,150 @@
               <w:noProof/>
             </w:rPr>
           </w:pPr>
-          <w:hyperlink w:anchor="_Toc237195863" w:history="1">
+          <w:hyperlink w:anchor="_Toc237254949" w:history="1">
             <w:r>
               <w:rPr>
                 <w:rStyle w:val="Hyperlink"/>
                 <w:noProof/>
               </w:rPr>
+              <w:t>Union Table Separation</w:t>
+            </w:r>
+            <w:r>
+              <w:rPr>
+                <w:noProof/>
+                <w:webHidden/>
+              </w:rPr>
+              <w:tab/>
+            </w:r>
+            <w:r>
+              <w:rPr>
+                <w:noProof/>
+                <w:webHidden/>
+              </w:rPr>
+              <w:fldChar w:fldCharType="begin"/>
+            </w:r>
+            <w:r>
+              <w:rPr>
+                <w:noProof/>
+                <w:webHidden/>
+              </w:rPr>
+              <w:instrText xml:space="preserve"> PAGEREF _Toc237254949 \h </w:instrText>
+            </w:r>
+            <w:r>
+              <w:rPr>
+                <w:noProof/>
+                <w:webHidden/>
+              </w:rPr>
+            </w:r>
+            <w:r>
+              <w:rPr>
+                <w:noProof/>
+                <w:webHidden/>
+              </w:rPr>
+              <w:fldChar w:fldCharType="separate"/>
+            </w:r>
+            <w:r>
+              <w:rPr>
+                <w:noProof/>
+                <w:webHidden/>
+              </w:rPr>
+              <w:t>3</w:t>
+            </w:r>
+            <w:r>
+              <w:rPr>
+                <w:noProof/>
+                <w:webHidden/>
+              </w:rPr>
+              <w:fldChar w:fldCharType="end"/>
+            </w:r>
+          </w:hyperlink>
+        </w:p>
+        <w:p>
+          <w:pPr>
+            <w:pStyle w:val="TOC1"/>
+            <w:tabs>
+              <w:tab w:val="right" w:leader="dot" w:pos="9350"/>
+            </w:tabs>
+            <w:rPr>
+              <w:rFonts w:asciiTheme="minorHAnsi" w:eastAsiaTheme="minorEastAsia" w:hAnsiTheme="minorHAnsi"/>
+              <w:noProof/>
+            </w:rPr>
+          </w:pPr>
+          <w:hyperlink w:anchor="_Toc237254950" w:history="1">
+            <w:r>
+              <w:rPr>
+                <w:rStyle w:val="Hyperlink"/>
+                <w:noProof/>
+              </w:rPr>
+              <w:t>Task C</w:t>
+            </w:r>
+            <w:r>
+              <w:rPr>
+                <w:noProof/>
+                <w:webHidden/>
+              </w:rPr>
+              <w:tab/>
+            </w:r>
+            <w:r>
+              <w:rPr>
+                <w:noProof/>
+                <w:webHidden/>
+              </w:rPr>
+              <w:fldChar w:fldCharType="begin"/>
+            </w:r>
+            <w:r>
+              <w:rPr>
+                <w:noProof/>
+                <w:webHidden/>
+              </w:rPr>
+              <w:instrText xml:space="preserve"> PAGEREF _Toc237254950 \h </w:instrText>
+            </w:r>
+            <w:r>
+              <w:rPr>
+                <w:noProof/>
+                <w:webHidden/>
+              </w:rPr>
+            </w:r>
+            <w:r>
+              <w:rPr>
+                <w:noProof/>
+                <w:webHidden/>
+              </w:rPr>
+              <w:fldChar w:fldCharType="separate"/>
+            </w:r>
+            <w:r>
+              <w:rPr>
+                <w:noProof/>
+                <w:webHidden/>
+              </w:rPr>
+              <w:t>4</w:t>
+            </w:r>
+            <w:r>
+              <w:rPr>
+                <w:noProof/>
+                <w:webHidden/>
+              </w:rPr>
+              <w:fldChar w:fldCharType="end"/>
+            </w:r>
+          </w:hyperlink>
+        </w:p>
+        <w:p>
+          <w:pPr>
+            <w:pStyle w:val="TOC2"/>
+            <w:tabs>
+              <w:tab w:val="right" w:leader="dot" w:pos="9350"/>
+            </w:tabs>
+            <w:rPr>
+              <w:rFonts w:asciiTheme="minorHAnsi" w:eastAsiaTheme="minorEastAsia" w:hAnsiTheme="minorHAnsi"/>
+              <w:noProof/>
+            </w:rPr>
+          </w:pPr>
+          <w:hyperlink w:anchor="_Toc237254951" w:history="1">
+            <w:r>
+              <w:rPr>
+                <w:rStyle w:val="Hyperlink"/>
+                <w:noProof/>
+              </w:rPr>
               <w:t>Relational Schema</w:t>
             </w:r>
             <w:r>
@@ -233,7 +371,7 @@
                 <w:noProof/>
                 <w:webHidden/>
               </w:rPr>
-              <w:instrText xml:space="preserve"> PAGEREF _Toc237195863 \h </w:instrText>
+              <w:instrText xml:space="preserve"> PAGEREF _Toc237254951 \h </w:instrText>
             </w:r>
             <w:r>
               <w:rPr>
@@ -253,7 +391,7 @@
                 <w:noProof/>
                 <w:webHidden/>
               </w:rPr>
-              <w:t>3</w:t>
+              <w:t>4</w:t>
             </w:r>
             <w:r>
               <w:rPr>
@@ -275,7 +413,7 @@
               <w:noProof/>
             </w:rPr>
           </w:pPr>
-          <w:hyperlink w:anchor="_Toc237195864" w:history="1">
+          <w:hyperlink w:anchor="_Toc237254952" w:history="1">
             <w:r>
               <w:rPr>
                 <w:rStyle w:val="Hyperlink"/>
@@ -302,7 +440,7 @@
                 <w:noProof/>
                 <w:webHidden/>
               </w:rPr>
-              <w:instrText xml:space="preserve"> PAGEREF _Toc237195864 \h </w:instrText>
+              <w:instrText xml:space="preserve"> PAGEREF _Toc237254952 \h </w:instrText>
             </w:r>
             <w:r>
               <w:rPr>
@@ -322,7 +460,7 @@
                 <w:noProof/>
                 <w:webHidden/>
               </w:rPr>
-              <w:t>4</w:t>
+              <w:t>5</w:t>
             </w:r>
             <w:r>
               <w:rPr>
@@ -344,7 +482,7 @@
               <w:noProof/>
             </w:rPr>
           </w:pPr>
-          <w:hyperlink w:anchor="_Toc237195865" w:history="1">
+          <w:hyperlink w:anchor="_Toc237254953" w:history="1">
             <w:r>
               <w:rPr>
                 <w:rStyle w:val="Hyperlink"/>
@@ -371,7 +509,7 @@
                 <w:noProof/>
                 <w:webHidden/>
               </w:rPr>
-              <w:instrText xml:space="preserve"> PAGEREF _Toc237195865 \h </w:instrText>
+              <w:instrText xml:space="preserve"> PAGEREF _Toc237254953 \h </w:instrText>
             </w:r>
             <w:r>
               <w:rPr>
@@ -391,7 +529,7 @@
                 <w:noProof/>
                 <w:webHidden/>
               </w:rPr>
-              <w:t>5</w:t>
+              <w:t>6</w:t>
             </w:r>
             <w:r>
               <w:rPr>
@@ -413,7 +551,7 @@
               <w:noProof/>
             </w:rPr>
           </w:pPr>
-          <w:hyperlink w:anchor="_Toc237195866" w:history="1">
+          <w:hyperlink w:anchor="_Toc237254954" w:history="1">
             <w:r>
               <w:rPr>
                 <w:rStyle w:val="Hyperlink"/>
@@ -440,7 +578,7 @@
                 <w:noProof/>
                 <w:webHidden/>
               </w:rPr>
-              <w:instrText xml:space="preserve"> PAGEREF _Toc237195866 \h </w:instrText>
+              <w:instrText xml:space="preserve"> PAGEREF _Toc237254954 \h </w:instrText>
             </w:r>
             <w:r>
               <w:rPr>
@@ -460,7 +598,7 @@
                 <w:noProof/>
                 <w:webHidden/>
               </w:rPr>
-              <w:t>5</w:t>
+              <w:t>6</w:t>
             </w:r>
             <w:r>
               <w:rPr>
@@ -482,7 +620,7 @@
               <w:noProof/>
             </w:rPr>
           </w:pPr>
-          <w:hyperlink w:anchor="_Toc237195867" w:history="1">
+          <w:hyperlink w:anchor="_Toc237254955" w:history="1">
             <w:r>
               <w:rPr>
                 <w:rStyle w:val="Hyperlink"/>
@@ -509,7 +647,7 @@
                 <w:noProof/>
                 <w:webHidden/>
               </w:rPr>
-              <w:instrText xml:space="preserve"> PAGEREF _Toc237195867 \h </w:instrText>
+              <w:instrText xml:space="preserve"> PAGEREF _Toc237254955 \h </w:instrText>
             </w:r>
             <w:r>
               <w:rPr>
@@ -529,7 +667,7 @@
                 <w:noProof/>
                 <w:webHidden/>
               </w:rPr>
-              <w:t>6</w:t>
+              <w:t>7</w:t>
             </w:r>
             <w:r>
               <w:rPr>
@@ -551,7 +689,7 @@
               <w:noProof/>
             </w:rPr>
           </w:pPr>
-          <w:hyperlink w:anchor="_Toc237195868" w:history="1">
+          <w:hyperlink w:anchor="_Toc237254956" w:history="1">
             <w:r>
               <w:rPr>
                 <w:rStyle w:val="Hyperlink"/>
@@ -578,7 +716,7 @@
                 <w:noProof/>
                 <w:webHidden/>
               </w:rPr>
-              <w:instrText xml:space="preserve"> PAGEREF _Toc237195868 \h </w:instrText>
+              <w:instrText xml:space="preserve"> PAGEREF _Toc237254956 \h </w:instrText>
             </w:r>
             <w:r>
               <w:rPr>
@@ -598,7 +736,7 @@
                 <w:noProof/>
                 <w:webHidden/>
               </w:rPr>
-              <w:t>6</w:t>
+              <w:t>7</w:t>
             </w:r>
             <w:r>
               <w:rPr>
@@ -633,22 +771,491 @@
       <w:pPr>
         <w:pStyle w:val="Heading1"/>
       </w:pPr>
-      <w:bookmarkStart w:id="0" w:name="_Toc237195862"/>
+      <w:bookmarkStart w:id="0" w:name="_Toc237254948"/>
+      <w:r>
+        <w:lastRenderedPageBreak/>
+        <w:t>Feedback Updates</w:t>
+      </w:r>
+      <w:bookmarkEnd w:id="0"/>
+    </w:p>
+    <w:p>
+      <w:r>
+        <w:tab/>
+      </w:r>
+      <w:r>
+        <w:t>This section mainly focuses on updating the database design and test plan so that it matches the feedback.</w:t>
+      </w:r>
+    </w:p>
+    <w:p>
+      <w:pPr>
+        <w:pStyle w:val="Heading2"/>
+      </w:pPr>
+      <w:bookmarkStart w:id="1" w:name="_Toc237254949"/>
+      <w:r>
+        <w:t>Union Table Separation</w:t>
+      </w:r>
+      <w:bookmarkEnd w:id="1"/>
+    </w:p>
+    <w:p>
+      <w:pPr>
+        <w:keepNext/>
+        <w:jc w:val="center"/>
+      </w:pPr>
+      <w:r>
+        <w:rPr>
+          <w:noProof/>
+        </w:rPr>
+        <w:drawing>
+          <wp:inline distT="0" distB="0" distL="0" distR="0" wp14:anchorId="187AF5F9" wp14:editId="09EEA98D">
+            <wp:extent cx="5943600" cy="2566670"/>
+            <wp:effectExtent l="19050" t="19050" r="19050" b="24130"/>
+            <wp:docPr id="77765325" name="Picture 1"/>
+            <wp:cNvGraphicFramePr>
+              <a:graphicFrameLocks xmlns:a="http://schemas.openxmlformats.org/drawingml/2006/main" noChangeAspect="1"/>
+            </wp:cNvGraphicFramePr>
+            <a:graphic xmlns:a="http://schemas.openxmlformats.org/drawingml/2006/main">
+              <a:graphicData uri="http://schemas.openxmlformats.org/drawingml/2006/picture">
+                <pic:pic xmlns:pic="http://schemas.openxmlformats.org/drawingml/2006/picture">
+                  <pic:nvPicPr>
+                    <pic:cNvPr id="0" name="Picture 1"/>
+                    <pic:cNvPicPr>
+                      <a:picLocks noChangeAspect="1" noChangeArrowheads="1"/>
+                    </pic:cNvPicPr>
+                  </pic:nvPicPr>
+                  <pic:blipFill>
+                    <a:blip r:embed="rId8">
+                      <a:extLst>
+                        <a:ext uri="{28A0092B-C50C-407E-A947-70E740481C1C}">
+                          <a14:useLocalDpi xmlns:a14="http://schemas.microsoft.com/office/drawing/2010/main" val="0"/>
+                        </a:ext>
+                      </a:extLst>
+                    </a:blip>
+                    <a:srcRect/>
+                    <a:stretch>
+                      <a:fillRect/>
+                    </a:stretch>
+                  </pic:blipFill>
+                  <pic:spPr bwMode="auto">
+                    <a:xfrm>
+                      <a:off x="0" y="0"/>
+                      <a:ext cx="5943600" cy="2566670"/>
+                    </a:xfrm>
+                    <a:prstGeom prst="rect">
+                      <a:avLst/>
+                    </a:prstGeom>
+                    <a:noFill/>
+                    <a:ln>
+                      <a:solidFill>
+                        <a:schemeClr val="tx1"/>
+                      </a:solidFill>
+                    </a:ln>
+                  </pic:spPr>
+                </pic:pic>
+              </a:graphicData>
+            </a:graphic>
+          </wp:inline>
+        </w:drawing>
+      </w:r>
+    </w:p>
+    <w:p>
+      <w:pPr>
+        <w:jc w:val="center"/>
+      </w:pPr>
+      <w:r>
+        <w:t xml:space="preserve">Figure </w:t>
+      </w:r>
+      <w:fldSimple w:instr=" SEQ Figure \* ARABIC ">
+        <w:r>
+          <w:rPr>
+            <w:noProof/>
+          </w:rPr>
+          <w:t>1</w:t>
+        </w:r>
+      </w:fldSimple>
+      <w:r>
+        <w:t xml:space="preserve"> Union Table separated</w:t>
+      </w:r>
+    </w:p>
+    <w:p>
+      <w:r>
+        <w:tab/>
+        <w:t xml:space="preserve">The union table </w:t>
+      </w:r>
+      <w:r>
+        <w:t xml:space="preserve">is separated from employee table for satisfying 3NF in normalization stages. The details for this separation will be </w:t>
+      </w:r>
+      <w:r>
+        <w:t>discussed</w:t>
+      </w:r>
+      <w:r>
+        <w:t xml:space="preserve"> further in Normalization (Third Normal Form (3NF)) topic.</w:t>
+      </w:r>
+    </w:p>
+    <w:p>
+      <w:pPr>
+        <w:pStyle w:val="Heading2"/>
+      </w:pPr>
+      <w:r>
+        <w:t>Additional Attributes for technicians and traffic controllers</w:t>
+      </w:r>
+    </w:p>
+    <w:p>
+      <w:pPr>
+        <w:rPr>
+          <w:b/>
+          <w:bCs/>
+        </w:rPr>
+      </w:pPr>
+      <w:r>
+        <w:tab/>
+        <w:t xml:space="preserve">Additional attributes for technicians and controllers are added to ensure that the table is realistic. For technicians, hourly rate and specialization area is added, whereas traffic controllers table has additional hourly rate and last examination date (already exists). These are the unique attributes where Employee table can’t summarize. </w:t>
+      </w:r>
+      <w:r>
+        <w:rPr>
+          <w:b/>
+          <w:bCs/>
+        </w:rPr>
+        <w:t>Hourly rates can be seen in both technicians and traffic controllers.</w:t>
+      </w:r>
+    </w:p>
+    <w:p>
+      <w:r>
+        <w:rPr>
+          <w:b/>
+          <w:bCs/>
+          <w:i/>
+          <w:iCs/>
+        </w:rPr>
+        <w:t xml:space="preserve">Note: </w:t>
+      </w:r>
+      <w:r>
+        <w:t>The hourly rate in subtype tables, although common, is put on respective tables and not employee table is to avoid null values. In employee table, every employee already has a salary amount but not everyone can have an hourly rate where they are paid for overtime or if an employee is non-hourly employee, who has a set amount of salary.</w:t>
+      </w:r>
+    </w:p>
+    <w:p>
+      <w:pPr>
+        <w:pStyle w:val="Heading2"/>
+      </w:pPr>
+      <w:r>
+        <w:lastRenderedPageBreak/>
+        <w:t>Updated Justifications/Assumptions</w:t>
+      </w:r>
+      <w:r>
+        <w:t xml:space="preserve"> (From Part 1)</w:t>
+      </w:r>
+    </w:p>
+    <w:p>
+      <w:r>
+        <w:tab/>
+        <w:t>This section of the report will explain the relations between tables in the airport database. The relation between the tables is –</w:t>
+      </w:r>
+    </w:p>
+    <w:p>
+      <w:pPr>
+        <w:pStyle w:val="ListParagraph"/>
+        <w:numPr>
+          <w:ilvl w:val="0"/>
+          <w:numId w:val="7"/>
+        </w:numPr>
+      </w:pPr>
+      <w:r>
+        <w:t>(</w:t>
+      </w:r>
+      <w:r>
+        <w:t>Union Table</w:t>
+      </w:r>
+      <w:r>
+        <w:t xml:space="preserve"> 1:1--------1: * </w:t>
+      </w:r>
+      <w:r>
+        <w:t>Employee</w:t>
+      </w:r>
+      <w:r>
+        <w:t>)</w:t>
+      </w:r>
+      <w:r>
+        <w:t xml:space="preserve"> – A </w:t>
+      </w:r>
+      <w:r>
+        <w:t>one to many</w:t>
+      </w:r>
+      <w:r>
+        <w:t xml:space="preserve"> </w:t>
+      </w:r>
+      <w:r>
+        <w:t>relationships</w:t>
+      </w:r>
+      <w:r>
+        <w:t xml:space="preserve"> where an employee can belong to at most one labor union, while a single union can represent multiple employees. Union Table’s primary key union_id acts as foreign key in Employee table.</w:t>
+      </w:r>
+    </w:p>
+    <w:p>
+      <w:pPr>
+        <w:pStyle w:val="ListParagraph"/>
+        <w:numPr>
+          <w:ilvl w:val="0"/>
+          <w:numId w:val="7"/>
+        </w:numPr>
+      </w:pPr>
+      <w:r>
+        <w:t xml:space="preserve">(Airplane models 1:1--------1: * Airplane) – </w:t>
+      </w:r>
+      <w:r>
+        <w:t xml:space="preserve">one to many </w:t>
+      </w:r>
+      <w:r>
+        <w:t>relations</w:t>
+      </w:r>
+      <w:r>
+        <w:t xml:space="preserve"> where </w:t>
+      </w:r>
+      <w:r>
+        <w:t xml:space="preserve">an airplane model can have many physical registered aircraft, but each plane </w:t>
+      </w:r>
+      <w:r>
+        <w:t>belongs</w:t>
+      </w:r>
+      <w:r>
+        <w:t xml:space="preserve"> to one model. Model wide specifications (seats, max speed, capacity, weight) are stored in airplane model </w:t>
+      </w:r>
+      <w:r>
+        <w:t>tables</w:t>
+      </w:r>
+      <w:r>
+        <w:t>.</w:t>
+      </w:r>
+    </w:p>
+    <w:p>
+      <w:pPr>
+        <w:pStyle w:val="ListParagraph"/>
+        <w:numPr>
+          <w:ilvl w:val="0"/>
+          <w:numId w:val="7"/>
+        </w:numPr>
+      </w:pPr>
+      <w:r>
+        <w:t xml:space="preserve">(Airplane 1:1-------0: * Test events) – </w:t>
+      </w:r>
+      <w:r>
+        <w:t xml:space="preserve">one (optional) to many relations where an airplane can optionally have zero or more test events. </w:t>
+      </w:r>
+      <w:r>
+        <w:t>However, each testing event must be associated with one airplane.</w:t>
+      </w:r>
+    </w:p>
+    <w:p>
+      <w:pPr>
+        <w:pStyle w:val="ListParagraph"/>
+        <w:numPr>
+          <w:ilvl w:val="0"/>
+          <w:numId w:val="7"/>
+        </w:numPr>
+      </w:pPr>
+      <w:r>
+        <w:t xml:space="preserve">(Test events 1: *-------1:1 Airworthy test model) – </w:t>
+      </w:r>
+      <w:r>
+        <w:t>one to many relations where a airworthiness test template can be used across many test events. However, each test event is used in exactly one test model.</w:t>
+      </w:r>
+    </w:p>
+    <w:p>
+      <w:pPr>
+        <w:pStyle w:val="ListParagraph"/>
+        <w:numPr>
+          <w:ilvl w:val="0"/>
+          <w:numId w:val="7"/>
+        </w:numPr>
+      </w:pPr>
+      <w:r>
+        <w:t xml:space="preserve">(Test events 0: *-------1:1 Technicians) – </w:t>
+      </w:r>
+      <w:r>
+        <w:t>optional one to many relations where a test event is conducted by one certified technician, while a technician can perform many test events.</w:t>
+      </w:r>
+    </w:p>
+    <w:p>
+      <w:pPr>
+        <w:pStyle w:val="ListParagraph"/>
+        <w:numPr>
+          <w:ilvl w:val="0"/>
+          <w:numId w:val="7"/>
+        </w:numPr>
+      </w:pPr>
+      <w:r>
+        <w:t xml:space="preserve">(Technicians 1:1-------1:1 Employee) – </w:t>
+      </w:r>
+      <w:r>
+        <w:t>one to one parent and child table relation. Employee stores shared personal attributes for both technicians and traffic controllers, while technician specific attributes are stored in Technicians using ssn as a primary key and foreign key.</w:t>
+      </w:r>
+    </w:p>
+    <w:p>
+      <w:pPr>
+        <w:pStyle w:val="ListParagraph"/>
+        <w:numPr>
+          <w:ilvl w:val="0"/>
+          <w:numId w:val="7"/>
+        </w:numPr>
+      </w:pPr>
+      <w:r>
+        <w:t xml:space="preserve">(Traffic controllers 1:1-------1:1 Employee) – </w:t>
+      </w:r>
+      <w:r>
+        <w:t xml:space="preserve">table relation and structure </w:t>
+      </w:r>
+      <w:r>
+        <w:t>are</w:t>
+      </w:r>
+      <w:r>
+        <w:t xml:space="preserve"> same as technicians and employee, except the specific attributes difference.</w:t>
+      </w:r>
+    </w:p>
+    <w:p>
+      <w:pPr>
+        <w:pStyle w:val="ListParagraph"/>
+        <w:numPr>
+          <w:ilvl w:val="0"/>
+          <w:numId w:val="7"/>
+        </w:numPr>
+      </w:pPr>
+      <w:r>
+        <w:t xml:space="preserve">(Technicians 1:1-------1: * Technician expertise) – </w:t>
+      </w:r>
+      <w:r>
+        <w:t>many to many relations where a technician can be certified for many airplanes</w:t>
+      </w:r>
+    </w:p>
+    <w:p>
+      <w:pPr>
+        <w:pStyle w:val="ListParagraph"/>
+        <w:numPr>
+          <w:ilvl w:val="0"/>
+          <w:numId w:val="7"/>
+        </w:numPr>
+      </w:pPr>
+      <w:r>
+        <w:t xml:space="preserve">(Airplane models 1:1-------1: * Technician expertise) – </w:t>
+      </w:r>
+      <w:r>
+        <w:t xml:space="preserve">many to many </w:t>
+      </w:r>
+      <w:r>
+        <w:t>relations</w:t>
+      </w:r>
+      <w:r>
+        <w:t xml:space="preserve">, where </w:t>
+      </w:r>
+      <w:r>
+        <w:t>an</w:t>
+      </w:r>
+      <w:r>
+        <w:t xml:space="preserve"> airplane models can have one or many certified technicians</w:t>
+      </w:r>
+    </w:p>
+    <w:p>
+      <w:r>
+        <w:t xml:space="preserve">There is an original relation between Technicians and Airplane models. However, a composition table is used because </w:t>
+      </w:r>
+      <w:r>
+        <w:t xml:space="preserve">it is not possible to store many </w:t>
+      </w:r>
+      <w:r>
+        <w:t>too</w:t>
+      </w:r>
+      <w:r>
+        <w:t xml:space="preserve"> many relation without violating first normal form, where there are multi-valued attributes in a table.</w:t>
+      </w:r>
+    </w:p>
+    <w:p>
+      <w:pPr>
+        <w:pStyle w:val="Heading2"/>
+      </w:pPr>
+      <w:r>
+        <w:lastRenderedPageBreak/>
+        <w:t>Justification/Assumption for keys</w:t>
+      </w:r>
+    </w:p>
+    <w:p>
+      <w:r>
+        <w:tab/>
+      </w:r>
+      <w:r>
+        <w:t>This section will discuss the reason for choosing primary keys in the table –</w:t>
+      </w:r>
+    </w:p>
+    <w:p>
+      <w:pPr>
+        <w:pStyle w:val="ListParagraph"/>
+        <w:numPr>
+          <w:ilvl w:val="0"/>
+          <w:numId w:val="16"/>
+        </w:numPr>
+      </w:pPr>
+      <w:r>
+        <w:t>Natural Primary Key</w:t>
+      </w:r>
+      <w:r>
+        <w:t xml:space="preserve"> – ssn from Employee table, registration number from Airplane table are chosen because they are guaranteed to be unique for each employee and airplane.</w:t>
+      </w:r>
+    </w:p>
+    <w:p>
+      <w:pPr>
+        <w:pStyle w:val="ListParagraph"/>
+        <w:numPr>
+          <w:ilvl w:val="0"/>
+          <w:numId w:val="16"/>
+        </w:numPr>
+      </w:pPr>
+      <w:r>
+        <w:t>Surrogate Primary Key – test even number from Test events table, union id from Union table is chosen as auto-incremented surrogate integer keys to avoid using composite keys.</w:t>
+      </w:r>
+    </w:p>
+    <w:p>
+      <w:pPr>
+        <w:pStyle w:val="ListParagraph"/>
+        <w:numPr>
+          <w:ilvl w:val="0"/>
+          <w:numId w:val="16"/>
+        </w:numPr>
+      </w:pPr>
+      <w:r>
+        <w:t xml:space="preserve">Shared Primary/Foreign Keys – Technicians table’s ssn and Traffic controller’s table’s ssn are used as both primary key and foreign key to reference employee table. This is to ensure that the relation enforce strict one-to-one </w:t>
+      </w:r>
+      <w:r>
+        <w:t>relations</w:t>
+      </w:r>
+      <w:r>
+        <w:t>.</w:t>
+      </w:r>
+    </w:p>
+    <w:p>
+      <w:pPr>
+        <w:spacing w:line="278" w:lineRule="auto"/>
+        <w:jc w:val="left"/>
+      </w:pPr>
+      <w:r>
+        <w:br w:type="page"/>
+      </w:r>
+    </w:p>
+    <w:p>
+      <w:pPr>
+        <w:pStyle w:val="Heading1"/>
+      </w:pPr>
+      <w:bookmarkStart w:id="2" w:name="_Toc237254950"/>
       <w:r>
         <w:lastRenderedPageBreak/>
         <w:t>Task C</w:t>
       </w:r>
-      <w:bookmarkEnd w:id="0"/>
+      <w:bookmarkEnd w:id="2"/>
     </w:p>
     <w:p>
       <w:pPr>
         <w:pStyle w:val="Heading2"/>
       </w:pPr>
-      <w:bookmarkStart w:id="1" w:name="_Toc237195863"/>
+      <w:bookmarkStart w:id="3" w:name="_Toc237254951"/>
       <w:r>
         <w:t>Relational Schema</w:t>
       </w:r>
-      <w:bookmarkEnd w:id="1"/>
+      <w:bookmarkEnd w:id="3"/>
     </w:p>
     <w:p>
       <w:r>
@@ -1432,7 +2039,7 @@
           <w:rPr>
             <w:noProof/>
           </w:rPr>
-          <w:t>1</w:t>
+          <w:t>2</w:t>
         </w:r>
       </w:fldSimple>
       <w:r>
@@ -1443,11 +2050,11 @@
       <w:pPr>
         <w:pStyle w:val="Heading3"/>
       </w:pPr>
-      <w:bookmarkStart w:id="2" w:name="_Toc237195864"/>
+      <w:bookmarkStart w:id="4" w:name="_Toc237254952"/>
       <w:r>
         <w:t>Relational Schema Table</w:t>
       </w:r>
-      <w:bookmarkEnd w:id="2"/>
+      <w:bookmarkEnd w:id="4"/>
     </w:p>
     <w:tbl>
       <w:tblPr>
@@ -1939,37 +2546,29 @@
       <w:pPr>
         <w:pStyle w:val="Heading2"/>
       </w:pPr>
-      <w:bookmarkStart w:id="3" w:name="_Toc237195865"/>
+      <w:bookmarkStart w:id="5" w:name="_Toc237254953"/>
       <w:r>
         <w:t>Normalization</w:t>
       </w:r>
-      <w:bookmarkEnd w:id="3"/>
+      <w:bookmarkEnd w:id="5"/>
     </w:p>
     <w:p>
       <w:r>
         <w:tab/>
       </w:r>
       <w:r>
-        <w:t xml:space="preserve">The database tables are normalized into 3NF. The normalization was done since the implementation of entity relation diagram, with minor changes in </w:t>
-      </w:r>
-      <w:proofErr w:type="gramStart"/>
-      <w:r>
-        <w:t>the part</w:t>
-      </w:r>
-      <w:proofErr w:type="gramEnd"/>
-      <w:r>
-        <w:t xml:space="preserve"> 2.</w:t>
+        <w:t>The database tables are normalized into 3NF. The normalization was done since the implementation of entity relation diagram, with minor changes in the part 2.</w:t>
       </w:r>
     </w:p>
     <w:p>
       <w:pPr>
         <w:pStyle w:val="Heading3"/>
       </w:pPr>
-      <w:bookmarkStart w:id="4" w:name="_Toc237195866"/>
+      <w:bookmarkStart w:id="6" w:name="_Toc237254954"/>
       <w:r>
         <w:t>First Normal Form (1NF)</w:t>
       </w:r>
-      <w:bookmarkEnd w:id="4"/>
+      <w:bookmarkEnd w:id="6"/>
     </w:p>
     <w:p>
       <w:r>
@@ -2024,12 +2623,12 @@
       <w:pPr>
         <w:pStyle w:val="Heading3"/>
       </w:pPr>
-      <w:bookmarkStart w:id="5" w:name="_Toc237195867"/>
+      <w:bookmarkStart w:id="7" w:name="_Toc237254955"/>
       <w:r>
         <w:lastRenderedPageBreak/>
         <w:t>Second Normal Form (2NF)</w:t>
       </w:r>
-      <w:bookmarkEnd w:id="5"/>
+      <w:bookmarkEnd w:id="7"/>
     </w:p>
     <w:p>
       <w:r>
@@ -2071,11 +2670,11 @@
       <w:pPr>
         <w:pStyle w:val="Heading3"/>
       </w:pPr>
-      <w:bookmarkStart w:id="6" w:name="_Toc237195868"/>
+      <w:bookmarkStart w:id="8" w:name="_Toc237254956"/>
       <w:r>
         <w:t>Third Normal Form (3NF)</w:t>
       </w:r>
-      <w:bookmarkEnd w:id="6"/>
+      <w:bookmarkEnd w:id="8"/>
     </w:p>
     <w:p>
       <w:r>
@@ -2176,32 +2775,6 @@
       </w:r>
       <w:r>
         <w:t xml:space="preserve"> tables.</w:t>
-      </w:r>
-    </w:p>
-    <w:p>
-      <w:r>
-        <w:rPr>
-          <w:b/>
-          <w:bCs/>
-          <w:i/>
-          <w:iCs/>
-        </w:rPr>
-        <w:t xml:space="preserve">Note: </w:t>
-      </w:r>
-      <w:r>
-        <w:t xml:space="preserve">The hourly rate in subtype tables, although common, is </w:t>
-      </w:r>
-      <w:r>
-        <w:t>put on</w:t>
-      </w:r>
-      <w:r>
-        <w:t xml:space="preserve"> respective tables and not employee table is to avoid null values. In </w:t>
-      </w:r>
-      <w:r>
-        <w:t>employee table</w:t>
-      </w:r>
-      <w:r>
-        <w:t>, every employee already has a salary amount but not everyone can have an hourly rate where they are paid for overtime or if an employee is non-hourly employee, who has a set amount of salary.</w:t>
       </w:r>
     </w:p>
     <w:sectPr>
@@ -3798,6 +4371,119 @@
     </w:lvl>
   </w:abstractNum>
   <w:abstractNum w:abstractNumId="14" w15:restartNumberingAfterBreak="0">
+    <w:nsid w:val="70D86119"/>
+    <w:multiLevelType w:val="hybridMultilevel"/>
+    <w:tmpl w:val="83F49EE8"/>
+    <w:lvl w:ilvl="0" w:tplc="04090001">
+      <w:start w:val="1"/>
+      <w:numFmt w:val="bullet"/>
+      <w:lvlText w:val=""/>
+      <w:lvlJc w:val="left"/>
+      <w:pPr>
+        <w:ind w:left="720" w:hanging="360"/>
+      </w:pPr>
+      <w:rPr>
+        <w:rFonts w:ascii="Symbol" w:hAnsi="Symbol" w:hint="default"/>
+      </w:rPr>
+    </w:lvl>
+    <w:lvl w:ilvl="1" w:tplc="04090003" w:tentative="1">
+      <w:start w:val="1"/>
+      <w:numFmt w:val="bullet"/>
+      <w:lvlText w:val="o"/>
+      <w:lvlJc w:val="left"/>
+      <w:pPr>
+        <w:ind w:left="1440" w:hanging="360"/>
+      </w:pPr>
+      <w:rPr>
+        <w:rFonts w:ascii="Courier New" w:hAnsi="Courier New" w:cs="Courier New" w:hint="default"/>
+      </w:rPr>
+    </w:lvl>
+    <w:lvl w:ilvl="2" w:tplc="04090005" w:tentative="1">
+      <w:start w:val="1"/>
+      <w:numFmt w:val="bullet"/>
+      <w:lvlText w:val=""/>
+      <w:lvlJc w:val="left"/>
+      <w:pPr>
+        <w:ind w:left="2160" w:hanging="360"/>
+      </w:pPr>
+      <w:rPr>
+        <w:rFonts w:ascii="Wingdings" w:hAnsi="Wingdings" w:hint="default"/>
+      </w:rPr>
+    </w:lvl>
+    <w:lvl w:ilvl="3" w:tplc="04090001" w:tentative="1">
+      <w:start w:val="1"/>
+      <w:numFmt w:val="bullet"/>
+      <w:lvlText w:val=""/>
+      <w:lvlJc w:val="left"/>
+      <w:pPr>
+        <w:ind w:left="2880" w:hanging="360"/>
+      </w:pPr>
+      <w:rPr>
+        <w:rFonts w:ascii="Symbol" w:hAnsi="Symbol" w:hint="default"/>
+      </w:rPr>
+    </w:lvl>
+    <w:lvl w:ilvl="4" w:tplc="04090003" w:tentative="1">
+      <w:start w:val="1"/>
+      <w:numFmt w:val="bullet"/>
+      <w:lvlText w:val="o"/>
+      <w:lvlJc w:val="left"/>
+      <w:pPr>
+        <w:ind w:left="3600" w:hanging="360"/>
+      </w:pPr>
+      <w:rPr>
+        <w:rFonts w:ascii="Courier New" w:hAnsi="Courier New" w:cs="Courier New" w:hint="default"/>
+      </w:rPr>
+    </w:lvl>
+    <w:lvl w:ilvl="5" w:tplc="04090005" w:tentative="1">
+      <w:start w:val="1"/>
+      <w:numFmt w:val="bullet"/>
+      <w:lvlText w:val=""/>
+      <w:lvlJc w:val="left"/>
+      <w:pPr>
+        <w:ind w:left="4320" w:hanging="360"/>
+      </w:pPr>
+      <w:rPr>
+        <w:rFonts w:ascii="Wingdings" w:hAnsi="Wingdings" w:hint="default"/>
+      </w:rPr>
+    </w:lvl>
+    <w:lvl w:ilvl="6" w:tplc="04090001" w:tentative="1">
+      <w:start w:val="1"/>
+      <w:numFmt w:val="bullet"/>
+      <w:lvlText w:val=""/>
+      <w:lvlJc w:val="left"/>
+      <w:pPr>
+        <w:ind w:left="5040" w:hanging="360"/>
+      </w:pPr>
+      <w:rPr>
+        <w:rFonts w:ascii="Symbol" w:hAnsi="Symbol" w:hint="default"/>
+      </w:rPr>
+    </w:lvl>
+    <w:lvl w:ilvl="7" w:tplc="04090003" w:tentative="1">
+      <w:start w:val="1"/>
+      <w:numFmt w:val="bullet"/>
+      <w:lvlText w:val="o"/>
+      <w:lvlJc w:val="left"/>
+      <w:pPr>
+        <w:ind w:left="5760" w:hanging="360"/>
+      </w:pPr>
+      <w:rPr>
+        <w:rFonts w:ascii="Courier New" w:hAnsi="Courier New" w:cs="Courier New" w:hint="default"/>
+      </w:rPr>
+    </w:lvl>
+    <w:lvl w:ilvl="8" w:tplc="04090005" w:tentative="1">
+      <w:start w:val="1"/>
+      <w:numFmt w:val="bullet"/>
+      <w:lvlText w:val=""/>
+      <w:lvlJc w:val="left"/>
+      <w:pPr>
+        <w:ind w:left="6480" w:hanging="360"/>
+      </w:pPr>
+      <w:rPr>
+        <w:rFonts w:ascii="Wingdings" w:hAnsi="Wingdings" w:hint="default"/>
+      </w:rPr>
+    </w:lvl>
+  </w:abstractNum>
+  <w:abstractNum w:abstractNumId="15" w15:restartNumberingAfterBreak="0">
     <w:nsid w:val="7ADD4547"/>
     <w:multiLevelType w:val="hybridMultilevel"/>
     <w:tmpl w:val="AA9C9600"/>
@@ -3914,7 +4600,7 @@
     <w:abstractNumId w:val="5"/>
   </w:num>
   <w:num w:numId="2" w16cid:durableId="627665801">
-    <w:abstractNumId w:val="14"/>
+    <w:abstractNumId w:val="15"/>
   </w:num>
   <w:num w:numId="3" w16cid:durableId="282733127">
     <w:abstractNumId w:val="2"/>
@@ -3954,6 +4640,9 @@
   </w:num>
   <w:num w:numId="15" w16cid:durableId="1283805297">
     <w:abstractNumId w:val="6"/>
+  </w:num>
+  <w:num w:numId="16" w16cid:durableId="1537161579">
+    <w:abstractNumId w:val="14"/>
   </w:num>
 </w:numbering>
 </file>

--- a/2. Airport Database System/40841063_HLUM HTET AUNG Part 2 - Database/40841063_Part 2 Database Report.docx
+++ b/2. Airport Database System/40841063_HLUM HTET AUNG Part 2 - Database/40841063_Part 2 Database Report.docx
@@ -137,7 +137,7 @@
           <w:r>
             <w:fldChar w:fldCharType="separate"/>
           </w:r>
-          <w:hyperlink w:anchor="_Toc237254948" w:history="1">
+          <w:hyperlink w:anchor="_Toc237270756" w:history="1">
             <w:r>
               <w:rPr>
                 <w:rStyle w:val="Hyperlink"/>
@@ -164,7 +164,7 @@
                 <w:noProof/>
                 <w:webHidden/>
               </w:rPr>
-              <w:instrText xml:space="preserve"> PAGEREF _Toc237254948 \h </w:instrText>
+              <w:instrText xml:space="preserve"> PAGEREF _Toc237270756 \h </w:instrText>
             </w:r>
             <w:r>
               <w:rPr>
@@ -206,7 +206,7 @@
               <w:noProof/>
             </w:rPr>
           </w:pPr>
-          <w:hyperlink w:anchor="_Toc237254949" w:history="1">
+          <w:hyperlink w:anchor="_Toc237270757" w:history="1">
             <w:r>
               <w:rPr>
                 <w:rStyle w:val="Hyperlink"/>
@@ -233,7 +233,7 @@
                 <w:noProof/>
                 <w:webHidden/>
               </w:rPr>
-              <w:instrText xml:space="preserve"> PAGEREF _Toc237254949 \h </w:instrText>
+              <w:instrText xml:space="preserve"> PAGEREF _Toc237270757 \h </w:instrText>
             </w:r>
             <w:r>
               <w:rPr>
@@ -254,6 +254,696 @@
                 <w:webHidden/>
               </w:rPr>
               <w:t>3</w:t>
+            </w:r>
+            <w:r>
+              <w:rPr>
+                <w:noProof/>
+                <w:webHidden/>
+              </w:rPr>
+              <w:fldChar w:fldCharType="end"/>
+            </w:r>
+          </w:hyperlink>
+        </w:p>
+        <w:p>
+          <w:pPr>
+            <w:pStyle w:val="TOC2"/>
+            <w:tabs>
+              <w:tab w:val="right" w:leader="dot" w:pos="9350"/>
+            </w:tabs>
+            <w:rPr>
+              <w:rFonts w:asciiTheme="minorHAnsi" w:eastAsiaTheme="minorEastAsia" w:hAnsiTheme="minorHAnsi"/>
+              <w:noProof/>
+            </w:rPr>
+          </w:pPr>
+          <w:hyperlink w:anchor="_Toc237270758" w:history="1">
+            <w:r>
+              <w:rPr>
+                <w:rStyle w:val="Hyperlink"/>
+                <w:noProof/>
+              </w:rPr>
+              <w:t>Additional Attributes for technicians and traffic controllers</w:t>
+            </w:r>
+            <w:r>
+              <w:rPr>
+                <w:noProof/>
+                <w:webHidden/>
+              </w:rPr>
+              <w:tab/>
+            </w:r>
+            <w:r>
+              <w:rPr>
+                <w:noProof/>
+                <w:webHidden/>
+              </w:rPr>
+              <w:fldChar w:fldCharType="begin"/>
+            </w:r>
+            <w:r>
+              <w:rPr>
+                <w:noProof/>
+                <w:webHidden/>
+              </w:rPr>
+              <w:instrText xml:space="preserve"> PAGEREF _Toc237270758 \h </w:instrText>
+            </w:r>
+            <w:r>
+              <w:rPr>
+                <w:noProof/>
+                <w:webHidden/>
+              </w:rPr>
+            </w:r>
+            <w:r>
+              <w:rPr>
+                <w:noProof/>
+                <w:webHidden/>
+              </w:rPr>
+              <w:fldChar w:fldCharType="separate"/>
+            </w:r>
+            <w:r>
+              <w:rPr>
+                <w:noProof/>
+                <w:webHidden/>
+              </w:rPr>
+              <w:t>3</w:t>
+            </w:r>
+            <w:r>
+              <w:rPr>
+                <w:noProof/>
+                <w:webHidden/>
+              </w:rPr>
+              <w:fldChar w:fldCharType="end"/>
+            </w:r>
+          </w:hyperlink>
+        </w:p>
+        <w:p>
+          <w:pPr>
+            <w:pStyle w:val="TOC2"/>
+            <w:tabs>
+              <w:tab w:val="right" w:leader="dot" w:pos="9350"/>
+            </w:tabs>
+            <w:rPr>
+              <w:rFonts w:asciiTheme="minorHAnsi" w:eastAsiaTheme="minorEastAsia" w:hAnsiTheme="minorHAnsi"/>
+              <w:noProof/>
+            </w:rPr>
+          </w:pPr>
+          <w:hyperlink w:anchor="_Toc237270759" w:history="1">
+            <w:r>
+              <w:rPr>
+                <w:rStyle w:val="Hyperlink"/>
+                <w:noProof/>
+              </w:rPr>
+              <w:t>Updated Justifications/Assumptions (From Part 1)</w:t>
+            </w:r>
+            <w:r>
+              <w:rPr>
+                <w:noProof/>
+                <w:webHidden/>
+              </w:rPr>
+              <w:tab/>
+            </w:r>
+            <w:r>
+              <w:rPr>
+                <w:noProof/>
+                <w:webHidden/>
+              </w:rPr>
+              <w:fldChar w:fldCharType="begin"/>
+            </w:r>
+            <w:r>
+              <w:rPr>
+                <w:noProof/>
+                <w:webHidden/>
+              </w:rPr>
+              <w:instrText xml:space="preserve"> PAGEREF _Toc237270759 \h </w:instrText>
+            </w:r>
+            <w:r>
+              <w:rPr>
+                <w:noProof/>
+                <w:webHidden/>
+              </w:rPr>
+            </w:r>
+            <w:r>
+              <w:rPr>
+                <w:noProof/>
+                <w:webHidden/>
+              </w:rPr>
+              <w:fldChar w:fldCharType="separate"/>
+            </w:r>
+            <w:r>
+              <w:rPr>
+                <w:noProof/>
+                <w:webHidden/>
+              </w:rPr>
+              <w:t>4</w:t>
+            </w:r>
+            <w:r>
+              <w:rPr>
+                <w:noProof/>
+                <w:webHidden/>
+              </w:rPr>
+              <w:fldChar w:fldCharType="end"/>
+            </w:r>
+          </w:hyperlink>
+        </w:p>
+        <w:p>
+          <w:pPr>
+            <w:pStyle w:val="TOC2"/>
+            <w:tabs>
+              <w:tab w:val="right" w:leader="dot" w:pos="9350"/>
+            </w:tabs>
+            <w:rPr>
+              <w:rFonts w:asciiTheme="minorHAnsi" w:eastAsiaTheme="minorEastAsia" w:hAnsiTheme="minorHAnsi"/>
+              <w:noProof/>
+            </w:rPr>
+          </w:pPr>
+          <w:hyperlink w:anchor="_Toc237270760" w:history="1">
+            <w:r>
+              <w:rPr>
+                <w:rStyle w:val="Hyperlink"/>
+                <w:noProof/>
+              </w:rPr>
+              <w:t>Justification/Assumption for keys</w:t>
+            </w:r>
+            <w:r>
+              <w:rPr>
+                <w:noProof/>
+                <w:webHidden/>
+              </w:rPr>
+              <w:tab/>
+            </w:r>
+            <w:r>
+              <w:rPr>
+                <w:noProof/>
+                <w:webHidden/>
+              </w:rPr>
+              <w:fldChar w:fldCharType="begin"/>
+            </w:r>
+            <w:r>
+              <w:rPr>
+                <w:noProof/>
+                <w:webHidden/>
+              </w:rPr>
+              <w:instrText xml:space="preserve"> PAGEREF _Toc237270760 \h </w:instrText>
+            </w:r>
+            <w:r>
+              <w:rPr>
+                <w:noProof/>
+                <w:webHidden/>
+              </w:rPr>
+            </w:r>
+            <w:r>
+              <w:rPr>
+                <w:noProof/>
+                <w:webHidden/>
+              </w:rPr>
+              <w:fldChar w:fldCharType="separate"/>
+            </w:r>
+            <w:r>
+              <w:rPr>
+                <w:noProof/>
+                <w:webHidden/>
+              </w:rPr>
+              <w:t>5</w:t>
+            </w:r>
+            <w:r>
+              <w:rPr>
+                <w:noProof/>
+                <w:webHidden/>
+              </w:rPr>
+              <w:fldChar w:fldCharType="end"/>
+            </w:r>
+          </w:hyperlink>
+        </w:p>
+        <w:p>
+          <w:pPr>
+            <w:pStyle w:val="TOC2"/>
+            <w:tabs>
+              <w:tab w:val="right" w:leader="dot" w:pos="9350"/>
+            </w:tabs>
+            <w:rPr>
+              <w:rFonts w:asciiTheme="minorHAnsi" w:eastAsiaTheme="minorEastAsia" w:hAnsiTheme="minorHAnsi"/>
+              <w:noProof/>
+            </w:rPr>
+          </w:pPr>
+          <w:hyperlink w:anchor="_Toc237270761" w:history="1">
+            <w:r>
+              <w:rPr>
+                <w:rStyle w:val="Hyperlink"/>
+                <w:noProof/>
+              </w:rPr>
+              <w:t>Updated Queries and Test Plan</w:t>
+            </w:r>
+            <w:r>
+              <w:rPr>
+                <w:noProof/>
+                <w:webHidden/>
+              </w:rPr>
+              <w:tab/>
+            </w:r>
+            <w:r>
+              <w:rPr>
+                <w:noProof/>
+                <w:webHidden/>
+              </w:rPr>
+              <w:fldChar w:fldCharType="begin"/>
+            </w:r>
+            <w:r>
+              <w:rPr>
+                <w:noProof/>
+                <w:webHidden/>
+              </w:rPr>
+              <w:instrText xml:space="preserve"> PAGEREF _Toc237270761 \h </w:instrText>
+            </w:r>
+            <w:r>
+              <w:rPr>
+                <w:noProof/>
+                <w:webHidden/>
+              </w:rPr>
+            </w:r>
+            <w:r>
+              <w:rPr>
+                <w:noProof/>
+                <w:webHidden/>
+              </w:rPr>
+              <w:fldChar w:fldCharType="separate"/>
+            </w:r>
+            <w:r>
+              <w:rPr>
+                <w:noProof/>
+                <w:webHidden/>
+              </w:rPr>
+              <w:t>5</w:t>
+            </w:r>
+            <w:r>
+              <w:rPr>
+                <w:noProof/>
+                <w:webHidden/>
+              </w:rPr>
+              <w:fldChar w:fldCharType="end"/>
+            </w:r>
+          </w:hyperlink>
+        </w:p>
+        <w:p>
+          <w:pPr>
+            <w:pStyle w:val="TOC3"/>
+            <w:tabs>
+              <w:tab w:val="right" w:leader="dot" w:pos="9350"/>
+            </w:tabs>
+            <w:rPr>
+              <w:rFonts w:asciiTheme="minorHAnsi" w:eastAsiaTheme="minorEastAsia" w:hAnsiTheme="minorHAnsi"/>
+              <w:noProof/>
+            </w:rPr>
+          </w:pPr>
+          <w:hyperlink w:anchor="_Toc237270762" w:history="1">
+            <w:r>
+              <w:rPr>
+                <w:rStyle w:val="Hyperlink"/>
+                <w:noProof/>
+              </w:rPr>
+              <w:t>Aircraft Test Performance Summary (Query 1)</w:t>
+            </w:r>
+            <w:r>
+              <w:rPr>
+                <w:noProof/>
+                <w:webHidden/>
+              </w:rPr>
+              <w:tab/>
+            </w:r>
+            <w:r>
+              <w:rPr>
+                <w:noProof/>
+                <w:webHidden/>
+              </w:rPr>
+              <w:fldChar w:fldCharType="begin"/>
+            </w:r>
+            <w:r>
+              <w:rPr>
+                <w:noProof/>
+                <w:webHidden/>
+              </w:rPr>
+              <w:instrText xml:space="preserve"> PAGEREF _Toc237270762 \h </w:instrText>
+            </w:r>
+            <w:r>
+              <w:rPr>
+                <w:noProof/>
+                <w:webHidden/>
+              </w:rPr>
+            </w:r>
+            <w:r>
+              <w:rPr>
+                <w:noProof/>
+                <w:webHidden/>
+              </w:rPr>
+              <w:fldChar w:fldCharType="separate"/>
+            </w:r>
+            <w:r>
+              <w:rPr>
+                <w:noProof/>
+                <w:webHidden/>
+              </w:rPr>
+              <w:t>5</w:t>
+            </w:r>
+            <w:r>
+              <w:rPr>
+                <w:noProof/>
+                <w:webHidden/>
+              </w:rPr>
+              <w:fldChar w:fldCharType="end"/>
+            </w:r>
+          </w:hyperlink>
+        </w:p>
+        <w:p>
+          <w:pPr>
+            <w:pStyle w:val="TOC3"/>
+            <w:tabs>
+              <w:tab w:val="right" w:leader="dot" w:pos="9350"/>
+            </w:tabs>
+            <w:rPr>
+              <w:rFonts w:asciiTheme="minorHAnsi" w:eastAsiaTheme="minorEastAsia" w:hAnsiTheme="minorHAnsi"/>
+              <w:noProof/>
+            </w:rPr>
+          </w:pPr>
+          <w:hyperlink w:anchor="_Toc237270763" w:history="1">
+            <w:r>
+              <w:rPr>
+                <w:rStyle w:val="Hyperlink"/>
+                <w:noProof/>
+              </w:rPr>
+              <w:t>Technician Annual Performance (Query 2)</w:t>
+            </w:r>
+            <w:r>
+              <w:rPr>
+                <w:noProof/>
+                <w:webHidden/>
+              </w:rPr>
+              <w:tab/>
+            </w:r>
+            <w:r>
+              <w:rPr>
+                <w:noProof/>
+                <w:webHidden/>
+              </w:rPr>
+              <w:fldChar w:fldCharType="begin"/>
+            </w:r>
+            <w:r>
+              <w:rPr>
+                <w:noProof/>
+                <w:webHidden/>
+              </w:rPr>
+              <w:instrText xml:space="preserve"> PAGEREF _Toc237270763 \h </w:instrText>
+            </w:r>
+            <w:r>
+              <w:rPr>
+                <w:noProof/>
+                <w:webHidden/>
+              </w:rPr>
+            </w:r>
+            <w:r>
+              <w:rPr>
+                <w:noProof/>
+                <w:webHidden/>
+              </w:rPr>
+              <w:fldChar w:fldCharType="separate"/>
+            </w:r>
+            <w:r>
+              <w:rPr>
+                <w:noProof/>
+                <w:webHidden/>
+              </w:rPr>
+              <w:t>5</w:t>
+            </w:r>
+            <w:r>
+              <w:rPr>
+                <w:noProof/>
+                <w:webHidden/>
+              </w:rPr>
+              <w:fldChar w:fldCharType="end"/>
+            </w:r>
+          </w:hyperlink>
+        </w:p>
+        <w:p>
+          <w:pPr>
+            <w:pStyle w:val="TOC3"/>
+            <w:tabs>
+              <w:tab w:val="right" w:leader="dot" w:pos="9350"/>
+            </w:tabs>
+            <w:rPr>
+              <w:rFonts w:asciiTheme="minorHAnsi" w:eastAsiaTheme="minorEastAsia" w:hAnsiTheme="minorHAnsi"/>
+              <w:noProof/>
+            </w:rPr>
+          </w:pPr>
+          <w:hyperlink w:anchor="_Toc237270764" w:history="1">
+            <w:r>
+              <w:rPr>
+                <w:rStyle w:val="Hyperlink"/>
+                <w:noProof/>
+              </w:rPr>
+              <w:t>Recently Examined Traffic Controllers (Query 3)</w:t>
+            </w:r>
+            <w:r>
+              <w:rPr>
+                <w:noProof/>
+                <w:webHidden/>
+              </w:rPr>
+              <w:tab/>
+            </w:r>
+            <w:r>
+              <w:rPr>
+                <w:noProof/>
+                <w:webHidden/>
+              </w:rPr>
+              <w:fldChar w:fldCharType="begin"/>
+            </w:r>
+            <w:r>
+              <w:rPr>
+                <w:noProof/>
+                <w:webHidden/>
+              </w:rPr>
+              <w:instrText xml:space="preserve"> PAGEREF _Toc237270764 \h </w:instrText>
+            </w:r>
+            <w:r>
+              <w:rPr>
+                <w:noProof/>
+                <w:webHidden/>
+              </w:rPr>
+            </w:r>
+            <w:r>
+              <w:rPr>
+                <w:noProof/>
+                <w:webHidden/>
+              </w:rPr>
+              <w:fldChar w:fldCharType="separate"/>
+            </w:r>
+            <w:r>
+              <w:rPr>
+                <w:noProof/>
+                <w:webHidden/>
+              </w:rPr>
+              <w:t>6</w:t>
+            </w:r>
+            <w:r>
+              <w:rPr>
+                <w:noProof/>
+                <w:webHidden/>
+              </w:rPr>
+              <w:fldChar w:fldCharType="end"/>
+            </w:r>
+          </w:hyperlink>
+        </w:p>
+        <w:p>
+          <w:pPr>
+            <w:pStyle w:val="TOC3"/>
+            <w:tabs>
+              <w:tab w:val="right" w:leader="dot" w:pos="9350"/>
+            </w:tabs>
+            <w:rPr>
+              <w:rFonts w:asciiTheme="minorHAnsi" w:eastAsiaTheme="minorEastAsia" w:hAnsiTheme="minorHAnsi"/>
+              <w:noProof/>
+            </w:rPr>
+          </w:pPr>
+          <w:hyperlink w:anchor="_Toc237270765" w:history="1">
+            <w:r>
+              <w:rPr>
+                <w:rStyle w:val="Hyperlink"/>
+                <w:noProof/>
+              </w:rPr>
+              <w:t>Aircraft safety check (Query 4)</w:t>
+            </w:r>
+            <w:r>
+              <w:rPr>
+                <w:noProof/>
+                <w:webHidden/>
+              </w:rPr>
+              <w:tab/>
+            </w:r>
+            <w:r>
+              <w:rPr>
+                <w:noProof/>
+                <w:webHidden/>
+              </w:rPr>
+              <w:fldChar w:fldCharType="begin"/>
+            </w:r>
+            <w:r>
+              <w:rPr>
+                <w:noProof/>
+                <w:webHidden/>
+              </w:rPr>
+              <w:instrText xml:space="preserve"> PAGEREF _Toc237270765 \h </w:instrText>
+            </w:r>
+            <w:r>
+              <w:rPr>
+                <w:noProof/>
+                <w:webHidden/>
+              </w:rPr>
+            </w:r>
+            <w:r>
+              <w:rPr>
+                <w:noProof/>
+                <w:webHidden/>
+              </w:rPr>
+              <w:fldChar w:fldCharType="separate"/>
+            </w:r>
+            <w:r>
+              <w:rPr>
+                <w:noProof/>
+                <w:webHidden/>
+              </w:rPr>
+              <w:t>6</w:t>
+            </w:r>
+            <w:r>
+              <w:rPr>
+                <w:noProof/>
+                <w:webHidden/>
+              </w:rPr>
+              <w:fldChar w:fldCharType="end"/>
+            </w:r>
+          </w:hyperlink>
+        </w:p>
+        <w:p>
+          <w:pPr>
+            <w:pStyle w:val="TOC3"/>
+            <w:tabs>
+              <w:tab w:val="right" w:leader="dot" w:pos="9350"/>
+            </w:tabs>
+            <w:rPr>
+              <w:rFonts w:asciiTheme="minorHAnsi" w:eastAsiaTheme="minorEastAsia" w:hAnsiTheme="minorHAnsi"/>
+              <w:noProof/>
+            </w:rPr>
+          </w:pPr>
+          <w:hyperlink w:anchor="_Toc237270766" w:history="1">
+            <w:r>
+              <w:rPr>
+                <w:rStyle w:val="Hyperlink"/>
+                <w:noProof/>
+              </w:rPr>
+              <w:t>Technician Expertise and Aircraft model summary</w:t>
+            </w:r>
+            <w:r>
+              <w:rPr>
+                <w:noProof/>
+                <w:webHidden/>
+              </w:rPr>
+              <w:tab/>
+            </w:r>
+            <w:r>
+              <w:rPr>
+                <w:noProof/>
+                <w:webHidden/>
+              </w:rPr>
+              <w:fldChar w:fldCharType="begin"/>
+            </w:r>
+            <w:r>
+              <w:rPr>
+                <w:noProof/>
+                <w:webHidden/>
+              </w:rPr>
+              <w:instrText xml:space="preserve"> PAGEREF _Toc237270766 \h </w:instrText>
+            </w:r>
+            <w:r>
+              <w:rPr>
+                <w:noProof/>
+                <w:webHidden/>
+              </w:rPr>
+            </w:r>
+            <w:r>
+              <w:rPr>
+                <w:noProof/>
+                <w:webHidden/>
+              </w:rPr>
+              <w:fldChar w:fldCharType="separate"/>
+            </w:r>
+            <w:r>
+              <w:rPr>
+                <w:noProof/>
+                <w:webHidden/>
+              </w:rPr>
+              <w:t>6</w:t>
+            </w:r>
+            <w:r>
+              <w:rPr>
+                <w:noProof/>
+                <w:webHidden/>
+              </w:rPr>
+              <w:fldChar w:fldCharType="end"/>
+            </w:r>
+          </w:hyperlink>
+        </w:p>
+        <w:p>
+          <w:pPr>
+            <w:pStyle w:val="TOC3"/>
+            <w:tabs>
+              <w:tab w:val="right" w:leader="dot" w:pos="9350"/>
+            </w:tabs>
+            <w:rPr>
+              <w:rFonts w:asciiTheme="minorHAnsi" w:eastAsiaTheme="minorEastAsia" w:hAnsiTheme="minorHAnsi"/>
+              <w:noProof/>
+            </w:rPr>
+          </w:pPr>
+          <w:hyperlink w:anchor="_Toc237270767" w:history="1">
+            <w:r>
+              <w:rPr>
+                <w:rStyle w:val="Hyperlink"/>
+                <w:noProof/>
+              </w:rPr>
+              <w:t>Query Test Plane</w:t>
+            </w:r>
+            <w:r>
+              <w:rPr>
+                <w:noProof/>
+                <w:webHidden/>
+              </w:rPr>
+              <w:tab/>
+            </w:r>
+            <w:r>
+              <w:rPr>
+                <w:noProof/>
+                <w:webHidden/>
+              </w:rPr>
+              <w:fldChar w:fldCharType="begin"/>
+            </w:r>
+            <w:r>
+              <w:rPr>
+                <w:noProof/>
+                <w:webHidden/>
+              </w:rPr>
+              <w:instrText xml:space="preserve"> PAGEREF _Toc237270767 \h </w:instrText>
+            </w:r>
+            <w:r>
+              <w:rPr>
+                <w:noProof/>
+                <w:webHidden/>
+              </w:rPr>
+            </w:r>
+            <w:r>
+              <w:rPr>
+                <w:noProof/>
+                <w:webHidden/>
+              </w:rPr>
+              <w:fldChar w:fldCharType="separate"/>
+            </w:r>
+            <w:r>
+              <w:rPr>
+                <w:noProof/>
+                <w:webHidden/>
+              </w:rPr>
+              <w:t>7</w:t>
             </w:r>
             <w:r>
               <w:rPr>
@@ -275,7 +965,7 @@
               <w:noProof/>
             </w:rPr>
           </w:pPr>
-          <w:hyperlink w:anchor="_Toc237254950" w:history="1">
+          <w:hyperlink w:anchor="_Toc237270768" w:history="1">
             <w:r>
               <w:rPr>
                 <w:rStyle w:val="Hyperlink"/>
@@ -302,7 +992,7 @@
                 <w:noProof/>
                 <w:webHidden/>
               </w:rPr>
-              <w:instrText xml:space="preserve"> PAGEREF _Toc237254950 \h </w:instrText>
+              <w:instrText xml:space="preserve"> PAGEREF _Toc237270768 \h </w:instrText>
             </w:r>
             <w:r>
               <w:rPr>
@@ -322,7 +1012,7 @@
                 <w:noProof/>
                 <w:webHidden/>
               </w:rPr>
-              <w:t>4</w:t>
+              <w:t>9</w:t>
             </w:r>
             <w:r>
               <w:rPr>
@@ -344,7 +1034,7 @@
               <w:noProof/>
             </w:rPr>
           </w:pPr>
-          <w:hyperlink w:anchor="_Toc237254951" w:history="1">
+          <w:hyperlink w:anchor="_Toc237270769" w:history="1">
             <w:r>
               <w:rPr>
                 <w:rStyle w:val="Hyperlink"/>
@@ -371,7 +1061,7 @@
                 <w:noProof/>
                 <w:webHidden/>
               </w:rPr>
-              <w:instrText xml:space="preserve"> PAGEREF _Toc237254951 \h </w:instrText>
+              <w:instrText xml:space="preserve"> PAGEREF _Toc237270769 \h </w:instrText>
             </w:r>
             <w:r>
               <w:rPr>
@@ -391,7 +1081,7 @@
                 <w:noProof/>
                 <w:webHidden/>
               </w:rPr>
-              <w:t>4</w:t>
+              <w:t>9</w:t>
             </w:r>
             <w:r>
               <w:rPr>
@@ -413,7 +1103,7 @@
               <w:noProof/>
             </w:rPr>
           </w:pPr>
-          <w:hyperlink w:anchor="_Toc237254952" w:history="1">
+          <w:hyperlink w:anchor="_Toc237270770" w:history="1">
             <w:r>
               <w:rPr>
                 <w:rStyle w:val="Hyperlink"/>
@@ -440,7 +1130,7 @@
                 <w:noProof/>
                 <w:webHidden/>
               </w:rPr>
-              <w:instrText xml:space="preserve"> PAGEREF _Toc237254952 \h </w:instrText>
+              <w:instrText xml:space="preserve"> PAGEREF _Toc237270770 \h </w:instrText>
             </w:r>
             <w:r>
               <w:rPr>
@@ -460,7 +1150,7 @@
                 <w:noProof/>
                 <w:webHidden/>
               </w:rPr>
-              <w:t>5</w:t>
+              <w:t>10</w:t>
             </w:r>
             <w:r>
               <w:rPr>
@@ -482,7 +1172,7 @@
               <w:noProof/>
             </w:rPr>
           </w:pPr>
-          <w:hyperlink w:anchor="_Toc237254953" w:history="1">
+          <w:hyperlink w:anchor="_Toc237270771" w:history="1">
             <w:r>
               <w:rPr>
                 <w:rStyle w:val="Hyperlink"/>
@@ -509,7 +1199,7 @@
                 <w:noProof/>
                 <w:webHidden/>
               </w:rPr>
-              <w:instrText xml:space="preserve"> PAGEREF _Toc237254953 \h </w:instrText>
+              <w:instrText xml:space="preserve"> PAGEREF _Toc237270771 \h </w:instrText>
             </w:r>
             <w:r>
               <w:rPr>
@@ -529,7 +1219,7 @@
                 <w:noProof/>
                 <w:webHidden/>
               </w:rPr>
-              <w:t>6</w:t>
+              <w:t>11</w:t>
             </w:r>
             <w:r>
               <w:rPr>
@@ -551,7 +1241,7 @@
               <w:noProof/>
             </w:rPr>
           </w:pPr>
-          <w:hyperlink w:anchor="_Toc237254954" w:history="1">
+          <w:hyperlink w:anchor="_Toc237270772" w:history="1">
             <w:r>
               <w:rPr>
                 <w:rStyle w:val="Hyperlink"/>
@@ -578,7 +1268,7 @@
                 <w:noProof/>
                 <w:webHidden/>
               </w:rPr>
-              <w:instrText xml:space="preserve"> PAGEREF _Toc237254954 \h </w:instrText>
+              <w:instrText xml:space="preserve"> PAGEREF _Toc237270772 \h </w:instrText>
             </w:r>
             <w:r>
               <w:rPr>
@@ -598,7 +1288,7 @@
                 <w:noProof/>
                 <w:webHidden/>
               </w:rPr>
-              <w:t>6</w:t>
+              <w:t>11</w:t>
             </w:r>
             <w:r>
               <w:rPr>
@@ -620,7 +1310,7 @@
               <w:noProof/>
             </w:rPr>
           </w:pPr>
-          <w:hyperlink w:anchor="_Toc237254955" w:history="1">
+          <w:hyperlink w:anchor="_Toc237270773" w:history="1">
             <w:r>
               <w:rPr>
                 <w:rStyle w:val="Hyperlink"/>
@@ -647,7 +1337,7 @@
                 <w:noProof/>
                 <w:webHidden/>
               </w:rPr>
-              <w:instrText xml:space="preserve"> PAGEREF _Toc237254955 \h </w:instrText>
+              <w:instrText xml:space="preserve"> PAGEREF _Toc237270773 \h </w:instrText>
             </w:r>
             <w:r>
               <w:rPr>
@@ -667,7 +1357,7 @@
                 <w:noProof/>
                 <w:webHidden/>
               </w:rPr>
-              <w:t>7</w:t>
+              <w:t>12</w:t>
             </w:r>
             <w:r>
               <w:rPr>
@@ -689,7 +1379,7 @@
               <w:noProof/>
             </w:rPr>
           </w:pPr>
-          <w:hyperlink w:anchor="_Toc237254956" w:history="1">
+          <w:hyperlink w:anchor="_Toc237270774" w:history="1">
             <w:r>
               <w:rPr>
                 <w:rStyle w:val="Hyperlink"/>
@@ -716,7 +1406,7 @@
                 <w:noProof/>
                 <w:webHidden/>
               </w:rPr>
-              <w:instrText xml:space="preserve"> PAGEREF _Toc237254956 \h </w:instrText>
+              <w:instrText xml:space="preserve"> PAGEREF _Toc237270774 \h </w:instrText>
             </w:r>
             <w:r>
               <w:rPr>
@@ -736,7 +1426,76 @@
                 <w:noProof/>
                 <w:webHidden/>
               </w:rPr>
-              <w:t>7</w:t>
+              <w:t>12</w:t>
+            </w:r>
+            <w:r>
+              <w:rPr>
+                <w:noProof/>
+                <w:webHidden/>
+              </w:rPr>
+              <w:fldChar w:fldCharType="end"/>
+            </w:r>
+          </w:hyperlink>
+        </w:p>
+        <w:p>
+          <w:pPr>
+            <w:pStyle w:val="TOC2"/>
+            <w:tabs>
+              <w:tab w:val="right" w:leader="dot" w:pos="9350"/>
+            </w:tabs>
+            <w:rPr>
+              <w:rFonts w:asciiTheme="minorHAnsi" w:eastAsiaTheme="minorEastAsia" w:hAnsiTheme="minorHAnsi"/>
+              <w:noProof/>
+            </w:rPr>
+          </w:pPr>
+          <w:hyperlink w:anchor="_Toc237270775" w:history="1">
+            <w:r>
+              <w:rPr>
+                <w:rStyle w:val="Hyperlink"/>
+                <w:noProof/>
+              </w:rPr>
+              <w:t>Task D</w:t>
+            </w:r>
+            <w:r>
+              <w:rPr>
+                <w:noProof/>
+                <w:webHidden/>
+              </w:rPr>
+              <w:tab/>
+            </w:r>
+            <w:r>
+              <w:rPr>
+                <w:noProof/>
+                <w:webHidden/>
+              </w:rPr>
+              <w:fldChar w:fldCharType="begin"/>
+            </w:r>
+            <w:r>
+              <w:rPr>
+                <w:noProof/>
+                <w:webHidden/>
+              </w:rPr>
+              <w:instrText xml:space="preserve"> PAGEREF _Toc237270775 \h </w:instrText>
+            </w:r>
+            <w:r>
+              <w:rPr>
+                <w:noProof/>
+                <w:webHidden/>
+              </w:rPr>
+            </w:r>
+            <w:r>
+              <w:rPr>
+                <w:noProof/>
+                <w:webHidden/>
+              </w:rPr>
+              <w:fldChar w:fldCharType="separate"/>
+            </w:r>
+            <w:r>
+              <w:rPr>
+                <w:noProof/>
+                <w:webHidden/>
+              </w:rPr>
+              <w:t>13</w:t>
             </w:r>
             <w:r>
               <w:rPr>
@@ -771,7 +1530,7 @@
       <w:pPr>
         <w:pStyle w:val="Heading1"/>
       </w:pPr>
-      <w:bookmarkStart w:id="0" w:name="_Toc237254948"/>
+      <w:bookmarkStart w:id="0" w:name="_Toc237270756"/>
       <w:r>
         <w:lastRenderedPageBreak/>
         <w:t>Feedback Updates</w:t>
@@ -790,7 +1549,7 @@
       <w:pPr>
         <w:pStyle w:val="Heading2"/>
       </w:pPr>
-      <w:bookmarkStart w:id="1" w:name="_Toc237254949"/>
+      <w:bookmarkStart w:id="1" w:name="_Toc237270757"/>
       <w:r>
         <w:t>Union Table Separation</w:t>
       </w:r>
@@ -895,9 +1654,11 @@
       <w:pPr>
         <w:pStyle w:val="Heading2"/>
       </w:pPr>
+      <w:bookmarkStart w:id="2" w:name="_Toc237270758"/>
       <w:r>
         <w:t>Additional Attributes for technicians and traffic controllers</w:t>
       </w:r>
+      <w:bookmarkEnd w:id="2"/>
     </w:p>
     <w:p>
       <w:pPr>
@@ -915,7 +1676,23 @@
           <w:b/>
           <w:bCs/>
         </w:rPr>
-        <w:t>Hourly rates can be seen in both technicians and traffic controllers.</w:t>
+        <w:t xml:space="preserve">Hourly rates can be seen </w:t>
+      </w:r>
+      <w:proofErr w:type="gramStart"/>
+      <w:r>
+        <w:rPr>
+          <w:b/>
+          <w:bCs/>
+        </w:rPr>
+        <w:t>in</w:t>
+      </w:r>
+      <w:proofErr w:type="gramEnd"/>
+      <w:r>
+        <w:rPr>
+          <w:b/>
+          <w:bCs/>
+        </w:rPr>
+        <w:t xml:space="preserve"> both technicians and traffic controllers.</w:t>
       </w:r>
     </w:p>
     <w:p>
@@ -936,6 +1713,7 @@
       <w:pPr>
         <w:pStyle w:val="Heading2"/>
       </w:pPr>
+      <w:bookmarkStart w:id="3" w:name="_Toc237270759"/>
       <w:r>
         <w:lastRenderedPageBreak/>
         <w:t>Updated Justifications/Assumptions</w:t>
@@ -943,6 +1721,7 @@
       <w:r>
         <w:t xml:space="preserve"> (From Part 1)</w:t>
       </w:r>
+      <w:bookmarkEnd w:id="3"/>
     </w:p>
     <w:p>
       <w:r>
@@ -986,7 +1765,15 @@
         <w:t>relationships</w:t>
       </w:r>
       <w:r>
-        <w:t xml:space="preserve"> where an employee can belong to at most one labor union, while a single union can represent multiple employees. Union Table’s primary key union_id acts as foreign key in Employee table.</w:t>
+        <w:t xml:space="preserve"> where an employee can belong to at most one labor union, while a single union can represent multiple employees. Union Table’s primary key </w:t>
+      </w:r>
+      <w:proofErr w:type="spellStart"/>
+      <w:r>
+        <w:t>union_id</w:t>
+      </w:r>
+      <w:proofErr w:type="spellEnd"/>
+      <w:r>
+        <w:t xml:space="preserve"> acts as foreign key in Employee table.</w:t>
       </w:r>
     </w:p>
     <w:p>
@@ -1055,7 +1842,15 @@
         <w:t xml:space="preserve">(Test events 1: *-------1:1 Airworthy test model) – </w:t>
       </w:r>
       <w:r>
-        <w:t>one to many relations where a airworthiness test template can be used across many test events. However, each test event is used in exactly one test model.</w:t>
+        <w:t xml:space="preserve">one to many relations where </w:t>
+      </w:r>
+      <w:proofErr w:type="gramStart"/>
+      <w:r>
+        <w:t>a</w:t>
+      </w:r>
+      <w:proofErr w:type="gramEnd"/>
+      <w:r>
+        <w:t xml:space="preserve"> airworthiness test template can be used across many test events. However, each test event is used in exactly one test model.</w:t>
       </w:r>
     </w:p>
     <w:p>
@@ -1085,7 +1880,15 @@
         <w:t xml:space="preserve">(Technicians 1:1-------1:1 Employee) – </w:t>
       </w:r>
       <w:r>
-        <w:t>one to one parent and child table relation. Employee stores shared personal attributes for both technicians and traffic controllers, while technician specific attributes are stored in Technicians using ssn as a primary key and foreign key.</w:t>
+        <w:t xml:space="preserve">one to one parent and child table relation. Employee stores shared personal attributes for both technicians and traffic controllers, while technician specific attributes are stored in Technicians using </w:t>
+      </w:r>
+      <w:proofErr w:type="spellStart"/>
+      <w:r>
+        <w:t>ssn</w:t>
+      </w:r>
+      <w:proofErr w:type="spellEnd"/>
+      <w:r>
+        <w:t xml:space="preserve"> as a primary key and foreign key.</w:t>
       </w:r>
     </w:p>
     <w:p>
@@ -1169,10 +1972,12 @@
       <w:pPr>
         <w:pStyle w:val="Heading2"/>
       </w:pPr>
+      <w:bookmarkStart w:id="4" w:name="_Toc237270760"/>
       <w:r>
         <w:lastRenderedPageBreak/>
         <w:t>Justification/Assumption for keys</w:t>
       </w:r>
+      <w:bookmarkEnd w:id="4"/>
     </w:p>
     <w:p>
       <w:r>
@@ -1194,7 +1999,15 @@
         <w:t>Natural Primary Key</w:t>
       </w:r>
       <w:r>
-        <w:t xml:space="preserve"> – ssn from Employee table, registration number from Airplane table are chosen because they are guaranteed to be unique for each employee and airplane.</w:t>
+        <w:t xml:space="preserve"> – </w:t>
+      </w:r>
+      <w:proofErr w:type="spellStart"/>
+      <w:r>
+        <w:t>ssn</w:t>
+      </w:r>
+      <w:proofErr w:type="spellEnd"/>
+      <w:r>
+        <w:t xml:space="preserve"> from Employee table, registration number from Airplane table are chosen because they are guaranteed to be unique for each employee and airplane.</w:t>
       </w:r>
     </w:p>
     <w:p>
@@ -1218,13 +2031,2233 @@
         </w:numPr>
       </w:pPr>
       <w:r>
-        <w:t xml:space="preserve">Shared Primary/Foreign Keys – Technicians table’s ssn and Traffic controller’s table’s ssn are used as both primary key and foreign key to reference employee table. This is to ensure that the relation enforce strict one-to-one </w:t>
+        <w:t xml:space="preserve">Shared Primary/Foreign Keys – Technicians table’s </w:t>
+      </w:r>
+      <w:proofErr w:type="spellStart"/>
+      <w:r>
+        <w:t>ssn</w:t>
+      </w:r>
+      <w:proofErr w:type="spellEnd"/>
+      <w:r>
+        <w:t xml:space="preserve"> and Traffic controller’s table’s </w:t>
+      </w:r>
+      <w:proofErr w:type="spellStart"/>
+      <w:r>
+        <w:t>ssn</w:t>
+      </w:r>
+      <w:proofErr w:type="spellEnd"/>
+      <w:r>
+        <w:t xml:space="preserve"> are used as both primary key and foreign key to reference employee table. This is to ensure that the relation </w:t>
+      </w:r>
+      <w:r>
+        <w:t>enforces</w:t>
+      </w:r>
+      <w:r>
+        <w:t xml:space="preserve"> strict one-to-one </w:t>
       </w:r>
       <w:r>
         <w:t>relations</w:t>
       </w:r>
       <w:r>
         <w:t>.</w:t>
+      </w:r>
+    </w:p>
+    <w:p>
+      <w:pPr>
+        <w:pStyle w:val="Heading2"/>
+      </w:pPr>
+      <w:bookmarkStart w:id="5" w:name="_Toc237270761"/>
+      <w:r>
+        <w:t xml:space="preserve">Updated </w:t>
+      </w:r>
+      <w:r>
+        <w:t xml:space="preserve">Queries and </w:t>
+      </w:r>
+      <w:r>
+        <w:t>Test Plan</w:t>
+      </w:r>
+      <w:bookmarkEnd w:id="5"/>
+    </w:p>
+    <w:p>
+      <w:pPr>
+        <w:pStyle w:val="Heading3"/>
+      </w:pPr>
+      <w:bookmarkStart w:id="6" w:name="_Toc237270762"/>
+      <w:r>
+        <w:t>Aircraft Test Performance Summary (Query 1)</w:t>
+      </w:r>
+      <w:bookmarkEnd w:id="6"/>
+    </w:p>
+    <w:p>
+      <w:r>
+        <w:tab/>
+      </w:r>
+      <w:r>
+        <w:t>This query monitors how aircraft are tested and how many hours the test event takes, and average test scores the test achieved. This ensures the aircraft are airworthy and can perform flights. By looking at this query management can also monitor the planes’ health and performance.</w:t>
+      </w:r>
+    </w:p>
+    <w:p>
+      <w:r>
+        <w:t>Tables</w:t>
+      </w:r>
+      <w:r>
+        <w:t xml:space="preserve"> used</w:t>
+      </w:r>
+      <w:r>
+        <w:t xml:space="preserve"> – Test events, Airplane, Airplane models, Technicians</w:t>
+      </w:r>
+    </w:p>
+    <w:p>
+      <w:r>
+        <w:t>Aggregated Functions – COUNT, SUM, and AVG</w:t>
+      </w:r>
+    </w:p>
+    <w:p>
+      <w:pPr>
+        <w:pStyle w:val="Heading3"/>
+      </w:pPr>
+      <w:bookmarkStart w:id="7" w:name="_Toc237270763"/>
+      <w:r>
+        <w:t>Technician Annual Performance (Query 2)</w:t>
+      </w:r>
+      <w:bookmarkEnd w:id="7"/>
+    </w:p>
+    <w:p>
+      <w:r>
+        <w:tab/>
+      </w:r>
+      <w:r>
+        <w:t>For this query, management wants to identify which technicians conduct the most aircraft tests each year. This can help management recognize technicians with high performance and allocate testing work, as well as awarding properly.</w:t>
+      </w:r>
+    </w:p>
+    <w:p>
+      <w:r>
+        <w:t>Tables used – Employee, Technicians, Test events</w:t>
+      </w:r>
+    </w:p>
+    <w:p>
+      <w:r>
+        <w:t>Aggregated Functions – COUNT, GROUP BY</w:t>
+      </w:r>
+    </w:p>
+    <w:p/>
+    <w:p/>
+    <w:p>
+      <w:pPr>
+        <w:pStyle w:val="Heading3"/>
+      </w:pPr>
+      <w:bookmarkStart w:id="8" w:name="_Toc237270764"/>
+      <w:r>
+        <w:lastRenderedPageBreak/>
+        <w:t>Recently Examined Traffic Controllers</w:t>
+      </w:r>
+      <w:r>
+        <w:t xml:space="preserve"> (Query 3)</w:t>
+      </w:r>
+      <w:bookmarkEnd w:id="8"/>
+    </w:p>
+    <w:p>
+      <w:r>
+        <w:tab/>
+        <w:t>This query can provide management with the list of traffic controllers who have recently completed their medical examination. With this query, they can determine which controllers have current medical records and who need another examination.</w:t>
+      </w:r>
+    </w:p>
+    <w:p>
+      <w:r>
+        <w:t>Tables used – Employee, Traffic controllers</w:t>
+      </w:r>
+    </w:p>
+    <w:p>
+      <w:pPr>
+        <w:pStyle w:val="Heading3"/>
+      </w:pPr>
+      <w:bookmarkStart w:id="9" w:name="_Toc237270765"/>
+      <w:r>
+        <w:t>Aircraft safety check</w:t>
+      </w:r>
+      <w:r>
+        <w:t xml:space="preserve"> (Query 4)</w:t>
+      </w:r>
+      <w:bookmarkEnd w:id="9"/>
+    </w:p>
+    <w:p>
+      <w:r>
+        <w:tab/>
+      </w:r>
+      <w:r>
+        <w:t>This query can help management determine whether the latest test performed on an aircraft has achieved a score that could satisfy historical average score. This can help management determine if a plane is in good condition and if higher than average score the plane is safe to fly.</w:t>
+      </w:r>
+    </w:p>
+    <w:p>
+      <w:r>
+        <w:t>Tables used – Test events, Airplane, Airplane models, Technicians, Employee</w:t>
+      </w:r>
+    </w:p>
+    <w:p>
+      <w:r>
+        <w:t xml:space="preserve">Aggregated Functions </w:t>
+      </w:r>
+      <w:r>
+        <w:t>–</w:t>
+      </w:r>
+      <w:r>
+        <w:t xml:space="preserve"> AVG</w:t>
+      </w:r>
+    </w:p>
+    <w:p>
+      <w:pPr>
+        <w:pStyle w:val="Heading3"/>
+      </w:pPr>
+      <w:bookmarkStart w:id="10" w:name="_Toc237270766"/>
+      <w:r>
+        <w:t>Technician Expertise and Aircraft model summary</w:t>
+      </w:r>
+      <w:bookmarkEnd w:id="10"/>
+    </w:p>
+    <w:p>
+      <w:r>
+        <w:tab/>
+      </w:r>
+      <w:r>
+        <w:t>Management wants to identify which technicians are qualified to work on each aircraft model. This is useful for management to assign technicians properly to each plane that require testing</w:t>
+      </w:r>
+      <w:r>
+        <w:t xml:space="preserve"> or repair.</w:t>
+      </w:r>
+    </w:p>
+    <w:p>
+      <w:r>
+        <w:t>Tables used – Technician expertise, Technicians, Airplane models, Employee</w:t>
+      </w:r>
+    </w:p>
+    <w:p/>
+    <w:p/>
+    <w:p/>
+    <w:p/>
+    <w:p/>
+    <w:p/>
+    <w:p/>
+    <w:p>
+      <w:pPr>
+        <w:pStyle w:val="Heading3"/>
+      </w:pPr>
+      <w:bookmarkStart w:id="11" w:name="_Toc237270767"/>
+      <w:r>
+        <w:lastRenderedPageBreak/>
+        <w:t>Query Test Plane</w:t>
+      </w:r>
+      <w:bookmarkEnd w:id="11"/>
+    </w:p>
+    <w:tbl>
+      <w:tblPr>
+        <w:tblW w:w="9604" w:type="dxa"/>
+        <w:tblInd w:w="-38" w:type="dxa"/>
+        <w:tblLayout w:type="fixed"/>
+        <w:tblLook w:val="0000" w:firstRow="0" w:lastRow="0" w:firstColumn="0" w:lastColumn="0" w:noHBand="0" w:noVBand="0"/>
+      </w:tblPr>
+      <w:tblGrid>
+        <w:gridCol w:w="1057"/>
+        <w:gridCol w:w="3084"/>
+        <w:gridCol w:w="2379"/>
+        <w:gridCol w:w="3084"/>
+      </w:tblGrid>
+      <w:tr>
+        <w:tblPrEx>
+          <w:tblCellMar>
+            <w:top w:w="0" w:type="dxa"/>
+            <w:bottom w:w="0" w:type="dxa"/>
+          </w:tblCellMar>
+        </w:tblPrEx>
+        <w:trPr>
+          <w:trHeight w:val="368"/>
+        </w:trPr>
+        <w:tc>
+          <w:tcPr>
+            <w:tcW w:w="1057" w:type="dxa"/>
+            <w:tcBorders>
+              <w:top w:val="single" w:sz="6" w:space="0" w:color="auto"/>
+              <w:left w:val="single" w:sz="6" w:space="0" w:color="auto"/>
+              <w:bottom w:val="single" w:sz="6" w:space="0" w:color="auto"/>
+              <w:right w:val="single" w:sz="6" w:space="0" w:color="auto"/>
+            </w:tcBorders>
+            <w:shd w:val="solid" w:color="CCFFFF" w:fill="FFFFFF"/>
+          </w:tcPr>
+          <w:p>
+            <w:pPr>
+              <w:autoSpaceDE w:val="0"/>
+              <w:autoSpaceDN w:val="0"/>
+              <w:adjustRightInd w:val="0"/>
+              <w:spacing w:after="0" w:line="240" w:lineRule="auto"/>
+              <w:jc w:val="left"/>
+              <w:rPr>
+                <w:rFonts w:ascii="Calibri" w:hAnsi="Calibri" w:cs="Calibri"/>
+                <w:b/>
+                <w:bCs/>
+                <w:color w:val="000000"/>
+                <w:kern w:val="0"/>
+                <w:sz w:val="22"/>
+                <w:szCs w:val="22"/>
+              </w:rPr>
+            </w:pPr>
+            <w:r>
+              <w:rPr>
+                <w:rFonts w:ascii="Calibri" w:hAnsi="Calibri" w:cs="Calibri"/>
+                <w:b/>
+                <w:bCs/>
+                <w:color w:val="000000"/>
+                <w:kern w:val="0"/>
+                <w:sz w:val="22"/>
+                <w:szCs w:val="22"/>
+              </w:rPr>
+              <w:t>Test Case</w:t>
+            </w:r>
+          </w:p>
+        </w:tc>
+        <w:tc>
+          <w:tcPr>
+            <w:tcW w:w="3084" w:type="dxa"/>
+            <w:tcBorders>
+              <w:top w:val="single" w:sz="6" w:space="0" w:color="auto"/>
+              <w:left w:val="single" w:sz="6" w:space="0" w:color="auto"/>
+              <w:bottom w:val="single" w:sz="6" w:space="0" w:color="auto"/>
+              <w:right w:val="single" w:sz="6" w:space="0" w:color="auto"/>
+            </w:tcBorders>
+            <w:shd w:val="solid" w:color="CCFFFF" w:fill="FFFFFF"/>
+          </w:tcPr>
+          <w:p>
+            <w:pPr>
+              <w:autoSpaceDE w:val="0"/>
+              <w:autoSpaceDN w:val="0"/>
+              <w:adjustRightInd w:val="0"/>
+              <w:spacing w:after="0" w:line="240" w:lineRule="auto"/>
+              <w:jc w:val="left"/>
+              <w:rPr>
+                <w:rFonts w:ascii="Calibri" w:hAnsi="Calibri" w:cs="Calibri"/>
+                <w:b/>
+                <w:bCs/>
+                <w:color w:val="000000"/>
+                <w:kern w:val="0"/>
+                <w:sz w:val="22"/>
+                <w:szCs w:val="22"/>
+              </w:rPr>
+            </w:pPr>
+            <w:r>
+              <w:rPr>
+                <w:rFonts w:ascii="Calibri" w:hAnsi="Calibri" w:cs="Calibri"/>
+                <w:b/>
+                <w:bCs/>
+                <w:color w:val="000000"/>
+                <w:kern w:val="0"/>
+                <w:sz w:val="22"/>
+                <w:szCs w:val="22"/>
+              </w:rPr>
+              <w:t>Query</w:t>
+            </w:r>
+          </w:p>
+        </w:tc>
+        <w:tc>
+          <w:tcPr>
+            <w:tcW w:w="2379" w:type="dxa"/>
+            <w:tcBorders>
+              <w:top w:val="single" w:sz="6" w:space="0" w:color="auto"/>
+              <w:left w:val="single" w:sz="6" w:space="0" w:color="auto"/>
+              <w:bottom w:val="single" w:sz="6" w:space="0" w:color="auto"/>
+              <w:right w:val="single" w:sz="6" w:space="0" w:color="auto"/>
+            </w:tcBorders>
+            <w:shd w:val="solid" w:color="CCFFFF" w:fill="FFFFFF"/>
+          </w:tcPr>
+          <w:p>
+            <w:pPr>
+              <w:autoSpaceDE w:val="0"/>
+              <w:autoSpaceDN w:val="0"/>
+              <w:adjustRightInd w:val="0"/>
+              <w:spacing w:after="0" w:line="240" w:lineRule="auto"/>
+              <w:jc w:val="left"/>
+              <w:rPr>
+                <w:rFonts w:ascii="Calibri" w:hAnsi="Calibri" w:cs="Calibri"/>
+                <w:b/>
+                <w:bCs/>
+                <w:color w:val="000000"/>
+                <w:kern w:val="0"/>
+                <w:sz w:val="22"/>
+                <w:szCs w:val="22"/>
+              </w:rPr>
+            </w:pPr>
+            <w:r>
+              <w:rPr>
+                <w:rFonts w:ascii="Calibri" w:hAnsi="Calibri" w:cs="Calibri"/>
+                <w:b/>
+                <w:bCs/>
+                <w:color w:val="000000"/>
+                <w:kern w:val="0"/>
+                <w:sz w:val="22"/>
+                <w:szCs w:val="22"/>
+              </w:rPr>
+              <w:t>Main Test</w:t>
+            </w:r>
+          </w:p>
+        </w:tc>
+        <w:tc>
+          <w:tcPr>
+            <w:tcW w:w="3084" w:type="dxa"/>
+            <w:tcBorders>
+              <w:top w:val="single" w:sz="6" w:space="0" w:color="auto"/>
+              <w:left w:val="single" w:sz="6" w:space="0" w:color="auto"/>
+              <w:bottom w:val="single" w:sz="6" w:space="0" w:color="auto"/>
+              <w:right w:val="single" w:sz="6" w:space="0" w:color="auto"/>
+            </w:tcBorders>
+            <w:shd w:val="solid" w:color="CCFFFF" w:fill="FFFFFF"/>
+          </w:tcPr>
+          <w:p>
+            <w:pPr>
+              <w:autoSpaceDE w:val="0"/>
+              <w:autoSpaceDN w:val="0"/>
+              <w:adjustRightInd w:val="0"/>
+              <w:spacing w:after="0" w:line="240" w:lineRule="auto"/>
+              <w:jc w:val="left"/>
+              <w:rPr>
+                <w:rFonts w:ascii="Calibri" w:hAnsi="Calibri" w:cs="Calibri"/>
+                <w:b/>
+                <w:bCs/>
+                <w:color w:val="000000"/>
+                <w:kern w:val="0"/>
+                <w:sz w:val="22"/>
+                <w:szCs w:val="22"/>
+              </w:rPr>
+            </w:pPr>
+            <w:r>
+              <w:rPr>
+                <w:rFonts w:ascii="Calibri" w:hAnsi="Calibri" w:cs="Calibri"/>
+                <w:b/>
+                <w:bCs/>
+                <w:color w:val="000000"/>
+                <w:kern w:val="0"/>
+                <w:sz w:val="22"/>
+                <w:szCs w:val="22"/>
+              </w:rPr>
+              <w:t>Expected Result</w:t>
+            </w:r>
+          </w:p>
+        </w:tc>
+      </w:tr>
+      <w:tr>
+        <w:tblPrEx>
+          <w:tblCellMar>
+            <w:top w:w="0" w:type="dxa"/>
+            <w:bottom w:w="0" w:type="dxa"/>
+          </w:tblCellMar>
+        </w:tblPrEx>
+        <w:trPr>
+          <w:trHeight w:val="737"/>
+        </w:trPr>
+        <w:tc>
+          <w:tcPr>
+            <w:tcW w:w="1057" w:type="dxa"/>
+            <w:tcBorders>
+              <w:top w:val="single" w:sz="6" w:space="0" w:color="auto"/>
+              <w:left w:val="single" w:sz="6" w:space="0" w:color="auto"/>
+              <w:bottom w:val="single" w:sz="6" w:space="0" w:color="auto"/>
+              <w:right w:val="single" w:sz="6" w:space="0" w:color="auto"/>
+            </w:tcBorders>
+          </w:tcPr>
+          <w:p>
+            <w:pPr>
+              <w:autoSpaceDE w:val="0"/>
+              <w:autoSpaceDN w:val="0"/>
+              <w:adjustRightInd w:val="0"/>
+              <w:spacing w:after="0" w:line="240" w:lineRule="auto"/>
+              <w:jc w:val="left"/>
+              <w:rPr>
+                <w:rFonts w:ascii="Calibri" w:hAnsi="Calibri" w:cs="Calibri"/>
+                <w:color w:val="000000"/>
+                <w:kern w:val="0"/>
+                <w:sz w:val="22"/>
+                <w:szCs w:val="22"/>
+              </w:rPr>
+            </w:pPr>
+            <w:r>
+              <w:rPr>
+                <w:rFonts w:ascii="Calibri" w:hAnsi="Calibri" w:cs="Calibri"/>
+                <w:color w:val="000000"/>
+                <w:kern w:val="0"/>
+                <w:sz w:val="22"/>
+                <w:szCs w:val="22"/>
+              </w:rPr>
+              <w:t>TC1</w:t>
+            </w:r>
+          </w:p>
+        </w:tc>
+        <w:tc>
+          <w:tcPr>
+            <w:tcW w:w="3084" w:type="dxa"/>
+            <w:tcBorders>
+              <w:top w:val="single" w:sz="6" w:space="0" w:color="auto"/>
+              <w:left w:val="single" w:sz="6" w:space="0" w:color="auto"/>
+              <w:bottom w:val="single" w:sz="6" w:space="0" w:color="auto"/>
+              <w:right w:val="single" w:sz="6" w:space="0" w:color="auto"/>
+            </w:tcBorders>
+          </w:tcPr>
+          <w:p>
+            <w:pPr>
+              <w:autoSpaceDE w:val="0"/>
+              <w:autoSpaceDN w:val="0"/>
+              <w:adjustRightInd w:val="0"/>
+              <w:spacing w:after="0" w:line="240" w:lineRule="auto"/>
+              <w:jc w:val="left"/>
+              <w:rPr>
+                <w:rFonts w:ascii="Calibri" w:hAnsi="Calibri" w:cs="Calibri"/>
+                <w:color w:val="000000"/>
+                <w:kern w:val="0"/>
+                <w:sz w:val="22"/>
+                <w:szCs w:val="22"/>
+              </w:rPr>
+            </w:pPr>
+            <w:r>
+              <w:rPr>
+                <w:rFonts w:ascii="Calibri" w:hAnsi="Calibri" w:cs="Calibri"/>
+                <w:color w:val="000000"/>
+                <w:kern w:val="0"/>
+                <w:sz w:val="22"/>
+                <w:szCs w:val="22"/>
+              </w:rPr>
+              <w:t>Aircraft Test Performance Summary</w:t>
+            </w:r>
+          </w:p>
+        </w:tc>
+        <w:tc>
+          <w:tcPr>
+            <w:tcW w:w="2379" w:type="dxa"/>
+            <w:tcBorders>
+              <w:top w:val="single" w:sz="6" w:space="0" w:color="auto"/>
+              <w:left w:val="single" w:sz="6" w:space="0" w:color="auto"/>
+              <w:bottom w:val="single" w:sz="6" w:space="0" w:color="auto"/>
+              <w:right w:val="single" w:sz="6" w:space="0" w:color="auto"/>
+            </w:tcBorders>
+          </w:tcPr>
+          <w:p>
+            <w:pPr>
+              <w:autoSpaceDE w:val="0"/>
+              <w:autoSpaceDN w:val="0"/>
+              <w:adjustRightInd w:val="0"/>
+              <w:spacing w:after="0" w:line="240" w:lineRule="auto"/>
+              <w:jc w:val="left"/>
+              <w:rPr>
+                <w:rFonts w:ascii="Calibri" w:hAnsi="Calibri" w:cs="Calibri"/>
+                <w:color w:val="000000"/>
+                <w:kern w:val="0"/>
+                <w:sz w:val="22"/>
+                <w:szCs w:val="22"/>
+              </w:rPr>
+            </w:pPr>
+            <w:r>
+              <w:rPr>
+                <w:rFonts w:ascii="Calibri" w:hAnsi="Calibri" w:cs="Calibri"/>
+                <w:color w:val="000000"/>
+                <w:kern w:val="0"/>
+                <w:sz w:val="22"/>
+                <w:szCs w:val="22"/>
+              </w:rPr>
+              <w:t>COUNT, SUM, AVG</w:t>
+            </w:r>
+          </w:p>
+        </w:tc>
+        <w:tc>
+          <w:tcPr>
+            <w:tcW w:w="3084" w:type="dxa"/>
+            <w:tcBorders>
+              <w:top w:val="single" w:sz="6" w:space="0" w:color="auto"/>
+              <w:left w:val="single" w:sz="6" w:space="0" w:color="auto"/>
+              <w:bottom w:val="single" w:sz="6" w:space="0" w:color="auto"/>
+              <w:right w:val="single" w:sz="6" w:space="0" w:color="auto"/>
+            </w:tcBorders>
+          </w:tcPr>
+          <w:p>
+            <w:pPr>
+              <w:autoSpaceDE w:val="0"/>
+              <w:autoSpaceDN w:val="0"/>
+              <w:adjustRightInd w:val="0"/>
+              <w:spacing w:after="0" w:line="240" w:lineRule="auto"/>
+              <w:jc w:val="left"/>
+              <w:rPr>
+                <w:rFonts w:ascii="Calibri" w:hAnsi="Calibri" w:cs="Calibri"/>
+                <w:color w:val="000000"/>
+                <w:kern w:val="0"/>
+                <w:sz w:val="22"/>
+                <w:szCs w:val="22"/>
+              </w:rPr>
+            </w:pPr>
+            <w:r>
+              <w:rPr>
+                <w:rFonts w:ascii="Calibri" w:hAnsi="Calibri" w:cs="Calibri"/>
+                <w:color w:val="000000"/>
+                <w:kern w:val="0"/>
+                <w:sz w:val="22"/>
+                <w:szCs w:val="22"/>
+              </w:rPr>
+              <w:t>Correct test counts, total hours and average scores</w:t>
+            </w:r>
+          </w:p>
+        </w:tc>
+      </w:tr>
+      <w:tr>
+        <w:tblPrEx>
+          <w:tblCellMar>
+            <w:top w:w="0" w:type="dxa"/>
+            <w:bottom w:w="0" w:type="dxa"/>
+          </w:tblCellMar>
+        </w:tblPrEx>
+        <w:trPr>
+          <w:trHeight w:val="737"/>
+        </w:trPr>
+        <w:tc>
+          <w:tcPr>
+            <w:tcW w:w="1057" w:type="dxa"/>
+            <w:tcBorders>
+              <w:top w:val="single" w:sz="6" w:space="0" w:color="auto"/>
+              <w:left w:val="single" w:sz="6" w:space="0" w:color="auto"/>
+              <w:bottom w:val="single" w:sz="6" w:space="0" w:color="auto"/>
+              <w:right w:val="single" w:sz="6" w:space="0" w:color="auto"/>
+            </w:tcBorders>
+          </w:tcPr>
+          <w:p>
+            <w:pPr>
+              <w:autoSpaceDE w:val="0"/>
+              <w:autoSpaceDN w:val="0"/>
+              <w:adjustRightInd w:val="0"/>
+              <w:spacing w:after="0" w:line="240" w:lineRule="auto"/>
+              <w:jc w:val="left"/>
+              <w:rPr>
+                <w:rFonts w:ascii="Calibri" w:hAnsi="Calibri" w:cs="Calibri"/>
+                <w:color w:val="000000"/>
+                <w:kern w:val="0"/>
+                <w:sz w:val="22"/>
+                <w:szCs w:val="22"/>
+              </w:rPr>
+            </w:pPr>
+            <w:r>
+              <w:rPr>
+                <w:rFonts w:ascii="Calibri" w:hAnsi="Calibri" w:cs="Calibri"/>
+                <w:color w:val="000000"/>
+                <w:kern w:val="0"/>
+                <w:sz w:val="22"/>
+                <w:szCs w:val="22"/>
+              </w:rPr>
+              <w:t>TC2</w:t>
+            </w:r>
+          </w:p>
+        </w:tc>
+        <w:tc>
+          <w:tcPr>
+            <w:tcW w:w="3084" w:type="dxa"/>
+            <w:tcBorders>
+              <w:top w:val="single" w:sz="6" w:space="0" w:color="auto"/>
+              <w:left w:val="single" w:sz="6" w:space="0" w:color="auto"/>
+              <w:bottom w:val="single" w:sz="6" w:space="0" w:color="auto"/>
+              <w:right w:val="single" w:sz="6" w:space="0" w:color="auto"/>
+            </w:tcBorders>
+          </w:tcPr>
+          <w:p>
+            <w:pPr>
+              <w:autoSpaceDE w:val="0"/>
+              <w:autoSpaceDN w:val="0"/>
+              <w:adjustRightInd w:val="0"/>
+              <w:spacing w:after="0" w:line="240" w:lineRule="auto"/>
+              <w:jc w:val="left"/>
+              <w:rPr>
+                <w:rFonts w:ascii="Calibri" w:hAnsi="Calibri" w:cs="Calibri"/>
+                <w:color w:val="000000"/>
+                <w:kern w:val="0"/>
+                <w:sz w:val="22"/>
+                <w:szCs w:val="22"/>
+              </w:rPr>
+            </w:pPr>
+            <w:r>
+              <w:rPr>
+                <w:rFonts w:ascii="Calibri" w:hAnsi="Calibri" w:cs="Calibri"/>
+                <w:color w:val="000000"/>
+                <w:kern w:val="0"/>
+                <w:sz w:val="22"/>
+                <w:szCs w:val="22"/>
+              </w:rPr>
+              <w:t>Technician Annual Performance</w:t>
+            </w:r>
+          </w:p>
+        </w:tc>
+        <w:tc>
+          <w:tcPr>
+            <w:tcW w:w="2379" w:type="dxa"/>
+            <w:tcBorders>
+              <w:top w:val="single" w:sz="6" w:space="0" w:color="auto"/>
+              <w:left w:val="single" w:sz="6" w:space="0" w:color="auto"/>
+              <w:bottom w:val="single" w:sz="6" w:space="0" w:color="auto"/>
+              <w:right w:val="single" w:sz="6" w:space="0" w:color="auto"/>
+            </w:tcBorders>
+          </w:tcPr>
+          <w:p>
+            <w:pPr>
+              <w:autoSpaceDE w:val="0"/>
+              <w:autoSpaceDN w:val="0"/>
+              <w:adjustRightInd w:val="0"/>
+              <w:spacing w:after="0" w:line="240" w:lineRule="auto"/>
+              <w:jc w:val="left"/>
+              <w:rPr>
+                <w:rFonts w:ascii="Calibri" w:hAnsi="Calibri" w:cs="Calibri"/>
+                <w:color w:val="000000"/>
+                <w:kern w:val="0"/>
+                <w:sz w:val="22"/>
+                <w:szCs w:val="22"/>
+              </w:rPr>
+            </w:pPr>
+            <w:r>
+              <w:rPr>
+                <w:rFonts w:ascii="Calibri" w:hAnsi="Calibri" w:cs="Calibri"/>
+                <w:color w:val="000000"/>
+                <w:kern w:val="0"/>
+                <w:sz w:val="22"/>
+                <w:szCs w:val="22"/>
+              </w:rPr>
+              <w:t>COUNT, SUM, GROUP BY</w:t>
+            </w:r>
+          </w:p>
+        </w:tc>
+        <w:tc>
+          <w:tcPr>
+            <w:tcW w:w="3084" w:type="dxa"/>
+            <w:tcBorders>
+              <w:top w:val="single" w:sz="6" w:space="0" w:color="auto"/>
+              <w:left w:val="single" w:sz="6" w:space="0" w:color="auto"/>
+              <w:bottom w:val="single" w:sz="6" w:space="0" w:color="auto"/>
+              <w:right w:val="single" w:sz="6" w:space="0" w:color="auto"/>
+            </w:tcBorders>
+          </w:tcPr>
+          <w:p>
+            <w:pPr>
+              <w:autoSpaceDE w:val="0"/>
+              <w:autoSpaceDN w:val="0"/>
+              <w:adjustRightInd w:val="0"/>
+              <w:spacing w:after="0" w:line="240" w:lineRule="auto"/>
+              <w:jc w:val="left"/>
+              <w:rPr>
+                <w:rFonts w:ascii="Calibri" w:hAnsi="Calibri" w:cs="Calibri"/>
+                <w:color w:val="000000"/>
+                <w:kern w:val="0"/>
+                <w:sz w:val="22"/>
+                <w:szCs w:val="22"/>
+              </w:rPr>
+            </w:pPr>
+            <w:r>
+              <w:rPr>
+                <w:rFonts w:ascii="Calibri" w:hAnsi="Calibri" w:cs="Calibri"/>
+                <w:color w:val="000000"/>
+                <w:kern w:val="0"/>
+                <w:sz w:val="22"/>
+                <w:szCs w:val="22"/>
+              </w:rPr>
+              <w:t>Correct tests and total hours per technician</w:t>
+            </w:r>
+          </w:p>
+        </w:tc>
+      </w:tr>
+      <w:tr>
+        <w:tblPrEx>
+          <w:tblCellMar>
+            <w:top w:w="0" w:type="dxa"/>
+            <w:bottom w:w="0" w:type="dxa"/>
+          </w:tblCellMar>
+        </w:tblPrEx>
+        <w:trPr>
+          <w:trHeight w:val="737"/>
+        </w:trPr>
+        <w:tc>
+          <w:tcPr>
+            <w:tcW w:w="1057" w:type="dxa"/>
+            <w:tcBorders>
+              <w:top w:val="single" w:sz="6" w:space="0" w:color="auto"/>
+              <w:left w:val="single" w:sz="6" w:space="0" w:color="auto"/>
+              <w:bottom w:val="single" w:sz="6" w:space="0" w:color="auto"/>
+              <w:right w:val="single" w:sz="6" w:space="0" w:color="auto"/>
+            </w:tcBorders>
+          </w:tcPr>
+          <w:p>
+            <w:pPr>
+              <w:autoSpaceDE w:val="0"/>
+              <w:autoSpaceDN w:val="0"/>
+              <w:adjustRightInd w:val="0"/>
+              <w:spacing w:after="0" w:line="240" w:lineRule="auto"/>
+              <w:jc w:val="left"/>
+              <w:rPr>
+                <w:rFonts w:ascii="Calibri" w:hAnsi="Calibri" w:cs="Calibri"/>
+                <w:color w:val="000000"/>
+                <w:kern w:val="0"/>
+                <w:sz w:val="22"/>
+                <w:szCs w:val="22"/>
+              </w:rPr>
+            </w:pPr>
+            <w:r>
+              <w:rPr>
+                <w:rFonts w:ascii="Calibri" w:hAnsi="Calibri" w:cs="Calibri"/>
+                <w:color w:val="000000"/>
+                <w:kern w:val="0"/>
+                <w:sz w:val="22"/>
+                <w:szCs w:val="22"/>
+              </w:rPr>
+              <w:t>TC3</w:t>
+            </w:r>
+          </w:p>
+        </w:tc>
+        <w:tc>
+          <w:tcPr>
+            <w:tcW w:w="3084" w:type="dxa"/>
+            <w:tcBorders>
+              <w:top w:val="single" w:sz="6" w:space="0" w:color="auto"/>
+              <w:left w:val="single" w:sz="6" w:space="0" w:color="auto"/>
+              <w:bottom w:val="single" w:sz="6" w:space="0" w:color="auto"/>
+              <w:right w:val="single" w:sz="6" w:space="0" w:color="auto"/>
+            </w:tcBorders>
+          </w:tcPr>
+          <w:p>
+            <w:pPr>
+              <w:autoSpaceDE w:val="0"/>
+              <w:autoSpaceDN w:val="0"/>
+              <w:adjustRightInd w:val="0"/>
+              <w:spacing w:after="0" w:line="240" w:lineRule="auto"/>
+              <w:jc w:val="left"/>
+              <w:rPr>
+                <w:rFonts w:ascii="Calibri" w:hAnsi="Calibri" w:cs="Calibri"/>
+                <w:color w:val="000000"/>
+                <w:kern w:val="0"/>
+                <w:sz w:val="22"/>
+                <w:szCs w:val="22"/>
+              </w:rPr>
+            </w:pPr>
+            <w:r>
+              <w:rPr>
+                <w:rFonts w:ascii="Calibri" w:hAnsi="Calibri" w:cs="Calibri"/>
+                <w:color w:val="000000"/>
+                <w:kern w:val="0"/>
+                <w:sz w:val="22"/>
+                <w:szCs w:val="22"/>
+              </w:rPr>
+              <w:t>Recently Examined Traffic Controllers</w:t>
+            </w:r>
+          </w:p>
+        </w:tc>
+        <w:tc>
+          <w:tcPr>
+            <w:tcW w:w="2379" w:type="dxa"/>
+            <w:tcBorders>
+              <w:top w:val="single" w:sz="6" w:space="0" w:color="auto"/>
+              <w:left w:val="single" w:sz="6" w:space="0" w:color="auto"/>
+              <w:bottom w:val="single" w:sz="6" w:space="0" w:color="auto"/>
+              <w:right w:val="single" w:sz="6" w:space="0" w:color="auto"/>
+            </w:tcBorders>
+          </w:tcPr>
+          <w:p>
+            <w:pPr>
+              <w:autoSpaceDE w:val="0"/>
+              <w:autoSpaceDN w:val="0"/>
+              <w:adjustRightInd w:val="0"/>
+              <w:spacing w:after="0" w:line="240" w:lineRule="auto"/>
+              <w:jc w:val="left"/>
+              <w:rPr>
+                <w:rFonts w:ascii="Calibri" w:hAnsi="Calibri" w:cs="Calibri"/>
+                <w:color w:val="000000"/>
+                <w:kern w:val="0"/>
+                <w:sz w:val="22"/>
+                <w:szCs w:val="22"/>
+              </w:rPr>
+            </w:pPr>
+            <w:r>
+              <w:rPr>
+                <w:rFonts w:ascii="Calibri" w:hAnsi="Calibri" w:cs="Calibri"/>
+                <w:color w:val="000000"/>
+                <w:kern w:val="0"/>
+                <w:sz w:val="22"/>
+                <w:szCs w:val="22"/>
+              </w:rPr>
+              <w:t>Date filtering</w:t>
+            </w:r>
+          </w:p>
+        </w:tc>
+        <w:tc>
+          <w:tcPr>
+            <w:tcW w:w="3084" w:type="dxa"/>
+            <w:tcBorders>
+              <w:top w:val="single" w:sz="6" w:space="0" w:color="auto"/>
+              <w:left w:val="single" w:sz="6" w:space="0" w:color="auto"/>
+              <w:bottom w:val="single" w:sz="6" w:space="0" w:color="auto"/>
+              <w:right w:val="single" w:sz="6" w:space="0" w:color="auto"/>
+            </w:tcBorders>
+          </w:tcPr>
+          <w:p>
+            <w:pPr>
+              <w:autoSpaceDE w:val="0"/>
+              <w:autoSpaceDN w:val="0"/>
+              <w:adjustRightInd w:val="0"/>
+              <w:spacing w:after="0" w:line="240" w:lineRule="auto"/>
+              <w:jc w:val="left"/>
+              <w:rPr>
+                <w:rFonts w:ascii="Calibri" w:hAnsi="Calibri" w:cs="Calibri"/>
+                <w:color w:val="000000"/>
+                <w:kern w:val="0"/>
+                <w:sz w:val="22"/>
+                <w:szCs w:val="22"/>
+              </w:rPr>
+            </w:pPr>
+            <w:r>
+              <w:rPr>
+                <w:rFonts w:ascii="Calibri" w:hAnsi="Calibri" w:cs="Calibri"/>
+                <w:color w:val="000000"/>
+                <w:kern w:val="0"/>
+                <w:sz w:val="22"/>
+                <w:szCs w:val="22"/>
+              </w:rPr>
+              <w:t>Only recently examined controller returned</w:t>
+            </w:r>
+          </w:p>
+        </w:tc>
+      </w:tr>
+      <w:tr>
+        <w:tblPrEx>
+          <w:tblCellMar>
+            <w:top w:w="0" w:type="dxa"/>
+            <w:bottom w:w="0" w:type="dxa"/>
+          </w:tblCellMar>
+        </w:tblPrEx>
+        <w:trPr>
+          <w:trHeight w:val="737"/>
+        </w:trPr>
+        <w:tc>
+          <w:tcPr>
+            <w:tcW w:w="1057" w:type="dxa"/>
+            <w:tcBorders>
+              <w:top w:val="single" w:sz="6" w:space="0" w:color="auto"/>
+              <w:left w:val="single" w:sz="6" w:space="0" w:color="auto"/>
+              <w:bottom w:val="single" w:sz="6" w:space="0" w:color="auto"/>
+              <w:right w:val="single" w:sz="6" w:space="0" w:color="auto"/>
+            </w:tcBorders>
+          </w:tcPr>
+          <w:p>
+            <w:pPr>
+              <w:autoSpaceDE w:val="0"/>
+              <w:autoSpaceDN w:val="0"/>
+              <w:adjustRightInd w:val="0"/>
+              <w:spacing w:after="0" w:line="240" w:lineRule="auto"/>
+              <w:jc w:val="left"/>
+              <w:rPr>
+                <w:rFonts w:ascii="Calibri" w:hAnsi="Calibri" w:cs="Calibri"/>
+                <w:color w:val="000000"/>
+                <w:kern w:val="0"/>
+                <w:sz w:val="22"/>
+                <w:szCs w:val="22"/>
+              </w:rPr>
+            </w:pPr>
+            <w:r>
+              <w:rPr>
+                <w:rFonts w:ascii="Calibri" w:hAnsi="Calibri" w:cs="Calibri"/>
+                <w:color w:val="000000"/>
+                <w:kern w:val="0"/>
+                <w:sz w:val="22"/>
+                <w:szCs w:val="22"/>
+              </w:rPr>
+              <w:t>TC4</w:t>
+            </w:r>
+          </w:p>
+        </w:tc>
+        <w:tc>
+          <w:tcPr>
+            <w:tcW w:w="3084" w:type="dxa"/>
+            <w:tcBorders>
+              <w:top w:val="single" w:sz="6" w:space="0" w:color="auto"/>
+              <w:left w:val="single" w:sz="6" w:space="0" w:color="auto"/>
+              <w:bottom w:val="single" w:sz="6" w:space="0" w:color="auto"/>
+              <w:right w:val="single" w:sz="6" w:space="0" w:color="auto"/>
+            </w:tcBorders>
+          </w:tcPr>
+          <w:p>
+            <w:pPr>
+              <w:autoSpaceDE w:val="0"/>
+              <w:autoSpaceDN w:val="0"/>
+              <w:adjustRightInd w:val="0"/>
+              <w:spacing w:after="0" w:line="240" w:lineRule="auto"/>
+              <w:jc w:val="left"/>
+              <w:rPr>
+                <w:rFonts w:ascii="Calibri" w:hAnsi="Calibri" w:cs="Calibri"/>
+                <w:color w:val="000000"/>
+                <w:kern w:val="0"/>
+                <w:sz w:val="22"/>
+                <w:szCs w:val="22"/>
+              </w:rPr>
+            </w:pPr>
+            <w:r>
+              <w:rPr>
+                <w:rFonts w:ascii="Calibri" w:hAnsi="Calibri" w:cs="Calibri"/>
+                <w:color w:val="000000"/>
+                <w:kern w:val="0"/>
+                <w:sz w:val="22"/>
+                <w:szCs w:val="22"/>
+              </w:rPr>
+              <w:t>Aircraft Safety Check</w:t>
+            </w:r>
+          </w:p>
+        </w:tc>
+        <w:tc>
+          <w:tcPr>
+            <w:tcW w:w="2379" w:type="dxa"/>
+            <w:tcBorders>
+              <w:top w:val="single" w:sz="6" w:space="0" w:color="auto"/>
+              <w:left w:val="single" w:sz="6" w:space="0" w:color="auto"/>
+              <w:bottom w:val="single" w:sz="6" w:space="0" w:color="auto"/>
+              <w:right w:val="single" w:sz="6" w:space="0" w:color="auto"/>
+            </w:tcBorders>
+          </w:tcPr>
+          <w:p>
+            <w:pPr>
+              <w:autoSpaceDE w:val="0"/>
+              <w:autoSpaceDN w:val="0"/>
+              <w:adjustRightInd w:val="0"/>
+              <w:spacing w:after="0" w:line="240" w:lineRule="auto"/>
+              <w:jc w:val="left"/>
+              <w:rPr>
+                <w:rFonts w:ascii="Calibri" w:hAnsi="Calibri" w:cs="Calibri"/>
+                <w:color w:val="000000"/>
+                <w:kern w:val="0"/>
+                <w:sz w:val="22"/>
+                <w:szCs w:val="22"/>
+              </w:rPr>
+            </w:pPr>
+            <w:r>
+              <w:rPr>
+                <w:rFonts w:ascii="Calibri" w:hAnsi="Calibri" w:cs="Calibri"/>
+                <w:color w:val="000000"/>
+                <w:kern w:val="0"/>
+                <w:sz w:val="22"/>
+                <w:szCs w:val="22"/>
+              </w:rPr>
+              <w:t>Correlated subquery + AVG</w:t>
+            </w:r>
+          </w:p>
+        </w:tc>
+        <w:tc>
+          <w:tcPr>
+            <w:tcW w:w="3084" w:type="dxa"/>
+            <w:tcBorders>
+              <w:top w:val="single" w:sz="6" w:space="0" w:color="auto"/>
+              <w:left w:val="single" w:sz="6" w:space="0" w:color="auto"/>
+              <w:bottom w:val="single" w:sz="6" w:space="0" w:color="auto"/>
+              <w:right w:val="single" w:sz="6" w:space="0" w:color="auto"/>
+            </w:tcBorders>
+          </w:tcPr>
+          <w:p>
+            <w:pPr>
+              <w:autoSpaceDE w:val="0"/>
+              <w:autoSpaceDN w:val="0"/>
+              <w:adjustRightInd w:val="0"/>
+              <w:spacing w:after="0" w:line="240" w:lineRule="auto"/>
+              <w:jc w:val="left"/>
+              <w:rPr>
+                <w:rFonts w:ascii="Calibri" w:hAnsi="Calibri" w:cs="Calibri"/>
+                <w:color w:val="000000"/>
+                <w:kern w:val="0"/>
+                <w:sz w:val="22"/>
+                <w:szCs w:val="22"/>
+              </w:rPr>
+            </w:pPr>
+            <w:r>
+              <w:rPr>
+                <w:rFonts w:ascii="Calibri" w:hAnsi="Calibri" w:cs="Calibri"/>
+                <w:color w:val="000000"/>
+                <w:kern w:val="0"/>
+                <w:sz w:val="22"/>
+                <w:szCs w:val="22"/>
+              </w:rPr>
+              <w:t>Correct model average and Pass / Review Required results</w:t>
+            </w:r>
+          </w:p>
+        </w:tc>
+      </w:tr>
+      <w:tr>
+        <w:tblPrEx>
+          <w:tblCellMar>
+            <w:top w:w="0" w:type="dxa"/>
+            <w:bottom w:w="0" w:type="dxa"/>
+          </w:tblCellMar>
+        </w:tblPrEx>
+        <w:trPr>
+          <w:trHeight w:val="368"/>
+        </w:trPr>
+        <w:tc>
+          <w:tcPr>
+            <w:tcW w:w="1057" w:type="dxa"/>
+            <w:tcBorders>
+              <w:top w:val="single" w:sz="6" w:space="0" w:color="auto"/>
+              <w:left w:val="single" w:sz="6" w:space="0" w:color="auto"/>
+              <w:bottom w:val="single" w:sz="6" w:space="0" w:color="auto"/>
+              <w:right w:val="single" w:sz="6" w:space="0" w:color="auto"/>
+            </w:tcBorders>
+          </w:tcPr>
+          <w:p>
+            <w:pPr>
+              <w:autoSpaceDE w:val="0"/>
+              <w:autoSpaceDN w:val="0"/>
+              <w:adjustRightInd w:val="0"/>
+              <w:spacing w:after="0" w:line="240" w:lineRule="auto"/>
+              <w:jc w:val="left"/>
+              <w:rPr>
+                <w:rFonts w:ascii="Calibri" w:hAnsi="Calibri" w:cs="Calibri"/>
+                <w:color w:val="000000"/>
+                <w:kern w:val="0"/>
+                <w:sz w:val="22"/>
+                <w:szCs w:val="22"/>
+              </w:rPr>
+            </w:pPr>
+            <w:r>
+              <w:rPr>
+                <w:rFonts w:ascii="Calibri" w:hAnsi="Calibri" w:cs="Calibri"/>
+                <w:color w:val="000000"/>
+                <w:kern w:val="0"/>
+                <w:sz w:val="22"/>
+                <w:szCs w:val="22"/>
+              </w:rPr>
+              <w:t>TC5</w:t>
+            </w:r>
+          </w:p>
+        </w:tc>
+        <w:tc>
+          <w:tcPr>
+            <w:tcW w:w="3084" w:type="dxa"/>
+            <w:tcBorders>
+              <w:top w:val="single" w:sz="6" w:space="0" w:color="auto"/>
+              <w:left w:val="single" w:sz="6" w:space="0" w:color="auto"/>
+              <w:bottom w:val="single" w:sz="6" w:space="0" w:color="auto"/>
+              <w:right w:val="single" w:sz="6" w:space="0" w:color="auto"/>
+            </w:tcBorders>
+          </w:tcPr>
+          <w:p>
+            <w:pPr>
+              <w:autoSpaceDE w:val="0"/>
+              <w:autoSpaceDN w:val="0"/>
+              <w:adjustRightInd w:val="0"/>
+              <w:spacing w:after="0" w:line="240" w:lineRule="auto"/>
+              <w:jc w:val="left"/>
+              <w:rPr>
+                <w:rFonts w:ascii="Calibri" w:hAnsi="Calibri" w:cs="Calibri"/>
+                <w:color w:val="000000"/>
+                <w:kern w:val="0"/>
+                <w:sz w:val="22"/>
+                <w:szCs w:val="22"/>
+              </w:rPr>
+            </w:pPr>
+            <w:r>
+              <w:rPr>
+                <w:rFonts w:ascii="Calibri" w:hAnsi="Calibri" w:cs="Calibri"/>
+                <w:color w:val="000000"/>
+                <w:kern w:val="0"/>
+                <w:sz w:val="22"/>
+                <w:szCs w:val="22"/>
+              </w:rPr>
+              <w:t>Technician Expertise Summary</w:t>
+            </w:r>
+          </w:p>
+        </w:tc>
+        <w:tc>
+          <w:tcPr>
+            <w:tcW w:w="2379" w:type="dxa"/>
+            <w:tcBorders>
+              <w:top w:val="single" w:sz="6" w:space="0" w:color="auto"/>
+              <w:left w:val="single" w:sz="6" w:space="0" w:color="auto"/>
+              <w:bottom w:val="single" w:sz="6" w:space="0" w:color="auto"/>
+              <w:right w:val="single" w:sz="6" w:space="0" w:color="auto"/>
+            </w:tcBorders>
+          </w:tcPr>
+          <w:p>
+            <w:pPr>
+              <w:autoSpaceDE w:val="0"/>
+              <w:autoSpaceDN w:val="0"/>
+              <w:adjustRightInd w:val="0"/>
+              <w:spacing w:after="0" w:line="240" w:lineRule="auto"/>
+              <w:jc w:val="left"/>
+              <w:rPr>
+                <w:rFonts w:ascii="Calibri" w:hAnsi="Calibri" w:cs="Calibri"/>
+                <w:color w:val="000000"/>
+                <w:kern w:val="0"/>
+                <w:sz w:val="22"/>
+                <w:szCs w:val="22"/>
+              </w:rPr>
+            </w:pPr>
+            <w:r>
+              <w:rPr>
+                <w:rFonts w:ascii="Calibri" w:hAnsi="Calibri" w:cs="Calibri"/>
+                <w:color w:val="000000"/>
+                <w:kern w:val="0"/>
+                <w:sz w:val="22"/>
+                <w:szCs w:val="22"/>
+              </w:rPr>
+              <w:t>Multiple joins</w:t>
+            </w:r>
+          </w:p>
+        </w:tc>
+        <w:tc>
+          <w:tcPr>
+            <w:tcW w:w="3084" w:type="dxa"/>
+            <w:tcBorders>
+              <w:top w:val="single" w:sz="6" w:space="0" w:color="auto"/>
+              <w:left w:val="single" w:sz="6" w:space="0" w:color="auto"/>
+              <w:bottom w:val="single" w:sz="6" w:space="0" w:color="auto"/>
+              <w:right w:val="single" w:sz="6" w:space="0" w:color="auto"/>
+            </w:tcBorders>
+          </w:tcPr>
+          <w:p>
+            <w:pPr>
+              <w:keepNext/>
+              <w:autoSpaceDE w:val="0"/>
+              <w:autoSpaceDN w:val="0"/>
+              <w:adjustRightInd w:val="0"/>
+              <w:spacing w:after="0" w:line="240" w:lineRule="auto"/>
+              <w:jc w:val="left"/>
+              <w:rPr>
+                <w:rFonts w:ascii="Calibri" w:hAnsi="Calibri" w:cs="Calibri"/>
+                <w:color w:val="000000"/>
+                <w:kern w:val="0"/>
+                <w:sz w:val="22"/>
+                <w:szCs w:val="22"/>
+              </w:rPr>
+            </w:pPr>
+            <w:r>
+              <w:rPr>
+                <w:rFonts w:ascii="Calibri" w:hAnsi="Calibri" w:cs="Calibri"/>
+                <w:color w:val="000000"/>
+                <w:kern w:val="0"/>
+                <w:sz w:val="22"/>
+                <w:szCs w:val="22"/>
+              </w:rPr>
+              <w:t>Correct technician-model relationships</w:t>
+            </w:r>
+          </w:p>
+        </w:tc>
+      </w:tr>
+    </w:tbl>
+    <w:p>
+      <w:pPr>
+        <w:jc w:val="center"/>
+      </w:pPr>
+      <w:r>
+        <w:t xml:space="preserve">Table </w:t>
+      </w:r>
+      <w:fldSimple w:instr=" SEQ Table \* ARABIC ">
+        <w:r>
+          <w:rPr>
+            <w:noProof/>
+          </w:rPr>
+          <w:t>1</w:t>
+        </w:r>
+      </w:fldSimple>
+      <w:r>
+        <w:t xml:space="preserve"> Query Test Plan Table</w:t>
+      </w:r>
+    </w:p>
+    <w:p>
+      <w:pPr>
+        <w:pStyle w:val="Heading4"/>
+      </w:pPr>
+      <w:r>
+        <w:t>Expected Result for Query 1</w:t>
+      </w:r>
+      <w:r>
+        <w:t xml:space="preserve"> with sample data</w:t>
+      </w:r>
+    </w:p>
+    <w:tbl>
+      <w:tblPr>
+        <w:tblStyle w:val="TableGrid"/>
+        <w:tblW w:w="0" w:type="auto"/>
+        <w:tblLook w:val="04A0" w:firstRow="1" w:lastRow="0" w:firstColumn="1" w:lastColumn="0" w:noHBand="0" w:noVBand="1"/>
+      </w:tblPr>
+      <w:tblGrid>
+        <w:gridCol w:w="1558"/>
+        <w:gridCol w:w="1558"/>
+        <w:gridCol w:w="1558"/>
+        <w:gridCol w:w="1558"/>
+        <w:gridCol w:w="1559"/>
+        <w:gridCol w:w="1559"/>
+      </w:tblGrid>
+      <w:tr>
+        <w:tc>
+          <w:tcPr>
+            <w:tcW w:w="1558" w:type="dxa"/>
+          </w:tcPr>
+          <w:p>
+            <w:r>
+              <w:t>Model Number</w:t>
+            </w:r>
+          </w:p>
+        </w:tc>
+        <w:tc>
+          <w:tcPr>
+            <w:tcW w:w="1558" w:type="dxa"/>
+          </w:tcPr>
+          <w:p>
+            <w:r>
+              <w:t>Registration Number</w:t>
+            </w:r>
+          </w:p>
+        </w:tc>
+        <w:tc>
+          <w:tcPr>
+            <w:tcW w:w="1558" w:type="dxa"/>
+          </w:tcPr>
+          <w:p>
+            <w:r>
+              <w:t>Technician SSN</w:t>
+            </w:r>
+          </w:p>
+        </w:tc>
+        <w:tc>
+          <w:tcPr>
+            <w:tcW w:w="1558" w:type="dxa"/>
+          </w:tcPr>
+          <w:p>
+            <w:r>
+              <w:t>Number of Tests</w:t>
+            </w:r>
+          </w:p>
+        </w:tc>
+        <w:tc>
+          <w:tcPr>
+            <w:tcW w:w="1559" w:type="dxa"/>
+          </w:tcPr>
+          <w:p>
+            <w:r>
+              <w:t>Total Test Hours</w:t>
+            </w:r>
+          </w:p>
+        </w:tc>
+        <w:tc>
+          <w:tcPr>
+            <w:tcW w:w="1559" w:type="dxa"/>
+          </w:tcPr>
+          <w:p>
+            <w:r>
+              <w:t>Average Test Score</w:t>
+            </w:r>
+          </w:p>
+        </w:tc>
+      </w:tr>
+      <w:tr>
+        <w:tc>
+          <w:tcPr>
+            <w:tcW w:w="1558" w:type="dxa"/>
+          </w:tcPr>
+          <w:p>
+            <w:r>
+              <w:t>A320</w:t>
+            </w:r>
+          </w:p>
+        </w:tc>
+        <w:tc>
+          <w:tcPr>
+            <w:tcW w:w="1558" w:type="dxa"/>
+          </w:tcPr>
+          <w:p>
+            <w:r>
+              <w:t>101</w:t>
+            </w:r>
+          </w:p>
+        </w:tc>
+        <w:tc>
+          <w:tcPr>
+            <w:tcW w:w="1558" w:type="dxa"/>
+          </w:tcPr>
+          <w:p>
+            <w:r>
+              <w:t>1001</w:t>
+            </w:r>
+          </w:p>
+        </w:tc>
+        <w:tc>
+          <w:tcPr>
+            <w:tcW w:w="1558" w:type="dxa"/>
+          </w:tcPr>
+          <w:p>
+            <w:r>
+              <w:t>3</w:t>
+            </w:r>
+          </w:p>
+        </w:tc>
+        <w:tc>
+          <w:tcPr>
+            <w:tcW w:w="1559" w:type="dxa"/>
+          </w:tcPr>
+          <w:p>
+            <w:r>
+              <w:t>7.5</w:t>
+            </w:r>
+          </w:p>
+        </w:tc>
+        <w:tc>
+          <w:tcPr>
+            <w:tcW w:w="1559" w:type="dxa"/>
+          </w:tcPr>
+          <w:p>
+            <w:r>
+              <w:t>88.33</w:t>
+            </w:r>
+          </w:p>
+        </w:tc>
+      </w:tr>
+      <w:tr>
+        <w:tc>
+          <w:tcPr>
+            <w:tcW w:w="1558" w:type="dxa"/>
+          </w:tcPr>
+          <w:p>
+            <w:r>
+              <w:t>A320</w:t>
+            </w:r>
+          </w:p>
+        </w:tc>
+        <w:tc>
+          <w:tcPr>
+            <w:tcW w:w="1558" w:type="dxa"/>
+          </w:tcPr>
+          <w:p>
+            <w:r>
+              <w:t>102</w:t>
+            </w:r>
+          </w:p>
+        </w:tc>
+        <w:tc>
+          <w:tcPr>
+            <w:tcW w:w="1558" w:type="dxa"/>
+          </w:tcPr>
+          <w:p>
+            <w:r>
+              <w:t>1002</w:t>
+            </w:r>
+          </w:p>
+        </w:tc>
+        <w:tc>
+          <w:tcPr>
+            <w:tcW w:w="1558" w:type="dxa"/>
+          </w:tcPr>
+          <w:p>
+            <w:r>
+              <w:t>2</w:t>
+            </w:r>
+          </w:p>
+        </w:tc>
+        <w:tc>
+          <w:tcPr>
+            <w:tcW w:w="1559" w:type="dxa"/>
+          </w:tcPr>
+          <w:p>
+            <w:r>
+              <w:t>7.0</w:t>
+            </w:r>
+          </w:p>
+        </w:tc>
+        <w:tc>
+          <w:tcPr>
+            <w:tcW w:w="1559" w:type="dxa"/>
+          </w:tcPr>
+          <w:p>
+            <w:r>
+              <w:t>75.00</w:t>
+            </w:r>
+          </w:p>
+        </w:tc>
+      </w:tr>
+      <w:tr>
+        <w:tc>
+          <w:tcPr>
+            <w:tcW w:w="1558" w:type="dxa"/>
+          </w:tcPr>
+          <w:p>
+            <w:r>
+              <w:t>B737</w:t>
+            </w:r>
+          </w:p>
+        </w:tc>
+        <w:tc>
+          <w:tcPr>
+            <w:tcW w:w="1558" w:type="dxa"/>
+          </w:tcPr>
+          <w:p>
+            <w:r>
+              <w:t>103</w:t>
+            </w:r>
+          </w:p>
+        </w:tc>
+        <w:tc>
+          <w:tcPr>
+            <w:tcW w:w="1558" w:type="dxa"/>
+          </w:tcPr>
+          <w:p>
+            <w:r>
+              <w:t>1003</w:t>
+            </w:r>
+          </w:p>
+        </w:tc>
+        <w:tc>
+          <w:tcPr>
+            <w:tcW w:w="1558" w:type="dxa"/>
+          </w:tcPr>
+          <w:p>
+            <w:r>
+              <w:t>2</w:t>
+            </w:r>
+          </w:p>
+        </w:tc>
+        <w:tc>
+          <w:tcPr>
+            <w:tcW w:w="1559" w:type="dxa"/>
+          </w:tcPr>
+          <w:p>
+            <w:r>
+              <w:t>4.5</w:t>
+            </w:r>
+          </w:p>
+        </w:tc>
+        <w:tc>
+          <w:tcPr>
+            <w:tcW w:w="1559" w:type="dxa"/>
+          </w:tcPr>
+          <w:p>
+            <w:pPr>
+              <w:keepNext/>
+            </w:pPr>
+            <w:r>
+              <w:t>90.00</w:t>
+            </w:r>
+          </w:p>
+        </w:tc>
+      </w:tr>
+    </w:tbl>
+    <w:p>
+      <w:pPr>
+        <w:jc w:val="center"/>
+      </w:pPr>
+      <w:r>
+        <w:t xml:space="preserve">Table </w:t>
+      </w:r>
+      <w:fldSimple w:instr=" SEQ Table \* ARABIC ">
+        <w:r>
+          <w:rPr>
+            <w:noProof/>
+          </w:rPr>
+          <w:t>2</w:t>
+        </w:r>
+      </w:fldSimple>
+      <w:r>
+        <w:t xml:space="preserve"> Expected Results for Query 1</w:t>
+      </w:r>
+    </w:p>
+    <w:p>
+      <w:pPr>
+        <w:pStyle w:val="Heading4"/>
+      </w:pPr>
+      <w:r>
+        <w:t>Expected Result for Query 2 with sample data</w:t>
+      </w:r>
+    </w:p>
+    <w:tbl>
+      <w:tblPr>
+        <w:tblStyle w:val="TableGrid"/>
+        <w:tblW w:w="0" w:type="auto"/>
+        <w:tblLook w:val="04A0" w:firstRow="1" w:lastRow="0" w:firstColumn="1" w:lastColumn="0" w:noHBand="0" w:noVBand="1"/>
+      </w:tblPr>
+      <w:tblGrid>
+        <w:gridCol w:w="1870"/>
+        <w:gridCol w:w="1870"/>
+        <w:gridCol w:w="1870"/>
+        <w:gridCol w:w="1870"/>
+        <w:gridCol w:w="1870"/>
+      </w:tblGrid>
+      <w:tr>
+        <w:tc>
+          <w:tcPr>
+            <w:tcW w:w="1870" w:type="dxa"/>
+          </w:tcPr>
+          <w:p>
+            <w:r>
+              <w:t>SSN</w:t>
+            </w:r>
+          </w:p>
+        </w:tc>
+        <w:tc>
+          <w:tcPr>
+            <w:tcW w:w="1870" w:type="dxa"/>
+          </w:tcPr>
+          <w:p>
+            <w:r>
+              <w:t>Technician Name</w:t>
+            </w:r>
+          </w:p>
+        </w:tc>
+        <w:tc>
+          <w:tcPr>
+            <w:tcW w:w="1870" w:type="dxa"/>
+          </w:tcPr>
+          <w:p>
+            <w:r>
+              <w:t>Test Year</w:t>
+            </w:r>
+          </w:p>
+        </w:tc>
+        <w:tc>
+          <w:tcPr>
+            <w:tcW w:w="1870" w:type="dxa"/>
+          </w:tcPr>
+          <w:p>
+            <w:r>
+              <w:t>Total Tests</w:t>
+            </w:r>
+          </w:p>
+        </w:tc>
+        <w:tc>
+          <w:tcPr>
+            <w:tcW w:w="1870" w:type="dxa"/>
+          </w:tcPr>
+          <w:p>
+            <w:r>
+              <w:t>Total Hours</w:t>
+            </w:r>
+          </w:p>
+        </w:tc>
+      </w:tr>
+      <w:tr>
+        <w:tc>
+          <w:tcPr>
+            <w:tcW w:w="1870" w:type="dxa"/>
+          </w:tcPr>
+          <w:p>
+            <w:r>
+              <w:t>1001</w:t>
+            </w:r>
+          </w:p>
+        </w:tc>
+        <w:tc>
+          <w:tcPr>
+            <w:tcW w:w="1870" w:type="dxa"/>
+          </w:tcPr>
+          <w:p>
+            <w:r>
+              <w:t>John Smith</w:t>
+            </w:r>
+          </w:p>
+        </w:tc>
+        <w:tc>
+          <w:tcPr>
+            <w:tcW w:w="1870" w:type="dxa"/>
+          </w:tcPr>
+          <w:p>
+            <w:r>
+              <w:t>2026</w:t>
+            </w:r>
+          </w:p>
+        </w:tc>
+        <w:tc>
+          <w:tcPr>
+            <w:tcW w:w="1870" w:type="dxa"/>
+          </w:tcPr>
+          <w:p>
+            <w:r>
+              <w:t>5</w:t>
+            </w:r>
+          </w:p>
+        </w:tc>
+        <w:tc>
+          <w:tcPr>
+            <w:tcW w:w="1870" w:type="dxa"/>
+          </w:tcPr>
+          <w:p>
+            <w:r>
+              <w:t>12.5</w:t>
+            </w:r>
+          </w:p>
+        </w:tc>
+      </w:tr>
+      <w:tr>
+        <w:tc>
+          <w:tcPr>
+            <w:tcW w:w="1870" w:type="dxa"/>
+          </w:tcPr>
+          <w:p>
+            <w:r>
+              <w:t>1002</w:t>
+            </w:r>
+          </w:p>
+        </w:tc>
+        <w:tc>
+          <w:tcPr>
+            <w:tcW w:w="1870" w:type="dxa"/>
+          </w:tcPr>
+          <w:p>
+            <w:r>
+              <w:t>Sarah Brown</w:t>
+            </w:r>
+          </w:p>
+        </w:tc>
+        <w:tc>
+          <w:tcPr>
+            <w:tcW w:w="1870" w:type="dxa"/>
+          </w:tcPr>
+          <w:p>
+            <w:r>
+              <w:t>2026</w:t>
+            </w:r>
+          </w:p>
+        </w:tc>
+        <w:tc>
+          <w:tcPr>
+            <w:tcW w:w="1870" w:type="dxa"/>
+          </w:tcPr>
+          <w:p>
+            <w:r>
+              <w:t>2</w:t>
+            </w:r>
+          </w:p>
+        </w:tc>
+        <w:tc>
+          <w:tcPr>
+            <w:tcW w:w="1870" w:type="dxa"/>
+          </w:tcPr>
+          <w:p>
+            <w:pPr>
+              <w:keepNext/>
+            </w:pPr>
+            <w:r>
+              <w:t>7.0</w:t>
+            </w:r>
+          </w:p>
+        </w:tc>
+      </w:tr>
+    </w:tbl>
+    <w:p>
+      <w:pPr>
+        <w:jc w:val="center"/>
+      </w:pPr>
+      <w:r>
+        <w:t xml:space="preserve">Table </w:t>
+      </w:r>
+      <w:fldSimple w:instr=" SEQ Table \* ARABIC ">
+        <w:r>
+          <w:rPr>
+            <w:noProof/>
+          </w:rPr>
+          <w:t>3</w:t>
+        </w:r>
+      </w:fldSimple>
+      <w:r>
+        <w:t xml:space="preserve"> Expected Results for Query 2</w:t>
+      </w:r>
+    </w:p>
+    <w:p>
+      <w:pPr>
+        <w:pStyle w:val="Heading4"/>
+      </w:pPr>
+      <w:r>
+        <w:t>Expected Result for Query 3 with sample data</w:t>
+      </w:r>
+    </w:p>
+    <w:tbl>
+      <w:tblPr>
+        <w:tblStyle w:val="TableGrid"/>
+        <w:tblW w:w="0" w:type="auto"/>
+        <w:tblLook w:val="04A0" w:firstRow="1" w:lastRow="0" w:firstColumn="1" w:lastColumn="0" w:noHBand="0" w:noVBand="1"/>
+      </w:tblPr>
+      <w:tblGrid>
+        <w:gridCol w:w="3116"/>
+        <w:gridCol w:w="3117"/>
+        <w:gridCol w:w="3117"/>
+      </w:tblGrid>
+      <w:tr>
+        <w:tc>
+          <w:tcPr>
+            <w:tcW w:w="3116" w:type="dxa"/>
+          </w:tcPr>
+          <w:p>
+            <w:r>
+              <w:t>SSN</w:t>
+            </w:r>
+          </w:p>
+        </w:tc>
+        <w:tc>
+          <w:tcPr>
+            <w:tcW w:w="3117" w:type="dxa"/>
+          </w:tcPr>
+          <w:p>
+            <w:r>
+              <w:t>Name</w:t>
+            </w:r>
+          </w:p>
+        </w:tc>
+        <w:tc>
+          <w:tcPr>
+            <w:tcW w:w="3117" w:type="dxa"/>
+          </w:tcPr>
+          <w:p>
+            <w:r>
+              <w:t>Last Examination Date</w:t>
+            </w:r>
+          </w:p>
+        </w:tc>
+      </w:tr>
+      <w:tr>
+        <w:tc>
+          <w:tcPr>
+            <w:tcW w:w="3116" w:type="dxa"/>
+          </w:tcPr>
+          <w:p>
+            <w:r>
+              <w:t>1004</w:t>
+            </w:r>
+          </w:p>
+        </w:tc>
+        <w:tc>
+          <w:tcPr>
+            <w:tcW w:w="3117" w:type="dxa"/>
+          </w:tcPr>
+          <w:p>
+            <w:r>
+              <w:t>Emily Davis</w:t>
+            </w:r>
+          </w:p>
+        </w:tc>
+        <w:tc>
+          <w:tcPr>
+            <w:tcW w:w="3117" w:type="dxa"/>
+          </w:tcPr>
+          <w:p>
+            <w:pPr>
+              <w:keepNext/>
+            </w:pPr>
+            <w:r>
+              <w:t>2026-06-15</w:t>
+            </w:r>
+          </w:p>
+        </w:tc>
+      </w:tr>
+    </w:tbl>
+    <w:p>
+      <w:pPr>
+        <w:jc w:val="center"/>
+      </w:pPr>
+      <w:r>
+        <w:t xml:space="preserve">Table </w:t>
+      </w:r>
+      <w:fldSimple w:instr=" SEQ Table \* ARABIC ">
+        <w:r>
+          <w:rPr>
+            <w:noProof/>
+          </w:rPr>
+          <w:t>4</w:t>
+        </w:r>
+      </w:fldSimple>
+      <w:r>
+        <w:t xml:space="preserve"> Expected Results for Query 3</w:t>
+      </w:r>
+    </w:p>
+    <w:p>
+      <w:pPr>
+        <w:pStyle w:val="Heading4"/>
+      </w:pPr>
+      <w:r>
+        <w:lastRenderedPageBreak/>
+        <w:t>Expected Result for Query 4 with sample data</w:t>
+      </w:r>
+    </w:p>
+    <w:tbl>
+      <w:tblPr>
+        <w:tblStyle w:val="TableGrid"/>
+        <w:tblW w:w="0" w:type="auto"/>
+        <w:tblLook w:val="04A0" w:firstRow="1" w:lastRow="0" w:firstColumn="1" w:lastColumn="0" w:noHBand="0" w:noVBand="1"/>
+      </w:tblPr>
+      <w:tblGrid>
+        <w:gridCol w:w="1558"/>
+        <w:gridCol w:w="1558"/>
+        <w:gridCol w:w="1558"/>
+        <w:gridCol w:w="1558"/>
+        <w:gridCol w:w="1559"/>
+        <w:gridCol w:w="1559"/>
+      </w:tblGrid>
+      <w:tr>
+        <w:tc>
+          <w:tcPr>
+            <w:tcW w:w="1558" w:type="dxa"/>
+          </w:tcPr>
+          <w:p>
+            <w:r>
+              <w:t>Model Number</w:t>
+            </w:r>
+          </w:p>
+        </w:tc>
+        <w:tc>
+          <w:tcPr>
+            <w:tcW w:w="1558" w:type="dxa"/>
+          </w:tcPr>
+          <w:p>
+            <w:r>
+              <w:t>Registration Number</w:t>
+            </w:r>
+          </w:p>
+        </w:tc>
+        <w:tc>
+          <w:tcPr>
+            <w:tcW w:w="1558" w:type="dxa"/>
+          </w:tcPr>
+          <w:p>
+            <w:r>
+              <w:t>Technician Name</w:t>
+            </w:r>
+          </w:p>
+        </w:tc>
+        <w:tc>
+          <w:tcPr>
+            <w:tcW w:w="1558" w:type="dxa"/>
+          </w:tcPr>
+          <w:p>
+            <w:r>
+              <w:t>Latest Score</w:t>
+            </w:r>
+          </w:p>
+        </w:tc>
+        <w:tc>
+          <w:tcPr>
+            <w:tcW w:w="1559" w:type="dxa"/>
+          </w:tcPr>
+          <w:p>
+            <w:r>
+              <w:t>Model Average Score</w:t>
+            </w:r>
+          </w:p>
+        </w:tc>
+        <w:tc>
+          <w:tcPr>
+            <w:tcW w:w="1559" w:type="dxa"/>
+          </w:tcPr>
+          <w:p>
+            <w:r>
+              <w:t>Safety Status</w:t>
+            </w:r>
+          </w:p>
+        </w:tc>
+      </w:tr>
+      <w:tr>
+        <w:tc>
+          <w:tcPr>
+            <w:tcW w:w="1558" w:type="dxa"/>
+          </w:tcPr>
+          <w:p>
+            <w:r>
+              <w:t>A320</w:t>
+            </w:r>
+          </w:p>
+        </w:tc>
+        <w:tc>
+          <w:tcPr>
+            <w:tcW w:w="1558" w:type="dxa"/>
+          </w:tcPr>
+          <w:p>
+            <w:r>
+              <w:t>101</w:t>
+            </w:r>
+          </w:p>
+        </w:tc>
+        <w:tc>
+          <w:tcPr>
+            <w:tcW w:w="1558" w:type="dxa"/>
+          </w:tcPr>
+          <w:p>
+            <w:r>
+              <w:t>John Smith</w:t>
+            </w:r>
+          </w:p>
+        </w:tc>
+        <w:tc>
+          <w:tcPr>
+            <w:tcW w:w="1558" w:type="dxa"/>
+          </w:tcPr>
+          <w:p>
+            <w:r>
+              <w:t>95</w:t>
+            </w:r>
+          </w:p>
+        </w:tc>
+        <w:tc>
+          <w:tcPr>
+            <w:tcW w:w="1559" w:type="dxa"/>
+          </w:tcPr>
+          <w:p>
+            <w:r>
+              <w:t>83.00</w:t>
+            </w:r>
+          </w:p>
+        </w:tc>
+        <w:tc>
+          <w:tcPr>
+            <w:tcW w:w="1559" w:type="dxa"/>
+          </w:tcPr>
+          <w:p>
+            <w:r>
+              <w:t>Pass</w:t>
+            </w:r>
+          </w:p>
+        </w:tc>
+      </w:tr>
+      <w:tr>
+        <w:tc>
+          <w:tcPr>
+            <w:tcW w:w="1558" w:type="dxa"/>
+          </w:tcPr>
+          <w:p>
+            <w:r>
+              <w:t>A320</w:t>
+            </w:r>
+          </w:p>
+        </w:tc>
+        <w:tc>
+          <w:tcPr>
+            <w:tcW w:w="1558" w:type="dxa"/>
+          </w:tcPr>
+          <w:p>
+            <w:r>
+              <w:t>102</w:t>
+            </w:r>
+          </w:p>
+        </w:tc>
+        <w:tc>
+          <w:tcPr>
+            <w:tcW w:w="1558" w:type="dxa"/>
+          </w:tcPr>
+          <w:p>
+            <w:r>
+              <w:t>Sarah Brown</w:t>
+            </w:r>
+          </w:p>
+        </w:tc>
+        <w:tc>
+          <w:tcPr>
+            <w:tcW w:w="1558" w:type="dxa"/>
+          </w:tcPr>
+          <w:p>
+            <w:r>
+              <w:t>80</w:t>
+            </w:r>
+          </w:p>
+        </w:tc>
+        <w:tc>
+          <w:tcPr>
+            <w:tcW w:w="1559" w:type="dxa"/>
+          </w:tcPr>
+          <w:p>
+            <w:r>
+              <w:t>83.00</w:t>
+            </w:r>
+          </w:p>
+        </w:tc>
+        <w:tc>
+          <w:tcPr>
+            <w:tcW w:w="1559" w:type="dxa"/>
+          </w:tcPr>
+          <w:p>
+            <w:pPr>
+              <w:keepNext/>
+            </w:pPr>
+            <w:r>
+              <w:t>Review Required</w:t>
+            </w:r>
+          </w:p>
+        </w:tc>
+      </w:tr>
+    </w:tbl>
+    <w:p>
+      <w:pPr>
+        <w:jc w:val="center"/>
+      </w:pPr>
+      <w:r>
+        <w:t xml:space="preserve">Table </w:t>
+      </w:r>
+      <w:fldSimple w:instr=" SEQ Table \* ARABIC ">
+        <w:r>
+          <w:rPr>
+            <w:noProof/>
+          </w:rPr>
+          <w:t>5</w:t>
+        </w:r>
+      </w:fldSimple>
+      <w:r>
+        <w:t xml:space="preserve"> Expected Results for Query 4</w:t>
+      </w:r>
+    </w:p>
+    <w:p>
+      <w:pPr>
+        <w:pStyle w:val="Heading4"/>
+      </w:pPr>
+      <w:r>
+        <w:t>Expected Result for Query 5 with sample data</w:t>
+      </w:r>
+    </w:p>
+    <w:tbl>
+      <w:tblPr>
+        <w:tblStyle w:val="TableGrid"/>
+        <w:tblW w:w="0" w:type="auto"/>
+        <w:tblLook w:val="04A0" w:firstRow="1" w:lastRow="0" w:firstColumn="1" w:lastColumn="0" w:noHBand="0" w:noVBand="1"/>
+      </w:tblPr>
+      <w:tblGrid>
+        <w:gridCol w:w="3116"/>
+        <w:gridCol w:w="3117"/>
+        <w:gridCol w:w="3117"/>
+      </w:tblGrid>
+      <w:tr>
+        <w:tc>
+          <w:tcPr>
+            <w:tcW w:w="3116" w:type="dxa"/>
+          </w:tcPr>
+          <w:p>
+            <w:r>
+              <w:t>SSN</w:t>
+            </w:r>
+          </w:p>
+        </w:tc>
+        <w:tc>
+          <w:tcPr>
+            <w:tcW w:w="3117" w:type="dxa"/>
+          </w:tcPr>
+          <w:p>
+            <w:r>
+              <w:t>Technician Name</w:t>
+            </w:r>
+          </w:p>
+        </w:tc>
+        <w:tc>
+          <w:tcPr>
+            <w:tcW w:w="3117" w:type="dxa"/>
+          </w:tcPr>
+          <w:p>
+            <w:r>
+              <w:t>Model Number</w:t>
+            </w:r>
+          </w:p>
+        </w:tc>
+      </w:tr>
+      <w:tr>
+        <w:tc>
+          <w:tcPr>
+            <w:tcW w:w="3116" w:type="dxa"/>
+          </w:tcPr>
+          <w:p>
+            <w:r>
+              <w:t>1001</w:t>
+            </w:r>
+          </w:p>
+        </w:tc>
+        <w:tc>
+          <w:tcPr>
+            <w:tcW w:w="3117" w:type="dxa"/>
+          </w:tcPr>
+          <w:p>
+            <w:r>
+              <w:t>John Smith</w:t>
+            </w:r>
+          </w:p>
+        </w:tc>
+        <w:tc>
+          <w:tcPr>
+            <w:tcW w:w="3117" w:type="dxa"/>
+          </w:tcPr>
+          <w:p>
+            <w:r>
+              <w:t>A320</w:t>
+            </w:r>
+          </w:p>
+        </w:tc>
+      </w:tr>
+      <w:tr>
+        <w:tc>
+          <w:tcPr>
+            <w:tcW w:w="3116" w:type="dxa"/>
+          </w:tcPr>
+          <w:p>
+            <w:r>
+              <w:t>1001</w:t>
+            </w:r>
+          </w:p>
+        </w:tc>
+        <w:tc>
+          <w:tcPr>
+            <w:tcW w:w="3117" w:type="dxa"/>
+          </w:tcPr>
+          <w:p>
+            <w:r>
+              <w:t>John Smith</w:t>
+            </w:r>
+          </w:p>
+        </w:tc>
+        <w:tc>
+          <w:tcPr>
+            <w:tcW w:w="3117" w:type="dxa"/>
+          </w:tcPr>
+          <w:p>
+            <w:r>
+              <w:t>A330</w:t>
+            </w:r>
+          </w:p>
+        </w:tc>
+      </w:tr>
+      <w:tr>
+        <w:tc>
+          <w:tcPr>
+            <w:tcW w:w="3116" w:type="dxa"/>
+          </w:tcPr>
+          <w:p>
+            <w:r>
+              <w:t>1002</w:t>
+            </w:r>
+          </w:p>
+        </w:tc>
+        <w:tc>
+          <w:tcPr>
+            <w:tcW w:w="3117" w:type="dxa"/>
+          </w:tcPr>
+          <w:p>
+            <w:r>
+              <w:t>Sarah Brown</w:t>
+            </w:r>
+          </w:p>
+        </w:tc>
+        <w:tc>
+          <w:tcPr>
+            <w:tcW w:w="3117" w:type="dxa"/>
+          </w:tcPr>
+          <w:p>
+            <w:pPr>
+              <w:keepNext/>
+            </w:pPr>
+            <w:r>
+              <w:t>A320</w:t>
+            </w:r>
+          </w:p>
+        </w:tc>
+      </w:tr>
+    </w:tbl>
+    <w:p>
+      <w:pPr>
+        <w:jc w:val="center"/>
+      </w:pPr>
+      <w:r>
+        <w:t xml:space="preserve">Table </w:t>
+      </w:r>
+      <w:fldSimple w:instr=" SEQ Table \* ARABIC ">
+        <w:r>
+          <w:rPr>
+            <w:noProof/>
+          </w:rPr>
+          <w:t>6</w:t>
+        </w:r>
+      </w:fldSimple>
+      <w:r>
+        <w:t xml:space="preserve"> Expected Results for Query 5</w:t>
       </w:r>
     </w:p>
     <w:p>
@@ -1240,22 +4273,22 @@
       <w:pPr>
         <w:pStyle w:val="Heading1"/>
       </w:pPr>
-      <w:bookmarkStart w:id="2" w:name="_Toc237254950"/>
+      <w:bookmarkStart w:id="12" w:name="_Toc237270768"/>
       <w:r>
         <w:lastRenderedPageBreak/>
         <w:t>Task C</w:t>
       </w:r>
-      <w:bookmarkEnd w:id="2"/>
+      <w:bookmarkEnd w:id="12"/>
     </w:p>
     <w:p>
       <w:pPr>
         <w:pStyle w:val="Heading2"/>
       </w:pPr>
-      <w:bookmarkStart w:id="3" w:name="_Toc237254951"/>
+      <w:bookmarkStart w:id="13" w:name="_Toc237270769"/>
       <w:r>
         <w:t>Relational Schema</w:t>
       </w:r>
-      <w:bookmarkEnd w:id="3"/>
+      <w:bookmarkEnd w:id="13"/>
     </w:p>
     <w:p>
       <w:r>
@@ -2050,11 +5083,11 @@
       <w:pPr>
         <w:pStyle w:val="Heading3"/>
       </w:pPr>
-      <w:bookmarkStart w:id="4" w:name="_Toc237254952"/>
+      <w:bookmarkStart w:id="14" w:name="_Toc237270770"/>
       <w:r>
         <w:t>Relational Schema Table</w:t>
       </w:r>
-      <w:bookmarkEnd w:id="4"/>
+      <w:bookmarkEnd w:id="14"/>
     </w:p>
     <w:tbl>
       <w:tblPr>
@@ -2535,7 +5568,7 @@
           <w:rPr>
             <w:noProof/>
           </w:rPr>
-          <w:t>1</w:t>
+          <w:t>7</w:t>
         </w:r>
       </w:fldSimple>
       <w:r>
@@ -2546,29 +5579,35 @@
       <w:pPr>
         <w:pStyle w:val="Heading2"/>
       </w:pPr>
-      <w:bookmarkStart w:id="5" w:name="_Toc237254953"/>
+      <w:bookmarkStart w:id="15" w:name="_Toc237270771"/>
       <w:r>
         <w:t>Normalization</w:t>
       </w:r>
-      <w:bookmarkEnd w:id="5"/>
+      <w:bookmarkEnd w:id="15"/>
     </w:p>
     <w:p>
       <w:r>
         <w:tab/>
       </w:r>
       <w:r>
-        <w:t>The database tables are normalized into 3NF. The normalization was done since the implementation of entity relation diagram, with minor changes in the part 2.</w:t>
+        <w:t xml:space="preserve">The database tables are normalized into 3NF. The normalization was done since the implementation of entity relation diagram, with minor changes in </w:t>
+      </w:r>
+      <w:r>
+        <w:t>part</w:t>
+      </w:r>
+      <w:r>
+        <w:t xml:space="preserve"> 2.</w:t>
       </w:r>
     </w:p>
     <w:p>
       <w:pPr>
         <w:pStyle w:val="Heading3"/>
       </w:pPr>
-      <w:bookmarkStart w:id="6" w:name="_Toc237254954"/>
+      <w:bookmarkStart w:id="16" w:name="_Toc237270772"/>
       <w:r>
         <w:t>First Normal Form (1NF)</w:t>
       </w:r>
-      <w:bookmarkEnd w:id="6"/>
+      <w:bookmarkEnd w:id="16"/>
     </w:p>
     <w:p>
       <w:r>
@@ -2623,12 +5662,12 @@
       <w:pPr>
         <w:pStyle w:val="Heading3"/>
       </w:pPr>
-      <w:bookmarkStart w:id="7" w:name="_Toc237254955"/>
+      <w:bookmarkStart w:id="17" w:name="_Toc237270773"/>
       <w:r>
         <w:lastRenderedPageBreak/>
         <w:t>Second Normal Form (2NF)</w:t>
       </w:r>
-      <w:bookmarkEnd w:id="7"/>
+      <w:bookmarkEnd w:id="17"/>
     </w:p>
     <w:p>
       <w:r>
@@ -2670,11 +5709,11 @@
       <w:pPr>
         <w:pStyle w:val="Heading3"/>
       </w:pPr>
-      <w:bookmarkStart w:id="8" w:name="_Toc237254956"/>
+      <w:bookmarkStart w:id="18" w:name="_Toc237270774"/>
       <w:r>
         <w:t>Third Normal Form (3NF)</w:t>
       </w:r>
-      <w:bookmarkEnd w:id="8"/>
+      <w:bookmarkEnd w:id="18"/>
     </w:p>
     <w:p>
       <w:r>
@@ -2777,6 +5816,27 @@
         <w:t xml:space="preserve"> tables.</w:t>
       </w:r>
     </w:p>
+    <w:p>
+      <w:pPr>
+        <w:spacing w:line="278" w:lineRule="auto"/>
+        <w:jc w:val="left"/>
+      </w:pPr>
+      <w:r>
+        <w:br w:type="page"/>
+      </w:r>
+    </w:p>
+    <w:p>
+      <w:pPr>
+        <w:pStyle w:val="Heading2"/>
+      </w:pPr>
+      <w:bookmarkStart w:id="19" w:name="_Toc237270775"/>
+      <w:r>
+        <w:lastRenderedPageBreak/>
+        <w:t>Task D</w:t>
+      </w:r>
+      <w:bookmarkEnd w:id="19"/>
+    </w:p>
+    <w:p/>
     <w:sectPr>
       <w:pgSz w:w="12240" w:h="15840"/>
       <w:pgMar w:top="1440" w:right="1440" w:bottom="1440" w:left="1440" w:header="720" w:footer="720" w:gutter="0"/>
@@ -5127,10 +8187,9 @@
     <w:next w:val="Normal"/>
     <w:link w:val="Heading4Char"/>
     <w:uiPriority w:val="9"/>
-    <w:semiHidden/>
     <w:unhideWhenUsed/>
     <w:qFormat/>
-    <w:rsid w:val="00FD1316"/>
+    <w:rsid w:val="00041FB9"/>
     <w:pPr>
       <w:keepNext/>
       <w:keepLines/>
@@ -5139,9 +8198,9 @@
     </w:pPr>
     <w:rPr>
       <w:rFonts w:eastAsiaTheme="majorEastAsia" w:cstheme="majorBidi"/>
-      <w:i/>
+      <w:b/>
       <w:iCs/>
-      <w:color w:val="0F4761" w:themeColor="accent1" w:themeShade="BF"/>
+      <w:color w:val="000000" w:themeColor="text1"/>
     </w:rPr>
   </w:style>
   <w:style w:type="paragraph" w:styleId="Heading5">
@@ -5324,13 +8383,12 @@
     <w:basedOn w:val="DefaultParagraphFont"/>
     <w:link w:val="Heading4"/>
     <w:uiPriority w:val="9"/>
-    <w:semiHidden/>
-    <w:rsid w:val="00FD1316"/>
+    <w:rsid w:val="00041FB9"/>
     <w:rPr>
-      <w:rFonts w:eastAsiaTheme="majorEastAsia" w:cstheme="majorBidi"/>
-      <w:i/>
+      <w:rFonts w:ascii="Times New Roman" w:eastAsiaTheme="majorEastAsia" w:hAnsi="Times New Roman" w:cstheme="majorBidi"/>
+      <w:b/>
       <w:iCs/>
-      <w:color w:val="0F4761" w:themeColor="accent1" w:themeShade="BF"/>
+      <w:color w:val="000000" w:themeColor="text1"/>
     </w:rPr>
   </w:style>
   <w:style w:type="character" w:customStyle="1" w:styleId="Heading5Char">

--- a/2. Airport Database System/40841063_HLUM HTET AUNG Part 2 - Database/40841063_Part 2 Database Report.docx
+++ b/2. Airport Database System/40841063_HLUM HTET AUNG Part 2 - Database/40841063_Part 2 Database Report.docx
@@ -1676,23 +1676,7 @@
           <w:b/>
           <w:bCs/>
         </w:rPr>
-        <w:t xml:space="preserve">Hourly rates can be seen </w:t>
-      </w:r>
-      <w:proofErr w:type="gramStart"/>
-      <w:r>
-        <w:rPr>
-          <w:b/>
-          <w:bCs/>
-        </w:rPr>
-        <w:t>in</w:t>
-      </w:r>
-      <w:proofErr w:type="gramEnd"/>
-      <w:r>
-        <w:rPr>
-          <w:b/>
-          <w:bCs/>
-        </w:rPr>
-        <w:t xml:space="preserve"> both technicians and traffic controllers.</w:t>
+        <w:t>Hourly rates can be seen in both technicians and traffic controllers.</w:t>
       </w:r>
     </w:p>
     <w:p>
@@ -1765,15 +1749,7 @@
         <w:t>relationships</w:t>
       </w:r>
       <w:r>
-        <w:t xml:space="preserve"> where an employee can belong to at most one labor union, while a single union can represent multiple employees. Union Table’s primary key </w:t>
-      </w:r>
-      <w:proofErr w:type="spellStart"/>
-      <w:r>
-        <w:t>union_id</w:t>
-      </w:r>
-      <w:proofErr w:type="spellEnd"/>
-      <w:r>
-        <w:t xml:space="preserve"> acts as foreign key in Employee table.</w:t>
+        <w:t xml:space="preserve"> where an employee can belong to at most one labor union, while a single union can represent multiple employees. Union Table’s primary key union_id acts as foreign key in Employee table.</w:t>
       </w:r>
     </w:p>
     <w:p>
@@ -1842,15 +1818,7 @@
         <w:t xml:space="preserve">(Test events 1: *-------1:1 Airworthy test model) – </w:t>
       </w:r>
       <w:r>
-        <w:t xml:space="preserve">one to many relations where </w:t>
-      </w:r>
-      <w:proofErr w:type="gramStart"/>
-      <w:r>
-        <w:t>a</w:t>
-      </w:r>
-      <w:proofErr w:type="gramEnd"/>
-      <w:r>
-        <w:t xml:space="preserve"> airworthiness test template can be used across many test events. However, each test event is used in exactly one test model.</w:t>
+        <w:t>one to many relations where a airworthiness test template can be used across many test events. However, each test event is used in exactly one test model.</w:t>
       </w:r>
     </w:p>
     <w:p>
@@ -1880,15 +1848,7 @@
         <w:t xml:space="preserve">(Technicians 1:1-------1:1 Employee) – </w:t>
       </w:r>
       <w:r>
-        <w:t xml:space="preserve">one to one parent and child table relation. Employee stores shared personal attributes for both technicians and traffic controllers, while technician specific attributes are stored in Technicians using </w:t>
-      </w:r>
-      <w:proofErr w:type="spellStart"/>
-      <w:r>
-        <w:t>ssn</w:t>
-      </w:r>
-      <w:proofErr w:type="spellEnd"/>
-      <w:r>
-        <w:t xml:space="preserve"> as a primary key and foreign key.</w:t>
+        <w:t>one to one parent and child table relation. Employee stores shared personal attributes for both technicians and traffic controllers, while technician specific attributes are stored in Technicians using ssn as a primary key and foreign key.</w:t>
       </w:r>
     </w:p>
     <w:p>
@@ -1999,15 +1959,7 @@
         <w:t>Natural Primary Key</w:t>
       </w:r>
       <w:r>
-        <w:t xml:space="preserve"> – </w:t>
-      </w:r>
-      <w:proofErr w:type="spellStart"/>
-      <w:r>
-        <w:t>ssn</w:t>
-      </w:r>
-      <w:proofErr w:type="spellEnd"/>
-      <w:r>
-        <w:t xml:space="preserve"> from Employee table, registration number from Airplane table are chosen because they are guaranteed to be unique for each employee and airplane.</w:t>
+        <w:t xml:space="preserve"> – ssn from Employee table, registration number from Airplane table are chosen because they are guaranteed to be unique for each employee and airplane.</w:t>
       </w:r>
     </w:p>
     <w:p>
@@ -2031,23 +1983,7 @@
         </w:numPr>
       </w:pPr>
       <w:r>
-        <w:t xml:space="preserve">Shared Primary/Foreign Keys – Technicians table’s </w:t>
-      </w:r>
-      <w:proofErr w:type="spellStart"/>
-      <w:r>
-        <w:t>ssn</w:t>
-      </w:r>
-      <w:proofErr w:type="spellEnd"/>
-      <w:r>
-        <w:t xml:space="preserve"> and Traffic controller’s table’s </w:t>
-      </w:r>
-      <w:proofErr w:type="spellStart"/>
-      <w:r>
-        <w:t>ssn</w:t>
-      </w:r>
-      <w:proofErr w:type="spellEnd"/>
-      <w:r>
-        <w:t xml:space="preserve"> are used as both primary key and foreign key to reference employee table. This is to ensure that the relation </w:t>
+        <w:t xml:space="preserve">Shared Primary/Foreign Keys – Technicians table’s ssn and Traffic controller’s table’s ssn are used as both primary key and foreign key to reference employee table. This is to ensure that the relation </w:t>
       </w:r>
       <w:r>
         <w:t>enforces</w:t>
@@ -2262,12 +2198,6 @@
         <w:gridCol w:w="3084"/>
       </w:tblGrid>
       <w:tr>
-        <w:tblPrEx>
-          <w:tblCellMar>
-            <w:top w:w="0" w:type="dxa"/>
-            <w:bottom w:w="0" w:type="dxa"/>
-          </w:tblCellMar>
-        </w:tblPrEx>
         <w:trPr>
           <w:trHeight w:val="368"/>
         </w:trPr>
@@ -2441,12 +2371,6 @@
         </w:tc>
       </w:tr>
       <w:tr>
-        <w:tblPrEx>
-          <w:tblCellMar>
-            <w:top w:w="0" w:type="dxa"/>
-            <w:bottom w:w="0" w:type="dxa"/>
-          </w:tblCellMar>
-        </w:tblPrEx>
         <w:trPr>
           <w:trHeight w:val="737"/>
         </w:trPr>
@@ -2600,12 +2524,6 @@
         </w:tc>
       </w:tr>
       <w:tr>
-        <w:tblPrEx>
-          <w:tblCellMar>
-            <w:top w:w="0" w:type="dxa"/>
-            <w:bottom w:w="0" w:type="dxa"/>
-          </w:tblCellMar>
-        </w:tblPrEx>
         <w:trPr>
           <w:trHeight w:val="737"/>
         </w:trPr>
@@ -2759,12 +2677,6 @@
         </w:tc>
       </w:tr>
       <w:tr>
-        <w:tblPrEx>
-          <w:tblCellMar>
-            <w:top w:w="0" w:type="dxa"/>
-            <w:bottom w:w="0" w:type="dxa"/>
-          </w:tblCellMar>
-        </w:tblPrEx>
         <w:trPr>
           <w:trHeight w:val="737"/>
         </w:trPr>
@@ -2918,12 +2830,6 @@
         </w:tc>
       </w:tr>
       <w:tr>
-        <w:tblPrEx>
-          <w:tblCellMar>
-            <w:top w:w="0" w:type="dxa"/>
-            <w:bottom w:w="0" w:type="dxa"/>
-          </w:tblCellMar>
-        </w:tblPrEx>
         <w:trPr>
           <w:trHeight w:val="737"/>
         </w:trPr>
@@ -3077,12 +2983,6 @@
         </w:tc>
       </w:tr>
       <w:tr>
-        <w:tblPrEx>
-          <w:tblCellMar>
-            <w:top w:w="0" w:type="dxa"/>
-            <w:bottom w:w="0" w:type="dxa"/>
-          </w:tblCellMar>
-        </w:tblPrEx>
         <w:trPr>
           <w:trHeight w:val="368"/>
         </w:trPr>
@@ -5827,7 +5727,7 @@
     </w:p>
     <w:p>
       <w:pPr>
-        <w:pStyle w:val="Heading2"/>
+        <w:pStyle w:val="Heading1"/>
       </w:pPr>
       <w:bookmarkStart w:id="19" w:name="_Toc237270775"/>
       <w:r>
@@ -5836,7 +5736,861 @@
       </w:r>
       <w:bookmarkEnd w:id="19"/>
     </w:p>
-    <w:p/>
+    <w:p>
+      <w:pPr>
+        <w:pStyle w:val="Heading2"/>
+      </w:pPr>
+      <w:r>
+        <w:t>Data Definition Language (DDL) Implementation</w:t>
+      </w:r>
+    </w:p>
+    <w:p>
+      <w:r>
+        <w:tab/>
+        <w:t xml:space="preserve">This section </w:t>
+      </w:r>
+      <w:r>
+        <w:t>includes</w:t>
+      </w:r>
+      <w:r>
+        <w:t xml:space="preserve"> implementation for table creation.</w:t>
+      </w:r>
+      <w:r>
+        <w:t xml:space="preserve"> The tables in the database are created as the entity relation diagram illustrate with the same constraints and relations.</w:t>
+      </w:r>
+    </w:p>
+    <w:p>
+      <w:pPr>
+        <w:pStyle w:val="Heading3"/>
+      </w:pPr>
+      <w:r>
+        <w:t>Union Table</w:t>
+      </w:r>
+    </w:p>
+    <w:p>
+      <w:pPr>
+        <w:keepNext/>
+        <w:jc w:val="center"/>
+      </w:pPr>
+      <w:r>
+        <w:rPr>
+          <w:noProof/>
+        </w:rPr>
+        <w:drawing>
+          <wp:inline distT="0" distB="0" distL="0" distR="0" wp14:anchorId="2FAC9378" wp14:editId="6D6C5145">
+            <wp:extent cx="5486400" cy="3632200"/>
+            <wp:effectExtent l="19050" t="19050" r="19050" b="25400"/>
+            <wp:docPr id="365593608" name="Picture 2"/>
+            <wp:cNvGraphicFramePr>
+              <a:graphicFrameLocks xmlns:a="http://schemas.openxmlformats.org/drawingml/2006/main" noChangeAspect="1"/>
+            </wp:cNvGraphicFramePr>
+            <a:graphic xmlns:a="http://schemas.openxmlformats.org/drawingml/2006/main">
+              <a:graphicData uri="http://schemas.openxmlformats.org/drawingml/2006/picture">
+                <pic:pic xmlns:pic="http://schemas.openxmlformats.org/drawingml/2006/picture">
+                  <pic:nvPicPr>
+                    <pic:cNvPr id="0" name="Picture 3"/>
+                    <pic:cNvPicPr>
+                      <a:picLocks noChangeAspect="1" noChangeArrowheads="1"/>
+                    </pic:cNvPicPr>
+                  </pic:nvPicPr>
+                  <pic:blipFill>
+                    <a:blip r:embed="rId9">
+                      <a:extLst>
+                        <a:ext uri="{28A0092B-C50C-407E-A947-70E740481C1C}">
+                          <a14:useLocalDpi xmlns:a14="http://schemas.microsoft.com/office/drawing/2010/main" val="0"/>
+                        </a:ext>
+                      </a:extLst>
+                    </a:blip>
+                    <a:srcRect/>
+                    <a:stretch>
+                      <a:fillRect/>
+                    </a:stretch>
+                  </pic:blipFill>
+                  <pic:spPr bwMode="auto">
+                    <a:xfrm>
+                      <a:off x="0" y="0"/>
+                      <a:ext cx="5486400" cy="3632200"/>
+                    </a:xfrm>
+                    <a:prstGeom prst="rect">
+                      <a:avLst/>
+                    </a:prstGeom>
+                    <a:noFill/>
+                    <a:ln>
+                      <a:solidFill>
+                        <a:schemeClr val="tx1"/>
+                      </a:solidFill>
+                    </a:ln>
+                  </pic:spPr>
+                </pic:pic>
+              </a:graphicData>
+            </a:graphic>
+          </wp:inline>
+        </w:drawing>
+      </w:r>
+    </w:p>
+    <w:p>
+      <w:pPr>
+        <w:jc w:val="center"/>
+      </w:pPr>
+      <w:r>
+        <w:t xml:space="preserve">Figure </w:t>
+      </w:r>
+      <w:fldSimple w:instr=" SEQ Figure \* ARABIC ">
+        <w:r>
+          <w:rPr>
+            <w:noProof/>
+          </w:rPr>
+          <w:t>3</w:t>
+        </w:r>
+      </w:fldSimple>
+      <w:r>
+        <w:t xml:space="preserve"> </w:t>
+      </w:r>
+      <w:r>
+        <w:t>Union</w:t>
+      </w:r>
+      <w:r>
+        <w:t xml:space="preserve"> table creation</w:t>
+      </w:r>
+    </w:p>
+    <w:p>
+      <w:pPr>
+        <w:pStyle w:val="Heading3"/>
+      </w:pPr>
+      <w:r>
+        <w:lastRenderedPageBreak/>
+        <w:t>Employee Table</w:t>
+      </w:r>
+    </w:p>
+    <w:p>
+      <w:pPr>
+        <w:keepNext/>
+        <w:jc w:val="center"/>
+      </w:pPr>
+      <w:r>
+        <w:rPr>
+          <w:noProof/>
+        </w:rPr>
+        <w:drawing>
+          <wp:inline distT="0" distB="0" distL="0" distR="0" wp14:anchorId="695CB93F" wp14:editId="38207127">
+            <wp:extent cx="4679950" cy="4679950"/>
+            <wp:effectExtent l="19050" t="19050" r="25400" b="25400"/>
+            <wp:docPr id="1178552074" name="Picture 3"/>
+            <wp:cNvGraphicFramePr>
+              <a:graphicFrameLocks xmlns:a="http://schemas.openxmlformats.org/drawingml/2006/main" noChangeAspect="1"/>
+            </wp:cNvGraphicFramePr>
+            <a:graphic xmlns:a="http://schemas.openxmlformats.org/drawingml/2006/main">
+              <a:graphicData uri="http://schemas.openxmlformats.org/drawingml/2006/picture">
+                <pic:pic xmlns:pic="http://schemas.openxmlformats.org/drawingml/2006/picture">
+                  <pic:nvPicPr>
+                    <pic:cNvPr id="0" name="Picture 5"/>
+                    <pic:cNvPicPr>
+                      <a:picLocks noChangeAspect="1" noChangeArrowheads="1"/>
+                    </pic:cNvPicPr>
+                  </pic:nvPicPr>
+                  <pic:blipFill>
+                    <a:blip r:embed="rId10">
+                      <a:extLst>
+                        <a:ext uri="{28A0092B-C50C-407E-A947-70E740481C1C}">
+                          <a14:useLocalDpi xmlns:a14="http://schemas.microsoft.com/office/drawing/2010/main" val="0"/>
+                        </a:ext>
+                      </a:extLst>
+                    </a:blip>
+                    <a:srcRect/>
+                    <a:stretch>
+                      <a:fillRect/>
+                    </a:stretch>
+                  </pic:blipFill>
+                  <pic:spPr bwMode="auto">
+                    <a:xfrm>
+                      <a:off x="0" y="0"/>
+                      <a:ext cx="4683241" cy="4683241"/>
+                    </a:xfrm>
+                    <a:prstGeom prst="rect">
+                      <a:avLst/>
+                    </a:prstGeom>
+                    <a:noFill/>
+                    <a:ln>
+                      <a:solidFill>
+                        <a:schemeClr val="tx1"/>
+                      </a:solidFill>
+                    </a:ln>
+                  </pic:spPr>
+                </pic:pic>
+              </a:graphicData>
+            </a:graphic>
+          </wp:inline>
+        </w:drawing>
+      </w:r>
+    </w:p>
+    <w:p>
+      <w:pPr>
+        <w:jc w:val="center"/>
+      </w:pPr>
+      <w:r>
+        <w:t xml:space="preserve">Figure </w:t>
+      </w:r>
+      <w:fldSimple w:instr=" SEQ Figure \* ARABIC ">
+        <w:r>
+          <w:rPr>
+            <w:noProof/>
+          </w:rPr>
+          <w:t>4</w:t>
+        </w:r>
+      </w:fldSimple>
+      <w:r>
+        <w:t xml:space="preserve"> Employee Table</w:t>
+      </w:r>
+    </w:p>
+    <w:p>
+      <w:pPr>
+        <w:pStyle w:val="Heading3"/>
+      </w:pPr>
+      <w:r>
+        <w:lastRenderedPageBreak/>
+        <w:t>Airplane models</w:t>
+      </w:r>
+    </w:p>
+    <w:p>
+      <w:pPr>
+        <w:keepNext/>
+        <w:jc w:val="center"/>
+      </w:pPr>
+      <w:r>
+        <w:rPr>
+          <w:noProof/>
+        </w:rPr>
+        <w:drawing>
+          <wp:inline distT="0" distB="0" distL="0" distR="0" wp14:anchorId="7DD83F3B" wp14:editId="0BBE38A5">
+            <wp:extent cx="5881802" cy="4563533"/>
+            <wp:effectExtent l="19050" t="19050" r="24130" b="27940"/>
+            <wp:docPr id="881715506" name="Picture 4"/>
+            <wp:cNvGraphicFramePr>
+              <a:graphicFrameLocks xmlns:a="http://schemas.openxmlformats.org/drawingml/2006/main" noChangeAspect="1"/>
+            </wp:cNvGraphicFramePr>
+            <a:graphic xmlns:a="http://schemas.openxmlformats.org/drawingml/2006/main">
+              <a:graphicData uri="http://schemas.openxmlformats.org/drawingml/2006/picture">
+                <pic:pic xmlns:pic="http://schemas.openxmlformats.org/drawingml/2006/picture">
+                  <pic:nvPicPr>
+                    <pic:cNvPr id="0" name="Picture 7"/>
+                    <pic:cNvPicPr>
+                      <a:picLocks noChangeAspect="1" noChangeArrowheads="1"/>
+                    </pic:cNvPicPr>
+                  </pic:nvPicPr>
+                  <pic:blipFill>
+                    <a:blip r:embed="rId11">
+                      <a:extLst>
+                        <a:ext uri="{28A0092B-C50C-407E-A947-70E740481C1C}">
+                          <a14:useLocalDpi xmlns:a14="http://schemas.microsoft.com/office/drawing/2010/main" val="0"/>
+                        </a:ext>
+                      </a:extLst>
+                    </a:blip>
+                    <a:srcRect/>
+                    <a:stretch>
+                      <a:fillRect/>
+                    </a:stretch>
+                  </pic:blipFill>
+                  <pic:spPr bwMode="auto">
+                    <a:xfrm>
+                      <a:off x="0" y="0"/>
+                      <a:ext cx="5891566" cy="4571109"/>
+                    </a:xfrm>
+                    <a:prstGeom prst="rect">
+                      <a:avLst/>
+                    </a:prstGeom>
+                    <a:noFill/>
+                    <a:ln>
+                      <a:solidFill>
+                        <a:schemeClr val="tx1"/>
+                      </a:solidFill>
+                    </a:ln>
+                  </pic:spPr>
+                </pic:pic>
+              </a:graphicData>
+            </a:graphic>
+          </wp:inline>
+        </w:drawing>
+      </w:r>
+    </w:p>
+    <w:p>
+      <w:pPr>
+        <w:jc w:val="center"/>
+      </w:pPr>
+      <w:r>
+        <w:t xml:space="preserve">Figure </w:t>
+      </w:r>
+      <w:fldSimple w:instr=" SEQ Figure \* ARABIC ">
+        <w:r>
+          <w:rPr>
+            <w:noProof/>
+          </w:rPr>
+          <w:t>5</w:t>
+        </w:r>
+      </w:fldSimple>
+      <w:r>
+        <w:t xml:space="preserve"> Airplane model table</w:t>
+      </w:r>
+    </w:p>
+    <w:p>
+      <w:pPr>
+        <w:pStyle w:val="Heading3"/>
+      </w:pPr>
+      <w:r>
+        <w:lastRenderedPageBreak/>
+        <w:t>Airplane Table</w:t>
+      </w:r>
+    </w:p>
+    <w:p>
+      <w:pPr>
+        <w:keepNext/>
+        <w:jc w:val="center"/>
+      </w:pPr>
+      <w:r>
+        <w:rPr>
+          <w:noProof/>
+        </w:rPr>
+        <w:drawing>
+          <wp:inline distT="0" distB="0" distL="0" distR="0" wp14:anchorId="1954D527" wp14:editId="73471075">
+            <wp:extent cx="5918200" cy="4766945"/>
+            <wp:effectExtent l="19050" t="19050" r="25400" b="14605"/>
+            <wp:docPr id="1735258003" name="Picture 5"/>
+            <wp:cNvGraphicFramePr>
+              <a:graphicFrameLocks xmlns:a="http://schemas.openxmlformats.org/drawingml/2006/main" noChangeAspect="1"/>
+            </wp:cNvGraphicFramePr>
+            <a:graphic xmlns:a="http://schemas.openxmlformats.org/drawingml/2006/main">
+              <a:graphicData uri="http://schemas.openxmlformats.org/drawingml/2006/picture">
+                <pic:pic xmlns:pic="http://schemas.openxmlformats.org/drawingml/2006/picture">
+                  <pic:nvPicPr>
+                    <pic:cNvPr id="0" name="Picture 9"/>
+                    <pic:cNvPicPr>
+                      <a:picLocks noChangeAspect="1" noChangeArrowheads="1"/>
+                    </pic:cNvPicPr>
+                  </pic:nvPicPr>
+                  <pic:blipFill>
+                    <a:blip r:embed="rId12">
+                      <a:extLst>
+                        <a:ext uri="{28A0092B-C50C-407E-A947-70E740481C1C}">
+                          <a14:useLocalDpi xmlns:a14="http://schemas.microsoft.com/office/drawing/2010/main" val="0"/>
+                        </a:ext>
+                      </a:extLst>
+                    </a:blip>
+                    <a:srcRect/>
+                    <a:stretch>
+                      <a:fillRect/>
+                    </a:stretch>
+                  </pic:blipFill>
+                  <pic:spPr bwMode="auto">
+                    <a:xfrm>
+                      <a:off x="0" y="0"/>
+                      <a:ext cx="5918200" cy="4766945"/>
+                    </a:xfrm>
+                    <a:prstGeom prst="rect">
+                      <a:avLst/>
+                    </a:prstGeom>
+                    <a:noFill/>
+                    <a:ln>
+                      <a:solidFill>
+                        <a:schemeClr val="tx1"/>
+                      </a:solidFill>
+                    </a:ln>
+                  </pic:spPr>
+                </pic:pic>
+              </a:graphicData>
+            </a:graphic>
+          </wp:inline>
+        </w:drawing>
+      </w:r>
+    </w:p>
+    <w:p>
+      <w:pPr>
+        <w:jc w:val="center"/>
+      </w:pPr>
+      <w:r>
+        <w:t xml:space="preserve">Figure </w:t>
+      </w:r>
+      <w:fldSimple w:instr=" SEQ Figure \* ARABIC ">
+        <w:r>
+          <w:rPr>
+            <w:noProof/>
+          </w:rPr>
+          <w:t>6</w:t>
+        </w:r>
+      </w:fldSimple>
+      <w:r>
+        <w:t xml:space="preserve"> Airplane Table</w:t>
+      </w:r>
+    </w:p>
+    <w:p>
+      <w:pPr>
+        <w:pStyle w:val="Heading3"/>
+      </w:pPr>
+      <w:r>
+        <w:lastRenderedPageBreak/>
+        <w:t>Technicians Table</w:t>
+      </w:r>
+    </w:p>
+    <w:p>
+      <w:pPr>
+        <w:keepNext/>
+        <w:jc w:val="center"/>
+      </w:pPr>
+      <w:r>
+        <w:rPr>
+          <w:noProof/>
+        </w:rPr>
+        <w:drawing>
+          <wp:inline distT="0" distB="0" distL="0" distR="0" wp14:anchorId="45F2FEBF" wp14:editId="590B8D4A">
+            <wp:extent cx="5384800" cy="4961255"/>
+            <wp:effectExtent l="19050" t="19050" r="25400" b="10795"/>
+            <wp:docPr id="1662989640" name="Picture 6"/>
+            <wp:cNvGraphicFramePr>
+              <a:graphicFrameLocks xmlns:a="http://schemas.openxmlformats.org/drawingml/2006/main" noChangeAspect="1"/>
+            </wp:cNvGraphicFramePr>
+            <a:graphic xmlns:a="http://schemas.openxmlformats.org/drawingml/2006/main">
+              <a:graphicData uri="http://schemas.openxmlformats.org/drawingml/2006/picture">
+                <pic:pic xmlns:pic="http://schemas.openxmlformats.org/drawingml/2006/picture">
+                  <pic:nvPicPr>
+                    <pic:cNvPr id="0" name="Picture 11"/>
+                    <pic:cNvPicPr>
+                      <a:picLocks noChangeAspect="1" noChangeArrowheads="1"/>
+                    </pic:cNvPicPr>
+                  </pic:nvPicPr>
+                  <pic:blipFill>
+                    <a:blip r:embed="rId13">
+                      <a:extLst>
+                        <a:ext uri="{28A0092B-C50C-407E-A947-70E740481C1C}">
+                          <a14:useLocalDpi xmlns:a14="http://schemas.microsoft.com/office/drawing/2010/main" val="0"/>
+                        </a:ext>
+                      </a:extLst>
+                    </a:blip>
+                    <a:srcRect/>
+                    <a:stretch>
+                      <a:fillRect/>
+                    </a:stretch>
+                  </pic:blipFill>
+                  <pic:spPr bwMode="auto">
+                    <a:xfrm>
+                      <a:off x="0" y="0"/>
+                      <a:ext cx="5384800" cy="4961255"/>
+                    </a:xfrm>
+                    <a:prstGeom prst="rect">
+                      <a:avLst/>
+                    </a:prstGeom>
+                    <a:noFill/>
+                    <a:ln>
+                      <a:solidFill>
+                        <a:schemeClr val="tx1"/>
+                      </a:solidFill>
+                    </a:ln>
+                  </pic:spPr>
+                </pic:pic>
+              </a:graphicData>
+            </a:graphic>
+          </wp:inline>
+        </w:drawing>
+      </w:r>
+    </w:p>
+    <w:p>
+      <w:pPr>
+        <w:jc w:val="center"/>
+      </w:pPr>
+      <w:r>
+        <w:t xml:space="preserve">Figure </w:t>
+      </w:r>
+      <w:fldSimple w:instr=" SEQ Figure \* ARABIC ">
+        <w:r>
+          <w:rPr>
+            <w:noProof/>
+          </w:rPr>
+          <w:t>7</w:t>
+        </w:r>
+      </w:fldSimple>
+      <w:r>
+        <w:t xml:space="preserve"> Technician Table</w:t>
+      </w:r>
+    </w:p>
+    <w:p>
+      <w:pPr>
+        <w:pStyle w:val="Heading3"/>
+      </w:pPr>
+      <w:r>
+        <w:lastRenderedPageBreak/>
+        <w:t>Traffic controller table</w:t>
+      </w:r>
+    </w:p>
+    <w:p>
+      <w:pPr>
+        <w:keepNext/>
+        <w:jc w:val="center"/>
+      </w:pPr>
+      <w:r>
+        <w:rPr>
+          <w:noProof/>
+        </w:rPr>
+        <w:drawing>
+          <wp:inline distT="0" distB="0" distL="0" distR="0" wp14:anchorId="11CC0DD0" wp14:editId="468DD906">
+            <wp:extent cx="5943600" cy="4871720"/>
+            <wp:effectExtent l="19050" t="19050" r="19050" b="24130"/>
+            <wp:docPr id="1914090654" name="Picture 7"/>
+            <wp:cNvGraphicFramePr>
+              <a:graphicFrameLocks xmlns:a="http://schemas.openxmlformats.org/drawingml/2006/main" noChangeAspect="1"/>
+            </wp:cNvGraphicFramePr>
+            <a:graphic xmlns:a="http://schemas.openxmlformats.org/drawingml/2006/main">
+              <a:graphicData uri="http://schemas.openxmlformats.org/drawingml/2006/picture">
+                <pic:pic xmlns:pic="http://schemas.openxmlformats.org/drawingml/2006/picture">
+                  <pic:nvPicPr>
+                    <pic:cNvPr id="0" name="Picture 13"/>
+                    <pic:cNvPicPr>
+                      <a:picLocks noChangeAspect="1" noChangeArrowheads="1"/>
+                    </pic:cNvPicPr>
+                  </pic:nvPicPr>
+                  <pic:blipFill>
+                    <a:blip r:embed="rId14">
+                      <a:extLst>
+                        <a:ext uri="{28A0092B-C50C-407E-A947-70E740481C1C}">
+                          <a14:useLocalDpi xmlns:a14="http://schemas.microsoft.com/office/drawing/2010/main" val="0"/>
+                        </a:ext>
+                      </a:extLst>
+                    </a:blip>
+                    <a:srcRect/>
+                    <a:stretch>
+                      <a:fillRect/>
+                    </a:stretch>
+                  </pic:blipFill>
+                  <pic:spPr bwMode="auto">
+                    <a:xfrm>
+                      <a:off x="0" y="0"/>
+                      <a:ext cx="5943600" cy="4871720"/>
+                    </a:xfrm>
+                    <a:prstGeom prst="rect">
+                      <a:avLst/>
+                    </a:prstGeom>
+                    <a:noFill/>
+                    <a:ln>
+                      <a:solidFill>
+                        <a:schemeClr val="tx1"/>
+                      </a:solidFill>
+                    </a:ln>
+                  </pic:spPr>
+                </pic:pic>
+              </a:graphicData>
+            </a:graphic>
+          </wp:inline>
+        </w:drawing>
+      </w:r>
+    </w:p>
+    <w:p>
+      <w:pPr>
+        <w:jc w:val="center"/>
+      </w:pPr>
+      <w:r>
+        <w:t xml:space="preserve">Figure </w:t>
+      </w:r>
+      <w:fldSimple w:instr=" SEQ Figure \* ARABIC ">
+        <w:r>
+          <w:rPr>
+            <w:noProof/>
+          </w:rPr>
+          <w:t>8</w:t>
+        </w:r>
+      </w:fldSimple>
+      <w:r>
+        <w:t xml:space="preserve"> Traffic controller</w:t>
+      </w:r>
+    </w:p>
+    <w:p>
+      <w:pPr>
+        <w:pStyle w:val="Heading3"/>
+      </w:pPr>
+      <w:r>
+        <w:lastRenderedPageBreak/>
+        <w:t>Technician expertise</w:t>
+      </w:r>
+    </w:p>
+    <w:p>
+      <w:pPr>
+        <w:keepNext/>
+        <w:jc w:val="center"/>
+      </w:pPr>
+      <w:r>
+        <w:rPr>
+          <w:noProof/>
+        </w:rPr>
+        <w:drawing>
+          <wp:inline distT="0" distB="0" distL="0" distR="0" wp14:anchorId="02E20F97" wp14:editId="43ABF17C">
+            <wp:extent cx="5943600" cy="5576570"/>
+            <wp:effectExtent l="19050" t="19050" r="19050" b="24130"/>
+            <wp:docPr id="365727112" name="Picture 8"/>
+            <wp:cNvGraphicFramePr>
+              <a:graphicFrameLocks xmlns:a="http://schemas.openxmlformats.org/drawingml/2006/main" noChangeAspect="1"/>
+            </wp:cNvGraphicFramePr>
+            <a:graphic xmlns:a="http://schemas.openxmlformats.org/drawingml/2006/main">
+              <a:graphicData uri="http://schemas.openxmlformats.org/drawingml/2006/picture">
+                <pic:pic xmlns:pic="http://schemas.openxmlformats.org/drawingml/2006/picture">
+                  <pic:nvPicPr>
+                    <pic:cNvPr id="0" name="Picture 15"/>
+                    <pic:cNvPicPr>
+                      <a:picLocks noChangeAspect="1" noChangeArrowheads="1"/>
+                    </pic:cNvPicPr>
+                  </pic:nvPicPr>
+                  <pic:blipFill>
+                    <a:blip r:embed="rId15">
+                      <a:extLst>
+                        <a:ext uri="{28A0092B-C50C-407E-A947-70E740481C1C}">
+                          <a14:useLocalDpi xmlns:a14="http://schemas.microsoft.com/office/drawing/2010/main" val="0"/>
+                        </a:ext>
+                      </a:extLst>
+                    </a:blip>
+                    <a:srcRect/>
+                    <a:stretch>
+                      <a:fillRect/>
+                    </a:stretch>
+                  </pic:blipFill>
+                  <pic:spPr bwMode="auto">
+                    <a:xfrm>
+                      <a:off x="0" y="0"/>
+                      <a:ext cx="5943600" cy="5576570"/>
+                    </a:xfrm>
+                    <a:prstGeom prst="rect">
+                      <a:avLst/>
+                    </a:prstGeom>
+                    <a:noFill/>
+                    <a:ln>
+                      <a:solidFill>
+                        <a:schemeClr val="tx1"/>
+                      </a:solidFill>
+                    </a:ln>
+                  </pic:spPr>
+                </pic:pic>
+              </a:graphicData>
+            </a:graphic>
+          </wp:inline>
+        </w:drawing>
+      </w:r>
+    </w:p>
+    <w:p>
+      <w:pPr>
+        <w:jc w:val="center"/>
+      </w:pPr>
+      <w:r>
+        <w:t xml:space="preserve">Figure </w:t>
+      </w:r>
+      <w:fldSimple w:instr=" SEQ Figure \* ARABIC ">
+        <w:r>
+          <w:rPr>
+            <w:noProof/>
+          </w:rPr>
+          <w:t>9</w:t>
+        </w:r>
+      </w:fldSimple>
+      <w:r>
+        <w:t xml:space="preserve"> Technician expertise table</w:t>
+      </w:r>
+    </w:p>
+    <w:p>
+      <w:pPr>
+        <w:pStyle w:val="Heading3"/>
+      </w:pPr>
+      <w:r>
+        <w:lastRenderedPageBreak/>
+        <w:t>Airworthiness tests model table</w:t>
+      </w:r>
+    </w:p>
+    <w:p>
+      <w:pPr>
+        <w:keepNext/>
+        <w:jc w:val="center"/>
+      </w:pPr>
+      <w:r>
+        <w:rPr>
+          <w:noProof/>
+        </w:rPr>
+        <w:drawing>
+          <wp:inline distT="0" distB="0" distL="0" distR="0" wp14:anchorId="0826C50A" wp14:editId="6C99334D">
+            <wp:extent cx="5943600" cy="4276725"/>
+            <wp:effectExtent l="19050" t="19050" r="19050" b="28575"/>
+            <wp:docPr id="140205994" name="Picture 9"/>
+            <wp:cNvGraphicFramePr>
+              <a:graphicFrameLocks xmlns:a="http://schemas.openxmlformats.org/drawingml/2006/main" noChangeAspect="1"/>
+            </wp:cNvGraphicFramePr>
+            <a:graphic xmlns:a="http://schemas.openxmlformats.org/drawingml/2006/main">
+              <a:graphicData uri="http://schemas.openxmlformats.org/drawingml/2006/picture">
+                <pic:pic xmlns:pic="http://schemas.openxmlformats.org/drawingml/2006/picture">
+                  <pic:nvPicPr>
+                    <pic:cNvPr id="0" name="Picture 17"/>
+                    <pic:cNvPicPr>
+                      <a:picLocks noChangeAspect="1" noChangeArrowheads="1"/>
+                    </pic:cNvPicPr>
+                  </pic:nvPicPr>
+                  <pic:blipFill>
+                    <a:blip r:embed="rId16">
+                      <a:extLst>
+                        <a:ext uri="{28A0092B-C50C-407E-A947-70E740481C1C}">
+                          <a14:useLocalDpi xmlns:a14="http://schemas.microsoft.com/office/drawing/2010/main" val="0"/>
+                        </a:ext>
+                      </a:extLst>
+                    </a:blip>
+                    <a:srcRect/>
+                    <a:stretch>
+                      <a:fillRect/>
+                    </a:stretch>
+                  </pic:blipFill>
+                  <pic:spPr bwMode="auto">
+                    <a:xfrm>
+                      <a:off x="0" y="0"/>
+                      <a:ext cx="5943600" cy="4276725"/>
+                    </a:xfrm>
+                    <a:prstGeom prst="rect">
+                      <a:avLst/>
+                    </a:prstGeom>
+                    <a:noFill/>
+                    <a:ln>
+                      <a:solidFill>
+                        <a:schemeClr val="tx1"/>
+                      </a:solidFill>
+                    </a:ln>
+                  </pic:spPr>
+                </pic:pic>
+              </a:graphicData>
+            </a:graphic>
+          </wp:inline>
+        </w:drawing>
+      </w:r>
+    </w:p>
+    <w:p>
+      <w:pPr>
+        <w:jc w:val="center"/>
+      </w:pPr>
+      <w:r>
+        <w:t xml:space="preserve">Figure </w:t>
+      </w:r>
+      <w:fldSimple w:instr=" SEQ Figure \* ARABIC ">
+        <w:r>
+          <w:rPr>
+            <w:noProof/>
+          </w:rPr>
+          <w:t>10</w:t>
+        </w:r>
+      </w:fldSimple>
+      <w:r>
+        <w:t xml:space="preserve"> Airworthiness test model table</w:t>
+      </w:r>
+    </w:p>
+    <w:p>
+      <w:pPr>
+        <w:pStyle w:val="Heading3"/>
+      </w:pPr>
+      <w:r>
+        <w:lastRenderedPageBreak/>
+        <w:t>Test events table</w:t>
+      </w:r>
+    </w:p>
+    <w:p>
+      <w:pPr>
+        <w:keepNext/>
+        <w:jc w:val="center"/>
+      </w:pPr>
+      <w:r>
+        <w:rPr>
+          <w:noProof/>
+        </w:rPr>
+        <w:drawing>
+          <wp:inline distT="0" distB="0" distL="0" distR="0" wp14:anchorId="6C41D2D4" wp14:editId="75D99436">
+            <wp:extent cx="5943600" cy="7138035"/>
+            <wp:effectExtent l="19050" t="19050" r="19050" b="24765"/>
+            <wp:docPr id="953447152" name="Picture 10"/>
+            <wp:cNvGraphicFramePr>
+              <a:graphicFrameLocks xmlns:a="http://schemas.openxmlformats.org/drawingml/2006/main" noChangeAspect="1"/>
+            </wp:cNvGraphicFramePr>
+            <a:graphic xmlns:a="http://schemas.openxmlformats.org/drawingml/2006/main">
+              <a:graphicData uri="http://schemas.openxmlformats.org/drawingml/2006/picture">
+                <pic:pic xmlns:pic="http://schemas.openxmlformats.org/drawingml/2006/picture">
+                  <pic:nvPicPr>
+                    <pic:cNvPr id="0" name="Picture 19"/>
+                    <pic:cNvPicPr>
+                      <a:picLocks noChangeAspect="1" noChangeArrowheads="1"/>
+                    </pic:cNvPicPr>
+                  </pic:nvPicPr>
+                  <pic:blipFill>
+                    <a:blip r:embed="rId17">
+                      <a:extLst>
+                        <a:ext uri="{28A0092B-C50C-407E-A947-70E740481C1C}">
+                          <a14:useLocalDpi xmlns:a14="http://schemas.microsoft.com/office/drawing/2010/main" val="0"/>
+                        </a:ext>
+                      </a:extLst>
+                    </a:blip>
+                    <a:srcRect/>
+                    <a:stretch>
+                      <a:fillRect/>
+                    </a:stretch>
+                  </pic:blipFill>
+                  <pic:spPr bwMode="auto">
+                    <a:xfrm>
+                      <a:off x="0" y="0"/>
+                      <a:ext cx="5943600" cy="7138035"/>
+                    </a:xfrm>
+                    <a:prstGeom prst="rect">
+                      <a:avLst/>
+                    </a:prstGeom>
+                    <a:noFill/>
+                    <a:ln>
+                      <a:solidFill>
+                        <a:schemeClr val="tx1"/>
+                      </a:solidFill>
+                    </a:ln>
+                  </pic:spPr>
+                </pic:pic>
+              </a:graphicData>
+            </a:graphic>
+          </wp:inline>
+        </w:drawing>
+      </w:r>
+    </w:p>
+    <w:p>
+      <w:pPr>
+        <w:jc w:val="center"/>
+      </w:pPr>
+      <w:r>
+        <w:t xml:space="preserve">Figure </w:t>
+      </w:r>
+      <w:fldSimple w:instr=" SEQ Figure \* ARABIC ">
+        <w:r>
+          <w:rPr>
+            <w:noProof/>
+          </w:rPr>
+          <w:t>11</w:t>
+        </w:r>
+      </w:fldSimple>
+      <w:r>
+        <w:t xml:space="preserve"> Test events table</w:t>
+      </w:r>
+    </w:p>
+    <w:p>
+      <w:pPr>
+        <w:pStyle w:val="Heading2"/>
+      </w:pPr>
+      <w:r>
+        <w:lastRenderedPageBreak/>
+        <w:t>Data Manipulation Language (DML) Implementation</w:t>
+      </w:r>
+    </w:p>
+    <w:p>
+      <w:r>
+        <w:tab/>
+        <w:t xml:space="preserve">This section includes data insertion into the created tables. Each table will have at least </w:t>
+      </w:r>
+      <w:r>
+        <w:t>15 records to ensure that the queries will give better insights and more realistic information.</w:t>
+      </w:r>
+    </w:p>
+    <w:p>
+      <w:pPr>
+        <w:pStyle w:val="Heading3"/>
+      </w:pPr>
+      <w:r>
+        <w:t>Union Table Data Insertion</w:t>
+      </w:r>
+    </w:p>
     <w:sectPr>
       <w:pgSz w:w="12240" w:h="15840"/>
       <w:pgMar w:top="1440" w:right="1440" w:bottom="1440" w:left="1440" w:header="720" w:footer="720" w:gutter="0"/>

--- a/2. Airport Database System/40841063_HLUM HTET AUNG Part 2 - Database/40841063_Part 2 Database Report.docx
+++ b/2. Airport Database System/40841063_HLUM HTET AUNG Part 2 - Database/40841063_Part 2 Database Report.docx
@@ -5741,6 +5741,38 @@
         <w:pStyle w:val="Heading2"/>
       </w:pPr>
       <w:r>
+        <w:t>DDL and DML statements</w:t>
+      </w:r>
+    </w:p>
+    <w:p>
+      <w:r>
+        <w:tab/>
+        <w:t xml:space="preserve">This section includes the DDL and DML statements used for table creation and data insertion into those tables. There are total of 9 tables and there are minimum of 15 rows in each </w:t>
+      </w:r>
+      <w:r>
+        <w:t>table</w:t>
+      </w:r>
+      <w:r>
+        <w:t xml:space="preserve">, with employee table being the only </w:t>
+      </w:r>
+      <w:r>
+        <w:t xml:space="preserve">table with 30 rows (15 Technicians and 15 Traffic controllers). For DDL statements, the statements will be the screenshot captures of MariaDB executions, and DML statements will be the screenshot of notepad. The statements are tested in the local machine first </w:t>
+      </w:r>
+      <w:r>
+        <w:t xml:space="preserve">to check constraints and keys </w:t>
+      </w:r>
+      <w:r>
+        <w:t>to</w:t>
+      </w:r>
+      <w:r>
+        <w:t xml:space="preserve"> the design.</w:t>
+      </w:r>
+    </w:p>
+    <w:p>
+      <w:pPr>
+        <w:pStyle w:val="Heading2"/>
+      </w:pPr>
+      <w:r>
         <w:t>Data Definition Language (DDL) Implementation</w:t>
       </w:r>
     </w:p>
@@ -6582,6 +6614,9 @@
       <w:r>
         <w:t>15 records to ensure that the queries will give better insights and more realistic information.</w:t>
       </w:r>
+      <w:r>
+        <w:t xml:space="preserve"> The statements are captured from notepad.</w:t>
+      </w:r>
     </w:p>
     <w:p>
       <w:pPr>
@@ -6589,6 +6624,681 @@
       </w:pPr>
       <w:r>
         <w:t>Union Table Data Insertion</w:t>
+      </w:r>
+    </w:p>
+    <w:p>
+      <w:pPr>
+        <w:keepNext/>
+        <w:jc w:val="center"/>
+      </w:pPr>
+      <w:r>
+        <w:drawing>
+          <wp:inline distT="0" distB="0" distL="0" distR="0" wp14:anchorId="0510AFBA" wp14:editId="4881133B">
+            <wp:extent cx="5943600" cy="1226820"/>
+            <wp:effectExtent l="19050" t="19050" r="19050" b="11430"/>
+            <wp:docPr id="1582576389" name="Picture 1"/>
+            <wp:cNvGraphicFramePr>
+              <a:graphicFrameLocks xmlns:a="http://schemas.openxmlformats.org/drawingml/2006/main" noChangeAspect="1"/>
+            </wp:cNvGraphicFramePr>
+            <a:graphic xmlns:a="http://schemas.openxmlformats.org/drawingml/2006/main">
+              <a:graphicData uri="http://schemas.openxmlformats.org/drawingml/2006/picture">
+                <pic:pic xmlns:pic="http://schemas.openxmlformats.org/drawingml/2006/picture">
+                  <pic:nvPicPr>
+                    <pic:cNvPr id="1582576389" name=""/>
+                    <pic:cNvPicPr/>
+                  </pic:nvPicPr>
+                  <pic:blipFill>
+                    <a:blip r:embed="rId18"/>
+                    <a:stretch>
+                      <a:fillRect/>
+                    </a:stretch>
+                  </pic:blipFill>
+                  <pic:spPr>
+                    <a:xfrm>
+                      <a:off x="0" y="0"/>
+                      <a:ext cx="5943600" cy="1226820"/>
+                    </a:xfrm>
+                    <a:prstGeom prst="rect">
+                      <a:avLst/>
+                    </a:prstGeom>
+                    <a:ln>
+                      <a:solidFill>
+                        <a:schemeClr val="tx1"/>
+                      </a:solidFill>
+                    </a:ln>
+                  </pic:spPr>
+                </pic:pic>
+              </a:graphicData>
+            </a:graphic>
+          </wp:inline>
+        </w:drawing>
+      </w:r>
+    </w:p>
+    <w:p>
+      <w:pPr>
+        <w:jc w:val="center"/>
+      </w:pPr>
+      <w:r>
+        <w:t xml:space="preserve">Figure </w:t>
+      </w:r>
+      <w:fldSimple w:instr=" SEQ Figure \* ARABIC ">
+        <w:r>
+          <w:rPr>
+            <w:noProof/>
+          </w:rPr>
+          <w:t>12</w:t>
+        </w:r>
+      </w:fldSimple>
+      <w:r>
+        <w:t xml:space="preserve"> Union Table Data insertion</w:t>
+      </w:r>
+    </w:p>
+    <w:p>
+      <w:pPr>
+        <w:pStyle w:val="Heading3"/>
+      </w:pPr>
+      <w:r>
+        <w:lastRenderedPageBreak/>
+        <w:t>Employee Table Data Insertion</w:t>
+      </w:r>
+    </w:p>
+    <w:p>
+      <w:pPr>
+        <w:keepNext/>
+        <w:jc w:val="center"/>
+      </w:pPr>
+      <w:r>
+        <w:drawing>
+          <wp:inline distT="0" distB="0" distL="0" distR="0" wp14:anchorId="61ED8520" wp14:editId="71031C64">
+            <wp:extent cx="5943600" cy="5791200"/>
+            <wp:effectExtent l="19050" t="19050" r="19050" b="19050"/>
+            <wp:docPr id="385949885" name="Picture 1"/>
+            <wp:cNvGraphicFramePr>
+              <a:graphicFrameLocks xmlns:a="http://schemas.openxmlformats.org/drawingml/2006/main" noChangeAspect="1"/>
+            </wp:cNvGraphicFramePr>
+            <a:graphic xmlns:a="http://schemas.openxmlformats.org/drawingml/2006/main">
+              <a:graphicData uri="http://schemas.openxmlformats.org/drawingml/2006/picture">
+                <pic:pic xmlns:pic="http://schemas.openxmlformats.org/drawingml/2006/picture">
+                  <pic:nvPicPr>
+                    <pic:cNvPr id="385949885" name=""/>
+                    <pic:cNvPicPr/>
+                  </pic:nvPicPr>
+                  <pic:blipFill>
+                    <a:blip r:embed="rId19"/>
+                    <a:stretch>
+                      <a:fillRect/>
+                    </a:stretch>
+                  </pic:blipFill>
+                  <pic:spPr>
+                    <a:xfrm>
+                      <a:off x="0" y="0"/>
+                      <a:ext cx="5943600" cy="5791200"/>
+                    </a:xfrm>
+                    <a:prstGeom prst="rect">
+                      <a:avLst/>
+                    </a:prstGeom>
+                    <a:ln>
+                      <a:solidFill>
+                        <a:schemeClr val="tx1"/>
+                      </a:solidFill>
+                    </a:ln>
+                  </pic:spPr>
+                </pic:pic>
+              </a:graphicData>
+            </a:graphic>
+          </wp:inline>
+        </w:drawing>
+      </w:r>
+    </w:p>
+    <w:p>
+      <w:pPr>
+        <w:jc w:val="center"/>
+      </w:pPr>
+      <w:r>
+        <w:t xml:space="preserve">Figure </w:t>
+      </w:r>
+      <w:fldSimple w:instr=" SEQ Figure \* ARABIC ">
+        <w:r>
+          <w:rPr>
+            <w:noProof/>
+          </w:rPr>
+          <w:t>13</w:t>
+        </w:r>
+      </w:fldSimple>
+      <w:r>
+        <w:t xml:space="preserve"> Employee Table Data Insertion</w:t>
+      </w:r>
+    </w:p>
+    <w:p>
+      <w:pPr>
+        <w:pStyle w:val="Heading3"/>
+      </w:pPr>
+      <w:r>
+        <w:lastRenderedPageBreak/>
+        <w:t>Airplane Models</w:t>
+      </w:r>
+    </w:p>
+    <w:p>
+      <w:pPr>
+        <w:keepNext/>
+        <w:jc w:val="center"/>
+      </w:pPr>
+      <w:r>
+        <w:drawing>
+          <wp:inline distT="0" distB="0" distL="0" distR="0" wp14:anchorId="7D01E5E8" wp14:editId="12C778D6">
+            <wp:extent cx="5943600" cy="4105910"/>
+            <wp:effectExtent l="19050" t="19050" r="19050" b="27940"/>
+            <wp:docPr id="343871794" name="Picture 1"/>
+            <wp:cNvGraphicFramePr>
+              <a:graphicFrameLocks xmlns:a="http://schemas.openxmlformats.org/drawingml/2006/main" noChangeAspect="1"/>
+            </wp:cNvGraphicFramePr>
+            <a:graphic xmlns:a="http://schemas.openxmlformats.org/drawingml/2006/main">
+              <a:graphicData uri="http://schemas.openxmlformats.org/drawingml/2006/picture">
+                <pic:pic xmlns:pic="http://schemas.openxmlformats.org/drawingml/2006/picture">
+                  <pic:nvPicPr>
+                    <pic:cNvPr id="343871794" name=""/>
+                    <pic:cNvPicPr/>
+                  </pic:nvPicPr>
+                  <pic:blipFill>
+                    <a:blip r:embed="rId20"/>
+                    <a:stretch>
+                      <a:fillRect/>
+                    </a:stretch>
+                  </pic:blipFill>
+                  <pic:spPr>
+                    <a:xfrm>
+                      <a:off x="0" y="0"/>
+                      <a:ext cx="5943600" cy="4105910"/>
+                    </a:xfrm>
+                    <a:prstGeom prst="rect">
+                      <a:avLst/>
+                    </a:prstGeom>
+                    <a:ln>
+                      <a:solidFill>
+                        <a:schemeClr val="tx1"/>
+                      </a:solidFill>
+                    </a:ln>
+                  </pic:spPr>
+                </pic:pic>
+              </a:graphicData>
+            </a:graphic>
+          </wp:inline>
+        </w:drawing>
+      </w:r>
+    </w:p>
+    <w:p>
+      <w:pPr>
+        <w:jc w:val="center"/>
+      </w:pPr>
+      <w:r>
+        <w:t xml:space="preserve">Figure </w:t>
+      </w:r>
+      <w:fldSimple w:instr=" SEQ Figure \* ARABIC ">
+        <w:r>
+          <w:rPr>
+            <w:noProof/>
+          </w:rPr>
+          <w:t>14</w:t>
+        </w:r>
+      </w:fldSimple>
+      <w:r>
+        <w:t xml:space="preserve"> Airplane Model Data Insertion</w:t>
+      </w:r>
+    </w:p>
+    <w:p>
+      <w:pPr>
+        <w:pStyle w:val="Heading3"/>
+      </w:pPr>
+      <w:r>
+        <w:lastRenderedPageBreak/>
+        <w:t>Airplanes</w:t>
+      </w:r>
+    </w:p>
+    <w:p>
+      <w:pPr>
+        <w:keepNext/>
+        <w:jc w:val="center"/>
+      </w:pPr>
+      <w:r>
+        <w:drawing>
+          <wp:inline distT="0" distB="0" distL="0" distR="0" wp14:anchorId="72A6560F" wp14:editId="0EF8ACD6">
+            <wp:extent cx="4525006" cy="4115374"/>
+            <wp:effectExtent l="19050" t="19050" r="28575" b="19050"/>
+            <wp:docPr id="650297652" name="Picture 1"/>
+            <wp:cNvGraphicFramePr>
+              <a:graphicFrameLocks xmlns:a="http://schemas.openxmlformats.org/drawingml/2006/main" noChangeAspect="1"/>
+            </wp:cNvGraphicFramePr>
+            <a:graphic xmlns:a="http://schemas.openxmlformats.org/drawingml/2006/main">
+              <a:graphicData uri="http://schemas.openxmlformats.org/drawingml/2006/picture">
+                <pic:pic xmlns:pic="http://schemas.openxmlformats.org/drawingml/2006/picture">
+                  <pic:nvPicPr>
+                    <pic:cNvPr id="650297652" name=""/>
+                    <pic:cNvPicPr/>
+                  </pic:nvPicPr>
+                  <pic:blipFill>
+                    <a:blip r:embed="rId21"/>
+                    <a:stretch>
+                      <a:fillRect/>
+                    </a:stretch>
+                  </pic:blipFill>
+                  <pic:spPr>
+                    <a:xfrm>
+                      <a:off x="0" y="0"/>
+                      <a:ext cx="4525006" cy="4115374"/>
+                    </a:xfrm>
+                    <a:prstGeom prst="rect">
+                      <a:avLst/>
+                    </a:prstGeom>
+                    <a:ln>
+                      <a:solidFill>
+                        <a:schemeClr val="tx1"/>
+                      </a:solidFill>
+                    </a:ln>
+                  </pic:spPr>
+                </pic:pic>
+              </a:graphicData>
+            </a:graphic>
+          </wp:inline>
+        </w:drawing>
+      </w:r>
+    </w:p>
+    <w:p>
+      <w:pPr>
+        <w:jc w:val="center"/>
+      </w:pPr>
+      <w:r>
+        <w:t xml:space="preserve">Figure </w:t>
+      </w:r>
+      <w:fldSimple w:instr=" SEQ Figure \* ARABIC ">
+        <w:r>
+          <w:rPr>
+            <w:noProof/>
+          </w:rPr>
+          <w:t>15</w:t>
+        </w:r>
+      </w:fldSimple>
+      <w:r>
+        <w:t xml:space="preserve"> Airplane Data Insertion</w:t>
+      </w:r>
+    </w:p>
+    <w:p>
+      <w:pPr>
+        <w:pStyle w:val="Heading3"/>
+      </w:pPr>
+      <w:r>
+        <w:lastRenderedPageBreak/>
+        <w:t>Technicians</w:t>
+      </w:r>
+    </w:p>
+    <w:p>
+      <w:pPr>
+        <w:keepNext/>
+        <w:jc w:val="center"/>
+      </w:pPr>
+      <w:r>
+        <w:drawing>
+          <wp:inline distT="0" distB="0" distL="0" distR="0" wp14:anchorId="572B30A4" wp14:editId="067DB897">
+            <wp:extent cx="4915586" cy="4067743"/>
+            <wp:effectExtent l="19050" t="19050" r="18415" b="28575"/>
+            <wp:docPr id="798569342" name="Picture 1"/>
+            <wp:cNvGraphicFramePr>
+              <a:graphicFrameLocks xmlns:a="http://schemas.openxmlformats.org/drawingml/2006/main" noChangeAspect="1"/>
+            </wp:cNvGraphicFramePr>
+            <a:graphic xmlns:a="http://schemas.openxmlformats.org/drawingml/2006/main">
+              <a:graphicData uri="http://schemas.openxmlformats.org/drawingml/2006/picture">
+                <pic:pic xmlns:pic="http://schemas.openxmlformats.org/drawingml/2006/picture">
+                  <pic:nvPicPr>
+                    <pic:cNvPr id="798569342" name=""/>
+                    <pic:cNvPicPr/>
+                  </pic:nvPicPr>
+                  <pic:blipFill>
+                    <a:blip r:embed="rId22"/>
+                    <a:stretch>
+                      <a:fillRect/>
+                    </a:stretch>
+                  </pic:blipFill>
+                  <pic:spPr>
+                    <a:xfrm>
+                      <a:off x="0" y="0"/>
+                      <a:ext cx="4915586" cy="4067743"/>
+                    </a:xfrm>
+                    <a:prstGeom prst="rect">
+                      <a:avLst/>
+                    </a:prstGeom>
+                    <a:ln>
+                      <a:solidFill>
+                        <a:schemeClr val="tx1"/>
+                      </a:solidFill>
+                    </a:ln>
+                  </pic:spPr>
+                </pic:pic>
+              </a:graphicData>
+            </a:graphic>
+          </wp:inline>
+        </w:drawing>
+      </w:r>
+    </w:p>
+    <w:p>
+      <w:pPr>
+        <w:jc w:val="center"/>
+      </w:pPr>
+      <w:r>
+        <w:t xml:space="preserve">Figure </w:t>
+      </w:r>
+      <w:fldSimple w:instr=" SEQ Figure \* ARABIC ">
+        <w:r>
+          <w:rPr>
+            <w:noProof/>
+          </w:rPr>
+          <w:t>16</w:t>
+        </w:r>
+      </w:fldSimple>
+      <w:r>
+        <w:t xml:space="preserve"> Technicians Data Insertion</w:t>
+      </w:r>
+    </w:p>
+    <w:p>
+      <w:pPr>
+        <w:pStyle w:val="Heading3"/>
+      </w:pPr>
+      <w:r>
+        <w:lastRenderedPageBreak/>
+        <w:t>Traffic controllers</w:t>
+      </w:r>
+    </w:p>
+    <w:p>
+      <w:pPr>
+        <w:keepNext/>
+        <w:jc w:val="center"/>
+      </w:pPr>
+      <w:r>
+        <w:drawing>
+          <wp:inline distT="0" distB="0" distL="0" distR="0" wp14:anchorId="41E8BE93" wp14:editId="79342606">
+            <wp:extent cx="5077534" cy="4153480"/>
+            <wp:effectExtent l="19050" t="19050" r="27940" b="19050"/>
+            <wp:docPr id="602534057" name="Picture 1"/>
+            <wp:cNvGraphicFramePr>
+              <a:graphicFrameLocks xmlns:a="http://schemas.openxmlformats.org/drawingml/2006/main" noChangeAspect="1"/>
+            </wp:cNvGraphicFramePr>
+            <a:graphic xmlns:a="http://schemas.openxmlformats.org/drawingml/2006/main">
+              <a:graphicData uri="http://schemas.openxmlformats.org/drawingml/2006/picture">
+                <pic:pic xmlns:pic="http://schemas.openxmlformats.org/drawingml/2006/picture">
+                  <pic:nvPicPr>
+                    <pic:cNvPr id="602534057" name=""/>
+                    <pic:cNvPicPr/>
+                  </pic:nvPicPr>
+                  <pic:blipFill>
+                    <a:blip r:embed="rId23"/>
+                    <a:stretch>
+                      <a:fillRect/>
+                    </a:stretch>
+                  </pic:blipFill>
+                  <pic:spPr>
+                    <a:xfrm>
+                      <a:off x="0" y="0"/>
+                      <a:ext cx="5077534" cy="4153480"/>
+                    </a:xfrm>
+                    <a:prstGeom prst="rect">
+                      <a:avLst/>
+                    </a:prstGeom>
+                    <a:ln>
+                      <a:solidFill>
+                        <a:schemeClr val="tx1"/>
+                      </a:solidFill>
+                    </a:ln>
+                  </pic:spPr>
+                </pic:pic>
+              </a:graphicData>
+            </a:graphic>
+          </wp:inline>
+        </w:drawing>
+      </w:r>
+    </w:p>
+    <w:p>
+      <w:pPr>
+        <w:jc w:val="center"/>
+      </w:pPr>
+      <w:r>
+        <w:t xml:space="preserve">Figure </w:t>
+      </w:r>
+      <w:fldSimple w:instr=" SEQ Figure \* ARABIC ">
+        <w:r>
+          <w:rPr>
+            <w:noProof/>
+          </w:rPr>
+          <w:t>17</w:t>
+        </w:r>
+      </w:fldSimple>
+      <w:r>
+        <w:t xml:space="preserve"> Traffic Controller Data Insertion</w:t>
+      </w:r>
+    </w:p>
+    <w:p>
+      <w:pPr>
+        <w:pStyle w:val="Heading3"/>
+      </w:pPr>
+      <w:r>
+        <w:lastRenderedPageBreak/>
+        <w:t>Technician expertise</w:t>
+      </w:r>
+    </w:p>
+    <w:p>
+      <w:pPr>
+        <w:keepNext/>
+        <w:jc w:val="center"/>
+      </w:pPr>
+      <w:r>
+        <w:drawing>
+          <wp:inline distT="0" distB="0" distL="0" distR="0" wp14:anchorId="1E1DC251" wp14:editId="16484E46">
+            <wp:extent cx="3477110" cy="4105848"/>
+            <wp:effectExtent l="19050" t="19050" r="28575" b="28575"/>
+            <wp:docPr id="602255270" name="Picture 1"/>
+            <wp:cNvGraphicFramePr>
+              <a:graphicFrameLocks xmlns:a="http://schemas.openxmlformats.org/drawingml/2006/main" noChangeAspect="1"/>
+            </wp:cNvGraphicFramePr>
+            <a:graphic xmlns:a="http://schemas.openxmlformats.org/drawingml/2006/main">
+              <a:graphicData uri="http://schemas.openxmlformats.org/drawingml/2006/picture">
+                <pic:pic xmlns:pic="http://schemas.openxmlformats.org/drawingml/2006/picture">
+                  <pic:nvPicPr>
+                    <pic:cNvPr id="602255270" name=""/>
+                    <pic:cNvPicPr/>
+                  </pic:nvPicPr>
+                  <pic:blipFill>
+                    <a:blip r:embed="rId24"/>
+                    <a:stretch>
+                      <a:fillRect/>
+                    </a:stretch>
+                  </pic:blipFill>
+                  <pic:spPr>
+                    <a:xfrm>
+                      <a:off x="0" y="0"/>
+                      <a:ext cx="3477110" cy="4105848"/>
+                    </a:xfrm>
+                    <a:prstGeom prst="rect">
+                      <a:avLst/>
+                    </a:prstGeom>
+                    <a:ln>
+                      <a:solidFill>
+                        <a:schemeClr val="tx1"/>
+                      </a:solidFill>
+                    </a:ln>
+                  </pic:spPr>
+                </pic:pic>
+              </a:graphicData>
+            </a:graphic>
+          </wp:inline>
+        </w:drawing>
+      </w:r>
+    </w:p>
+    <w:p>
+      <w:pPr>
+        <w:jc w:val="center"/>
+      </w:pPr>
+      <w:r>
+        <w:t xml:space="preserve">Figure </w:t>
+      </w:r>
+      <w:fldSimple w:instr=" SEQ Figure \* ARABIC ">
+        <w:r>
+          <w:rPr>
+            <w:noProof/>
+          </w:rPr>
+          <w:t>18</w:t>
+        </w:r>
+      </w:fldSimple>
+      <w:r>
+        <w:t xml:space="preserve"> Technician expertise Data Insertion</w:t>
+      </w:r>
+    </w:p>
+    <w:p>
+      <w:pPr>
+        <w:pStyle w:val="Heading3"/>
+      </w:pPr>
+      <w:r>
+        <w:lastRenderedPageBreak/>
+        <w:t>Airworthiness Tests</w:t>
+      </w:r>
+    </w:p>
+    <w:p>
+      <w:pPr>
+        <w:keepNext/>
+        <w:jc w:val="center"/>
+      </w:pPr>
+      <w:r>
+        <w:drawing>
+          <wp:inline distT="0" distB="0" distL="0" distR="0" wp14:anchorId="31E2D57B" wp14:editId="28FEE68E">
+            <wp:extent cx="4020111" cy="4124901"/>
+            <wp:effectExtent l="19050" t="19050" r="19050" b="28575"/>
+            <wp:docPr id="666016742" name="Picture 1"/>
+            <wp:cNvGraphicFramePr>
+              <a:graphicFrameLocks xmlns:a="http://schemas.openxmlformats.org/drawingml/2006/main" noChangeAspect="1"/>
+            </wp:cNvGraphicFramePr>
+            <a:graphic xmlns:a="http://schemas.openxmlformats.org/drawingml/2006/main">
+              <a:graphicData uri="http://schemas.openxmlformats.org/drawingml/2006/picture">
+                <pic:pic xmlns:pic="http://schemas.openxmlformats.org/drawingml/2006/picture">
+                  <pic:nvPicPr>
+                    <pic:cNvPr id="666016742" name=""/>
+                    <pic:cNvPicPr/>
+                  </pic:nvPicPr>
+                  <pic:blipFill>
+                    <a:blip r:embed="rId25"/>
+                    <a:stretch>
+                      <a:fillRect/>
+                    </a:stretch>
+                  </pic:blipFill>
+                  <pic:spPr>
+                    <a:xfrm>
+                      <a:off x="0" y="0"/>
+                      <a:ext cx="4020111" cy="4124901"/>
+                    </a:xfrm>
+                    <a:prstGeom prst="rect">
+                      <a:avLst/>
+                    </a:prstGeom>
+                    <a:ln>
+                      <a:solidFill>
+                        <a:schemeClr val="tx1"/>
+                      </a:solidFill>
+                    </a:ln>
+                  </pic:spPr>
+                </pic:pic>
+              </a:graphicData>
+            </a:graphic>
+          </wp:inline>
+        </w:drawing>
+      </w:r>
+    </w:p>
+    <w:p>
+      <w:pPr>
+        <w:jc w:val="center"/>
+      </w:pPr>
+      <w:r>
+        <w:t xml:space="preserve">Figure </w:t>
+      </w:r>
+      <w:fldSimple w:instr=" SEQ Figure \* ARABIC ">
+        <w:r>
+          <w:rPr>
+            <w:noProof/>
+          </w:rPr>
+          <w:t>19</w:t>
+        </w:r>
+      </w:fldSimple>
+      <w:r>
+        <w:t xml:space="preserve"> Airworthiness Tests Data Insertion</w:t>
+      </w:r>
+    </w:p>
+    <w:p>
+      <w:pPr>
+        <w:pStyle w:val="Heading3"/>
+      </w:pPr>
+      <w:r>
+        <w:lastRenderedPageBreak/>
+        <w:t>Test events</w:t>
+      </w:r>
+    </w:p>
+    <w:p>
+      <w:pPr>
+        <w:keepNext/>
+        <w:jc w:val="center"/>
+      </w:pPr>
+      <w:r>
+        <w:drawing>
+          <wp:inline distT="0" distB="0" distL="0" distR="0" wp14:anchorId="0779A99D" wp14:editId="600ABE99">
+            <wp:extent cx="5943600" cy="2957830"/>
+            <wp:effectExtent l="19050" t="19050" r="19050" b="13970"/>
+            <wp:docPr id="930079781" name="Picture 1"/>
+            <wp:cNvGraphicFramePr>
+              <a:graphicFrameLocks xmlns:a="http://schemas.openxmlformats.org/drawingml/2006/main" noChangeAspect="1"/>
+            </wp:cNvGraphicFramePr>
+            <a:graphic xmlns:a="http://schemas.openxmlformats.org/drawingml/2006/main">
+              <a:graphicData uri="http://schemas.openxmlformats.org/drawingml/2006/picture">
+                <pic:pic xmlns:pic="http://schemas.openxmlformats.org/drawingml/2006/picture">
+                  <pic:nvPicPr>
+                    <pic:cNvPr id="930079781" name=""/>
+                    <pic:cNvPicPr/>
+                  </pic:nvPicPr>
+                  <pic:blipFill>
+                    <a:blip r:embed="rId26"/>
+                    <a:stretch>
+                      <a:fillRect/>
+                    </a:stretch>
+                  </pic:blipFill>
+                  <pic:spPr>
+                    <a:xfrm>
+                      <a:off x="0" y="0"/>
+                      <a:ext cx="5943600" cy="2957830"/>
+                    </a:xfrm>
+                    <a:prstGeom prst="rect">
+                      <a:avLst/>
+                    </a:prstGeom>
+                    <a:ln>
+                      <a:solidFill>
+                        <a:schemeClr val="tx1"/>
+                      </a:solidFill>
+                    </a:ln>
+                  </pic:spPr>
+                </pic:pic>
+              </a:graphicData>
+            </a:graphic>
+          </wp:inline>
+        </w:drawing>
+      </w:r>
+    </w:p>
+    <w:p>
+      <w:pPr>
+        <w:jc w:val="center"/>
+      </w:pPr>
+      <w:r>
+        <w:t xml:space="preserve">Figure </w:t>
+      </w:r>
+      <w:fldSimple w:instr=" SEQ Figure \* ARABIC ">
+        <w:r>
+          <w:rPr>
+            <w:noProof/>
+          </w:rPr>
+          <w:t>20</w:t>
+        </w:r>
+      </w:fldSimple>
+      <w:r>
+        <w:t xml:space="preserve"> Test Events Data Insertion</w:t>
       </w:r>
     </w:p>
     <w:sectPr>

--- a/2. Airport Database System/40841063_HLUM HTET AUNG Part 2 - Database/40841063_Part 2 Database Report.docx
+++ b/2. Airport Database System/40841063_HLUM HTET AUNG Part 2 - Database/40841063_Part 2 Database Report.docx
@@ -137,7 +137,7 @@
           <w:r>
             <w:fldChar w:fldCharType="separate"/>
           </w:r>
-          <w:hyperlink w:anchor="_Toc237270756" w:history="1">
+          <w:hyperlink w:anchor="_Toc237428694" w:history="1">
             <w:r>
               <w:rPr>
                 <w:rStyle w:val="Hyperlink"/>
@@ -164,7 +164,7 @@
                 <w:noProof/>
                 <w:webHidden/>
               </w:rPr>
-              <w:instrText xml:space="preserve"> PAGEREF _Toc237270756 \h </w:instrText>
+              <w:instrText xml:space="preserve"> PAGEREF _Toc237428694 \h </w:instrText>
             </w:r>
             <w:r>
               <w:rPr>
@@ -184,7 +184,7 @@
                 <w:noProof/>
                 <w:webHidden/>
               </w:rPr>
-              <w:t>3</w:t>
+              <w:t>4</w:t>
             </w:r>
             <w:r>
               <w:rPr>
@@ -206,7 +206,7 @@
               <w:noProof/>
             </w:rPr>
           </w:pPr>
-          <w:hyperlink w:anchor="_Toc237270757" w:history="1">
+          <w:hyperlink w:anchor="_Toc237428695" w:history="1">
             <w:r>
               <w:rPr>
                 <w:rStyle w:val="Hyperlink"/>
@@ -233,7 +233,7 @@
                 <w:noProof/>
                 <w:webHidden/>
               </w:rPr>
-              <w:instrText xml:space="preserve"> PAGEREF _Toc237270757 \h </w:instrText>
+              <w:instrText xml:space="preserve"> PAGEREF _Toc237428695 \h </w:instrText>
             </w:r>
             <w:r>
               <w:rPr>
@@ -253,7 +253,7 @@
                 <w:noProof/>
                 <w:webHidden/>
               </w:rPr>
-              <w:t>3</w:t>
+              <w:t>4</w:t>
             </w:r>
             <w:r>
               <w:rPr>
@@ -275,7 +275,7 @@
               <w:noProof/>
             </w:rPr>
           </w:pPr>
-          <w:hyperlink w:anchor="_Toc237270758" w:history="1">
+          <w:hyperlink w:anchor="_Toc237428696" w:history="1">
             <w:r>
               <w:rPr>
                 <w:rStyle w:val="Hyperlink"/>
@@ -302,7 +302,7 @@
                 <w:noProof/>
                 <w:webHidden/>
               </w:rPr>
-              <w:instrText xml:space="preserve"> PAGEREF _Toc237270758 \h </w:instrText>
+              <w:instrText xml:space="preserve"> PAGEREF _Toc237428696 \h </w:instrText>
             </w:r>
             <w:r>
               <w:rPr>
@@ -322,7 +322,7 @@
                 <w:noProof/>
                 <w:webHidden/>
               </w:rPr>
-              <w:t>3</w:t>
+              <w:t>4</w:t>
             </w:r>
             <w:r>
               <w:rPr>
@@ -344,7 +344,7 @@
               <w:noProof/>
             </w:rPr>
           </w:pPr>
-          <w:hyperlink w:anchor="_Toc237270759" w:history="1">
+          <w:hyperlink w:anchor="_Toc237428697" w:history="1">
             <w:r>
               <w:rPr>
                 <w:rStyle w:val="Hyperlink"/>
@@ -371,7 +371,7 @@
                 <w:noProof/>
                 <w:webHidden/>
               </w:rPr>
-              <w:instrText xml:space="preserve"> PAGEREF _Toc237270759 \h </w:instrText>
+              <w:instrText xml:space="preserve"> PAGEREF _Toc237428697 \h </w:instrText>
             </w:r>
             <w:r>
               <w:rPr>
@@ -391,7 +391,7 @@
                 <w:noProof/>
                 <w:webHidden/>
               </w:rPr>
-              <w:t>4</w:t>
+              <w:t>5</w:t>
             </w:r>
             <w:r>
               <w:rPr>
@@ -413,7 +413,7 @@
               <w:noProof/>
             </w:rPr>
           </w:pPr>
-          <w:hyperlink w:anchor="_Toc237270760" w:history="1">
+          <w:hyperlink w:anchor="_Toc237428698" w:history="1">
             <w:r>
               <w:rPr>
                 <w:rStyle w:val="Hyperlink"/>
@@ -440,7 +440,7 @@
                 <w:noProof/>
                 <w:webHidden/>
               </w:rPr>
-              <w:instrText xml:space="preserve"> PAGEREF _Toc237270760 \h </w:instrText>
+              <w:instrText xml:space="preserve"> PAGEREF _Toc237428698 \h </w:instrText>
             </w:r>
             <w:r>
               <w:rPr>
@@ -460,7 +460,7 @@
                 <w:noProof/>
                 <w:webHidden/>
               </w:rPr>
-              <w:t>5</w:t>
+              <w:t>6</w:t>
             </w:r>
             <w:r>
               <w:rPr>
@@ -482,7 +482,7 @@
               <w:noProof/>
             </w:rPr>
           </w:pPr>
-          <w:hyperlink w:anchor="_Toc237270761" w:history="1">
+          <w:hyperlink w:anchor="_Toc237428699" w:history="1">
             <w:r>
               <w:rPr>
                 <w:rStyle w:val="Hyperlink"/>
@@ -509,7 +509,7 @@
                 <w:noProof/>
                 <w:webHidden/>
               </w:rPr>
-              <w:instrText xml:space="preserve"> PAGEREF _Toc237270761 \h </w:instrText>
+              <w:instrText xml:space="preserve"> PAGEREF _Toc237428699 \h </w:instrText>
             </w:r>
             <w:r>
               <w:rPr>
@@ -529,7 +529,7 @@
                 <w:noProof/>
                 <w:webHidden/>
               </w:rPr>
-              <w:t>5</w:t>
+              <w:t>6</w:t>
             </w:r>
             <w:r>
               <w:rPr>
@@ -551,7 +551,7 @@
               <w:noProof/>
             </w:rPr>
           </w:pPr>
-          <w:hyperlink w:anchor="_Toc237270762" w:history="1">
+          <w:hyperlink w:anchor="_Toc237428700" w:history="1">
             <w:r>
               <w:rPr>
                 <w:rStyle w:val="Hyperlink"/>
@@ -578,7 +578,7 @@
                 <w:noProof/>
                 <w:webHidden/>
               </w:rPr>
-              <w:instrText xml:space="preserve"> PAGEREF _Toc237270762 \h </w:instrText>
+              <w:instrText xml:space="preserve"> PAGEREF _Toc237428700 \h </w:instrText>
             </w:r>
             <w:r>
               <w:rPr>
@@ -598,7 +598,7 @@
                 <w:noProof/>
                 <w:webHidden/>
               </w:rPr>
-              <w:t>5</w:t>
+              <w:t>6</w:t>
             </w:r>
             <w:r>
               <w:rPr>
@@ -620,7 +620,7 @@
               <w:noProof/>
             </w:rPr>
           </w:pPr>
-          <w:hyperlink w:anchor="_Toc237270763" w:history="1">
+          <w:hyperlink w:anchor="_Toc237428701" w:history="1">
             <w:r>
               <w:rPr>
                 <w:rStyle w:val="Hyperlink"/>
@@ -647,7 +647,7 @@
                 <w:noProof/>
                 <w:webHidden/>
               </w:rPr>
-              <w:instrText xml:space="preserve"> PAGEREF _Toc237270763 \h </w:instrText>
+              <w:instrText xml:space="preserve"> PAGEREF _Toc237428701 \h </w:instrText>
             </w:r>
             <w:r>
               <w:rPr>
@@ -667,7 +667,7 @@
                 <w:noProof/>
                 <w:webHidden/>
               </w:rPr>
-              <w:t>5</w:t>
+              <w:t>6</w:t>
             </w:r>
             <w:r>
               <w:rPr>
@@ -689,7 +689,7 @@
               <w:noProof/>
             </w:rPr>
           </w:pPr>
-          <w:hyperlink w:anchor="_Toc237270764" w:history="1">
+          <w:hyperlink w:anchor="_Toc237428702" w:history="1">
             <w:r>
               <w:rPr>
                 <w:rStyle w:val="Hyperlink"/>
@@ -716,7 +716,7 @@
                 <w:noProof/>
                 <w:webHidden/>
               </w:rPr>
-              <w:instrText xml:space="preserve"> PAGEREF _Toc237270764 \h </w:instrText>
+              <w:instrText xml:space="preserve"> PAGEREF _Toc237428702 \h </w:instrText>
             </w:r>
             <w:r>
               <w:rPr>
@@ -736,7 +736,7 @@
                 <w:noProof/>
                 <w:webHidden/>
               </w:rPr>
-              <w:t>6</w:t>
+              <w:t>7</w:t>
             </w:r>
             <w:r>
               <w:rPr>
@@ -758,7 +758,7 @@
               <w:noProof/>
             </w:rPr>
           </w:pPr>
-          <w:hyperlink w:anchor="_Toc237270765" w:history="1">
+          <w:hyperlink w:anchor="_Toc237428703" w:history="1">
             <w:r>
               <w:rPr>
                 <w:rStyle w:val="Hyperlink"/>
@@ -785,7 +785,7 @@
                 <w:noProof/>
                 <w:webHidden/>
               </w:rPr>
-              <w:instrText xml:space="preserve"> PAGEREF _Toc237270765 \h </w:instrText>
+              <w:instrText xml:space="preserve"> PAGEREF _Toc237428703 \h </w:instrText>
             </w:r>
             <w:r>
               <w:rPr>
@@ -805,7 +805,7 @@
                 <w:noProof/>
                 <w:webHidden/>
               </w:rPr>
-              <w:t>6</w:t>
+              <w:t>7</w:t>
             </w:r>
             <w:r>
               <w:rPr>
@@ -827,13 +827,13 @@
               <w:noProof/>
             </w:rPr>
           </w:pPr>
-          <w:hyperlink w:anchor="_Toc237270766" w:history="1">
+          <w:hyperlink w:anchor="_Toc237428704" w:history="1">
             <w:r>
               <w:rPr>
                 <w:rStyle w:val="Hyperlink"/>
                 <w:noProof/>
               </w:rPr>
-              <w:t>Technician Expertise and Aircraft model summary</w:t>
+              <w:t>Technician Expertise and Aircraft model summary (Query 5)</w:t>
             </w:r>
             <w:r>
               <w:rPr>
@@ -854,7 +854,7 @@
                 <w:noProof/>
                 <w:webHidden/>
               </w:rPr>
-              <w:instrText xml:space="preserve"> PAGEREF _Toc237270766 \h </w:instrText>
+              <w:instrText xml:space="preserve"> PAGEREF _Toc237428704 \h </w:instrText>
             </w:r>
             <w:r>
               <w:rPr>
@@ -874,7 +874,7 @@
                 <w:noProof/>
                 <w:webHidden/>
               </w:rPr>
-              <w:t>6</w:t>
+              <w:t>7</w:t>
             </w:r>
             <w:r>
               <w:rPr>
@@ -896,7 +896,7 @@
               <w:noProof/>
             </w:rPr>
           </w:pPr>
-          <w:hyperlink w:anchor="_Toc237270767" w:history="1">
+          <w:hyperlink w:anchor="_Toc237428705" w:history="1">
             <w:r>
               <w:rPr>
                 <w:rStyle w:val="Hyperlink"/>
@@ -923,7 +923,7 @@
                 <w:noProof/>
                 <w:webHidden/>
               </w:rPr>
-              <w:instrText xml:space="preserve"> PAGEREF _Toc237270767 \h </w:instrText>
+              <w:instrText xml:space="preserve"> PAGEREF _Toc237428705 \h </w:instrText>
             </w:r>
             <w:r>
               <w:rPr>
@@ -943,7 +943,214 @@
                 <w:noProof/>
                 <w:webHidden/>
               </w:rPr>
-              <w:t>7</w:t>
+              <w:t>8</w:t>
+            </w:r>
+            <w:r>
+              <w:rPr>
+                <w:noProof/>
+                <w:webHidden/>
+              </w:rPr>
+              <w:fldChar w:fldCharType="end"/>
+            </w:r>
+          </w:hyperlink>
+        </w:p>
+        <w:p>
+          <w:pPr>
+            <w:pStyle w:val="TOC2"/>
+            <w:tabs>
+              <w:tab w:val="right" w:leader="dot" w:pos="9350"/>
+            </w:tabs>
+            <w:rPr>
+              <w:rFonts w:asciiTheme="minorHAnsi" w:eastAsiaTheme="minorEastAsia" w:hAnsiTheme="minorHAnsi"/>
+              <w:noProof/>
+            </w:rPr>
+          </w:pPr>
+          <w:hyperlink w:anchor="_Toc237428706" w:history="1">
+            <w:r>
+              <w:rPr>
+                <w:rStyle w:val="Hyperlink"/>
+                <w:noProof/>
+              </w:rPr>
+              <w:t>Constraint and Key Test Plan</w:t>
+            </w:r>
+            <w:r>
+              <w:rPr>
+                <w:noProof/>
+                <w:webHidden/>
+              </w:rPr>
+              <w:tab/>
+            </w:r>
+            <w:r>
+              <w:rPr>
+                <w:noProof/>
+                <w:webHidden/>
+              </w:rPr>
+              <w:fldChar w:fldCharType="begin"/>
+            </w:r>
+            <w:r>
+              <w:rPr>
+                <w:noProof/>
+                <w:webHidden/>
+              </w:rPr>
+              <w:instrText xml:space="preserve"> PAGEREF _Toc237428706 \h </w:instrText>
+            </w:r>
+            <w:r>
+              <w:rPr>
+                <w:noProof/>
+                <w:webHidden/>
+              </w:rPr>
+            </w:r>
+            <w:r>
+              <w:rPr>
+                <w:noProof/>
+                <w:webHidden/>
+              </w:rPr>
+              <w:fldChar w:fldCharType="separate"/>
+            </w:r>
+            <w:r>
+              <w:rPr>
+                <w:noProof/>
+                <w:webHidden/>
+              </w:rPr>
+              <w:t>9</w:t>
+            </w:r>
+            <w:r>
+              <w:rPr>
+                <w:noProof/>
+                <w:webHidden/>
+              </w:rPr>
+              <w:fldChar w:fldCharType="end"/>
+            </w:r>
+          </w:hyperlink>
+        </w:p>
+        <w:p>
+          <w:pPr>
+            <w:pStyle w:val="TOC3"/>
+            <w:tabs>
+              <w:tab w:val="right" w:leader="dot" w:pos="9350"/>
+            </w:tabs>
+            <w:rPr>
+              <w:rFonts w:asciiTheme="minorHAnsi" w:eastAsiaTheme="minorEastAsia" w:hAnsiTheme="minorHAnsi"/>
+              <w:noProof/>
+            </w:rPr>
+          </w:pPr>
+          <w:hyperlink w:anchor="_Toc237428707" w:history="1">
+            <w:r>
+              <w:rPr>
+                <w:rStyle w:val="Hyperlink"/>
+                <w:noProof/>
+              </w:rPr>
+              <w:t>Foreign Key Testing</w:t>
+            </w:r>
+            <w:r>
+              <w:rPr>
+                <w:noProof/>
+                <w:webHidden/>
+              </w:rPr>
+              <w:tab/>
+            </w:r>
+            <w:r>
+              <w:rPr>
+                <w:noProof/>
+                <w:webHidden/>
+              </w:rPr>
+              <w:fldChar w:fldCharType="begin"/>
+            </w:r>
+            <w:r>
+              <w:rPr>
+                <w:noProof/>
+                <w:webHidden/>
+              </w:rPr>
+              <w:instrText xml:space="preserve"> PAGEREF _Toc237428707 \h </w:instrText>
+            </w:r>
+            <w:r>
+              <w:rPr>
+                <w:noProof/>
+                <w:webHidden/>
+              </w:rPr>
+            </w:r>
+            <w:r>
+              <w:rPr>
+                <w:noProof/>
+                <w:webHidden/>
+              </w:rPr>
+              <w:fldChar w:fldCharType="separate"/>
+            </w:r>
+            <w:r>
+              <w:rPr>
+                <w:noProof/>
+                <w:webHidden/>
+              </w:rPr>
+              <w:t>9</w:t>
+            </w:r>
+            <w:r>
+              <w:rPr>
+                <w:noProof/>
+                <w:webHidden/>
+              </w:rPr>
+              <w:fldChar w:fldCharType="end"/>
+            </w:r>
+          </w:hyperlink>
+        </w:p>
+        <w:p>
+          <w:pPr>
+            <w:pStyle w:val="TOC3"/>
+            <w:tabs>
+              <w:tab w:val="right" w:leader="dot" w:pos="9350"/>
+            </w:tabs>
+            <w:rPr>
+              <w:rFonts w:asciiTheme="minorHAnsi" w:eastAsiaTheme="minorEastAsia" w:hAnsiTheme="minorHAnsi"/>
+              <w:noProof/>
+            </w:rPr>
+          </w:pPr>
+          <w:hyperlink w:anchor="_Toc237428708" w:history="1">
+            <w:r>
+              <w:rPr>
+                <w:rStyle w:val="Hyperlink"/>
+                <w:noProof/>
+              </w:rPr>
+              <w:t>Primary Key and Length Testing</w:t>
+            </w:r>
+            <w:r>
+              <w:rPr>
+                <w:noProof/>
+                <w:webHidden/>
+              </w:rPr>
+              <w:tab/>
+            </w:r>
+            <w:r>
+              <w:rPr>
+                <w:noProof/>
+                <w:webHidden/>
+              </w:rPr>
+              <w:fldChar w:fldCharType="begin"/>
+            </w:r>
+            <w:r>
+              <w:rPr>
+                <w:noProof/>
+                <w:webHidden/>
+              </w:rPr>
+              <w:instrText xml:space="preserve"> PAGEREF _Toc237428708 \h </w:instrText>
+            </w:r>
+            <w:r>
+              <w:rPr>
+                <w:noProof/>
+                <w:webHidden/>
+              </w:rPr>
+            </w:r>
+            <w:r>
+              <w:rPr>
+                <w:noProof/>
+                <w:webHidden/>
+              </w:rPr>
+              <w:fldChar w:fldCharType="separate"/>
+            </w:r>
+            <w:r>
+              <w:rPr>
+                <w:noProof/>
+                <w:webHidden/>
+              </w:rPr>
+              <w:t>9</w:t>
             </w:r>
             <w:r>
               <w:rPr>
@@ -965,7 +1172,7 @@
               <w:noProof/>
             </w:rPr>
           </w:pPr>
-          <w:hyperlink w:anchor="_Toc237270768" w:history="1">
+          <w:hyperlink w:anchor="_Toc237428709" w:history="1">
             <w:r>
               <w:rPr>
                 <w:rStyle w:val="Hyperlink"/>
@@ -992,7 +1199,7 @@
                 <w:noProof/>
                 <w:webHidden/>
               </w:rPr>
-              <w:instrText xml:space="preserve"> PAGEREF _Toc237270768 \h </w:instrText>
+              <w:instrText xml:space="preserve"> PAGEREF _Toc237428709 \h </w:instrText>
             </w:r>
             <w:r>
               <w:rPr>
@@ -1012,7 +1219,7 @@
                 <w:noProof/>
                 <w:webHidden/>
               </w:rPr>
-              <w:t>9</w:t>
+              <w:t>10</w:t>
             </w:r>
             <w:r>
               <w:rPr>
@@ -1034,7 +1241,7 @@
               <w:noProof/>
             </w:rPr>
           </w:pPr>
-          <w:hyperlink w:anchor="_Toc237270769" w:history="1">
+          <w:hyperlink w:anchor="_Toc237428710" w:history="1">
             <w:r>
               <w:rPr>
                 <w:rStyle w:val="Hyperlink"/>
@@ -1061,7 +1268,7 @@
                 <w:noProof/>
                 <w:webHidden/>
               </w:rPr>
-              <w:instrText xml:space="preserve"> PAGEREF _Toc237270769 \h </w:instrText>
+              <w:instrText xml:space="preserve"> PAGEREF _Toc237428710 \h </w:instrText>
             </w:r>
             <w:r>
               <w:rPr>
@@ -1081,7 +1288,7 @@
                 <w:noProof/>
                 <w:webHidden/>
               </w:rPr>
-              <w:t>9</w:t>
+              <w:t>10</w:t>
             </w:r>
             <w:r>
               <w:rPr>
@@ -1103,7 +1310,7 @@
               <w:noProof/>
             </w:rPr>
           </w:pPr>
-          <w:hyperlink w:anchor="_Toc237270770" w:history="1">
+          <w:hyperlink w:anchor="_Toc237428711" w:history="1">
             <w:r>
               <w:rPr>
                 <w:rStyle w:val="Hyperlink"/>
@@ -1130,7 +1337,7 @@
                 <w:noProof/>
                 <w:webHidden/>
               </w:rPr>
-              <w:instrText xml:space="preserve"> PAGEREF _Toc237270770 \h </w:instrText>
+              <w:instrText xml:space="preserve"> PAGEREF _Toc237428711 \h </w:instrText>
             </w:r>
             <w:r>
               <w:rPr>
@@ -1150,7 +1357,7 @@
                 <w:noProof/>
                 <w:webHidden/>
               </w:rPr>
-              <w:t>10</w:t>
+              <w:t>11</w:t>
             </w:r>
             <w:r>
               <w:rPr>
@@ -1172,7 +1379,7 @@
               <w:noProof/>
             </w:rPr>
           </w:pPr>
-          <w:hyperlink w:anchor="_Toc237270771" w:history="1">
+          <w:hyperlink w:anchor="_Toc237428712" w:history="1">
             <w:r>
               <w:rPr>
                 <w:rStyle w:val="Hyperlink"/>
@@ -1199,7 +1406,7 @@
                 <w:noProof/>
                 <w:webHidden/>
               </w:rPr>
-              <w:instrText xml:space="preserve"> PAGEREF _Toc237270771 \h </w:instrText>
+              <w:instrText xml:space="preserve"> PAGEREF _Toc237428712 \h </w:instrText>
             </w:r>
             <w:r>
               <w:rPr>
@@ -1219,7 +1426,7 @@
                 <w:noProof/>
                 <w:webHidden/>
               </w:rPr>
-              <w:t>11</w:t>
+              <w:t>12</w:t>
             </w:r>
             <w:r>
               <w:rPr>
@@ -1241,7 +1448,7 @@
               <w:noProof/>
             </w:rPr>
           </w:pPr>
-          <w:hyperlink w:anchor="_Toc237270772" w:history="1">
+          <w:hyperlink w:anchor="_Toc237428713" w:history="1">
             <w:r>
               <w:rPr>
                 <w:rStyle w:val="Hyperlink"/>
@@ -1268,7 +1475,7 @@
                 <w:noProof/>
                 <w:webHidden/>
               </w:rPr>
-              <w:instrText xml:space="preserve"> PAGEREF _Toc237270772 \h </w:instrText>
+              <w:instrText xml:space="preserve"> PAGEREF _Toc237428713 \h </w:instrText>
             </w:r>
             <w:r>
               <w:rPr>
@@ -1288,7 +1495,7 @@
                 <w:noProof/>
                 <w:webHidden/>
               </w:rPr>
-              <w:t>11</w:t>
+              <w:t>12</w:t>
             </w:r>
             <w:r>
               <w:rPr>
@@ -1310,7 +1517,7 @@
               <w:noProof/>
             </w:rPr>
           </w:pPr>
-          <w:hyperlink w:anchor="_Toc237270773" w:history="1">
+          <w:hyperlink w:anchor="_Toc237428714" w:history="1">
             <w:r>
               <w:rPr>
                 <w:rStyle w:val="Hyperlink"/>
@@ -1337,7 +1544,7 @@
                 <w:noProof/>
                 <w:webHidden/>
               </w:rPr>
-              <w:instrText xml:space="preserve"> PAGEREF _Toc237270773 \h </w:instrText>
+              <w:instrText xml:space="preserve"> PAGEREF _Toc237428714 \h </w:instrText>
             </w:r>
             <w:r>
               <w:rPr>
@@ -1357,7 +1564,7 @@
                 <w:noProof/>
                 <w:webHidden/>
               </w:rPr>
-              <w:t>12</w:t>
+              <w:t>13</w:t>
             </w:r>
             <w:r>
               <w:rPr>
@@ -1379,7 +1586,7 @@
               <w:noProof/>
             </w:rPr>
           </w:pPr>
-          <w:hyperlink w:anchor="_Toc237270774" w:history="1">
+          <w:hyperlink w:anchor="_Toc237428715" w:history="1">
             <w:r>
               <w:rPr>
                 <w:rStyle w:val="Hyperlink"/>
@@ -1406,7 +1613,7 @@
                 <w:noProof/>
                 <w:webHidden/>
               </w:rPr>
-              <w:instrText xml:space="preserve"> PAGEREF _Toc237270774 \h </w:instrText>
+              <w:instrText xml:space="preserve"> PAGEREF _Toc237428715 \h </w:instrText>
             </w:r>
             <w:r>
               <w:rPr>
@@ -1426,7 +1633,76 @@
                 <w:noProof/>
                 <w:webHidden/>
               </w:rPr>
-              <w:t>12</w:t>
+              <w:t>13</w:t>
+            </w:r>
+            <w:r>
+              <w:rPr>
+                <w:noProof/>
+                <w:webHidden/>
+              </w:rPr>
+              <w:fldChar w:fldCharType="end"/>
+            </w:r>
+          </w:hyperlink>
+        </w:p>
+        <w:p>
+          <w:pPr>
+            <w:pStyle w:val="TOC1"/>
+            <w:tabs>
+              <w:tab w:val="right" w:leader="dot" w:pos="9350"/>
+            </w:tabs>
+            <w:rPr>
+              <w:rFonts w:asciiTheme="minorHAnsi" w:eastAsiaTheme="minorEastAsia" w:hAnsiTheme="minorHAnsi"/>
+              <w:noProof/>
+            </w:rPr>
+          </w:pPr>
+          <w:hyperlink w:anchor="_Toc237428716" w:history="1">
+            <w:r>
+              <w:rPr>
+                <w:rStyle w:val="Hyperlink"/>
+                <w:noProof/>
+              </w:rPr>
+              <w:t>Task D</w:t>
+            </w:r>
+            <w:r>
+              <w:rPr>
+                <w:noProof/>
+                <w:webHidden/>
+              </w:rPr>
+              <w:tab/>
+            </w:r>
+            <w:r>
+              <w:rPr>
+                <w:noProof/>
+                <w:webHidden/>
+              </w:rPr>
+              <w:fldChar w:fldCharType="begin"/>
+            </w:r>
+            <w:r>
+              <w:rPr>
+                <w:noProof/>
+                <w:webHidden/>
+              </w:rPr>
+              <w:instrText xml:space="preserve"> PAGEREF _Toc237428716 \h </w:instrText>
+            </w:r>
+            <w:r>
+              <w:rPr>
+                <w:noProof/>
+                <w:webHidden/>
+              </w:rPr>
+            </w:r>
+            <w:r>
+              <w:rPr>
+                <w:noProof/>
+                <w:webHidden/>
+              </w:rPr>
+              <w:fldChar w:fldCharType="separate"/>
+            </w:r>
+            <w:r>
+              <w:rPr>
+                <w:noProof/>
+                <w:webHidden/>
+              </w:rPr>
+              <w:t>14</w:t>
             </w:r>
             <w:r>
               <w:rPr>
@@ -1448,13 +1724,13 @@
               <w:noProof/>
             </w:rPr>
           </w:pPr>
-          <w:hyperlink w:anchor="_Toc237270775" w:history="1">
+          <w:hyperlink w:anchor="_Toc237428717" w:history="1">
             <w:r>
               <w:rPr>
                 <w:rStyle w:val="Hyperlink"/>
                 <w:noProof/>
               </w:rPr>
-              <w:t>Task D</w:t>
+              <w:t>DDL and DML statements</w:t>
             </w:r>
             <w:r>
               <w:rPr>
@@ -1475,7 +1751,7 @@
                 <w:noProof/>
                 <w:webHidden/>
               </w:rPr>
-              <w:instrText xml:space="preserve"> PAGEREF _Toc237270775 \h </w:instrText>
+              <w:instrText xml:space="preserve"> PAGEREF _Toc237428717 \h </w:instrText>
             </w:r>
             <w:r>
               <w:rPr>
@@ -1495,7 +1771,1456 @@
                 <w:noProof/>
                 <w:webHidden/>
               </w:rPr>
-              <w:t>13</w:t>
+              <w:t>14</w:t>
+            </w:r>
+            <w:r>
+              <w:rPr>
+                <w:noProof/>
+                <w:webHidden/>
+              </w:rPr>
+              <w:fldChar w:fldCharType="end"/>
+            </w:r>
+          </w:hyperlink>
+        </w:p>
+        <w:p>
+          <w:pPr>
+            <w:pStyle w:val="TOC2"/>
+            <w:tabs>
+              <w:tab w:val="right" w:leader="dot" w:pos="9350"/>
+            </w:tabs>
+            <w:rPr>
+              <w:rFonts w:asciiTheme="minorHAnsi" w:eastAsiaTheme="minorEastAsia" w:hAnsiTheme="minorHAnsi"/>
+              <w:noProof/>
+            </w:rPr>
+          </w:pPr>
+          <w:hyperlink w:anchor="_Toc237428718" w:history="1">
+            <w:r>
+              <w:rPr>
+                <w:rStyle w:val="Hyperlink"/>
+                <w:noProof/>
+              </w:rPr>
+              <w:t>Data Definition Language (DDL) Implementation</w:t>
+            </w:r>
+            <w:r>
+              <w:rPr>
+                <w:noProof/>
+                <w:webHidden/>
+              </w:rPr>
+              <w:tab/>
+            </w:r>
+            <w:r>
+              <w:rPr>
+                <w:noProof/>
+                <w:webHidden/>
+              </w:rPr>
+              <w:fldChar w:fldCharType="begin"/>
+            </w:r>
+            <w:r>
+              <w:rPr>
+                <w:noProof/>
+                <w:webHidden/>
+              </w:rPr>
+              <w:instrText xml:space="preserve"> PAGEREF _Toc237428718 \h </w:instrText>
+            </w:r>
+            <w:r>
+              <w:rPr>
+                <w:noProof/>
+                <w:webHidden/>
+              </w:rPr>
+            </w:r>
+            <w:r>
+              <w:rPr>
+                <w:noProof/>
+                <w:webHidden/>
+              </w:rPr>
+              <w:fldChar w:fldCharType="separate"/>
+            </w:r>
+            <w:r>
+              <w:rPr>
+                <w:noProof/>
+                <w:webHidden/>
+              </w:rPr>
+              <w:t>14</w:t>
+            </w:r>
+            <w:r>
+              <w:rPr>
+                <w:noProof/>
+                <w:webHidden/>
+              </w:rPr>
+              <w:fldChar w:fldCharType="end"/>
+            </w:r>
+          </w:hyperlink>
+        </w:p>
+        <w:p>
+          <w:pPr>
+            <w:pStyle w:val="TOC3"/>
+            <w:tabs>
+              <w:tab w:val="right" w:leader="dot" w:pos="9350"/>
+            </w:tabs>
+            <w:rPr>
+              <w:rFonts w:asciiTheme="minorHAnsi" w:eastAsiaTheme="minorEastAsia" w:hAnsiTheme="minorHAnsi"/>
+              <w:noProof/>
+            </w:rPr>
+          </w:pPr>
+          <w:hyperlink w:anchor="_Toc237428719" w:history="1">
+            <w:r>
+              <w:rPr>
+                <w:rStyle w:val="Hyperlink"/>
+                <w:noProof/>
+              </w:rPr>
+              <w:t>Union Table</w:t>
+            </w:r>
+            <w:r>
+              <w:rPr>
+                <w:noProof/>
+                <w:webHidden/>
+              </w:rPr>
+              <w:tab/>
+            </w:r>
+            <w:r>
+              <w:rPr>
+                <w:noProof/>
+                <w:webHidden/>
+              </w:rPr>
+              <w:fldChar w:fldCharType="begin"/>
+            </w:r>
+            <w:r>
+              <w:rPr>
+                <w:noProof/>
+                <w:webHidden/>
+              </w:rPr>
+              <w:instrText xml:space="preserve"> PAGEREF _Toc237428719 \h </w:instrText>
+            </w:r>
+            <w:r>
+              <w:rPr>
+                <w:noProof/>
+                <w:webHidden/>
+              </w:rPr>
+            </w:r>
+            <w:r>
+              <w:rPr>
+                <w:noProof/>
+                <w:webHidden/>
+              </w:rPr>
+              <w:fldChar w:fldCharType="separate"/>
+            </w:r>
+            <w:r>
+              <w:rPr>
+                <w:noProof/>
+                <w:webHidden/>
+              </w:rPr>
+              <w:t>14</w:t>
+            </w:r>
+            <w:r>
+              <w:rPr>
+                <w:noProof/>
+                <w:webHidden/>
+              </w:rPr>
+              <w:fldChar w:fldCharType="end"/>
+            </w:r>
+          </w:hyperlink>
+        </w:p>
+        <w:p>
+          <w:pPr>
+            <w:pStyle w:val="TOC3"/>
+            <w:tabs>
+              <w:tab w:val="right" w:leader="dot" w:pos="9350"/>
+            </w:tabs>
+            <w:rPr>
+              <w:rFonts w:asciiTheme="minorHAnsi" w:eastAsiaTheme="minorEastAsia" w:hAnsiTheme="minorHAnsi"/>
+              <w:noProof/>
+            </w:rPr>
+          </w:pPr>
+          <w:hyperlink w:anchor="_Toc237428720" w:history="1">
+            <w:r>
+              <w:rPr>
+                <w:rStyle w:val="Hyperlink"/>
+                <w:noProof/>
+              </w:rPr>
+              <w:t>Employee Table</w:t>
+            </w:r>
+            <w:r>
+              <w:rPr>
+                <w:noProof/>
+                <w:webHidden/>
+              </w:rPr>
+              <w:tab/>
+            </w:r>
+            <w:r>
+              <w:rPr>
+                <w:noProof/>
+                <w:webHidden/>
+              </w:rPr>
+              <w:fldChar w:fldCharType="begin"/>
+            </w:r>
+            <w:r>
+              <w:rPr>
+                <w:noProof/>
+                <w:webHidden/>
+              </w:rPr>
+              <w:instrText xml:space="preserve"> PAGEREF _Toc237428720 \h </w:instrText>
+            </w:r>
+            <w:r>
+              <w:rPr>
+                <w:noProof/>
+                <w:webHidden/>
+              </w:rPr>
+            </w:r>
+            <w:r>
+              <w:rPr>
+                <w:noProof/>
+                <w:webHidden/>
+              </w:rPr>
+              <w:fldChar w:fldCharType="separate"/>
+            </w:r>
+            <w:r>
+              <w:rPr>
+                <w:noProof/>
+                <w:webHidden/>
+              </w:rPr>
+              <w:t>15</w:t>
+            </w:r>
+            <w:r>
+              <w:rPr>
+                <w:noProof/>
+                <w:webHidden/>
+              </w:rPr>
+              <w:fldChar w:fldCharType="end"/>
+            </w:r>
+          </w:hyperlink>
+        </w:p>
+        <w:p>
+          <w:pPr>
+            <w:pStyle w:val="TOC3"/>
+            <w:tabs>
+              <w:tab w:val="right" w:leader="dot" w:pos="9350"/>
+            </w:tabs>
+            <w:rPr>
+              <w:rFonts w:asciiTheme="minorHAnsi" w:eastAsiaTheme="minorEastAsia" w:hAnsiTheme="minorHAnsi"/>
+              <w:noProof/>
+            </w:rPr>
+          </w:pPr>
+          <w:hyperlink w:anchor="_Toc237428721" w:history="1">
+            <w:r>
+              <w:rPr>
+                <w:rStyle w:val="Hyperlink"/>
+                <w:noProof/>
+              </w:rPr>
+              <w:t>Airplane models</w:t>
+            </w:r>
+            <w:r>
+              <w:rPr>
+                <w:noProof/>
+                <w:webHidden/>
+              </w:rPr>
+              <w:tab/>
+            </w:r>
+            <w:r>
+              <w:rPr>
+                <w:noProof/>
+                <w:webHidden/>
+              </w:rPr>
+              <w:fldChar w:fldCharType="begin"/>
+            </w:r>
+            <w:r>
+              <w:rPr>
+                <w:noProof/>
+                <w:webHidden/>
+              </w:rPr>
+              <w:instrText xml:space="preserve"> PAGEREF _Toc237428721 \h </w:instrText>
+            </w:r>
+            <w:r>
+              <w:rPr>
+                <w:noProof/>
+                <w:webHidden/>
+              </w:rPr>
+            </w:r>
+            <w:r>
+              <w:rPr>
+                <w:noProof/>
+                <w:webHidden/>
+              </w:rPr>
+              <w:fldChar w:fldCharType="separate"/>
+            </w:r>
+            <w:r>
+              <w:rPr>
+                <w:noProof/>
+                <w:webHidden/>
+              </w:rPr>
+              <w:t>16</w:t>
+            </w:r>
+            <w:r>
+              <w:rPr>
+                <w:noProof/>
+                <w:webHidden/>
+              </w:rPr>
+              <w:fldChar w:fldCharType="end"/>
+            </w:r>
+          </w:hyperlink>
+        </w:p>
+        <w:p>
+          <w:pPr>
+            <w:pStyle w:val="TOC3"/>
+            <w:tabs>
+              <w:tab w:val="right" w:leader="dot" w:pos="9350"/>
+            </w:tabs>
+            <w:rPr>
+              <w:rFonts w:asciiTheme="minorHAnsi" w:eastAsiaTheme="minorEastAsia" w:hAnsiTheme="minorHAnsi"/>
+              <w:noProof/>
+            </w:rPr>
+          </w:pPr>
+          <w:hyperlink w:anchor="_Toc237428722" w:history="1">
+            <w:r>
+              <w:rPr>
+                <w:rStyle w:val="Hyperlink"/>
+                <w:noProof/>
+              </w:rPr>
+              <w:t>Airplane Table</w:t>
+            </w:r>
+            <w:r>
+              <w:rPr>
+                <w:noProof/>
+                <w:webHidden/>
+              </w:rPr>
+              <w:tab/>
+            </w:r>
+            <w:r>
+              <w:rPr>
+                <w:noProof/>
+                <w:webHidden/>
+              </w:rPr>
+              <w:fldChar w:fldCharType="begin"/>
+            </w:r>
+            <w:r>
+              <w:rPr>
+                <w:noProof/>
+                <w:webHidden/>
+              </w:rPr>
+              <w:instrText xml:space="preserve"> PAGEREF _Toc237428722 \h </w:instrText>
+            </w:r>
+            <w:r>
+              <w:rPr>
+                <w:noProof/>
+                <w:webHidden/>
+              </w:rPr>
+            </w:r>
+            <w:r>
+              <w:rPr>
+                <w:noProof/>
+                <w:webHidden/>
+              </w:rPr>
+              <w:fldChar w:fldCharType="separate"/>
+            </w:r>
+            <w:r>
+              <w:rPr>
+                <w:noProof/>
+                <w:webHidden/>
+              </w:rPr>
+              <w:t>17</w:t>
+            </w:r>
+            <w:r>
+              <w:rPr>
+                <w:noProof/>
+                <w:webHidden/>
+              </w:rPr>
+              <w:fldChar w:fldCharType="end"/>
+            </w:r>
+          </w:hyperlink>
+        </w:p>
+        <w:p>
+          <w:pPr>
+            <w:pStyle w:val="TOC3"/>
+            <w:tabs>
+              <w:tab w:val="right" w:leader="dot" w:pos="9350"/>
+            </w:tabs>
+            <w:rPr>
+              <w:rFonts w:asciiTheme="minorHAnsi" w:eastAsiaTheme="minorEastAsia" w:hAnsiTheme="minorHAnsi"/>
+              <w:noProof/>
+            </w:rPr>
+          </w:pPr>
+          <w:hyperlink w:anchor="_Toc237428723" w:history="1">
+            <w:r>
+              <w:rPr>
+                <w:rStyle w:val="Hyperlink"/>
+                <w:noProof/>
+              </w:rPr>
+              <w:t>Technicians Table</w:t>
+            </w:r>
+            <w:r>
+              <w:rPr>
+                <w:noProof/>
+                <w:webHidden/>
+              </w:rPr>
+              <w:tab/>
+            </w:r>
+            <w:r>
+              <w:rPr>
+                <w:noProof/>
+                <w:webHidden/>
+              </w:rPr>
+              <w:fldChar w:fldCharType="begin"/>
+            </w:r>
+            <w:r>
+              <w:rPr>
+                <w:noProof/>
+                <w:webHidden/>
+              </w:rPr>
+              <w:instrText xml:space="preserve"> PAGEREF _Toc237428723 \h </w:instrText>
+            </w:r>
+            <w:r>
+              <w:rPr>
+                <w:noProof/>
+                <w:webHidden/>
+              </w:rPr>
+            </w:r>
+            <w:r>
+              <w:rPr>
+                <w:noProof/>
+                <w:webHidden/>
+              </w:rPr>
+              <w:fldChar w:fldCharType="separate"/>
+            </w:r>
+            <w:r>
+              <w:rPr>
+                <w:noProof/>
+                <w:webHidden/>
+              </w:rPr>
+              <w:t>18</w:t>
+            </w:r>
+            <w:r>
+              <w:rPr>
+                <w:noProof/>
+                <w:webHidden/>
+              </w:rPr>
+              <w:fldChar w:fldCharType="end"/>
+            </w:r>
+          </w:hyperlink>
+        </w:p>
+        <w:p>
+          <w:pPr>
+            <w:pStyle w:val="TOC3"/>
+            <w:tabs>
+              <w:tab w:val="right" w:leader="dot" w:pos="9350"/>
+            </w:tabs>
+            <w:rPr>
+              <w:rFonts w:asciiTheme="minorHAnsi" w:eastAsiaTheme="minorEastAsia" w:hAnsiTheme="minorHAnsi"/>
+              <w:noProof/>
+            </w:rPr>
+          </w:pPr>
+          <w:hyperlink w:anchor="_Toc237428724" w:history="1">
+            <w:r>
+              <w:rPr>
+                <w:rStyle w:val="Hyperlink"/>
+                <w:noProof/>
+              </w:rPr>
+              <w:t>Traffic controller table</w:t>
+            </w:r>
+            <w:r>
+              <w:rPr>
+                <w:noProof/>
+                <w:webHidden/>
+              </w:rPr>
+              <w:tab/>
+            </w:r>
+            <w:r>
+              <w:rPr>
+                <w:noProof/>
+                <w:webHidden/>
+              </w:rPr>
+              <w:fldChar w:fldCharType="begin"/>
+            </w:r>
+            <w:r>
+              <w:rPr>
+                <w:noProof/>
+                <w:webHidden/>
+              </w:rPr>
+              <w:instrText xml:space="preserve"> PAGEREF _Toc237428724 \h </w:instrText>
+            </w:r>
+            <w:r>
+              <w:rPr>
+                <w:noProof/>
+                <w:webHidden/>
+              </w:rPr>
+            </w:r>
+            <w:r>
+              <w:rPr>
+                <w:noProof/>
+                <w:webHidden/>
+              </w:rPr>
+              <w:fldChar w:fldCharType="separate"/>
+            </w:r>
+            <w:r>
+              <w:rPr>
+                <w:noProof/>
+                <w:webHidden/>
+              </w:rPr>
+              <w:t>19</w:t>
+            </w:r>
+            <w:r>
+              <w:rPr>
+                <w:noProof/>
+                <w:webHidden/>
+              </w:rPr>
+              <w:fldChar w:fldCharType="end"/>
+            </w:r>
+          </w:hyperlink>
+        </w:p>
+        <w:p>
+          <w:pPr>
+            <w:pStyle w:val="TOC3"/>
+            <w:tabs>
+              <w:tab w:val="right" w:leader="dot" w:pos="9350"/>
+            </w:tabs>
+            <w:rPr>
+              <w:rFonts w:asciiTheme="minorHAnsi" w:eastAsiaTheme="minorEastAsia" w:hAnsiTheme="minorHAnsi"/>
+              <w:noProof/>
+            </w:rPr>
+          </w:pPr>
+          <w:hyperlink w:anchor="_Toc237428725" w:history="1">
+            <w:r>
+              <w:rPr>
+                <w:rStyle w:val="Hyperlink"/>
+                <w:noProof/>
+              </w:rPr>
+              <w:t>Technician expertise</w:t>
+            </w:r>
+            <w:r>
+              <w:rPr>
+                <w:noProof/>
+                <w:webHidden/>
+              </w:rPr>
+              <w:tab/>
+            </w:r>
+            <w:r>
+              <w:rPr>
+                <w:noProof/>
+                <w:webHidden/>
+              </w:rPr>
+              <w:fldChar w:fldCharType="begin"/>
+            </w:r>
+            <w:r>
+              <w:rPr>
+                <w:noProof/>
+                <w:webHidden/>
+              </w:rPr>
+              <w:instrText xml:space="preserve"> PAGEREF _Toc237428725 \h </w:instrText>
+            </w:r>
+            <w:r>
+              <w:rPr>
+                <w:noProof/>
+                <w:webHidden/>
+              </w:rPr>
+            </w:r>
+            <w:r>
+              <w:rPr>
+                <w:noProof/>
+                <w:webHidden/>
+              </w:rPr>
+              <w:fldChar w:fldCharType="separate"/>
+            </w:r>
+            <w:r>
+              <w:rPr>
+                <w:noProof/>
+                <w:webHidden/>
+              </w:rPr>
+              <w:t>20</w:t>
+            </w:r>
+            <w:r>
+              <w:rPr>
+                <w:noProof/>
+                <w:webHidden/>
+              </w:rPr>
+              <w:fldChar w:fldCharType="end"/>
+            </w:r>
+          </w:hyperlink>
+        </w:p>
+        <w:p>
+          <w:pPr>
+            <w:pStyle w:val="TOC3"/>
+            <w:tabs>
+              <w:tab w:val="right" w:leader="dot" w:pos="9350"/>
+            </w:tabs>
+            <w:rPr>
+              <w:rFonts w:asciiTheme="minorHAnsi" w:eastAsiaTheme="minorEastAsia" w:hAnsiTheme="minorHAnsi"/>
+              <w:noProof/>
+            </w:rPr>
+          </w:pPr>
+          <w:hyperlink w:anchor="_Toc237428726" w:history="1">
+            <w:r>
+              <w:rPr>
+                <w:rStyle w:val="Hyperlink"/>
+                <w:noProof/>
+              </w:rPr>
+              <w:t>Airworthiness tests model table</w:t>
+            </w:r>
+            <w:r>
+              <w:rPr>
+                <w:noProof/>
+                <w:webHidden/>
+              </w:rPr>
+              <w:tab/>
+            </w:r>
+            <w:r>
+              <w:rPr>
+                <w:noProof/>
+                <w:webHidden/>
+              </w:rPr>
+              <w:fldChar w:fldCharType="begin"/>
+            </w:r>
+            <w:r>
+              <w:rPr>
+                <w:noProof/>
+                <w:webHidden/>
+              </w:rPr>
+              <w:instrText xml:space="preserve"> PAGEREF _Toc237428726 \h </w:instrText>
+            </w:r>
+            <w:r>
+              <w:rPr>
+                <w:noProof/>
+                <w:webHidden/>
+              </w:rPr>
+            </w:r>
+            <w:r>
+              <w:rPr>
+                <w:noProof/>
+                <w:webHidden/>
+              </w:rPr>
+              <w:fldChar w:fldCharType="separate"/>
+            </w:r>
+            <w:r>
+              <w:rPr>
+                <w:noProof/>
+                <w:webHidden/>
+              </w:rPr>
+              <w:t>21</w:t>
+            </w:r>
+            <w:r>
+              <w:rPr>
+                <w:noProof/>
+                <w:webHidden/>
+              </w:rPr>
+              <w:fldChar w:fldCharType="end"/>
+            </w:r>
+          </w:hyperlink>
+        </w:p>
+        <w:p>
+          <w:pPr>
+            <w:pStyle w:val="TOC3"/>
+            <w:tabs>
+              <w:tab w:val="right" w:leader="dot" w:pos="9350"/>
+            </w:tabs>
+            <w:rPr>
+              <w:rFonts w:asciiTheme="minorHAnsi" w:eastAsiaTheme="minorEastAsia" w:hAnsiTheme="minorHAnsi"/>
+              <w:noProof/>
+            </w:rPr>
+          </w:pPr>
+          <w:hyperlink w:anchor="_Toc237428727" w:history="1">
+            <w:r>
+              <w:rPr>
+                <w:rStyle w:val="Hyperlink"/>
+                <w:noProof/>
+              </w:rPr>
+              <w:t>Test events table</w:t>
+            </w:r>
+            <w:r>
+              <w:rPr>
+                <w:noProof/>
+                <w:webHidden/>
+              </w:rPr>
+              <w:tab/>
+            </w:r>
+            <w:r>
+              <w:rPr>
+                <w:noProof/>
+                <w:webHidden/>
+              </w:rPr>
+              <w:fldChar w:fldCharType="begin"/>
+            </w:r>
+            <w:r>
+              <w:rPr>
+                <w:noProof/>
+                <w:webHidden/>
+              </w:rPr>
+              <w:instrText xml:space="preserve"> PAGEREF _Toc237428727 \h </w:instrText>
+            </w:r>
+            <w:r>
+              <w:rPr>
+                <w:noProof/>
+                <w:webHidden/>
+              </w:rPr>
+            </w:r>
+            <w:r>
+              <w:rPr>
+                <w:noProof/>
+                <w:webHidden/>
+              </w:rPr>
+              <w:fldChar w:fldCharType="separate"/>
+            </w:r>
+            <w:r>
+              <w:rPr>
+                <w:noProof/>
+                <w:webHidden/>
+              </w:rPr>
+              <w:t>22</w:t>
+            </w:r>
+            <w:r>
+              <w:rPr>
+                <w:noProof/>
+                <w:webHidden/>
+              </w:rPr>
+              <w:fldChar w:fldCharType="end"/>
+            </w:r>
+          </w:hyperlink>
+        </w:p>
+        <w:p>
+          <w:pPr>
+            <w:pStyle w:val="TOC2"/>
+            <w:tabs>
+              <w:tab w:val="right" w:leader="dot" w:pos="9350"/>
+            </w:tabs>
+            <w:rPr>
+              <w:rFonts w:asciiTheme="minorHAnsi" w:eastAsiaTheme="minorEastAsia" w:hAnsiTheme="minorHAnsi"/>
+              <w:noProof/>
+            </w:rPr>
+          </w:pPr>
+          <w:hyperlink w:anchor="_Toc237428728" w:history="1">
+            <w:r>
+              <w:rPr>
+                <w:rStyle w:val="Hyperlink"/>
+                <w:noProof/>
+              </w:rPr>
+              <w:t>Data Manipulation Language (DML) Implementation</w:t>
+            </w:r>
+            <w:r>
+              <w:rPr>
+                <w:noProof/>
+                <w:webHidden/>
+              </w:rPr>
+              <w:tab/>
+            </w:r>
+            <w:r>
+              <w:rPr>
+                <w:noProof/>
+                <w:webHidden/>
+              </w:rPr>
+              <w:fldChar w:fldCharType="begin"/>
+            </w:r>
+            <w:r>
+              <w:rPr>
+                <w:noProof/>
+                <w:webHidden/>
+              </w:rPr>
+              <w:instrText xml:space="preserve"> PAGEREF _Toc237428728 \h </w:instrText>
+            </w:r>
+            <w:r>
+              <w:rPr>
+                <w:noProof/>
+                <w:webHidden/>
+              </w:rPr>
+            </w:r>
+            <w:r>
+              <w:rPr>
+                <w:noProof/>
+                <w:webHidden/>
+              </w:rPr>
+              <w:fldChar w:fldCharType="separate"/>
+            </w:r>
+            <w:r>
+              <w:rPr>
+                <w:noProof/>
+                <w:webHidden/>
+              </w:rPr>
+              <w:t>23</w:t>
+            </w:r>
+            <w:r>
+              <w:rPr>
+                <w:noProof/>
+                <w:webHidden/>
+              </w:rPr>
+              <w:fldChar w:fldCharType="end"/>
+            </w:r>
+          </w:hyperlink>
+        </w:p>
+        <w:p>
+          <w:pPr>
+            <w:pStyle w:val="TOC3"/>
+            <w:tabs>
+              <w:tab w:val="right" w:leader="dot" w:pos="9350"/>
+            </w:tabs>
+            <w:rPr>
+              <w:rFonts w:asciiTheme="minorHAnsi" w:eastAsiaTheme="minorEastAsia" w:hAnsiTheme="minorHAnsi"/>
+              <w:noProof/>
+            </w:rPr>
+          </w:pPr>
+          <w:hyperlink w:anchor="_Toc237428729" w:history="1">
+            <w:r>
+              <w:rPr>
+                <w:rStyle w:val="Hyperlink"/>
+                <w:noProof/>
+              </w:rPr>
+              <w:t>Union Table Data Insertion</w:t>
+            </w:r>
+            <w:r>
+              <w:rPr>
+                <w:noProof/>
+                <w:webHidden/>
+              </w:rPr>
+              <w:tab/>
+            </w:r>
+            <w:r>
+              <w:rPr>
+                <w:noProof/>
+                <w:webHidden/>
+              </w:rPr>
+              <w:fldChar w:fldCharType="begin"/>
+            </w:r>
+            <w:r>
+              <w:rPr>
+                <w:noProof/>
+                <w:webHidden/>
+              </w:rPr>
+              <w:instrText xml:space="preserve"> PAGEREF _Toc237428729 \h </w:instrText>
+            </w:r>
+            <w:r>
+              <w:rPr>
+                <w:noProof/>
+                <w:webHidden/>
+              </w:rPr>
+            </w:r>
+            <w:r>
+              <w:rPr>
+                <w:noProof/>
+                <w:webHidden/>
+              </w:rPr>
+              <w:fldChar w:fldCharType="separate"/>
+            </w:r>
+            <w:r>
+              <w:rPr>
+                <w:noProof/>
+                <w:webHidden/>
+              </w:rPr>
+              <w:t>23</w:t>
+            </w:r>
+            <w:r>
+              <w:rPr>
+                <w:noProof/>
+                <w:webHidden/>
+              </w:rPr>
+              <w:fldChar w:fldCharType="end"/>
+            </w:r>
+          </w:hyperlink>
+        </w:p>
+        <w:p>
+          <w:pPr>
+            <w:pStyle w:val="TOC3"/>
+            <w:tabs>
+              <w:tab w:val="right" w:leader="dot" w:pos="9350"/>
+            </w:tabs>
+            <w:rPr>
+              <w:rFonts w:asciiTheme="minorHAnsi" w:eastAsiaTheme="minorEastAsia" w:hAnsiTheme="minorHAnsi"/>
+              <w:noProof/>
+            </w:rPr>
+          </w:pPr>
+          <w:hyperlink w:anchor="_Toc237428730" w:history="1">
+            <w:r>
+              <w:rPr>
+                <w:rStyle w:val="Hyperlink"/>
+                <w:noProof/>
+              </w:rPr>
+              <w:t>Employee Table Data Insertion</w:t>
+            </w:r>
+            <w:r>
+              <w:rPr>
+                <w:noProof/>
+                <w:webHidden/>
+              </w:rPr>
+              <w:tab/>
+            </w:r>
+            <w:r>
+              <w:rPr>
+                <w:noProof/>
+                <w:webHidden/>
+              </w:rPr>
+              <w:fldChar w:fldCharType="begin"/>
+            </w:r>
+            <w:r>
+              <w:rPr>
+                <w:noProof/>
+                <w:webHidden/>
+              </w:rPr>
+              <w:instrText xml:space="preserve"> PAGEREF _Toc237428730 \h </w:instrText>
+            </w:r>
+            <w:r>
+              <w:rPr>
+                <w:noProof/>
+                <w:webHidden/>
+              </w:rPr>
+            </w:r>
+            <w:r>
+              <w:rPr>
+                <w:noProof/>
+                <w:webHidden/>
+              </w:rPr>
+              <w:fldChar w:fldCharType="separate"/>
+            </w:r>
+            <w:r>
+              <w:rPr>
+                <w:noProof/>
+                <w:webHidden/>
+              </w:rPr>
+              <w:t>24</w:t>
+            </w:r>
+            <w:r>
+              <w:rPr>
+                <w:noProof/>
+                <w:webHidden/>
+              </w:rPr>
+              <w:fldChar w:fldCharType="end"/>
+            </w:r>
+          </w:hyperlink>
+        </w:p>
+        <w:p>
+          <w:pPr>
+            <w:pStyle w:val="TOC3"/>
+            <w:tabs>
+              <w:tab w:val="right" w:leader="dot" w:pos="9350"/>
+            </w:tabs>
+            <w:rPr>
+              <w:rFonts w:asciiTheme="minorHAnsi" w:eastAsiaTheme="minorEastAsia" w:hAnsiTheme="minorHAnsi"/>
+              <w:noProof/>
+            </w:rPr>
+          </w:pPr>
+          <w:hyperlink w:anchor="_Toc237428731" w:history="1">
+            <w:r>
+              <w:rPr>
+                <w:rStyle w:val="Hyperlink"/>
+                <w:noProof/>
+              </w:rPr>
+              <w:t>Airplane Models</w:t>
+            </w:r>
+            <w:r>
+              <w:rPr>
+                <w:noProof/>
+                <w:webHidden/>
+              </w:rPr>
+              <w:tab/>
+            </w:r>
+            <w:r>
+              <w:rPr>
+                <w:noProof/>
+                <w:webHidden/>
+              </w:rPr>
+              <w:fldChar w:fldCharType="begin"/>
+            </w:r>
+            <w:r>
+              <w:rPr>
+                <w:noProof/>
+                <w:webHidden/>
+              </w:rPr>
+              <w:instrText xml:space="preserve"> PAGEREF _Toc237428731 \h </w:instrText>
+            </w:r>
+            <w:r>
+              <w:rPr>
+                <w:noProof/>
+                <w:webHidden/>
+              </w:rPr>
+            </w:r>
+            <w:r>
+              <w:rPr>
+                <w:noProof/>
+                <w:webHidden/>
+              </w:rPr>
+              <w:fldChar w:fldCharType="separate"/>
+            </w:r>
+            <w:r>
+              <w:rPr>
+                <w:noProof/>
+                <w:webHidden/>
+              </w:rPr>
+              <w:t>25</w:t>
+            </w:r>
+            <w:r>
+              <w:rPr>
+                <w:noProof/>
+                <w:webHidden/>
+              </w:rPr>
+              <w:fldChar w:fldCharType="end"/>
+            </w:r>
+          </w:hyperlink>
+        </w:p>
+        <w:p>
+          <w:pPr>
+            <w:pStyle w:val="TOC3"/>
+            <w:tabs>
+              <w:tab w:val="right" w:leader="dot" w:pos="9350"/>
+            </w:tabs>
+            <w:rPr>
+              <w:rFonts w:asciiTheme="minorHAnsi" w:eastAsiaTheme="minorEastAsia" w:hAnsiTheme="minorHAnsi"/>
+              <w:noProof/>
+            </w:rPr>
+          </w:pPr>
+          <w:hyperlink w:anchor="_Toc237428732" w:history="1">
+            <w:r>
+              <w:rPr>
+                <w:rStyle w:val="Hyperlink"/>
+                <w:noProof/>
+              </w:rPr>
+              <w:t>Airplanes</w:t>
+            </w:r>
+            <w:r>
+              <w:rPr>
+                <w:noProof/>
+                <w:webHidden/>
+              </w:rPr>
+              <w:tab/>
+            </w:r>
+            <w:r>
+              <w:rPr>
+                <w:noProof/>
+                <w:webHidden/>
+              </w:rPr>
+              <w:fldChar w:fldCharType="begin"/>
+            </w:r>
+            <w:r>
+              <w:rPr>
+                <w:noProof/>
+                <w:webHidden/>
+              </w:rPr>
+              <w:instrText xml:space="preserve"> PAGEREF _Toc237428732 \h </w:instrText>
+            </w:r>
+            <w:r>
+              <w:rPr>
+                <w:noProof/>
+                <w:webHidden/>
+              </w:rPr>
+            </w:r>
+            <w:r>
+              <w:rPr>
+                <w:noProof/>
+                <w:webHidden/>
+              </w:rPr>
+              <w:fldChar w:fldCharType="separate"/>
+            </w:r>
+            <w:r>
+              <w:rPr>
+                <w:noProof/>
+                <w:webHidden/>
+              </w:rPr>
+              <w:t>26</w:t>
+            </w:r>
+            <w:r>
+              <w:rPr>
+                <w:noProof/>
+                <w:webHidden/>
+              </w:rPr>
+              <w:fldChar w:fldCharType="end"/>
+            </w:r>
+          </w:hyperlink>
+        </w:p>
+        <w:p>
+          <w:pPr>
+            <w:pStyle w:val="TOC3"/>
+            <w:tabs>
+              <w:tab w:val="right" w:leader="dot" w:pos="9350"/>
+            </w:tabs>
+            <w:rPr>
+              <w:rFonts w:asciiTheme="minorHAnsi" w:eastAsiaTheme="minorEastAsia" w:hAnsiTheme="minorHAnsi"/>
+              <w:noProof/>
+            </w:rPr>
+          </w:pPr>
+          <w:hyperlink w:anchor="_Toc237428733" w:history="1">
+            <w:r>
+              <w:rPr>
+                <w:rStyle w:val="Hyperlink"/>
+                <w:noProof/>
+              </w:rPr>
+              <w:t>Technicians</w:t>
+            </w:r>
+            <w:r>
+              <w:rPr>
+                <w:noProof/>
+                <w:webHidden/>
+              </w:rPr>
+              <w:tab/>
+            </w:r>
+            <w:r>
+              <w:rPr>
+                <w:noProof/>
+                <w:webHidden/>
+              </w:rPr>
+              <w:fldChar w:fldCharType="begin"/>
+            </w:r>
+            <w:r>
+              <w:rPr>
+                <w:noProof/>
+                <w:webHidden/>
+              </w:rPr>
+              <w:instrText xml:space="preserve"> PAGEREF _Toc237428733 \h </w:instrText>
+            </w:r>
+            <w:r>
+              <w:rPr>
+                <w:noProof/>
+                <w:webHidden/>
+              </w:rPr>
+            </w:r>
+            <w:r>
+              <w:rPr>
+                <w:noProof/>
+                <w:webHidden/>
+              </w:rPr>
+              <w:fldChar w:fldCharType="separate"/>
+            </w:r>
+            <w:r>
+              <w:rPr>
+                <w:noProof/>
+                <w:webHidden/>
+              </w:rPr>
+              <w:t>27</w:t>
+            </w:r>
+            <w:r>
+              <w:rPr>
+                <w:noProof/>
+                <w:webHidden/>
+              </w:rPr>
+              <w:fldChar w:fldCharType="end"/>
+            </w:r>
+          </w:hyperlink>
+        </w:p>
+        <w:p>
+          <w:pPr>
+            <w:pStyle w:val="TOC3"/>
+            <w:tabs>
+              <w:tab w:val="right" w:leader="dot" w:pos="9350"/>
+            </w:tabs>
+            <w:rPr>
+              <w:rFonts w:asciiTheme="minorHAnsi" w:eastAsiaTheme="minorEastAsia" w:hAnsiTheme="minorHAnsi"/>
+              <w:noProof/>
+            </w:rPr>
+          </w:pPr>
+          <w:hyperlink w:anchor="_Toc237428734" w:history="1">
+            <w:r>
+              <w:rPr>
+                <w:rStyle w:val="Hyperlink"/>
+                <w:noProof/>
+              </w:rPr>
+              <w:t>Traffic controllers</w:t>
+            </w:r>
+            <w:r>
+              <w:rPr>
+                <w:noProof/>
+                <w:webHidden/>
+              </w:rPr>
+              <w:tab/>
+            </w:r>
+            <w:r>
+              <w:rPr>
+                <w:noProof/>
+                <w:webHidden/>
+              </w:rPr>
+              <w:fldChar w:fldCharType="begin"/>
+            </w:r>
+            <w:r>
+              <w:rPr>
+                <w:noProof/>
+                <w:webHidden/>
+              </w:rPr>
+              <w:instrText xml:space="preserve"> PAGEREF _Toc237428734 \h </w:instrText>
+            </w:r>
+            <w:r>
+              <w:rPr>
+                <w:noProof/>
+                <w:webHidden/>
+              </w:rPr>
+            </w:r>
+            <w:r>
+              <w:rPr>
+                <w:noProof/>
+                <w:webHidden/>
+              </w:rPr>
+              <w:fldChar w:fldCharType="separate"/>
+            </w:r>
+            <w:r>
+              <w:rPr>
+                <w:noProof/>
+                <w:webHidden/>
+              </w:rPr>
+              <w:t>28</w:t>
+            </w:r>
+            <w:r>
+              <w:rPr>
+                <w:noProof/>
+                <w:webHidden/>
+              </w:rPr>
+              <w:fldChar w:fldCharType="end"/>
+            </w:r>
+          </w:hyperlink>
+        </w:p>
+        <w:p>
+          <w:pPr>
+            <w:pStyle w:val="TOC3"/>
+            <w:tabs>
+              <w:tab w:val="right" w:leader="dot" w:pos="9350"/>
+            </w:tabs>
+            <w:rPr>
+              <w:rFonts w:asciiTheme="minorHAnsi" w:eastAsiaTheme="minorEastAsia" w:hAnsiTheme="minorHAnsi"/>
+              <w:noProof/>
+            </w:rPr>
+          </w:pPr>
+          <w:hyperlink w:anchor="_Toc237428735" w:history="1">
+            <w:r>
+              <w:rPr>
+                <w:rStyle w:val="Hyperlink"/>
+                <w:noProof/>
+              </w:rPr>
+              <w:t>Technician expertise</w:t>
+            </w:r>
+            <w:r>
+              <w:rPr>
+                <w:noProof/>
+                <w:webHidden/>
+              </w:rPr>
+              <w:tab/>
+            </w:r>
+            <w:r>
+              <w:rPr>
+                <w:noProof/>
+                <w:webHidden/>
+              </w:rPr>
+              <w:fldChar w:fldCharType="begin"/>
+            </w:r>
+            <w:r>
+              <w:rPr>
+                <w:noProof/>
+                <w:webHidden/>
+              </w:rPr>
+              <w:instrText xml:space="preserve"> PAGEREF _Toc237428735 \h </w:instrText>
+            </w:r>
+            <w:r>
+              <w:rPr>
+                <w:noProof/>
+                <w:webHidden/>
+              </w:rPr>
+            </w:r>
+            <w:r>
+              <w:rPr>
+                <w:noProof/>
+                <w:webHidden/>
+              </w:rPr>
+              <w:fldChar w:fldCharType="separate"/>
+            </w:r>
+            <w:r>
+              <w:rPr>
+                <w:noProof/>
+                <w:webHidden/>
+              </w:rPr>
+              <w:t>29</w:t>
+            </w:r>
+            <w:r>
+              <w:rPr>
+                <w:noProof/>
+                <w:webHidden/>
+              </w:rPr>
+              <w:fldChar w:fldCharType="end"/>
+            </w:r>
+          </w:hyperlink>
+        </w:p>
+        <w:p>
+          <w:pPr>
+            <w:pStyle w:val="TOC3"/>
+            <w:tabs>
+              <w:tab w:val="right" w:leader="dot" w:pos="9350"/>
+            </w:tabs>
+            <w:rPr>
+              <w:rFonts w:asciiTheme="minorHAnsi" w:eastAsiaTheme="minorEastAsia" w:hAnsiTheme="minorHAnsi"/>
+              <w:noProof/>
+            </w:rPr>
+          </w:pPr>
+          <w:hyperlink w:anchor="_Toc237428736" w:history="1">
+            <w:r>
+              <w:rPr>
+                <w:rStyle w:val="Hyperlink"/>
+                <w:noProof/>
+              </w:rPr>
+              <w:t>Airworthiness Tests</w:t>
+            </w:r>
+            <w:r>
+              <w:rPr>
+                <w:noProof/>
+                <w:webHidden/>
+              </w:rPr>
+              <w:tab/>
+            </w:r>
+            <w:r>
+              <w:rPr>
+                <w:noProof/>
+                <w:webHidden/>
+              </w:rPr>
+              <w:fldChar w:fldCharType="begin"/>
+            </w:r>
+            <w:r>
+              <w:rPr>
+                <w:noProof/>
+                <w:webHidden/>
+              </w:rPr>
+              <w:instrText xml:space="preserve"> PAGEREF _Toc237428736 \h </w:instrText>
+            </w:r>
+            <w:r>
+              <w:rPr>
+                <w:noProof/>
+                <w:webHidden/>
+              </w:rPr>
+            </w:r>
+            <w:r>
+              <w:rPr>
+                <w:noProof/>
+                <w:webHidden/>
+              </w:rPr>
+              <w:fldChar w:fldCharType="separate"/>
+            </w:r>
+            <w:r>
+              <w:rPr>
+                <w:noProof/>
+                <w:webHidden/>
+              </w:rPr>
+              <w:t>30</w:t>
+            </w:r>
+            <w:r>
+              <w:rPr>
+                <w:noProof/>
+                <w:webHidden/>
+              </w:rPr>
+              <w:fldChar w:fldCharType="end"/>
+            </w:r>
+          </w:hyperlink>
+        </w:p>
+        <w:p>
+          <w:pPr>
+            <w:pStyle w:val="TOC3"/>
+            <w:tabs>
+              <w:tab w:val="right" w:leader="dot" w:pos="9350"/>
+            </w:tabs>
+            <w:rPr>
+              <w:rFonts w:asciiTheme="minorHAnsi" w:eastAsiaTheme="minorEastAsia" w:hAnsiTheme="minorHAnsi"/>
+              <w:noProof/>
+            </w:rPr>
+          </w:pPr>
+          <w:hyperlink w:anchor="_Toc237428737" w:history="1">
+            <w:r>
+              <w:rPr>
+                <w:rStyle w:val="Hyperlink"/>
+                <w:noProof/>
+              </w:rPr>
+              <w:t>Test events</w:t>
+            </w:r>
+            <w:r>
+              <w:rPr>
+                <w:noProof/>
+                <w:webHidden/>
+              </w:rPr>
+              <w:tab/>
+            </w:r>
+            <w:r>
+              <w:rPr>
+                <w:noProof/>
+                <w:webHidden/>
+              </w:rPr>
+              <w:fldChar w:fldCharType="begin"/>
+            </w:r>
+            <w:r>
+              <w:rPr>
+                <w:noProof/>
+                <w:webHidden/>
+              </w:rPr>
+              <w:instrText xml:space="preserve"> PAGEREF _Toc237428737 \h </w:instrText>
+            </w:r>
+            <w:r>
+              <w:rPr>
+                <w:noProof/>
+                <w:webHidden/>
+              </w:rPr>
+            </w:r>
+            <w:r>
+              <w:rPr>
+                <w:noProof/>
+                <w:webHidden/>
+              </w:rPr>
+              <w:fldChar w:fldCharType="separate"/>
+            </w:r>
+            <w:r>
+              <w:rPr>
+                <w:noProof/>
+                <w:webHidden/>
+              </w:rPr>
+              <w:t>31</w:t>
+            </w:r>
+            <w:r>
+              <w:rPr>
+                <w:noProof/>
+                <w:webHidden/>
+              </w:rPr>
+              <w:fldChar w:fldCharType="end"/>
+            </w:r>
+          </w:hyperlink>
+        </w:p>
+        <w:p>
+          <w:pPr>
+            <w:pStyle w:val="TOC1"/>
+            <w:tabs>
+              <w:tab w:val="right" w:leader="dot" w:pos="9350"/>
+            </w:tabs>
+            <w:rPr>
+              <w:rFonts w:asciiTheme="minorHAnsi" w:eastAsiaTheme="minorEastAsia" w:hAnsiTheme="minorHAnsi"/>
+              <w:noProof/>
+            </w:rPr>
+          </w:pPr>
+          <w:hyperlink w:anchor="_Toc237428738" w:history="1">
+            <w:r>
+              <w:rPr>
+                <w:rStyle w:val="Hyperlink"/>
+                <w:noProof/>
+              </w:rPr>
+              <w:t>Task E</w:t>
+            </w:r>
+            <w:r>
+              <w:rPr>
+                <w:noProof/>
+                <w:webHidden/>
+              </w:rPr>
+              <w:tab/>
+            </w:r>
+            <w:r>
+              <w:rPr>
+                <w:noProof/>
+                <w:webHidden/>
+              </w:rPr>
+              <w:fldChar w:fldCharType="begin"/>
+            </w:r>
+            <w:r>
+              <w:rPr>
+                <w:noProof/>
+                <w:webHidden/>
+              </w:rPr>
+              <w:instrText xml:space="preserve"> PAGEREF _Toc237428738 \h </w:instrText>
+            </w:r>
+            <w:r>
+              <w:rPr>
+                <w:noProof/>
+                <w:webHidden/>
+              </w:rPr>
+            </w:r>
+            <w:r>
+              <w:rPr>
+                <w:noProof/>
+                <w:webHidden/>
+              </w:rPr>
+              <w:fldChar w:fldCharType="separate"/>
+            </w:r>
+            <w:r>
+              <w:rPr>
+                <w:noProof/>
+                <w:webHidden/>
+              </w:rPr>
+              <w:t>32</w:t>
             </w:r>
             <w:r>
               <w:rPr>
@@ -1530,7 +3255,7 @@
       <w:pPr>
         <w:pStyle w:val="Heading1"/>
       </w:pPr>
-      <w:bookmarkStart w:id="0" w:name="_Toc237270756"/>
+      <w:bookmarkStart w:id="0" w:name="_Toc237428694"/>
       <w:r>
         <w:lastRenderedPageBreak/>
         <w:t>Feedback Updates</w:t>
@@ -1549,7 +3274,7 @@
       <w:pPr>
         <w:pStyle w:val="Heading2"/>
       </w:pPr>
-      <w:bookmarkStart w:id="1" w:name="_Toc237270757"/>
+      <w:bookmarkStart w:id="1" w:name="_Toc237428695"/>
       <w:r>
         <w:t>Union Table Separation</w:t>
       </w:r>
@@ -1654,7 +3379,7 @@
       <w:pPr>
         <w:pStyle w:val="Heading2"/>
       </w:pPr>
-      <w:bookmarkStart w:id="2" w:name="_Toc237270758"/>
+      <w:bookmarkStart w:id="2" w:name="_Toc237428696"/>
       <w:r>
         <w:t>Additional Attributes for technicians and traffic controllers</w:t>
       </w:r>
@@ -1697,7 +3422,7 @@
       <w:pPr>
         <w:pStyle w:val="Heading2"/>
       </w:pPr>
-      <w:bookmarkStart w:id="3" w:name="_Toc237270759"/>
+      <w:bookmarkStart w:id="3" w:name="_Toc237428697"/>
       <w:r>
         <w:lastRenderedPageBreak/>
         <w:t>Updated Justifications/Assumptions</w:t>
@@ -1932,7 +3657,7 @@
       <w:pPr>
         <w:pStyle w:val="Heading2"/>
       </w:pPr>
-      <w:bookmarkStart w:id="4" w:name="_Toc237270760"/>
+      <w:bookmarkStart w:id="4" w:name="_Toc237428698"/>
       <w:r>
         <w:lastRenderedPageBreak/>
         <w:t>Justification/Assumption for keys</w:t>
@@ -2002,7 +3727,7 @@
       <w:pPr>
         <w:pStyle w:val="Heading2"/>
       </w:pPr>
-      <w:bookmarkStart w:id="5" w:name="_Toc237270761"/>
+      <w:bookmarkStart w:id="5" w:name="_Toc237428699"/>
       <w:r>
         <w:t xml:space="preserve">Updated </w:t>
       </w:r>
@@ -2018,7 +3743,7 @@
       <w:pPr>
         <w:pStyle w:val="Heading3"/>
       </w:pPr>
-      <w:bookmarkStart w:id="6" w:name="_Toc237270762"/>
+      <w:bookmarkStart w:id="6" w:name="_Toc237428700"/>
       <w:r>
         <w:t>Aircraft Test Performance Summary (Query 1)</w:t>
       </w:r>
@@ -2052,7 +3777,7 @@
       <w:pPr>
         <w:pStyle w:val="Heading3"/>
       </w:pPr>
-      <w:bookmarkStart w:id="7" w:name="_Toc237270763"/>
+      <w:bookmarkStart w:id="7" w:name="_Toc237428701"/>
       <w:r>
         <w:t>Technician Annual Performance (Query 2)</w:t>
       </w:r>
@@ -2082,7 +3807,7 @@
       <w:pPr>
         <w:pStyle w:val="Heading3"/>
       </w:pPr>
-      <w:bookmarkStart w:id="8" w:name="_Toc237270764"/>
+      <w:bookmarkStart w:id="8" w:name="_Toc237428702"/>
       <w:r>
         <w:lastRenderedPageBreak/>
         <w:t>Recently Examined Traffic Controllers</w:t>
@@ -2107,7 +3832,7 @@
       <w:pPr>
         <w:pStyle w:val="Heading3"/>
       </w:pPr>
-      <w:bookmarkStart w:id="9" w:name="_Toc237270765"/>
+      <w:bookmarkStart w:id="9" w:name="_Toc237428703"/>
       <w:r>
         <w:t>Aircraft safety check</w:t>
       </w:r>
@@ -2144,9 +3869,12 @@
       <w:pPr>
         <w:pStyle w:val="Heading3"/>
       </w:pPr>
-      <w:bookmarkStart w:id="10" w:name="_Toc237270766"/>
+      <w:bookmarkStart w:id="10" w:name="_Toc237428704"/>
       <w:r>
         <w:t>Technician Expertise and Aircraft model summary</w:t>
+      </w:r>
+      <w:r>
+        <w:t xml:space="preserve"> (Query 5)</w:t>
       </w:r>
       <w:bookmarkEnd w:id="10"/>
     </w:p>
@@ -2177,7 +3905,7 @@
       <w:pPr>
         <w:pStyle w:val="Heading3"/>
       </w:pPr>
-      <w:bookmarkStart w:id="11" w:name="_Toc237270767"/>
+      <w:bookmarkStart w:id="11" w:name="_Toc237428705"/>
       <w:r>
         <w:lastRenderedPageBreak/>
         <w:t>Query Test Plane</w:t>
@@ -4162,6 +5890,94 @@
     </w:p>
     <w:p>
       <w:pPr>
+        <w:pStyle w:val="Heading2"/>
+      </w:pPr>
+      <w:bookmarkStart w:id="12" w:name="_Toc237428706"/>
+      <w:r>
+        <w:t>Constraint and Key Test Plan</w:t>
+      </w:r>
+      <w:bookmarkEnd w:id="12"/>
+    </w:p>
+    <w:p>
+      <w:r>
+        <w:tab/>
+        <w:t>This is the additional test plan that will test the constraints in the database attributes and keys for the tables in the database.</w:t>
+      </w:r>
+    </w:p>
+    <w:p>
+      <w:pPr>
+        <w:pStyle w:val="Heading3"/>
+      </w:pPr>
+      <w:bookmarkStart w:id="13" w:name="_Toc237428707"/>
+      <w:r>
+        <w:t>Foreign Key Testing</w:t>
+      </w:r>
+      <w:bookmarkEnd w:id="13"/>
+    </w:p>
+    <w:p>
+      <w:r>
+        <w:tab/>
+        <w:t>This test will verify if the foreign key and primary key relation is working properly.</w:t>
+      </w:r>
+      <w:r>
+        <w:t xml:space="preserve"> </w:t>
+      </w:r>
+      <w:r>
+        <w:t xml:space="preserve">A table with the foreign key referencing the primary key of another table will attempt to reference an attribute that doesn’t exist. </w:t>
+      </w:r>
+      <w:r>
+        <w:rPr>
+          <w:i/>
+          <w:iCs/>
+        </w:rPr>
+        <w:t>Sample test</w:t>
+      </w:r>
+      <w:r>
+        <w:rPr>
+          <w:i/>
+          <w:iCs/>
+        </w:rPr>
+        <w:t>, a test event will attempt to reference invalid airworthiness test model key, which will throw a referencing error in MariaDB</w:t>
+      </w:r>
+      <w:r>
+        <w:t>.</w:t>
+      </w:r>
+    </w:p>
+    <w:p>
+      <w:pPr>
+        <w:pStyle w:val="Heading3"/>
+      </w:pPr>
+      <w:bookmarkStart w:id="14" w:name="_Toc237428708"/>
+      <w:r>
+        <w:t xml:space="preserve">Primary Key </w:t>
+      </w:r>
+      <w:r>
+        <w:t xml:space="preserve">and Length </w:t>
+      </w:r>
+      <w:r>
+        <w:t>Testing</w:t>
+      </w:r>
+      <w:bookmarkEnd w:id="14"/>
+    </w:p>
+    <w:p>
+      <w:r>
+        <w:tab/>
+      </w:r>
+      <w:r>
+        <w:t>A simple test where the same primary key will be inserted into the table and the MariaDB will throw a duplicated error, since primary keys can’t have duplicates.</w:t>
+      </w:r>
+      <w:r>
+        <w:t xml:space="preserve"> Same for length constraint test, a sample row with name length violation will be inserted where </w:t>
+      </w:r>
+      <w:r>
+        <w:t xml:space="preserve">the database </w:t>
+      </w:r>
+      <w:r>
+        <w:t>will throw an error.</w:t>
+      </w:r>
+    </w:p>
+    <w:p>
+      <w:pPr>
         <w:spacing w:line="278" w:lineRule="auto"/>
         <w:jc w:val="left"/>
       </w:pPr>
@@ -4173,22 +5989,22 @@
       <w:pPr>
         <w:pStyle w:val="Heading1"/>
       </w:pPr>
-      <w:bookmarkStart w:id="12" w:name="_Toc237270768"/>
+      <w:bookmarkStart w:id="15" w:name="_Toc237428709"/>
       <w:r>
         <w:lastRenderedPageBreak/>
         <w:t>Task C</w:t>
       </w:r>
-      <w:bookmarkEnd w:id="12"/>
+      <w:bookmarkEnd w:id="15"/>
     </w:p>
     <w:p>
       <w:pPr>
         <w:pStyle w:val="Heading2"/>
       </w:pPr>
-      <w:bookmarkStart w:id="13" w:name="_Toc237270769"/>
+      <w:bookmarkStart w:id="16" w:name="_Toc237428710"/>
       <w:r>
         <w:t>Relational Schema</w:t>
       </w:r>
-      <w:bookmarkEnd w:id="13"/>
+      <w:bookmarkEnd w:id="16"/>
     </w:p>
     <w:p>
       <w:r>
@@ -4983,11 +6799,11 @@
       <w:pPr>
         <w:pStyle w:val="Heading3"/>
       </w:pPr>
-      <w:bookmarkStart w:id="14" w:name="_Toc237270770"/>
+      <w:bookmarkStart w:id="17" w:name="_Toc237428711"/>
       <w:r>
         <w:t>Relational Schema Table</w:t>
       </w:r>
-      <w:bookmarkEnd w:id="14"/>
+      <w:bookmarkEnd w:id="17"/>
     </w:p>
     <w:tbl>
       <w:tblPr>
@@ -5479,11 +7295,11 @@
       <w:pPr>
         <w:pStyle w:val="Heading2"/>
       </w:pPr>
-      <w:bookmarkStart w:id="15" w:name="_Toc237270771"/>
+      <w:bookmarkStart w:id="18" w:name="_Toc237428712"/>
       <w:r>
         <w:t>Normalization</w:t>
       </w:r>
-      <w:bookmarkEnd w:id="15"/>
+      <w:bookmarkEnd w:id="18"/>
     </w:p>
     <w:p>
       <w:r>
@@ -5503,11 +7319,11 @@
       <w:pPr>
         <w:pStyle w:val="Heading3"/>
       </w:pPr>
-      <w:bookmarkStart w:id="16" w:name="_Toc237270772"/>
+      <w:bookmarkStart w:id="19" w:name="_Toc237428713"/>
       <w:r>
         <w:t>First Normal Form (1NF)</w:t>
       </w:r>
-      <w:bookmarkEnd w:id="16"/>
+      <w:bookmarkEnd w:id="19"/>
     </w:p>
     <w:p>
       <w:r>
@@ -5562,12 +7378,12 @@
       <w:pPr>
         <w:pStyle w:val="Heading3"/>
       </w:pPr>
-      <w:bookmarkStart w:id="17" w:name="_Toc237270773"/>
+      <w:bookmarkStart w:id="20" w:name="_Toc237428714"/>
       <w:r>
         <w:lastRenderedPageBreak/>
         <w:t>Second Normal Form (2NF)</w:t>
       </w:r>
-      <w:bookmarkEnd w:id="17"/>
+      <w:bookmarkEnd w:id="20"/>
     </w:p>
     <w:p>
       <w:r>
@@ -5609,11 +7425,11 @@
       <w:pPr>
         <w:pStyle w:val="Heading3"/>
       </w:pPr>
-      <w:bookmarkStart w:id="18" w:name="_Toc237270774"/>
+      <w:bookmarkStart w:id="21" w:name="_Toc237428715"/>
       <w:r>
         <w:t>Third Normal Form (3NF)</w:t>
       </w:r>
-      <w:bookmarkEnd w:id="18"/>
+      <w:bookmarkEnd w:id="21"/>
     </w:p>
     <w:p>
       <w:r>
@@ -5729,20 +7545,22 @@
       <w:pPr>
         <w:pStyle w:val="Heading1"/>
       </w:pPr>
-      <w:bookmarkStart w:id="19" w:name="_Toc237270775"/>
+      <w:bookmarkStart w:id="22" w:name="_Toc237428716"/>
       <w:r>
         <w:lastRenderedPageBreak/>
         <w:t>Task D</w:t>
       </w:r>
-      <w:bookmarkEnd w:id="19"/>
+      <w:bookmarkEnd w:id="22"/>
     </w:p>
     <w:p>
       <w:pPr>
         <w:pStyle w:val="Heading2"/>
       </w:pPr>
+      <w:bookmarkStart w:id="23" w:name="_Toc237428717"/>
       <w:r>
         <w:t>DDL and DML statements</w:t>
       </w:r>
+      <w:bookmarkEnd w:id="23"/>
     </w:p>
     <w:p>
       <w:r>
@@ -5772,9 +7590,11 @@
       <w:pPr>
         <w:pStyle w:val="Heading2"/>
       </w:pPr>
+      <w:bookmarkStart w:id="24" w:name="_Toc237428718"/>
       <w:r>
         <w:t>Data Definition Language (DDL) Implementation</w:t>
       </w:r>
+      <w:bookmarkEnd w:id="24"/>
     </w:p>
     <w:p>
       <w:r>
@@ -5795,9 +7615,11 @@
       <w:pPr>
         <w:pStyle w:val="Heading3"/>
       </w:pPr>
+      <w:bookmarkStart w:id="25" w:name="_Toc237428719"/>
       <w:r>
         <w:t>Union Table</w:t>
       </w:r>
+      <w:bookmarkEnd w:id="25"/>
     </w:p>
     <w:p>
       <w:pPr>
@@ -5889,10 +7711,12 @@
       <w:pPr>
         <w:pStyle w:val="Heading3"/>
       </w:pPr>
+      <w:bookmarkStart w:id="26" w:name="_Toc237428720"/>
       <w:r>
         <w:lastRenderedPageBreak/>
         <w:t>Employee Table</w:t>
       </w:r>
+      <w:bookmarkEnd w:id="26"/>
     </w:p>
     <w:p>
       <w:pPr>
@@ -5978,10 +7802,12 @@
       <w:pPr>
         <w:pStyle w:val="Heading3"/>
       </w:pPr>
+      <w:bookmarkStart w:id="27" w:name="_Toc237428721"/>
       <w:r>
         <w:lastRenderedPageBreak/>
         <w:t>Airplane models</w:t>
       </w:r>
+      <w:bookmarkEnd w:id="27"/>
     </w:p>
     <w:p>
       <w:pPr>
@@ -6067,10 +7893,12 @@
       <w:pPr>
         <w:pStyle w:val="Heading3"/>
       </w:pPr>
+      <w:bookmarkStart w:id="28" w:name="_Toc237428722"/>
       <w:r>
         <w:lastRenderedPageBreak/>
         <w:t>Airplane Table</w:t>
       </w:r>
+      <w:bookmarkEnd w:id="28"/>
     </w:p>
     <w:p>
       <w:pPr>
@@ -6156,10 +7984,12 @@
       <w:pPr>
         <w:pStyle w:val="Heading3"/>
       </w:pPr>
+      <w:bookmarkStart w:id="29" w:name="_Toc237428723"/>
       <w:r>
         <w:lastRenderedPageBreak/>
         <w:t>Technicians Table</w:t>
       </w:r>
+      <w:bookmarkEnd w:id="29"/>
     </w:p>
     <w:p>
       <w:pPr>
@@ -6245,10 +8075,12 @@
       <w:pPr>
         <w:pStyle w:val="Heading3"/>
       </w:pPr>
+      <w:bookmarkStart w:id="30" w:name="_Toc237428724"/>
       <w:r>
         <w:lastRenderedPageBreak/>
         <w:t>Traffic controller table</w:t>
       </w:r>
+      <w:bookmarkEnd w:id="30"/>
     </w:p>
     <w:p>
       <w:pPr>
@@ -6334,10 +8166,12 @@
       <w:pPr>
         <w:pStyle w:val="Heading3"/>
       </w:pPr>
+      <w:bookmarkStart w:id="31" w:name="_Toc237428725"/>
       <w:r>
         <w:lastRenderedPageBreak/>
         <w:t>Technician expertise</w:t>
       </w:r>
+      <w:bookmarkEnd w:id="31"/>
     </w:p>
     <w:p>
       <w:pPr>
@@ -6423,10 +8257,12 @@
       <w:pPr>
         <w:pStyle w:val="Heading3"/>
       </w:pPr>
+      <w:bookmarkStart w:id="32" w:name="_Toc237428726"/>
       <w:r>
         <w:lastRenderedPageBreak/>
         <w:t>Airworthiness tests model table</w:t>
       </w:r>
+      <w:bookmarkEnd w:id="32"/>
     </w:p>
     <w:p>
       <w:pPr>
@@ -6512,10 +8348,12 @@
       <w:pPr>
         <w:pStyle w:val="Heading3"/>
       </w:pPr>
+      <w:bookmarkStart w:id="33" w:name="_Toc237428727"/>
       <w:r>
         <w:lastRenderedPageBreak/>
         <w:t>Test events table</w:t>
       </w:r>
+      <w:bookmarkEnd w:id="33"/>
     </w:p>
     <w:p>
       <w:pPr>
@@ -6601,10 +8439,12 @@
       <w:pPr>
         <w:pStyle w:val="Heading2"/>
       </w:pPr>
+      <w:bookmarkStart w:id="34" w:name="_Toc237428728"/>
       <w:r>
         <w:lastRenderedPageBreak/>
         <w:t>Data Manipulation Language (DML) Implementation</w:t>
       </w:r>
+      <w:bookmarkEnd w:id="34"/>
     </w:p>
     <w:p>
       <w:r>
@@ -6622,9 +8462,11 @@
       <w:pPr>
         <w:pStyle w:val="Heading3"/>
       </w:pPr>
+      <w:bookmarkStart w:id="35" w:name="_Toc237428729"/>
       <w:r>
         <w:t>Union Table Data Insertion</w:t>
       </w:r>
+      <w:bookmarkEnd w:id="35"/>
     </w:p>
     <w:p>
       <w:pPr>
@@ -6632,6 +8474,9 @@
         <w:jc w:val="center"/>
       </w:pPr>
       <w:r>
+        <w:rPr>
+          <w:noProof/>
+        </w:rPr>
         <w:drawing>
           <wp:inline distT="0" distB="0" distL="0" distR="0" wp14:anchorId="0510AFBA" wp14:editId="4881133B">
             <wp:extent cx="5943600" cy="1226820"/>
@@ -6697,10 +8542,12 @@
       <w:pPr>
         <w:pStyle w:val="Heading3"/>
       </w:pPr>
+      <w:bookmarkStart w:id="36" w:name="_Toc237428730"/>
       <w:r>
         <w:lastRenderedPageBreak/>
         <w:t>Employee Table Data Insertion</w:t>
       </w:r>
+      <w:bookmarkEnd w:id="36"/>
     </w:p>
     <w:p>
       <w:pPr>
@@ -6708,6 +8555,9 @@
         <w:jc w:val="center"/>
       </w:pPr>
       <w:r>
+        <w:rPr>
+          <w:noProof/>
+        </w:rPr>
         <w:drawing>
           <wp:inline distT="0" distB="0" distL="0" distR="0" wp14:anchorId="61ED8520" wp14:editId="71031C64">
             <wp:extent cx="5943600" cy="5791200"/>
@@ -6773,10 +8623,12 @@
       <w:pPr>
         <w:pStyle w:val="Heading3"/>
       </w:pPr>
+      <w:bookmarkStart w:id="37" w:name="_Toc237428731"/>
       <w:r>
         <w:lastRenderedPageBreak/>
         <w:t>Airplane Models</w:t>
       </w:r>
+      <w:bookmarkEnd w:id="37"/>
     </w:p>
     <w:p>
       <w:pPr>
@@ -6784,6 +8636,9 @@
         <w:jc w:val="center"/>
       </w:pPr>
       <w:r>
+        <w:rPr>
+          <w:noProof/>
+        </w:rPr>
         <w:drawing>
           <wp:inline distT="0" distB="0" distL="0" distR="0" wp14:anchorId="7D01E5E8" wp14:editId="12C778D6">
             <wp:extent cx="5943600" cy="4105910"/>
@@ -6849,10 +8704,12 @@
       <w:pPr>
         <w:pStyle w:val="Heading3"/>
       </w:pPr>
+      <w:bookmarkStart w:id="38" w:name="_Toc237428732"/>
       <w:r>
         <w:lastRenderedPageBreak/>
         <w:t>Airplanes</w:t>
       </w:r>
+      <w:bookmarkEnd w:id="38"/>
     </w:p>
     <w:p>
       <w:pPr>
@@ -6860,6 +8717,9 @@
         <w:jc w:val="center"/>
       </w:pPr>
       <w:r>
+        <w:rPr>
+          <w:noProof/>
+        </w:rPr>
         <w:drawing>
           <wp:inline distT="0" distB="0" distL="0" distR="0" wp14:anchorId="72A6560F" wp14:editId="0EF8ACD6">
             <wp:extent cx="4525006" cy="4115374"/>
@@ -6925,10 +8785,12 @@
       <w:pPr>
         <w:pStyle w:val="Heading3"/>
       </w:pPr>
+      <w:bookmarkStart w:id="39" w:name="_Toc237428733"/>
       <w:r>
         <w:lastRenderedPageBreak/>
         <w:t>Technicians</w:t>
       </w:r>
+      <w:bookmarkEnd w:id="39"/>
     </w:p>
     <w:p>
       <w:pPr>
@@ -6936,6 +8798,9 @@
         <w:jc w:val="center"/>
       </w:pPr>
       <w:r>
+        <w:rPr>
+          <w:noProof/>
+        </w:rPr>
         <w:drawing>
           <wp:inline distT="0" distB="0" distL="0" distR="0" wp14:anchorId="572B30A4" wp14:editId="067DB897">
             <wp:extent cx="4915586" cy="4067743"/>
@@ -7001,10 +8866,12 @@
       <w:pPr>
         <w:pStyle w:val="Heading3"/>
       </w:pPr>
+      <w:bookmarkStart w:id="40" w:name="_Toc237428734"/>
       <w:r>
         <w:lastRenderedPageBreak/>
         <w:t>Traffic controllers</w:t>
       </w:r>
+      <w:bookmarkEnd w:id="40"/>
     </w:p>
     <w:p>
       <w:pPr>
@@ -7012,6 +8879,9 @@
         <w:jc w:val="center"/>
       </w:pPr>
       <w:r>
+        <w:rPr>
+          <w:noProof/>
+        </w:rPr>
         <w:drawing>
           <wp:inline distT="0" distB="0" distL="0" distR="0" wp14:anchorId="41E8BE93" wp14:editId="79342606">
             <wp:extent cx="5077534" cy="4153480"/>
@@ -7077,10 +8947,12 @@
       <w:pPr>
         <w:pStyle w:val="Heading3"/>
       </w:pPr>
+      <w:bookmarkStart w:id="41" w:name="_Toc237428735"/>
       <w:r>
         <w:lastRenderedPageBreak/>
         <w:t>Technician expertise</w:t>
       </w:r>
+      <w:bookmarkEnd w:id="41"/>
     </w:p>
     <w:p>
       <w:pPr>
@@ -7088,6 +8960,9 @@
         <w:jc w:val="center"/>
       </w:pPr>
       <w:r>
+        <w:rPr>
+          <w:noProof/>
+        </w:rPr>
         <w:drawing>
           <wp:inline distT="0" distB="0" distL="0" distR="0" wp14:anchorId="1E1DC251" wp14:editId="16484E46">
             <wp:extent cx="3477110" cy="4105848"/>
@@ -7153,10 +9028,12 @@
       <w:pPr>
         <w:pStyle w:val="Heading3"/>
       </w:pPr>
+      <w:bookmarkStart w:id="42" w:name="_Toc237428736"/>
       <w:r>
         <w:lastRenderedPageBreak/>
         <w:t>Airworthiness Tests</w:t>
       </w:r>
+      <w:bookmarkEnd w:id="42"/>
     </w:p>
     <w:p>
       <w:pPr>
@@ -7164,6 +9041,9 @@
         <w:jc w:val="center"/>
       </w:pPr>
       <w:r>
+        <w:rPr>
+          <w:noProof/>
+        </w:rPr>
         <w:drawing>
           <wp:inline distT="0" distB="0" distL="0" distR="0" wp14:anchorId="31E2D57B" wp14:editId="28FEE68E">
             <wp:extent cx="4020111" cy="4124901"/>
@@ -7229,10 +9109,12 @@
       <w:pPr>
         <w:pStyle w:val="Heading3"/>
       </w:pPr>
+      <w:bookmarkStart w:id="43" w:name="_Toc237428737"/>
       <w:r>
         <w:lastRenderedPageBreak/>
         <w:t>Test events</w:t>
       </w:r>
+      <w:bookmarkEnd w:id="43"/>
     </w:p>
     <w:p>
       <w:pPr>
@@ -7240,11 +9122,14 @@
         <w:jc w:val="center"/>
       </w:pPr>
       <w:r>
+        <w:rPr>
+          <w:noProof/>
+        </w:rPr>
         <w:drawing>
-          <wp:inline distT="0" distB="0" distL="0" distR="0" wp14:anchorId="0779A99D" wp14:editId="600ABE99">
-            <wp:extent cx="5943600" cy="2957830"/>
-            <wp:effectExtent l="19050" t="19050" r="19050" b="13970"/>
-            <wp:docPr id="930079781" name="Picture 1"/>
+          <wp:inline distT="0" distB="0" distL="0" distR="0" wp14:anchorId="778EDABD" wp14:editId="79814719">
+            <wp:extent cx="5943600" cy="3084195"/>
+            <wp:effectExtent l="19050" t="19050" r="19050" b="20955"/>
+            <wp:docPr id="1883772675" name="Picture 1"/>
             <wp:cNvGraphicFramePr>
               <a:graphicFrameLocks xmlns:a="http://schemas.openxmlformats.org/drawingml/2006/main" noChangeAspect="1"/>
             </wp:cNvGraphicFramePr>
@@ -7252,11 +9137,93 @@
               <a:graphicData uri="http://schemas.openxmlformats.org/drawingml/2006/picture">
                 <pic:pic xmlns:pic="http://schemas.openxmlformats.org/drawingml/2006/picture">
                   <pic:nvPicPr>
-                    <pic:cNvPr id="930079781" name=""/>
+                    <pic:cNvPr id="0" name="Picture 1"/>
+                    <pic:cNvPicPr>
+                      <a:picLocks noChangeAspect="1" noChangeArrowheads="1"/>
+                    </pic:cNvPicPr>
+                  </pic:nvPicPr>
+                  <pic:blipFill>
+                    <a:blip r:embed="rId26">
+                      <a:extLst>
+                        <a:ext uri="{28A0092B-C50C-407E-A947-70E740481C1C}">
+                          <a14:useLocalDpi xmlns:a14="http://schemas.microsoft.com/office/drawing/2010/main" val="0"/>
+                        </a:ext>
+                      </a:extLst>
+                    </a:blip>
+                    <a:srcRect/>
+                    <a:stretch>
+                      <a:fillRect/>
+                    </a:stretch>
+                  </pic:blipFill>
+                  <pic:spPr bwMode="auto">
+                    <a:xfrm>
+                      <a:off x="0" y="0"/>
+                      <a:ext cx="5943600" cy="3084195"/>
+                    </a:xfrm>
+                    <a:prstGeom prst="rect">
+                      <a:avLst/>
+                    </a:prstGeom>
+                    <a:noFill/>
+                    <a:ln>
+                      <a:solidFill>
+                        <a:schemeClr val="tx1"/>
+                      </a:solidFill>
+                    </a:ln>
+                  </pic:spPr>
+                </pic:pic>
+              </a:graphicData>
+            </a:graphic>
+          </wp:inline>
+        </w:drawing>
+      </w:r>
+    </w:p>
+    <w:p>
+      <w:pPr>
+        <w:jc w:val="center"/>
+      </w:pPr>
+      <w:r>
+        <w:t xml:space="preserve">Figure </w:t>
+      </w:r>
+      <w:fldSimple w:instr=" SEQ Figure \* ARABIC ">
+        <w:r>
+          <w:rPr>
+            <w:noProof/>
+          </w:rPr>
+          <w:t>20</w:t>
+        </w:r>
+      </w:fldSimple>
+      <w:r>
+        <w:t xml:space="preserve"> Test event data insertion</w:t>
+      </w:r>
+    </w:p>
+    <w:p>
+      <w:pPr>
+        <w:keepNext/>
+        <w:spacing w:line="278" w:lineRule="auto"/>
+        <w:jc w:val="center"/>
+      </w:pPr>
+      <w:r>
+        <w:rPr>
+          <w:noProof/>
+        </w:rPr>
+        <w:lastRenderedPageBreak/>
+        <w:drawing>
+          <wp:inline distT="0" distB="0" distL="0" distR="0" wp14:anchorId="2EE87EE1" wp14:editId="180AC77E">
+            <wp:extent cx="5943600" cy="6654800"/>
+            <wp:effectExtent l="19050" t="19050" r="19050" b="12700"/>
+            <wp:docPr id="388710690" name="Picture 1"/>
+            <wp:cNvGraphicFramePr>
+              <a:graphicFrameLocks xmlns:a="http://schemas.openxmlformats.org/drawingml/2006/main" noChangeAspect="1"/>
+            </wp:cNvGraphicFramePr>
+            <a:graphic xmlns:a="http://schemas.openxmlformats.org/drawingml/2006/main">
+              <a:graphicData uri="http://schemas.openxmlformats.org/drawingml/2006/picture">
+                <pic:pic xmlns:pic="http://schemas.openxmlformats.org/drawingml/2006/picture">
+                  <pic:nvPicPr>
+                    <pic:cNvPr id="388710690" name=""/>
                     <pic:cNvPicPr/>
                   </pic:nvPicPr>
                   <pic:blipFill>
-                    <a:blip r:embed="rId26"/>
+                    <a:blip r:embed="rId27"/>
                     <a:stretch>
                       <a:fillRect/>
                     </a:stretch>
@@ -7264,7 +9231,7 @@
                   <pic:spPr>
                     <a:xfrm>
                       <a:off x="0" y="0"/>
-                      <a:ext cx="5943600" cy="2957830"/>
+                      <a:ext cx="5943600" cy="6654800"/>
                     </a:xfrm>
                     <a:prstGeom prst="rect">
                       <a:avLst/>
@@ -7294,12 +9261,32 @@
           <w:rPr>
             <w:noProof/>
           </w:rPr>
-          <w:t>20</w:t>
+          <w:t>21</w:t>
         </w:r>
       </w:fldSimple>
       <w:r>
-        <w:t xml:space="preserve"> Test Events Data Insertion</w:t>
-      </w:r>
+        <w:t xml:space="preserve"> Inserting more rows in Test events for screenshot</w:t>
+      </w:r>
+    </w:p>
+    <w:p>
+      <w:pPr>
+        <w:spacing w:line="278" w:lineRule="auto"/>
+        <w:jc w:val="center"/>
+      </w:pPr>
+      <w:r>
+        <w:br w:type="page"/>
+      </w:r>
+    </w:p>
+    <w:p>
+      <w:pPr>
+        <w:pStyle w:val="Heading1"/>
+      </w:pPr>
+      <w:bookmarkStart w:id="44" w:name="_Toc237428738"/>
+      <w:r>
+        <w:lastRenderedPageBreak/>
+        <w:t>Task E</w:t>
+      </w:r>
+      <w:bookmarkEnd w:id="44"/>
     </w:p>
     <w:sectPr>
       <w:pgSz w:w="12240" w:h="15840"/>

--- a/2. Airport Database System/40841063_HLUM HTET AUNG Part 2 - Database/40841063_Part 2 Database Report.docx
+++ b/2. Airport Database System/40841063_HLUM HTET AUNG Part 2 - Database/40841063_Part 2 Database Report.docx
@@ -3348,14 +3348,27 @@
       <w:r>
         <w:t xml:space="preserve">Figure </w:t>
       </w:r>
-      <w:fldSimple w:instr=" SEQ Figure \* ARABIC ">
-        <w:r>
-          <w:rPr>
-            <w:noProof/>
-          </w:rPr>
-          <w:t>1</w:t>
-        </w:r>
-      </w:fldSimple>
+      <w:r>
+        <w:fldChar w:fldCharType="begin"/>
+      </w:r>
+      <w:r>
+        <w:instrText xml:space="preserve"> SEQ Figure \* ARABIC </w:instrText>
+      </w:r>
+      <w:r>
+        <w:fldChar w:fldCharType="separate"/>
+      </w:r>
+      <w:r>
+        <w:rPr>
+          <w:noProof/>
+        </w:rPr>
+        <w:t>1</w:t>
+      </w:r>
+      <w:r>
+        <w:rPr>
+          <w:noProof/>
+        </w:rPr>
+        <w:fldChar w:fldCharType="end"/>
+      </w:r>
       <w:r>
         <w:t xml:space="preserve"> Union Table separated</w:t>
       </w:r>
@@ -4872,14 +4885,27 @@
       <w:r>
         <w:t xml:space="preserve">Table </w:t>
       </w:r>
-      <w:fldSimple w:instr=" SEQ Table \* ARABIC ">
-        <w:r>
-          <w:rPr>
-            <w:noProof/>
-          </w:rPr>
-          <w:t>1</w:t>
-        </w:r>
-      </w:fldSimple>
+      <w:r>
+        <w:fldChar w:fldCharType="begin"/>
+      </w:r>
+      <w:r>
+        <w:instrText xml:space="preserve"> SEQ Table \* ARABIC </w:instrText>
+      </w:r>
+      <w:r>
+        <w:fldChar w:fldCharType="separate"/>
+      </w:r>
+      <w:r>
+        <w:rPr>
+          <w:noProof/>
+        </w:rPr>
+        <w:t>1</w:t>
+      </w:r>
+      <w:r>
+        <w:rPr>
+          <w:noProof/>
+        </w:rPr>
+        <w:fldChar w:fldCharType="end"/>
+      </w:r>
       <w:r>
         <w:t xml:space="preserve"> Query Test Plan Table</w:t>
       </w:r>
@@ -5168,14 +5194,27 @@
       <w:r>
         <w:t xml:space="preserve">Table </w:t>
       </w:r>
-      <w:fldSimple w:instr=" SEQ Table \* ARABIC ">
-        <w:r>
-          <w:rPr>
-            <w:noProof/>
-          </w:rPr>
-          <w:t>2</w:t>
-        </w:r>
-      </w:fldSimple>
+      <w:r>
+        <w:fldChar w:fldCharType="begin"/>
+      </w:r>
+      <w:r>
+        <w:instrText xml:space="preserve"> SEQ Table \* ARABIC </w:instrText>
+      </w:r>
+      <w:r>
+        <w:fldChar w:fldCharType="separate"/>
+      </w:r>
+      <w:r>
+        <w:rPr>
+          <w:noProof/>
+        </w:rPr>
+        <w:t>2</w:t>
+      </w:r>
+      <w:r>
+        <w:rPr>
+          <w:noProof/>
+        </w:rPr>
+        <w:fldChar w:fldCharType="end"/>
+      </w:r>
       <w:r>
         <w:t xml:space="preserve"> Expected Results for Query 1</w:t>
       </w:r>
@@ -5368,14 +5407,27 @@
       <w:r>
         <w:t xml:space="preserve">Table </w:t>
       </w:r>
-      <w:fldSimple w:instr=" SEQ Table \* ARABIC ">
-        <w:r>
-          <w:rPr>
-            <w:noProof/>
-          </w:rPr>
-          <w:t>3</w:t>
-        </w:r>
-      </w:fldSimple>
+      <w:r>
+        <w:fldChar w:fldCharType="begin"/>
+      </w:r>
+      <w:r>
+        <w:instrText xml:space="preserve"> SEQ Table \* ARABIC </w:instrText>
+      </w:r>
+      <w:r>
+        <w:fldChar w:fldCharType="separate"/>
+      </w:r>
+      <w:r>
+        <w:rPr>
+          <w:noProof/>
+        </w:rPr>
+        <w:t>3</w:t>
+      </w:r>
+      <w:r>
+        <w:rPr>
+          <w:noProof/>
+        </w:rPr>
+        <w:fldChar w:fldCharType="end"/>
+      </w:r>
       <w:r>
         <w:t xml:space="preserve"> Expected Results for Query 2</w:t>
       </w:r>
@@ -5474,14 +5526,27 @@
       <w:r>
         <w:t xml:space="preserve">Table </w:t>
       </w:r>
-      <w:fldSimple w:instr=" SEQ Table \* ARABIC ">
-        <w:r>
-          <w:rPr>
-            <w:noProof/>
-          </w:rPr>
-          <w:t>4</w:t>
-        </w:r>
-      </w:fldSimple>
+      <w:r>
+        <w:fldChar w:fldCharType="begin"/>
+      </w:r>
+      <w:r>
+        <w:instrText xml:space="preserve"> SEQ Table \* ARABIC </w:instrText>
+      </w:r>
+      <w:r>
+        <w:fldChar w:fldCharType="separate"/>
+      </w:r>
+      <w:r>
+        <w:rPr>
+          <w:noProof/>
+        </w:rPr>
+        <w:t>4</w:t>
+      </w:r>
+      <w:r>
+        <w:rPr>
+          <w:noProof/>
+        </w:rPr>
+        <w:fldChar w:fldCharType="end"/>
+      </w:r>
       <w:r>
         <w:t xml:space="preserve"> Expected Results for Query 3</w:t>
       </w:r>
@@ -5706,14 +5771,27 @@
       <w:r>
         <w:t xml:space="preserve">Table </w:t>
       </w:r>
-      <w:fldSimple w:instr=" SEQ Table \* ARABIC ">
-        <w:r>
-          <w:rPr>
-            <w:noProof/>
-          </w:rPr>
-          <w:t>5</w:t>
-        </w:r>
-      </w:fldSimple>
+      <w:r>
+        <w:fldChar w:fldCharType="begin"/>
+      </w:r>
+      <w:r>
+        <w:instrText xml:space="preserve"> SEQ Table \* ARABIC </w:instrText>
+      </w:r>
+      <w:r>
+        <w:fldChar w:fldCharType="separate"/>
+      </w:r>
+      <w:r>
+        <w:rPr>
+          <w:noProof/>
+        </w:rPr>
+        <w:t>5</w:t>
+      </w:r>
+      <w:r>
+        <w:rPr>
+          <w:noProof/>
+        </w:rPr>
+        <w:fldChar w:fldCharType="end"/>
+      </w:r>
       <w:r>
         <w:t xml:space="preserve"> Expected Results for Query 4</w:t>
       </w:r>
@@ -5876,14 +5954,27 @@
       <w:r>
         <w:t xml:space="preserve">Table </w:t>
       </w:r>
-      <w:fldSimple w:instr=" SEQ Table \* ARABIC ">
-        <w:r>
-          <w:rPr>
-            <w:noProof/>
-          </w:rPr>
-          <w:t>6</w:t>
-        </w:r>
-      </w:fldSimple>
+      <w:r>
+        <w:fldChar w:fldCharType="begin"/>
+      </w:r>
+      <w:r>
+        <w:instrText xml:space="preserve"> SEQ Table \* ARABIC </w:instrText>
+      </w:r>
+      <w:r>
+        <w:fldChar w:fldCharType="separate"/>
+      </w:r>
+      <w:r>
+        <w:rPr>
+          <w:noProof/>
+        </w:rPr>
+        <w:t>6</w:t>
+      </w:r>
+      <w:r>
+        <w:rPr>
+          <w:noProof/>
+        </w:rPr>
+        <w:fldChar w:fldCharType="end"/>
+      </w:r>
       <w:r>
         <w:t xml:space="preserve"> Expected Results for Query 5</w:t>
       </w:r>
@@ -6783,14 +6874,27 @@
       <w:r>
         <w:t xml:space="preserve">Figure </w:t>
       </w:r>
-      <w:fldSimple w:instr=" SEQ Figure \* ARABIC ">
-        <w:r>
-          <w:rPr>
-            <w:noProof/>
-          </w:rPr>
-          <w:t>2</w:t>
-        </w:r>
-      </w:fldSimple>
+      <w:r>
+        <w:fldChar w:fldCharType="begin"/>
+      </w:r>
+      <w:r>
+        <w:instrText xml:space="preserve"> SEQ Figure \* ARABIC </w:instrText>
+      </w:r>
+      <w:r>
+        <w:fldChar w:fldCharType="separate"/>
+      </w:r>
+      <w:r>
+        <w:rPr>
+          <w:noProof/>
+        </w:rPr>
+        <w:t>2</w:t>
+      </w:r>
+      <w:r>
+        <w:rPr>
+          <w:noProof/>
+        </w:rPr>
+        <w:fldChar w:fldCharType="end"/>
+      </w:r>
       <w:r>
         <w:t xml:space="preserve"> Updated Airport Database ERD</w:t>
       </w:r>
@@ -7279,14 +7383,27 @@
       <w:r>
         <w:t xml:space="preserve">Table </w:t>
       </w:r>
-      <w:fldSimple w:instr=" SEQ Table \* ARABIC ">
-        <w:r>
-          <w:rPr>
-            <w:noProof/>
-          </w:rPr>
-          <w:t>7</w:t>
-        </w:r>
-      </w:fldSimple>
+      <w:r>
+        <w:fldChar w:fldCharType="begin"/>
+      </w:r>
+      <w:r>
+        <w:instrText xml:space="preserve"> SEQ Table \* ARABIC </w:instrText>
+      </w:r>
+      <w:r>
+        <w:fldChar w:fldCharType="separate"/>
+      </w:r>
+      <w:r>
+        <w:rPr>
+          <w:noProof/>
+        </w:rPr>
+        <w:t>7</w:t>
+      </w:r>
+      <w:r>
+        <w:rPr>
+          <w:noProof/>
+        </w:rPr>
+        <w:fldChar w:fldCharType="end"/>
+      </w:r>
       <w:r>
         <w:t xml:space="preserve"> Relational Schema Table</w:t>
       </w:r>
@@ -7689,14 +7806,27 @@
       <w:r>
         <w:t xml:space="preserve">Figure </w:t>
       </w:r>
-      <w:fldSimple w:instr=" SEQ Figure \* ARABIC ">
-        <w:r>
-          <w:rPr>
-            <w:noProof/>
-          </w:rPr>
-          <w:t>3</w:t>
-        </w:r>
-      </w:fldSimple>
+      <w:r>
+        <w:fldChar w:fldCharType="begin"/>
+      </w:r>
+      <w:r>
+        <w:instrText xml:space="preserve"> SEQ Figure \* ARABIC </w:instrText>
+      </w:r>
+      <w:r>
+        <w:fldChar w:fldCharType="separate"/>
+      </w:r>
+      <w:r>
+        <w:rPr>
+          <w:noProof/>
+        </w:rPr>
+        <w:t>3</w:t>
+      </w:r>
+      <w:r>
+        <w:rPr>
+          <w:noProof/>
+        </w:rPr>
+        <w:fldChar w:fldCharType="end"/>
+      </w:r>
       <w:r>
         <w:t xml:space="preserve"> </w:t>
       </w:r>
@@ -7786,14 +7916,27 @@
       <w:r>
         <w:t xml:space="preserve">Figure </w:t>
       </w:r>
-      <w:fldSimple w:instr=" SEQ Figure \* ARABIC ">
-        <w:r>
-          <w:rPr>
-            <w:noProof/>
-          </w:rPr>
-          <w:t>4</w:t>
-        </w:r>
-      </w:fldSimple>
+      <w:r>
+        <w:fldChar w:fldCharType="begin"/>
+      </w:r>
+      <w:r>
+        <w:instrText xml:space="preserve"> SEQ Figure \* ARABIC </w:instrText>
+      </w:r>
+      <w:r>
+        <w:fldChar w:fldCharType="separate"/>
+      </w:r>
+      <w:r>
+        <w:rPr>
+          <w:noProof/>
+        </w:rPr>
+        <w:t>4</w:t>
+      </w:r>
+      <w:r>
+        <w:rPr>
+          <w:noProof/>
+        </w:rPr>
+        <w:fldChar w:fldCharType="end"/>
+      </w:r>
       <w:r>
         <w:t xml:space="preserve"> Employee Table</w:t>
       </w:r>
@@ -7877,14 +8020,27 @@
       <w:r>
         <w:t xml:space="preserve">Figure </w:t>
       </w:r>
-      <w:fldSimple w:instr=" SEQ Figure \* ARABIC ">
-        <w:r>
-          <w:rPr>
-            <w:noProof/>
-          </w:rPr>
-          <w:t>5</w:t>
-        </w:r>
-      </w:fldSimple>
+      <w:r>
+        <w:fldChar w:fldCharType="begin"/>
+      </w:r>
+      <w:r>
+        <w:instrText xml:space="preserve"> SEQ Figure \* ARABIC </w:instrText>
+      </w:r>
+      <w:r>
+        <w:fldChar w:fldCharType="separate"/>
+      </w:r>
+      <w:r>
+        <w:rPr>
+          <w:noProof/>
+        </w:rPr>
+        <w:t>5</w:t>
+      </w:r>
+      <w:r>
+        <w:rPr>
+          <w:noProof/>
+        </w:rPr>
+        <w:fldChar w:fldCharType="end"/>
+      </w:r>
       <w:r>
         <w:t xml:space="preserve"> Airplane model table</w:t>
       </w:r>
@@ -7968,14 +8124,27 @@
       <w:r>
         <w:t xml:space="preserve">Figure </w:t>
       </w:r>
-      <w:fldSimple w:instr=" SEQ Figure \* ARABIC ">
-        <w:r>
-          <w:rPr>
-            <w:noProof/>
-          </w:rPr>
-          <w:t>6</w:t>
-        </w:r>
-      </w:fldSimple>
+      <w:r>
+        <w:fldChar w:fldCharType="begin"/>
+      </w:r>
+      <w:r>
+        <w:instrText xml:space="preserve"> SEQ Figure \* ARABIC </w:instrText>
+      </w:r>
+      <w:r>
+        <w:fldChar w:fldCharType="separate"/>
+      </w:r>
+      <w:r>
+        <w:rPr>
+          <w:noProof/>
+        </w:rPr>
+        <w:t>6</w:t>
+      </w:r>
+      <w:r>
+        <w:rPr>
+          <w:noProof/>
+        </w:rPr>
+        <w:fldChar w:fldCharType="end"/>
+      </w:r>
       <w:r>
         <w:t xml:space="preserve"> Airplane Table</w:t>
       </w:r>
@@ -8059,14 +8228,27 @@
       <w:r>
         <w:t xml:space="preserve">Figure </w:t>
       </w:r>
-      <w:fldSimple w:instr=" SEQ Figure \* ARABIC ">
-        <w:r>
-          <w:rPr>
-            <w:noProof/>
-          </w:rPr>
-          <w:t>7</w:t>
-        </w:r>
-      </w:fldSimple>
+      <w:r>
+        <w:fldChar w:fldCharType="begin"/>
+      </w:r>
+      <w:r>
+        <w:instrText xml:space="preserve"> SEQ Figure \* ARABIC </w:instrText>
+      </w:r>
+      <w:r>
+        <w:fldChar w:fldCharType="separate"/>
+      </w:r>
+      <w:r>
+        <w:rPr>
+          <w:noProof/>
+        </w:rPr>
+        <w:t>7</w:t>
+      </w:r>
+      <w:r>
+        <w:rPr>
+          <w:noProof/>
+        </w:rPr>
+        <w:fldChar w:fldCharType="end"/>
+      </w:r>
       <w:r>
         <w:t xml:space="preserve"> Technician Table</w:t>
       </w:r>
@@ -8150,14 +8332,27 @@
       <w:r>
         <w:t xml:space="preserve">Figure </w:t>
       </w:r>
-      <w:fldSimple w:instr=" SEQ Figure \* ARABIC ">
-        <w:r>
-          <w:rPr>
-            <w:noProof/>
-          </w:rPr>
-          <w:t>8</w:t>
-        </w:r>
-      </w:fldSimple>
+      <w:r>
+        <w:fldChar w:fldCharType="begin"/>
+      </w:r>
+      <w:r>
+        <w:instrText xml:space="preserve"> SEQ Figure \* ARABIC </w:instrText>
+      </w:r>
+      <w:r>
+        <w:fldChar w:fldCharType="separate"/>
+      </w:r>
+      <w:r>
+        <w:rPr>
+          <w:noProof/>
+        </w:rPr>
+        <w:t>8</w:t>
+      </w:r>
+      <w:r>
+        <w:rPr>
+          <w:noProof/>
+        </w:rPr>
+        <w:fldChar w:fldCharType="end"/>
+      </w:r>
       <w:r>
         <w:t xml:space="preserve"> Traffic controller</w:t>
       </w:r>
@@ -8241,14 +8436,27 @@
       <w:r>
         <w:t xml:space="preserve">Figure </w:t>
       </w:r>
-      <w:fldSimple w:instr=" SEQ Figure \* ARABIC ">
-        <w:r>
-          <w:rPr>
-            <w:noProof/>
-          </w:rPr>
-          <w:t>9</w:t>
-        </w:r>
-      </w:fldSimple>
+      <w:r>
+        <w:fldChar w:fldCharType="begin"/>
+      </w:r>
+      <w:r>
+        <w:instrText xml:space="preserve"> SEQ Figure \* ARABIC </w:instrText>
+      </w:r>
+      <w:r>
+        <w:fldChar w:fldCharType="separate"/>
+      </w:r>
+      <w:r>
+        <w:rPr>
+          <w:noProof/>
+        </w:rPr>
+        <w:t>9</w:t>
+      </w:r>
+      <w:r>
+        <w:rPr>
+          <w:noProof/>
+        </w:rPr>
+        <w:fldChar w:fldCharType="end"/>
+      </w:r>
       <w:r>
         <w:t xml:space="preserve"> Technician expertise table</w:t>
       </w:r>
@@ -8332,14 +8540,27 @@
       <w:r>
         <w:t xml:space="preserve">Figure </w:t>
       </w:r>
-      <w:fldSimple w:instr=" SEQ Figure \* ARABIC ">
-        <w:r>
-          <w:rPr>
-            <w:noProof/>
-          </w:rPr>
-          <w:t>10</w:t>
-        </w:r>
-      </w:fldSimple>
+      <w:r>
+        <w:fldChar w:fldCharType="begin"/>
+      </w:r>
+      <w:r>
+        <w:instrText xml:space="preserve"> SEQ Figure \* ARABIC </w:instrText>
+      </w:r>
+      <w:r>
+        <w:fldChar w:fldCharType="separate"/>
+      </w:r>
+      <w:r>
+        <w:rPr>
+          <w:noProof/>
+        </w:rPr>
+        <w:t>10</w:t>
+      </w:r>
+      <w:r>
+        <w:rPr>
+          <w:noProof/>
+        </w:rPr>
+        <w:fldChar w:fldCharType="end"/>
+      </w:r>
       <w:r>
         <w:t xml:space="preserve"> Airworthiness test model table</w:t>
       </w:r>
@@ -8423,14 +8644,27 @@
       <w:r>
         <w:t xml:space="preserve">Figure </w:t>
       </w:r>
-      <w:fldSimple w:instr=" SEQ Figure \* ARABIC ">
-        <w:r>
-          <w:rPr>
-            <w:noProof/>
-          </w:rPr>
-          <w:t>11</w:t>
-        </w:r>
-      </w:fldSimple>
+      <w:r>
+        <w:fldChar w:fldCharType="begin"/>
+      </w:r>
+      <w:r>
+        <w:instrText xml:space="preserve"> SEQ Figure \* ARABIC </w:instrText>
+      </w:r>
+      <w:r>
+        <w:fldChar w:fldCharType="separate"/>
+      </w:r>
+      <w:r>
+        <w:rPr>
+          <w:noProof/>
+        </w:rPr>
+        <w:t>11</w:t>
+      </w:r>
+      <w:r>
+        <w:rPr>
+          <w:noProof/>
+        </w:rPr>
+        <w:fldChar w:fldCharType="end"/>
+      </w:r>
       <w:r>
         <w:t xml:space="preserve"> Test events table</w:t>
       </w:r>
@@ -8526,14 +8760,27 @@
       <w:r>
         <w:t xml:space="preserve">Figure </w:t>
       </w:r>
-      <w:fldSimple w:instr=" SEQ Figure \* ARABIC ">
-        <w:r>
-          <w:rPr>
-            <w:noProof/>
-          </w:rPr>
-          <w:t>12</w:t>
-        </w:r>
-      </w:fldSimple>
+      <w:r>
+        <w:fldChar w:fldCharType="begin"/>
+      </w:r>
+      <w:r>
+        <w:instrText xml:space="preserve"> SEQ Figure \* ARABIC </w:instrText>
+      </w:r>
+      <w:r>
+        <w:fldChar w:fldCharType="separate"/>
+      </w:r>
+      <w:r>
+        <w:rPr>
+          <w:noProof/>
+        </w:rPr>
+        <w:t>12</w:t>
+      </w:r>
+      <w:r>
+        <w:rPr>
+          <w:noProof/>
+        </w:rPr>
+        <w:fldChar w:fldCharType="end"/>
+      </w:r>
       <w:r>
         <w:t xml:space="preserve"> Union Table Data insertion</w:t>
       </w:r>
@@ -8607,14 +8854,27 @@
       <w:r>
         <w:t xml:space="preserve">Figure </w:t>
       </w:r>
-      <w:fldSimple w:instr=" SEQ Figure \* ARABIC ">
-        <w:r>
-          <w:rPr>
-            <w:noProof/>
-          </w:rPr>
-          <w:t>13</w:t>
-        </w:r>
-      </w:fldSimple>
+      <w:r>
+        <w:fldChar w:fldCharType="begin"/>
+      </w:r>
+      <w:r>
+        <w:instrText xml:space="preserve"> SEQ Figure \* ARABIC </w:instrText>
+      </w:r>
+      <w:r>
+        <w:fldChar w:fldCharType="separate"/>
+      </w:r>
+      <w:r>
+        <w:rPr>
+          <w:noProof/>
+        </w:rPr>
+        <w:t>13</w:t>
+      </w:r>
+      <w:r>
+        <w:rPr>
+          <w:noProof/>
+        </w:rPr>
+        <w:fldChar w:fldCharType="end"/>
+      </w:r>
       <w:r>
         <w:t xml:space="preserve"> Employee Table Data Insertion</w:t>
       </w:r>
@@ -8688,14 +8948,27 @@
       <w:r>
         <w:t xml:space="preserve">Figure </w:t>
       </w:r>
-      <w:fldSimple w:instr=" SEQ Figure \* ARABIC ">
-        <w:r>
-          <w:rPr>
-            <w:noProof/>
-          </w:rPr>
-          <w:t>14</w:t>
-        </w:r>
-      </w:fldSimple>
+      <w:r>
+        <w:fldChar w:fldCharType="begin"/>
+      </w:r>
+      <w:r>
+        <w:instrText xml:space="preserve"> SEQ Figure \* ARABIC </w:instrText>
+      </w:r>
+      <w:r>
+        <w:fldChar w:fldCharType="separate"/>
+      </w:r>
+      <w:r>
+        <w:rPr>
+          <w:noProof/>
+        </w:rPr>
+        <w:t>14</w:t>
+      </w:r>
+      <w:r>
+        <w:rPr>
+          <w:noProof/>
+        </w:rPr>
+        <w:fldChar w:fldCharType="end"/>
+      </w:r>
       <w:r>
         <w:t xml:space="preserve"> Airplane Model Data Insertion</w:t>
       </w:r>
@@ -8769,14 +9042,27 @@
       <w:r>
         <w:t xml:space="preserve">Figure </w:t>
       </w:r>
-      <w:fldSimple w:instr=" SEQ Figure \* ARABIC ">
-        <w:r>
-          <w:rPr>
-            <w:noProof/>
-          </w:rPr>
-          <w:t>15</w:t>
-        </w:r>
-      </w:fldSimple>
+      <w:r>
+        <w:fldChar w:fldCharType="begin"/>
+      </w:r>
+      <w:r>
+        <w:instrText xml:space="preserve"> SEQ Figure \* ARABIC </w:instrText>
+      </w:r>
+      <w:r>
+        <w:fldChar w:fldCharType="separate"/>
+      </w:r>
+      <w:r>
+        <w:rPr>
+          <w:noProof/>
+        </w:rPr>
+        <w:t>15</w:t>
+      </w:r>
+      <w:r>
+        <w:rPr>
+          <w:noProof/>
+        </w:rPr>
+        <w:fldChar w:fldCharType="end"/>
+      </w:r>
       <w:r>
         <w:t xml:space="preserve"> Airplane Data Insertion</w:t>
       </w:r>
@@ -8850,14 +9136,27 @@
       <w:r>
         <w:t xml:space="preserve">Figure </w:t>
       </w:r>
-      <w:fldSimple w:instr=" SEQ Figure \* ARABIC ">
-        <w:r>
-          <w:rPr>
-            <w:noProof/>
-          </w:rPr>
-          <w:t>16</w:t>
-        </w:r>
-      </w:fldSimple>
+      <w:r>
+        <w:fldChar w:fldCharType="begin"/>
+      </w:r>
+      <w:r>
+        <w:instrText xml:space="preserve"> SEQ Figure \* ARABIC </w:instrText>
+      </w:r>
+      <w:r>
+        <w:fldChar w:fldCharType="separate"/>
+      </w:r>
+      <w:r>
+        <w:rPr>
+          <w:noProof/>
+        </w:rPr>
+        <w:t>16</w:t>
+      </w:r>
+      <w:r>
+        <w:rPr>
+          <w:noProof/>
+        </w:rPr>
+        <w:fldChar w:fldCharType="end"/>
+      </w:r>
       <w:r>
         <w:t xml:space="preserve"> Technicians Data Insertion</w:t>
       </w:r>
@@ -8931,14 +9230,27 @@
       <w:r>
         <w:t xml:space="preserve">Figure </w:t>
       </w:r>
-      <w:fldSimple w:instr=" SEQ Figure \* ARABIC ">
-        <w:r>
-          <w:rPr>
-            <w:noProof/>
-          </w:rPr>
-          <w:t>17</w:t>
-        </w:r>
-      </w:fldSimple>
+      <w:r>
+        <w:fldChar w:fldCharType="begin"/>
+      </w:r>
+      <w:r>
+        <w:instrText xml:space="preserve"> SEQ Figure \* ARABIC </w:instrText>
+      </w:r>
+      <w:r>
+        <w:fldChar w:fldCharType="separate"/>
+      </w:r>
+      <w:r>
+        <w:rPr>
+          <w:noProof/>
+        </w:rPr>
+        <w:t>17</w:t>
+      </w:r>
+      <w:r>
+        <w:rPr>
+          <w:noProof/>
+        </w:rPr>
+        <w:fldChar w:fldCharType="end"/>
+      </w:r>
       <w:r>
         <w:t xml:space="preserve"> Traffic Controller Data Insertion</w:t>
       </w:r>
@@ -9012,14 +9324,27 @@
       <w:r>
         <w:t xml:space="preserve">Figure </w:t>
       </w:r>
-      <w:fldSimple w:instr=" SEQ Figure \* ARABIC ">
-        <w:r>
-          <w:rPr>
-            <w:noProof/>
-          </w:rPr>
-          <w:t>18</w:t>
-        </w:r>
-      </w:fldSimple>
+      <w:r>
+        <w:fldChar w:fldCharType="begin"/>
+      </w:r>
+      <w:r>
+        <w:instrText xml:space="preserve"> SEQ Figure \* ARABIC </w:instrText>
+      </w:r>
+      <w:r>
+        <w:fldChar w:fldCharType="separate"/>
+      </w:r>
+      <w:r>
+        <w:rPr>
+          <w:noProof/>
+        </w:rPr>
+        <w:t>18</w:t>
+      </w:r>
+      <w:r>
+        <w:rPr>
+          <w:noProof/>
+        </w:rPr>
+        <w:fldChar w:fldCharType="end"/>
+      </w:r>
       <w:r>
         <w:t xml:space="preserve"> Technician expertise Data Insertion</w:t>
       </w:r>
@@ -9093,14 +9418,27 @@
       <w:r>
         <w:t xml:space="preserve">Figure </w:t>
       </w:r>
-      <w:fldSimple w:instr=" SEQ Figure \* ARABIC ">
-        <w:r>
-          <w:rPr>
-            <w:noProof/>
-          </w:rPr>
-          <w:t>19</w:t>
-        </w:r>
-      </w:fldSimple>
+      <w:r>
+        <w:fldChar w:fldCharType="begin"/>
+      </w:r>
+      <w:r>
+        <w:instrText xml:space="preserve"> SEQ Figure \* ARABIC </w:instrText>
+      </w:r>
+      <w:r>
+        <w:fldChar w:fldCharType="separate"/>
+      </w:r>
+      <w:r>
+        <w:rPr>
+          <w:noProof/>
+        </w:rPr>
+        <w:t>19</w:t>
+      </w:r>
+      <w:r>
+        <w:rPr>
+          <w:noProof/>
+        </w:rPr>
+        <w:fldChar w:fldCharType="end"/>
+      </w:r>
       <w:r>
         <w:t xml:space="preserve"> Airworthiness Tests Data Insertion</w:t>
       </w:r>
@@ -9184,14 +9522,27 @@
       <w:r>
         <w:t xml:space="preserve">Figure </w:t>
       </w:r>
-      <w:fldSimple w:instr=" SEQ Figure \* ARABIC ">
-        <w:r>
-          <w:rPr>
-            <w:noProof/>
-          </w:rPr>
-          <w:t>20</w:t>
-        </w:r>
-      </w:fldSimple>
+      <w:r>
+        <w:fldChar w:fldCharType="begin"/>
+      </w:r>
+      <w:r>
+        <w:instrText xml:space="preserve"> SEQ Figure \* ARABIC </w:instrText>
+      </w:r>
+      <w:r>
+        <w:fldChar w:fldCharType="separate"/>
+      </w:r>
+      <w:r>
+        <w:rPr>
+          <w:noProof/>
+        </w:rPr>
+        <w:t>20</w:t>
+      </w:r>
+      <w:r>
+        <w:rPr>
+          <w:noProof/>
+        </w:rPr>
+        <w:fldChar w:fldCharType="end"/>
+      </w:r>
       <w:r>
         <w:t xml:space="preserve"> Test event data insertion</w:t>
       </w:r>
@@ -9256,14 +9607,27 @@
       <w:r>
         <w:t xml:space="preserve">Figure </w:t>
       </w:r>
-      <w:fldSimple w:instr=" SEQ Figure \* ARABIC ">
-        <w:r>
-          <w:rPr>
-            <w:noProof/>
-          </w:rPr>
-          <w:t>21</w:t>
-        </w:r>
-      </w:fldSimple>
+      <w:r>
+        <w:fldChar w:fldCharType="begin"/>
+      </w:r>
+      <w:r>
+        <w:instrText xml:space="preserve"> SEQ Figure \* ARABIC </w:instrText>
+      </w:r>
+      <w:r>
+        <w:fldChar w:fldCharType="separate"/>
+      </w:r>
+      <w:r>
+        <w:rPr>
+          <w:noProof/>
+        </w:rPr>
+        <w:t>21</w:t>
+      </w:r>
+      <w:r>
+        <w:rPr>
+          <w:noProof/>
+        </w:rPr>
+        <w:fldChar w:fldCharType="end"/>
+      </w:r>
       <w:r>
         <w:t xml:space="preserve"> Inserting more rows in Test events for screenshot</w:t>
       </w:r>
@@ -9287,6 +9651,543 @@
         <w:t>Task E</w:t>
       </w:r>
       <w:bookmarkEnd w:id="44"/>
+      <w:r>
+        <w:t xml:space="preserve"> – Queries</w:t>
+      </w:r>
+    </w:p>
+    <w:p>
+      <w:r>
+        <w:tab/>
+        <w:t>This section of the report focuses on querying the data in the table for more insight. Below five query results will be shown as screenshots and the insights they provide.</w:t>
+      </w:r>
+    </w:p>
+    <w:p>
+      <w:pPr>
+        <w:pStyle w:val="Heading3"/>
+      </w:pPr>
+      <w:r>
+        <w:t>Query 1 – Aircraft Test Performance Summary</w:t>
+      </w:r>
+    </w:p>
+    <w:p>
+      <w:r>
+        <w:tab/>
+      </w:r>
+      <w:r>
+        <w:t>This query takes the average of testing metrics for each airplane model number. Links to the test events table and also airplane model details and the technician's records to determine the overall number of test events, total hours elapsed and average score per model. This gives an in-depth view of the degree of testing and evaluation of every aircraft model.</w:t>
+      </w:r>
+    </w:p>
+    <w:p>
+      <w:pPr>
+        <w:pStyle w:val="Heading3"/>
+      </w:pPr>
+      <w:r>
+        <w:t>Query 2 – Employee Annual Performance</w:t>
+      </w:r>
+    </w:p>
+    <w:p>
+      <w:pPr>
+        <w:keepNext/>
+        <w:jc w:val="center"/>
+      </w:pPr>
+      <w:r>
+        <w:rPr>
+          <w:noProof/>
+        </w:rPr>
+        <w:drawing>
+          <wp:inline distT="0" distB="0" distL="0" distR="0" wp14:anchorId="0FAEBB0C" wp14:editId="3D4A6A31">
+            <wp:extent cx="5819637" cy="3905250"/>
+            <wp:effectExtent l="19050" t="19050" r="10160" b="19050"/>
+            <wp:docPr id="1676746442" name="Picture 9"/>
+            <wp:cNvGraphicFramePr>
+              <a:graphicFrameLocks xmlns:a="http://schemas.openxmlformats.org/drawingml/2006/main" noChangeAspect="1"/>
+            </wp:cNvGraphicFramePr>
+            <a:graphic xmlns:a="http://schemas.openxmlformats.org/drawingml/2006/main">
+              <a:graphicData uri="http://schemas.openxmlformats.org/drawingml/2006/picture">
+                <pic:pic xmlns:pic="http://schemas.openxmlformats.org/drawingml/2006/picture">
+                  <pic:nvPicPr>
+                    <pic:cNvPr id="0" name="Picture 9"/>
+                    <pic:cNvPicPr>
+                      <a:picLocks noChangeAspect="1" noChangeArrowheads="1"/>
+                    </pic:cNvPicPr>
+                  </pic:nvPicPr>
+                  <pic:blipFill>
+                    <a:blip r:embed="rId28">
+                      <a:extLst>
+                        <a:ext uri="{28A0092B-C50C-407E-A947-70E740481C1C}">
+                          <a14:useLocalDpi xmlns:a14="http://schemas.microsoft.com/office/drawing/2010/main" val="0"/>
+                        </a:ext>
+                      </a:extLst>
+                    </a:blip>
+                    <a:srcRect/>
+                    <a:stretch>
+                      <a:fillRect/>
+                    </a:stretch>
+                  </pic:blipFill>
+                  <pic:spPr bwMode="auto">
+                    <a:xfrm>
+                      <a:off x="0" y="0"/>
+                      <a:ext cx="5828535" cy="3911221"/>
+                    </a:xfrm>
+                    <a:prstGeom prst="rect">
+                      <a:avLst/>
+                    </a:prstGeom>
+                    <a:noFill/>
+                    <a:ln>
+                      <a:solidFill>
+                        <a:schemeClr val="tx1"/>
+                      </a:solidFill>
+                    </a:ln>
+                  </pic:spPr>
+                </pic:pic>
+              </a:graphicData>
+            </a:graphic>
+          </wp:inline>
+        </w:drawing>
+      </w:r>
+    </w:p>
+    <w:p>
+      <w:pPr>
+        <w:jc w:val="center"/>
+      </w:pPr>
+      <w:r>
+        <w:t xml:space="preserve">Figure </w:t>
+      </w:r>
+      <w:r>
+        <w:fldChar w:fldCharType="begin"/>
+      </w:r>
+      <w:r>
+        <w:instrText xml:space="preserve"> SEQ Figure \* ARABIC </w:instrText>
+      </w:r>
+      <w:r>
+        <w:fldChar w:fldCharType="separate"/>
+      </w:r>
+      <w:r>
+        <w:rPr>
+          <w:noProof/>
+        </w:rPr>
+        <w:t>22</w:t>
+      </w:r>
+      <w:r>
+        <w:fldChar w:fldCharType="end"/>
+      </w:r>
+      <w:r>
+        <w:t xml:space="preserve"> Employee Annual Performance Query</w:t>
+      </w:r>
+    </w:p>
+    <w:p>
+      <w:r>
+        <w:tab/>
+      </w:r>
+      <w:r>
+        <w:t xml:space="preserve">This query returns productivity which is the number of test events performed by the technician in a calendar year. It pulls the year from the test date, and also merges the employee and </w:t>
+      </w:r>
+      <w:r>
+        <w:lastRenderedPageBreak/>
+        <w:t>technician table to obtain employee name matches with the corresponding ID numbers. The results can be sorted in descending order so you can see at a glance, which technicians are doing better.</w:t>
+      </w:r>
+    </w:p>
+    <w:p/>
+    <w:p>
+      <w:pPr>
+        <w:pStyle w:val="Heading3"/>
+      </w:pPr>
+      <w:r>
+        <w:t>Query 3 – Recently Examined Traffic Controllers</w:t>
+      </w:r>
+    </w:p>
+    <w:p>
+      <w:pPr>
+        <w:keepNext/>
+        <w:jc w:val="center"/>
+      </w:pPr>
+      <w:r>
+        <w:rPr>
+          <w:noProof/>
+        </w:rPr>
+        <w:drawing>
+          <wp:inline distT="0" distB="0" distL="0" distR="0" wp14:anchorId="7FF276C5" wp14:editId="079F861E">
+            <wp:extent cx="4827270" cy="5519901"/>
+            <wp:effectExtent l="19050" t="19050" r="11430" b="24130"/>
+            <wp:docPr id="563834659" name="Picture 8"/>
+            <wp:cNvGraphicFramePr>
+              <a:graphicFrameLocks xmlns:a="http://schemas.openxmlformats.org/drawingml/2006/main" noChangeAspect="1"/>
+            </wp:cNvGraphicFramePr>
+            <a:graphic xmlns:a="http://schemas.openxmlformats.org/drawingml/2006/main">
+              <a:graphicData uri="http://schemas.openxmlformats.org/drawingml/2006/picture">
+                <pic:pic xmlns:pic="http://schemas.openxmlformats.org/drawingml/2006/picture">
+                  <pic:nvPicPr>
+                    <pic:cNvPr id="0" name="Picture 8"/>
+                    <pic:cNvPicPr>
+                      <a:picLocks noChangeAspect="1" noChangeArrowheads="1"/>
+                    </pic:cNvPicPr>
+                  </pic:nvPicPr>
+                  <pic:blipFill>
+                    <a:blip r:embed="rId29">
+                      <a:extLst>
+                        <a:ext uri="{28A0092B-C50C-407E-A947-70E740481C1C}">
+                          <a14:useLocalDpi xmlns:a14="http://schemas.microsoft.com/office/drawing/2010/main" val="0"/>
+                        </a:ext>
+                      </a:extLst>
+                    </a:blip>
+                    <a:srcRect/>
+                    <a:stretch>
+                      <a:fillRect/>
+                    </a:stretch>
+                  </pic:blipFill>
+                  <pic:spPr bwMode="auto">
+                    <a:xfrm>
+                      <a:off x="0" y="0"/>
+                      <a:ext cx="4832453" cy="5525828"/>
+                    </a:xfrm>
+                    <a:prstGeom prst="rect">
+                      <a:avLst/>
+                    </a:prstGeom>
+                    <a:noFill/>
+                    <a:ln>
+                      <a:solidFill>
+                        <a:schemeClr val="tx1"/>
+                      </a:solidFill>
+                    </a:ln>
+                  </pic:spPr>
+                </pic:pic>
+              </a:graphicData>
+            </a:graphic>
+          </wp:inline>
+        </w:drawing>
+      </w:r>
+    </w:p>
+    <w:p>
+      <w:pPr>
+        <w:jc w:val="center"/>
+      </w:pPr>
+      <w:r>
+        <w:t xml:space="preserve">Figure </w:t>
+      </w:r>
+      <w:r>
+        <w:fldChar w:fldCharType="begin"/>
+      </w:r>
+      <w:r>
+        <w:instrText xml:space="preserve"> SEQ Figure \* ARABIC </w:instrText>
+      </w:r>
+      <w:r>
+        <w:fldChar w:fldCharType="separate"/>
+      </w:r>
+      <w:r>
+        <w:rPr>
+          <w:noProof/>
+        </w:rPr>
+        <w:t>23</w:t>
+      </w:r>
+      <w:r>
+        <w:fldChar w:fldCharType="end"/>
+      </w:r>
+      <w:r>
+        <w:t xml:space="preserve"> Recently examined traffic controllers</w:t>
+      </w:r>
+    </w:p>
+    <w:p>
+      <w:r>
+        <w:tab/>
+      </w:r>
+      <w:r>
+        <w:t xml:space="preserve">This query is used to obtain personal data from traffic controllers, and the date of their last medical or professional examination. This will merge this table with the core employee table and return a cleaned sorted list with the most recent examination date at the top. This enables </w:t>
+      </w:r>
+      <w:r>
+        <w:lastRenderedPageBreak/>
+        <w:t>administrators to easily keep track of compliance and determine when the controllers are due for renewal.</w:t>
+      </w:r>
+    </w:p>
+    <w:p/>
+    <w:p>
+      <w:pPr>
+        <w:pStyle w:val="Heading3"/>
+      </w:pPr>
+      <w:r>
+        <w:t>Query 4 – Aircraft safety check</w:t>
+      </w:r>
+    </w:p>
+    <w:p>
+      <w:pPr>
+        <w:keepNext/>
+        <w:jc w:val="center"/>
+      </w:pPr>
+      <w:r>
+        <w:drawing>
+          <wp:inline distT="0" distB="0" distL="0" distR="0" wp14:anchorId="10FF37FB" wp14:editId="5E46C6B2">
+            <wp:extent cx="4400979" cy="3067050"/>
+            <wp:effectExtent l="19050" t="19050" r="19050" b="19050"/>
+            <wp:docPr id="610996750" name="Picture 1"/>
+            <wp:cNvGraphicFramePr>
+              <a:graphicFrameLocks xmlns:a="http://schemas.openxmlformats.org/drawingml/2006/main" noChangeAspect="1"/>
+            </wp:cNvGraphicFramePr>
+            <a:graphic xmlns:a="http://schemas.openxmlformats.org/drawingml/2006/main">
+              <a:graphicData uri="http://schemas.openxmlformats.org/drawingml/2006/picture">
+                <pic:pic xmlns:pic="http://schemas.openxmlformats.org/drawingml/2006/picture">
+                  <pic:nvPicPr>
+                    <pic:cNvPr id="610996750" name=""/>
+                    <pic:cNvPicPr/>
+                  </pic:nvPicPr>
+                  <pic:blipFill>
+                    <a:blip r:embed="rId30"/>
+                    <a:stretch>
+                      <a:fillRect/>
+                    </a:stretch>
+                  </pic:blipFill>
+                  <pic:spPr>
+                    <a:xfrm>
+                      <a:off x="0" y="0"/>
+                      <a:ext cx="4403944" cy="3069117"/>
+                    </a:xfrm>
+                    <a:prstGeom prst="rect">
+                      <a:avLst/>
+                    </a:prstGeom>
+                    <a:ln>
+                      <a:solidFill>
+                        <a:schemeClr val="tx1"/>
+                      </a:solidFill>
+                    </a:ln>
+                  </pic:spPr>
+                </pic:pic>
+              </a:graphicData>
+            </a:graphic>
+          </wp:inline>
+        </w:drawing>
+      </w:r>
+    </w:p>
+    <w:p>
+      <w:pPr>
+        <w:jc w:val="center"/>
+      </w:pPr>
+      <w:r>
+        <w:t xml:space="preserve">Figure </w:t>
+      </w:r>
+      <w:r>
+        <w:fldChar w:fldCharType="begin"/>
+      </w:r>
+      <w:r>
+        <w:instrText xml:space="preserve"> SEQ Figure \* ARABIC </w:instrText>
+      </w:r>
+      <w:r>
+        <w:fldChar w:fldCharType="separate"/>
+      </w:r>
+      <w:r>
+        <w:rPr>
+          <w:noProof/>
+        </w:rPr>
+        <w:t>24</w:t>
+      </w:r>
+      <w:r>
+        <w:fldChar w:fldCharType="end"/>
+      </w:r>
+      <w:r>
+        <w:t xml:space="preserve"> Airplane safety check query</w:t>
+      </w:r>
+    </w:p>
+    <w:p>
+      <w:pPr>
+        <w:keepNext/>
+        <w:jc w:val="center"/>
+      </w:pPr>
+      <w:r>
+        <w:drawing>
+          <wp:inline distT="0" distB="0" distL="0" distR="0" wp14:anchorId="3780A9D2" wp14:editId="7BAD3CDA">
+            <wp:extent cx="4491990" cy="1706092"/>
+            <wp:effectExtent l="19050" t="19050" r="22860" b="27940"/>
+            <wp:docPr id="665032321" name="Picture 1"/>
+            <wp:cNvGraphicFramePr>
+              <a:graphicFrameLocks xmlns:a="http://schemas.openxmlformats.org/drawingml/2006/main" noChangeAspect="1"/>
+            </wp:cNvGraphicFramePr>
+            <a:graphic xmlns:a="http://schemas.openxmlformats.org/drawingml/2006/main">
+              <a:graphicData uri="http://schemas.openxmlformats.org/drawingml/2006/picture">
+                <pic:pic xmlns:pic="http://schemas.openxmlformats.org/drawingml/2006/picture">
+                  <pic:nvPicPr>
+                    <pic:cNvPr id="665032321" name=""/>
+                    <pic:cNvPicPr/>
+                  </pic:nvPicPr>
+                  <pic:blipFill>
+                    <a:blip r:embed="rId31"/>
+                    <a:stretch>
+                      <a:fillRect/>
+                    </a:stretch>
+                  </pic:blipFill>
+                  <pic:spPr>
+                    <a:xfrm>
+                      <a:off x="0" y="0"/>
+                      <a:ext cx="4507676" cy="1712050"/>
+                    </a:xfrm>
+                    <a:prstGeom prst="rect">
+                      <a:avLst/>
+                    </a:prstGeom>
+                    <a:ln>
+                      <a:solidFill>
+                        <a:schemeClr val="tx1"/>
+                      </a:solidFill>
+                    </a:ln>
+                  </pic:spPr>
+                </pic:pic>
+              </a:graphicData>
+            </a:graphic>
+          </wp:inline>
+        </w:drawing>
+      </w:r>
+    </w:p>
+    <w:p>
+      <w:pPr>
+        <w:jc w:val="center"/>
+      </w:pPr>
+      <w:r>
+        <w:t xml:space="preserve">Figure </w:t>
+      </w:r>
+      <w:r>
+        <w:fldChar w:fldCharType="begin"/>
+      </w:r>
+      <w:r>
+        <w:instrText xml:space="preserve"> SEQ Figure \* ARABIC </w:instrText>
+      </w:r>
+      <w:r>
+        <w:fldChar w:fldCharType="separate"/>
+      </w:r>
+      <w:r>
+        <w:rPr>
+          <w:noProof/>
+        </w:rPr>
+        <w:t>25</w:t>
+      </w:r>
+      <w:r>
+        <w:fldChar w:fldCharType="end"/>
+      </w:r>
+      <w:r>
+        <w:t xml:space="preserve"> Aircraft safety check results</w:t>
+      </w:r>
+    </w:p>
+    <w:p>
+      <w:r>
+        <w:tab/>
+      </w:r>
+      <w:r>
+        <w:t xml:space="preserve">This query will compare the latest test score of an aircraft to the average test score for all previous tests conducted by that aircraft. This uses one set of nested subqueries to select the most recent date of the test for each registration number, and another to obtain the baseline average </w:t>
+      </w:r>
+      <w:r>
+        <w:lastRenderedPageBreak/>
+        <w:t>score. Conditional logic then automatically applies a "Pass" rating to the aircraft if the score remains within the historical ratings, or a "Review Required" rating if the score falls outside of the historical ratings.</w:t>
+      </w:r>
+    </w:p>
+    <w:p>
+      <w:pPr>
+        <w:pStyle w:val="Heading3"/>
+      </w:pPr>
+      <w:r>
+        <w:t>Query 5 – Technician Expertise summary</w:t>
+      </w:r>
+    </w:p>
+    <w:p>
+      <w:pPr>
+        <w:keepNext/>
+        <w:jc w:val="center"/>
+      </w:pPr>
+      <w:r>
+        <w:rPr>
+          <w:noProof/>
+        </w:rPr>
+        <w:drawing>
+          <wp:inline distT="0" distB="0" distL="0" distR="0" wp14:anchorId="318AF9BD" wp14:editId="223F6024">
+            <wp:extent cx="5943600" cy="5917565"/>
+            <wp:effectExtent l="19050" t="19050" r="19050" b="26035"/>
+            <wp:docPr id="2095410629" name="Picture 7"/>
+            <wp:cNvGraphicFramePr>
+              <a:graphicFrameLocks xmlns:a="http://schemas.openxmlformats.org/drawingml/2006/main" noChangeAspect="1"/>
+            </wp:cNvGraphicFramePr>
+            <a:graphic xmlns:a="http://schemas.openxmlformats.org/drawingml/2006/main">
+              <a:graphicData uri="http://schemas.openxmlformats.org/drawingml/2006/picture">
+                <pic:pic xmlns:pic="http://schemas.openxmlformats.org/drawingml/2006/picture">
+                  <pic:nvPicPr>
+                    <pic:cNvPr id="0" name="Picture 7"/>
+                    <pic:cNvPicPr>
+                      <a:picLocks noChangeAspect="1" noChangeArrowheads="1"/>
+                    </pic:cNvPicPr>
+                  </pic:nvPicPr>
+                  <pic:blipFill>
+                    <a:blip r:embed="rId32">
+                      <a:extLst>
+                        <a:ext uri="{28A0092B-C50C-407E-A947-70E740481C1C}">
+                          <a14:useLocalDpi xmlns:a14="http://schemas.microsoft.com/office/drawing/2010/main" val="0"/>
+                        </a:ext>
+                      </a:extLst>
+                    </a:blip>
+                    <a:srcRect/>
+                    <a:stretch>
+                      <a:fillRect/>
+                    </a:stretch>
+                  </pic:blipFill>
+                  <pic:spPr bwMode="auto">
+                    <a:xfrm>
+                      <a:off x="0" y="0"/>
+                      <a:ext cx="5943600" cy="5917565"/>
+                    </a:xfrm>
+                    <a:prstGeom prst="rect">
+                      <a:avLst/>
+                    </a:prstGeom>
+                    <a:noFill/>
+                    <a:ln>
+                      <a:solidFill>
+                        <a:schemeClr val="tx1"/>
+                      </a:solidFill>
+                    </a:ln>
+                  </pic:spPr>
+                </pic:pic>
+              </a:graphicData>
+            </a:graphic>
+          </wp:inline>
+        </w:drawing>
+      </w:r>
+    </w:p>
+    <w:p>
+      <w:pPr>
+        <w:jc w:val="center"/>
+      </w:pPr>
+      <w:r>
+        <w:t xml:space="preserve">Figure </w:t>
+      </w:r>
+      <w:r>
+        <w:fldChar w:fldCharType="begin"/>
+      </w:r>
+      <w:r>
+        <w:instrText xml:space="preserve"> SEQ Figure \* ARABIC </w:instrText>
+      </w:r>
+      <w:r>
+        <w:fldChar w:fldCharType="separate"/>
+      </w:r>
+      <w:r>
+        <w:rPr>
+          <w:noProof/>
+        </w:rPr>
+        <w:t>26</w:t>
+      </w:r>
+      <w:r>
+        <w:fldChar w:fldCharType="end"/>
+      </w:r>
+      <w:r>
+        <w:t xml:space="preserve"> Technician Experties Summary</w:t>
+      </w:r>
+    </w:p>
+    <w:p>
+      <w:r>
+        <w:tab/>
+      </w:r>
+      <w:r>
+        <w:t xml:space="preserve">This query </w:t>
+      </w:r>
+      <w:r>
+        <w:t>relates</w:t>
+      </w:r>
+      <w:r>
+        <w:t xml:space="preserve"> to a specific type of aircraft that they can work on and also a specific type of expertise, like engine or avionics. Linking employee records via technician expertise tables </w:t>
+      </w:r>
+      <w:r>
+        <w:lastRenderedPageBreak/>
+        <w:t>to produce a comprehensive list of employees' technical skills. By listing them in order of model number and technician name it is much easier to assign an appropriate technician to a maintenance issue.</w:t>
+      </w:r>
     </w:p>
     <w:sectPr>
       <w:pgSz w:w="12240" w:h="15840"/>
@@ -11766,7 +12667,6 @@
   <w:style w:type="character" w:default="1" w:styleId="DefaultParagraphFont">
     <w:name w:val="Default Paragraph Font"/>
     <w:uiPriority w:val="1"/>
-    <w:semiHidden/>
     <w:unhideWhenUsed/>
   </w:style>
   <w:style w:type="table" w:default="1" w:styleId="TableNormal">
@@ -12258,6 +13158,17 @@
       <w:color w:val="666666"/>
     </w:rPr>
   </w:style>
+  <w:style w:type="paragraph" w:styleId="NormalWeb">
+    <w:name w:val="Normal (Web)"/>
+    <w:basedOn w:val="Normal"/>
+    <w:uiPriority w:val="99"/>
+    <w:semiHidden/>
+    <w:unhideWhenUsed/>
+    <w:rsid w:val="00C67287"/>
+    <w:rPr>
+      <w:rFonts w:cs="Times New Roman"/>
+    </w:rPr>
+  </w:style>
 </w:styles>
 </file>
 

--- a/2. Airport Database System/40841063_HLUM HTET AUNG Part 2 - Database/40841063_Part 2 Database Report.docx
+++ b/2. Airport Database System/40841063_HLUM HTET AUNG Part 2 - Database/40841063_Part 2 Database Report.docx
@@ -3348,27 +3348,14 @@
       <w:r>
         <w:t xml:space="preserve">Figure </w:t>
       </w:r>
-      <w:r>
-        <w:fldChar w:fldCharType="begin"/>
-      </w:r>
-      <w:r>
-        <w:instrText xml:space="preserve"> SEQ Figure \* ARABIC </w:instrText>
-      </w:r>
-      <w:r>
-        <w:fldChar w:fldCharType="separate"/>
-      </w:r>
-      <w:r>
-        <w:rPr>
-          <w:noProof/>
-        </w:rPr>
-        <w:t>1</w:t>
-      </w:r>
-      <w:r>
-        <w:rPr>
-          <w:noProof/>
-        </w:rPr>
-        <w:fldChar w:fldCharType="end"/>
-      </w:r>
+      <w:fldSimple w:instr=" SEQ Figure \* ARABIC ">
+        <w:r>
+          <w:rPr>
+            <w:noProof/>
+          </w:rPr>
+          <w:t>1</w:t>
+        </w:r>
+      </w:fldSimple>
       <w:r>
         <w:t xml:space="preserve"> Union Table separated</w:t>
       </w:r>
@@ -3414,7 +3401,23 @@
           <w:b/>
           <w:bCs/>
         </w:rPr>
-        <w:t>Hourly rates can be seen in both technicians and traffic controllers.</w:t>
+        <w:t xml:space="preserve">Hourly rates can be seen </w:t>
+      </w:r>
+      <w:proofErr w:type="gramStart"/>
+      <w:r>
+        <w:rPr>
+          <w:b/>
+          <w:bCs/>
+        </w:rPr>
+        <w:t>in</w:t>
+      </w:r>
+      <w:proofErr w:type="gramEnd"/>
+      <w:r>
+        <w:rPr>
+          <w:b/>
+          <w:bCs/>
+        </w:rPr>
+        <w:t xml:space="preserve"> both technicians and traffic controllers.</w:t>
       </w:r>
     </w:p>
     <w:p>
@@ -3487,7 +3490,15 @@
         <w:t>relationships</w:t>
       </w:r>
       <w:r>
-        <w:t xml:space="preserve"> where an employee can belong to at most one labor union, while a single union can represent multiple employees. Union Table’s primary key union_id acts as foreign key in Employee table.</w:t>
+        <w:t xml:space="preserve"> where an employee can belong to at most one labor union, while a single union can represent multiple employees. Union Table’s primary key </w:t>
+      </w:r>
+      <w:proofErr w:type="spellStart"/>
+      <w:r>
+        <w:t>union_id</w:t>
+      </w:r>
+      <w:proofErr w:type="spellEnd"/>
+      <w:r>
+        <w:t xml:space="preserve"> acts as foreign key in Employee table.</w:t>
       </w:r>
     </w:p>
     <w:p>
@@ -3556,7 +3567,15 @@
         <w:t xml:space="preserve">(Test events 1: *-------1:1 Airworthy test model) – </w:t>
       </w:r>
       <w:r>
-        <w:t>one to many relations where a airworthiness test template can be used across many test events. However, each test event is used in exactly one test model.</w:t>
+        <w:t xml:space="preserve">one to many relations where </w:t>
+      </w:r>
+      <w:proofErr w:type="gramStart"/>
+      <w:r>
+        <w:t>a</w:t>
+      </w:r>
+      <w:proofErr w:type="gramEnd"/>
+      <w:r>
+        <w:t xml:space="preserve"> airworthiness test template can be used across many test events. However, each test event is used in exactly one test model.</w:t>
       </w:r>
     </w:p>
     <w:p>
@@ -3586,7 +3605,15 @@
         <w:t xml:space="preserve">(Technicians 1:1-------1:1 Employee) – </w:t>
       </w:r>
       <w:r>
-        <w:t>one to one parent and child table relation. Employee stores shared personal attributes for both technicians and traffic controllers, while technician specific attributes are stored in Technicians using ssn as a primary key and foreign key.</w:t>
+        <w:t xml:space="preserve">one to one parent and child table relation. Employee stores shared personal attributes for both technicians and traffic controllers, while technician specific attributes are stored in Technicians using </w:t>
+      </w:r>
+      <w:proofErr w:type="spellStart"/>
+      <w:r>
+        <w:t>ssn</w:t>
+      </w:r>
+      <w:proofErr w:type="spellEnd"/>
+      <w:r>
+        <w:t xml:space="preserve"> as a primary key and foreign key.</w:t>
       </w:r>
     </w:p>
     <w:p>
@@ -3697,7 +3724,15 @@
         <w:t>Natural Primary Key</w:t>
       </w:r>
       <w:r>
-        <w:t xml:space="preserve"> – ssn from Employee table, registration number from Airplane table are chosen because they are guaranteed to be unique for each employee and airplane.</w:t>
+        <w:t xml:space="preserve"> – </w:t>
+      </w:r>
+      <w:proofErr w:type="spellStart"/>
+      <w:r>
+        <w:t>ssn</w:t>
+      </w:r>
+      <w:proofErr w:type="spellEnd"/>
+      <w:r>
+        <w:t xml:space="preserve"> from Employee table, registration number from Airplane table are chosen because they are guaranteed to be unique for each employee and airplane.</w:t>
       </w:r>
     </w:p>
     <w:p>
@@ -3721,7 +3756,23 @@
         </w:numPr>
       </w:pPr>
       <w:r>
-        <w:t xml:space="preserve">Shared Primary/Foreign Keys – Technicians table’s ssn and Traffic controller’s table’s ssn are used as both primary key and foreign key to reference employee table. This is to ensure that the relation </w:t>
+        <w:t xml:space="preserve">Shared Primary/Foreign Keys – Technicians table’s </w:t>
+      </w:r>
+      <w:proofErr w:type="spellStart"/>
+      <w:r>
+        <w:t>ssn</w:t>
+      </w:r>
+      <w:proofErr w:type="spellEnd"/>
+      <w:r>
+        <w:t xml:space="preserve"> and Traffic controller’s table’s </w:t>
+      </w:r>
+      <w:proofErr w:type="spellStart"/>
+      <w:r>
+        <w:t>ssn</w:t>
+      </w:r>
+      <w:proofErr w:type="spellEnd"/>
+      <w:r>
+        <w:t xml:space="preserve"> are used as both primary key and foreign key to reference employee table. This is to ensure that the relation </w:t>
       </w:r>
       <w:r>
         <w:t>enforces</w:t>
@@ -4885,27 +4936,14 @@
       <w:r>
         <w:t xml:space="preserve">Table </w:t>
       </w:r>
-      <w:r>
-        <w:fldChar w:fldCharType="begin"/>
-      </w:r>
-      <w:r>
-        <w:instrText xml:space="preserve"> SEQ Table \* ARABIC </w:instrText>
-      </w:r>
-      <w:r>
-        <w:fldChar w:fldCharType="separate"/>
-      </w:r>
-      <w:r>
-        <w:rPr>
-          <w:noProof/>
-        </w:rPr>
-        <w:t>1</w:t>
-      </w:r>
-      <w:r>
-        <w:rPr>
-          <w:noProof/>
-        </w:rPr>
-        <w:fldChar w:fldCharType="end"/>
-      </w:r>
+      <w:fldSimple w:instr=" SEQ Table \* ARABIC ">
+        <w:r>
+          <w:rPr>
+            <w:noProof/>
+          </w:rPr>
+          <w:t>1</w:t>
+        </w:r>
+      </w:fldSimple>
       <w:r>
         <w:t xml:space="preserve"> Query Test Plan Table</w:t>
       </w:r>
@@ -5194,27 +5232,14 @@
       <w:r>
         <w:t xml:space="preserve">Table </w:t>
       </w:r>
-      <w:r>
-        <w:fldChar w:fldCharType="begin"/>
-      </w:r>
-      <w:r>
-        <w:instrText xml:space="preserve"> SEQ Table \* ARABIC </w:instrText>
-      </w:r>
-      <w:r>
-        <w:fldChar w:fldCharType="separate"/>
-      </w:r>
-      <w:r>
-        <w:rPr>
-          <w:noProof/>
-        </w:rPr>
-        <w:t>2</w:t>
-      </w:r>
-      <w:r>
-        <w:rPr>
-          <w:noProof/>
-        </w:rPr>
-        <w:fldChar w:fldCharType="end"/>
-      </w:r>
+      <w:fldSimple w:instr=" SEQ Table \* ARABIC ">
+        <w:r>
+          <w:rPr>
+            <w:noProof/>
+          </w:rPr>
+          <w:t>2</w:t>
+        </w:r>
+      </w:fldSimple>
       <w:r>
         <w:t xml:space="preserve"> Expected Results for Query 1</w:t>
       </w:r>
@@ -5407,27 +5432,14 @@
       <w:r>
         <w:t xml:space="preserve">Table </w:t>
       </w:r>
-      <w:r>
-        <w:fldChar w:fldCharType="begin"/>
-      </w:r>
-      <w:r>
-        <w:instrText xml:space="preserve"> SEQ Table \* ARABIC </w:instrText>
-      </w:r>
-      <w:r>
-        <w:fldChar w:fldCharType="separate"/>
-      </w:r>
-      <w:r>
-        <w:rPr>
-          <w:noProof/>
-        </w:rPr>
-        <w:t>3</w:t>
-      </w:r>
-      <w:r>
-        <w:rPr>
-          <w:noProof/>
-        </w:rPr>
-        <w:fldChar w:fldCharType="end"/>
-      </w:r>
+      <w:fldSimple w:instr=" SEQ Table \* ARABIC ">
+        <w:r>
+          <w:rPr>
+            <w:noProof/>
+          </w:rPr>
+          <w:t>3</w:t>
+        </w:r>
+      </w:fldSimple>
       <w:r>
         <w:t xml:space="preserve"> Expected Results for Query 2</w:t>
       </w:r>
@@ -5526,27 +5538,14 @@
       <w:r>
         <w:t xml:space="preserve">Table </w:t>
       </w:r>
-      <w:r>
-        <w:fldChar w:fldCharType="begin"/>
-      </w:r>
-      <w:r>
-        <w:instrText xml:space="preserve"> SEQ Table \* ARABIC </w:instrText>
-      </w:r>
-      <w:r>
-        <w:fldChar w:fldCharType="separate"/>
-      </w:r>
-      <w:r>
-        <w:rPr>
-          <w:noProof/>
-        </w:rPr>
-        <w:t>4</w:t>
-      </w:r>
-      <w:r>
-        <w:rPr>
-          <w:noProof/>
-        </w:rPr>
-        <w:fldChar w:fldCharType="end"/>
-      </w:r>
+      <w:fldSimple w:instr=" SEQ Table \* ARABIC ">
+        <w:r>
+          <w:rPr>
+            <w:noProof/>
+          </w:rPr>
+          <w:t>4</w:t>
+        </w:r>
+      </w:fldSimple>
       <w:r>
         <w:t xml:space="preserve"> Expected Results for Query 3</w:t>
       </w:r>
@@ -5771,27 +5770,14 @@
       <w:r>
         <w:t xml:space="preserve">Table </w:t>
       </w:r>
-      <w:r>
-        <w:fldChar w:fldCharType="begin"/>
-      </w:r>
-      <w:r>
-        <w:instrText xml:space="preserve"> SEQ Table \* ARABIC </w:instrText>
-      </w:r>
-      <w:r>
-        <w:fldChar w:fldCharType="separate"/>
-      </w:r>
-      <w:r>
-        <w:rPr>
-          <w:noProof/>
-        </w:rPr>
-        <w:t>5</w:t>
-      </w:r>
-      <w:r>
-        <w:rPr>
-          <w:noProof/>
-        </w:rPr>
-        <w:fldChar w:fldCharType="end"/>
-      </w:r>
+      <w:fldSimple w:instr=" SEQ Table \* ARABIC ">
+        <w:r>
+          <w:rPr>
+            <w:noProof/>
+          </w:rPr>
+          <w:t>5</w:t>
+        </w:r>
+      </w:fldSimple>
       <w:r>
         <w:t xml:space="preserve"> Expected Results for Query 4</w:t>
       </w:r>
@@ -5811,14 +5797,15 @@
         <w:tblLook w:val="04A0" w:firstRow="1" w:lastRow="0" w:firstColumn="1" w:lastColumn="0" w:noHBand="0" w:noVBand="1"/>
       </w:tblPr>
       <w:tblGrid>
-        <w:gridCol w:w="3116"/>
-        <w:gridCol w:w="3117"/>
-        <w:gridCol w:w="3117"/>
+        <w:gridCol w:w="2303"/>
+        <w:gridCol w:w="2495"/>
+        <w:gridCol w:w="2407"/>
+        <w:gridCol w:w="2145"/>
       </w:tblGrid>
       <w:tr>
         <w:tc>
           <w:tcPr>
-            <w:tcW w:w="3116" w:type="dxa"/>
+            <w:tcW w:w="2303" w:type="dxa"/>
           </w:tcPr>
           <w:p>
             <w:r>
@@ -5828,7 +5815,7 @@
         </w:tc>
         <w:tc>
           <w:tcPr>
-            <w:tcW w:w="3117" w:type="dxa"/>
+            <w:tcW w:w="2495" w:type="dxa"/>
           </w:tcPr>
           <w:p>
             <w:r>
@@ -5838,11 +5825,21 @@
         </w:tc>
         <w:tc>
           <w:tcPr>
-            <w:tcW w:w="3117" w:type="dxa"/>
+            <w:tcW w:w="2407" w:type="dxa"/>
           </w:tcPr>
           <w:p>
             <w:r>
               <w:t>Model Number</w:t>
+            </w:r>
+          </w:p>
+        </w:tc>
+        <w:tc>
+          <w:tcPr>
+            <w:tcW w:w="2145" w:type="dxa"/>
+          </w:tcPr>
+          <w:p>
+            <w:r>
+              <w:t>Specialization Area</w:t>
             </w:r>
           </w:p>
         </w:tc>
@@ -5850,7 +5847,7 @@
       <w:tr>
         <w:tc>
           <w:tcPr>
-            <w:tcW w:w="3116" w:type="dxa"/>
+            <w:tcW w:w="2303" w:type="dxa"/>
           </w:tcPr>
           <w:p>
             <w:r>
@@ -5860,7 +5857,7 @@
         </w:tc>
         <w:tc>
           <w:tcPr>
-            <w:tcW w:w="3117" w:type="dxa"/>
+            <w:tcW w:w="2495" w:type="dxa"/>
           </w:tcPr>
           <w:p>
             <w:r>
@@ -5870,11 +5867,21 @@
         </w:tc>
         <w:tc>
           <w:tcPr>
-            <w:tcW w:w="3117" w:type="dxa"/>
+            <w:tcW w:w="2407" w:type="dxa"/>
           </w:tcPr>
           <w:p>
             <w:r>
               <w:t>A320</w:t>
+            </w:r>
+          </w:p>
+        </w:tc>
+        <w:tc>
+          <w:tcPr>
+            <w:tcW w:w="2145" w:type="dxa"/>
+          </w:tcPr>
+          <w:p>
+            <w:r>
+              <w:t>Maintenance</w:t>
             </w:r>
           </w:p>
         </w:tc>
@@ -5882,7 +5889,7 @@
       <w:tr>
         <w:tc>
           <w:tcPr>
-            <w:tcW w:w="3116" w:type="dxa"/>
+            <w:tcW w:w="2303" w:type="dxa"/>
           </w:tcPr>
           <w:p>
             <w:r>
@@ -5892,7 +5899,7 @@
         </w:tc>
         <w:tc>
           <w:tcPr>
-            <w:tcW w:w="3117" w:type="dxa"/>
+            <w:tcW w:w="2495" w:type="dxa"/>
           </w:tcPr>
           <w:p>
             <w:r>
@@ -5902,11 +5909,21 @@
         </w:tc>
         <w:tc>
           <w:tcPr>
-            <w:tcW w:w="3117" w:type="dxa"/>
+            <w:tcW w:w="2407" w:type="dxa"/>
           </w:tcPr>
           <w:p>
             <w:r>
               <w:t>A330</w:t>
+            </w:r>
+          </w:p>
+        </w:tc>
+        <w:tc>
+          <w:tcPr>
+            <w:tcW w:w="2145" w:type="dxa"/>
+          </w:tcPr>
+          <w:p>
+            <w:r>
+              <w:t>Technical</w:t>
             </w:r>
           </w:p>
         </w:tc>
@@ -5914,7 +5931,7 @@
       <w:tr>
         <w:tc>
           <w:tcPr>
-            <w:tcW w:w="3116" w:type="dxa"/>
+            <w:tcW w:w="2303" w:type="dxa"/>
           </w:tcPr>
           <w:p>
             <w:r>
@@ -5924,7 +5941,7 @@
         </w:tc>
         <w:tc>
           <w:tcPr>
-            <w:tcW w:w="3117" w:type="dxa"/>
+            <w:tcW w:w="2495" w:type="dxa"/>
           </w:tcPr>
           <w:p>
             <w:r>
@@ -5934,7 +5951,7 @@
         </w:tc>
         <w:tc>
           <w:tcPr>
-            <w:tcW w:w="3117" w:type="dxa"/>
+            <w:tcW w:w="2407" w:type="dxa"/>
           </w:tcPr>
           <w:p>
             <w:pPr>
@@ -5945,6 +5962,19 @@
             </w:r>
           </w:p>
         </w:tc>
+        <w:tc>
+          <w:tcPr>
+            <w:tcW w:w="2145" w:type="dxa"/>
+          </w:tcPr>
+          <w:p>
+            <w:pPr>
+              <w:keepNext/>
+            </w:pPr>
+            <w:r>
+              <w:t>Storage</w:t>
+            </w:r>
+          </w:p>
+        </w:tc>
       </w:tr>
     </w:tbl>
     <w:p>
@@ -5954,27 +5984,14 @@
       <w:r>
         <w:t xml:space="preserve">Table </w:t>
       </w:r>
-      <w:r>
-        <w:fldChar w:fldCharType="begin"/>
-      </w:r>
-      <w:r>
-        <w:instrText xml:space="preserve"> SEQ Table \* ARABIC </w:instrText>
-      </w:r>
-      <w:r>
-        <w:fldChar w:fldCharType="separate"/>
-      </w:r>
-      <w:r>
-        <w:rPr>
-          <w:noProof/>
-        </w:rPr>
-        <w:t>6</w:t>
-      </w:r>
-      <w:r>
-        <w:rPr>
-          <w:noProof/>
-        </w:rPr>
-        <w:fldChar w:fldCharType="end"/>
-      </w:r>
+      <w:fldSimple w:instr=" SEQ Table \* ARABIC ">
+        <w:r>
+          <w:rPr>
+            <w:noProof/>
+          </w:rPr>
+          <w:t>6</w:t>
+        </w:r>
+      </w:fldSimple>
       <w:r>
         <w:t xml:space="preserve"> Expected Results for Query 5</w:t>
       </w:r>
@@ -6874,27 +6891,14 @@
       <w:r>
         <w:t xml:space="preserve">Figure </w:t>
       </w:r>
-      <w:r>
-        <w:fldChar w:fldCharType="begin"/>
-      </w:r>
-      <w:r>
-        <w:instrText xml:space="preserve"> SEQ Figure \* ARABIC </w:instrText>
-      </w:r>
-      <w:r>
-        <w:fldChar w:fldCharType="separate"/>
-      </w:r>
-      <w:r>
-        <w:rPr>
-          <w:noProof/>
-        </w:rPr>
-        <w:t>2</w:t>
-      </w:r>
-      <w:r>
-        <w:rPr>
-          <w:noProof/>
-        </w:rPr>
-        <w:fldChar w:fldCharType="end"/>
-      </w:r>
+      <w:fldSimple w:instr=" SEQ Figure \* ARABIC ">
+        <w:r>
+          <w:rPr>
+            <w:noProof/>
+          </w:rPr>
+          <w:t>2</w:t>
+        </w:r>
+      </w:fldSimple>
       <w:r>
         <w:t xml:space="preserve"> Updated Airport Database ERD</w:t>
       </w:r>
@@ -7383,27 +7387,14 @@
       <w:r>
         <w:t xml:space="preserve">Table </w:t>
       </w:r>
-      <w:r>
-        <w:fldChar w:fldCharType="begin"/>
-      </w:r>
-      <w:r>
-        <w:instrText xml:space="preserve"> SEQ Table \* ARABIC </w:instrText>
-      </w:r>
-      <w:r>
-        <w:fldChar w:fldCharType="separate"/>
-      </w:r>
-      <w:r>
-        <w:rPr>
-          <w:noProof/>
-        </w:rPr>
-        <w:t>7</w:t>
-      </w:r>
-      <w:r>
-        <w:rPr>
-          <w:noProof/>
-        </w:rPr>
-        <w:fldChar w:fldCharType="end"/>
-      </w:r>
+      <w:fldSimple w:instr=" SEQ Table \* ARABIC ">
+        <w:r>
+          <w:rPr>
+            <w:noProof/>
+          </w:rPr>
+          <w:t>7</w:t>
+        </w:r>
+      </w:fldSimple>
       <w:r>
         <w:t xml:space="preserve"> Relational Schema Table</w:t>
       </w:r>
@@ -7806,27 +7797,14 @@
       <w:r>
         <w:t xml:space="preserve">Figure </w:t>
       </w:r>
-      <w:r>
-        <w:fldChar w:fldCharType="begin"/>
-      </w:r>
-      <w:r>
-        <w:instrText xml:space="preserve"> SEQ Figure \* ARABIC </w:instrText>
-      </w:r>
-      <w:r>
-        <w:fldChar w:fldCharType="separate"/>
-      </w:r>
-      <w:r>
-        <w:rPr>
-          <w:noProof/>
-        </w:rPr>
-        <w:t>3</w:t>
-      </w:r>
-      <w:r>
-        <w:rPr>
-          <w:noProof/>
-        </w:rPr>
-        <w:fldChar w:fldCharType="end"/>
-      </w:r>
+      <w:fldSimple w:instr=" SEQ Figure \* ARABIC ">
+        <w:r>
+          <w:rPr>
+            <w:noProof/>
+          </w:rPr>
+          <w:t>3</w:t>
+        </w:r>
+      </w:fldSimple>
       <w:r>
         <w:t xml:space="preserve"> </w:t>
       </w:r>
@@ -7916,27 +7894,14 @@
       <w:r>
         <w:t xml:space="preserve">Figure </w:t>
       </w:r>
-      <w:r>
-        <w:fldChar w:fldCharType="begin"/>
-      </w:r>
-      <w:r>
-        <w:instrText xml:space="preserve"> SEQ Figure \* ARABIC </w:instrText>
-      </w:r>
-      <w:r>
-        <w:fldChar w:fldCharType="separate"/>
-      </w:r>
-      <w:r>
-        <w:rPr>
-          <w:noProof/>
-        </w:rPr>
-        <w:t>4</w:t>
-      </w:r>
-      <w:r>
-        <w:rPr>
-          <w:noProof/>
-        </w:rPr>
-        <w:fldChar w:fldCharType="end"/>
-      </w:r>
+      <w:fldSimple w:instr=" SEQ Figure \* ARABIC ">
+        <w:r>
+          <w:rPr>
+            <w:noProof/>
+          </w:rPr>
+          <w:t>4</w:t>
+        </w:r>
+      </w:fldSimple>
       <w:r>
         <w:t xml:space="preserve"> Employee Table</w:t>
       </w:r>
@@ -8020,27 +7985,14 @@
       <w:r>
         <w:t xml:space="preserve">Figure </w:t>
       </w:r>
-      <w:r>
-        <w:fldChar w:fldCharType="begin"/>
-      </w:r>
-      <w:r>
-        <w:instrText xml:space="preserve"> SEQ Figure \* ARABIC </w:instrText>
-      </w:r>
-      <w:r>
-        <w:fldChar w:fldCharType="separate"/>
-      </w:r>
-      <w:r>
-        <w:rPr>
-          <w:noProof/>
-        </w:rPr>
-        <w:t>5</w:t>
-      </w:r>
-      <w:r>
-        <w:rPr>
-          <w:noProof/>
-        </w:rPr>
-        <w:fldChar w:fldCharType="end"/>
-      </w:r>
+      <w:fldSimple w:instr=" SEQ Figure \* ARABIC ">
+        <w:r>
+          <w:rPr>
+            <w:noProof/>
+          </w:rPr>
+          <w:t>5</w:t>
+        </w:r>
+      </w:fldSimple>
       <w:r>
         <w:t xml:space="preserve"> Airplane model table</w:t>
       </w:r>
@@ -8124,27 +8076,14 @@
       <w:r>
         <w:t xml:space="preserve">Figure </w:t>
       </w:r>
-      <w:r>
-        <w:fldChar w:fldCharType="begin"/>
-      </w:r>
-      <w:r>
-        <w:instrText xml:space="preserve"> SEQ Figure \* ARABIC </w:instrText>
-      </w:r>
-      <w:r>
-        <w:fldChar w:fldCharType="separate"/>
-      </w:r>
-      <w:r>
-        <w:rPr>
-          <w:noProof/>
-        </w:rPr>
-        <w:t>6</w:t>
-      </w:r>
-      <w:r>
-        <w:rPr>
-          <w:noProof/>
-        </w:rPr>
-        <w:fldChar w:fldCharType="end"/>
-      </w:r>
+      <w:fldSimple w:instr=" SEQ Figure \* ARABIC ">
+        <w:r>
+          <w:rPr>
+            <w:noProof/>
+          </w:rPr>
+          <w:t>6</w:t>
+        </w:r>
+      </w:fldSimple>
       <w:r>
         <w:t xml:space="preserve"> Airplane Table</w:t>
       </w:r>
@@ -8228,27 +8167,14 @@
       <w:r>
         <w:t xml:space="preserve">Figure </w:t>
       </w:r>
-      <w:r>
-        <w:fldChar w:fldCharType="begin"/>
-      </w:r>
-      <w:r>
-        <w:instrText xml:space="preserve"> SEQ Figure \* ARABIC </w:instrText>
-      </w:r>
-      <w:r>
-        <w:fldChar w:fldCharType="separate"/>
-      </w:r>
-      <w:r>
-        <w:rPr>
-          <w:noProof/>
-        </w:rPr>
-        <w:t>7</w:t>
-      </w:r>
-      <w:r>
-        <w:rPr>
-          <w:noProof/>
-        </w:rPr>
-        <w:fldChar w:fldCharType="end"/>
-      </w:r>
+      <w:fldSimple w:instr=" SEQ Figure \* ARABIC ">
+        <w:r>
+          <w:rPr>
+            <w:noProof/>
+          </w:rPr>
+          <w:t>7</w:t>
+        </w:r>
+      </w:fldSimple>
       <w:r>
         <w:t xml:space="preserve"> Technician Table</w:t>
       </w:r>
@@ -8332,27 +8258,14 @@
       <w:r>
         <w:t xml:space="preserve">Figure </w:t>
       </w:r>
-      <w:r>
-        <w:fldChar w:fldCharType="begin"/>
-      </w:r>
-      <w:r>
-        <w:instrText xml:space="preserve"> SEQ Figure \* ARABIC </w:instrText>
-      </w:r>
-      <w:r>
-        <w:fldChar w:fldCharType="separate"/>
-      </w:r>
-      <w:r>
-        <w:rPr>
-          <w:noProof/>
-        </w:rPr>
-        <w:t>8</w:t>
-      </w:r>
-      <w:r>
-        <w:rPr>
-          <w:noProof/>
-        </w:rPr>
-        <w:fldChar w:fldCharType="end"/>
-      </w:r>
+      <w:fldSimple w:instr=" SEQ Figure \* ARABIC ">
+        <w:r>
+          <w:rPr>
+            <w:noProof/>
+          </w:rPr>
+          <w:t>8</w:t>
+        </w:r>
+      </w:fldSimple>
       <w:r>
         <w:t xml:space="preserve"> Traffic controller</w:t>
       </w:r>
@@ -8436,27 +8349,14 @@
       <w:r>
         <w:t xml:space="preserve">Figure </w:t>
       </w:r>
-      <w:r>
-        <w:fldChar w:fldCharType="begin"/>
-      </w:r>
-      <w:r>
-        <w:instrText xml:space="preserve"> SEQ Figure \* ARABIC </w:instrText>
-      </w:r>
-      <w:r>
-        <w:fldChar w:fldCharType="separate"/>
-      </w:r>
-      <w:r>
-        <w:rPr>
-          <w:noProof/>
-        </w:rPr>
-        <w:t>9</w:t>
-      </w:r>
-      <w:r>
-        <w:rPr>
-          <w:noProof/>
-        </w:rPr>
-        <w:fldChar w:fldCharType="end"/>
-      </w:r>
+      <w:fldSimple w:instr=" SEQ Figure \* ARABIC ">
+        <w:r>
+          <w:rPr>
+            <w:noProof/>
+          </w:rPr>
+          <w:t>9</w:t>
+        </w:r>
+      </w:fldSimple>
       <w:r>
         <w:t xml:space="preserve"> Technician expertise table</w:t>
       </w:r>
@@ -8540,27 +8440,14 @@
       <w:r>
         <w:t xml:space="preserve">Figure </w:t>
       </w:r>
-      <w:r>
-        <w:fldChar w:fldCharType="begin"/>
-      </w:r>
-      <w:r>
-        <w:instrText xml:space="preserve"> SEQ Figure \* ARABIC </w:instrText>
-      </w:r>
-      <w:r>
-        <w:fldChar w:fldCharType="separate"/>
-      </w:r>
-      <w:r>
-        <w:rPr>
-          <w:noProof/>
-        </w:rPr>
-        <w:t>10</w:t>
-      </w:r>
-      <w:r>
-        <w:rPr>
-          <w:noProof/>
-        </w:rPr>
-        <w:fldChar w:fldCharType="end"/>
-      </w:r>
+      <w:fldSimple w:instr=" SEQ Figure \* ARABIC ">
+        <w:r>
+          <w:rPr>
+            <w:noProof/>
+          </w:rPr>
+          <w:t>10</w:t>
+        </w:r>
+      </w:fldSimple>
       <w:r>
         <w:t xml:space="preserve"> Airworthiness test model table</w:t>
       </w:r>
@@ -8644,27 +8531,14 @@
       <w:r>
         <w:t xml:space="preserve">Figure </w:t>
       </w:r>
-      <w:r>
-        <w:fldChar w:fldCharType="begin"/>
-      </w:r>
-      <w:r>
-        <w:instrText xml:space="preserve"> SEQ Figure \* ARABIC </w:instrText>
-      </w:r>
-      <w:r>
-        <w:fldChar w:fldCharType="separate"/>
-      </w:r>
-      <w:r>
-        <w:rPr>
-          <w:noProof/>
-        </w:rPr>
-        <w:t>11</w:t>
-      </w:r>
-      <w:r>
-        <w:rPr>
-          <w:noProof/>
-        </w:rPr>
-        <w:fldChar w:fldCharType="end"/>
-      </w:r>
+      <w:fldSimple w:instr=" SEQ Figure \* ARABIC ">
+        <w:r>
+          <w:rPr>
+            <w:noProof/>
+          </w:rPr>
+          <w:t>11</w:t>
+        </w:r>
+      </w:fldSimple>
       <w:r>
         <w:t xml:space="preserve"> Test events table</w:t>
       </w:r>
@@ -8760,27 +8634,14 @@
       <w:r>
         <w:t xml:space="preserve">Figure </w:t>
       </w:r>
-      <w:r>
-        <w:fldChar w:fldCharType="begin"/>
-      </w:r>
-      <w:r>
-        <w:instrText xml:space="preserve"> SEQ Figure \* ARABIC </w:instrText>
-      </w:r>
-      <w:r>
-        <w:fldChar w:fldCharType="separate"/>
-      </w:r>
-      <w:r>
-        <w:rPr>
-          <w:noProof/>
-        </w:rPr>
-        <w:t>12</w:t>
-      </w:r>
-      <w:r>
-        <w:rPr>
-          <w:noProof/>
-        </w:rPr>
-        <w:fldChar w:fldCharType="end"/>
-      </w:r>
+      <w:fldSimple w:instr=" SEQ Figure \* ARABIC ">
+        <w:r>
+          <w:rPr>
+            <w:noProof/>
+          </w:rPr>
+          <w:t>12</w:t>
+        </w:r>
+      </w:fldSimple>
       <w:r>
         <w:t xml:space="preserve"> Union Table Data insertion</w:t>
       </w:r>
@@ -8854,27 +8715,14 @@
       <w:r>
         <w:t xml:space="preserve">Figure </w:t>
       </w:r>
-      <w:r>
-        <w:fldChar w:fldCharType="begin"/>
-      </w:r>
-      <w:r>
-        <w:instrText xml:space="preserve"> SEQ Figure \* ARABIC </w:instrText>
-      </w:r>
-      <w:r>
-        <w:fldChar w:fldCharType="separate"/>
-      </w:r>
-      <w:r>
-        <w:rPr>
-          <w:noProof/>
-        </w:rPr>
-        <w:t>13</w:t>
-      </w:r>
-      <w:r>
-        <w:rPr>
-          <w:noProof/>
-        </w:rPr>
-        <w:fldChar w:fldCharType="end"/>
-      </w:r>
+      <w:fldSimple w:instr=" SEQ Figure \* ARABIC ">
+        <w:r>
+          <w:rPr>
+            <w:noProof/>
+          </w:rPr>
+          <w:t>13</w:t>
+        </w:r>
+      </w:fldSimple>
       <w:r>
         <w:t xml:space="preserve"> Employee Table Data Insertion</w:t>
       </w:r>
@@ -8948,27 +8796,14 @@
       <w:r>
         <w:t xml:space="preserve">Figure </w:t>
       </w:r>
-      <w:r>
-        <w:fldChar w:fldCharType="begin"/>
-      </w:r>
-      <w:r>
-        <w:instrText xml:space="preserve"> SEQ Figure \* ARABIC </w:instrText>
-      </w:r>
-      <w:r>
-        <w:fldChar w:fldCharType="separate"/>
-      </w:r>
-      <w:r>
-        <w:rPr>
-          <w:noProof/>
-        </w:rPr>
-        <w:t>14</w:t>
-      </w:r>
-      <w:r>
-        <w:rPr>
-          <w:noProof/>
-        </w:rPr>
-        <w:fldChar w:fldCharType="end"/>
-      </w:r>
+      <w:fldSimple w:instr=" SEQ Figure \* ARABIC ">
+        <w:r>
+          <w:rPr>
+            <w:noProof/>
+          </w:rPr>
+          <w:t>14</w:t>
+        </w:r>
+      </w:fldSimple>
       <w:r>
         <w:t xml:space="preserve"> Airplane Model Data Insertion</w:t>
       </w:r>
@@ -9042,27 +8877,14 @@
       <w:r>
         <w:t xml:space="preserve">Figure </w:t>
       </w:r>
-      <w:r>
-        <w:fldChar w:fldCharType="begin"/>
-      </w:r>
-      <w:r>
-        <w:instrText xml:space="preserve"> SEQ Figure \* ARABIC </w:instrText>
-      </w:r>
-      <w:r>
-        <w:fldChar w:fldCharType="separate"/>
-      </w:r>
-      <w:r>
-        <w:rPr>
-          <w:noProof/>
-        </w:rPr>
-        <w:t>15</w:t>
-      </w:r>
-      <w:r>
-        <w:rPr>
-          <w:noProof/>
-        </w:rPr>
-        <w:fldChar w:fldCharType="end"/>
-      </w:r>
+      <w:fldSimple w:instr=" SEQ Figure \* ARABIC ">
+        <w:r>
+          <w:rPr>
+            <w:noProof/>
+          </w:rPr>
+          <w:t>15</w:t>
+        </w:r>
+      </w:fldSimple>
       <w:r>
         <w:t xml:space="preserve"> Airplane Data Insertion</w:t>
       </w:r>
@@ -9136,27 +8958,14 @@
       <w:r>
         <w:t xml:space="preserve">Figure </w:t>
       </w:r>
-      <w:r>
-        <w:fldChar w:fldCharType="begin"/>
-      </w:r>
-      <w:r>
-        <w:instrText xml:space="preserve"> SEQ Figure \* ARABIC </w:instrText>
-      </w:r>
-      <w:r>
-        <w:fldChar w:fldCharType="separate"/>
-      </w:r>
-      <w:r>
-        <w:rPr>
-          <w:noProof/>
-        </w:rPr>
-        <w:t>16</w:t>
-      </w:r>
-      <w:r>
-        <w:rPr>
-          <w:noProof/>
-        </w:rPr>
-        <w:fldChar w:fldCharType="end"/>
-      </w:r>
+      <w:fldSimple w:instr=" SEQ Figure \* ARABIC ">
+        <w:r>
+          <w:rPr>
+            <w:noProof/>
+          </w:rPr>
+          <w:t>16</w:t>
+        </w:r>
+      </w:fldSimple>
       <w:r>
         <w:t xml:space="preserve"> Technicians Data Insertion</w:t>
       </w:r>
@@ -9230,27 +9039,14 @@
       <w:r>
         <w:t xml:space="preserve">Figure </w:t>
       </w:r>
-      <w:r>
-        <w:fldChar w:fldCharType="begin"/>
-      </w:r>
-      <w:r>
-        <w:instrText xml:space="preserve"> SEQ Figure \* ARABIC </w:instrText>
-      </w:r>
-      <w:r>
-        <w:fldChar w:fldCharType="separate"/>
-      </w:r>
-      <w:r>
-        <w:rPr>
-          <w:noProof/>
-        </w:rPr>
-        <w:t>17</w:t>
-      </w:r>
-      <w:r>
-        <w:rPr>
-          <w:noProof/>
-        </w:rPr>
-        <w:fldChar w:fldCharType="end"/>
-      </w:r>
+      <w:fldSimple w:instr=" SEQ Figure \* ARABIC ">
+        <w:r>
+          <w:rPr>
+            <w:noProof/>
+          </w:rPr>
+          <w:t>17</w:t>
+        </w:r>
+      </w:fldSimple>
       <w:r>
         <w:t xml:space="preserve"> Traffic Controller Data Insertion</w:t>
       </w:r>
@@ -9324,27 +9120,14 @@
       <w:r>
         <w:t xml:space="preserve">Figure </w:t>
       </w:r>
-      <w:r>
-        <w:fldChar w:fldCharType="begin"/>
-      </w:r>
-      <w:r>
-        <w:instrText xml:space="preserve"> SEQ Figure \* ARABIC </w:instrText>
-      </w:r>
-      <w:r>
-        <w:fldChar w:fldCharType="separate"/>
-      </w:r>
-      <w:r>
-        <w:rPr>
-          <w:noProof/>
-        </w:rPr>
-        <w:t>18</w:t>
-      </w:r>
-      <w:r>
-        <w:rPr>
-          <w:noProof/>
-        </w:rPr>
-        <w:fldChar w:fldCharType="end"/>
-      </w:r>
+      <w:fldSimple w:instr=" SEQ Figure \* ARABIC ">
+        <w:r>
+          <w:rPr>
+            <w:noProof/>
+          </w:rPr>
+          <w:t>18</w:t>
+        </w:r>
+      </w:fldSimple>
       <w:r>
         <w:t xml:space="preserve"> Technician expertise Data Insertion</w:t>
       </w:r>
@@ -9418,27 +9201,14 @@
       <w:r>
         <w:t xml:space="preserve">Figure </w:t>
       </w:r>
-      <w:r>
-        <w:fldChar w:fldCharType="begin"/>
-      </w:r>
-      <w:r>
-        <w:instrText xml:space="preserve"> SEQ Figure \* ARABIC </w:instrText>
-      </w:r>
-      <w:r>
-        <w:fldChar w:fldCharType="separate"/>
-      </w:r>
-      <w:r>
-        <w:rPr>
-          <w:noProof/>
-        </w:rPr>
-        <w:t>19</w:t>
-      </w:r>
-      <w:r>
-        <w:rPr>
-          <w:noProof/>
-        </w:rPr>
-        <w:fldChar w:fldCharType="end"/>
-      </w:r>
+      <w:fldSimple w:instr=" SEQ Figure \* ARABIC ">
+        <w:r>
+          <w:rPr>
+            <w:noProof/>
+          </w:rPr>
+          <w:t>19</w:t>
+        </w:r>
+      </w:fldSimple>
       <w:r>
         <w:t xml:space="preserve"> Airworthiness Tests Data Insertion</w:t>
       </w:r>
@@ -9522,27 +9292,14 @@
       <w:r>
         <w:t xml:space="preserve">Figure </w:t>
       </w:r>
-      <w:r>
-        <w:fldChar w:fldCharType="begin"/>
-      </w:r>
-      <w:r>
-        <w:instrText xml:space="preserve"> SEQ Figure \* ARABIC </w:instrText>
-      </w:r>
-      <w:r>
-        <w:fldChar w:fldCharType="separate"/>
-      </w:r>
-      <w:r>
-        <w:rPr>
-          <w:noProof/>
-        </w:rPr>
-        <w:t>20</w:t>
-      </w:r>
-      <w:r>
-        <w:rPr>
-          <w:noProof/>
-        </w:rPr>
-        <w:fldChar w:fldCharType="end"/>
-      </w:r>
+      <w:fldSimple w:instr=" SEQ Figure \* ARABIC ">
+        <w:r>
+          <w:rPr>
+            <w:noProof/>
+          </w:rPr>
+          <w:t>20</w:t>
+        </w:r>
+      </w:fldSimple>
       <w:r>
         <w:t xml:space="preserve"> Test event data insertion</w:t>
       </w:r>
@@ -9607,27 +9364,14 @@
       <w:r>
         <w:t xml:space="preserve">Figure </w:t>
       </w:r>
-      <w:r>
-        <w:fldChar w:fldCharType="begin"/>
-      </w:r>
-      <w:r>
-        <w:instrText xml:space="preserve"> SEQ Figure \* ARABIC </w:instrText>
-      </w:r>
-      <w:r>
-        <w:fldChar w:fldCharType="separate"/>
-      </w:r>
-      <w:r>
-        <w:rPr>
-          <w:noProof/>
-        </w:rPr>
-        <w:t>21</w:t>
-      </w:r>
-      <w:r>
-        <w:rPr>
-          <w:noProof/>
-        </w:rPr>
-        <w:fldChar w:fldCharType="end"/>
-      </w:r>
+      <w:fldSimple w:instr=" SEQ Figure \* ARABIC ">
+        <w:r>
+          <w:rPr>
+            <w:noProof/>
+          </w:rPr>
+          <w:t>21</w:t>
+        </w:r>
+      </w:fldSimple>
       <w:r>
         <w:t xml:space="preserve"> Inserting more rows in Test events for screenshot</w:t>
       </w:r>
@@ -9670,35 +9414,15 @@
       </w:r>
     </w:p>
     <w:p>
-      <w:r>
-        <w:tab/>
-      </w:r>
-      <w:r>
-        <w:t>This query takes the average of testing metrics for each airplane model number. Links to the test events table and also airplane model details and the technician's records to determine the overall number of test events, total hours elapsed and average score per model. This gives an in-depth view of the degree of testing and evaluation of every aircraft model.</w:t>
-      </w:r>
-    </w:p>
-    <w:p>
-      <w:pPr>
-        <w:pStyle w:val="Heading3"/>
-      </w:pPr>
-      <w:r>
-        <w:t>Query 2 – Employee Annual Performance</w:t>
-      </w:r>
-    </w:p>
-    <w:p>
       <w:pPr>
         <w:keepNext/>
-        <w:jc w:val="center"/>
-      </w:pPr>
-      <w:r>
-        <w:rPr>
-          <w:noProof/>
-        </w:rPr>
+      </w:pPr>
+      <w:r>
         <w:drawing>
-          <wp:inline distT="0" distB="0" distL="0" distR="0" wp14:anchorId="0FAEBB0C" wp14:editId="3D4A6A31">
-            <wp:extent cx="5819637" cy="3905250"/>
-            <wp:effectExtent l="19050" t="19050" r="10160" b="19050"/>
-            <wp:docPr id="1676746442" name="Picture 9"/>
+          <wp:inline distT="0" distB="0" distL="0" distR="0" wp14:anchorId="5AFD2CCC" wp14:editId="07634B91">
+            <wp:extent cx="5943600" cy="3716020"/>
+            <wp:effectExtent l="19050" t="19050" r="19050" b="17780"/>
+            <wp:docPr id="1234336673" name="Picture 1"/>
             <wp:cNvGraphicFramePr>
               <a:graphicFrameLocks xmlns:a="http://schemas.openxmlformats.org/drawingml/2006/main" noChangeAspect="1"/>
             </wp:cNvGraphicFramePr>
@@ -9706,33 +9430,23 @@
               <a:graphicData uri="http://schemas.openxmlformats.org/drawingml/2006/picture">
                 <pic:pic xmlns:pic="http://schemas.openxmlformats.org/drawingml/2006/picture">
                   <pic:nvPicPr>
-                    <pic:cNvPr id="0" name="Picture 9"/>
-                    <pic:cNvPicPr>
-                      <a:picLocks noChangeAspect="1" noChangeArrowheads="1"/>
-                    </pic:cNvPicPr>
+                    <pic:cNvPr id="1234336673" name=""/>
+                    <pic:cNvPicPr/>
                   </pic:nvPicPr>
                   <pic:blipFill>
-                    <a:blip r:embed="rId28">
-                      <a:extLst>
-                        <a:ext uri="{28A0092B-C50C-407E-A947-70E740481C1C}">
-                          <a14:useLocalDpi xmlns:a14="http://schemas.microsoft.com/office/drawing/2010/main" val="0"/>
-                        </a:ext>
-                      </a:extLst>
-                    </a:blip>
-                    <a:srcRect/>
+                    <a:blip r:embed="rId28"/>
                     <a:stretch>
                       <a:fillRect/>
                     </a:stretch>
                   </pic:blipFill>
-                  <pic:spPr bwMode="auto">
+                  <pic:spPr>
                     <a:xfrm>
                       <a:off x="0" y="0"/>
-                      <a:ext cx="5828535" cy="3911221"/>
+                      <a:ext cx="5943600" cy="3716020"/>
                     </a:xfrm>
                     <a:prstGeom prst="rect">
                       <a:avLst/>
                     </a:prstGeom>
-                    <a:noFill/>
                     <a:ln>
                       <a:solidFill>
                         <a:schemeClr val="tx1"/>
@@ -9753,24 +9467,98 @@
       <w:r>
         <w:t xml:space="preserve">Figure </w:t>
       </w:r>
-      <w:r>
-        <w:fldChar w:fldCharType="begin"/>
-      </w:r>
-      <w:r>
-        <w:instrText xml:space="preserve"> SEQ Figure \* ARABIC </w:instrText>
-      </w:r>
-      <w:r>
-        <w:fldChar w:fldCharType="separate"/>
-      </w:r>
-      <w:r>
-        <w:rPr>
-          <w:noProof/>
-        </w:rPr>
-        <w:t>22</w:t>
-      </w:r>
-      <w:r>
-        <w:fldChar w:fldCharType="end"/>
-      </w:r>
+      <w:fldSimple w:instr=" SEQ Figure \* ARABIC ">
+        <w:r>
+          <w:rPr>
+            <w:noProof/>
+          </w:rPr>
+          <w:t>22</w:t>
+        </w:r>
+      </w:fldSimple>
+      <w:r>
+        <w:t xml:space="preserve"> Airplane Test Performance Summary</w:t>
+      </w:r>
+    </w:p>
+    <w:p>
+      <w:r>
+        <w:tab/>
+      </w:r>
+      <w:r>
+        <w:t>This query takes the average of testing metrics for each airplane model number. Links to the test events table and also airplane model details and the technician's records to determine the overall number of test events, total hours elapsed and average score per model. This gives an in-depth view of the degree of testing and evaluation of every aircraft model.</w:t>
+      </w:r>
+    </w:p>
+    <w:p>
+      <w:pPr>
+        <w:pStyle w:val="Heading3"/>
+      </w:pPr>
+      <w:r>
+        <w:lastRenderedPageBreak/>
+        <w:t>Query 2 – Employee Annual Performance</w:t>
+      </w:r>
+    </w:p>
+    <w:p>
+      <w:pPr>
+        <w:keepNext/>
+        <w:jc w:val="center"/>
+      </w:pPr>
+      <w:r>
+        <w:drawing>
+          <wp:inline distT="0" distB="0" distL="0" distR="0" wp14:anchorId="4DFF17C8" wp14:editId="58770DB8">
+            <wp:extent cx="5943600" cy="3764915"/>
+            <wp:effectExtent l="19050" t="19050" r="19050" b="26035"/>
+            <wp:docPr id="1214279355" name="Picture 1"/>
+            <wp:cNvGraphicFramePr>
+              <a:graphicFrameLocks xmlns:a="http://schemas.openxmlformats.org/drawingml/2006/main" noChangeAspect="1"/>
+            </wp:cNvGraphicFramePr>
+            <a:graphic xmlns:a="http://schemas.openxmlformats.org/drawingml/2006/main">
+              <a:graphicData uri="http://schemas.openxmlformats.org/drawingml/2006/picture">
+                <pic:pic xmlns:pic="http://schemas.openxmlformats.org/drawingml/2006/picture">
+                  <pic:nvPicPr>
+                    <pic:cNvPr id="1214279355" name=""/>
+                    <pic:cNvPicPr/>
+                  </pic:nvPicPr>
+                  <pic:blipFill>
+                    <a:blip r:embed="rId29"/>
+                    <a:stretch>
+                      <a:fillRect/>
+                    </a:stretch>
+                  </pic:blipFill>
+                  <pic:spPr>
+                    <a:xfrm>
+                      <a:off x="0" y="0"/>
+                      <a:ext cx="5943600" cy="3764915"/>
+                    </a:xfrm>
+                    <a:prstGeom prst="rect">
+                      <a:avLst/>
+                    </a:prstGeom>
+                    <a:ln>
+                      <a:solidFill>
+                        <a:schemeClr val="tx1"/>
+                      </a:solidFill>
+                    </a:ln>
+                  </pic:spPr>
+                </pic:pic>
+              </a:graphicData>
+            </a:graphic>
+          </wp:inline>
+        </w:drawing>
+      </w:r>
+    </w:p>
+    <w:p>
+      <w:pPr>
+        <w:jc w:val="center"/>
+      </w:pPr>
+      <w:r>
+        <w:t xml:space="preserve">Figure </w:t>
+      </w:r>
+      <w:fldSimple w:instr=" SEQ Figure \* ARABIC ">
+        <w:r>
+          <w:rPr>
+            <w:noProof/>
+          </w:rPr>
+          <w:t>23</w:t>
+        </w:r>
+      </w:fldSimple>
       <w:r>
         <w:t xml:space="preserve"> Employee Annual Performance Query</w:t>
       </w:r>
@@ -9780,19 +9568,28 @@
         <w:tab/>
       </w:r>
       <w:r>
-        <w:t xml:space="preserve">This query returns productivity which is the number of test events performed by the technician in a calendar year. It pulls the year from the test date, and also merges the employee and </w:t>
-      </w:r>
+        <w:t xml:space="preserve">This query returns productivity which is the number of test events performed by the technician in a calendar year. It pulls the year from the test </w:t>
+      </w:r>
+      <w:r>
+        <w:t>date and</w:t>
+      </w:r>
+      <w:r>
+        <w:t xml:space="preserve"> also merges the employee and technician table to obtain employee name matches with the corresponding ID numbers. The results can be sorted in descending order so you can see at a </w:t>
+      </w:r>
+      <w:r>
+        <w:t>glance which</w:t>
+      </w:r>
+      <w:r>
+        <w:t xml:space="preserve"> technicians are doing better.</w:t>
+      </w:r>
+    </w:p>
+    <w:p/>
+    <w:p>
+      <w:pPr>
+        <w:pStyle w:val="Heading3"/>
+      </w:pPr>
       <w:r>
         <w:lastRenderedPageBreak/>
-        <w:t>technician table to obtain employee name matches with the corresponding ID numbers. The results can be sorted in descending order so you can see at a glance, which technicians are doing better.</w:t>
-      </w:r>
-    </w:p>
-    <w:p/>
-    <w:p>
-      <w:pPr>
-        <w:pStyle w:val="Heading3"/>
-      </w:pPr>
-      <w:r>
         <w:t>Query 3 – Recently Examined Traffic Controllers</w:t>
       </w:r>
     </w:p>
@@ -9823,7 +9620,7 @@
                     </pic:cNvPicPr>
                   </pic:nvPicPr>
                   <pic:blipFill>
-                    <a:blip r:embed="rId29">
+                    <a:blip r:embed="rId30">
                       <a:extLst>
                         <a:ext uri="{28A0092B-C50C-407E-A947-70E740481C1C}">
                           <a14:useLocalDpi xmlns:a14="http://schemas.microsoft.com/office/drawing/2010/main" val="0"/>
@@ -9864,55 +9661,45 @@
       <w:r>
         <w:t xml:space="preserve">Figure </w:t>
       </w:r>
-      <w:r>
-        <w:fldChar w:fldCharType="begin"/>
-      </w:r>
-      <w:r>
-        <w:instrText xml:space="preserve"> SEQ Figure \* ARABIC </w:instrText>
-      </w:r>
-      <w:r>
-        <w:fldChar w:fldCharType="separate"/>
-      </w:r>
+      <w:fldSimple w:instr=" SEQ Figure \* ARABIC ">
+        <w:r>
+          <w:rPr>
+            <w:noProof/>
+          </w:rPr>
+          <w:t>24</w:t>
+        </w:r>
+      </w:fldSimple>
+      <w:r>
+        <w:t xml:space="preserve"> Recently examined traffic controllers</w:t>
+      </w:r>
+    </w:p>
+    <w:p>
+      <w:r>
+        <w:tab/>
+      </w:r>
+      <w:r>
+        <w:t>This query is used to obtain personal data from traffic controllers, and the date of their last medical or professional examination. This will merge this table with the core employee table and return a cleaned sorted list with the most recent examination date at the top. This enables administrators to easily keep track of compliance and determine when the controllers are due for renewal.</w:t>
+      </w:r>
+    </w:p>
+    <w:p/>
+    <w:p>
+      <w:pPr>
+        <w:pStyle w:val="Heading3"/>
+      </w:pPr>
+      <w:r>
+        <w:lastRenderedPageBreak/>
+        <w:t>Query 4 – Aircraft safety check</w:t>
+      </w:r>
+    </w:p>
+    <w:p>
+      <w:pPr>
+        <w:keepNext/>
+        <w:jc w:val="center"/>
+      </w:pPr>
       <w:r>
         <w:rPr>
           <w:noProof/>
         </w:rPr>
-        <w:t>23</w:t>
-      </w:r>
-      <w:r>
-        <w:fldChar w:fldCharType="end"/>
-      </w:r>
-      <w:r>
-        <w:t xml:space="preserve"> Recently examined traffic controllers</w:t>
-      </w:r>
-    </w:p>
-    <w:p>
-      <w:r>
-        <w:tab/>
-      </w:r>
-      <w:r>
-        <w:t xml:space="preserve">This query is used to obtain personal data from traffic controllers, and the date of their last medical or professional examination. This will merge this table with the core employee table and return a cleaned sorted list with the most recent examination date at the top. This enables </w:t>
-      </w:r>
-      <w:r>
-        <w:lastRenderedPageBreak/>
-        <w:t>administrators to easily keep track of compliance and determine when the controllers are due for renewal.</w:t>
-      </w:r>
-    </w:p>
-    <w:p/>
-    <w:p>
-      <w:pPr>
-        <w:pStyle w:val="Heading3"/>
-      </w:pPr>
-      <w:r>
-        <w:t>Query 4 – Aircraft safety check</w:t>
-      </w:r>
-    </w:p>
-    <w:p>
-      <w:pPr>
-        <w:keepNext/>
-        <w:jc w:val="center"/>
-      </w:pPr>
-      <w:r>
         <w:drawing>
           <wp:inline distT="0" distB="0" distL="0" distR="0" wp14:anchorId="10FF37FB" wp14:editId="5E46C6B2">
             <wp:extent cx="4400979" cy="3067050"/>
@@ -9929,7 +9716,7 @@
                     <pic:cNvPicPr/>
                   </pic:nvPicPr>
                   <pic:blipFill>
-                    <a:blip r:embed="rId30"/>
+                    <a:blip r:embed="rId31"/>
                     <a:stretch>
                       <a:fillRect/>
                     </a:stretch>
@@ -9962,34 +9749,27 @@
       <w:r>
         <w:t xml:space="preserve">Figure </w:t>
       </w:r>
-      <w:r>
-        <w:fldChar w:fldCharType="begin"/>
-      </w:r>
-      <w:r>
-        <w:instrText xml:space="preserve"> SEQ Figure \* ARABIC </w:instrText>
-      </w:r>
-      <w:r>
-        <w:fldChar w:fldCharType="separate"/>
-      </w:r>
+      <w:fldSimple w:instr=" SEQ Figure \* ARABIC ">
+        <w:r>
+          <w:rPr>
+            <w:noProof/>
+          </w:rPr>
+          <w:t>25</w:t>
+        </w:r>
+      </w:fldSimple>
+      <w:r>
+        <w:t xml:space="preserve"> Airplane safety check query</w:t>
+      </w:r>
+    </w:p>
+    <w:p>
+      <w:pPr>
+        <w:keepNext/>
+        <w:jc w:val="center"/>
+      </w:pPr>
       <w:r>
         <w:rPr>
           <w:noProof/>
         </w:rPr>
-        <w:t>24</w:t>
-      </w:r>
-      <w:r>
-        <w:fldChar w:fldCharType="end"/>
-      </w:r>
-      <w:r>
-        <w:t xml:space="preserve"> Airplane safety check query</w:t>
-      </w:r>
-    </w:p>
-    <w:p>
-      <w:pPr>
-        <w:keepNext/>
-        <w:jc w:val="center"/>
-      </w:pPr>
-      <w:r>
         <w:drawing>
           <wp:inline distT="0" distB="0" distL="0" distR="0" wp14:anchorId="3780A9D2" wp14:editId="7BAD3CDA">
             <wp:extent cx="4491990" cy="1706092"/>
@@ -10006,7 +9786,7 @@
                     <pic:cNvPicPr/>
                   </pic:nvPicPr>
                   <pic:blipFill>
-                    <a:blip r:embed="rId31"/>
+                    <a:blip r:embed="rId32"/>
                     <a:stretch>
                       <a:fillRect/>
                     </a:stretch>
@@ -10039,24 +9819,14 @@
       <w:r>
         <w:t xml:space="preserve">Figure </w:t>
       </w:r>
-      <w:r>
-        <w:fldChar w:fldCharType="begin"/>
-      </w:r>
-      <w:r>
-        <w:instrText xml:space="preserve"> SEQ Figure \* ARABIC </w:instrText>
-      </w:r>
-      <w:r>
-        <w:fldChar w:fldCharType="separate"/>
-      </w:r>
-      <w:r>
-        <w:rPr>
-          <w:noProof/>
-        </w:rPr>
-        <w:t>25</w:t>
-      </w:r>
-      <w:r>
-        <w:fldChar w:fldCharType="end"/>
-      </w:r>
+      <w:fldSimple w:instr=" SEQ Figure \* ARABIC ">
+        <w:r>
+          <w:rPr>
+            <w:noProof/>
+          </w:rPr>
+          <w:t>26</w:t>
+        </w:r>
+      </w:fldSimple>
       <w:r>
         <w:t xml:space="preserve"> Aircraft safety check results</w:t>
       </w:r>
@@ -10066,18 +9836,15 @@
         <w:tab/>
       </w:r>
       <w:r>
-        <w:t xml:space="preserve">This query will compare the latest test score of an aircraft to the average test score for all previous tests conducted by that aircraft. This uses one set of nested subqueries to select the most recent date of the test for each registration number, and another to obtain the baseline average </w:t>
-      </w:r>
+        <w:t>This query will compare the latest test score of an aircraft to the average test score for all previous tests conducted by that aircraft. This uses one set of nested subqueries to select the most recent date of the test for each registration number, and another to obtain the baseline average score. Conditional logic then automatically applies a "Pass" rating to the aircraft if the score remains within the historical ratings, or a "Review Required" rating if the score falls outside of the historical ratings.</w:t>
+      </w:r>
+    </w:p>
+    <w:p>
+      <w:pPr>
+        <w:pStyle w:val="Heading3"/>
+      </w:pPr>
       <w:r>
         <w:lastRenderedPageBreak/>
-        <w:t>score. Conditional logic then automatically applies a "Pass" rating to the aircraft if the score remains within the historical ratings, or a "Review Required" rating if the score falls outside of the historical ratings.</w:t>
-      </w:r>
-    </w:p>
-    <w:p>
-      <w:pPr>
-        <w:pStyle w:val="Heading3"/>
-      </w:pPr>
-      <w:r>
         <w:t>Query 5 – Technician Expertise summary</w:t>
       </w:r>
     </w:p>
@@ -10108,7 +9875,7 @@
                     </pic:cNvPicPr>
                   </pic:nvPicPr>
                   <pic:blipFill>
-                    <a:blip r:embed="rId32">
+                    <a:blip r:embed="rId33">
                       <a:extLst>
                         <a:ext uri="{28A0092B-C50C-407E-A947-70E740481C1C}">
                           <a14:useLocalDpi xmlns:a14="http://schemas.microsoft.com/office/drawing/2010/main" val="0"/>
@@ -10149,26 +9916,24 @@
       <w:r>
         <w:t xml:space="preserve">Figure </w:t>
       </w:r>
-      <w:r>
-        <w:fldChar w:fldCharType="begin"/>
-      </w:r>
-      <w:r>
-        <w:instrText xml:space="preserve"> SEQ Figure \* ARABIC </w:instrText>
-      </w:r>
-      <w:r>
-        <w:fldChar w:fldCharType="separate"/>
-      </w:r>
-      <w:r>
-        <w:rPr>
-          <w:noProof/>
-        </w:rPr>
-        <w:t>26</w:t>
-      </w:r>
-      <w:r>
-        <w:fldChar w:fldCharType="end"/>
-      </w:r>
-      <w:r>
-        <w:t xml:space="preserve"> Technician Experties Summary</w:t>
+      <w:fldSimple w:instr=" SEQ Figure \* ARABIC ">
+        <w:r>
+          <w:rPr>
+            <w:noProof/>
+          </w:rPr>
+          <w:t>27</w:t>
+        </w:r>
+      </w:fldSimple>
+      <w:r>
+        <w:t xml:space="preserve"> Technician </w:t>
+      </w:r>
+      <w:proofErr w:type="spellStart"/>
+      <w:r>
+        <w:t>Experties</w:t>
+      </w:r>
+      <w:proofErr w:type="spellEnd"/>
+      <w:r>
+        <w:t xml:space="preserve"> Summary</w:t>
       </w:r>
     </w:p>
     <w:p>
@@ -10176,17 +9941,7 @@
         <w:tab/>
       </w:r>
       <w:r>
-        <w:t xml:space="preserve">This query </w:t>
-      </w:r>
-      <w:r>
-        <w:t>relates</w:t>
-      </w:r>
-      <w:r>
-        <w:t xml:space="preserve"> to a specific type of aircraft that they can work on and also a specific type of expertise, like engine or avionics. Linking employee records via technician expertise tables </w:t>
-      </w:r>
-      <w:r>
-        <w:lastRenderedPageBreak/>
-        <w:t>to produce a comprehensive list of employees' technical skills. By listing them in order of model number and technician name it is much easier to assign an appropriate technician to a maintenance issue.</w:t>
+        <w:t>This query relates to a specific type of aircraft that they can work on and also a specific type of expertise, like engine or avionics. Linking employee records via technician expertise tables to produce a comprehensive list of employees' technical skills. By listing them in order of model number and technician name it is much easier to assign an appropriate technician to a maintenance issue.</w:t>
       </w:r>
     </w:p>
     <w:sectPr>
@@ -12667,6 +12422,7 @@
   <w:style w:type="character" w:default="1" w:styleId="DefaultParagraphFont">
     <w:name w:val="Default Paragraph Font"/>
     <w:uiPriority w:val="1"/>
+    <w:semiHidden/>
     <w:unhideWhenUsed/>
   </w:style>
   <w:style w:type="table" w:default="1" w:styleId="TableNormal">

--- a/2. Airport Database System/40841063_HLUM HTET AUNG Part 2 - Database/40841063_Part 2 Database Report.docx
+++ b/2. Airport Database System/40841063_HLUM HTET AUNG Part 2 - Database/40841063_Part 2 Database Report.docx
@@ -9407,7 +9407,7 @@
     </w:p>
     <w:p>
       <w:pPr>
-        <w:pStyle w:val="Heading3"/>
+        <w:pStyle w:val="Heading2"/>
       </w:pPr>
       <w:r>
         <w:t>Query 1 – Aircraft Test Performance Summary</w:t>
@@ -9418,6 +9418,9 @@
         <w:keepNext/>
       </w:pPr>
       <w:r>
+        <w:rPr>
+          <w:noProof/>
+        </w:rPr>
         <w:drawing>
           <wp:inline distT="0" distB="0" distL="0" distR="0" wp14:anchorId="5AFD2CCC" wp14:editId="07634B91">
             <wp:extent cx="5943600" cy="3716020"/>
@@ -9489,7 +9492,7 @@
     </w:p>
     <w:p>
       <w:pPr>
-        <w:pStyle w:val="Heading3"/>
+        <w:pStyle w:val="Heading2"/>
       </w:pPr>
       <w:r>
         <w:lastRenderedPageBreak/>
@@ -9502,6 +9505,9 @@
         <w:jc w:val="center"/>
       </w:pPr>
       <w:r>
+        <w:rPr>
+          <w:noProof/>
+        </w:rPr>
         <w:drawing>
           <wp:inline distT="0" distB="0" distL="0" distR="0" wp14:anchorId="4DFF17C8" wp14:editId="58770DB8">
             <wp:extent cx="5943600" cy="3764915"/>
@@ -9586,7 +9592,7 @@
     <w:p/>
     <w:p>
       <w:pPr>
-        <w:pStyle w:val="Heading3"/>
+        <w:pStyle w:val="Heading2"/>
       </w:pPr>
       <w:r>
         <w:lastRenderedPageBreak/>
@@ -9684,7 +9690,7 @@
     <w:p/>
     <w:p>
       <w:pPr>
-        <w:pStyle w:val="Heading3"/>
+        <w:pStyle w:val="Heading2"/>
       </w:pPr>
       <w:r>
         <w:lastRenderedPageBreak/>
@@ -9841,7 +9847,7 @@
     </w:p>
     <w:p>
       <w:pPr>
-        <w:pStyle w:val="Heading3"/>
+        <w:pStyle w:val="Heading2"/>
       </w:pPr>
       <w:r>
         <w:lastRenderedPageBreak/>
@@ -9944,6 +9950,1405 @@
         <w:t>This query relates to a specific type of aircraft that they can work on and also a specific type of expertise, like engine or avionics. Linking employee records via technician expertise tables to produce a comprehensive list of employees' technical skills. By listing them in order of model number and technician name it is much easier to assign an appropriate technician to a maintenance issue.</w:t>
       </w:r>
     </w:p>
+    <w:p>
+      <w:pPr>
+        <w:pStyle w:val="Heading2"/>
+      </w:pPr>
+      <w:r>
+        <w:lastRenderedPageBreak/>
+        <w:t>Presentation of Query Results</w:t>
+      </w:r>
+    </w:p>
+    <w:p>
+      <w:r>
+        <w:tab/>
+        <w:t>This section will include the presentation of query results compared to the test play in part 1. Five queries will be compared to their test plan with sample data and discussed whether they achieve the expected results.</w:t>
+      </w:r>
+    </w:p>
+    <w:p>
+      <w:pPr>
+        <w:pStyle w:val="Heading3"/>
+      </w:pPr>
+      <w:r>
+        <w:t>Query 1</w:t>
+      </w:r>
+    </w:p>
+    <w:tbl>
+      <w:tblPr>
+        <w:tblStyle w:val="TableGrid"/>
+        <w:tblW w:w="0" w:type="auto"/>
+        <w:tblLook w:val="04A0" w:firstRow="1" w:lastRow="0" w:firstColumn="1" w:lastColumn="0" w:noHBand="0" w:noVBand="1"/>
+      </w:tblPr>
+      <w:tblGrid>
+        <w:gridCol w:w="1558"/>
+        <w:gridCol w:w="1558"/>
+        <w:gridCol w:w="1558"/>
+        <w:gridCol w:w="1558"/>
+        <w:gridCol w:w="1559"/>
+        <w:gridCol w:w="1559"/>
+      </w:tblGrid>
+      <w:tr>
+        <w:tc>
+          <w:tcPr>
+            <w:tcW w:w="1558" w:type="dxa"/>
+          </w:tcPr>
+          <w:p>
+            <w:r>
+              <w:t>Model Number</w:t>
+            </w:r>
+          </w:p>
+        </w:tc>
+        <w:tc>
+          <w:tcPr>
+            <w:tcW w:w="1558" w:type="dxa"/>
+          </w:tcPr>
+          <w:p>
+            <w:r>
+              <w:t>Registration Number</w:t>
+            </w:r>
+          </w:p>
+        </w:tc>
+        <w:tc>
+          <w:tcPr>
+            <w:tcW w:w="1558" w:type="dxa"/>
+          </w:tcPr>
+          <w:p>
+            <w:r>
+              <w:t>Technician SSN</w:t>
+            </w:r>
+          </w:p>
+        </w:tc>
+        <w:tc>
+          <w:tcPr>
+            <w:tcW w:w="1558" w:type="dxa"/>
+          </w:tcPr>
+          <w:p>
+            <w:r>
+              <w:t>Number of Tests</w:t>
+            </w:r>
+          </w:p>
+        </w:tc>
+        <w:tc>
+          <w:tcPr>
+            <w:tcW w:w="1559" w:type="dxa"/>
+          </w:tcPr>
+          <w:p>
+            <w:r>
+              <w:t>Total Test Hours</w:t>
+            </w:r>
+          </w:p>
+        </w:tc>
+        <w:tc>
+          <w:tcPr>
+            <w:tcW w:w="1559" w:type="dxa"/>
+          </w:tcPr>
+          <w:p>
+            <w:r>
+              <w:t>Average Test Score</w:t>
+            </w:r>
+          </w:p>
+        </w:tc>
+      </w:tr>
+      <w:tr>
+        <w:tc>
+          <w:tcPr>
+            <w:tcW w:w="1558" w:type="dxa"/>
+          </w:tcPr>
+          <w:p>
+            <w:r>
+              <w:t>A320</w:t>
+            </w:r>
+          </w:p>
+        </w:tc>
+        <w:tc>
+          <w:tcPr>
+            <w:tcW w:w="1558" w:type="dxa"/>
+          </w:tcPr>
+          <w:p>
+            <w:r>
+              <w:t>101</w:t>
+            </w:r>
+          </w:p>
+        </w:tc>
+        <w:tc>
+          <w:tcPr>
+            <w:tcW w:w="1558" w:type="dxa"/>
+          </w:tcPr>
+          <w:p>
+            <w:r>
+              <w:t>1001</w:t>
+            </w:r>
+          </w:p>
+        </w:tc>
+        <w:tc>
+          <w:tcPr>
+            <w:tcW w:w="1558" w:type="dxa"/>
+          </w:tcPr>
+          <w:p>
+            <w:r>
+              <w:t>3</w:t>
+            </w:r>
+          </w:p>
+        </w:tc>
+        <w:tc>
+          <w:tcPr>
+            <w:tcW w:w="1559" w:type="dxa"/>
+          </w:tcPr>
+          <w:p>
+            <w:r>
+              <w:t>7.5</w:t>
+            </w:r>
+          </w:p>
+        </w:tc>
+        <w:tc>
+          <w:tcPr>
+            <w:tcW w:w="1559" w:type="dxa"/>
+          </w:tcPr>
+          <w:p>
+            <w:r>
+              <w:t>88.33</w:t>
+            </w:r>
+          </w:p>
+        </w:tc>
+      </w:tr>
+      <w:tr>
+        <w:tc>
+          <w:tcPr>
+            <w:tcW w:w="1558" w:type="dxa"/>
+          </w:tcPr>
+          <w:p>
+            <w:r>
+              <w:t>A320</w:t>
+            </w:r>
+          </w:p>
+        </w:tc>
+        <w:tc>
+          <w:tcPr>
+            <w:tcW w:w="1558" w:type="dxa"/>
+          </w:tcPr>
+          <w:p>
+            <w:r>
+              <w:t>102</w:t>
+            </w:r>
+          </w:p>
+        </w:tc>
+        <w:tc>
+          <w:tcPr>
+            <w:tcW w:w="1558" w:type="dxa"/>
+          </w:tcPr>
+          <w:p>
+            <w:r>
+              <w:t>1002</w:t>
+            </w:r>
+          </w:p>
+        </w:tc>
+        <w:tc>
+          <w:tcPr>
+            <w:tcW w:w="1558" w:type="dxa"/>
+          </w:tcPr>
+          <w:p>
+            <w:r>
+              <w:t>2</w:t>
+            </w:r>
+          </w:p>
+        </w:tc>
+        <w:tc>
+          <w:tcPr>
+            <w:tcW w:w="1559" w:type="dxa"/>
+          </w:tcPr>
+          <w:p>
+            <w:r>
+              <w:t>7.0</w:t>
+            </w:r>
+          </w:p>
+        </w:tc>
+        <w:tc>
+          <w:tcPr>
+            <w:tcW w:w="1559" w:type="dxa"/>
+          </w:tcPr>
+          <w:p>
+            <w:r>
+              <w:t>75.00</w:t>
+            </w:r>
+          </w:p>
+        </w:tc>
+      </w:tr>
+      <w:tr>
+        <w:tc>
+          <w:tcPr>
+            <w:tcW w:w="1558" w:type="dxa"/>
+          </w:tcPr>
+          <w:p>
+            <w:r>
+              <w:t>B737</w:t>
+            </w:r>
+          </w:p>
+        </w:tc>
+        <w:tc>
+          <w:tcPr>
+            <w:tcW w:w="1558" w:type="dxa"/>
+          </w:tcPr>
+          <w:p>
+            <w:r>
+              <w:t>103</w:t>
+            </w:r>
+          </w:p>
+        </w:tc>
+        <w:tc>
+          <w:tcPr>
+            <w:tcW w:w="1558" w:type="dxa"/>
+          </w:tcPr>
+          <w:p>
+            <w:r>
+              <w:t>1003</w:t>
+            </w:r>
+          </w:p>
+        </w:tc>
+        <w:tc>
+          <w:tcPr>
+            <w:tcW w:w="1558" w:type="dxa"/>
+          </w:tcPr>
+          <w:p>
+            <w:r>
+              <w:t>2</w:t>
+            </w:r>
+          </w:p>
+        </w:tc>
+        <w:tc>
+          <w:tcPr>
+            <w:tcW w:w="1559" w:type="dxa"/>
+          </w:tcPr>
+          <w:p>
+            <w:r>
+              <w:t>4.5</w:t>
+            </w:r>
+          </w:p>
+        </w:tc>
+        <w:tc>
+          <w:tcPr>
+            <w:tcW w:w="1559" w:type="dxa"/>
+          </w:tcPr>
+          <w:p>
+            <w:pPr>
+              <w:keepNext/>
+            </w:pPr>
+            <w:r>
+              <w:t>90.00</w:t>
+            </w:r>
+          </w:p>
+        </w:tc>
+      </w:tr>
+    </w:tbl>
+    <w:p>
+      <w:pPr>
+        <w:jc w:val="center"/>
+      </w:pPr>
+      <w:r>
+        <w:t xml:space="preserve">Table </w:t>
+      </w:r>
+      <w:fldSimple w:instr=" SEQ Table \* ARABIC ">
+        <w:r>
+          <w:rPr>
+            <w:noProof/>
+          </w:rPr>
+          <w:t>8</w:t>
+        </w:r>
+      </w:fldSimple>
+      <w:r>
+        <w:t xml:space="preserve"> Query 1 Test Plan</w:t>
+      </w:r>
+    </w:p>
+    <w:p>
+      <w:pPr>
+        <w:keepNext/>
+        <w:jc w:val="center"/>
+      </w:pPr>
+      <w:r>
+        <w:drawing>
+          <wp:inline distT="0" distB="0" distL="0" distR="0" wp14:anchorId="6A2C41AA" wp14:editId="1F4109CC">
+            <wp:extent cx="5943600" cy="2252980"/>
+            <wp:effectExtent l="0" t="0" r="0" b="0"/>
+            <wp:docPr id="604290134" name="Picture 1"/>
+            <wp:cNvGraphicFramePr>
+              <a:graphicFrameLocks xmlns:a="http://schemas.openxmlformats.org/drawingml/2006/main" noChangeAspect="1"/>
+            </wp:cNvGraphicFramePr>
+            <a:graphic xmlns:a="http://schemas.openxmlformats.org/drawingml/2006/main">
+              <a:graphicData uri="http://schemas.openxmlformats.org/drawingml/2006/picture">
+                <pic:pic xmlns:pic="http://schemas.openxmlformats.org/drawingml/2006/picture">
+                  <pic:nvPicPr>
+                    <pic:cNvPr id="604290134" name=""/>
+                    <pic:cNvPicPr/>
+                  </pic:nvPicPr>
+                  <pic:blipFill>
+                    <a:blip r:embed="rId34"/>
+                    <a:stretch>
+                      <a:fillRect/>
+                    </a:stretch>
+                  </pic:blipFill>
+                  <pic:spPr>
+                    <a:xfrm>
+                      <a:off x="0" y="0"/>
+                      <a:ext cx="5943600" cy="2252980"/>
+                    </a:xfrm>
+                    <a:prstGeom prst="rect">
+                      <a:avLst/>
+                    </a:prstGeom>
+                  </pic:spPr>
+                </pic:pic>
+              </a:graphicData>
+            </a:graphic>
+          </wp:inline>
+        </w:drawing>
+      </w:r>
+    </w:p>
+    <w:p>
+      <w:pPr>
+        <w:jc w:val="center"/>
+      </w:pPr>
+      <w:r>
+        <w:t xml:space="preserve">Table </w:t>
+      </w:r>
+      <w:fldSimple w:instr=" SEQ Table \* ARABIC ">
+        <w:r>
+          <w:rPr>
+            <w:noProof/>
+          </w:rPr>
+          <w:t>9</w:t>
+        </w:r>
+      </w:fldSimple>
+      <w:r>
+        <w:t xml:space="preserve"> Query 1 Actual Results</w:t>
+      </w:r>
+    </w:p>
+    <w:p>
+      <w:pPr>
+        <w:pStyle w:val="Heading3"/>
+      </w:pPr>
+      <w:r>
+        <w:t>Query 2</w:t>
+      </w:r>
+    </w:p>
+    <w:tbl>
+      <w:tblPr>
+        <w:tblStyle w:val="TableGrid"/>
+        <w:tblW w:w="0" w:type="auto"/>
+        <w:tblLook w:val="04A0" w:firstRow="1" w:lastRow="0" w:firstColumn="1" w:lastColumn="0" w:noHBand="0" w:noVBand="1"/>
+      </w:tblPr>
+      <w:tblGrid>
+        <w:gridCol w:w="1870"/>
+        <w:gridCol w:w="1870"/>
+        <w:gridCol w:w="1870"/>
+        <w:gridCol w:w="1870"/>
+        <w:gridCol w:w="1870"/>
+      </w:tblGrid>
+      <w:tr>
+        <w:tc>
+          <w:tcPr>
+            <w:tcW w:w="1870" w:type="dxa"/>
+          </w:tcPr>
+          <w:p>
+            <w:r>
+              <w:t>SSN</w:t>
+            </w:r>
+          </w:p>
+        </w:tc>
+        <w:tc>
+          <w:tcPr>
+            <w:tcW w:w="1870" w:type="dxa"/>
+          </w:tcPr>
+          <w:p>
+            <w:r>
+              <w:t>Technician Name</w:t>
+            </w:r>
+          </w:p>
+        </w:tc>
+        <w:tc>
+          <w:tcPr>
+            <w:tcW w:w="1870" w:type="dxa"/>
+          </w:tcPr>
+          <w:p>
+            <w:r>
+              <w:t>Test Year</w:t>
+            </w:r>
+          </w:p>
+        </w:tc>
+        <w:tc>
+          <w:tcPr>
+            <w:tcW w:w="1870" w:type="dxa"/>
+          </w:tcPr>
+          <w:p>
+            <w:r>
+              <w:t>Total Tests</w:t>
+            </w:r>
+          </w:p>
+        </w:tc>
+        <w:tc>
+          <w:tcPr>
+            <w:tcW w:w="1870" w:type="dxa"/>
+          </w:tcPr>
+          <w:p>
+            <w:r>
+              <w:t>Total Hours</w:t>
+            </w:r>
+          </w:p>
+        </w:tc>
+      </w:tr>
+      <w:tr>
+        <w:tc>
+          <w:tcPr>
+            <w:tcW w:w="1870" w:type="dxa"/>
+          </w:tcPr>
+          <w:p>
+            <w:r>
+              <w:t>1001</w:t>
+            </w:r>
+          </w:p>
+        </w:tc>
+        <w:tc>
+          <w:tcPr>
+            <w:tcW w:w="1870" w:type="dxa"/>
+          </w:tcPr>
+          <w:p>
+            <w:r>
+              <w:t>John Smith</w:t>
+            </w:r>
+          </w:p>
+        </w:tc>
+        <w:tc>
+          <w:tcPr>
+            <w:tcW w:w="1870" w:type="dxa"/>
+          </w:tcPr>
+          <w:p>
+            <w:r>
+              <w:t>2026</w:t>
+            </w:r>
+          </w:p>
+        </w:tc>
+        <w:tc>
+          <w:tcPr>
+            <w:tcW w:w="1870" w:type="dxa"/>
+          </w:tcPr>
+          <w:p>
+            <w:r>
+              <w:t>5</w:t>
+            </w:r>
+          </w:p>
+        </w:tc>
+        <w:tc>
+          <w:tcPr>
+            <w:tcW w:w="1870" w:type="dxa"/>
+          </w:tcPr>
+          <w:p>
+            <w:r>
+              <w:t>12.5</w:t>
+            </w:r>
+          </w:p>
+        </w:tc>
+      </w:tr>
+      <w:tr>
+        <w:tc>
+          <w:tcPr>
+            <w:tcW w:w="1870" w:type="dxa"/>
+          </w:tcPr>
+          <w:p>
+            <w:r>
+              <w:t>1002</w:t>
+            </w:r>
+          </w:p>
+        </w:tc>
+        <w:tc>
+          <w:tcPr>
+            <w:tcW w:w="1870" w:type="dxa"/>
+          </w:tcPr>
+          <w:p>
+            <w:r>
+              <w:t>Sarah Brown</w:t>
+            </w:r>
+          </w:p>
+        </w:tc>
+        <w:tc>
+          <w:tcPr>
+            <w:tcW w:w="1870" w:type="dxa"/>
+          </w:tcPr>
+          <w:p>
+            <w:r>
+              <w:t>2026</w:t>
+            </w:r>
+          </w:p>
+        </w:tc>
+        <w:tc>
+          <w:tcPr>
+            <w:tcW w:w="1870" w:type="dxa"/>
+          </w:tcPr>
+          <w:p>
+            <w:r>
+              <w:t>2</w:t>
+            </w:r>
+          </w:p>
+        </w:tc>
+        <w:tc>
+          <w:tcPr>
+            <w:tcW w:w="1870" w:type="dxa"/>
+          </w:tcPr>
+          <w:p>
+            <w:pPr>
+              <w:keepNext/>
+            </w:pPr>
+            <w:r>
+              <w:t>7.0</w:t>
+            </w:r>
+          </w:p>
+        </w:tc>
+      </w:tr>
+    </w:tbl>
+    <w:p>
+      <w:pPr>
+        <w:jc w:val="center"/>
+      </w:pPr>
+      <w:r>
+        <w:t xml:space="preserve">Table </w:t>
+      </w:r>
+      <w:fldSimple w:instr=" SEQ Table \* ARABIC ">
+        <w:r>
+          <w:rPr>
+            <w:noProof/>
+          </w:rPr>
+          <w:t>10</w:t>
+        </w:r>
+      </w:fldSimple>
+      <w:r>
+        <w:t xml:space="preserve"> Query 2 Test Plan</w:t>
+      </w:r>
+    </w:p>
+    <w:p>
+      <w:pPr>
+        <w:keepNext/>
+        <w:jc w:val="center"/>
+      </w:pPr>
+      <w:r>
+        <w:lastRenderedPageBreak/>
+        <w:drawing>
+          <wp:inline distT="0" distB="0" distL="0" distR="0" wp14:anchorId="08F7B54E" wp14:editId="572D4655">
+            <wp:extent cx="5943600" cy="2943225"/>
+            <wp:effectExtent l="0" t="0" r="0" b="9525"/>
+            <wp:docPr id="1952789002" name="Picture 1"/>
+            <wp:cNvGraphicFramePr>
+              <a:graphicFrameLocks xmlns:a="http://schemas.openxmlformats.org/drawingml/2006/main" noChangeAspect="1"/>
+            </wp:cNvGraphicFramePr>
+            <a:graphic xmlns:a="http://schemas.openxmlformats.org/drawingml/2006/main">
+              <a:graphicData uri="http://schemas.openxmlformats.org/drawingml/2006/picture">
+                <pic:pic xmlns:pic="http://schemas.openxmlformats.org/drawingml/2006/picture">
+                  <pic:nvPicPr>
+                    <pic:cNvPr id="1952789002" name=""/>
+                    <pic:cNvPicPr/>
+                  </pic:nvPicPr>
+                  <pic:blipFill>
+                    <a:blip r:embed="rId35"/>
+                    <a:stretch>
+                      <a:fillRect/>
+                    </a:stretch>
+                  </pic:blipFill>
+                  <pic:spPr>
+                    <a:xfrm>
+                      <a:off x="0" y="0"/>
+                      <a:ext cx="5943600" cy="2943225"/>
+                    </a:xfrm>
+                    <a:prstGeom prst="rect">
+                      <a:avLst/>
+                    </a:prstGeom>
+                  </pic:spPr>
+                </pic:pic>
+              </a:graphicData>
+            </a:graphic>
+          </wp:inline>
+        </w:drawing>
+      </w:r>
+    </w:p>
+    <w:p>
+      <w:pPr>
+        <w:jc w:val="center"/>
+      </w:pPr>
+      <w:r>
+        <w:t xml:space="preserve">Table </w:t>
+      </w:r>
+      <w:fldSimple w:instr=" SEQ Table \* ARABIC ">
+        <w:r>
+          <w:rPr>
+            <w:noProof/>
+          </w:rPr>
+          <w:t>11</w:t>
+        </w:r>
+      </w:fldSimple>
+      <w:r>
+        <w:t xml:space="preserve"> Query 2 Actual Results</w:t>
+      </w:r>
+    </w:p>
+    <w:p>
+      <w:pPr>
+        <w:pStyle w:val="Heading3"/>
+      </w:pPr>
+      <w:r>
+        <w:t xml:space="preserve">Query </w:t>
+      </w:r>
+      <w:r>
+        <w:t>3</w:t>
+      </w:r>
+    </w:p>
+    <w:tbl>
+      <w:tblPr>
+        <w:tblStyle w:val="TableGrid"/>
+        <w:tblW w:w="0" w:type="auto"/>
+        <w:tblLook w:val="04A0" w:firstRow="1" w:lastRow="0" w:firstColumn="1" w:lastColumn="0" w:noHBand="0" w:noVBand="1"/>
+      </w:tblPr>
+      <w:tblGrid>
+        <w:gridCol w:w="3116"/>
+        <w:gridCol w:w="3117"/>
+        <w:gridCol w:w="3117"/>
+      </w:tblGrid>
+      <w:tr>
+        <w:tc>
+          <w:tcPr>
+            <w:tcW w:w="3116" w:type="dxa"/>
+          </w:tcPr>
+          <w:p>
+            <w:r>
+              <w:t>SSN</w:t>
+            </w:r>
+          </w:p>
+        </w:tc>
+        <w:tc>
+          <w:tcPr>
+            <w:tcW w:w="3117" w:type="dxa"/>
+          </w:tcPr>
+          <w:p>
+            <w:r>
+              <w:t>Name</w:t>
+            </w:r>
+          </w:p>
+        </w:tc>
+        <w:tc>
+          <w:tcPr>
+            <w:tcW w:w="3117" w:type="dxa"/>
+          </w:tcPr>
+          <w:p>
+            <w:r>
+              <w:t>Last Examination Date</w:t>
+            </w:r>
+          </w:p>
+        </w:tc>
+      </w:tr>
+      <w:tr>
+        <w:tc>
+          <w:tcPr>
+            <w:tcW w:w="3116" w:type="dxa"/>
+          </w:tcPr>
+          <w:p>
+            <w:r>
+              <w:t>1004</w:t>
+            </w:r>
+          </w:p>
+        </w:tc>
+        <w:tc>
+          <w:tcPr>
+            <w:tcW w:w="3117" w:type="dxa"/>
+          </w:tcPr>
+          <w:p>
+            <w:r>
+              <w:t>Emily Davis</w:t>
+            </w:r>
+          </w:p>
+        </w:tc>
+        <w:tc>
+          <w:tcPr>
+            <w:tcW w:w="3117" w:type="dxa"/>
+          </w:tcPr>
+          <w:p>
+            <w:pPr>
+              <w:keepNext/>
+            </w:pPr>
+            <w:r>
+              <w:t>2026-06-15</w:t>
+            </w:r>
+          </w:p>
+        </w:tc>
+      </w:tr>
+    </w:tbl>
+    <w:p>
+      <w:pPr>
+        <w:jc w:val="center"/>
+      </w:pPr>
+      <w:r>
+        <w:t xml:space="preserve">Table </w:t>
+      </w:r>
+      <w:fldSimple w:instr=" SEQ Table \* ARABIC ">
+        <w:r>
+          <w:rPr>
+            <w:noProof/>
+          </w:rPr>
+          <w:t>12</w:t>
+        </w:r>
+      </w:fldSimple>
+      <w:r>
+        <w:t xml:space="preserve"> Query 3 Test Plan</w:t>
+      </w:r>
+    </w:p>
+    <w:p>
+      <w:pPr>
+        <w:keepNext/>
+        <w:jc w:val="center"/>
+      </w:pPr>
+      <w:r>
+        <w:lastRenderedPageBreak/>
+        <w:drawing>
+          <wp:inline distT="0" distB="0" distL="0" distR="0" wp14:anchorId="06515C80" wp14:editId="7A564402">
+            <wp:extent cx="5763429" cy="4286848"/>
+            <wp:effectExtent l="0" t="0" r="8890" b="0"/>
+            <wp:docPr id="1375473134" name="Picture 1"/>
+            <wp:cNvGraphicFramePr>
+              <a:graphicFrameLocks xmlns:a="http://schemas.openxmlformats.org/drawingml/2006/main" noChangeAspect="1"/>
+            </wp:cNvGraphicFramePr>
+            <a:graphic xmlns:a="http://schemas.openxmlformats.org/drawingml/2006/main">
+              <a:graphicData uri="http://schemas.openxmlformats.org/drawingml/2006/picture">
+                <pic:pic xmlns:pic="http://schemas.openxmlformats.org/drawingml/2006/picture">
+                  <pic:nvPicPr>
+                    <pic:cNvPr id="1375473134" name=""/>
+                    <pic:cNvPicPr/>
+                  </pic:nvPicPr>
+                  <pic:blipFill>
+                    <a:blip r:embed="rId36"/>
+                    <a:stretch>
+                      <a:fillRect/>
+                    </a:stretch>
+                  </pic:blipFill>
+                  <pic:spPr>
+                    <a:xfrm>
+                      <a:off x="0" y="0"/>
+                      <a:ext cx="5763429" cy="4286848"/>
+                    </a:xfrm>
+                    <a:prstGeom prst="rect">
+                      <a:avLst/>
+                    </a:prstGeom>
+                  </pic:spPr>
+                </pic:pic>
+              </a:graphicData>
+            </a:graphic>
+          </wp:inline>
+        </w:drawing>
+      </w:r>
+    </w:p>
+    <w:p>
+      <w:pPr>
+        <w:jc w:val="center"/>
+      </w:pPr>
+      <w:r>
+        <w:t xml:space="preserve">Table </w:t>
+      </w:r>
+      <w:fldSimple w:instr=" SEQ Table \* ARABIC ">
+        <w:r>
+          <w:rPr>
+            <w:noProof/>
+          </w:rPr>
+          <w:t>13</w:t>
+        </w:r>
+      </w:fldSimple>
+      <w:r>
+        <w:t xml:space="preserve"> Query 3 Actual Results</w:t>
+      </w:r>
+    </w:p>
+    <w:p>
+      <w:pPr>
+        <w:pStyle w:val="Heading3"/>
+      </w:pPr>
+      <w:r>
+        <w:t xml:space="preserve">Query </w:t>
+      </w:r>
+      <w:r>
+        <w:t>4</w:t>
+      </w:r>
+    </w:p>
+    <w:tbl>
+      <w:tblPr>
+        <w:tblStyle w:val="TableGrid"/>
+        <w:tblW w:w="0" w:type="auto"/>
+        <w:tblLook w:val="04A0" w:firstRow="1" w:lastRow="0" w:firstColumn="1" w:lastColumn="0" w:noHBand="0" w:noVBand="1"/>
+      </w:tblPr>
+      <w:tblGrid>
+        <w:gridCol w:w="1558"/>
+        <w:gridCol w:w="1558"/>
+        <w:gridCol w:w="1558"/>
+        <w:gridCol w:w="1558"/>
+        <w:gridCol w:w="1559"/>
+        <w:gridCol w:w="1559"/>
+      </w:tblGrid>
+      <w:tr>
+        <w:tc>
+          <w:tcPr>
+            <w:tcW w:w="1558" w:type="dxa"/>
+          </w:tcPr>
+          <w:p>
+            <w:r>
+              <w:t>Model Number</w:t>
+            </w:r>
+          </w:p>
+        </w:tc>
+        <w:tc>
+          <w:tcPr>
+            <w:tcW w:w="1558" w:type="dxa"/>
+          </w:tcPr>
+          <w:p>
+            <w:r>
+              <w:t>Registration Number</w:t>
+            </w:r>
+          </w:p>
+        </w:tc>
+        <w:tc>
+          <w:tcPr>
+            <w:tcW w:w="1558" w:type="dxa"/>
+          </w:tcPr>
+          <w:p>
+            <w:r>
+              <w:t>Technician Name</w:t>
+            </w:r>
+          </w:p>
+        </w:tc>
+        <w:tc>
+          <w:tcPr>
+            <w:tcW w:w="1558" w:type="dxa"/>
+          </w:tcPr>
+          <w:p>
+            <w:r>
+              <w:t>Latest Score</w:t>
+            </w:r>
+          </w:p>
+        </w:tc>
+        <w:tc>
+          <w:tcPr>
+            <w:tcW w:w="1559" w:type="dxa"/>
+          </w:tcPr>
+          <w:p>
+            <w:r>
+              <w:t>Model Average Score</w:t>
+            </w:r>
+          </w:p>
+        </w:tc>
+        <w:tc>
+          <w:tcPr>
+            <w:tcW w:w="1559" w:type="dxa"/>
+          </w:tcPr>
+          <w:p>
+            <w:r>
+              <w:t>Safety Status</w:t>
+            </w:r>
+          </w:p>
+        </w:tc>
+      </w:tr>
+      <w:tr>
+        <w:tc>
+          <w:tcPr>
+            <w:tcW w:w="1558" w:type="dxa"/>
+          </w:tcPr>
+          <w:p>
+            <w:r>
+              <w:t>A320</w:t>
+            </w:r>
+          </w:p>
+        </w:tc>
+        <w:tc>
+          <w:tcPr>
+            <w:tcW w:w="1558" w:type="dxa"/>
+          </w:tcPr>
+          <w:p>
+            <w:r>
+              <w:t>101</w:t>
+            </w:r>
+          </w:p>
+        </w:tc>
+        <w:tc>
+          <w:tcPr>
+            <w:tcW w:w="1558" w:type="dxa"/>
+          </w:tcPr>
+          <w:p>
+            <w:r>
+              <w:t>John Smith</w:t>
+            </w:r>
+          </w:p>
+        </w:tc>
+        <w:tc>
+          <w:tcPr>
+            <w:tcW w:w="1558" w:type="dxa"/>
+          </w:tcPr>
+          <w:p>
+            <w:r>
+              <w:t>95</w:t>
+            </w:r>
+          </w:p>
+        </w:tc>
+        <w:tc>
+          <w:tcPr>
+            <w:tcW w:w="1559" w:type="dxa"/>
+          </w:tcPr>
+          <w:p>
+            <w:r>
+              <w:t>83.00</w:t>
+            </w:r>
+          </w:p>
+        </w:tc>
+        <w:tc>
+          <w:tcPr>
+            <w:tcW w:w="1559" w:type="dxa"/>
+          </w:tcPr>
+          <w:p>
+            <w:r>
+              <w:t>Pass</w:t>
+            </w:r>
+          </w:p>
+        </w:tc>
+      </w:tr>
+      <w:tr>
+        <w:tc>
+          <w:tcPr>
+            <w:tcW w:w="1558" w:type="dxa"/>
+          </w:tcPr>
+          <w:p>
+            <w:r>
+              <w:t>A320</w:t>
+            </w:r>
+          </w:p>
+        </w:tc>
+        <w:tc>
+          <w:tcPr>
+            <w:tcW w:w="1558" w:type="dxa"/>
+          </w:tcPr>
+          <w:p>
+            <w:r>
+              <w:t>102</w:t>
+            </w:r>
+          </w:p>
+        </w:tc>
+        <w:tc>
+          <w:tcPr>
+            <w:tcW w:w="1558" w:type="dxa"/>
+          </w:tcPr>
+          <w:p>
+            <w:r>
+              <w:t>Sarah Brown</w:t>
+            </w:r>
+          </w:p>
+        </w:tc>
+        <w:tc>
+          <w:tcPr>
+            <w:tcW w:w="1558" w:type="dxa"/>
+          </w:tcPr>
+          <w:p>
+            <w:r>
+              <w:t>80</w:t>
+            </w:r>
+          </w:p>
+        </w:tc>
+        <w:tc>
+          <w:tcPr>
+            <w:tcW w:w="1559" w:type="dxa"/>
+          </w:tcPr>
+          <w:p>
+            <w:r>
+              <w:t>83.00</w:t>
+            </w:r>
+          </w:p>
+        </w:tc>
+        <w:tc>
+          <w:tcPr>
+            <w:tcW w:w="1559" w:type="dxa"/>
+          </w:tcPr>
+          <w:p>
+            <w:pPr>
+              <w:keepNext/>
+            </w:pPr>
+            <w:r>
+              <w:t>Review Required</w:t>
+            </w:r>
+          </w:p>
+        </w:tc>
+      </w:tr>
+    </w:tbl>
+    <w:p>
+      <w:pPr>
+        <w:jc w:val="center"/>
+      </w:pPr>
+      <w:r>
+        <w:t xml:space="preserve">Table </w:t>
+      </w:r>
+      <w:fldSimple w:instr=" SEQ Table \* ARABIC ">
+        <w:r>
+          <w:rPr>
+            <w:noProof/>
+          </w:rPr>
+          <w:t>14</w:t>
+        </w:r>
+      </w:fldSimple>
+      <w:r>
+        <w:t xml:space="preserve"> Query 4 Test Plan</w:t>
+      </w:r>
+    </w:p>
+    <w:p>
+      <w:pPr>
+        <w:keepNext/>
+        <w:jc w:val="center"/>
+      </w:pPr>
+      <w:r>
+        <w:rPr>
+          <w:noProof/>
+        </w:rPr>
+        <w:lastRenderedPageBreak/>
+        <w:drawing>
+          <wp:inline distT="0" distB="0" distL="0" distR="0" wp14:anchorId="0A2F217E" wp14:editId="4D24867C">
+            <wp:extent cx="4491990" cy="1706092"/>
+            <wp:effectExtent l="19050" t="19050" r="22860" b="27940"/>
+            <wp:docPr id="234262869" name="Picture 1"/>
+            <wp:cNvGraphicFramePr>
+              <a:graphicFrameLocks xmlns:a="http://schemas.openxmlformats.org/drawingml/2006/main" noChangeAspect="1"/>
+            </wp:cNvGraphicFramePr>
+            <a:graphic xmlns:a="http://schemas.openxmlformats.org/drawingml/2006/main">
+              <a:graphicData uri="http://schemas.openxmlformats.org/drawingml/2006/picture">
+                <pic:pic xmlns:pic="http://schemas.openxmlformats.org/drawingml/2006/picture">
+                  <pic:nvPicPr>
+                    <pic:cNvPr id="665032321" name=""/>
+                    <pic:cNvPicPr/>
+                  </pic:nvPicPr>
+                  <pic:blipFill>
+                    <a:blip r:embed="rId32"/>
+                    <a:stretch>
+                      <a:fillRect/>
+                    </a:stretch>
+                  </pic:blipFill>
+                  <pic:spPr>
+                    <a:xfrm>
+                      <a:off x="0" y="0"/>
+                      <a:ext cx="4507676" cy="1712050"/>
+                    </a:xfrm>
+                    <a:prstGeom prst="rect">
+                      <a:avLst/>
+                    </a:prstGeom>
+                    <a:ln>
+                      <a:solidFill>
+                        <a:schemeClr val="tx1"/>
+                      </a:solidFill>
+                    </a:ln>
+                  </pic:spPr>
+                </pic:pic>
+              </a:graphicData>
+            </a:graphic>
+          </wp:inline>
+        </w:drawing>
+      </w:r>
+    </w:p>
+    <w:p>
+      <w:pPr>
+        <w:jc w:val="center"/>
+      </w:pPr>
+      <w:r>
+        <w:t xml:space="preserve">Table </w:t>
+      </w:r>
+      <w:fldSimple w:instr=" SEQ Table \* ARABIC ">
+        <w:r>
+          <w:rPr>
+            <w:noProof/>
+          </w:rPr>
+          <w:t>15</w:t>
+        </w:r>
+      </w:fldSimple>
+      <w:r>
+        <w:t xml:space="preserve"> Query 4 Actual Results</w:t>
+      </w:r>
+    </w:p>
+    <w:p>
+      <w:pPr>
+        <w:pStyle w:val="Heading3"/>
+      </w:pPr>
+      <w:r>
+        <w:t xml:space="preserve">Query </w:t>
+      </w:r>
+      <w:r>
+        <w:t>5</w:t>
+      </w:r>
+    </w:p>
+    <w:tbl>
+      <w:tblPr>
+        <w:tblStyle w:val="TableGrid"/>
+        <w:tblW w:w="0" w:type="auto"/>
+        <w:tblLook w:val="04A0" w:firstRow="1" w:lastRow="0" w:firstColumn="1" w:lastColumn="0" w:noHBand="0" w:noVBand="1"/>
+      </w:tblPr>
+      <w:tblGrid>
+        <w:gridCol w:w="2303"/>
+        <w:gridCol w:w="2495"/>
+        <w:gridCol w:w="2407"/>
+        <w:gridCol w:w="2145"/>
+      </w:tblGrid>
+      <w:tr>
+        <w:tc>
+          <w:tcPr>
+            <w:tcW w:w="2303" w:type="dxa"/>
+          </w:tcPr>
+          <w:p>
+            <w:r>
+              <w:t>SSN</w:t>
+            </w:r>
+          </w:p>
+        </w:tc>
+        <w:tc>
+          <w:tcPr>
+            <w:tcW w:w="2495" w:type="dxa"/>
+          </w:tcPr>
+          <w:p>
+            <w:r>
+              <w:t>Technician Name</w:t>
+            </w:r>
+          </w:p>
+        </w:tc>
+        <w:tc>
+          <w:tcPr>
+            <w:tcW w:w="2407" w:type="dxa"/>
+          </w:tcPr>
+          <w:p>
+            <w:r>
+              <w:t>Model Number</w:t>
+            </w:r>
+          </w:p>
+        </w:tc>
+        <w:tc>
+          <w:tcPr>
+            <w:tcW w:w="2145" w:type="dxa"/>
+          </w:tcPr>
+          <w:p>
+            <w:r>
+              <w:t>Specialization Area</w:t>
+            </w:r>
+          </w:p>
+        </w:tc>
+      </w:tr>
+      <w:tr>
+        <w:tc>
+          <w:tcPr>
+            <w:tcW w:w="2303" w:type="dxa"/>
+          </w:tcPr>
+          <w:p>
+            <w:r>
+              <w:t>1001</w:t>
+            </w:r>
+          </w:p>
+        </w:tc>
+        <w:tc>
+          <w:tcPr>
+            <w:tcW w:w="2495" w:type="dxa"/>
+          </w:tcPr>
+          <w:p>
+            <w:r>
+              <w:t>John Smith</w:t>
+            </w:r>
+          </w:p>
+        </w:tc>
+        <w:tc>
+          <w:tcPr>
+            <w:tcW w:w="2407" w:type="dxa"/>
+          </w:tcPr>
+          <w:p>
+            <w:r>
+              <w:t>A320</w:t>
+            </w:r>
+          </w:p>
+        </w:tc>
+        <w:tc>
+          <w:tcPr>
+            <w:tcW w:w="2145" w:type="dxa"/>
+          </w:tcPr>
+          <w:p>
+            <w:r>
+              <w:t>Maintenance</w:t>
+            </w:r>
+          </w:p>
+        </w:tc>
+      </w:tr>
+      <w:tr>
+        <w:tc>
+          <w:tcPr>
+            <w:tcW w:w="2303" w:type="dxa"/>
+          </w:tcPr>
+          <w:p>
+            <w:r>
+              <w:t>1001</w:t>
+            </w:r>
+          </w:p>
+        </w:tc>
+        <w:tc>
+          <w:tcPr>
+            <w:tcW w:w="2495" w:type="dxa"/>
+          </w:tcPr>
+          <w:p>
+            <w:r>
+              <w:t>John Smith</w:t>
+            </w:r>
+          </w:p>
+        </w:tc>
+        <w:tc>
+          <w:tcPr>
+            <w:tcW w:w="2407" w:type="dxa"/>
+          </w:tcPr>
+          <w:p>
+            <w:r>
+              <w:t>A330</w:t>
+            </w:r>
+          </w:p>
+        </w:tc>
+        <w:tc>
+          <w:tcPr>
+            <w:tcW w:w="2145" w:type="dxa"/>
+          </w:tcPr>
+          <w:p>
+            <w:r>
+              <w:t>Technical</w:t>
+            </w:r>
+          </w:p>
+        </w:tc>
+      </w:tr>
+      <w:tr>
+        <w:tc>
+          <w:tcPr>
+            <w:tcW w:w="2303" w:type="dxa"/>
+          </w:tcPr>
+          <w:p>
+            <w:r>
+              <w:t>1002</w:t>
+            </w:r>
+          </w:p>
+        </w:tc>
+        <w:tc>
+          <w:tcPr>
+            <w:tcW w:w="2495" w:type="dxa"/>
+          </w:tcPr>
+          <w:p>
+            <w:r>
+              <w:t>Sarah Brown</w:t>
+            </w:r>
+          </w:p>
+        </w:tc>
+        <w:tc>
+          <w:tcPr>
+            <w:tcW w:w="2407" w:type="dxa"/>
+          </w:tcPr>
+          <w:p>
+            <w:pPr>
+              <w:keepNext/>
+            </w:pPr>
+            <w:r>
+              <w:t>A320</w:t>
+            </w:r>
+          </w:p>
+        </w:tc>
+        <w:tc>
+          <w:tcPr>
+            <w:tcW w:w="2145" w:type="dxa"/>
+          </w:tcPr>
+          <w:p>
+            <w:pPr>
+              <w:keepNext/>
+            </w:pPr>
+            <w:r>
+              <w:t>Storage</w:t>
+            </w:r>
+          </w:p>
+        </w:tc>
+      </w:tr>
+    </w:tbl>
+    <w:p>
+      <w:pPr>
+        <w:jc w:val="center"/>
+      </w:pPr>
+      <w:r>
+        <w:t xml:space="preserve">Table </w:t>
+      </w:r>
+      <w:fldSimple w:instr=" SEQ Table \* ARABIC ">
+        <w:r>
+          <w:rPr>
+            <w:noProof/>
+          </w:rPr>
+          <w:t>16</w:t>
+        </w:r>
+      </w:fldSimple>
+      <w:r>
+        <w:t xml:space="preserve"> Query 5 Test Plan</w:t>
+      </w:r>
+    </w:p>
+    <w:p>
+      <w:pPr>
+        <w:keepNext/>
+        <w:jc w:val="center"/>
+      </w:pPr>
+      <w:r>
+        <w:drawing>
+          <wp:inline distT="0" distB="0" distL="0" distR="0" wp14:anchorId="33CA5BB6" wp14:editId="68B62AF6">
+            <wp:extent cx="5943600" cy="3545205"/>
+            <wp:effectExtent l="0" t="0" r="0" b="0"/>
+            <wp:docPr id="8603854" name="Picture 1"/>
+            <wp:cNvGraphicFramePr>
+              <a:graphicFrameLocks xmlns:a="http://schemas.openxmlformats.org/drawingml/2006/main" noChangeAspect="1"/>
+            </wp:cNvGraphicFramePr>
+            <a:graphic xmlns:a="http://schemas.openxmlformats.org/drawingml/2006/main">
+              <a:graphicData uri="http://schemas.openxmlformats.org/drawingml/2006/picture">
+                <pic:pic xmlns:pic="http://schemas.openxmlformats.org/drawingml/2006/picture">
+                  <pic:nvPicPr>
+                    <pic:cNvPr id="8603854" name=""/>
+                    <pic:cNvPicPr/>
+                  </pic:nvPicPr>
+                  <pic:blipFill>
+                    <a:blip r:embed="rId37"/>
+                    <a:stretch>
+                      <a:fillRect/>
+                    </a:stretch>
+                  </pic:blipFill>
+                  <pic:spPr>
+                    <a:xfrm>
+                      <a:off x="0" y="0"/>
+                      <a:ext cx="5943600" cy="3545205"/>
+                    </a:xfrm>
+                    <a:prstGeom prst="rect">
+                      <a:avLst/>
+                    </a:prstGeom>
+                  </pic:spPr>
+                </pic:pic>
+              </a:graphicData>
+            </a:graphic>
+          </wp:inline>
+        </w:drawing>
+      </w:r>
+    </w:p>
+    <w:p>
+      <w:pPr>
+        <w:jc w:val="center"/>
+      </w:pPr>
+      <w:r>
+        <w:t xml:space="preserve">Table </w:t>
+      </w:r>
+      <w:fldSimple w:instr=" SEQ Table \* ARABIC ">
+        <w:r>
+          <w:rPr>
+            <w:noProof/>
+          </w:rPr>
+          <w:t>17</w:t>
+        </w:r>
+      </w:fldSimple>
+      <w:r>
+        <w:t xml:space="preserve"> Query 5 Actual Results</w:t>
+      </w:r>
+    </w:p>
+    <w:p>
+      <w:pPr>
+        <w:pStyle w:val="Heading2"/>
+      </w:pPr>
+      <w:r>
+        <w:lastRenderedPageBreak/>
+        <w:t>Constraint Testing</w:t>
+      </w:r>
+    </w:p>
+    <w:p/>
     <w:sectPr>
       <w:pgSz w:w="12240" w:h="15840"/>
       <w:pgMar w:top="1440" w:right="1440" w:bottom="1440" w:left="1440" w:header="720" w:footer="720" w:gutter="0"/>

--- a/2. Airport Database System/40841063_HLUM HTET AUNG Part 2 - Database/40841063_Part 2 Database Report.docx
+++ b/2. Airport Database System/40841063_HLUM HTET AUNG Part 2 - Database/40841063_Part 2 Database Report.docx
@@ -137,7 +137,7 @@
           <w:r>
             <w:fldChar w:fldCharType="separate"/>
           </w:r>
-          <w:hyperlink w:anchor="_Toc237428694" w:history="1">
+          <w:hyperlink w:anchor="_Toc237527636" w:history="1">
             <w:r>
               <w:rPr>
                 <w:rStyle w:val="Hyperlink"/>
@@ -164,7 +164,7 @@
                 <w:noProof/>
                 <w:webHidden/>
               </w:rPr>
-              <w:instrText xml:space="preserve"> PAGEREF _Toc237428694 \h </w:instrText>
+              <w:instrText xml:space="preserve"> PAGEREF _Toc237527636 \h </w:instrText>
             </w:r>
             <w:r>
               <w:rPr>
@@ -184,7 +184,7 @@
                 <w:noProof/>
                 <w:webHidden/>
               </w:rPr>
-              <w:t>4</w:t>
+              <w:t>5</w:t>
             </w:r>
             <w:r>
               <w:rPr>
@@ -206,7 +206,7 @@
               <w:noProof/>
             </w:rPr>
           </w:pPr>
-          <w:hyperlink w:anchor="_Toc237428695" w:history="1">
+          <w:hyperlink w:anchor="_Toc237527637" w:history="1">
             <w:r>
               <w:rPr>
                 <w:rStyle w:val="Hyperlink"/>
@@ -233,7 +233,7 @@
                 <w:noProof/>
                 <w:webHidden/>
               </w:rPr>
-              <w:instrText xml:space="preserve"> PAGEREF _Toc237428695 \h </w:instrText>
+              <w:instrText xml:space="preserve"> PAGEREF _Toc237527637 \h </w:instrText>
             </w:r>
             <w:r>
               <w:rPr>
@@ -253,7 +253,7 @@
                 <w:noProof/>
                 <w:webHidden/>
               </w:rPr>
-              <w:t>4</w:t>
+              <w:t>5</w:t>
             </w:r>
             <w:r>
               <w:rPr>
@@ -275,7 +275,7 @@
               <w:noProof/>
             </w:rPr>
           </w:pPr>
-          <w:hyperlink w:anchor="_Toc237428696" w:history="1">
+          <w:hyperlink w:anchor="_Toc237527638" w:history="1">
             <w:r>
               <w:rPr>
                 <w:rStyle w:val="Hyperlink"/>
@@ -302,7 +302,7 @@
                 <w:noProof/>
                 <w:webHidden/>
               </w:rPr>
-              <w:instrText xml:space="preserve"> PAGEREF _Toc237428696 \h </w:instrText>
+              <w:instrText xml:space="preserve"> PAGEREF _Toc237527638 \h </w:instrText>
             </w:r>
             <w:r>
               <w:rPr>
@@ -322,7 +322,7 @@
                 <w:noProof/>
                 <w:webHidden/>
               </w:rPr>
-              <w:t>4</w:t>
+              <w:t>5</w:t>
             </w:r>
             <w:r>
               <w:rPr>
@@ -344,7 +344,7 @@
               <w:noProof/>
             </w:rPr>
           </w:pPr>
-          <w:hyperlink w:anchor="_Toc237428697" w:history="1">
+          <w:hyperlink w:anchor="_Toc237527639" w:history="1">
             <w:r>
               <w:rPr>
                 <w:rStyle w:val="Hyperlink"/>
@@ -371,7 +371,7 @@
                 <w:noProof/>
                 <w:webHidden/>
               </w:rPr>
-              <w:instrText xml:space="preserve"> PAGEREF _Toc237428697 \h </w:instrText>
+              <w:instrText xml:space="preserve"> PAGEREF _Toc237527639 \h </w:instrText>
             </w:r>
             <w:r>
               <w:rPr>
@@ -391,7 +391,7 @@
                 <w:noProof/>
                 <w:webHidden/>
               </w:rPr>
-              <w:t>5</w:t>
+              <w:t>6</w:t>
             </w:r>
             <w:r>
               <w:rPr>
@@ -413,7 +413,7 @@
               <w:noProof/>
             </w:rPr>
           </w:pPr>
-          <w:hyperlink w:anchor="_Toc237428698" w:history="1">
+          <w:hyperlink w:anchor="_Toc237527640" w:history="1">
             <w:r>
               <w:rPr>
                 <w:rStyle w:val="Hyperlink"/>
@@ -440,7 +440,7 @@
                 <w:noProof/>
                 <w:webHidden/>
               </w:rPr>
-              <w:instrText xml:space="preserve"> PAGEREF _Toc237428698 \h </w:instrText>
+              <w:instrText xml:space="preserve"> PAGEREF _Toc237527640 \h </w:instrText>
             </w:r>
             <w:r>
               <w:rPr>
@@ -460,7 +460,7 @@
                 <w:noProof/>
                 <w:webHidden/>
               </w:rPr>
-              <w:t>6</w:t>
+              <w:t>7</w:t>
             </w:r>
             <w:r>
               <w:rPr>
@@ -482,7 +482,7 @@
               <w:noProof/>
             </w:rPr>
           </w:pPr>
-          <w:hyperlink w:anchor="_Toc237428699" w:history="1">
+          <w:hyperlink w:anchor="_Toc237527641" w:history="1">
             <w:r>
               <w:rPr>
                 <w:rStyle w:val="Hyperlink"/>
@@ -509,7 +509,7 @@
                 <w:noProof/>
                 <w:webHidden/>
               </w:rPr>
-              <w:instrText xml:space="preserve"> PAGEREF _Toc237428699 \h </w:instrText>
+              <w:instrText xml:space="preserve"> PAGEREF _Toc237527641 \h </w:instrText>
             </w:r>
             <w:r>
               <w:rPr>
@@ -529,7 +529,7 @@
                 <w:noProof/>
                 <w:webHidden/>
               </w:rPr>
-              <w:t>6</w:t>
+              <w:t>7</w:t>
             </w:r>
             <w:r>
               <w:rPr>
@@ -551,7 +551,7 @@
               <w:noProof/>
             </w:rPr>
           </w:pPr>
-          <w:hyperlink w:anchor="_Toc237428700" w:history="1">
+          <w:hyperlink w:anchor="_Toc237527642" w:history="1">
             <w:r>
               <w:rPr>
                 <w:rStyle w:val="Hyperlink"/>
@@ -578,7 +578,7 @@
                 <w:noProof/>
                 <w:webHidden/>
               </w:rPr>
-              <w:instrText xml:space="preserve"> PAGEREF _Toc237428700 \h </w:instrText>
+              <w:instrText xml:space="preserve"> PAGEREF _Toc237527642 \h </w:instrText>
             </w:r>
             <w:r>
               <w:rPr>
@@ -598,7 +598,7 @@
                 <w:noProof/>
                 <w:webHidden/>
               </w:rPr>
-              <w:t>6</w:t>
+              <w:t>7</w:t>
             </w:r>
             <w:r>
               <w:rPr>
@@ -620,7 +620,7 @@
               <w:noProof/>
             </w:rPr>
           </w:pPr>
-          <w:hyperlink w:anchor="_Toc237428701" w:history="1">
+          <w:hyperlink w:anchor="_Toc237527643" w:history="1">
             <w:r>
               <w:rPr>
                 <w:rStyle w:val="Hyperlink"/>
@@ -647,7 +647,7 @@
                 <w:noProof/>
                 <w:webHidden/>
               </w:rPr>
-              <w:instrText xml:space="preserve"> PAGEREF _Toc237428701 \h </w:instrText>
+              <w:instrText xml:space="preserve"> PAGEREF _Toc237527643 \h </w:instrText>
             </w:r>
             <w:r>
               <w:rPr>
@@ -667,7 +667,7 @@
                 <w:noProof/>
                 <w:webHidden/>
               </w:rPr>
-              <w:t>6</w:t>
+              <w:t>7</w:t>
             </w:r>
             <w:r>
               <w:rPr>
@@ -689,7 +689,7 @@
               <w:noProof/>
             </w:rPr>
           </w:pPr>
-          <w:hyperlink w:anchor="_Toc237428702" w:history="1">
+          <w:hyperlink w:anchor="_Toc237527644" w:history="1">
             <w:r>
               <w:rPr>
                 <w:rStyle w:val="Hyperlink"/>
@@ -716,7 +716,7 @@
                 <w:noProof/>
                 <w:webHidden/>
               </w:rPr>
-              <w:instrText xml:space="preserve"> PAGEREF _Toc237428702 \h </w:instrText>
+              <w:instrText xml:space="preserve"> PAGEREF _Toc237527644 \h </w:instrText>
             </w:r>
             <w:r>
               <w:rPr>
@@ -736,7 +736,7 @@
                 <w:noProof/>
                 <w:webHidden/>
               </w:rPr>
-              <w:t>7</w:t>
+              <w:t>8</w:t>
             </w:r>
             <w:r>
               <w:rPr>
@@ -758,7 +758,7 @@
               <w:noProof/>
             </w:rPr>
           </w:pPr>
-          <w:hyperlink w:anchor="_Toc237428703" w:history="1">
+          <w:hyperlink w:anchor="_Toc237527645" w:history="1">
             <w:r>
               <w:rPr>
                 <w:rStyle w:val="Hyperlink"/>
@@ -785,7 +785,7 @@
                 <w:noProof/>
                 <w:webHidden/>
               </w:rPr>
-              <w:instrText xml:space="preserve"> PAGEREF _Toc237428703 \h </w:instrText>
+              <w:instrText xml:space="preserve"> PAGEREF _Toc237527645 \h </w:instrText>
             </w:r>
             <w:r>
               <w:rPr>
@@ -805,7 +805,7 @@
                 <w:noProof/>
                 <w:webHidden/>
               </w:rPr>
-              <w:t>7</w:t>
+              <w:t>8</w:t>
             </w:r>
             <w:r>
               <w:rPr>
@@ -827,7 +827,7 @@
               <w:noProof/>
             </w:rPr>
           </w:pPr>
-          <w:hyperlink w:anchor="_Toc237428704" w:history="1">
+          <w:hyperlink w:anchor="_Toc237527646" w:history="1">
             <w:r>
               <w:rPr>
                 <w:rStyle w:val="Hyperlink"/>
@@ -854,7 +854,7 @@
                 <w:noProof/>
                 <w:webHidden/>
               </w:rPr>
-              <w:instrText xml:space="preserve"> PAGEREF _Toc237428704 \h </w:instrText>
+              <w:instrText xml:space="preserve"> PAGEREF _Toc237527646 \h </w:instrText>
             </w:r>
             <w:r>
               <w:rPr>
@@ -874,7 +874,7 @@
                 <w:noProof/>
                 <w:webHidden/>
               </w:rPr>
-              <w:t>7</w:t>
+              <w:t>8</w:t>
             </w:r>
             <w:r>
               <w:rPr>
@@ -896,7 +896,7 @@
               <w:noProof/>
             </w:rPr>
           </w:pPr>
-          <w:hyperlink w:anchor="_Toc237428705" w:history="1">
+          <w:hyperlink w:anchor="_Toc237527647" w:history="1">
             <w:r>
               <w:rPr>
                 <w:rStyle w:val="Hyperlink"/>
@@ -923,7 +923,7 @@
                 <w:noProof/>
                 <w:webHidden/>
               </w:rPr>
-              <w:instrText xml:space="preserve"> PAGEREF _Toc237428705 \h </w:instrText>
+              <w:instrText xml:space="preserve"> PAGEREF _Toc237527647 \h </w:instrText>
             </w:r>
             <w:r>
               <w:rPr>
@@ -943,7 +943,7 @@
                 <w:noProof/>
                 <w:webHidden/>
               </w:rPr>
-              <w:t>8</w:t>
+              <w:t>9</w:t>
             </w:r>
             <w:r>
               <w:rPr>
@@ -965,7 +965,7 @@
               <w:noProof/>
             </w:rPr>
           </w:pPr>
-          <w:hyperlink w:anchor="_Toc237428706" w:history="1">
+          <w:hyperlink w:anchor="_Toc237527648" w:history="1">
             <w:r>
               <w:rPr>
                 <w:rStyle w:val="Hyperlink"/>
@@ -992,7 +992,7 @@
                 <w:noProof/>
                 <w:webHidden/>
               </w:rPr>
-              <w:instrText xml:space="preserve"> PAGEREF _Toc237428706 \h </w:instrText>
+              <w:instrText xml:space="preserve"> PAGEREF _Toc237527648 \h </w:instrText>
             </w:r>
             <w:r>
               <w:rPr>
@@ -1012,7 +1012,7 @@
                 <w:noProof/>
                 <w:webHidden/>
               </w:rPr>
-              <w:t>9</w:t>
+              <w:t>10</w:t>
             </w:r>
             <w:r>
               <w:rPr>
@@ -1034,7 +1034,7 @@
               <w:noProof/>
             </w:rPr>
           </w:pPr>
-          <w:hyperlink w:anchor="_Toc237428707" w:history="1">
+          <w:hyperlink w:anchor="_Toc237527649" w:history="1">
             <w:r>
               <w:rPr>
                 <w:rStyle w:val="Hyperlink"/>
@@ -1061,7 +1061,7 @@
                 <w:noProof/>
                 <w:webHidden/>
               </w:rPr>
-              <w:instrText xml:space="preserve"> PAGEREF _Toc237428707 \h </w:instrText>
+              <w:instrText xml:space="preserve"> PAGEREF _Toc237527649 \h </w:instrText>
             </w:r>
             <w:r>
               <w:rPr>
@@ -1081,7 +1081,7 @@
                 <w:noProof/>
                 <w:webHidden/>
               </w:rPr>
-              <w:t>9</w:t>
+              <w:t>10</w:t>
             </w:r>
             <w:r>
               <w:rPr>
@@ -1103,7 +1103,7 @@
               <w:noProof/>
             </w:rPr>
           </w:pPr>
-          <w:hyperlink w:anchor="_Toc237428708" w:history="1">
+          <w:hyperlink w:anchor="_Toc237527650" w:history="1">
             <w:r>
               <w:rPr>
                 <w:rStyle w:val="Hyperlink"/>
@@ -1130,7 +1130,7 @@
                 <w:noProof/>
                 <w:webHidden/>
               </w:rPr>
-              <w:instrText xml:space="preserve"> PAGEREF _Toc237428708 \h </w:instrText>
+              <w:instrText xml:space="preserve"> PAGEREF _Toc237527650 \h </w:instrText>
             </w:r>
             <w:r>
               <w:rPr>
@@ -1150,7 +1150,7 @@
                 <w:noProof/>
                 <w:webHidden/>
               </w:rPr>
-              <w:t>9</w:t>
+              <w:t>10</w:t>
             </w:r>
             <w:r>
               <w:rPr>
@@ -1172,7 +1172,7 @@
               <w:noProof/>
             </w:rPr>
           </w:pPr>
-          <w:hyperlink w:anchor="_Toc237428709" w:history="1">
+          <w:hyperlink w:anchor="_Toc237527651" w:history="1">
             <w:r>
               <w:rPr>
                 <w:rStyle w:val="Hyperlink"/>
@@ -1199,7 +1199,7 @@
                 <w:noProof/>
                 <w:webHidden/>
               </w:rPr>
-              <w:instrText xml:space="preserve"> PAGEREF _Toc237428709 \h </w:instrText>
+              <w:instrText xml:space="preserve"> PAGEREF _Toc237527651 \h </w:instrText>
             </w:r>
             <w:r>
               <w:rPr>
@@ -1219,7 +1219,7 @@
                 <w:noProof/>
                 <w:webHidden/>
               </w:rPr>
-              <w:t>10</w:t>
+              <w:t>11</w:t>
             </w:r>
             <w:r>
               <w:rPr>
@@ -1241,7 +1241,7 @@
               <w:noProof/>
             </w:rPr>
           </w:pPr>
-          <w:hyperlink w:anchor="_Toc237428710" w:history="1">
+          <w:hyperlink w:anchor="_Toc237527652" w:history="1">
             <w:r>
               <w:rPr>
                 <w:rStyle w:val="Hyperlink"/>
@@ -1268,7 +1268,7 @@
                 <w:noProof/>
                 <w:webHidden/>
               </w:rPr>
-              <w:instrText xml:space="preserve"> PAGEREF _Toc237428710 \h </w:instrText>
+              <w:instrText xml:space="preserve"> PAGEREF _Toc237527652 \h </w:instrText>
             </w:r>
             <w:r>
               <w:rPr>
@@ -1288,7 +1288,7 @@
                 <w:noProof/>
                 <w:webHidden/>
               </w:rPr>
-              <w:t>10</w:t>
+              <w:t>11</w:t>
             </w:r>
             <w:r>
               <w:rPr>
@@ -1310,7 +1310,7 @@
               <w:noProof/>
             </w:rPr>
           </w:pPr>
-          <w:hyperlink w:anchor="_Toc237428711" w:history="1">
+          <w:hyperlink w:anchor="_Toc237527653" w:history="1">
             <w:r>
               <w:rPr>
                 <w:rStyle w:val="Hyperlink"/>
@@ -1337,7 +1337,7 @@
                 <w:noProof/>
                 <w:webHidden/>
               </w:rPr>
-              <w:instrText xml:space="preserve"> PAGEREF _Toc237428711 \h </w:instrText>
+              <w:instrText xml:space="preserve"> PAGEREF _Toc237527653 \h </w:instrText>
             </w:r>
             <w:r>
               <w:rPr>
@@ -1357,7 +1357,7 @@
                 <w:noProof/>
                 <w:webHidden/>
               </w:rPr>
-              <w:t>11</w:t>
+              <w:t>12</w:t>
             </w:r>
             <w:r>
               <w:rPr>
@@ -1379,7 +1379,7 @@
               <w:noProof/>
             </w:rPr>
           </w:pPr>
-          <w:hyperlink w:anchor="_Toc237428712" w:history="1">
+          <w:hyperlink w:anchor="_Toc237527654" w:history="1">
             <w:r>
               <w:rPr>
                 <w:rStyle w:val="Hyperlink"/>
@@ -1406,7 +1406,7 @@
                 <w:noProof/>
                 <w:webHidden/>
               </w:rPr>
-              <w:instrText xml:space="preserve"> PAGEREF _Toc237428712 \h </w:instrText>
+              <w:instrText xml:space="preserve"> PAGEREF _Toc237527654 \h </w:instrText>
             </w:r>
             <w:r>
               <w:rPr>
@@ -1426,7 +1426,7 @@
                 <w:noProof/>
                 <w:webHidden/>
               </w:rPr>
-              <w:t>12</w:t>
+              <w:t>13</w:t>
             </w:r>
             <w:r>
               <w:rPr>
@@ -1448,7 +1448,7 @@
               <w:noProof/>
             </w:rPr>
           </w:pPr>
-          <w:hyperlink w:anchor="_Toc237428713" w:history="1">
+          <w:hyperlink w:anchor="_Toc237527655" w:history="1">
             <w:r>
               <w:rPr>
                 <w:rStyle w:val="Hyperlink"/>
@@ -1475,7 +1475,7 @@
                 <w:noProof/>
                 <w:webHidden/>
               </w:rPr>
-              <w:instrText xml:space="preserve"> PAGEREF _Toc237428713 \h </w:instrText>
+              <w:instrText xml:space="preserve"> PAGEREF _Toc237527655 \h </w:instrText>
             </w:r>
             <w:r>
               <w:rPr>
@@ -1495,7 +1495,7 @@
                 <w:noProof/>
                 <w:webHidden/>
               </w:rPr>
-              <w:t>12</w:t>
+              <w:t>13</w:t>
             </w:r>
             <w:r>
               <w:rPr>
@@ -1517,7 +1517,7 @@
               <w:noProof/>
             </w:rPr>
           </w:pPr>
-          <w:hyperlink w:anchor="_Toc237428714" w:history="1">
+          <w:hyperlink w:anchor="_Toc237527656" w:history="1">
             <w:r>
               <w:rPr>
                 <w:rStyle w:val="Hyperlink"/>
@@ -1544,7 +1544,7 @@
                 <w:noProof/>
                 <w:webHidden/>
               </w:rPr>
-              <w:instrText xml:space="preserve"> PAGEREF _Toc237428714 \h </w:instrText>
+              <w:instrText xml:space="preserve"> PAGEREF _Toc237527656 \h </w:instrText>
             </w:r>
             <w:r>
               <w:rPr>
@@ -1564,7 +1564,7 @@
                 <w:noProof/>
                 <w:webHidden/>
               </w:rPr>
-              <w:t>13</w:t>
+              <w:t>14</w:t>
             </w:r>
             <w:r>
               <w:rPr>
@@ -1586,7 +1586,7 @@
               <w:noProof/>
             </w:rPr>
           </w:pPr>
-          <w:hyperlink w:anchor="_Toc237428715" w:history="1">
+          <w:hyperlink w:anchor="_Toc237527657" w:history="1">
             <w:r>
               <w:rPr>
                 <w:rStyle w:val="Hyperlink"/>
@@ -1613,7 +1613,7 @@
                 <w:noProof/>
                 <w:webHidden/>
               </w:rPr>
-              <w:instrText xml:space="preserve"> PAGEREF _Toc237428715 \h </w:instrText>
+              <w:instrText xml:space="preserve"> PAGEREF _Toc237527657 \h </w:instrText>
             </w:r>
             <w:r>
               <w:rPr>
@@ -1633,7 +1633,7 @@
                 <w:noProof/>
                 <w:webHidden/>
               </w:rPr>
-              <w:t>13</w:t>
+              <w:t>14</w:t>
             </w:r>
             <w:r>
               <w:rPr>
@@ -1655,7 +1655,7 @@
               <w:noProof/>
             </w:rPr>
           </w:pPr>
-          <w:hyperlink w:anchor="_Toc237428716" w:history="1">
+          <w:hyperlink w:anchor="_Toc237527658" w:history="1">
             <w:r>
               <w:rPr>
                 <w:rStyle w:val="Hyperlink"/>
@@ -1682,7 +1682,7 @@
                 <w:noProof/>
                 <w:webHidden/>
               </w:rPr>
-              <w:instrText xml:space="preserve"> PAGEREF _Toc237428716 \h </w:instrText>
+              <w:instrText xml:space="preserve"> PAGEREF _Toc237527658 \h </w:instrText>
             </w:r>
             <w:r>
               <w:rPr>
@@ -1702,7 +1702,7 @@
                 <w:noProof/>
                 <w:webHidden/>
               </w:rPr>
-              <w:t>14</w:t>
+              <w:t>15</w:t>
             </w:r>
             <w:r>
               <w:rPr>
@@ -1724,7 +1724,7 @@
               <w:noProof/>
             </w:rPr>
           </w:pPr>
-          <w:hyperlink w:anchor="_Toc237428717" w:history="1">
+          <w:hyperlink w:anchor="_Toc237527659" w:history="1">
             <w:r>
               <w:rPr>
                 <w:rStyle w:val="Hyperlink"/>
@@ -1751,7 +1751,7 @@
                 <w:noProof/>
                 <w:webHidden/>
               </w:rPr>
-              <w:instrText xml:space="preserve"> PAGEREF _Toc237428717 \h </w:instrText>
+              <w:instrText xml:space="preserve"> PAGEREF _Toc237527659 \h </w:instrText>
             </w:r>
             <w:r>
               <w:rPr>
@@ -1771,7 +1771,7 @@
                 <w:noProof/>
                 <w:webHidden/>
               </w:rPr>
-              <w:t>14</w:t>
+              <w:t>15</w:t>
             </w:r>
             <w:r>
               <w:rPr>
@@ -1793,7 +1793,7 @@
               <w:noProof/>
             </w:rPr>
           </w:pPr>
-          <w:hyperlink w:anchor="_Toc237428718" w:history="1">
+          <w:hyperlink w:anchor="_Toc237527660" w:history="1">
             <w:r>
               <w:rPr>
                 <w:rStyle w:val="Hyperlink"/>
@@ -1820,7 +1820,7 @@
                 <w:noProof/>
                 <w:webHidden/>
               </w:rPr>
-              <w:instrText xml:space="preserve"> PAGEREF _Toc237428718 \h </w:instrText>
+              <w:instrText xml:space="preserve"> PAGEREF _Toc237527660 \h </w:instrText>
             </w:r>
             <w:r>
               <w:rPr>
@@ -1840,7 +1840,7 @@
                 <w:noProof/>
                 <w:webHidden/>
               </w:rPr>
-              <w:t>14</w:t>
+              <w:t>15</w:t>
             </w:r>
             <w:r>
               <w:rPr>
@@ -1862,7 +1862,7 @@
               <w:noProof/>
             </w:rPr>
           </w:pPr>
-          <w:hyperlink w:anchor="_Toc237428719" w:history="1">
+          <w:hyperlink w:anchor="_Toc237527661" w:history="1">
             <w:r>
               <w:rPr>
                 <w:rStyle w:val="Hyperlink"/>
@@ -1889,7 +1889,7 @@
                 <w:noProof/>
                 <w:webHidden/>
               </w:rPr>
-              <w:instrText xml:space="preserve"> PAGEREF _Toc237428719 \h </w:instrText>
+              <w:instrText xml:space="preserve"> PAGEREF _Toc237527661 \h </w:instrText>
             </w:r>
             <w:r>
               <w:rPr>
@@ -1909,7 +1909,7 @@
                 <w:noProof/>
                 <w:webHidden/>
               </w:rPr>
-              <w:t>14</w:t>
+              <w:t>15</w:t>
             </w:r>
             <w:r>
               <w:rPr>
@@ -1931,7 +1931,7 @@
               <w:noProof/>
             </w:rPr>
           </w:pPr>
-          <w:hyperlink w:anchor="_Toc237428720" w:history="1">
+          <w:hyperlink w:anchor="_Toc237527662" w:history="1">
             <w:r>
               <w:rPr>
                 <w:rStyle w:val="Hyperlink"/>
@@ -1958,7 +1958,7 @@
                 <w:noProof/>
                 <w:webHidden/>
               </w:rPr>
-              <w:instrText xml:space="preserve"> PAGEREF _Toc237428720 \h </w:instrText>
+              <w:instrText xml:space="preserve"> PAGEREF _Toc237527662 \h </w:instrText>
             </w:r>
             <w:r>
               <w:rPr>
@@ -1978,7 +1978,7 @@
                 <w:noProof/>
                 <w:webHidden/>
               </w:rPr>
-              <w:t>15</w:t>
+              <w:t>16</w:t>
             </w:r>
             <w:r>
               <w:rPr>
@@ -2000,7 +2000,7 @@
               <w:noProof/>
             </w:rPr>
           </w:pPr>
-          <w:hyperlink w:anchor="_Toc237428721" w:history="1">
+          <w:hyperlink w:anchor="_Toc237527663" w:history="1">
             <w:r>
               <w:rPr>
                 <w:rStyle w:val="Hyperlink"/>
@@ -2027,7 +2027,7 @@
                 <w:noProof/>
                 <w:webHidden/>
               </w:rPr>
-              <w:instrText xml:space="preserve"> PAGEREF _Toc237428721 \h </w:instrText>
+              <w:instrText xml:space="preserve"> PAGEREF _Toc237527663 \h </w:instrText>
             </w:r>
             <w:r>
               <w:rPr>
@@ -2047,7 +2047,7 @@
                 <w:noProof/>
                 <w:webHidden/>
               </w:rPr>
-              <w:t>16</w:t>
+              <w:t>17</w:t>
             </w:r>
             <w:r>
               <w:rPr>
@@ -2069,7 +2069,7 @@
               <w:noProof/>
             </w:rPr>
           </w:pPr>
-          <w:hyperlink w:anchor="_Toc237428722" w:history="1">
+          <w:hyperlink w:anchor="_Toc237527664" w:history="1">
             <w:r>
               <w:rPr>
                 <w:rStyle w:val="Hyperlink"/>
@@ -2096,7 +2096,7 @@
                 <w:noProof/>
                 <w:webHidden/>
               </w:rPr>
-              <w:instrText xml:space="preserve"> PAGEREF _Toc237428722 \h </w:instrText>
+              <w:instrText xml:space="preserve"> PAGEREF _Toc237527664 \h </w:instrText>
             </w:r>
             <w:r>
               <w:rPr>
@@ -2116,7 +2116,7 @@
                 <w:noProof/>
                 <w:webHidden/>
               </w:rPr>
-              <w:t>17</w:t>
+              <w:t>18</w:t>
             </w:r>
             <w:r>
               <w:rPr>
@@ -2138,7 +2138,7 @@
               <w:noProof/>
             </w:rPr>
           </w:pPr>
-          <w:hyperlink w:anchor="_Toc237428723" w:history="1">
+          <w:hyperlink w:anchor="_Toc237527665" w:history="1">
             <w:r>
               <w:rPr>
                 <w:rStyle w:val="Hyperlink"/>
@@ -2165,7 +2165,7 @@
                 <w:noProof/>
                 <w:webHidden/>
               </w:rPr>
-              <w:instrText xml:space="preserve"> PAGEREF _Toc237428723 \h </w:instrText>
+              <w:instrText xml:space="preserve"> PAGEREF _Toc237527665 \h </w:instrText>
             </w:r>
             <w:r>
               <w:rPr>
@@ -2185,7 +2185,7 @@
                 <w:noProof/>
                 <w:webHidden/>
               </w:rPr>
-              <w:t>18</w:t>
+              <w:t>19</w:t>
             </w:r>
             <w:r>
               <w:rPr>
@@ -2207,7 +2207,7 @@
               <w:noProof/>
             </w:rPr>
           </w:pPr>
-          <w:hyperlink w:anchor="_Toc237428724" w:history="1">
+          <w:hyperlink w:anchor="_Toc237527666" w:history="1">
             <w:r>
               <w:rPr>
                 <w:rStyle w:val="Hyperlink"/>
@@ -2234,7 +2234,7 @@
                 <w:noProof/>
                 <w:webHidden/>
               </w:rPr>
-              <w:instrText xml:space="preserve"> PAGEREF _Toc237428724 \h </w:instrText>
+              <w:instrText xml:space="preserve"> PAGEREF _Toc237527666 \h </w:instrText>
             </w:r>
             <w:r>
               <w:rPr>
@@ -2254,7 +2254,7 @@
                 <w:noProof/>
                 <w:webHidden/>
               </w:rPr>
-              <w:t>19</w:t>
+              <w:t>20</w:t>
             </w:r>
             <w:r>
               <w:rPr>
@@ -2276,7 +2276,7 @@
               <w:noProof/>
             </w:rPr>
           </w:pPr>
-          <w:hyperlink w:anchor="_Toc237428725" w:history="1">
+          <w:hyperlink w:anchor="_Toc237527667" w:history="1">
             <w:r>
               <w:rPr>
                 <w:rStyle w:val="Hyperlink"/>
@@ -2303,7 +2303,7 @@
                 <w:noProof/>
                 <w:webHidden/>
               </w:rPr>
-              <w:instrText xml:space="preserve"> PAGEREF _Toc237428725 \h </w:instrText>
+              <w:instrText xml:space="preserve"> PAGEREF _Toc237527667 \h </w:instrText>
             </w:r>
             <w:r>
               <w:rPr>
@@ -2323,7 +2323,7 @@
                 <w:noProof/>
                 <w:webHidden/>
               </w:rPr>
-              <w:t>20</w:t>
+              <w:t>21</w:t>
             </w:r>
             <w:r>
               <w:rPr>
@@ -2345,7 +2345,7 @@
               <w:noProof/>
             </w:rPr>
           </w:pPr>
-          <w:hyperlink w:anchor="_Toc237428726" w:history="1">
+          <w:hyperlink w:anchor="_Toc237527668" w:history="1">
             <w:r>
               <w:rPr>
                 <w:rStyle w:val="Hyperlink"/>
@@ -2372,7 +2372,7 @@
                 <w:noProof/>
                 <w:webHidden/>
               </w:rPr>
-              <w:instrText xml:space="preserve"> PAGEREF _Toc237428726 \h </w:instrText>
+              <w:instrText xml:space="preserve"> PAGEREF _Toc237527668 \h </w:instrText>
             </w:r>
             <w:r>
               <w:rPr>
@@ -2392,7 +2392,7 @@
                 <w:noProof/>
                 <w:webHidden/>
               </w:rPr>
-              <w:t>21</w:t>
+              <w:t>22</w:t>
             </w:r>
             <w:r>
               <w:rPr>
@@ -2414,7 +2414,7 @@
               <w:noProof/>
             </w:rPr>
           </w:pPr>
-          <w:hyperlink w:anchor="_Toc237428727" w:history="1">
+          <w:hyperlink w:anchor="_Toc237527669" w:history="1">
             <w:r>
               <w:rPr>
                 <w:rStyle w:val="Hyperlink"/>
@@ -2441,7 +2441,7 @@
                 <w:noProof/>
                 <w:webHidden/>
               </w:rPr>
-              <w:instrText xml:space="preserve"> PAGEREF _Toc237428727 \h </w:instrText>
+              <w:instrText xml:space="preserve"> PAGEREF _Toc237527669 \h </w:instrText>
             </w:r>
             <w:r>
               <w:rPr>
@@ -2461,7 +2461,7 @@
                 <w:noProof/>
                 <w:webHidden/>
               </w:rPr>
-              <w:t>22</w:t>
+              <w:t>23</w:t>
             </w:r>
             <w:r>
               <w:rPr>
@@ -2483,7 +2483,7 @@
               <w:noProof/>
             </w:rPr>
           </w:pPr>
-          <w:hyperlink w:anchor="_Toc237428728" w:history="1">
+          <w:hyperlink w:anchor="_Toc237527670" w:history="1">
             <w:r>
               <w:rPr>
                 <w:rStyle w:val="Hyperlink"/>
@@ -2510,7 +2510,7 @@
                 <w:noProof/>
                 <w:webHidden/>
               </w:rPr>
-              <w:instrText xml:space="preserve"> PAGEREF _Toc237428728 \h </w:instrText>
+              <w:instrText xml:space="preserve"> PAGEREF _Toc237527670 \h </w:instrText>
             </w:r>
             <w:r>
               <w:rPr>
@@ -2530,7 +2530,7 @@
                 <w:noProof/>
                 <w:webHidden/>
               </w:rPr>
-              <w:t>23</w:t>
+              <w:t>24</w:t>
             </w:r>
             <w:r>
               <w:rPr>
@@ -2552,7 +2552,7 @@
               <w:noProof/>
             </w:rPr>
           </w:pPr>
-          <w:hyperlink w:anchor="_Toc237428729" w:history="1">
+          <w:hyperlink w:anchor="_Toc237527671" w:history="1">
             <w:r>
               <w:rPr>
                 <w:rStyle w:val="Hyperlink"/>
@@ -2579,7 +2579,7 @@
                 <w:noProof/>
                 <w:webHidden/>
               </w:rPr>
-              <w:instrText xml:space="preserve"> PAGEREF _Toc237428729 \h </w:instrText>
+              <w:instrText xml:space="preserve"> PAGEREF _Toc237527671 \h </w:instrText>
             </w:r>
             <w:r>
               <w:rPr>
@@ -2599,7 +2599,7 @@
                 <w:noProof/>
                 <w:webHidden/>
               </w:rPr>
-              <w:t>23</w:t>
+              <w:t>24</w:t>
             </w:r>
             <w:r>
               <w:rPr>
@@ -2621,7 +2621,7 @@
               <w:noProof/>
             </w:rPr>
           </w:pPr>
-          <w:hyperlink w:anchor="_Toc237428730" w:history="1">
+          <w:hyperlink w:anchor="_Toc237527672" w:history="1">
             <w:r>
               <w:rPr>
                 <w:rStyle w:val="Hyperlink"/>
@@ -2648,7 +2648,7 @@
                 <w:noProof/>
                 <w:webHidden/>
               </w:rPr>
-              <w:instrText xml:space="preserve"> PAGEREF _Toc237428730 \h </w:instrText>
+              <w:instrText xml:space="preserve"> PAGEREF _Toc237527672 \h </w:instrText>
             </w:r>
             <w:r>
               <w:rPr>
@@ -2668,7 +2668,7 @@
                 <w:noProof/>
                 <w:webHidden/>
               </w:rPr>
-              <w:t>24</w:t>
+              <w:t>25</w:t>
             </w:r>
             <w:r>
               <w:rPr>
@@ -2690,7 +2690,7 @@
               <w:noProof/>
             </w:rPr>
           </w:pPr>
-          <w:hyperlink w:anchor="_Toc237428731" w:history="1">
+          <w:hyperlink w:anchor="_Toc237527673" w:history="1">
             <w:r>
               <w:rPr>
                 <w:rStyle w:val="Hyperlink"/>
@@ -2717,7 +2717,7 @@
                 <w:noProof/>
                 <w:webHidden/>
               </w:rPr>
-              <w:instrText xml:space="preserve"> PAGEREF _Toc237428731 \h </w:instrText>
+              <w:instrText xml:space="preserve"> PAGEREF _Toc237527673 \h </w:instrText>
             </w:r>
             <w:r>
               <w:rPr>
@@ -2737,7 +2737,7 @@
                 <w:noProof/>
                 <w:webHidden/>
               </w:rPr>
-              <w:t>25</w:t>
+              <w:t>26</w:t>
             </w:r>
             <w:r>
               <w:rPr>
@@ -2759,7 +2759,7 @@
               <w:noProof/>
             </w:rPr>
           </w:pPr>
-          <w:hyperlink w:anchor="_Toc237428732" w:history="1">
+          <w:hyperlink w:anchor="_Toc237527674" w:history="1">
             <w:r>
               <w:rPr>
                 <w:rStyle w:val="Hyperlink"/>
@@ -2786,7 +2786,7 @@
                 <w:noProof/>
                 <w:webHidden/>
               </w:rPr>
-              <w:instrText xml:space="preserve"> PAGEREF _Toc237428732 \h </w:instrText>
+              <w:instrText xml:space="preserve"> PAGEREF _Toc237527674 \h </w:instrText>
             </w:r>
             <w:r>
               <w:rPr>
@@ -2806,7 +2806,7 @@
                 <w:noProof/>
                 <w:webHidden/>
               </w:rPr>
-              <w:t>26</w:t>
+              <w:t>27</w:t>
             </w:r>
             <w:r>
               <w:rPr>
@@ -2828,7 +2828,7 @@
               <w:noProof/>
             </w:rPr>
           </w:pPr>
-          <w:hyperlink w:anchor="_Toc237428733" w:history="1">
+          <w:hyperlink w:anchor="_Toc237527675" w:history="1">
             <w:r>
               <w:rPr>
                 <w:rStyle w:val="Hyperlink"/>
@@ -2855,7 +2855,7 @@
                 <w:noProof/>
                 <w:webHidden/>
               </w:rPr>
-              <w:instrText xml:space="preserve"> PAGEREF _Toc237428733 \h </w:instrText>
+              <w:instrText xml:space="preserve"> PAGEREF _Toc237527675 \h </w:instrText>
             </w:r>
             <w:r>
               <w:rPr>
@@ -2875,7 +2875,7 @@
                 <w:noProof/>
                 <w:webHidden/>
               </w:rPr>
-              <w:t>27</w:t>
+              <w:t>28</w:t>
             </w:r>
             <w:r>
               <w:rPr>
@@ -2897,7 +2897,7 @@
               <w:noProof/>
             </w:rPr>
           </w:pPr>
-          <w:hyperlink w:anchor="_Toc237428734" w:history="1">
+          <w:hyperlink w:anchor="_Toc237527676" w:history="1">
             <w:r>
               <w:rPr>
                 <w:rStyle w:val="Hyperlink"/>
@@ -2924,7 +2924,7 @@
                 <w:noProof/>
                 <w:webHidden/>
               </w:rPr>
-              <w:instrText xml:space="preserve"> PAGEREF _Toc237428734 \h </w:instrText>
+              <w:instrText xml:space="preserve"> PAGEREF _Toc237527676 \h </w:instrText>
             </w:r>
             <w:r>
               <w:rPr>
@@ -2944,7 +2944,7 @@
                 <w:noProof/>
                 <w:webHidden/>
               </w:rPr>
-              <w:t>28</w:t>
+              <w:t>29</w:t>
             </w:r>
             <w:r>
               <w:rPr>
@@ -2966,7 +2966,7 @@
               <w:noProof/>
             </w:rPr>
           </w:pPr>
-          <w:hyperlink w:anchor="_Toc237428735" w:history="1">
+          <w:hyperlink w:anchor="_Toc237527677" w:history="1">
             <w:r>
               <w:rPr>
                 <w:rStyle w:val="Hyperlink"/>
@@ -2993,7 +2993,7 @@
                 <w:noProof/>
                 <w:webHidden/>
               </w:rPr>
-              <w:instrText xml:space="preserve"> PAGEREF _Toc237428735 \h </w:instrText>
+              <w:instrText xml:space="preserve"> PAGEREF _Toc237527677 \h </w:instrText>
             </w:r>
             <w:r>
               <w:rPr>
@@ -3013,7 +3013,7 @@
                 <w:noProof/>
                 <w:webHidden/>
               </w:rPr>
-              <w:t>29</w:t>
+              <w:t>30</w:t>
             </w:r>
             <w:r>
               <w:rPr>
@@ -3035,7 +3035,7 @@
               <w:noProof/>
             </w:rPr>
           </w:pPr>
-          <w:hyperlink w:anchor="_Toc237428736" w:history="1">
+          <w:hyperlink w:anchor="_Toc237527678" w:history="1">
             <w:r>
               <w:rPr>
                 <w:rStyle w:val="Hyperlink"/>
@@ -3062,7 +3062,7 @@
                 <w:noProof/>
                 <w:webHidden/>
               </w:rPr>
-              <w:instrText xml:space="preserve"> PAGEREF _Toc237428736 \h </w:instrText>
+              <w:instrText xml:space="preserve"> PAGEREF _Toc237527678 \h </w:instrText>
             </w:r>
             <w:r>
               <w:rPr>
@@ -3082,7 +3082,7 @@
                 <w:noProof/>
                 <w:webHidden/>
               </w:rPr>
-              <w:t>30</w:t>
+              <w:t>31</w:t>
             </w:r>
             <w:r>
               <w:rPr>
@@ -3104,7 +3104,7 @@
               <w:noProof/>
             </w:rPr>
           </w:pPr>
-          <w:hyperlink w:anchor="_Toc237428737" w:history="1">
+          <w:hyperlink w:anchor="_Toc237527679" w:history="1">
             <w:r>
               <w:rPr>
                 <w:rStyle w:val="Hyperlink"/>
@@ -3131,7 +3131,7 @@
                 <w:noProof/>
                 <w:webHidden/>
               </w:rPr>
-              <w:instrText xml:space="preserve"> PAGEREF _Toc237428737 \h </w:instrText>
+              <w:instrText xml:space="preserve"> PAGEREF _Toc237527679 \h </w:instrText>
             </w:r>
             <w:r>
               <w:rPr>
@@ -3151,7 +3151,7 @@
                 <w:noProof/>
                 <w:webHidden/>
               </w:rPr>
-              <w:t>31</w:t>
+              <w:t>32</w:t>
             </w:r>
             <w:r>
               <w:rPr>
@@ -3173,13 +3173,13 @@
               <w:noProof/>
             </w:rPr>
           </w:pPr>
-          <w:hyperlink w:anchor="_Toc237428738" w:history="1">
+          <w:hyperlink w:anchor="_Toc237527680" w:history="1">
             <w:r>
               <w:rPr>
                 <w:rStyle w:val="Hyperlink"/>
                 <w:noProof/>
               </w:rPr>
-              <w:t>Task E</w:t>
+              <w:t>Task E – Queries</w:t>
             </w:r>
             <w:r>
               <w:rPr>
@@ -3200,7 +3200,7 @@
                 <w:noProof/>
                 <w:webHidden/>
               </w:rPr>
-              <w:instrText xml:space="preserve"> PAGEREF _Toc237428738 \h </w:instrText>
+              <w:instrText xml:space="preserve"> PAGEREF _Toc237527680 \h </w:instrText>
             </w:r>
             <w:r>
               <w:rPr>
@@ -3220,7 +3220,1042 @@
                 <w:noProof/>
                 <w:webHidden/>
               </w:rPr>
-              <w:t>32</w:t>
+              <w:t>34</w:t>
+            </w:r>
+            <w:r>
+              <w:rPr>
+                <w:noProof/>
+                <w:webHidden/>
+              </w:rPr>
+              <w:fldChar w:fldCharType="end"/>
+            </w:r>
+          </w:hyperlink>
+        </w:p>
+        <w:p>
+          <w:pPr>
+            <w:pStyle w:val="TOC2"/>
+            <w:tabs>
+              <w:tab w:val="right" w:leader="dot" w:pos="9350"/>
+            </w:tabs>
+            <w:rPr>
+              <w:rFonts w:asciiTheme="minorHAnsi" w:eastAsiaTheme="minorEastAsia" w:hAnsiTheme="minorHAnsi"/>
+              <w:noProof/>
+            </w:rPr>
+          </w:pPr>
+          <w:hyperlink w:anchor="_Toc237527681" w:history="1">
+            <w:r>
+              <w:rPr>
+                <w:rStyle w:val="Hyperlink"/>
+                <w:noProof/>
+              </w:rPr>
+              <w:t>Query 1 – Aircraft Test Performance Summary</w:t>
+            </w:r>
+            <w:r>
+              <w:rPr>
+                <w:noProof/>
+                <w:webHidden/>
+              </w:rPr>
+              <w:tab/>
+            </w:r>
+            <w:r>
+              <w:rPr>
+                <w:noProof/>
+                <w:webHidden/>
+              </w:rPr>
+              <w:fldChar w:fldCharType="begin"/>
+            </w:r>
+            <w:r>
+              <w:rPr>
+                <w:noProof/>
+                <w:webHidden/>
+              </w:rPr>
+              <w:instrText xml:space="preserve"> PAGEREF _Toc237527681 \h </w:instrText>
+            </w:r>
+            <w:r>
+              <w:rPr>
+                <w:noProof/>
+                <w:webHidden/>
+              </w:rPr>
+            </w:r>
+            <w:r>
+              <w:rPr>
+                <w:noProof/>
+                <w:webHidden/>
+              </w:rPr>
+              <w:fldChar w:fldCharType="separate"/>
+            </w:r>
+            <w:r>
+              <w:rPr>
+                <w:noProof/>
+                <w:webHidden/>
+              </w:rPr>
+              <w:t>34</w:t>
+            </w:r>
+            <w:r>
+              <w:rPr>
+                <w:noProof/>
+                <w:webHidden/>
+              </w:rPr>
+              <w:fldChar w:fldCharType="end"/>
+            </w:r>
+          </w:hyperlink>
+        </w:p>
+        <w:p>
+          <w:pPr>
+            <w:pStyle w:val="TOC2"/>
+            <w:tabs>
+              <w:tab w:val="right" w:leader="dot" w:pos="9350"/>
+            </w:tabs>
+            <w:rPr>
+              <w:rFonts w:asciiTheme="minorHAnsi" w:eastAsiaTheme="minorEastAsia" w:hAnsiTheme="minorHAnsi"/>
+              <w:noProof/>
+            </w:rPr>
+          </w:pPr>
+          <w:hyperlink w:anchor="_Toc237527682" w:history="1">
+            <w:r>
+              <w:rPr>
+                <w:rStyle w:val="Hyperlink"/>
+                <w:noProof/>
+              </w:rPr>
+              <w:t>Query 2 – Employee Annual Performance</w:t>
+            </w:r>
+            <w:r>
+              <w:rPr>
+                <w:noProof/>
+                <w:webHidden/>
+              </w:rPr>
+              <w:tab/>
+            </w:r>
+            <w:r>
+              <w:rPr>
+                <w:noProof/>
+                <w:webHidden/>
+              </w:rPr>
+              <w:fldChar w:fldCharType="begin"/>
+            </w:r>
+            <w:r>
+              <w:rPr>
+                <w:noProof/>
+                <w:webHidden/>
+              </w:rPr>
+              <w:instrText xml:space="preserve"> PAGEREF _Toc237527682 \h </w:instrText>
+            </w:r>
+            <w:r>
+              <w:rPr>
+                <w:noProof/>
+                <w:webHidden/>
+              </w:rPr>
+            </w:r>
+            <w:r>
+              <w:rPr>
+                <w:noProof/>
+                <w:webHidden/>
+              </w:rPr>
+              <w:fldChar w:fldCharType="separate"/>
+            </w:r>
+            <w:r>
+              <w:rPr>
+                <w:noProof/>
+                <w:webHidden/>
+              </w:rPr>
+              <w:t>35</w:t>
+            </w:r>
+            <w:r>
+              <w:rPr>
+                <w:noProof/>
+                <w:webHidden/>
+              </w:rPr>
+              <w:fldChar w:fldCharType="end"/>
+            </w:r>
+          </w:hyperlink>
+        </w:p>
+        <w:p>
+          <w:pPr>
+            <w:pStyle w:val="TOC2"/>
+            <w:tabs>
+              <w:tab w:val="right" w:leader="dot" w:pos="9350"/>
+            </w:tabs>
+            <w:rPr>
+              <w:rFonts w:asciiTheme="minorHAnsi" w:eastAsiaTheme="minorEastAsia" w:hAnsiTheme="minorHAnsi"/>
+              <w:noProof/>
+            </w:rPr>
+          </w:pPr>
+          <w:hyperlink w:anchor="_Toc237527683" w:history="1">
+            <w:r>
+              <w:rPr>
+                <w:rStyle w:val="Hyperlink"/>
+                <w:noProof/>
+              </w:rPr>
+              <w:t>Query 3 – Recently Examined Traffic Controllers</w:t>
+            </w:r>
+            <w:r>
+              <w:rPr>
+                <w:noProof/>
+                <w:webHidden/>
+              </w:rPr>
+              <w:tab/>
+            </w:r>
+            <w:r>
+              <w:rPr>
+                <w:noProof/>
+                <w:webHidden/>
+              </w:rPr>
+              <w:fldChar w:fldCharType="begin"/>
+            </w:r>
+            <w:r>
+              <w:rPr>
+                <w:noProof/>
+                <w:webHidden/>
+              </w:rPr>
+              <w:instrText xml:space="preserve"> PAGEREF _Toc237527683 \h </w:instrText>
+            </w:r>
+            <w:r>
+              <w:rPr>
+                <w:noProof/>
+                <w:webHidden/>
+              </w:rPr>
+            </w:r>
+            <w:r>
+              <w:rPr>
+                <w:noProof/>
+                <w:webHidden/>
+              </w:rPr>
+              <w:fldChar w:fldCharType="separate"/>
+            </w:r>
+            <w:r>
+              <w:rPr>
+                <w:noProof/>
+                <w:webHidden/>
+              </w:rPr>
+              <w:t>36</w:t>
+            </w:r>
+            <w:r>
+              <w:rPr>
+                <w:noProof/>
+                <w:webHidden/>
+              </w:rPr>
+              <w:fldChar w:fldCharType="end"/>
+            </w:r>
+          </w:hyperlink>
+        </w:p>
+        <w:p>
+          <w:pPr>
+            <w:pStyle w:val="TOC2"/>
+            <w:tabs>
+              <w:tab w:val="right" w:leader="dot" w:pos="9350"/>
+            </w:tabs>
+            <w:rPr>
+              <w:rFonts w:asciiTheme="minorHAnsi" w:eastAsiaTheme="minorEastAsia" w:hAnsiTheme="minorHAnsi"/>
+              <w:noProof/>
+            </w:rPr>
+          </w:pPr>
+          <w:hyperlink w:anchor="_Toc237527684" w:history="1">
+            <w:r>
+              <w:rPr>
+                <w:rStyle w:val="Hyperlink"/>
+                <w:noProof/>
+              </w:rPr>
+              <w:t>Query 4 – Aircraft safety check</w:t>
+            </w:r>
+            <w:r>
+              <w:rPr>
+                <w:noProof/>
+                <w:webHidden/>
+              </w:rPr>
+              <w:tab/>
+            </w:r>
+            <w:r>
+              <w:rPr>
+                <w:noProof/>
+                <w:webHidden/>
+              </w:rPr>
+              <w:fldChar w:fldCharType="begin"/>
+            </w:r>
+            <w:r>
+              <w:rPr>
+                <w:noProof/>
+                <w:webHidden/>
+              </w:rPr>
+              <w:instrText xml:space="preserve"> PAGEREF _Toc237527684 \h </w:instrText>
+            </w:r>
+            <w:r>
+              <w:rPr>
+                <w:noProof/>
+                <w:webHidden/>
+              </w:rPr>
+            </w:r>
+            <w:r>
+              <w:rPr>
+                <w:noProof/>
+                <w:webHidden/>
+              </w:rPr>
+              <w:fldChar w:fldCharType="separate"/>
+            </w:r>
+            <w:r>
+              <w:rPr>
+                <w:noProof/>
+                <w:webHidden/>
+              </w:rPr>
+              <w:t>37</w:t>
+            </w:r>
+            <w:r>
+              <w:rPr>
+                <w:noProof/>
+                <w:webHidden/>
+              </w:rPr>
+              <w:fldChar w:fldCharType="end"/>
+            </w:r>
+          </w:hyperlink>
+        </w:p>
+        <w:p>
+          <w:pPr>
+            <w:pStyle w:val="TOC2"/>
+            <w:tabs>
+              <w:tab w:val="right" w:leader="dot" w:pos="9350"/>
+            </w:tabs>
+            <w:rPr>
+              <w:rFonts w:asciiTheme="minorHAnsi" w:eastAsiaTheme="minorEastAsia" w:hAnsiTheme="minorHAnsi"/>
+              <w:noProof/>
+            </w:rPr>
+          </w:pPr>
+          <w:hyperlink w:anchor="_Toc237527685" w:history="1">
+            <w:r>
+              <w:rPr>
+                <w:rStyle w:val="Hyperlink"/>
+                <w:noProof/>
+              </w:rPr>
+              <w:t>Query 5 – Technician Expertise summary</w:t>
+            </w:r>
+            <w:r>
+              <w:rPr>
+                <w:noProof/>
+                <w:webHidden/>
+              </w:rPr>
+              <w:tab/>
+            </w:r>
+            <w:r>
+              <w:rPr>
+                <w:noProof/>
+                <w:webHidden/>
+              </w:rPr>
+              <w:fldChar w:fldCharType="begin"/>
+            </w:r>
+            <w:r>
+              <w:rPr>
+                <w:noProof/>
+                <w:webHidden/>
+              </w:rPr>
+              <w:instrText xml:space="preserve"> PAGEREF _Toc237527685 \h </w:instrText>
+            </w:r>
+            <w:r>
+              <w:rPr>
+                <w:noProof/>
+                <w:webHidden/>
+              </w:rPr>
+            </w:r>
+            <w:r>
+              <w:rPr>
+                <w:noProof/>
+                <w:webHidden/>
+              </w:rPr>
+              <w:fldChar w:fldCharType="separate"/>
+            </w:r>
+            <w:r>
+              <w:rPr>
+                <w:noProof/>
+                <w:webHidden/>
+              </w:rPr>
+              <w:t>38</w:t>
+            </w:r>
+            <w:r>
+              <w:rPr>
+                <w:noProof/>
+                <w:webHidden/>
+              </w:rPr>
+              <w:fldChar w:fldCharType="end"/>
+            </w:r>
+          </w:hyperlink>
+        </w:p>
+        <w:p>
+          <w:pPr>
+            <w:pStyle w:val="TOC2"/>
+            <w:tabs>
+              <w:tab w:val="right" w:leader="dot" w:pos="9350"/>
+            </w:tabs>
+            <w:rPr>
+              <w:rFonts w:asciiTheme="minorHAnsi" w:eastAsiaTheme="minorEastAsia" w:hAnsiTheme="minorHAnsi"/>
+              <w:noProof/>
+            </w:rPr>
+          </w:pPr>
+          <w:hyperlink w:anchor="_Toc237527686" w:history="1">
+            <w:r>
+              <w:rPr>
+                <w:rStyle w:val="Hyperlink"/>
+                <w:noProof/>
+              </w:rPr>
+              <w:t>Presentation of Query Results</w:t>
+            </w:r>
+            <w:r>
+              <w:rPr>
+                <w:noProof/>
+                <w:webHidden/>
+              </w:rPr>
+              <w:tab/>
+            </w:r>
+            <w:r>
+              <w:rPr>
+                <w:noProof/>
+                <w:webHidden/>
+              </w:rPr>
+              <w:fldChar w:fldCharType="begin"/>
+            </w:r>
+            <w:r>
+              <w:rPr>
+                <w:noProof/>
+                <w:webHidden/>
+              </w:rPr>
+              <w:instrText xml:space="preserve"> PAGEREF _Toc237527686 \h </w:instrText>
+            </w:r>
+            <w:r>
+              <w:rPr>
+                <w:noProof/>
+                <w:webHidden/>
+              </w:rPr>
+            </w:r>
+            <w:r>
+              <w:rPr>
+                <w:noProof/>
+                <w:webHidden/>
+              </w:rPr>
+              <w:fldChar w:fldCharType="separate"/>
+            </w:r>
+            <w:r>
+              <w:rPr>
+                <w:noProof/>
+                <w:webHidden/>
+              </w:rPr>
+              <w:t>39</w:t>
+            </w:r>
+            <w:r>
+              <w:rPr>
+                <w:noProof/>
+                <w:webHidden/>
+              </w:rPr>
+              <w:fldChar w:fldCharType="end"/>
+            </w:r>
+          </w:hyperlink>
+        </w:p>
+        <w:p>
+          <w:pPr>
+            <w:pStyle w:val="TOC3"/>
+            <w:tabs>
+              <w:tab w:val="right" w:leader="dot" w:pos="9350"/>
+            </w:tabs>
+            <w:rPr>
+              <w:rFonts w:asciiTheme="minorHAnsi" w:eastAsiaTheme="minorEastAsia" w:hAnsiTheme="minorHAnsi"/>
+              <w:noProof/>
+            </w:rPr>
+          </w:pPr>
+          <w:hyperlink w:anchor="_Toc237527687" w:history="1">
+            <w:r>
+              <w:rPr>
+                <w:rStyle w:val="Hyperlink"/>
+                <w:noProof/>
+              </w:rPr>
+              <w:t>Query 1</w:t>
+            </w:r>
+            <w:r>
+              <w:rPr>
+                <w:noProof/>
+                <w:webHidden/>
+              </w:rPr>
+              <w:tab/>
+            </w:r>
+            <w:r>
+              <w:rPr>
+                <w:noProof/>
+                <w:webHidden/>
+              </w:rPr>
+              <w:fldChar w:fldCharType="begin"/>
+            </w:r>
+            <w:r>
+              <w:rPr>
+                <w:noProof/>
+                <w:webHidden/>
+              </w:rPr>
+              <w:instrText xml:space="preserve"> PAGEREF _Toc237527687 \h </w:instrText>
+            </w:r>
+            <w:r>
+              <w:rPr>
+                <w:noProof/>
+                <w:webHidden/>
+              </w:rPr>
+            </w:r>
+            <w:r>
+              <w:rPr>
+                <w:noProof/>
+                <w:webHidden/>
+              </w:rPr>
+              <w:fldChar w:fldCharType="separate"/>
+            </w:r>
+            <w:r>
+              <w:rPr>
+                <w:noProof/>
+                <w:webHidden/>
+              </w:rPr>
+              <w:t>39</w:t>
+            </w:r>
+            <w:r>
+              <w:rPr>
+                <w:noProof/>
+                <w:webHidden/>
+              </w:rPr>
+              <w:fldChar w:fldCharType="end"/>
+            </w:r>
+          </w:hyperlink>
+        </w:p>
+        <w:p>
+          <w:pPr>
+            <w:pStyle w:val="TOC3"/>
+            <w:tabs>
+              <w:tab w:val="right" w:leader="dot" w:pos="9350"/>
+            </w:tabs>
+            <w:rPr>
+              <w:rFonts w:asciiTheme="minorHAnsi" w:eastAsiaTheme="minorEastAsia" w:hAnsiTheme="minorHAnsi"/>
+              <w:noProof/>
+            </w:rPr>
+          </w:pPr>
+          <w:hyperlink w:anchor="_Toc237527688" w:history="1">
+            <w:r>
+              <w:rPr>
+                <w:rStyle w:val="Hyperlink"/>
+                <w:noProof/>
+              </w:rPr>
+              <w:t>Query 2</w:t>
+            </w:r>
+            <w:r>
+              <w:rPr>
+                <w:noProof/>
+                <w:webHidden/>
+              </w:rPr>
+              <w:tab/>
+            </w:r>
+            <w:r>
+              <w:rPr>
+                <w:noProof/>
+                <w:webHidden/>
+              </w:rPr>
+              <w:fldChar w:fldCharType="begin"/>
+            </w:r>
+            <w:r>
+              <w:rPr>
+                <w:noProof/>
+                <w:webHidden/>
+              </w:rPr>
+              <w:instrText xml:space="preserve"> PAGEREF _Toc237527688 \h </w:instrText>
+            </w:r>
+            <w:r>
+              <w:rPr>
+                <w:noProof/>
+                <w:webHidden/>
+              </w:rPr>
+            </w:r>
+            <w:r>
+              <w:rPr>
+                <w:noProof/>
+                <w:webHidden/>
+              </w:rPr>
+              <w:fldChar w:fldCharType="separate"/>
+            </w:r>
+            <w:r>
+              <w:rPr>
+                <w:noProof/>
+                <w:webHidden/>
+              </w:rPr>
+              <w:t>39</w:t>
+            </w:r>
+            <w:r>
+              <w:rPr>
+                <w:noProof/>
+                <w:webHidden/>
+              </w:rPr>
+              <w:fldChar w:fldCharType="end"/>
+            </w:r>
+          </w:hyperlink>
+        </w:p>
+        <w:p>
+          <w:pPr>
+            <w:pStyle w:val="TOC3"/>
+            <w:tabs>
+              <w:tab w:val="right" w:leader="dot" w:pos="9350"/>
+            </w:tabs>
+            <w:rPr>
+              <w:rFonts w:asciiTheme="minorHAnsi" w:eastAsiaTheme="minorEastAsia" w:hAnsiTheme="minorHAnsi"/>
+              <w:noProof/>
+            </w:rPr>
+          </w:pPr>
+          <w:hyperlink w:anchor="_Toc237527689" w:history="1">
+            <w:r>
+              <w:rPr>
+                <w:rStyle w:val="Hyperlink"/>
+                <w:noProof/>
+              </w:rPr>
+              <w:t>Query 3</w:t>
+            </w:r>
+            <w:r>
+              <w:rPr>
+                <w:noProof/>
+                <w:webHidden/>
+              </w:rPr>
+              <w:tab/>
+            </w:r>
+            <w:r>
+              <w:rPr>
+                <w:noProof/>
+                <w:webHidden/>
+              </w:rPr>
+              <w:fldChar w:fldCharType="begin"/>
+            </w:r>
+            <w:r>
+              <w:rPr>
+                <w:noProof/>
+                <w:webHidden/>
+              </w:rPr>
+              <w:instrText xml:space="preserve"> PAGEREF _Toc237527689 \h </w:instrText>
+            </w:r>
+            <w:r>
+              <w:rPr>
+                <w:noProof/>
+                <w:webHidden/>
+              </w:rPr>
+            </w:r>
+            <w:r>
+              <w:rPr>
+                <w:noProof/>
+                <w:webHidden/>
+              </w:rPr>
+              <w:fldChar w:fldCharType="separate"/>
+            </w:r>
+            <w:r>
+              <w:rPr>
+                <w:noProof/>
+                <w:webHidden/>
+              </w:rPr>
+              <w:t>40</w:t>
+            </w:r>
+            <w:r>
+              <w:rPr>
+                <w:noProof/>
+                <w:webHidden/>
+              </w:rPr>
+              <w:fldChar w:fldCharType="end"/>
+            </w:r>
+          </w:hyperlink>
+        </w:p>
+        <w:p>
+          <w:pPr>
+            <w:pStyle w:val="TOC3"/>
+            <w:tabs>
+              <w:tab w:val="right" w:leader="dot" w:pos="9350"/>
+            </w:tabs>
+            <w:rPr>
+              <w:rFonts w:asciiTheme="minorHAnsi" w:eastAsiaTheme="minorEastAsia" w:hAnsiTheme="minorHAnsi"/>
+              <w:noProof/>
+            </w:rPr>
+          </w:pPr>
+          <w:hyperlink w:anchor="_Toc237527690" w:history="1">
+            <w:r>
+              <w:rPr>
+                <w:rStyle w:val="Hyperlink"/>
+                <w:noProof/>
+              </w:rPr>
+              <w:t>Query 4</w:t>
+            </w:r>
+            <w:r>
+              <w:rPr>
+                <w:noProof/>
+                <w:webHidden/>
+              </w:rPr>
+              <w:tab/>
+            </w:r>
+            <w:r>
+              <w:rPr>
+                <w:noProof/>
+                <w:webHidden/>
+              </w:rPr>
+              <w:fldChar w:fldCharType="begin"/>
+            </w:r>
+            <w:r>
+              <w:rPr>
+                <w:noProof/>
+                <w:webHidden/>
+              </w:rPr>
+              <w:instrText xml:space="preserve"> PAGEREF _Toc237527690 \h </w:instrText>
+            </w:r>
+            <w:r>
+              <w:rPr>
+                <w:noProof/>
+                <w:webHidden/>
+              </w:rPr>
+            </w:r>
+            <w:r>
+              <w:rPr>
+                <w:noProof/>
+                <w:webHidden/>
+              </w:rPr>
+              <w:fldChar w:fldCharType="separate"/>
+            </w:r>
+            <w:r>
+              <w:rPr>
+                <w:noProof/>
+                <w:webHidden/>
+              </w:rPr>
+              <w:t>41</w:t>
+            </w:r>
+            <w:r>
+              <w:rPr>
+                <w:noProof/>
+                <w:webHidden/>
+              </w:rPr>
+              <w:fldChar w:fldCharType="end"/>
+            </w:r>
+          </w:hyperlink>
+        </w:p>
+        <w:p>
+          <w:pPr>
+            <w:pStyle w:val="TOC3"/>
+            <w:tabs>
+              <w:tab w:val="right" w:leader="dot" w:pos="9350"/>
+            </w:tabs>
+            <w:rPr>
+              <w:rFonts w:asciiTheme="minorHAnsi" w:eastAsiaTheme="minorEastAsia" w:hAnsiTheme="minorHAnsi"/>
+              <w:noProof/>
+            </w:rPr>
+          </w:pPr>
+          <w:hyperlink w:anchor="_Toc237527691" w:history="1">
+            <w:r>
+              <w:rPr>
+                <w:rStyle w:val="Hyperlink"/>
+                <w:noProof/>
+              </w:rPr>
+              <w:t>Query 5</w:t>
+            </w:r>
+            <w:r>
+              <w:rPr>
+                <w:noProof/>
+                <w:webHidden/>
+              </w:rPr>
+              <w:tab/>
+            </w:r>
+            <w:r>
+              <w:rPr>
+                <w:noProof/>
+                <w:webHidden/>
+              </w:rPr>
+              <w:fldChar w:fldCharType="begin"/>
+            </w:r>
+            <w:r>
+              <w:rPr>
+                <w:noProof/>
+                <w:webHidden/>
+              </w:rPr>
+              <w:instrText xml:space="preserve"> PAGEREF _Toc237527691 \h </w:instrText>
+            </w:r>
+            <w:r>
+              <w:rPr>
+                <w:noProof/>
+                <w:webHidden/>
+              </w:rPr>
+            </w:r>
+            <w:r>
+              <w:rPr>
+                <w:noProof/>
+                <w:webHidden/>
+              </w:rPr>
+              <w:fldChar w:fldCharType="separate"/>
+            </w:r>
+            <w:r>
+              <w:rPr>
+                <w:noProof/>
+                <w:webHidden/>
+              </w:rPr>
+              <w:t>42</w:t>
+            </w:r>
+            <w:r>
+              <w:rPr>
+                <w:noProof/>
+                <w:webHidden/>
+              </w:rPr>
+              <w:fldChar w:fldCharType="end"/>
+            </w:r>
+          </w:hyperlink>
+        </w:p>
+        <w:p>
+          <w:pPr>
+            <w:pStyle w:val="TOC2"/>
+            <w:tabs>
+              <w:tab w:val="right" w:leader="dot" w:pos="9350"/>
+            </w:tabs>
+            <w:rPr>
+              <w:rFonts w:asciiTheme="minorHAnsi" w:eastAsiaTheme="minorEastAsia" w:hAnsiTheme="minorHAnsi"/>
+              <w:noProof/>
+            </w:rPr>
+          </w:pPr>
+          <w:hyperlink w:anchor="_Toc237527692" w:history="1">
+            <w:r>
+              <w:rPr>
+                <w:rStyle w:val="Hyperlink"/>
+                <w:noProof/>
+              </w:rPr>
+              <w:t>Constraint Testing</w:t>
+            </w:r>
+            <w:r>
+              <w:rPr>
+                <w:noProof/>
+                <w:webHidden/>
+              </w:rPr>
+              <w:tab/>
+            </w:r>
+            <w:r>
+              <w:rPr>
+                <w:noProof/>
+                <w:webHidden/>
+              </w:rPr>
+              <w:fldChar w:fldCharType="begin"/>
+            </w:r>
+            <w:r>
+              <w:rPr>
+                <w:noProof/>
+                <w:webHidden/>
+              </w:rPr>
+              <w:instrText xml:space="preserve"> PAGEREF _Toc237527692 \h </w:instrText>
+            </w:r>
+            <w:r>
+              <w:rPr>
+                <w:noProof/>
+                <w:webHidden/>
+              </w:rPr>
+            </w:r>
+            <w:r>
+              <w:rPr>
+                <w:noProof/>
+                <w:webHidden/>
+              </w:rPr>
+              <w:fldChar w:fldCharType="separate"/>
+            </w:r>
+            <w:r>
+              <w:rPr>
+                <w:noProof/>
+                <w:webHidden/>
+              </w:rPr>
+              <w:t>43</w:t>
+            </w:r>
+            <w:r>
+              <w:rPr>
+                <w:noProof/>
+                <w:webHidden/>
+              </w:rPr>
+              <w:fldChar w:fldCharType="end"/>
+            </w:r>
+          </w:hyperlink>
+        </w:p>
+        <w:p>
+          <w:pPr>
+            <w:pStyle w:val="TOC3"/>
+            <w:tabs>
+              <w:tab w:val="right" w:leader="dot" w:pos="9350"/>
+            </w:tabs>
+            <w:rPr>
+              <w:rFonts w:asciiTheme="minorHAnsi" w:eastAsiaTheme="minorEastAsia" w:hAnsiTheme="minorHAnsi"/>
+              <w:noProof/>
+            </w:rPr>
+          </w:pPr>
+          <w:hyperlink w:anchor="_Toc237527693" w:history="1">
+            <w:r>
+              <w:rPr>
+                <w:rStyle w:val="Hyperlink"/>
+                <w:noProof/>
+              </w:rPr>
+              <w:t>Name Length Test</w:t>
+            </w:r>
+            <w:r>
+              <w:rPr>
+                <w:noProof/>
+                <w:webHidden/>
+              </w:rPr>
+              <w:tab/>
+            </w:r>
+            <w:r>
+              <w:rPr>
+                <w:noProof/>
+                <w:webHidden/>
+              </w:rPr>
+              <w:fldChar w:fldCharType="begin"/>
+            </w:r>
+            <w:r>
+              <w:rPr>
+                <w:noProof/>
+                <w:webHidden/>
+              </w:rPr>
+              <w:instrText xml:space="preserve"> PAGEREF _Toc237527693 \h </w:instrText>
+            </w:r>
+            <w:r>
+              <w:rPr>
+                <w:noProof/>
+                <w:webHidden/>
+              </w:rPr>
+            </w:r>
+            <w:r>
+              <w:rPr>
+                <w:noProof/>
+                <w:webHidden/>
+              </w:rPr>
+              <w:fldChar w:fldCharType="separate"/>
+            </w:r>
+            <w:r>
+              <w:rPr>
+                <w:noProof/>
+                <w:webHidden/>
+              </w:rPr>
+              <w:t>43</w:t>
+            </w:r>
+            <w:r>
+              <w:rPr>
+                <w:noProof/>
+                <w:webHidden/>
+              </w:rPr>
+              <w:fldChar w:fldCharType="end"/>
+            </w:r>
+          </w:hyperlink>
+        </w:p>
+        <w:p>
+          <w:pPr>
+            <w:pStyle w:val="TOC3"/>
+            <w:tabs>
+              <w:tab w:val="right" w:leader="dot" w:pos="9350"/>
+            </w:tabs>
+            <w:rPr>
+              <w:rFonts w:asciiTheme="minorHAnsi" w:eastAsiaTheme="minorEastAsia" w:hAnsiTheme="minorHAnsi"/>
+              <w:noProof/>
+            </w:rPr>
+          </w:pPr>
+          <w:hyperlink w:anchor="_Toc237527694" w:history="1">
+            <w:r>
+              <w:rPr>
+                <w:rStyle w:val="Hyperlink"/>
+                <w:noProof/>
+              </w:rPr>
+              <w:t>Referential Constraints</w:t>
+            </w:r>
+            <w:r>
+              <w:rPr>
+                <w:noProof/>
+                <w:webHidden/>
+              </w:rPr>
+              <w:tab/>
+            </w:r>
+            <w:r>
+              <w:rPr>
+                <w:noProof/>
+                <w:webHidden/>
+              </w:rPr>
+              <w:fldChar w:fldCharType="begin"/>
+            </w:r>
+            <w:r>
+              <w:rPr>
+                <w:noProof/>
+                <w:webHidden/>
+              </w:rPr>
+              <w:instrText xml:space="preserve"> PAGEREF _Toc237527694 \h </w:instrText>
+            </w:r>
+            <w:r>
+              <w:rPr>
+                <w:noProof/>
+                <w:webHidden/>
+              </w:rPr>
+            </w:r>
+            <w:r>
+              <w:rPr>
+                <w:noProof/>
+                <w:webHidden/>
+              </w:rPr>
+              <w:fldChar w:fldCharType="separate"/>
+            </w:r>
+            <w:r>
+              <w:rPr>
+                <w:noProof/>
+                <w:webHidden/>
+              </w:rPr>
+              <w:t>44</w:t>
+            </w:r>
+            <w:r>
+              <w:rPr>
+                <w:noProof/>
+                <w:webHidden/>
+              </w:rPr>
+              <w:fldChar w:fldCharType="end"/>
+            </w:r>
+          </w:hyperlink>
+        </w:p>
+        <w:p>
+          <w:pPr>
+            <w:pStyle w:val="TOC3"/>
+            <w:tabs>
+              <w:tab w:val="right" w:leader="dot" w:pos="9350"/>
+            </w:tabs>
+            <w:rPr>
+              <w:rFonts w:asciiTheme="minorHAnsi" w:eastAsiaTheme="minorEastAsia" w:hAnsiTheme="minorHAnsi"/>
+              <w:noProof/>
+            </w:rPr>
+          </w:pPr>
+          <w:hyperlink w:anchor="_Toc237527695" w:history="1">
+            <w:r>
+              <w:rPr>
+                <w:rStyle w:val="Hyperlink"/>
+                <w:noProof/>
+              </w:rPr>
+              <w:t>Constraint Summary</w:t>
+            </w:r>
+            <w:r>
+              <w:rPr>
+                <w:noProof/>
+                <w:webHidden/>
+              </w:rPr>
+              <w:tab/>
+            </w:r>
+            <w:r>
+              <w:rPr>
+                <w:noProof/>
+                <w:webHidden/>
+              </w:rPr>
+              <w:fldChar w:fldCharType="begin"/>
+            </w:r>
+            <w:r>
+              <w:rPr>
+                <w:noProof/>
+                <w:webHidden/>
+              </w:rPr>
+              <w:instrText xml:space="preserve"> PAGEREF _Toc237527695 \h </w:instrText>
+            </w:r>
+            <w:r>
+              <w:rPr>
+                <w:noProof/>
+                <w:webHidden/>
+              </w:rPr>
+            </w:r>
+            <w:r>
+              <w:rPr>
+                <w:noProof/>
+                <w:webHidden/>
+              </w:rPr>
+              <w:fldChar w:fldCharType="separate"/>
+            </w:r>
+            <w:r>
+              <w:rPr>
+                <w:noProof/>
+                <w:webHidden/>
+              </w:rPr>
+              <w:t>44</w:t>
             </w:r>
             <w:r>
               <w:rPr>
@@ -3255,7 +4290,7 @@
       <w:pPr>
         <w:pStyle w:val="Heading1"/>
       </w:pPr>
-      <w:bookmarkStart w:id="0" w:name="_Toc237428694"/>
+      <w:bookmarkStart w:id="0" w:name="_Toc237527636"/>
       <w:r>
         <w:lastRenderedPageBreak/>
         <w:t>Feedback Updates</w:t>
@@ -3274,7 +4309,7 @@
       <w:pPr>
         <w:pStyle w:val="Heading2"/>
       </w:pPr>
-      <w:bookmarkStart w:id="1" w:name="_Toc237428695"/>
+      <w:bookmarkStart w:id="1" w:name="_Toc237527637"/>
       <w:r>
         <w:t>Union Table Separation</w:t>
       </w:r>
@@ -3379,7 +4414,7 @@
       <w:pPr>
         <w:pStyle w:val="Heading2"/>
       </w:pPr>
-      <w:bookmarkStart w:id="2" w:name="_Toc237428696"/>
+      <w:bookmarkStart w:id="2" w:name="_Toc237527638"/>
       <w:r>
         <w:t>Additional Attributes for technicians and traffic controllers</w:t>
       </w:r>
@@ -3438,7 +4473,7 @@
       <w:pPr>
         <w:pStyle w:val="Heading2"/>
       </w:pPr>
-      <w:bookmarkStart w:id="3" w:name="_Toc237428697"/>
+      <w:bookmarkStart w:id="3" w:name="_Toc237527639"/>
       <w:r>
         <w:lastRenderedPageBreak/>
         <w:t>Updated Justifications/Assumptions</w:t>
@@ -3697,7 +4732,7 @@
       <w:pPr>
         <w:pStyle w:val="Heading2"/>
       </w:pPr>
-      <w:bookmarkStart w:id="4" w:name="_Toc237428698"/>
+      <w:bookmarkStart w:id="4" w:name="_Toc237527640"/>
       <w:r>
         <w:lastRenderedPageBreak/>
         <w:t>Justification/Assumption for keys</w:t>
@@ -3791,7 +4826,7 @@
       <w:pPr>
         <w:pStyle w:val="Heading2"/>
       </w:pPr>
-      <w:bookmarkStart w:id="5" w:name="_Toc237428699"/>
+      <w:bookmarkStart w:id="5" w:name="_Toc237527641"/>
       <w:r>
         <w:t xml:space="preserve">Updated </w:t>
       </w:r>
@@ -3807,7 +4842,7 @@
       <w:pPr>
         <w:pStyle w:val="Heading3"/>
       </w:pPr>
-      <w:bookmarkStart w:id="6" w:name="_Toc237428700"/>
+      <w:bookmarkStart w:id="6" w:name="_Toc237527642"/>
       <w:r>
         <w:t>Aircraft Test Performance Summary (Query 1)</w:t>
       </w:r>
@@ -3841,7 +4876,7 @@
       <w:pPr>
         <w:pStyle w:val="Heading3"/>
       </w:pPr>
-      <w:bookmarkStart w:id="7" w:name="_Toc237428701"/>
+      <w:bookmarkStart w:id="7" w:name="_Toc237527643"/>
       <w:r>
         <w:t>Technician Annual Performance (Query 2)</w:t>
       </w:r>
@@ -3871,7 +4906,7 @@
       <w:pPr>
         <w:pStyle w:val="Heading3"/>
       </w:pPr>
-      <w:bookmarkStart w:id="8" w:name="_Toc237428702"/>
+      <w:bookmarkStart w:id="8" w:name="_Toc237527644"/>
       <w:r>
         <w:lastRenderedPageBreak/>
         <w:t>Recently Examined Traffic Controllers</w:t>
@@ -3896,7 +4931,7 @@
       <w:pPr>
         <w:pStyle w:val="Heading3"/>
       </w:pPr>
-      <w:bookmarkStart w:id="9" w:name="_Toc237428703"/>
+      <w:bookmarkStart w:id="9" w:name="_Toc237527645"/>
       <w:r>
         <w:t>Aircraft safety check</w:t>
       </w:r>
@@ -3933,7 +4968,7 @@
       <w:pPr>
         <w:pStyle w:val="Heading3"/>
       </w:pPr>
-      <w:bookmarkStart w:id="10" w:name="_Toc237428704"/>
+      <w:bookmarkStart w:id="10" w:name="_Toc237527646"/>
       <w:r>
         <w:t>Technician Expertise and Aircraft model summary</w:t>
       </w:r>
@@ -3969,7 +5004,7 @@
       <w:pPr>
         <w:pStyle w:val="Heading3"/>
       </w:pPr>
-      <w:bookmarkStart w:id="11" w:name="_Toc237428705"/>
+      <w:bookmarkStart w:id="11" w:name="_Toc237527647"/>
       <w:r>
         <w:lastRenderedPageBreak/>
         <w:t>Query Test Plane</w:t>
@@ -6000,7 +7035,7 @@
       <w:pPr>
         <w:pStyle w:val="Heading2"/>
       </w:pPr>
-      <w:bookmarkStart w:id="12" w:name="_Toc237428706"/>
+      <w:bookmarkStart w:id="12" w:name="_Toc237527648"/>
       <w:r>
         <w:t>Constraint and Key Test Plan</w:t>
       </w:r>
@@ -6016,7 +7051,7 @@
       <w:pPr>
         <w:pStyle w:val="Heading3"/>
       </w:pPr>
-      <w:bookmarkStart w:id="13" w:name="_Toc237428707"/>
+      <w:bookmarkStart w:id="13" w:name="_Toc237527649"/>
       <w:r>
         <w:t>Foreign Key Testing</w:t>
       </w:r>
@@ -6055,7 +7090,7 @@
       <w:pPr>
         <w:pStyle w:val="Heading3"/>
       </w:pPr>
-      <w:bookmarkStart w:id="14" w:name="_Toc237428708"/>
+      <w:bookmarkStart w:id="14" w:name="_Toc237527650"/>
       <w:r>
         <w:t xml:space="preserve">Primary Key </w:t>
       </w:r>
@@ -6097,7 +7132,7 @@
       <w:pPr>
         <w:pStyle w:val="Heading1"/>
       </w:pPr>
-      <w:bookmarkStart w:id="15" w:name="_Toc237428709"/>
+      <w:bookmarkStart w:id="15" w:name="_Toc237527651"/>
       <w:r>
         <w:lastRenderedPageBreak/>
         <w:t>Task C</w:t>
@@ -6108,7 +7143,7 @@
       <w:pPr>
         <w:pStyle w:val="Heading2"/>
       </w:pPr>
-      <w:bookmarkStart w:id="16" w:name="_Toc237428710"/>
+      <w:bookmarkStart w:id="16" w:name="_Toc237527652"/>
       <w:r>
         <w:t>Relational Schema</w:t>
       </w:r>
@@ -6907,7 +7942,7 @@
       <w:pPr>
         <w:pStyle w:val="Heading3"/>
       </w:pPr>
-      <w:bookmarkStart w:id="17" w:name="_Toc237428711"/>
+      <w:bookmarkStart w:id="17" w:name="_Toc237527653"/>
       <w:r>
         <w:t>Relational Schema Table</w:t>
       </w:r>
@@ -7403,7 +8438,7 @@
       <w:pPr>
         <w:pStyle w:val="Heading2"/>
       </w:pPr>
-      <w:bookmarkStart w:id="18" w:name="_Toc237428712"/>
+      <w:bookmarkStart w:id="18" w:name="_Toc237527654"/>
       <w:r>
         <w:t>Normalization</w:t>
       </w:r>
@@ -7427,7 +8462,7 @@
       <w:pPr>
         <w:pStyle w:val="Heading3"/>
       </w:pPr>
-      <w:bookmarkStart w:id="19" w:name="_Toc237428713"/>
+      <w:bookmarkStart w:id="19" w:name="_Toc237527655"/>
       <w:r>
         <w:t>First Normal Form (1NF)</w:t>
       </w:r>
@@ -7486,7 +8521,7 @@
       <w:pPr>
         <w:pStyle w:val="Heading3"/>
       </w:pPr>
-      <w:bookmarkStart w:id="20" w:name="_Toc237428714"/>
+      <w:bookmarkStart w:id="20" w:name="_Toc237527656"/>
       <w:r>
         <w:lastRenderedPageBreak/>
         <w:t>Second Normal Form (2NF)</w:t>
@@ -7533,7 +8568,7 @@
       <w:pPr>
         <w:pStyle w:val="Heading3"/>
       </w:pPr>
-      <w:bookmarkStart w:id="21" w:name="_Toc237428715"/>
+      <w:bookmarkStart w:id="21" w:name="_Toc237527657"/>
       <w:r>
         <w:t>Third Normal Form (3NF)</w:t>
       </w:r>
@@ -7653,7 +8688,7 @@
       <w:pPr>
         <w:pStyle w:val="Heading1"/>
       </w:pPr>
-      <w:bookmarkStart w:id="22" w:name="_Toc237428716"/>
+      <w:bookmarkStart w:id="22" w:name="_Toc237527658"/>
       <w:r>
         <w:lastRenderedPageBreak/>
         <w:t>Task D</w:t>
@@ -7664,7 +8699,7 @@
       <w:pPr>
         <w:pStyle w:val="Heading2"/>
       </w:pPr>
-      <w:bookmarkStart w:id="23" w:name="_Toc237428717"/>
+      <w:bookmarkStart w:id="23" w:name="_Toc237527659"/>
       <w:r>
         <w:t>DDL and DML statements</w:t>
       </w:r>
@@ -7698,7 +8733,7 @@
       <w:pPr>
         <w:pStyle w:val="Heading2"/>
       </w:pPr>
-      <w:bookmarkStart w:id="24" w:name="_Toc237428718"/>
+      <w:bookmarkStart w:id="24" w:name="_Toc237527660"/>
       <w:r>
         <w:t>Data Definition Language (DDL) Implementation</w:t>
       </w:r>
@@ -7723,7 +8758,7 @@
       <w:pPr>
         <w:pStyle w:val="Heading3"/>
       </w:pPr>
-      <w:bookmarkStart w:id="25" w:name="_Toc237428719"/>
+      <w:bookmarkStart w:id="25" w:name="_Toc237527661"/>
       <w:r>
         <w:t>Union Table</w:t>
       </w:r>
@@ -7819,7 +8854,7 @@
       <w:pPr>
         <w:pStyle w:val="Heading3"/>
       </w:pPr>
-      <w:bookmarkStart w:id="26" w:name="_Toc237428720"/>
+      <w:bookmarkStart w:id="26" w:name="_Toc237527662"/>
       <w:r>
         <w:lastRenderedPageBreak/>
         <w:t>Employee Table</w:t>
@@ -7910,7 +8945,7 @@
       <w:pPr>
         <w:pStyle w:val="Heading3"/>
       </w:pPr>
-      <w:bookmarkStart w:id="27" w:name="_Toc237428721"/>
+      <w:bookmarkStart w:id="27" w:name="_Toc237527663"/>
       <w:r>
         <w:lastRenderedPageBreak/>
         <w:t>Airplane models</w:t>
@@ -8001,7 +9036,7 @@
       <w:pPr>
         <w:pStyle w:val="Heading3"/>
       </w:pPr>
-      <w:bookmarkStart w:id="28" w:name="_Toc237428722"/>
+      <w:bookmarkStart w:id="28" w:name="_Toc237527664"/>
       <w:r>
         <w:lastRenderedPageBreak/>
         <w:t>Airplane Table</w:t>
@@ -8092,7 +9127,7 @@
       <w:pPr>
         <w:pStyle w:val="Heading3"/>
       </w:pPr>
-      <w:bookmarkStart w:id="29" w:name="_Toc237428723"/>
+      <w:bookmarkStart w:id="29" w:name="_Toc237527665"/>
       <w:r>
         <w:lastRenderedPageBreak/>
         <w:t>Technicians Table</w:t>
@@ -8183,7 +9218,7 @@
       <w:pPr>
         <w:pStyle w:val="Heading3"/>
       </w:pPr>
-      <w:bookmarkStart w:id="30" w:name="_Toc237428724"/>
+      <w:bookmarkStart w:id="30" w:name="_Toc237527666"/>
       <w:r>
         <w:lastRenderedPageBreak/>
         <w:t>Traffic controller table</w:t>
@@ -8274,7 +9309,7 @@
       <w:pPr>
         <w:pStyle w:val="Heading3"/>
       </w:pPr>
-      <w:bookmarkStart w:id="31" w:name="_Toc237428725"/>
+      <w:bookmarkStart w:id="31" w:name="_Toc237527667"/>
       <w:r>
         <w:lastRenderedPageBreak/>
         <w:t>Technician expertise</w:t>
@@ -8365,7 +9400,7 @@
       <w:pPr>
         <w:pStyle w:val="Heading3"/>
       </w:pPr>
-      <w:bookmarkStart w:id="32" w:name="_Toc237428726"/>
+      <w:bookmarkStart w:id="32" w:name="_Toc237527668"/>
       <w:r>
         <w:lastRenderedPageBreak/>
         <w:t>Airworthiness tests model table</w:t>
@@ -8456,7 +9491,7 @@
       <w:pPr>
         <w:pStyle w:val="Heading3"/>
       </w:pPr>
-      <w:bookmarkStart w:id="33" w:name="_Toc237428727"/>
+      <w:bookmarkStart w:id="33" w:name="_Toc237527669"/>
       <w:r>
         <w:lastRenderedPageBreak/>
         <w:t>Test events table</w:t>
@@ -8547,7 +9582,7 @@
       <w:pPr>
         <w:pStyle w:val="Heading2"/>
       </w:pPr>
-      <w:bookmarkStart w:id="34" w:name="_Toc237428728"/>
+      <w:bookmarkStart w:id="34" w:name="_Toc237527670"/>
       <w:r>
         <w:lastRenderedPageBreak/>
         <w:t>Data Manipulation Language (DML) Implementation</w:t>
@@ -8570,7 +9605,7 @@
       <w:pPr>
         <w:pStyle w:val="Heading3"/>
       </w:pPr>
-      <w:bookmarkStart w:id="35" w:name="_Toc237428729"/>
+      <w:bookmarkStart w:id="35" w:name="_Toc237527671"/>
       <w:r>
         <w:t>Union Table Data Insertion</w:t>
       </w:r>
@@ -8650,7 +9685,7 @@
       <w:pPr>
         <w:pStyle w:val="Heading3"/>
       </w:pPr>
-      <w:bookmarkStart w:id="36" w:name="_Toc237428730"/>
+      <w:bookmarkStart w:id="36" w:name="_Toc237527672"/>
       <w:r>
         <w:lastRenderedPageBreak/>
         <w:t>Employee Table Data Insertion</w:t>
@@ -8731,7 +9766,7 @@
       <w:pPr>
         <w:pStyle w:val="Heading3"/>
       </w:pPr>
-      <w:bookmarkStart w:id="37" w:name="_Toc237428731"/>
+      <w:bookmarkStart w:id="37" w:name="_Toc237527673"/>
       <w:r>
         <w:lastRenderedPageBreak/>
         <w:t>Airplane Models</w:t>
@@ -8812,7 +9847,7 @@
       <w:pPr>
         <w:pStyle w:val="Heading3"/>
       </w:pPr>
-      <w:bookmarkStart w:id="38" w:name="_Toc237428732"/>
+      <w:bookmarkStart w:id="38" w:name="_Toc237527674"/>
       <w:r>
         <w:lastRenderedPageBreak/>
         <w:t>Airplanes</w:t>
@@ -8893,7 +9928,7 @@
       <w:pPr>
         <w:pStyle w:val="Heading3"/>
       </w:pPr>
-      <w:bookmarkStart w:id="39" w:name="_Toc237428733"/>
+      <w:bookmarkStart w:id="39" w:name="_Toc237527675"/>
       <w:r>
         <w:lastRenderedPageBreak/>
         <w:t>Technicians</w:t>
@@ -8974,7 +10009,7 @@
       <w:pPr>
         <w:pStyle w:val="Heading3"/>
       </w:pPr>
-      <w:bookmarkStart w:id="40" w:name="_Toc237428734"/>
+      <w:bookmarkStart w:id="40" w:name="_Toc237527676"/>
       <w:r>
         <w:lastRenderedPageBreak/>
         <w:t>Traffic controllers</w:t>
@@ -9055,7 +10090,7 @@
       <w:pPr>
         <w:pStyle w:val="Heading3"/>
       </w:pPr>
-      <w:bookmarkStart w:id="41" w:name="_Toc237428735"/>
+      <w:bookmarkStart w:id="41" w:name="_Toc237527677"/>
       <w:r>
         <w:lastRenderedPageBreak/>
         <w:t>Technician expertise</w:t>
@@ -9136,7 +10171,7 @@
       <w:pPr>
         <w:pStyle w:val="Heading3"/>
       </w:pPr>
-      <w:bookmarkStart w:id="42" w:name="_Toc237428736"/>
+      <w:bookmarkStart w:id="42" w:name="_Toc237527678"/>
       <w:r>
         <w:lastRenderedPageBreak/>
         <w:t>Airworthiness Tests</w:t>
@@ -9217,7 +10252,7 @@
       <w:pPr>
         <w:pStyle w:val="Heading3"/>
       </w:pPr>
-      <w:bookmarkStart w:id="43" w:name="_Toc237428737"/>
+      <w:bookmarkStart w:id="43" w:name="_Toc237527679"/>
       <w:r>
         <w:lastRenderedPageBreak/>
         <w:t>Test events</w:t>
@@ -9389,15 +10424,15 @@
       <w:pPr>
         <w:pStyle w:val="Heading1"/>
       </w:pPr>
-      <w:bookmarkStart w:id="44" w:name="_Toc237428738"/>
+      <w:bookmarkStart w:id="44" w:name="_Toc237527680"/>
       <w:r>
         <w:lastRenderedPageBreak/>
         <w:t>Task E</w:t>
       </w:r>
+      <w:r>
+        <w:t xml:space="preserve"> – Queries</w:t>
+      </w:r>
       <w:bookmarkEnd w:id="44"/>
-      <w:r>
-        <w:t xml:space="preserve"> – Queries</w:t>
-      </w:r>
     </w:p>
     <w:p>
       <w:r>
@@ -9409,9 +10444,11 @@
       <w:pPr>
         <w:pStyle w:val="Heading2"/>
       </w:pPr>
+      <w:bookmarkStart w:id="45" w:name="_Toc237527681"/>
       <w:r>
         <w:t>Query 1 – Aircraft Test Performance Summary</w:t>
       </w:r>
+      <w:bookmarkEnd w:id="45"/>
     </w:p>
     <w:p>
       <w:pPr>
@@ -9494,10 +10531,12 @@
       <w:pPr>
         <w:pStyle w:val="Heading2"/>
       </w:pPr>
+      <w:bookmarkStart w:id="46" w:name="_Toc237527682"/>
       <w:r>
         <w:lastRenderedPageBreak/>
         <w:t>Query 2 – Employee Annual Performance</w:t>
       </w:r>
+      <w:bookmarkEnd w:id="46"/>
     </w:p>
     <w:p>
       <w:pPr>
@@ -9594,10 +10633,12 @@
       <w:pPr>
         <w:pStyle w:val="Heading2"/>
       </w:pPr>
+      <w:bookmarkStart w:id="47" w:name="_Toc237527683"/>
       <w:r>
         <w:lastRenderedPageBreak/>
         <w:t>Query 3 – Recently Examined Traffic Controllers</w:t>
       </w:r>
+      <w:bookmarkEnd w:id="47"/>
     </w:p>
     <w:p>
       <w:pPr>
@@ -9692,10 +10733,12 @@
       <w:pPr>
         <w:pStyle w:val="Heading2"/>
       </w:pPr>
+      <w:bookmarkStart w:id="48" w:name="_Toc237527684"/>
       <w:r>
         <w:lastRenderedPageBreak/>
         <w:t>Query 4 – Aircraft safety check</w:t>
       </w:r>
+      <w:bookmarkEnd w:id="48"/>
     </w:p>
     <w:p>
       <w:pPr>
@@ -9849,10 +10892,12 @@
       <w:pPr>
         <w:pStyle w:val="Heading2"/>
       </w:pPr>
+      <w:bookmarkStart w:id="49" w:name="_Toc237527685"/>
       <w:r>
         <w:lastRenderedPageBreak/>
         <w:t>Query 5 – Technician Expertise summary</w:t>
       </w:r>
+      <w:bookmarkEnd w:id="49"/>
     </w:p>
     <w:p>
       <w:pPr>
@@ -9954,10 +10999,12 @@
       <w:pPr>
         <w:pStyle w:val="Heading2"/>
       </w:pPr>
+      <w:bookmarkStart w:id="50" w:name="_Toc237527686"/>
       <w:r>
         <w:lastRenderedPageBreak/>
         <w:t>Presentation of Query Results</w:t>
       </w:r>
+      <w:bookmarkEnd w:id="50"/>
     </w:p>
     <w:p>
       <w:r>
@@ -9969,9 +11016,11 @@
       <w:pPr>
         <w:pStyle w:val="Heading3"/>
       </w:pPr>
+      <w:bookmarkStart w:id="51" w:name="_Toc237527687"/>
       <w:r>
         <w:t>Query 1</w:t>
       </w:r>
+      <w:bookmarkEnd w:id="51"/>
     </w:p>
     <w:tbl>
       <w:tblPr>
@@ -10264,6 +11313,9 @@
         <w:jc w:val="center"/>
       </w:pPr>
       <w:r>
+        <w:rPr>
+          <w:noProof/>
+        </w:rPr>
         <w:drawing>
           <wp:inline distT="0" distB="0" distL="0" distR="0" wp14:anchorId="6A2C41AA" wp14:editId="1F4109CC">
             <wp:extent cx="5943600" cy="2252980"/>
@@ -10324,9 +11376,11 @@
       <w:pPr>
         <w:pStyle w:val="Heading3"/>
       </w:pPr>
+      <w:bookmarkStart w:id="52" w:name="_Toc237527688"/>
       <w:r>
         <w:t>Query 2</w:t>
       </w:r>
+      <w:bookmarkEnd w:id="52"/>
     </w:p>
     <w:tbl>
       <w:tblPr>
@@ -10526,6 +11580,9 @@
         <w:jc w:val="center"/>
       </w:pPr>
       <w:r>
+        <w:rPr>
+          <w:noProof/>
+        </w:rPr>
         <w:lastRenderedPageBreak/>
         <w:drawing>
           <wp:inline distT="0" distB="0" distL="0" distR="0" wp14:anchorId="08F7B54E" wp14:editId="572D4655">
@@ -10587,12 +11644,11 @@
       <w:pPr>
         <w:pStyle w:val="Heading3"/>
       </w:pPr>
-      <w:r>
-        <w:t xml:space="preserve">Query </w:t>
-      </w:r>
-      <w:r>
-        <w:t>3</w:t>
-      </w:r>
+      <w:bookmarkStart w:id="53" w:name="_Toc237527689"/>
+      <w:r>
+        <w:t>Query 3</w:t>
+      </w:r>
+      <w:bookmarkEnd w:id="53"/>
     </w:p>
     <w:tbl>
       <w:tblPr>
@@ -10698,6 +11754,9 @@
         <w:jc w:val="center"/>
       </w:pPr>
       <w:r>
+        <w:rPr>
+          <w:noProof/>
+        </w:rPr>
         <w:lastRenderedPageBreak/>
         <w:drawing>
           <wp:inline distT="0" distB="0" distL="0" distR="0" wp14:anchorId="06515C80" wp14:editId="7A564402">
@@ -10759,12 +11818,11 @@
       <w:pPr>
         <w:pStyle w:val="Heading3"/>
       </w:pPr>
-      <w:r>
-        <w:t xml:space="preserve">Query </w:t>
-      </w:r>
-      <w:r>
-        <w:t>4</w:t>
-      </w:r>
+      <w:bookmarkStart w:id="54" w:name="_Toc237527690"/>
+      <w:r>
+        <w:t>Query 4</w:t>
+      </w:r>
+      <w:bookmarkEnd w:id="54"/>
     </w:p>
     <w:tbl>
       <w:tblPr>
@@ -11064,12 +12122,11 @@
       <w:pPr>
         <w:pStyle w:val="Heading3"/>
       </w:pPr>
-      <w:r>
-        <w:t xml:space="preserve">Query </w:t>
-      </w:r>
-      <w:r>
-        <w:t>5</w:t>
-      </w:r>
+      <w:bookmarkStart w:id="55" w:name="_Toc237527691"/>
+      <w:r>
+        <w:t>Query 5</w:t>
+      </w:r>
+      <w:bookmarkEnd w:id="55"/>
     </w:p>
     <w:tbl>
       <w:tblPr>
@@ -11283,6 +12340,9 @@
         <w:jc w:val="center"/>
       </w:pPr>
       <w:r>
+        <w:rPr>
+          <w:noProof/>
+        </w:rPr>
         <w:drawing>
           <wp:inline distT="0" distB="0" distL="0" distR="0" wp14:anchorId="33CA5BB6" wp14:editId="68B62AF6">
             <wp:extent cx="5943600" cy="3545205"/>
@@ -11343,12 +12403,377 @@
       <w:pPr>
         <w:pStyle w:val="Heading2"/>
       </w:pPr>
+      <w:bookmarkStart w:id="56" w:name="_Toc237527692"/>
       <w:r>
         <w:lastRenderedPageBreak/>
         <w:t>Constraint Testing</w:t>
       </w:r>
+      <w:bookmarkEnd w:id="56"/>
+    </w:p>
+    <w:p>
+      <w:r>
+        <w:tab/>
+        <w:t>This section of the test will test constraints using sample tables. Only some table constraints will be tested since this could increase the report pages. The test will include length constraints and reference constraints.</w:t>
+      </w:r>
+    </w:p>
+    <w:p>
+      <w:pPr>
+        <w:pStyle w:val="Heading3"/>
+      </w:pPr>
+      <w:bookmarkStart w:id="57" w:name="_Toc237527693"/>
+      <w:r>
+        <w:t>Name Length Test</w:t>
+      </w:r>
+      <w:bookmarkEnd w:id="57"/>
+    </w:p>
+    <w:p>
+      <w:pPr>
+        <w:keepNext/>
+        <w:jc w:val="center"/>
+      </w:pPr>
+      <w:r>
+        <w:rPr>
+          <w:noProof/>
+        </w:rPr>
+        <w:drawing>
+          <wp:inline distT="0" distB="0" distL="0" distR="0" wp14:anchorId="71A165DB" wp14:editId="30073EBC">
+            <wp:extent cx="5943600" cy="1096010"/>
+            <wp:effectExtent l="0" t="0" r="0" b="8890"/>
+            <wp:docPr id="848779167" name="Picture 1"/>
+            <wp:cNvGraphicFramePr>
+              <a:graphicFrameLocks xmlns:a="http://schemas.openxmlformats.org/drawingml/2006/main" noChangeAspect="1"/>
+            </wp:cNvGraphicFramePr>
+            <a:graphic xmlns:a="http://schemas.openxmlformats.org/drawingml/2006/main">
+              <a:graphicData uri="http://schemas.openxmlformats.org/drawingml/2006/picture">
+                <pic:pic xmlns:pic="http://schemas.openxmlformats.org/drawingml/2006/picture">
+                  <pic:nvPicPr>
+                    <pic:cNvPr id="0" name="Picture 1"/>
+                    <pic:cNvPicPr>
+                      <a:picLocks noChangeAspect="1" noChangeArrowheads="1"/>
+                    </pic:cNvPicPr>
+                  </pic:nvPicPr>
+                  <pic:blipFill>
+                    <a:blip r:embed="rId38">
+                      <a:extLst>
+                        <a:ext uri="{28A0092B-C50C-407E-A947-70E740481C1C}">
+                          <a14:useLocalDpi xmlns:a14="http://schemas.microsoft.com/office/drawing/2010/main" val="0"/>
+                        </a:ext>
+                      </a:extLst>
+                    </a:blip>
+                    <a:srcRect/>
+                    <a:stretch>
+                      <a:fillRect/>
+                    </a:stretch>
+                  </pic:blipFill>
+                  <pic:spPr bwMode="auto">
+                    <a:xfrm>
+                      <a:off x="0" y="0"/>
+                      <a:ext cx="5943600" cy="1096010"/>
+                    </a:xfrm>
+                    <a:prstGeom prst="rect">
+                      <a:avLst/>
+                    </a:prstGeom>
+                    <a:noFill/>
+                    <a:ln>
+                      <a:noFill/>
+                    </a:ln>
+                  </pic:spPr>
+                </pic:pic>
+              </a:graphicData>
+            </a:graphic>
+          </wp:inline>
+        </w:drawing>
+      </w:r>
+    </w:p>
+    <w:p>
+      <w:pPr>
+        <w:jc w:val="center"/>
+      </w:pPr>
+      <w:r>
+        <w:t xml:space="preserve">Figure </w:t>
+      </w:r>
+      <w:fldSimple w:instr=" SEQ Figure \* ARABIC ">
+        <w:r>
+          <w:rPr>
+            <w:noProof/>
+          </w:rPr>
+          <w:t>28</w:t>
+        </w:r>
+      </w:fldSimple>
+      <w:r>
+        <w:t xml:space="preserve"> Name Length Constraints</w:t>
+      </w:r>
+    </w:p>
+    <w:p>
+      <w:pPr>
+        <w:keepNext/>
+        <w:jc w:val="center"/>
+      </w:pPr>
+      <w:r>
+        <w:rPr>
+          <w:noProof/>
+        </w:rPr>
+        <w:drawing>
+          <wp:inline distT="0" distB="0" distL="0" distR="0" wp14:anchorId="0AC10DA9" wp14:editId="450B1D9A">
+            <wp:extent cx="5943600" cy="646430"/>
+            <wp:effectExtent l="0" t="0" r="0" b="1270"/>
+            <wp:docPr id="1036335747" name="Picture 2"/>
+            <wp:cNvGraphicFramePr>
+              <a:graphicFrameLocks xmlns:a="http://schemas.openxmlformats.org/drawingml/2006/main" noChangeAspect="1"/>
+            </wp:cNvGraphicFramePr>
+            <a:graphic xmlns:a="http://schemas.openxmlformats.org/drawingml/2006/main">
+              <a:graphicData uri="http://schemas.openxmlformats.org/drawingml/2006/picture">
+                <pic:pic xmlns:pic="http://schemas.openxmlformats.org/drawingml/2006/picture">
+                  <pic:nvPicPr>
+                    <pic:cNvPr id="0" name="Picture 3"/>
+                    <pic:cNvPicPr>
+                      <a:picLocks noChangeAspect="1" noChangeArrowheads="1"/>
+                    </pic:cNvPicPr>
+                  </pic:nvPicPr>
+                  <pic:blipFill>
+                    <a:blip r:embed="rId39">
+                      <a:extLst>
+                        <a:ext uri="{28A0092B-C50C-407E-A947-70E740481C1C}">
+                          <a14:useLocalDpi xmlns:a14="http://schemas.microsoft.com/office/drawing/2010/main" val="0"/>
+                        </a:ext>
+                      </a:extLst>
+                    </a:blip>
+                    <a:srcRect/>
+                    <a:stretch>
+                      <a:fillRect/>
+                    </a:stretch>
+                  </pic:blipFill>
+                  <pic:spPr bwMode="auto">
+                    <a:xfrm>
+                      <a:off x="0" y="0"/>
+                      <a:ext cx="5943600" cy="646430"/>
+                    </a:xfrm>
+                    <a:prstGeom prst="rect">
+                      <a:avLst/>
+                    </a:prstGeom>
+                    <a:noFill/>
+                    <a:ln>
+                      <a:noFill/>
+                    </a:ln>
+                  </pic:spPr>
+                </pic:pic>
+              </a:graphicData>
+            </a:graphic>
+          </wp:inline>
+        </w:drawing>
+      </w:r>
+    </w:p>
+    <w:p>
+      <w:pPr>
+        <w:jc w:val="center"/>
+      </w:pPr>
+      <w:r>
+        <w:t xml:space="preserve">Figure </w:t>
+      </w:r>
+      <w:fldSimple w:instr=" SEQ Figure \* ARABIC ">
+        <w:r>
+          <w:rPr>
+            <w:noProof/>
+          </w:rPr>
+          <w:t>29</w:t>
+        </w:r>
+      </w:fldSimple>
+      <w:r>
+        <w:t xml:space="preserve"> Union name length</w:t>
+      </w:r>
+    </w:p>
+    <w:p>
+      <w:r>
+        <w:tab/>
+      </w:r>
+      <w:r>
+        <w:t>These tests check the column character limits by trying to insert strings that are longer than those</w:t>
+      </w:r>
+      <w:r>
+        <w:t xml:space="preserve"> </w:t>
+      </w:r>
+      <w:r>
+        <w:t>that have been defined: Inserting ‘</w:t>
+      </w:r>
+      <w:proofErr w:type="spellStart"/>
+      <w:r>
+        <w:t>Airworthiness_tests_model</w:t>
+      </w:r>
+      <w:proofErr w:type="spellEnd"/>
+      <w:r>
+        <w:t xml:space="preserve">’ into the </w:t>
+      </w:r>
+      <w:proofErr w:type="spellStart"/>
+      <w:r>
+        <w:t>Airworthiness_tests_model</w:t>
+      </w:r>
+      <w:proofErr w:type="spellEnd"/>
+      <w:r>
+        <w:t xml:space="preserve"> column and ‘</w:t>
+      </w:r>
+      <w:proofErr w:type="spellStart"/>
+      <w:r>
+        <w:t>Union_Table</w:t>
+      </w:r>
+      <w:proofErr w:type="spellEnd"/>
+      <w:r>
+        <w:t xml:space="preserve">’ into the </w:t>
+      </w:r>
+      <w:proofErr w:type="spellStart"/>
+      <w:r>
+        <w:t>Union_Table</w:t>
+      </w:r>
+      <w:proofErr w:type="spellEnd"/>
+      <w:r>
+        <w:t xml:space="preserve"> column. In both cases, the data length constraints are enforced in MariaDB, with ERROR 1406 (Data too long for column). This shows that strict schema validation is on throughout the entities, which means truncating the strings is avoided.</w:t>
+      </w:r>
     </w:p>
     <w:p/>
+    <w:p>
+      <w:pPr>
+        <w:pStyle w:val="Heading3"/>
+      </w:pPr>
+      <w:bookmarkStart w:id="58" w:name="_Toc237527694"/>
+      <w:r>
+        <w:lastRenderedPageBreak/>
+        <w:t>Referential Constraints</w:t>
+      </w:r>
+      <w:bookmarkEnd w:id="58"/>
+    </w:p>
+    <w:p>
+      <w:pPr>
+        <w:keepNext/>
+        <w:jc w:val="center"/>
+      </w:pPr>
+      <w:r>
+        <w:rPr>
+          <w:noProof/>
+        </w:rPr>
+        <w:drawing>
+          <wp:inline distT="0" distB="0" distL="0" distR="0" wp14:anchorId="01A855C2" wp14:editId="75A5F643">
+            <wp:extent cx="5943600" cy="1021715"/>
+            <wp:effectExtent l="0" t="0" r="0" b="6985"/>
+            <wp:docPr id="676072002" name="Picture 3"/>
+            <wp:cNvGraphicFramePr>
+              <a:graphicFrameLocks xmlns:a="http://schemas.openxmlformats.org/drawingml/2006/main" noChangeAspect="1"/>
+            </wp:cNvGraphicFramePr>
+            <a:graphic xmlns:a="http://schemas.openxmlformats.org/drawingml/2006/main">
+              <a:graphicData uri="http://schemas.openxmlformats.org/drawingml/2006/picture">
+                <pic:pic xmlns:pic="http://schemas.openxmlformats.org/drawingml/2006/picture">
+                  <pic:nvPicPr>
+                    <pic:cNvPr id="0" name="Picture 5"/>
+                    <pic:cNvPicPr>
+                      <a:picLocks noChangeAspect="1" noChangeArrowheads="1"/>
+                    </pic:cNvPicPr>
+                  </pic:nvPicPr>
+                  <pic:blipFill>
+                    <a:blip r:embed="rId40">
+                      <a:extLst>
+                        <a:ext uri="{28A0092B-C50C-407E-A947-70E740481C1C}">
+                          <a14:useLocalDpi xmlns:a14="http://schemas.microsoft.com/office/drawing/2010/main" val="0"/>
+                        </a:ext>
+                      </a:extLst>
+                    </a:blip>
+                    <a:srcRect/>
+                    <a:stretch>
+                      <a:fillRect/>
+                    </a:stretch>
+                  </pic:blipFill>
+                  <pic:spPr bwMode="auto">
+                    <a:xfrm>
+                      <a:off x="0" y="0"/>
+                      <a:ext cx="5943600" cy="1021715"/>
+                    </a:xfrm>
+                    <a:prstGeom prst="rect">
+                      <a:avLst/>
+                    </a:prstGeom>
+                    <a:noFill/>
+                    <a:ln>
+                      <a:noFill/>
+                    </a:ln>
+                  </pic:spPr>
+                </pic:pic>
+              </a:graphicData>
+            </a:graphic>
+          </wp:inline>
+        </w:drawing>
+      </w:r>
+    </w:p>
+    <w:p>
+      <w:pPr>
+        <w:jc w:val="center"/>
+      </w:pPr>
+      <w:r>
+        <w:t xml:space="preserve">Figure </w:t>
+      </w:r>
+      <w:fldSimple w:instr=" SEQ Figure \* ARABIC ">
+        <w:r>
+          <w:rPr>
+            <w:noProof/>
+          </w:rPr>
+          <w:t>30</w:t>
+        </w:r>
+      </w:fldSimple>
+      <w:r>
+        <w:t xml:space="preserve"> Employee and Union Table relation testing</w:t>
+      </w:r>
+    </w:p>
+    <w:p>
+      <w:r>
+        <w:tab/>
+      </w:r>
+      <w:r>
+        <w:t xml:space="preserve">This test checks referential integrity by trying to insert a record into </w:t>
+      </w:r>
+      <w:proofErr w:type="gramStart"/>
+      <w:r>
+        <w:t>a EMP</w:t>
+      </w:r>
+      <w:proofErr w:type="gramEnd"/>
+      <w:r>
+        <w:t xml:space="preserve"> table (EMP031) with an </w:t>
+      </w:r>
+      <w:proofErr w:type="spellStart"/>
+      <w:r>
+        <w:t>employee_id</w:t>
+      </w:r>
+      <w:proofErr w:type="spellEnd"/>
+      <w:r>
+        <w:t xml:space="preserve"> set to 7, which is not in the referenced </w:t>
+      </w:r>
+      <w:proofErr w:type="spellStart"/>
+      <w:r>
+        <w:t>Union_Table</w:t>
+      </w:r>
+      <w:proofErr w:type="spellEnd"/>
+      <w:r>
+        <w:t>. The foreign key constraint (</w:t>
+      </w:r>
+      <w:proofErr w:type="spellStart"/>
+      <w:r>
+        <w:t>fk_employee_union</w:t>
+      </w:r>
+      <w:proofErr w:type="spellEnd"/>
+      <w:r>
+        <w:t>) is enforced successfully by MariaDB rejecting the insert and returning ERROR 1452. This means that orphaned records are not allowed to be created if there is no parent record.</w:t>
+      </w:r>
+    </w:p>
+    <w:p>
+      <w:pPr>
+        <w:pStyle w:val="Heading3"/>
+      </w:pPr>
+      <w:bookmarkStart w:id="59" w:name="_Toc237527695"/>
+      <w:r>
+        <w:t>Constraint Summary</w:t>
+      </w:r>
+      <w:bookmarkEnd w:id="59"/>
+    </w:p>
+    <w:p>
+      <w:r>
+        <w:tab/>
+        <w:t>By looking at these test results, it is evidence that relation and constraints between the tables are working accordingly. Other constraints such as Primary Key not null values and other constraints will be tested in the demonstration recording.</w:t>
+      </w:r>
+    </w:p>
     <w:sectPr>
       <w:pgSz w:w="12240" w:h="15840"/>
       <w:pgMar w:top="1440" w:right="1440" w:bottom="1440" w:left="1440" w:header="720" w:footer="720" w:gutter="0"/>

--- a/2. Airport Database System/40841063_HLUM HTET AUNG Part 2 - Database/40841063_Part 2 Database Report.docx
+++ b/2. Airport Database System/40841063_HLUM HTET AUNG Part 2 - Database/40841063_Part 2 Database Report.docx
@@ -4383,14 +4383,27 @@
       <w:r>
         <w:t xml:space="preserve">Figure </w:t>
       </w:r>
-      <w:fldSimple w:instr=" SEQ Figure \* ARABIC ">
-        <w:r>
-          <w:rPr>
-            <w:noProof/>
-          </w:rPr>
-          <w:t>1</w:t>
-        </w:r>
-      </w:fldSimple>
+      <w:r>
+        <w:fldChar w:fldCharType="begin"/>
+      </w:r>
+      <w:r>
+        <w:instrText xml:space="preserve"> SEQ Figure \* ARABIC </w:instrText>
+      </w:r>
+      <w:r>
+        <w:fldChar w:fldCharType="separate"/>
+      </w:r>
+      <w:r>
+        <w:rPr>
+          <w:noProof/>
+        </w:rPr>
+        <w:t>1</w:t>
+      </w:r>
+      <w:r>
+        <w:rPr>
+          <w:noProof/>
+        </w:rPr>
+        <w:fldChar w:fldCharType="end"/>
+      </w:r>
       <w:r>
         <w:t xml:space="preserve"> Union Table separated</w:t>
       </w:r>
@@ -4436,23 +4449,7 @@
           <w:b/>
           <w:bCs/>
         </w:rPr>
-        <w:t xml:space="preserve">Hourly rates can be seen </w:t>
-      </w:r>
-      <w:proofErr w:type="gramStart"/>
-      <w:r>
-        <w:rPr>
-          <w:b/>
-          <w:bCs/>
-        </w:rPr>
-        <w:t>in</w:t>
-      </w:r>
-      <w:proofErr w:type="gramEnd"/>
-      <w:r>
-        <w:rPr>
-          <w:b/>
-          <w:bCs/>
-        </w:rPr>
-        <w:t xml:space="preserve"> both technicians and traffic controllers.</w:t>
+        <w:t>Hourly rates can be seen in both technicians and traffic controllers.</w:t>
       </w:r>
     </w:p>
     <w:p>
@@ -4602,15 +4599,7 @@
         <w:t xml:space="preserve">(Test events 1: *-------1:1 Airworthy test model) – </w:t>
       </w:r>
       <w:r>
-        <w:t xml:space="preserve">one to many relations where </w:t>
-      </w:r>
-      <w:proofErr w:type="gramStart"/>
-      <w:r>
-        <w:t>a</w:t>
-      </w:r>
-      <w:proofErr w:type="gramEnd"/>
-      <w:r>
-        <w:t xml:space="preserve"> airworthiness test template can be used across many test events. However, each test event is used in exactly one test model.</w:t>
+        <w:t>one to many relations where a airworthiness test template can be used across many test events. However, each test event is used in exactly one test model.</w:t>
       </w:r>
     </w:p>
     <w:p>
@@ -5971,14 +5960,27 @@
       <w:r>
         <w:t xml:space="preserve">Table </w:t>
       </w:r>
-      <w:fldSimple w:instr=" SEQ Table \* ARABIC ">
-        <w:r>
-          <w:rPr>
-            <w:noProof/>
-          </w:rPr>
-          <w:t>1</w:t>
-        </w:r>
-      </w:fldSimple>
+      <w:r>
+        <w:fldChar w:fldCharType="begin"/>
+      </w:r>
+      <w:r>
+        <w:instrText xml:space="preserve"> SEQ Table \* ARABIC </w:instrText>
+      </w:r>
+      <w:r>
+        <w:fldChar w:fldCharType="separate"/>
+      </w:r>
+      <w:r>
+        <w:rPr>
+          <w:noProof/>
+        </w:rPr>
+        <w:t>1</w:t>
+      </w:r>
+      <w:r>
+        <w:rPr>
+          <w:noProof/>
+        </w:rPr>
+        <w:fldChar w:fldCharType="end"/>
+      </w:r>
       <w:r>
         <w:t xml:space="preserve"> Query Test Plan Table</w:t>
       </w:r>
@@ -6267,14 +6269,27 @@
       <w:r>
         <w:t xml:space="preserve">Table </w:t>
       </w:r>
-      <w:fldSimple w:instr=" SEQ Table \* ARABIC ">
-        <w:r>
-          <w:rPr>
-            <w:noProof/>
-          </w:rPr>
-          <w:t>2</w:t>
-        </w:r>
-      </w:fldSimple>
+      <w:r>
+        <w:fldChar w:fldCharType="begin"/>
+      </w:r>
+      <w:r>
+        <w:instrText xml:space="preserve"> SEQ Table \* ARABIC </w:instrText>
+      </w:r>
+      <w:r>
+        <w:fldChar w:fldCharType="separate"/>
+      </w:r>
+      <w:r>
+        <w:rPr>
+          <w:noProof/>
+        </w:rPr>
+        <w:t>2</w:t>
+      </w:r>
+      <w:r>
+        <w:rPr>
+          <w:noProof/>
+        </w:rPr>
+        <w:fldChar w:fldCharType="end"/>
+      </w:r>
       <w:r>
         <w:t xml:space="preserve"> Expected Results for Query 1</w:t>
       </w:r>
@@ -6467,14 +6482,27 @@
       <w:r>
         <w:t xml:space="preserve">Table </w:t>
       </w:r>
-      <w:fldSimple w:instr=" SEQ Table \* ARABIC ">
-        <w:r>
-          <w:rPr>
-            <w:noProof/>
-          </w:rPr>
-          <w:t>3</w:t>
-        </w:r>
-      </w:fldSimple>
+      <w:r>
+        <w:fldChar w:fldCharType="begin"/>
+      </w:r>
+      <w:r>
+        <w:instrText xml:space="preserve"> SEQ Table \* ARABIC </w:instrText>
+      </w:r>
+      <w:r>
+        <w:fldChar w:fldCharType="separate"/>
+      </w:r>
+      <w:r>
+        <w:rPr>
+          <w:noProof/>
+        </w:rPr>
+        <w:t>3</w:t>
+      </w:r>
+      <w:r>
+        <w:rPr>
+          <w:noProof/>
+        </w:rPr>
+        <w:fldChar w:fldCharType="end"/>
+      </w:r>
       <w:r>
         <w:t xml:space="preserve"> Expected Results for Query 2</w:t>
       </w:r>
@@ -6573,14 +6601,27 @@
       <w:r>
         <w:t xml:space="preserve">Table </w:t>
       </w:r>
-      <w:fldSimple w:instr=" SEQ Table \* ARABIC ">
-        <w:r>
-          <w:rPr>
-            <w:noProof/>
-          </w:rPr>
-          <w:t>4</w:t>
-        </w:r>
-      </w:fldSimple>
+      <w:r>
+        <w:fldChar w:fldCharType="begin"/>
+      </w:r>
+      <w:r>
+        <w:instrText xml:space="preserve"> SEQ Table \* ARABIC </w:instrText>
+      </w:r>
+      <w:r>
+        <w:fldChar w:fldCharType="separate"/>
+      </w:r>
+      <w:r>
+        <w:rPr>
+          <w:noProof/>
+        </w:rPr>
+        <w:t>4</w:t>
+      </w:r>
+      <w:r>
+        <w:rPr>
+          <w:noProof/>
+        </w:rPr>
+        <w:fldChar w:fldCharType="end"/>
+      </w:r>
       <w:r>
         <w:t xml:space="preserve"> Expected Results for Query 3</w:t>
       </w:r>
@@ -6805,14 +6846,27 @@
       <w:r>
         <w:t xml:space="preserve">Table </w:t>
       </w:r>
-      <w:fldSimple w:instr=" SEQ Table \* ARABIC ">
-        <w:r>
-          <w:rPr>
-            <w:noProof/>
-          </w:rPr>
-          <w:t>5</w:t>
-        </w:r>
-      </w:fldSimple>
+      <w:r>
+        <w:fldChar w:fldCharType="begin"/>
+      </w:r>
+      <w:r>
+        <w:instrText xml:space="preserve"> SEQ Table \* ARABIC </w:instrText>
+      </w:r>
+      <w:r>
+        <w:fldChar w:fldCharType="separate"/>
+      </w:r>
+      <w:r>
+        <w:rPr>
+          <w:noProof/>
+        </w:rPr>
+        <w:t>5</w:t>
+      </w:r>
+      <w:r>
+        <w:rPr>
+          <w:noProof/>
+        </w:rPr>
+        <w:fldChar w:fldCharType="end"/>
+      </w:r>
       <w:r>
         <w:t xml:space="preserve"> Expected Results for Query 4</w:t>
       </w:r>
@@ -7019,14 +7073,27 @@
       <w:r>
         <w:t xml:space="preserve">Table </w:t>
       </w:r>
-      <w:fldSimple w:instr=" SEQ Table \* ARABIC ">
-        <w:r>
-          <w:rPr>
-            <w:noProof/>
-          </w:rPr>
-          <w:t>6</w:t>
-        </w:r>
-      </w:fldSimple>
+      <w:r>
+        <w:fldChar w:fldCharType="begin"/>
+      </w:r>
+      <w:r>
+        <w:instrText xml:space="preserve"> SEQ Table \* ARABIC </w:instrText>
+      </w:r>
+      <w:r>
+        <w:fldChar w:fldCharType="separate"/>
+      </w:r>
+      <w:r>
+        <w:rPr>
+          <w:noProof/>
+        </w:rPr>
+        <w:t>6</w:t>
+      </w:r>
+      <w:r>
+        <w:rPr>
+          <w:noProof/>
+        </w:rPr>
+        <w:fldChar w:fldCharType="end"/>
+      </w:r>
       <w:r>
         <w:t xml:space="preserve"> Expected Results for Query 5</w:t>
       </w:r>
@@ -7926,14 +7993,27 @@
       <w:r>
         <w:t xml:space="preserve">Figure </w:t>
       </w:r>
-      <w:fldSimple w:instr=" SEQ Figure \* ARABIC ">
-        <w:r>
-          <w:rPr>
-            <w:noProof/>
-          </w:rPr>
-          <w:t>2</w:t>
-        </w:r>
-      </w:fldSimple>
+      <w:r>
+        <w:fldChar w:fldCharType="begin"/>
+      </w:r>
+      <w:r>
+        <w:instrText xml:space="preserve"> SEQ Figure \* ARABIC </w:instrText>
+      </w:r>
+      <w:r>
+        <w:fldChar w:fldCharType="separate"/>
+      </w:r>
+      <w:r>
+        <w:rPr>
+          <w:noProof/>
+        </w:rPr>
+        <w:t>2</w:t>
+      </w:r>
+      <w:r>
+        <w:rPr>
+          <w:noProof/>
+        </w:rPr>
+        <w:fldChar w:fldCharType="end"/>
+      </w:r>
       <w:r>
         <w:t xml:space="preserve"> Updated Airport Database ERD</w:t>
       </w:r>
@@ -8422,14 +8502,27 @@
       <w:r>
         <w:t xml:space="preserve">Table </w:t>
       </w:r>
-      <w:fldSimple w:instr=" SEQ Table \* ARABIC ">
-        <w:r>
-          <w:rPr>
-            <w:noProof/>
-          </w:rPr>
-          <w:t>7</w:t>
-        </w:r>
-      </w:fldSimple>
+      <w:r>
+        <w:fldChar w:fldCharType="begin"/>
+      </w:r>
+      <w:r>
+        <w:instrText xml:space="preserve"> SEQ Table \* ARABIC </w:instrText>
+      </w:r>
+      <w:r>
+        <w:fldChar w:fldCharType="separate"/>
+      </w:r>
+      <w:r>
+        <w:rPr>
+          <w:noProof/>
+        </w:rPr>
+        <w:t>7</w:t>
+      </w:r>
+      <w:r>
+        <w:rPr>
+          <w:noProof/>
+        </w:rPr>
+        <w:fldChar w:fldCharType="end"/>
+      </w:r>
       <w:r>
         <w:t xml:space="preserve"> Relational Schema Table</w:t>
       </w:r>
@@ -8832,14 +8925,27 @@
       <w:r>
         <w:t xml:space="preserve">Figure </w:t>
       </w:r>
-      <w:fldSimple w:instr=" SEQ Figure \* ARABIC ">
-        <w:r>
-          <w:rPr>
-            <w:noProof/>
-          </w:rPr>
-          <w:t>3</w:t>
-        </w:r>
-      </w:fldSimple>
+      <w:r>
+        <w:fldChar w:fldCharType="begin"/>
+      </w:r>
+      <w:r>
+        <w:instrText xml:space="preserve"> SEQ Figure \* ARABIC </w:instrText>
+      </w:r>
+      <w:r>
+        <w:fldChar w:fldCharType="separate"/>
+      </w:r>
+      <w:r>
+        <w:rPr>
+          <w:noProof/>
+        </w:rPr>
+        <w:t>3</w:t>
+      </w:r>
+      <w:r>
+        <w:rPr>
+          <w:noProof/>
+        </w:rPr>
+        <w:fldChar w:fldCharType="end"/>
+      </w:r>
       <w:r>
         <w:t xml:space="preserve"> </w:t>
       </w:r>
@@ -8929,14 +9035,27 @@
       <w:r>
         <w:t xml:space="preserve">Figure </w:t>
       </w:r>
-      <w:fldSimple w:instr=" SEQ Figure \* ARABIC ">
-        <w:r>
-          <w:rPr>
-            <w:noProof/>
-          </w:rPr>
-          <w:t>4</w:t>
-        </w:r>
-      </w:fldSimple>
+      <w:r>
+        <w:fldChar w:fldCharType="begin"/>
+      </w:r>
+      <w:r>
+        <w:instrText xml:space="preserve"> SEQ Figure \* ARABIC </w:instrText>
+      </w:r>
+      <w:r>
+        <w:fldChar w:fldCharType="separate"/>
+      </w:r>
+      <w:r>
+        <w:rPr>
+          <w:noProof/>
+        </w:rPr>
+        <w:t>4</w:t>
+      </w:r>
+      <w:r>
+        <w:rPr>
+          <w:noProof/>
+        </w:rPr>
+        <w:fldChar w:fldCharType="end"/>
+      </w:r>
       <w:r>
         <w:t xml:space="preserve"> Employee Table</w:t>
       </w:r>
@@ -9020,14 +9139,27 @@
       <w:r>
         <w:t xml:space="preserve">Figure </w:t>
       </w:r>
-      <w:fldSimple w:instr=" SEQ Figure \* ARABIC ">
-        <w:r>
-          <w:rPr>
-            <w:noProof/>
-          </w:rPr>
-          <w:t>5</w:t>
-        </w:r>
-      </w:fldSimple>
+      <w:r>
+        <w:fldChar w:fldCharType="begin"/>
+      </w:r>
+      <w:r>
+        <w:instrText xml:space="preserve"> SEQ Figure \* ARABIC </w:instrText>
+      </w:r>
+      <w:r>
+        <w:fldChar w:fldCharType="separate"/>
+      </w:r>
+      <w:r>
+        <w:rPr>
+          <w:noProof/>
+        </w:rPr>
+        <w:t>5</w:t>
+      </w:r>
+      <w:r>
+        <w:rPr>
+          <w:noProof/>
+        </w:rPr>
+        <w:fldChar w:fldCharType="end"/>
+      </w:r>
       <w:r>
         <w:t xml:space="preserve"> Airplane model table</w:t>
       </w:r>
@@ -9111,14 +9243,27 @@
       <w:r>
         <w:t xml:space="preserve">Figure </w:t>
       </w:r>
-      <w:fldSimple w:instr=" SEQ Figure \* ARABIC ">
-        <w:r>
-          <w:rPr>
-            <w:noProof/>
-          </w:rPr>
-          <w:t>6</w:t>
-        </w:r>
-      </w:fldSimple>
+      <w:r>
+        <w:fldChar w:fldCharType="begin"/>
+      </w:r>
+      <w:r>
+        <w:instrText xml:space="preserve"> SEQ Figure \* ARABIC </w:instrText>
+      </w:r>
+      <w:r>
+        <w:fldChar w:fldCharType="separate"/>
+      </w:r>
+      <w:r>
+        <w:rPr>
+          <w:noProof/>
+        </w:rPr>
+        <w:t>6</w:t>
+      </w:r>
+      <w:r>
+        <w:rPr>
+          <w:noProof/>
+        </w:rPr>
+        <w:fldChar w:fldCharType="end"/>
+      </w:r>
       <w:r>
         <w:t xml:space="preserve"> Airplane Table</w:t>
       </w:r>
@@ -9202,14 +9347,27 @@
       <w:r>
         <w:t xml:space="preserve">Figure </w:t>
       </w:r>
-      <w:fldSimple w:instr=" SEQ Figure \* ARABIC ">
-        <w:r>
-          <w:rPr>
-            <w:noProof/>
-          </w:rPr>
-          <w:t>7</w:t>
-        </w:r>
-      </w:fldSimple>
+      <w:r>
+        <w:fldChar w:fldCharType="begin"/>
+      </w:r>
+      <w:r>
+        <w:instrText xml:space="preserve"> SEQ Figure \* ARABIC </w:instrText>
+      </w:r>
+      <w:r>
+        <w:fldChar w:fldCharType="separate"/>
+      </w:r>
+      <w:r>
+        <w:rPr>
+          <w:noProof/>
+        </w:rPr>
+        <w:t>7</w:t>
+      </w:r>
+      <w:r>
+        <w:rPr>
+          <w:noProof/>
+        </w:rPr>
+        <w:fldChar w:fldCharType="end"/>
+      </w:r>
       <w:r>
         <w:t xml:space="preserve"> Technician Table</w:t>
       </w:r>
@@ -9293,14 +9451,27 @@
       <w:r>
         <w:t xml:space="preserve">Figure </w:t>
       </w:r>
-      <w:fldSimple w:instr=" SEQ Figure \* ARABIC ">
-        <w:r>
-          <w:rPr>
-            <w:noProof/>
-          </w:rPr>
-          <w:t>8</w:t>
-        </w:r>
-      </w:fldSimple>
+      <w:r>
+        <w:fldChar w:fldCharType="begin"/>
+      </w:r>
+      <w:r>
+        <w:instrText xml:space="preserve"> SEQ Figure \* ARABIC </w:instrText>
+      </w:r>
+      <w:r>
+        <w:fldChar w:fldCharType="separate"/>
+      </w:r>
+      <w:r>
+        <w:rPr>
+          <w:noProof/>
+        </w:rPr>
+        <w:t>8</w:t>
+      </w:r>
+      <w:r>
+        <w:rPr>
+          <w:noProof/>
+        </w:rPr>
+        <w:fldChar w:fldCharType="end"/>
+      </w:r>
       <w:r>
         <w:t xml:space="preserve"> Traffic controller</w:t>
       </w:r>
@@ -9384,14 +9555,27 @@
       <w:r>
         <w:t xml:space="preserve">Figure </w:t>
       </w:r>
-      <w:fldSimple w:instr=" SEQ Figure \* ARABIC ">
-        <w:r>
-          <w:rPr>
-            <w:noProof/>
-          </w:rPr>
-          <w:t>9</w:t>
-        </w:r>
-      </w:fldSimple>
+      <w:r>
+        <w:fldChar w:fldCharType="begin"/>
+      </w:r>
+      <w:r>
+        <w:instrText xml:space="preserve"> SEQ Figure \* ARABIC </w:instrText>
+      </w:r>
+      <w:r>
+        <w:fldChar w:fldCharType="separate"/>
+      </w:r>
+      <w:r>
+        <w:rPr>
+          <w:noProof/>
+        </w:rPr>
+        <w:t>9</w:t>
+      </w:r>
+      <w:r>
+        <w:rPr>
+          <w:noProof/>
+        </w:rPr>
+        <w:fldChar w:fldCharType="end"/>
+      </w:r>
       <w:r>
         <w:t xml:space="preserve"> Technician expertise table</w:t>
       </w:r>
@@ -9475,14 +9659,27 @@
       <w:r>
         <w:t xml:space="preserve">Figure </w:t>
       </w:r>
-      <w:fldSimple w:instr=" SEQ Figure \* ARABIC ">
-        <w:r>
-          <w:rPr>
-            <w:noProof/>
-          </w:rPr>
-          <w:t>10</w:t>
-        </w:r>
-      </w:fldSimple>
+      <w:r>
+        <w:fldChar w:fldCharType="begin"/>
+      </w:r>
+      <w:r>
+        <w:instrText xml:space="preserve"> SEQ Figure \* ARABIC </w:instrText>
+      </w:r>
+      <w:r>
+        <w:fldChar w:fldCharType="separate"/>
+      </w:r>
+      <w:r>
+        <w:rPr>
+          <w:noProof/>
+        </w:rPr>
+        <w:t>10</w:t>
+      </w:r>
+      <w:r>
+        <w:rPr>
+          <w:noProof/>
+        </w:rPr>
+        <w:fldChar w:fldCharType="end"/>
+      </w:r>
       <w:r>
         <w:t xml:space="preserve"> Airworthiness test model table</w:t>
       </w:r>
@@ -9566,14 +9763,27 @@
       <w:r>
         <w:t xml:space="preserve">Figure </w:t>
       </w:r>
-      <w:fldSimple w:instr=" SEQ Figure \* ARABIC ">
-        <w:r>
-          <w:rPr>
-            <w:noProof/>
-          </w:rPr>
-          <w:t>11</w:t>
-        </w:r>
-      </w:fldSimple>
+      <w:r>
+        <w:fldChar w:fldCharType="begin"/>
+      </w:r>
+      <w:r>
+        <w:instrText xml:space="preserve"> SEQ Figure \* ARABIC </w:instrText>
+      </w:r>
+      <w:r>
+        <w:fldChar w:fldCharType="separate"/>
+      </w:r>
+      <w:r>
+        <w:rPr>
+          <w:noProof/>
+        </w:rPr>
+        <w:t>11</w:t>
+      </w:r>
+      <w:r>
+        <w:rPr>
+          <w:noProof/>
+        </w:rPr>
+        <w:fldChar w:fldCharType="end"/>
+      </w:r>
       <w:r>
         <w:t xml:space="preserve"> Test events table</w:t>
       </w:r>
@@ -9669,14 +9879,27 @@
       <w:r>
         <w:t xml:space="preserve">Figure </w:t>
       </w:r>
-      <w:fldSimple w:instr=" SEQ Figure \* ARABIC ">
-        <w:r>
-          <w:rPr>
-            <w:noProof/>
-          </w:rPr>
-          <w:t>12</w:t>
-        </w:r>
-      </w:fldSimple>
+      <w:r>
+        <w:fldChar w:fldCharType="begin"/>
+      </w:r>
+      <w:r>
+        <w:instrText xml:space="preserve"> SEQ Figure \* ARABIC </w:instrText>
+      </w:r>
+      <w:r>
+        <w:fldChar w:fldCharType="separate"/>
+      </w:r>
+      <w:r>
+        <w:rPr>
+          <w:noProof/>
+        </w:rPr>
+        <w:t>12</w:t>
+      </w:r>
+      <w:r>
+        <w:rPr>
+          <w:noProof/>
+        </w:rPr>
+        <w:fldChar w:fldCharType="end"/>
+      </w:r>
       <w:r>
         <w:t xml:space="preserve"> Union Table Data insertion</w:t>
       </w:r>
@@ -9750,14 +9973,27 @@
       <w:r>
         <w:t xml:space="preserve">Figure </w:t>
       </w:r>
-      <w:fldSimple w:instr=" SEQ Figure \* ARABIC ">
-        <w:r>
-          <w:rPr>
-            <w:noProof/>
-          </w:rPr>
-          <w:t>13</w:t>
-        </w:r>
-      </w:fldSimple>
+      <w:r>
+        <w:fldChar w:fldCharType="begin"/>
+      </w:r>
+      <w:r>
+        <w:instrText xml:space="preserve"> SEQ Figure \* ARABIC </w:instrText>
+      </w:r>
+      <w:r>
+        <w:fldChar w:fldCharType="separate"/>
+      </w:r>
+      <w:r>
+        <w:rPr>
+          <w:noProof/>
+        </w:rPr>
+        <w:t>13</w:t>
+      </w:r>
+      <w:r>
+        <w:rPr>
+          <w:noProof/>
+        </w:rPr>
+        <w:fldChar w:fldCharType="end"/>
+      </w:r>
       <w:r>
         <w:t xml:space="preserve"> Employee Table Data Insertion</w:t>
       </w:r>
@@ -9831,14 +10067,27 @@
       <w:r>
         <w:t xml:space="preserve">Figure </w:t>
       </w:r>
-      <w:fldSimple w:instr=" SEQ Figure \* ARABIC ">
-        <w:r>
-          <w:rPr>
-            <w:noProof/>
-          </w:rPr>
-          <w:t>14</w:t>
-        </w:r>
-      </w:fldSimple>
+      <w:r>
+        <w:fldChar w:fldCharType="begin"/>
+      </w:r>
+      <w:r>
+        <w:instrText xml:space="preserve"> SEQ Figure \* ARABIC </w:instrText>
+      </w:r>
+      <w:r>
+        <w:fldChar w:fldCharType="separate"/>
+      </w:r>
+      <w:r>
+        <w:rPr>
+          <w:noProof/>
+        </w:rPr>
+        <w:t>14</w:t>
+      </w:r>
+      <w:r>
+        <w:rPr>
+          <w:noProof/>
+        </w:rPr>
+        <w:fldChar w:fldCharType="end"/>
+      </w:r>
       <w:r>
         <w:t xml:space="preserve"> Airplane Model Data Insertion</w:t>
       </w:r>
@@ -9912,14 +10161,27 @@
       <w:r>
         <w:t xml:space="preserve">Figure </w:t>
       </w:r>
-      <w:fldSimple w:instr=" SEQ Figure \* ARABIC ">
-        <w:r>
-          <w:rPr>
-            <w:noProof/>
-          </w:rPr>
-          <w:t>15</w:t>
-        </w:r>
-      </w:fldSimple>
+      <w:r>
+        <w:fldChar w:fldCharType="begin"/>
+      </w:r>
+      <w:r>
+        <w:instrText xml:space="preserve"> SEQ Figure \* ARABIC </w:instrText>
+      </w:r>
+      <w:r>
+        <w:fldChar w:fldCharType="separate"/>
+      </w:r>
+      <w:r>
+        <w:rPr>
+          <w:noProof/>
+        </w:rPr>
+        <w:t>15</w:t>
+      </w:r>
+      <w:r>
+        <w:rPr>
+          <w:noProof/>
+        </w:rPr>
+        <w:fldChar w:fldCharType="end"/>
+      </w:r>
       <w:r>
         <w:t xml:space="preserve"> Airplane Data Insertion</w:t>
       </w:r>
@@ -9993,14 +10255,27 @@
       <w:r>
         <w:t xml:space="preserve">Figure </w:t>
       </w:r>
-      <w:fldSimple w:instr=" SEQ Figure \* ARABIC ">
-        <w:r>
-          <w:rPr>
-            <w:noProof/>
-          </w:rPr>
-          <w:t>16</w:t>
-        </w:r>
-      </w:fldSimple>
+      <w:r>
+        <w:fldChar w:fldCharType="begin"/>
+      </w:r>
+      <w:r>
+        <w:instrText xml:space="preserve"> SEQ Figure \* ARABIC </w:instrText>
+      </w:r>
+      <w:r>
+        <w:fldChar w:fldCharType="separate"/>
+      </w:r>
+      <w:r>
+        <w:rPr>
+          <w:noProof/>
+        </w:rPr>
+        <w:t>16</w:t>
+      </w:r>
+      <w:r>
+        <w:rPr>
+          <w:noProof/>
+        </w:rPr>
+        <w:fldChar w:fldCharType="end"/>
+      </w:r>
       <w:r>
         <w:t xml:space="preserve"> Technicians Data Insertion</w:t>
       </w:r>
@@ -10074,14 +10349,27 @@
       <w:r>
         <w:t xml:space="preserve">Figure </w:t>
       </w:r>
-      <w:fldSimple w:instr=" SEQ Figure \* ARABIC ">
-        <w:r>
-          <w:rPr>
-            <w:noProof/>
-          </w:rPr>
-          <w:t>17</w:t>
-        </w:r>
-      </w:fldSimple>
+      <w:r>
+        <w:fldChar w:fldCharType="begin"/>
+      </w:r>
+      <w:r>
+        <w:instrText xml:space="preserve"> SEQ Figure \* ARABIC </w:instrText>
+      </w:r>
+      <w:r>
+        <w:fldChar w:fldCharType="separate"/>
+      </w:r>
+      <w:r>
+        <w:rPr>
+          <w:noProof/>
+        </w:rPr>
+        <w:t>17</w:t>
+      </w:r>
+      <w:r>
+        <w:rPr>
+          <w:noProof/>
+        </w:rPr>
+        <w:fldChar w:fldCharType="end"/>
+      </w:r>
       <w:r>
         <w:t xml:space="preserve"> Traffic Controller Data Insertion</w:t>
       </w:r>
@@ -10155,14 +10443,27 @@
       <w:r>
         <w:t xml:space="preserve">Figure </w:t>
       </w:r>
-      <w:fldSimple w:instr=" SEQ Figure \* ARABIC ">
-        <w:r>
-          <w:rPr>
-            <w:noProof/>
-          </w:rPr>
-          <w:t>18</w:t>
-        </w:r>
-      </w:fldSimple>
+      <w:r>
+        <w:fldChar w:fldCharType="begin"/>
+      </w:r>
+      <w:r>
+        <w:instrText xml:space="preserve"> SEQ Figure \* ARABIC </w:instrText>
+      </w:r>
+      <w:r>
+        <w:fldChar w:fldCharType="separate"/>
+      </w:r>
+      <w:r>
+        <w:rPr>
+          <w:noProof/>
+        </w:rPr>
+        <w:t>18</w:t>
+      </w:r>
+      <w:r>
+        <w:rPr>
+          <w:noProof/>
+        </w:rPr>
+        <w:fldChar w:fldCharType="end"/>
+      </w:r>
       <w:r>
         <w:t xml:space="preserve"> Technician expertise Data Insertion</w:t>
       </w:r>
@@ -10236,14 +10537,27 @@
       <w:r>
         <w:t xml:space="preserve">Figure </w:t>
       </w:r>
-      <w:fldSimple w:instr=" SEQ Figure \* ARABIC ">
-        <w:r>
-          <w:rPr>
-            <w:noProof/>
-          </w:rPr>
-          <w:t>19</w:t>
-        </w:r>
-      </w:fldSimple>
+      <w:r>
+        <w:fldChar w:fldCharType="begin"/>
+      </w:r>
+      <w:r>
+        <w:instrText xml:space="preserve"> SEQ Figure \* ARABIC </w:instrText>
+      </w:r>
+      <w:r>
+        <w:fldChar w:fldCharType="separate"/>
+      </w:r>
+      <w:r>
+        <w:rPr>
+          <w:noProof/>
+        </w:rPr>
+        <w:t>19</w:t>
+      </w:r>
+      <w:r>
+        <w:rPr>
+          <w:noProof/>
+        </w:rPr>
+        <w:fldChar w:fldCharType="end"/>
+      </w:r>
       <w:r>
         <w:t xml:space="preserve"> Airworthiness Tests Data Insertion</w:t>
       </w:r>
@@ -10327,14 +10641,27 @@
       <w:r>
         <w:t xml:space="preserve">Figure </w:t>
       </w:r>
-      <w:fldSimple w:instr=" SEQ Figure \* ARABIC ">
-        <w:r>
-          <w:rPr>
-            <w:noProof/>
-          </w:rPr>
-          <w:t>20</w:t>
-        </w:r>
-      </w:fldSimple>
+      <w:r>
+        <w:fldChar w:fldCharType="begin"/>
+      </w:r>
+      <w:r>
+        <w:instrText xml:space="preserve"> SEQ Figure \* ARABIC </w:instrText>
+      </w:r>
+      <w:r>
+        <w:fldChar w:fldCharType="separate"/>
+      </w:r>
+      <w:r>
+        <w:rPr>
+          <w:noProof/>
+        </w:rPr>
+        <w:t>20</w:t>
+      </w:r>
+      <w:r>
+        <w:rPr>
+          <w:noProof/>
+        </w:rPr>
+        <w:fldChar w:fldCharType="end"/>
+      </w:r>
       <w:r>
         <w:t xml:space="preserve"> Test event data insertion</w:t>
       </w:r>
@@ -10399,14 +10726,27 @@
       <w:r>
         <w:t xml:space="preserve">Figure </w:t>
       </w:r>
-      <w:fldSimple w:instr=" SEQ Figure \* ARABIC ">
-        <w:r>
-          <w:rPr>
-            <w:noProof/>
-          </w:rPr>
-          <w:t>21</w:t>
-        </w:r>
-      </w:fldSimple>
+      <w:r>
+        <w:fldChar w:fldCharType="begin"/>
+      </w:r>
+      <w:r>
+        <w:instrText xml:space="preserve"> SEQ Figure \* ARABIC </w:instrText>
+      </w:r>
+      <w:r>
+        <w:fldChar w:fldCharType="separate"/>
+      </w:r>
+      <w:r>
+        <w:rPr>
+          <w:noProof/>
+        </w:rPr>
+        <w:t>21</w:t>
+      </w:r>
+      <w:r>
+        <w:rPr>
+          <w:noProof/>
+        </w:rPr>
+        <w:fldChar w:fldCharType="end"/>
+      </w:r>
       <w:r>
         <w:t xml:space="preserve"> Inserting more rows in Test events for screenshot</w:t>
       </w:r>
@@ -10507,14 +10847,27 @@
       <w:r>
         <w:t xml:space="preserve">Figure </w:t>
       </w:r>
-      <w:fldSimple w:instr=" SEQ Figure \* ARABIC ">
-        <w:r>
-          <w:rPr>
-            <w:noProof/>
-          </w:rPr>
-          <w:t>22</w:t>
-        </w:r>
-      </w:fldSimple>
+      <w:r>
+        <w:fldChar w:fldCharType="begin"/>
+      </w:r>
+      <w:r>
+        <w:instrText xml:space="preserve"> SEQ Figure \* ARABIC </w:instrText>
+      </w:r>
+      <w:r>
+        <w:fldChar w:fldCharType="separate"/>
+      </w:r>
+      <w:r>
+        <w:rPr>
+          <w:noProof/>
+        </w:rPr>
+        <w:t>22</w:t>
+      </w:r>
+      <w:r>
+        <w:rPr>
+          <w:noProof/>
+        </w:rPr>
+        <w:fldChar w:fldCharType="end"/>
+      </w:r>
       <w:r>
         <w:t xml:space="preserve"> Airplane Test Performance Summary</w:t>
       </w:r>
@@ -10596,14 +10949,27 @@
       <w:r>
         <w:t xml:space="preserve">Figure </w:t>
       </w:r>
-      <w:fldSimple w:instr=" SEQ Figure \* ARABIC ">
-        <w:r>
-          <w:rPr>
-            <w:noProof/>
-          </w:rPr>
-          <w:t>23</w:t>
-        </w:r>
-      </w:fldSimple>
+      <w:r>
+        <w:fldChar w:fldCharType="begin"/>
+      </w:r>
+      <w:r>
+        <w:instrText xml:space="preserve"> SEQ Figure \* ARABIC </w:instrText>
+      </w:r>
+      <w:r>
+        <w:fldChar w:fldCharType="separate"/>
+      </w:r>
+      <w:r>
+        <w:rPr>
+          <w:noProof/>
+        </w:rPr>
+        <w:t>23</w:t>
+      </w:r>
+      <w:r>
+        <w:rPr>
+          <w:noProof/>
+        </w:rPr>
+        <w:fldChar w:fldCharType="end"/>
+      </w:r>
       <w:r>
         <w:t xml:space="preserve"> Employee Annual Performance Query</w:t>
       </w:r>
@@ -10708,14 +11074,27 @@
       <w:r>
         <w:t xml:space="preserve">Figure </w:t>
       </w:r>
-      <w:fldSimple w:instr=" SEQ Figure \* ARABIC ">
-        <w:r>
-          <w:rPr>
-            <w:noProof/>
-          </w:rPr>
-          <w:t>24</w:t>
-        </w:r>
-      </w:fldSimple>
+      <w:r>
+        <w:fldChar w:fldCharType="begin"/>
+      </w:r>
+      <w:r>
+        <w:instrText xml:space="preserve"> SEQ Figure \* ARABIC </w:instrText>
+      </w:r>
+      <w:r>
+        <w:fldChar w:fldCharType="separate"/>
+      </w:r>
+      <w:r>
+        <w:rPr>
+          <w:noProof/>
+        </w:rPr>
+        <w:t>24</w:t>
+      </w:r>
+      <w:r>
+        <w:rPr>
+          <w:noProof/>
+        </w:rPr>
+        <w:fldChar w:fldCharType="end"/>
+      </w:r>
       <w:r>
         <w:t xml:space="preserve"> Recently examined traffic controllers</w:t>
       </w:r>
@@ -10798,14 +11177,27 @@
       <w:r>
         <w:t xml:space="preserve">Figure </w:t>
       </w:r>
-      <w:fldSimple w:instr=" SEQ Figure \* ARABIC ">
-        <w:r>
-          <w:rPr>
-            <w:noProof/>
-          </w:rPr>
-          <w:t>25</w:t>
-        </w:r>
-      </w:fldSimple>
+      <w:r>
+        <w:fldChar w:fldCharType="begin"/>
+      </w:r>
+      <w:r>
+        <w:instrText xml:space="preserve"> SEQ Figure \* ARABIC </w:instrText>
+      </w:r>
+      <w:r>
+        <w:fldChar w:fldCharType="separate"/>
+      </w:r>
+      <w:r>
+        <w:rPr>
+          <w:noProof/>
+        </w:rPr>
+        <w:t>25</w:t>
+      </w:r>
+      <w:r>
+        <w:rPr>
+          <w:noProof/>
+        </w:rPr>
+        <w:fldChar w:fldCharType="end"/>
+      </w:r>
       <w:r>
         <w:t xml:space="preserve"> Airplane safety check query</w:t>
       </w:r>
@@ -10868,14 +11260,27 @@
       <w:r>
         <w:t xml:space="preserve">Figure </w:t>
       </w:r>
-      <w:fldSimple w:instr=" SEQ Figure \* ARABIC ">
-        <w:r>
-          <w:rPr>
-            <w:noProof/>
-          </w:rPr>
-          <w:t>26</w:t>
-        </w:r>
-      </w:fldSimple>
+      <w:r>
+        <w:fldChar w:fldCharType="begin"/>
+      </w:r>
+      <w:r>
+        <w:instrText xml:space="preserve"> SEQ Figure \* ARABIC </w:instrText>
+      </w:r>
+      <w:r>
+        <w:fldChar w:fldCharType="separate"/>
+      </w:r>
+      <w:r>
+        <w:rPr>
+          <w:noProof/>
+        </w:rPr>
+        <w:t>26</w:t>
+      </w:r>
+      <w:r>
+        <w:rPr>
+          <w:noProof/>
+        </w:rPr>
+        <w:fldChar w:fldCharType="end"/>
+      </w:r>
       <w:r>
         <w:t xml:space="preserve"> Aircraft safety check results</w:t>
       </w:r>
@@ -10967,14 +11372,27 @@
       <w:r>
         <w:t xml:space="preserve">Figure </w:t>
       </w:r>
-      <w:fldSimple w:instr=" SEQ Figure \* ARABIC ">
-        <w:r>
-          <w:rPr>
-            <w:noProof/>
-          </w:rPr>
-          <w:t>27</w:t>
-        </w:r>
-      </w:fldSimple>
+      <w:r>
+        <w:fldChar w:fldCharType="begin"/>
+      </w:r>
+      <w:r>
+        <w:instrText xml:space="preserve"> SEQ Figure \* ARABIC </w:instrText>
+      </w:r>
+      <w:r>
+        <w:fldChar w:fldCharType="separate"/>
+      </w:r>
+      <w:r>
+        <w:rPr>
+          <w:noProof/>
+        </w:rPr>
+        <w:t>27</w:t>
+      </w:r>
+      <w:r>
+        <w:rPr>
+          <w:noProof/>
+        </w:rPr>
+        <w:fldChar w:fldCharType="end"/>
+      </w:r>
       <w:r>
         <w:t xml:space="preserve"> Technician </w:t>
       </w:r>
@@ -11295,14 +11713,27 @@
       <w:r>
         <w:t xml:space="preserve">Table </w:t>
       </w:r>
-      <w:fldSimple w:instr=" SEQ Table \* ARABIC ">
-        <w:r>
-          <w:rPr>
-            <w:noProof/>
-          </w:rPr>
-          <w:t>8</w:t>
-        </w:r>
-      </w:fldSimple>
+      <w:r>
+        <w:fldChar w:fldCharType="begin"/>
+      </w:r>
+      <w:r>
+        <w:instrText xml:space="preserve"> SEQ Table \* ARABIC </w:instrText>
+      </w:r>
+      <w:r>
+        <w:fldChar w:fldCharType="separate"/>
+      </w:r>
+      <w:r>
+        <w:rPr>
+          <w:noProof/>
+        </w:rPr>
+        <w:t>8</w:t>
+      </w:r>
+      <w:r>
+        <w:rPr>
+          <w:noProof/>
+        </w:rPr>
+        <w:fldChar w:fldCharType="end"/>
+      </w:r>
       <w:r>
         <w:t xml:space="preserve"> Query 1 Test Plan</w:t>
       </w:r>
@@ -11360,14 +11791,27 @@
       <w:r>
         <w:t xml:space="preserve">Table </w:t>
       </w:r>
-      <w:fldSimple w:instr=" SEQ Table \* ARABIC ">
-        <w:r>
-          <w:rPr>
-            <w:noProof/>
-          </w:rPr>
-          <w:t>9</w:t>
-        </w:r>
-      </w:fldSimple>
+      <w:r>
+        <w:fldChar w:fldCharType="begin"/>
+      </w:r>
+      <w:r>
+        <w:instrText xml:space="preserve"> SEQ Table \* ARABIC </w:instrText>
+      </w:r>
+      <w:r>
+        <w:fldChar w:fldCharType="separate"/>
+      </w:r>
+      <w:r>
+        <w:rPr>
+          <w:noProof/>
+        </w:rPr>
+        <w:t>9</w:t>
+      </w:r>
+      <w:r>
+        <w:rPr>
+          <w:noProof/>
+        </w:rPr>
+        <w:fldChar w:fldCharType="end"/>
+      </w:r>
       <w:r>
         <w:t xml:space="preserve"> Query 1 Actual Results</w:t>
       </w:r>
@@ -11562,14 +12006,27 @@
       <w:r>
         <w:t xml:space="preserve">Table </w:t>
       </w:r>
-      <w:fldSimple w:instr=" SEQ Table \* ARABIC ">
-        <w:r>
-          <w:rPr>
-            <w:noProof/>
-          </w:rPr>
-          <w:t>10</w:t>
-        </w:r>
-      </w:fldSimple>
+      <w:r>
+        <w:fldChar w:fldCharType="begin"/>
+      </w:r>
+      <w:r>
+        <w:instrText xml:space="preserve"> SEQ Table \* ARABIC </w:instrText>
+      </w:r>
+      <w:r>
+        <w:fldChar w:fldCharType="separate"/>
+      </w:r>
+      <w:r>
+        <w:rPr>
+          <w:noProof/>
+        </w:rPr>
+        <w:t>10</w:t>
+      </w:r>
+      <w:r>
+        <w:rPr>
+          <w:noProof/>
+        </w:rPr>
+        <w:fldChar w:fldCharType="end"/>
+      </w:r>
       <w:r>
         <w:t xml:space="preserve"> Query 2 Test Plan</w:t>
       </w:r>
@@ -11628,14 +12085,27 @@
       <w:r>
         <w:t xml:space="preserve">Table </w:t>
       </w:r>
-      <w:fldSimple w:instr=" SEQ Table \* ARABIC ">
-        <w:r>
-          <w:rPr>
-            <w:noProof/>
-          </w:rPr>
-          <w:t>11</w:t>
-        </w:r>
-      </w:fldSimple>
+      <w:r>
+        <w:fldChar w:fldCharType="begin"/>
+      </w:r>
+      <w:r>
+        <w:instrText xml:space="preserve"> SEQ Table \* ARABIC </w:instrText>
+      </w:r>
+      <w:r>
+        <w:fldChar w:fldCharType="separate"/>
+      </w:r>
+      <w:r>
+        <w:rPr>
+          <w:noProof/>
+        </w:rPr>
+        <w:t>11</w:t>
+      </w:r>
+      <w:r>
+        <w:rPr>
+          <w:noProof/>
+        </w:rPr>
+        <w:fldChar w:fldCharType="end"/>
+      </w:r>
       <w:r>
         <w:t xml:space="preserve"> Query 2 Actual Results</w:t>
       </w:r>
@@ -11736,14 +12206,27 @@
       <w:r>
         <w:t xml:space="preserve">Table </w:t>
       </w:r>
-      <w:fldSimple w:instr=" SEQ Table \* ARABIC ">
-        <w:r>
-          <w:rPr>
-            <w:noProof/>
-          </w:rPr>
-          <w:t>12</w:t>
-        </w:r>
-      </w:fldSimple>
+      <w:r>
+        <w:fldChar w:fldCharType="begin"/>
+      </w:r>
+      <w:r>
+        <w:instrText xml:space="preserve"> SEQ Table \* ARABIC </w:instrText>
+      </w:r>
+      <w:r>
+        <w:fldChar w:fldCharType="separate"/>
+      </w:r>
+      <w:r>
+        <w:rPr>
+          <w:noProof/>
+        </w:rPr>
+        <w:t>12</w:t>
+      </w:r>
+      <w:r>
+        <w:rPr>
+          <w:noProof/>
+        </w:rPr>
+        <w:fldChar w:fldCharType="end"/>
+      </w:r>
       <w:r>
         <w:t xml:space="preserve"> Query 3 Test Plan</w:t>
       </w:r>
@@ -11802,14 +12285,27 @@
       <w:r>
         <w:t xml:space="preserve">Table </w:t>
       </w:r>
-      <w:fldSimple w:instr=" SEQ Table \* ARABIC ">
-        <w:r>
-          <w:rPr>
-            <w:noProof/>
-          </w:rPr>
-          <w:t>13</w:t>
-        </w:r>
-      </w:fldSimple>
+      <w:r>
+        <w:fldChar w:fldCharType="begin"/>
+      </w:r>
+      <w:r>
+        <w:instrText xml:space="preserve"> SEQ Table \* ARABIC </w:instrText>
+      </w:r>
+      <w:r>
+        <w:fldChar w:fldCharType="separate"/>
+      </w:r>
+      <w:r>
+        <w:rPr>
+          <w:noProof/>
+        </w:rPr>
+        <w:t>13</w:t>
+      </w:r>
+      <w:r>
+        <w:rPr>
+          <w:noProof/>
+        </w:rPr>
+        <w:fldChar w:fldCharType="end"/>
+      </w:r>
       <w:r>
         <w:t xml:space="preserve"> Query 3 Actual Results</w:t>
       </w:r>
@@ -12035,14 +12531,27 @@
       <w:r>
         <w:t xml:space="preserve">Table </w:t>
       </w:r>
-      <w:fldSimple w:instr=" SEQ Table \* ARABIC ">
-        <w:r>
-          <w:rPr>
-            <w:noProof/>
-          </w:rPr>
-          <w:t>14</w:t>
-        </w:r>
-      </w:fldSimple>
+      <w:r>
+        <w:fldChar w:fldCharType="begin"/>
+      </w:r>
+      <w:r>
+        <w:instrText xml:space="preserve"> SEQ Table \* ARABIC </w:instrText>
+      </w:r>
+      <w:r>
+        <w:fldChar w:fldCharType="separate"/>
+      </w:r>
+      <w:r>
+        <w:rPr>
+          <w:noProof/>
+        </w:rPr>
+        <w:t>14</w:t>
+      </w:r>
+      <w:r>
+        <w:rPr>
+          <w:noProof/>
+        </w:rPr>
+        <w:fldChar w:fldCharType="end"/>
+      </w:r>
       <w:r>
         <w:t xml:space="preserve"> Query 4 Test Plan</w:t>
       </w:r>
@@ -12106,14 +12615,27 @@
       <w:r>
         <w:t xml:space="preserve">Table </w:t>
       </w:r>
-      <w:fldSimple w:instr=" SEQ Table \* ARABIC ">
-        <w:r>
-          <w:rPr>
-            <w:noProof/>
-          </w:rPr>
-          <w:t>15</w:t>
-        </w:r>
-      </w:fldSimple>
+      <w:r>
+        <w:fldChar w:fldCharType="begin"/>
+      </w:r>
+      <w:r>
+        <w:instrText xml:space="preserve"> SEQ Table \* ARABIC </w:instrText>
+      </w:r>
+      <w:r>
+        <w:fldChar w:fldCharType="separate"/>
+      </w:r>
+      <w:r>
+        <w:rPr>
+          <w:noProof/>
+        </w:rPr>
+        <w:t>15</w:t>
+      </w:r>
+      <w:r>
+        <w:rPr>
+          <w:noProof/>
+        </w:rPr>
+        <w:fldChar w:fldCharType="end"/>
+      </w:r>
       <w:r>
         <w:t xml:space="preserve"> Query 4 Actual Results</w:t>
       </w:r>
@@ -12322,14 +12844,27 @@
       <w:r>
         <w:t xml:space="preserve">Table </w:t>
       </w:r>
-      <w:fldSimple w:instr=" SEQ Table \* ARABIC ">
-        <w:r>
-          <w:rPr>
-            <w:noProof/>
-          </w:rPr>
-          <w:t>16</w:t>
-        </w:r>
-      </w:fldSimple>
+      <w:r>
+        <w:fldChar w:fldCharType="begin"/>
+      </w:r>
+      <w:r>
+        <w:instrText xml:space="preserve"> SEQ Table \* ARABIC </w:instrText>
+      </w:r>
+      <w:r>
+        <w:fldChar w:fldCharType="separate"/>
+      </w:r>
+      <w:r>
+        <w:rPr>
+          <w:noProof/>
+        </w:rPr>
+        <w:t>16</w:t>
+      </w:r>
+      <w:r>
+        <w:rPr>
+          <w:noProof/>
+        </w:rPr>
+        <w:fldChar w:fldCharType="end"/>
+      </w:r>
       <w:r>
         <w:t xml:space="preserve"> Query 5 Test Plan</w:t>
       </w:r>
@@ -12387,14 +12922,27 @@
       <w:r>
         <w:t xml:space="preserve">Table </w:t>
       </w:r>
-      <w:fldSimple w:instr=" SEQ Table \* ARABIC ">
-        <w:r>
-          <w:rPr>
-            <w:noProof/>
-          </w:rPr>
-          <w:t>17</w:t>
-        </w:r>
-      </w:fldSimple>
+      <w:r>
+        <w:fldChar w:fldCharType="begin"/>
+      </w:r>
+      <w:r>
+        <w:instrText xml:space="preserve"> SEQ Table \* ARABIC </w:instrText>
+      </w:r>
+      <w:r>
+        <w:fldChar w:fldCharType="separate"/>
+      </w:r>
+      <w:r>
+        <w:rPr>
+          <w:noProof/>
+        </w:rPr>
+        <w:t>17</w:t>
+      </w:r>
+      <w:r>
+        <w:rPr>
+          <w:noProof/>
+        </w:rPr>
+        <w:fldChar w:fldCharType="end"/>
+      </w:r>
       <w:r>
         <w:t xml:space="preserve"> Query 5 Actual Results</w:t>
       </w:r>
@@ -12492,14 +13040,27 @@
       <w:r>
         <w:t xml:space="preserve">Figure </w:t>
       </w:r>
-      <w:fldSimple w:instr=" SEQ Figure \* ARABIC ">
-        <w:r>
-          <w:rPr>
-            <w:noProof/>
-          </w:rPr>
-          <w:t>28</w:t>
-        </w:r>
-      </w:fldSimple>
+      <w:r>
+        <w:fldChar w:fldCharType="begin"/>
+      </w:r>
+      <w:r>
+        <w:instrText xml:space="preserve"> SEQ Figure \* ARABIC </w:instrText>
+      </w:r>
+      <w:r>
+        <w:fldChar w:fldCharType="separate"/>
+      </w:r>
+      <w:r>
+        <w:rPr>
+          <w:noProof/>
+        </w:rPr>
+        <w:t>28</w:t>
+      </w:r>
+      <w:r>
+        <w:rPr>
+          <w:noProof/>
+        </w:rPr>
+        <w:fldChar w:fldCharType="end"/>
+      </w:r>
       <w:r>
         <w:t xml:space="preserve"> Name Length Constraints</w:t>
       </w:r>
@@ -12570,14 +13131,27 @@
       <w:r>
         <w:t xml:space="preserve">Figure </w:t>
       </w:r>
-      <w:fldSimple w:instr=" SEQ Figure \* ARABIC ">
-        <w:r>
-          <w:rPr>
-            <w:noProof/>
-          </w:rPr>
-          <w:t>29</w:t>
-        </w:r>
-      </w:fldSimple>
+      <w:r>
+        <w:fldChar w:fldCharType="begin"/>
+      </w:r>
+      <w:r>
+        <w:instrText xml:space="preserve"> SEQ Figure \* ARABIC </w:instrText>
+      </w:r>
+      <w:r>
+        <w:fldChar w:fldCharType="separate"/>
+      </w:r>
+      <w:r>
+        <w:rPr>
+          <w:noProof/>
+        </w:rPr>
+        <w:t>29</w:t>
+      </w:r>
+      <w:r>
+        <w:rPr>
+          <w:noProof/>
+        </w:rPr>
+        <w:fldChar w:fldCharType="end"/>
+      </w:r>
       <w:r>
         <w:t xml:space="preserve"> Union name length</w:t>
       </w:r>
@@ -12706,14 +13280,27 @@
       <w:r>
         <w:t xml:space="preserve">Figure </w:t>
       </w:r>
-      <w:fldSimple w:instr=" SEQ Figure \* ARABIC ">
-        <w:r>
-          <w:rPr>
-            <w:noProof/>
-          </w:rPr>
-          <w:t>30</w:t>
-        </w:r>
-      </w:fldSimple>
+      <w:r>
+        <w:fldChar w:fldCharType="begin"/>
+      </w:r>
+      <w:r>
+        <w:instrText xml:space="preserve"> SEQ Figure \* ARABIC </w:instrText>
+      </w:r>
+      <w:r>
+        <w:fldChar w:fldCharType="separate"/>
+      </w:r>
+      <w:r>
+        <w:rPr>
+          <w:noProof/>
+        </w:rPr>
+        <w:t>30</w:t>
+      </w:r>
+      <w:r>
+        <w:rPr>
+          <w:noProof/>
+        </w:rPr>
+        <w:fldChar w:fldCharType="end"/>
+      </w:r>
       <w:r>
         <w:t xml:space="preserve"> Employee and Union Table relation testing</w:t>
       </w:r>
@@ -12725,11 +13312,9 @@
       <w:r>
         <w:t xml:space="preserve">This test checks referential integrity by trying to insert a record into </w:t>
       </w:r>
-      <w:proofErr w:type="gramStart"/>
-      <w:r>
-        <w:t>a EMP</w:t>
-      </w:r>
-      <w:proofErr w:type="gramEnd"/>
+      <w:r>
+        <w:t>an EMP</w:t>
+      </w:r>
       <w:r>
         <w:t xml:space="preserve"> table (EMP031) with an </w:t>
       </w:r>
@@ -12772,6 +13357,228 @@
       <w:r>
         <w:tab/>
         <w:t>By looking at these test results, it is evidence that relation and constraints between the tables are working accordingly. Other constraints such as Primary Key not null values and other constraints will be tested in the demonstration recording.</w:t>
+      </w:r>
+      <w:r>
+        <w:t xml:space="preserve"> To test primary keys the tester will try to insert duplicated key value, and the database will throw an error. For not null attribute values the test will include ‘Null’ for the value and the database will throw an error.</w:t>
+      </w:r>
+    </w:p>
+    <w:p>
+      <w:pPr>
+        <w:spacing w:line="278" w:lineRule="auto"/>
+        <w:jc w:val="left"/>
+      </w:pPr>
+      <w:r>
+        <w:br w:type="page"/>
+      </w:r>
+    </w:p>
+    <w:p>
+      <w:pPr>
+        <w:pStyle w:val="Heading2"/>
+      </w:pPr>
+      <w:r>
+        <w:lastRenderedPageBreak/>
+        <w:t>Additional Feature – Trigger</w:t>
+      </w:r>
+    </w:p>
+    <w:p>
+      <w:r>
+        <w:tab/>
+      </w:r>
+      <w:r>
+        <w:t xml:space="preserve">A trigger was added to the </w:t>
+      </w:r>
+      <w:proofErr w:type="spellStart"/>
+      <w:r>
+        <w:t>Test_events</w:t>
+      </w:r>
+      <w:proofErr w:type="spellEnd"/>
+      <w:r>
+        <w:t xml:space="preserve"> table, that logs any changes to test event information automatically. The trigger will store the name of the table, the record id, the type of action taken, the old value, the new value, the date of the update and the username of the user who changed the record in the </w:t>
+      </w:r>
+      <w:proofErr w:type="spellStart"/>
+      <w:r>
+        <w:t>Update_Log</w:t>
+      </w:r>
+      <w:proofErr w:type="spellEnd"/>
+      <w:r>
+        <w:t xml:space="preserve"> table when updating a record. This will give an audit trail for tracking changes and enhance accountability and reliability of the database.</w:t>
+      </w:r>
+    </w:p>
+    <w:p>
+      <w:pPr>
+        <w:keepNext/>
+        <w:jc w:val="center"/>
+      </w:pPr>
+      <w:r>
+        <w:drawing>
+          <wp:inline distT="0" distB="0" distL="0" distR="0" wp14:anchorId="6D71F517" wp14:editId="0F7A05E1">
+            <wp:extent cx="5943600" cy="2415540"/>
+            <wp:effectExtent l="19050" t="19050" r="19050" b="22860"/>
+            <wp:docPr id="666734795" name="Picture 1"/>
+            <wp:cNvGraphicFramePr>
+              <a:graphicFrameLocks xmlns:a="http://schemas.openxmlformats.org/drawingml/2006/main" noChangeAspect="1"/>
+            </wp:cNvGraphicFramePr>
+            <a:graphic xmlns:a="http://schemas.openxmlformats.org/drawingml/2006/main">
+              <a:graphicData uri="http://schemas.openxmlformats.org/drawingml/2006/picture">
+                <pic:pic xmlns:pic="http://schemas.openxmlformats.org/drawingml/2006/picture">
+                  <pic:nvPicPr>
+                    <pic:cNvPr id="666734795" name=""/>
+                    <pic:cNvPicPr/>
+                  </pic:nvPicPr>
+                  <pic:blipFill>
+                    <a:blip r:embed="rId41"/>
+                    <a:stretch>
+                      <a:fillRect/>
+                    </a:stretch>
+                  </pic:blipFill>
+                  <pic:spPr>
+                    <a:xfrm>
+                      <a:off x="0" y="0"/>
+                      <a:ext cx="5943600" cy="2415540"/>
+                    </a:xfrm>
+                    <a:prstGeom prst="rect">
+                      <a:avLst/>
+                    </a:prstGeom>
+                    <a:ln>
+                      <a:solidFill>
+                        <a:schemeClr val="tx1"/>
+                      </a:solidFill>
+                    </a:ln>
+                  </pic:spPr>
+                </pic:pic>
+              </a:graphicData>
+            </a:graphic>
+          </wp:inline>
+        </w:drawing>
+      </w:r>
+    </w:p>
+    <w:p>
+      <w:pPr>
+        <w:jc w:val="center"/>
+      </w:pPr>
+      <w:r>
+        <w:t xml:space="preserve">Figure </w:t>
+      </w:r>
+      <w:r>
+        <w:fldChar w:fldCharType="begin"/>
+      </w:r>
+      <w:r>
+        <w:instrText xml:space="preserve"> SEQ Figure \* ARABIC </w:instrText>
+      </w:r>
+      <w:r>
+        <w:fldChar w:fldCharType="separate"/>
+      </w:r>
+      <w:r>
+        <w:rPr>
+          <w:noProof/>
+        </w:rPr>
+        <w:t>31</w:t>
+      </w:r>
+      <w:r>
+        <w:fldChar w:fldCharType="end"/>
+      </w:r>
+      <w:r>
+        <w:t xml:space="preserve"> Test events trigger table</w:t>
+      </w:r>
+    </w:p>
+    <w:p>
+      <w:r>
+        <w:tab/>
+        <w:t>The table is not included in the ERD because it has no relation or attributes since its automatically updating table.</w:t>
+      </w:r>
+    </w:p>
+    <w:p>
+      <w:pPr>
+        <w:keepNext/>
+        <w:jc w:val="center"/>
+      </w:pPr>
+      <w:r>
+        <w:lastRenderedPageBreak/>
+        <w:drawing>
+          <wp:inline distT="0" distB="0" distL="0" distR="0" wp14:anchorId="4ED6EEAD" wp14:editId="4F358380">
+            <wp:extent cx="3666374" cy="6480810"/>
+            <wp:effectExtent l="19050" t="19050" r="10795" b="15240"/>
+            <wp:docPr id="559954853" name="Picture 1"/>
+            <wp:cNvGraphicFramePr>
+              <a:graphicFrameLocks xmlns:a="http://schemas.openxmlformats.org/drawingml/2006/main" noChangeAspect="1"/>
+            </wp:cNvGraphicFramePr>
+            <a:graphic xmlns:a="http://schemas.openxmlformats.org/drawingml/2006/main">
+              <a:graphicData uri="http://schemas.openxmlformats.org/drawingml/2006/picture">
+                <pic:pic xmlns:pic="http://schemas.openxmlformats.org/drawingml/2006/picture">
+                  <pic:nvPicPr>
+                    <pic:cNvPr id="559954853" name=""/>
+                    <pic:cNvPicPr/>
+                  </pic:nvPicPr>
+                  <pic:blipFill>
+                    <a:blip r:embed="rId42"/>
+                    <a:stretch>
+                      <a:fillRect/>
+                    </a:stretch>
+                  </pic:blipFill>
+                  <pic:spPr>
+                    <a:xfrm>
+                      <a:off x="0" y="0"/>
+                      <a:ext cx="3668800" cy="6485099"/>
+                    </a:xfrm>
+                    <a:prstGeom prst="rect">
+                      <a:avLst/>
+                    </a:prstGeom>
+                    <a:ln>
+                      <a:solidFill>
+                        <a:schemeClr val="tx1"/>
+                      </a:solidFill>
+                    </a:ln>
+                  </pic:spPr>
+                </pic:pic>
+              </a:graphicData>
+            </a:graphic>
+          </wp:inline>
+        </w:drawing>
+      </w:r>
+    </w:p>
+    <w:p>
+      <w:pPr>
+        <w:jc w:val="center"/>
+      </w:pPr>
+      <w:r>
+        <w:t xml:space="preserve">Figure </w:t>
+      </w:r>
+      <w:r>
+        <w:fldChar w:fldCharType="begin"/>
+      </w:r>
+      <w:r>
+        <w:instrText xml:space="preserve"> SEQ Figure \* ARABIC </w:instrText>
+      </w:r>
+      <w:r>
+        <w:fldChar w:fldCharType="separate"/>
+      </w:r>
+      <w:r>
+        <w:rPr>
+          <w:noProof/>
+        </w:rPr>
+        <w:t>32</w:t>
+      </w:r>
+      <w:r>
+        <w:fldChar w:fldCharType="end"/>
+      </w:r>
+      <w:r>
+        <w:t xml:space="preserve"> Test event trigger</w:t>
+      </w:r>
+    </w:p>
+    <w:p>
+      <w:r>
+        <w:tab/>
+      </w:r>
+      <w:r>
+        <w:t xml:space="preserve">The trigger compares OLD and NEW values before and after an update is made to the database, so that it can maintain a clean history of updates. The CURRENT_USER() function is also used to identify the database account that is used to modify the database. The logged information can be viewed in the </w:t>
+      </w:r>
+      <w:proofErr w:type="spellStart"/>
+      <w:r>
+        <w:t>Update_Log</w:t>
+      </w:r>
+      <w:proofErr w:type="spellEnd"/>
+      <w:r>
+        <w:t xml:space="preserve"> table to help monitor and audit database changes.</w:t>
       </w:r>
     </w:p>
     <w:sectPr>
@@ -15252,7 +16059,6 @@
   <w:style w:type="character" w:default="1" w:styleId="DefaultParagraphFont">
     <w:name w:val="Default Paragraph Font"/>
     <w:uiPriority w:val="1"/>
-    <w:semiHidden/>
     <w:unhideWhenUsed/>
   </w:style>
   <w:style w:type="table" w:default="1" w:styleId="TableNormal">
